--- a/src/main/resources/capitalone/codesignal/swe/CodeSignal_Questions_SWE.docx
+++ b/src/main/resources/capitalone/codesignal/swe/CodeSignal_Questions_SWE.docx
@@ -323,11 +323,11 @@
         <w:t>Specially</w:t>
       </w:r>
       <w:r>
-        <w:t xml:space="preserve">, the scooters are represented by an array </w:t>
+        <w:t xml:space="preserve">, the scooters are represented by an </w:t>
       </w:r>
       <w:proofErr w:type="gramStart"/>
       <w:r>
-        <w:t>scooters</w:t>
+        <w:t>array scooters</w:t>
       </w:r>
       <w:proofErr w:type="gramEnd"/>
       <w:r>
@@ -9796,6 +9796,63 @@
     </w:p>
     <w:p>
       <w:pPr>
+        <w:ind w:left="720"/>
+        <w:rPr>
+          <w:rFonts w:eastAsiaTheme="minorEastAsia"/>
+        </w:rPr>
+      </w:pPr>
+    </w:p>
+    <w:p>
+      <w:pPr>
+        <w:ind w:left="720"/>
+        <w:rPr>
+          <w:rFonts w:eastAsiaTheme="minorEastAsia"/>
+        </w:rPr>
+      </w:pPr>
+      <w:r>
+        <w:rPr>
+          <w:rFonts w:eastAsiaTheme="minorEastAsia"/>
+          <w:highlight w:val="yellow"/>
+        </w:rPr>
+        <w:t>Note</w:t>
+      </w:r>
+      <w:r>
+        <w:rPr>
+          <w:rFonts w:eastAsiaTheme="minorEastAsia"/>
+        </w:rPr>
+        <w:t xml:space="preserve"> – Same solution for Question 20 can be used, except for “</w:t>
+      </w:r>
+      <w:proofErr w:type="spellStart"/>
+      <w:r>
+        <w:rPr>
+          <w:rFonts w:eastAsiaTheme="minorEastAsia"/>
+        </w:rPr>
+        <w:t>goTo</w:t>
+      </w:r>
+      <w:proofErr w:type="spellEnd"/>
+      <w:r>
+        <w:rPr>
+          <w:rFonts w:eastAsiaTheme="minorEastAsia"/>
+        </w:rPr>
+        <w:t xml:space="preserve">” use “switch” and instead of “create” use “push”. In question 20 you are given commands </w:t>
+      </w:r>
+      <w:proofErr w:type="gramStart"/>
+      <w:r>
+        <w:rPr>
+          <w:rFonts w:eastAsiaTheme="minorEastAsia"/>
+        </w:rPr>
+        <w:t>array,</w:t>
+      </w:r>
+      <w:proofErr w:type="gramEnd"/>
+      <w:r>
+        <w:rPr>
+          <w:rFonts w:eastAsiaTheme="minorEastAsia"/>
+        </w:rPr>
+        <w:t xml:space="preserve"> in this problem it is logs array.</w:t>
+      </w:r>
+    </w:p>
+    <w:p>
+      <w:pPr>
         <w:rPr>
           <w:rFonts w:eastAsiaTheme="minorEastAsia"/>
         </w:rPr>
@@ -9883,14 +9940,8 @@
         <w:rPr>
           <w:rFonts w:eastAsiaTheme="minorEastAsia"/>
         </w:rPr>
-        <w:t xml:space="preserve">Note: A prefix of number is a number formed by one or more of its digits, starting from its highest-order digit. For example, 123 is a prefix of the number 12345 and 2 is a prefix of the number 234. A common prefix of two numbers if a number, which is a prefix of </w:t>
-      </w:r>
-      <w:r>
-        <w:rPr>
-          <w:rFonts w:eastAsiaTheme="minorEastAsia"/>
-        </w:rPr>
         <w:lastRenderedPageBreak/>
-        <w:t xml:space="preserve">both. For instance, the longest common prefix (LCP) of 5655359 and 56554 is 5655 </w:t>
+        <w:t xml:space="preserve">Note: A prefix of number is a number formed by one or more of its digits, starting from its highest-order digit. For example, 123 is a prefix of the number 12345 and 2 is a prefix of the number 234. A common prefix of two numbers if a number, which is a prefix of both. For instance, the longest common prefix (LCP) of 5655359 and 56554 is 5655 </w:t>
       </w:r>
       <w:proofErr w:type="gramStart"/>
       <w:r>
@@ -10848,6 +10899,7 @@
         <w:rPr>
           <w:rFonts w:eastAsiaTheme="minorEastAsia"/>
         </w:rPr>
+        <w:lastRenderedPageBreak/>
         <w:t>Answer: Question 29</w:t>
       </w:r>
     </w:p>
@@ -10873,7 +10925,6 @@
         <w:rPr>
           <w:rFonts w:eastAsiaTheme="minorEastAsia"/>
         </w:rPr>
-        <w:lastRenderedPageBreak/>
         <w:t xml:space="preserve">Image that there are several lamps placed on a number line, each of which illuminates some segment of the line. Specifically, the lamps are represented in a </w:t>
       </w:r>
       <w:proofErr w:type="gramStart"/>
@@ -11615,7 +11666,6 @@
         <w:rPr>
           <w:rFonts w:eastAsiaTheme="minorEastAsia"/>
         </w:rPr>
-        <w:lastRenderedPageBreak/>
         <w:t xml:space="preserve">Please assume that the bus leaves </w:t>
       </w:r>
       <w:proofErr w:type="gramStart"/>
@@ -12253,7 +12303,6 @@
         <w:rPr>
           <w:rFonts w:eastAsiaTheme="minorEastAsia"/>
         </w:rPr>
-        <w:lastRenderedPageBreak/>
         <w:t>Answer: 35</w:t>
       </w:r>
     </w:p>
@@ -14239,21 +14288,7 @@
         <w:rPr>
           <w:rFonts w:eastAsiaTheme="minorEastAsia"/>
         </w:rPr>
-        <w:t xml:space="preserve"> </w:t>
-      </w:r>
-      <w:proofErr w:type="gramStart"/>
-      <w:r>
-        <w:rPr>
-          <w:rFonts w:eastAsiaTheme="minorEastAsia"/>
-        </w:rPr>
-        <w:t>goes</w:t>
-      </w:r>
-      <w:proofErr w:type="gramEnd"/>
-      <w:r>
-        <w:rPr>
-          <w:rFonts w:eastAsiaTheme="minorEastAsia"/>
-        </w:rPr>
-        <w:t xml:space="preserve"> to the array with a lower length. If it is STILL a tie, </w:t>
+        <w:t xml:space="preserve"> goes to the array with a lower length. If it is STILL a tie, </w:t>
       </w:r>
       <w:r>
         <w:rPr>
@@ -14285,21 +14320,7 @@
         <w:rPr>
           <w:rFonts w:eastAsiaTheme="minorEastAsia"/>
         </w:rPr>
-        <w:t xml:space="preserve"> </w:t>
-      </w:r>
-      <w:proofErr w:type="gramStart"/>
-      <w:r>
-        <w:rPr>
-          <w:rFonts w:eastAsiaTheme="minorEastAsia"/>
-        </w:rPr>
-        <w:t>goes</w:t>
-      </w:r>
-      <w:proofErr w:type="gramEnd"/>
-      <w:r>
-        <w:rPr>
-          <w:rFonts w:eastAsiaTheme="minorEastAsia"/>
-        </w:rPr>
-        <w:t xml:space="preserve"> to the first array.</w:t>
+        <w:t xml:space="preserve"> goes to the first array.</w:t>
       </w:r>
     </w:p>
     <w:p>
@@ -16688,6 +16709,14 @@
           <w:rFonts w:eastAsiaTheme="minorEastAsia"/>
         </w:rPr>
       </w:pPr>
+    </w:p>
+    <w:p>
+      <w:pPr>
+        <w:pStyle w:val="ListParagraph"/>
+        <w:rPr>
+          <w:rFonts w:eastAsiaTheme="minorEastAsia"/>
+        </w:rPr>
+      </w:pPr>
       <w:r>
         <w:rPr>
           <w:rFonts w:eastAsiaTheme="minorEastAsia"/>
@@ -17050,13 +17079,7 @@
         <w:rPr>
           <w:rFonts w:eastAsiaTheme="minorEastAsia"/>
         </w:rPr>
-        <w:t xml:space="preserve"> </w:t>
-      </w:r>
-      <w:r>
-        <w:rPr>
-          <w:rFonts w:eastAsiaTheme="minorEastAsia"/>
-        </w:rPr>
-        <w:t xml:space="preserve">You are given an array of integers </w:t>
+        <w:t xml:space="preserve"> You are given an array of integers </w:t>
       </w:r>
       <w:proofErr w:type="spellStart"/>
       <w:r>
@@ -17176,19 +17199,7 @@
         <w:rPr>
           <w:rFonts w:eastAsiaTheme="minorEastAsia"/>
         </w:rPr>
-        <w:t xml:space="preserve"> – the maximum number of user requests that the server can handle during each cycle.</w:t>
-      </w:r>
-      <w:r>
-        <w:rPr>
-          <w:rFonts w:eastAsiaTheme="minorEastAsia"/>
-        </w:rPr>
-        <w:t xml:space="preserve"> </w:t>
-      </w:r>
-      <w:r>
-        <w:rPr>
-          <w:rFonts w:eastAsiaTheme="minorEastAsia"/>
-        </w:rPr>
-        <w:t>You are also given an array of strings events, where events[</w:t>
+        <w:t xml:space="preserve"> – the maximum number of user requests that the server can handle during each cycle. You are also given an array of strings events, where events[</w:t>
       </w:r>
       <w:proofErr w:type="spellStart"/>
       <w:r>
@@ -17364,13 +17375,7 @@
         <w:rPr>
           <w:rFonts w:eastAsiaTheme="minorEastAsia"/>
         </w:rPr>
-        <w:t xml:space="preserve"> </w:t>
-      </w:r>
-      <w:r>
-        <w:rPr>
-          <w:rFonts w:eastAsiaTheme="minorEastAsia"/>
-        </w:rPr>
-        <w:t xml:space="preserve">After </w:t>
+        <w:t xml:space="preserve"> After </w:t>
       </w:r>
       <w:r>
         <w:rPr>
@@ -17468,13 +17473,7 @@
         <w:rPr>
           <w:rFonts w:eastAsiaTheme="minorEastAsia"/>
         </w:rPr>
-        <w:t xml:space="preserve"> = [1,2,1,2,1] and events = [</w:t>
-      </w:r>
-      <w:r>
-        <w:rPr>
-          <w:rFonts w:eastAsiaTheme="minorEastAsia"/>
-        </w:rPr>
-        <w:t>"REQUEST</w:t>
+        <w:t xml:space="preserve"> = [1,2,1,2,1] and events = ["REQUEST</w:t>
       </w:r>
       <w:proofErr w:type="gramStart"/>
       <w:r>
@@ -17552,8 +17551,17 @@
         <w:rPr>
           <w:rFonts w:eastAsiaTheme="minorEastAsia"/>
         </w:rPr>
+        <w:lastRenderedPageBreak/>
         <w:t>Answer: Question55</w:t>
       </w:r>
+    </w:p>
+    <w:p>
+      <w:pPr>
+        <w:pStyle w:val="ListParagraph"/>
+        <w:rPr>
+          <w:rFonts w:eastAsiaTheme="minorEastAsia"/>
+        </w:rPr>
+      </w:pPr>
     </w:p>
     <w:p>
       <w:pPr>
@@ -17572,7 +17580,6 @@
           <w:b/>
           <w:bCs/>
         </w:rPr>
-        <w:lastRenderedPageBreak/>
         <w:t>Note</w:t>
       </w:r>
       <w:r>
@@ -17698,19 +17705,7 @@
         <w:rPr>
           <w:rFonts w:eastAsiaTheme="minorEastAsia"/>
         </w:rPr>
-        <w:t xml:space="preserve"> of size a × b</w:t>
-      </w:r>
-      <w:r>
-        <w:rPr>
-          <w:rFonts w:eastAsiaTheme="minorEastAsia"/>
-        </w:rPr>
-        <w:t xml:space="preserve">. </w:t>
-      </w:r>
-      <w:r>
-        <w:rPr>
-          <w:rFonts w:eastAsiaTheme="minorEastAsia"/>
-        </w:rPr>
-        <w:t xml:space="preserve">Rectangles can be rotated by </w:t>
+        <w:t xml:space="preserve"> of size a × b. Rectangles can be rotated by </w:t>
       </w:r>
       <w:r>
         <w:rPr>
@@ -17724,19 +17719,7 @@
         <w:rPr>
           <w:rFonts w:eastAsiaTheme="minorEastAsia"/>
         </w:rPr>
-        <w:t>, meaning a rectangle of size a × b can be rotated to become b × a.</w:t>
-      </w:r>
-      <w:r>
-        <w:rPr>
-          <w:rFonts w:eastAsiaTheme="minorEastAsia"/>
-        </w:rPr>
-        <w:t xml:space="preserve"> </w:t>
-      </w:r>
-      <w:r>
-        <w:rPr>
-          <w:rFonts w:eastAsiaTheme="minorEastAsia"/>
-        </w:rPr>
-        <w:t xml:space="preserve">Each rectangle must fit </w:t>
+        <w:t xml:space="preserve">, meaning a rectangle of size a × b can be rotated to become b × a. Each rectangle must fit </w:t>
       </w:r>
       <w:r>
         <w:rPr>
@@ -19996,6 +19979,7 @@
   <w:style w:type="character" w:default="1" w:styleId="DefaultParagraphFont">
     <w:name w:val="Default Paragraph Font"/>
     <w:uiPriority w:val="1"/>
+    <w:semiHidden/>
     <w:unhideWhenUsed/>
   </w:style>
   <w:style w:type="table" w:default="1" w:styleId="TableNormal">

--- a/src/main/resources/capitalone/codesignal/swe/CodeSignal_Questions_SWE.docx
+++ b/src/main/resources/capitalone/codesignal/swe/CodeSignal_Questions_SWE.docx
@@ -17834,11 +17834,355 @@
     </w:p>
     <w:p>
       <w:pPr>
-        <w:pStyle w:val="ListParagraph"/>
-        <w:rPr>
-          <w:rFonts w:eastAsiaTheme="minorEastAsia"/>
-        </w:rPr>
-      </w:pPr>
+        <w:rPr>
+          <w:rFonts w:eastAsiaTheme="minorEastAsia"/>
+        </w:rPr>
+      </w:pPr>
+    </w:p>
+    <w:p>
+      <w:pPr>
+        <w:pStyle w:val="ListParagraph"/>
+        <w:numPr>
+          <w:ilvl w:val="0"/>
+          <w:numId w:val="1"/>
+        </w:numPr>
+        <w:rPr>
+          <w:rFonts w:eastAsiaTheme="minorEastAsia"/>
+        </w:rPr>
+      </w:pPr>
+      <w:r>
+        <w:rPr>
+          <w:rFonts w:eastAsiaTheme="minorEastAsia"/>
+        </w:rPr>
+        <w:t>You are monitoring the performance of devices in a network. Each device periodically reports its status by sending a numerical value. These values are collected in sequence in an array.</w:t>
+      </w:r>
+    </w:p>
+    <w:p>
+      <w:pPr>
+        <w:rPr>
+          <w:rFonts w:eastAsiaTheme="minorEastAsia"/>
+        </w:rPr>
+      </w:pPr>
+    </w:p>
+    <w:p>
+      <w:pPr>
+        <w:ind w:left="720"/>
+        <w:rPr>
+          <w:rFonts w:eastAsiaTheme="minorEastAsia"/>
+        </w:rPr>
+      </w:pPr>
+      <w:r>
+        <w:rPr>
+          <w:rFonts w:eastAsiaTheme="minorEastAsia"/>
+        </w:rPr>
+        <w:t xml:space="preserve">Given an array of integers </w:t>
+      </w:r>
+      <w:proofErr w:type="spellStart"/>
+      <w:r>
+        <w:rPr>
+          <w:rFonts w:eastAsiaTheme="minorEastAsia"/>
+          <w:i/>
+          <w:iCs/>
+        </w:rPr>
+        <w:t>statusReports</w:t>
+      </w:r>
+      <w:proofErr w:type="spellEnd"/>
+      <w:r>
+        <w:rPr>
+          <w:rFonts w:eastAsiaTheme="minorEastAsia"/>
+        </w:rPr>
+        <w:t xml:space="preserve">, your task is to find the sum of all elements in the array </w:t>
+      </w:r>
+      <w:proofErr w:type="spellStart"/>
+      <w:r>
+        <w:rPr>
+          <w:rFonts w:eastAsiaTheme="minorEastAsia"/>
+          <w:i/>
+          <w:iCs/>
+        </w:rPr>
+        <w:t>statusReports</w:t>
+      </w:r>
+      <w:proofErr w:type="spellEnd"/>
+      <w:r>
+        <w:rPr>
+          <w:rFonts w:eastAsiaTheme="minorEastAsia"/>
+        </w:rPr>
+        <w:t xml:space="preserve"> that are greater than their immediate neighbors. If an element is the first or last in the array, it should be compared only to its single neighbor.</w:t>
+      </w:r>
+    </w:p>
+    <w:p>
+      <w:pPr>
+        <w:ind w:left="720"/>
+        <w:rPr>
+          <w:rFonts w:eastAsiaTheme="minorEastAsia"/>
+        </w:rPr>
+      </w:pPr>
+    </w:p>
+    <w:p>
+      <w:pPr>
+        <w:ind w:left="720"/>
+        <w:rPr>
+          <w:rFonts w:eastAsiaTheme="minorEastAsia"/>
+        </w:rPr>
+      </w:pPr>
+      <w:r>
+        <w:rPr>
+          <w:rFonts w:eastAsiaTheme="minorEastAsia"/>
+        </w:rPr>
+        <w:t>Return the resulting sum as an integer.</w:t>
+      </w:r>
+    </w:p>
+    <w:p>
+      <w:pPr>
+        <w:ind w:left="720"/>
+        <w:rPr>
+          <w:rFonts w:eastAsiaTheme="minorEastAsia"/>
+        </w:rPr>
+      </w:pPr>
+    </w:p>
+    <w:p>
+      <w:pPr>
+        <w:ind w:left="720"/>
+        <w:rPr>
+          <w:rFonts w:eastAsiaTheme="minorEastAsia"/>
+        </w:rPr>
+      </w:pPr>
+      <w:r>
+        <w:rPr>
+          <w:rFonts w:eastAsiaTheme="minorEastAsia"/>
+        </w:rPr>
+        <w:t xml:space="preserve">Ex. For </w:t>
+      </w:r>
+      <w:proofErr w:type="spellStart"/>
+      <w:r>
+        <w:rPr>
+          <w:rFonts w:eastAsiaTheme="minorEastAsia"/>
+          <w:i/>
+          <w:iCs/>
+        </w:rPr>
+        <w:t>statusReports</w:t>
+      </w:r>
+      <w:proofErr w:type="spellEnd"/>
+      <w:r>
+        <w:rPr>
+          <w:rFonts w:eastAsiaTheme="minorEastAsia"/>
+          <w:i/>
+          <w:iCs/>
+        </w:rPr>
+        <w:t xml:space="preserve"> = [1,3,2,5,1]</w:t>
+      </w:r>
+      <w:r>
+        <w:rPr>
+          <w:rFonts w:eastAsiaTheme="minorEastAsia"/>
+        </w:rPr>
+        <w:t xml:space="preserve"> the output should be </w:t>
+      </w:r>
+      <w:r>
+        <w:rPr>
+          <w:rFonts w:eastAsiaTheme="minorEastAsia"/>
+          <w:i/>
+          <w:iCs/>
+        </w:rPr>
+        <w:t>solution(</w:t>
+      </w:r>
+      <w:proofErr w:type="spellStart"/>
+      <w:r>
+        <w:rPr>
+          <w:rFonts w:eastAsiaTheme="minorEastAsia"/>
+          <w:i/>
+          <w:iCs/>
+        </w:rPr>
+        <w:t>statusReports</w:t>
+      </w:r>
+      <w:proofErr w:type="spellEnd"/>
+      <w:r>
+        <w:rPr>
+          <w:rFonts w:eastAsiaTheme="minorEastAsia"/>
+          <w:i/>
+          <w:iCs/>
+        </w:rPr>
+        <w:t>) = 8</w:t>
+      </w:r>
+      <w:r>
+        <w:rPr>
+          <w:rFonts w:eastAsiaTheme="minorEastAsia"/>
+        </w:rPr>
+        <w:t>.</w:t>
+      </w:r>
+    </w:p>
+    <w:p>
+      <w:pPr>
+        <w:ind w:left="720"/>
+        <w:rPr>
+          <w:rFonts w:eastAsiaTheme="minorEastAsia"/>
+        </w:rPr>
+      </w:pPr>
+    </w:p>
+    <w:p>
+      <w:pPr>
+        <w:ind w:left="720"/>
+        <w:rPr>
+          <w:rFonts w:eastAsiaTheme="minorEastAsia"/>
+        </w:rPr>
+      </w:pPr>
+      <w:r>
+        <w:rPr>
+          <w:rFonts w:eastAsiaTheme="minorEastAsia"/>
+        </w:rPr>
+        <w:t>Answer: Question57</w:t>
+      </w:r>
+    </w:p>
+    <w:p>
+      <w:pPr>
+        <w:rPr>
+          <w:rFonts w:eastAsiaTheme="minorEastAsia"/>
+        </w:rPr>
+      </w:pPr>
+    </w:p>
+    <w:p>
+      <w:pPr>
+        <w:pStyle w:val="ListParagraph"/>
+        <w:numPr>
+          <w:ilvl w:val="0"/>
+          <w:numId w:val="1"/>
+        </w:numPr>
+        <w:rPr>
+          <w:rFonts w:eastAsiaTheme="minorEastAsia"/>
+        </w:rPr>
+      </w:pPr>
+      <w:r>
+        <w:rPr>
+          <w:rFonts w:eastAsiaTheme="minorEastAsia"/>
+        </w:rPr>
+        <w:t xml:space="preserve">You are given an array of non-negative integers </w:t>
+      </w:r>
+      <w:r>
+        <w:rPr>
+          <w:rFonts w:eastAsiaTheme="minorEastAsia"/>
+          <w:i/>
+          <w:iCs/>
+        </w:rPr>
+        <w:t>a</w:t>
+      </w:r>
+      <w:r>
+        <w:rPr>
+          <w:rFonts w:eastAsiaTheme="minorEastAsia"/>
+        </w:rPr>
+        <w:t xml:space="preserve">. Your task is to calculate how many elements of </w:t>
+      </w:r>
+      <w:r>
+        <w:rPr>
+          <w:rFonts w:eastAsiaTheme="minorEastAsia"/>
+          <w:i/>
+          <w:iCs/>
+        </w:rPr>
+        <w:t>a</w:t>
+      </w:r>
+      <w:r>
+        <w:rPr>
+          <w:rFonts w:eastAsiaTheme="minorEastAsia"/>
+        </w:rPr>
+        <w:t xml:space="preserve"> have an odd number of occurrences of the digit </w:t>
+      </w:r>
+      <w:r>
+        <w:rPr>
+          <w:rFonts w:eastAsiaTheme="minorEastAsia"/>
+          <w:i/>
+          <w:iCs/>
+        </w:rPr>
+        <w:t>0</w:t>
+      </w:r>
+      <w:r>
+        <w:rPr>
+          <w:rFonts w:eastAsiaTheme="minorEastAsia"/>
+        </w:rPr>
+        <w:t>.</w:t>
+      </w:r>
+    </w:p>
+    <w:p>
+      <w:pPr>
+        <w:rPr>
+          <w:rFonts w:eastAsiaTheme="minorEastAsia"/>
+        </w:rPr>
+      </w:pPr>
+    </w:p>
+    <w:p>
+      <w:pPr>
+        <w:ind w:left="720"/>
+        <w:rPr>
+          <w:rFonts w:eastAsiaTheme="minorEastAsia"/>
+        </w:rPr>
+      </w:pPr>
+      <w:r>
+        <w:rPr>
+          <w:rFonts w:eastAsiaTheme="minorEastAsia"/>
+        </w:rPr>
+        <w:t xml:space="preserve">For example, for </w:t>
+      </w:r>
+      <w:r>
+        <w:rPr>
+          <w:rFonts w:eastAsiaTheme="minorEastAsia"/>
+          <w:i/>
+          <w:iCs/>
+        </w:rPr>
+        <w:t>[4, 50, 100, 65, 2000, 700, 1, 10]</w:t>
+      </w:r>
+      <w:r>
+        <w:rPr>
+          <w:rFonts w:eastAsiaTheme="minorEastAsia"/>
+        </w:rPr>
+        <w:t xml:space="preserve">, the answer should be </w:t>
+      </w:r>
+      <w:r>
+        <w:rPr>
+          <w:rFonts w:eastAsiaTheme="minorEastAsia"/>
+          <w:i/>
+          <w:iCs/>
+        </w:rPr>
+        <w:t>3</w:t>
+      </w:r>
+      <w:r>
+        <w:rPr>
+          <w:rFonts w:eastAsiaTheme="minorEastAsia"/>
+        </w:rPr>
+        <w:t xml:space="preserve">. These number are </w:t>
+      </w:r>
+      <w:r>
+        <w:rPr>
+          <w:rFonts w:eastAsiaTheme="minorEastAsia"/>
+          <w:i/>
+          <w:iCs/>
+        </w:rPr>
+        <w:t>50, 2000, and 10</w:t>
+      </w:r>
+      <w:r>
+        <w:rPr>
+          <w:rFonts w:eastAsiaTheme="minorEastAsia"/>
+        </w:rPr>
+        <w:t>.</w:t>
+      </w:r>
+    </w:p>
+    <w:p>
+      <w:pPr>
+        <w:ind w:left="720"/>
+        <w:rPr>
+          <w:rFonts w:eastAsiaTheme="minorEastAsia"/>
+        </w:rPr>
+      </w:pPr>
+    </w:p>
+    <w:p>
+      <w:pPr>
+        <w:ind w:left="720"/>
+        <w:rPr>
+          <w:rFonts w:eastAsiaTheme="minorEastAsia"/>
+        </w:rPr>
+      </w:pPr>
+      <w:r>
+        <w:rPr>
+          <w:rFonts w:eastAsiaTheme="minorEastAsia"/>
+        </w:rPr>
+        <w:t>Answer: Question58</w:t>
+      </w:r>
     </w:p>
     <w:p>
       <w:pPr>

--- a/src/main/resources/capitalone/codesignal/swe/CodeSignal_Questions_SWE.docx
+++ b/src/main/resources/capitalone/codesignal/swe/CodeSignal_Questions_SWE.docx
@@ -18195,18 +18195,617 @@
     <w:p>
       <w:pPr>
         <w:pStyle w:val="ListParagraph"/>
-        <w:rPr>
-          <w:rFonts w:eastAsiaTheme="minorEastAsia"/>
-        </w:rPr>
-      </w:pPr>
-    </w:p>
-    <w:p>
-      <w:pPr>
-        <w:pStyle w:val="ListParagraph"/>
-        <w:rPr>
-          <w:rFonts w:eastAsiaTheme="minorEastAsia"/>
-        </w:rPr>
-      </w:pPr>
+        <w:numPr>
+          <w:ilvl w:val="0"/>
+          <w:numId w:val="1"/>
+        </w:numPr>
+        <w:rPr>
+          <w:rFonts w:eastAsiaTheme="minorEastAsia"/>
+        </w:rPr>
+      </w:pPr>
+      <w:r>
+        <w:rPr>
+          <w:rFonts w:eastAsiaTheme="minorEastAsia"/>
+        </w:rPr>
+        <w:t xml:space="preserve">In the mystical realm of </w:t>
+      </w:r>
+      <w:proofErr w:type="spellStart"/>
+      <w:r>
+        <w:rPr>
+          <w:rFonts w:eastAsiaTheme="minorEastAsia"/>
+        </w:rPr>
+        <w:t>Numeria</w:t>
+      </w:r>
+      <w:proofErr w:type="spellEnd"/>
+      <w:r>
+        <w:rPr>
+          <w:rFonts w:eastAsiaTheme="minorEastAsia"/>
+        </w:rPr>
+        <w:t xml:space="preserve">, numbers hold secrets waiting to be uncovered. Among the enchanted </w:t>
+      </w:r>
+      <w:proofErr w:type="spellStart"/>
+      <w:r>
+        <w:rPr>
+          <w:rFonts w:eastAsiaTheme="minorEastAsia"/>
+        </w:rPr>
+        <w:t>intergers</w:t>
+      </w:r>
+      <w:proofErr w:type="spellEnd"/>
+      <w:r>
+        <w:rPr>
+          <w:rFonts w:eastAsiaTheme="minorEastAsia"/>
+        </w:rPr>
+        <w:t xml:space="preserve">, there are special pairs that nearly mirror each other except for a single trait. You have been provided with an array of these magical numbers, </w:t>
+      </w:r>
+      <w:r>
+        <w:rPr>
+          <w:rFonts w:eastAsiaTheme="minorEastAsia"/>
+          <w:i/>
+          <w:iCs/>
+        </w:rPr>
+        <w:t>numbers</w:t>
+      </w:r>
+      <w:r>
+        <w:rPr>
+          <w:rFonts w:eastAsiaTheme="minorEastAsia"/>
+        </w:rPr>
+        <w:t xml:space="preserve">. Your task is to discover how many unique pairs </w:t>
+      </w:r>
+      <w:r>
+        <w:rPr>
+          <w:rFonts w:eastAsiaTheme="minorEastAsia"/>
+          <w:i/>
+          <w:iCs/>
+        </w:rPr>
+        <w:t>(I, j)</w:t>
+      </w:r>
+      <w:r>
+        <w:rPr>
+          <w:rFonts w:eastAsiaTheme="minorEastAsia"/>
+        </w:rPr>
+        <w:t xml:space="preserve"> exist such that </w:t>
+      </w:r>
+      <w:r>
+        <w:rPr>
+          <w:rFonts w:eastAsiaTheme="minorEastAsia"/>
+          <w:i/>
+          <w:iCs/>
+        </w:rPr>
+        <w:t xml:space="preserve">0 &lt;= I &lt; j &lt; </w:t>
+      </w:r>
+      <w:proofErr w:type="spellStart"/>
+      <w:proofErr w:type="gramStart"/>
+      <w:r>
+        <w:rPr>
+          <w:rFonts w:eastAsiaTheme="minorEastAsia"/>
+          <w:i/>
+          <w:iCs/>
+        </w:rPr>
+        <w:t>numbers.length</w:t>
+      </w:r>
+      <w:proofErr w:type="spellEnd"/>
+      <w:proofErr w:type="gramEnd"/>
+      <w:r>
+        <w:rPr>
+          <w:rFonts w:eastAsiaTheme="minorEastAsia"/>
+        </w:rPr>
+        <w:t>, where the numbers are identical in length, but differ by exactly one digit.</w:t>
+      </w:r>
+    </w:p>
+    <w:p>
+      <w:pPr>
+        <w:rPr>
+          <w:rFonts w:eastAsiaTheme="minorEastAsia"/>
+        </w:rPr>
+      </w:pPr>
+    </w:p>
+    <w:p>
+      <w:pPr>
+        <w:ind w:left="720"/>
+        <w:rPr>
+          <w:rFonts w:eastAsiaTheme="minorEastAsia"/>
+        </w:rPr>
+      </w:pPr>
+      <w:r>
+        <w:rPr>
+          <w:rFonts w:eastAsiaTheme="minorEastAsia"/>
+        </w:rPr>
+        <w:lastRenderedPageBreak/>
+        <w:t xml:space="preserve">For example: numbers = [1, 151, 241, 1, 9, 22, 351], the output should be </w:t>
+      </w:r>
+      <w:r>
+        <w:rPr>
+          <w:rFonts w:eastAsiaTheme="minorEastAsia"/>
+          <w:i/>
+          <w:iCs/>
+        </w:rPr>
+        <w:t>solution(numbers) = 3</w:t>
+      </w:r>
+      <w:r>
+        <w:rPr>
+          <w:rFonts w:eastAsiaTheme="minorEastAsia"/>
+        </w:rPr>
+        <w:t>.</w:t>
+      </w:r>
+    </w:p>
+    <w:p>
+      <w:pPr>
+        <w:pStyle w:val="ListParagraph"/>
+        <w:numPr>
+          <w:ilvl w:val="0"/>
+          <w:numId w:val="15"/>
+        </w:numPr>
+        <w:rPr>
+          <w:rFonts w:eastAsiaTheme="minorEastAsia"/>
+        </w:rPr>
+      </w:pPr>
+      <w:proofErr w:type="gramStart"/>
+      <w:r>
+        <w:rPr>
+          <w:rFonts w:eastAsiaTheme="minorEastAsia"/>
+        </w:rPr>
+        <w:t>Numbers[</w:t>
+      </w:r>
+      <w:proofErr w:type="gramEnd"/>
+      <w:r>
+        <w:rPr>
+          <w:rFonts w:eastAsiaTheme="minorEastAsia"/>
+        </w:rPr>
+        <w:t>0] = 1 has a single digit different with numbers[4] = 9</w:t>
+      </w:r>
+    </w:p>
+    <w:p>
+      <w:pPr>
+        <w:pStyle w:val="ListParagraph"/>
+        <w:numPr>
+          <w:ilvl w:val="0"/>
+          <w:numId w:val="15"/>
+        </w:numPr>
+        <w:rPr>
+          <w:rFonts w:eastAsiaTheme="minorEastAsia"/>
+        </w:rPr>
+      </w:pPr>
+      <w:proofErr w:type="gramStart"/>
+      <w:r>
+        <w:rPr>
+          <w:rFonts w:eastAsiaTheme="minorEastAsia"/>
+        </w:rPr>
+        <w:t>Numbers[</w:t>
+      </w:r>
+      <w:proofErr w:type="gramEnd"/>
+      <w:r>
+        <w:rPr>
+          <w:rFonts w:eastAsiaTheme="minorEastAsia"/>
+        </w:rPr>
+        <w:t>1] = 151 differs from numbers[6] = 351 solely in the first digit.</w:t>
+      </w:r>
+    </w:p>
+    <w:p>
+      <w:pPr>
+        <w:pStyle w:val="ListParagraph"/>
+        <w:numPr>
+          <w:ilvl w:val="0"/>
+          <w:numId w:val="15"/>
+        </w:numPr>
+        <w:rPr>
+          <w:rFonts w:eastAsiaTheme="minorEastAsia"/>
+        </w:rPr>
+      </w:pPr>
+      <w:proofErr w:type="gramStart"/>
+      <w:r>
+        <w:rPr>
+          <w:rFonts w:eastAsiaTheme="minorEastAsia"/>
+        </w:rPr>
+        <w:t>Numbers[</w:t>
+      </w:r>
+      <w:proofErr w:type="gramEnd"/>
+      <w:r>
+        <w:rPr>
+          <w:rFonts w:eastAsiaTheme="minorEastAsia"/>
+        </w:rPr>
+        <w:t>3] = 1 also differs from numbers[4] = 9 in their single shared digit.</w:t>
+      </w:r>
+    </w:p>
+    <w:p>
+      <w:pPr>
+        <w:rPr>
+          <w:rFonts w:eastAsiaTheme="minorEastAsia"/>
+        </w:rPr>
+      </w:pPr>
+    </w:p>
+    <w:p>
+      <w:pPr>
+        <w:ind w:left="720"/>
+        <w:rPr>
+          <w:rFonts w:eastAsiaTheme="minorEastAsia"/>
+        </w:rPr>
+      </w:pPr>
+      <w:r>
+        <w:rPr>
+          <w:rFonts w:eastAsiaTheme="minorEastAsia"/>
+        </w:rPr>
+        <w:t xml:space="preserve">Observe that the identical </w:t>
+      </w:r>
+      <w:proofErr w:type="gramStart"/>
+      <w:r>
+        <w:rPr>
+          <w:rFonts w:eastAsiaTheme="minorEastAsia"/>
+        </w:rPr>
+        <w:t>numbers[</w:t>
+      </w:r>
+      <w:proofErr w:type="gramEnd"/>
+      <w:r>
+        <w:rPr>
+          <w:rFonts w:eastAsiaTheme="minorEastAsia"/>
+        </w:rPr>
+        <w:t>0] = 1 and numbers[3] = 1 do not count as a pair since they are exactly the same.</w:t>
+      </w:r>
+    </w:p>
+    <w:p>
+      <w:pPr>
+        <w:ind w:left="720"/>
+        <w:rPr>
+          <w:rFonts w:eastAsiaTheme="minorEastAsia"/>
+        </w:rPr>
+      </w:pPr>
+    </w:p>
+    <w:p>
+      <w:pPr>
+        <w:ind w:left="720"/>
+        <w:rPr>
+          <w:rFonts w:eastAsiaTheme="minorEastAsia"/>
+        </w:rPr>
+      </w:pPr>
+      <w:r>
+        <w:rPr>
+          <w:rFonts w:eastAsiaTheme="minorEastAsia"/>
+        </w:rPr>
+        <w:t>Answer: Question59</w:t>
+      </w:r>
+    </w:p>
+    <w:p>
+      <w:pPr>
+        <w:rPr>
+          <w:rFonts w:eastAsiaTheme="minorEastAsia"/>
+        </w:rPr>
+      </w:pPr>
+    </w:p>
+    <w:p>
+      <w:pPr>
+        <w:pStyle w:val="ListParagraph"/>
+        <w:numPr>
+          <w:ilvl w:val="0"/>
+          <w:numId w:val="1"/>
+        </w:numPr>
+        <w:rPr>
+          <w:rFonts w:eastAsiaTheme="minorEastAsia"/>
+        </w:rPr>
+      </w:pPr>
+      <w:r>
+        <w:rPr>
+          <w:rFonts w:eastAsiaTheme="minorEastAsia"/>
+        </w:rPr>
+        <w:t xml:space="preserve">Imagine you are developing a sophisticated text processing tool editors use to format lists of words for publication quickly. You are given an array of strings </w:t>
+      </w:r>
+      <w:proofErr w:type="spellStart"/>
+      <w:r>
+        <w:rPr>
+          <w:rFonts w:eastAsiaTheme="minorEastAsia"/>
+          <w:i/>
+          <w:iCs/>
+        </w:rPr>
+        <w:t>wordsList</w:t>
+      </w:r>
+      <w:proofErr w:type="spellEnd"/>
+      <w:r>
+        <w:rPr>
+          <w:rFonts w:eastAsiaTheme="minorEastAsia"/>
+        </w:rPr>
+        <w:t>. Your tool needs to automatically adjust the format of each word based on its length: If the length of a string is even, the word should be reversed; if the length of a string is odd, the word should be converted to uppercase.</w:t>
+      </w:r>
+    </w:p>
+    <w:p>
+      <w:pPr>
+        <w:rPr>
+          <w:rFonts w:eastAsiaTheme="minorEastAsia"/>
+        </w:rPr>
+      </w:pPr>
+    </w:p>
+    <w:p>
+      <w:pPr>
+        <w:ind w:left="720"/>
+        <w:rPr>
+          <w:rFonts w:eastAsiaTheme="minorEastAsia"/>
+        </w:rPr>
+      </w:pPr>
+      <w:r>
+        <w:rPr>
+          <w:rFonts w:eastAsiaTheme="minorEastAsia"/>
+        </w:rPr>
+        <w:t xml:space="preserve">Your task is to write a function that processes the input array </w:t>
+      </w:r>
+      <w:proofErr w:type="spellStart"/>
+      <w:r>
+        <w:rPr>
+          <w:rFonts w:eastAsiaTheme="minorEastAsia"/>
+          <w:i/>
+          <w:iCs/>
+        </w:rPr>
+        <w:t>wordsList</w:t>
+      </w:r>
+      <w:proofErr w:type="spellEnd"/>
+      <w:r>
+        <w:rPr>
+          <w:rFonts w:eastAsiaTheme="minorEastAsia"/>
+        </w:rPr>
+        <w:t xml:space="preserve"> according to these rules and returns a new array where each string has been formatted correctly.</w:t>
+      </w:r>
+    </w:p>
+    <w:p>
+      <w:pPr>
+        <w:ind w:left="720"/>
+        <w:rPr>
+          <w:rFonts w:eastAsiaTheme="minorEastAsia"/>
+        </w:rPr>
+      </w:pPr>
+    </w:p>
+    <w:p>
+      <w:pPr>
+        <w:ind w:left="720"/>
+        <w:rPr>
+          <w:rFonts w:eastAsiaTheme="minorEastAsia"/>
+        </w:rPr>
+      </w:pPr>
+      <w:r>
+        <w:rPr>
+          <w:rFonts w:eastAsiaTheme="minorEastAsia"/>
+          <w:b/>
+          <w:bCs/>
+        </w:rPr>
+        <w:t>Example</w:t>
+      </w:r>
+      <w:r>
+        <w:rPr>
+          <w:rFonts w:eastAsiaTheme="minorEastAsia"/>
+        </w:rPr>
+        <w:t xml:space="preserve">: </w:t>
+      </w:r>
+      <w:proofErr w:type="spellStart"/>
+      <w:r>
+        <w:rPr>
+          <w:rFonts w:eastAsiaTheme="minorEastAsia"/>
+          <w:i/>
+          <w:iCs/>
+        </w:rPr>
+        <w:t>wordsList</w:t>
+      </w:r>
+      <w:proofErr w:type="spellEnd"/>
+      <w:r>
+        <w:rPr>
+          <w:rFonts w:eastAsiaTheme="minorEastAsia"/>
+        </w:rPr>
+        <w:t xml:space="preserve"> = [“</w:t>
+      </w:r>
+      <w:proofErr w:type="spellStart"/>
+      <w:r>
+        <w:rPr>
+          <w:rFonts w:eastAsiaTheme="minorEastAsia"/>
+        </w:rPr>
+        <w:t>HeLLo</w:t>
+      </w:r>
+      <w:proofErr w:type="spellEnd"/>
+      <w:r>
+        <w:rPr>
+          <w:rFonts w:eastAsiaTheme="minorEastAsia"/>
+        </w:rPr>
+        <w:t xml:space="preserve">”, “Data”, “science”] the output should be </w:t>
+      </w:r>
+      <w:r>
+        <w:rPr>
+          <w:rFonts w:eastAsiaTheme="minorEastAsia"/>
+          <w:i/>
+          <w:iCs/>
+        </w:rPr>
+        <w:t>solution(</w:t>
+      </w:r>
+      <w:proofErr w:type="spellStart"/>
+      <w:r>
+        <w:rPr>
+          <w:rFonts w:eastAsiaTheme="minorEastAsia"/>
+          <w:i/>
+          <w:iCs/>
+        </w:rPr>
+        <w:t>wordsList</w:t>
+      </w:r>
+      <w:proofErr w:type="spellEnd"/>
+      <w:r>
+        <w:rPr>
+          <w:rFonts w:eastAsiaTheme="minorEastAsia"/>
+          <w:i/>
+          <w:iCs/>
+        </w:rPr>
+        <w:t xml:space="preserve">) = </w:t>
+      </w:r>
+      <w:r>
+        <w:rPr>
+          <w:rFonts w:eastAsiaTheme="minorEastAsia"/>
+        </w:rPr>
+        <w:t>[“HELLO”, “</w:t>
+      </w:r>
+      <w:proofErr w:type="spellStart"/>
+      <w:r>
+        <w:rPr>
+          <w:rFonts w:eastAsiaTheme="minorEastAsia"/>
+        </w:rPr>
+        <w:t>ataD</w:t>
+      </w:r>
+      <w:proofErr w:type="spellEnd"/>
+      <w:r>
+        <w:rPr>
+          <w:rFonts w:eastAsiaTheme="minorEastAsia"/>
+        </w:rPr>
+        <w:t>”, “SCIENCE”]</w:t>
+      </w:r>
+    </w:p>
+    <w:p>
+      <w:pPr>
+        <w:ind w:left="720"/>
+        <w:rPr>
+          <w:rFonts w:eastAsiaTheme="minorEastAsia"/>
+        </w:rPr>
+      </w:pPr>
+    </w:p>
+    <w:p>
+      <w:pPr>
+        <w:ind w:left="720"/>
+        <w:rPr>
+          <w:rFonts w:eastAsiaTheme="minorEastAsia"/>
+        </w:rPr>
+      </w:pPr>
+      <w:r>
+        <w:rPr>
+          <w:rFonts w:eastAsiaTheme="minorEastAsia"/>
+        </w:rPr>
+        <w:t>Answer: Question60</w:t>
+      </w:r>
+      <w:r>
+        <w:rPr>
+          <w:rFonts w:eastAsiaTheme="minorEastAsia"/>
+        </w:rPr>
+        <w:br/>
+      </w:r>
+    </w:p>
+    <w:p>
+      <w:pPr>
+        <w:pStyle w:val="ListParagraph"/>
+        <w:numPr>
+          <w:ilvl w:val="0"/>
+          <w:numId w:val="1"/>
+        </w:numPr>
+        <w:rPr>
+          <w:rFonts w:eastAsiaTheme="minorEastAsia"/>
+        </w:rPr>
+      </w:pPr>
+      <w:r>
+        <w:rPr>
+          <w:rFonts w:eastAsiaTheme="minorEastAsia"/>
+        </w:rPr>
+        <w:t>Imagine you are developing a financial reporting system that highlights notable transaction IDs for special analysis. Specifically, you need to identify palindromic transaction IDs, i.e., those that read the same forward and backward.</w:t>
+      </w:r>
+    </w:p>
+    <w:p>
+      <w:pPr>
+        <w:rPr>
+          <w:rFonts w:eastAsiaTheme="minorEastAsia"/>
+        </w:rPr>
+      </w:pPr>
+    </w:p>
+    <w:p>
+      <w:pPr>
+        <w:ind w:left="720"/>
+        <w:rPr>
+          <w:rFonts w:eastAsiaTheme="minorEastAsia"/>
+        </w:rPr>
+      </w:pPr>
+      <w:r>
+        <w:rPr>
+          <w:rFonts w:eastAsiaTheme="minorEastAsia"/>
+        </w:rPr>
+        <w:t xml:space="preserve">Given an array of integers </w:t>
+      </w:r>
+      <w:r>
+        <w:rPr>
+          <w:rFonts w:eastAsiaTheme="minorEastAsia"/>
+          <w:i/>
+          <w:iCs/>
+        </w:rPr>
+        <w:t>transactions</w:t>
+      </w:r>
+      <w:r>
+        <w:rPr>
+          <w:rFonts w:eastAsiaTheme="minorEastAsia"/>
+        </w:rPr>
+        <w:t>, your task is to find all palindromic integers, sort them in descending order, and return the sorted array.</w:t>
+      </w:r>
+    </w:p>
+    <w:p>
+      <w:pPr>
+        <w:ind w:left="720"/>
+        <w:rPr>
+          <w:rFonts w:eastAsiaTheme="minorEastAsia"/>
+        </w:rPr>
+      </w:pPr>
+    </w:p>
+    <w:p>
+      <w:pPr>
+        <w:ind w:left="720"/>
+        <w:rPr>
+          <w:rFonts w:eastAsiaTheme="minorEastAsia"/>
+        </w:rPr>
+      </w:pPr>
+      <w:r>
+        <w:rPr>
+          <w:rFonts w:eastAsiaTheme="minorEastAsia"/>
+          <w:b/>
+          <w:bCs/>
+        </w:rPr>
+        <w:t>Example</w:t>
+      </w:r>
+      <w:r>
+        <w:rPr>
+          <w:rFonts w:eastAsiaTheme="minorEastAsia"/>
+        </w:rPr>
+        <w:t xml:space="preserve">: For </w:t>
+      </w:r>
+      <w:r>
+        <w:rPr>
+          <w:rFonts w:eastAsiaTheme="minorEastAsia"/>
+          <w:i/>
+          <w:iCs/>
+        </w:rPr>
+        <w:t>transactions</w:t>
+      </w:r>
+      <w:r>
+        <w:rPr>
+          <w:rFonts w:eastAsiaTheme="minorEastAsia"/>
+        </w:rPr>
+        <w:t xml:space="preserve"> = [33, 123, 121, 44, 78, 98], the output should be </w:t>
+      </w:r>
+      <w:r>
+        <w:rPr>
+          <w:rFonts w:eastAsiaTheme="minorEastAsia"/>
+          <w:i/>
+          <w:iCs/>
+        </w:rPr>
+        <w:t>solution(transactions)</w:t>
+      </w:r>
+      <w:r>
+        <w:rPr>
+          <w:rFonts w:eastAsiaTheme="minorEastAsia"/>
+        </w:rPr>
+        <w:t xml:space="preserve"> = [121, 44, 33]</w:t>
+      </w:r>
+    </w:p>
+    <w:p>
+      <w:pPr>
+        <w:rPr>
+          <w:rFonts w:eastAsiaTheme="minorEastAsia"/>
+        </w:rPr>
+      </w:pPr>
+    </w:p>
+    <w:p>
+      <w:pPr>
+        <w:ind w:left="720"/>
+        <w:rPr>
+          <w:rFonts w:eastAsiaTheme="minorEastAsia"/>
+        </w:rPr>
+      </w:pPr>
+      <w:r>
+        <w:rPr>
+          <w:rFonts w:eastAsiaTheme="minorEastAsia"/>
+        </w:rPr>
+        <w:t>Answer: Question61</w:t>
+      </w:r>
     </w:p>
     <w:sectPr>
       <w:pgSz w:w="12240" w:h="15840"/>

--- a/src/main/resources/capitalone/codesignal/swe/CodeSignal_Questions_SWE.docx
+++ b/src/main/resources/capitalone/codesignal/swe/CodeSignal_Questions_SWE.docx
@@ -1,6 +1,6 @@
 
 <file path=word/document.xml><?xml version="1.0" encoding="utf-8"?>
-<w:document xmlns:wpc="http://schemas.microsoft.com/office/word/2010/wordprocessingCanvas" xmlns:cx="http://schemas.microsoft.com/office/drawing/2014/chartex" xmlns:cx1="http://schemas.microsoft.com/office/drawing/2015/9/8/chartex" xmlns:cx2="http://schemas.microsoft.com/office/drawing/2015/10/21/chartex" xmlns:cx3="http://schemas.microsoft.com/office/drawing/2016/5/9/chartex" xmlns:cx4="http://schemas.microsoft.com/office/drawing/2016/5/10/chartex" xmlns:cx5="http://schemas.microsoft.com/office/drawing/2016/5/11/chartex" xmlns:cx6="http://schemas.microsoft.com/office/drawing/2016/5/12/chartex" xmlns:cx7="http://schemas.microsoft.com/office/drawing/2016/5/13/chartex" xmlns:cx8="http://schemas.microsoft.com/office/drawing/2016/5/14/chartex" xmlns:mc="http://schemas.openxmlformats.org/markup-compatibility/2006" xmlns:aink="http://schemas.microsoft.com/office/drawing/2016/ink" xmlns:am3d="http://schemas.microsoft.com/office/drawing/2017/model3d" xmlns:o="urn:schemas-microsoft-com:office:office" xmlns:oel="http://schemas.microsoft.com/office/2019/extlst" xmlns:r="http://schemas.openxmlformats.org/officeDocument/2006/relationships" xmlns:m="http://schemas.openxmlformats.org/officeDocument/2006/math" xmlns:v="urn:schemas-microsoft-com:vml" xmlns:wp14="http://schemas.microsoft.com/office/word/2010/wordprocessingDrawing" xmlns:wp="http://schemas.openxmlformats.org/drawingml/2006/wordprocessingDrawing" xmlns:w10="urn:schemas-microsoft-com:office:word" xmlns:w="http://schemas.openxmlformats.org/wordprocessingml/2006/main" xmlns:w14="http://schemas.microsoft.com/office/word/2010/wordml" xmlns:w15="http://schemas.microsoft.com/office/word/2012/wordml" xmlns:w16cex="http://schemas.microsoft.com/office/word/2018/wordml/cex" xmlns:w16cid="http://schemas.microsoft.com/office/word/2016/wordml/cid" xmlns:w16="http://schemas.microsoft.com/office/word/2018/wordml" xmlns:w16du="http://schemas.microsoft.com/office/word/2023/wordml/word16du" xmlns:w16sdtdh="http://schemas.microsoft.com/office/word/2020/wordml/sdtdatahash" xmlns:w16se="http://schemas.microsoft.com/office/word/2015/wordml/symex" xmlns:wpg="http://schemas.microsoft.com/office/word/2010/wordprocessingGroup" xmlns:wpi="http://schemas.microsoft.com/office/word/2010/wordprocessingInk" xmlns:wne="http://schemas.microsoft.com/office/word/2006/wordml" xmlns:wps="http://schemas.microsoft.com/office/word/2010/wordprocessingShape" mc:Ignorable="w14 w15 w16se w16cid w16 w16cex w16sdtdh w16du wp14">
+<w:document xmlns:wpc="http://schemas.microsoft.com/office/word/2010/wordprocessingCanvas" xmlns:cx="http://schemas.microsoft.com/office/drawing/2014/chartex" xmlns:cx1="http://schemas.microsoft.com/office/drawing/2015/9/8/chartex" xmlns:cx2="http://schemas.microsoft.com/office/drawing/2015/10/21/chartex" xmlns:cx3="http://schemas.microsoft.com/office/drawing/2016/5/9/chartex" xmlns:cx4="http://schemas.microsoft.com/office/drawing/2016/5/10/chartex" xmlns:cx5="http://schemas.microsoft.com/office/drawing/2016/5/11/chartex" xmlns:cx6="http://schemas.microsoft.com/office/drawing/2016/5/12/chartex" xmlns:cx7="http://schemas.microsoft.com/office/drawing/2016/5/13/chartex" xmlns:cx8="http://schemas.microsoft.com/office/drawing/2016/5/14/chartex" xmlns:mc="http://schemas.openxmlformats.org/markup-compatibility/2006" xmlns:aink="http://schemas.microsoft.com/office/drawing/2016/ink" xmlns:am3d="http://schemas.microsoft.com/office/drawing/2017/model3d" xmlns:o="urn:schemas-microsoft-com:office:office" xmlns:oel="http://schemas.microsoft.com/office/2019/extlst" xmlns:r="http://schemas.openxmlformats.org/officeDocument/2006/relationships" xmlns:m="http://schemas.openxmlformats.org/officeDocument/2006/math" xmlns:v="urn:schemas-microsoft-com:vml" xmlns:wp14="http://schemas.microsoft.com/office/word/2010/wordprocessingDrawing" xmlns:wp="http://schemas.openxmlformats.org/drawingml/2006/wordprocessingDrawing" xmlns:w10="urn:schemas-microsoft-com:office:word" xmlns:w="http://schemas.openxmlformats.org/wordprocessingml/2006/main" xmlns:w14="http://schemas.microsoft.com/office/word/2010/wordml" xmlns:w15="http://schemas.microsoft.com/office/word/2012/wordml" xmlns:w16cex="http://schemas.microsoft.com/office/word/2018/wordml/cex" xmlns:w16cid="http://schemas.microsoft.com/office/word/2016/wordml/cid" xmlns:w16="http://schemas.microsoft.com/office/word/2018/wordml" xmlns:w16du="http://schemas.microsoft.com/office/word/2023/wordml/word16du" xmlns:w16sdtdh="http://schemas.microsoft.com/office/word/2020/wordml/sdtdatahash" xmlns:w16sdtfl="http://schemas.microsoft.com/office/word/2024/wordml/sdtformatlock" xmlns:w16se="http://schemas.microsoft.com/office/word/2015/wordml/symex" xmlns:wpg="http://schemas.microsoft.com/office/word/2010/wordprocessingGroup" xmlns:wpi="http://schemas.microsoft.com/office/word/2010/wordprocessingInk" xmlns:wne="http://schemas.microsoft.com/office/word/2006/wordml" xmlns:wps="http://schemas.microsoft.com/office/word/2010/wordprocessingShape" mc:Ignorable="w14 w15 w16se w16cid w16 w16cex w16sdtdh w16sdtfl w16du wp14">
   <w:body>
     <w:p>
       <w:pPr>
@@ -18807,6 +18807,490 @@
         <w:t>Answer: Question61</w:t>
       </w:r>
     </w:p>
+    <w:p>
+      <w:pPr>
+        <w:rPr>
+          <w:rFonts w:eastAsiaTheme="minorEastAsia"/>
+        </w:rPr>
+      </w:pPr>
+    </w:p>
+    <w:p>
+      <w:pPr>
+        <w:pStyle w:val="ListParagraph"/>
+        <w:numPr>
+          <w:ilvl w:val="0"/>
+          <w:numId w:val="1"/>
+        </w:numPr>
+        <w:rPr>
+          <w:rFonts w:eastAsiaTheme="minorEastAsia"/>
+        </w:rPr>
+      </w:pPr>
+      <w:r>
+        <w:rPr>
+          <w:rFonts w:eastAsiaTheme="minorEastAsia"/>
+        </w:rPr>
+        <w:t>You are part of a software development team working on a text analysis tool that examines strings for specific patterns. One of the features requested by your client is to identify and count all triplets of consecutive characters within strings where the first and last characters of each triplet are the same. Detecting such triplets can help in recognizing repetitive structures and potential anomalies in the text, which is valuable for many natural language processing tasks.</w:t>
+      </w:r>
+    </w:p>
+    <w:p>
+      <w:pPr>
+        <w:rPr>
+          <w:rFonts w:eastAsiaTheme="minorEastAsia"/>
+        </w:rPr>
+      </w:pPr>
+    </w:p>
+    <w:p>
+      <w:pPr>
+        <w:ind w:left="720"/>
+        <w:rPr>
+          <w:rFonts w:eastAsiaTheme="minorEastAsia"/>
+        </w:rPr>
+      </w:pPr>
+      <w:r>
+        <w:rPr>
+          <w:rFonts w:eastAsiaTheme="minorEastAsia"/>
+        </w:rPr>
+        <w:lastRenderedPageBreak/>
+        <w:t xml:space="preserve">Given a string </w:t>
+      </w:r>
+      <w:r>
+        <w:rPr>
+          <w:rFonts w:eastAsiaTheme="minorEastAsia"/>
+          <w:i/>
+          <w:iCs/>
+        </w:rPr>
+        <w:t>text</w:t>
+      </w:r>
+      <w:r>
+        <w:rPr>
+          <w:rFonts w:eastAsiaTheme="minorEastAsia"/>
+        </w:rPr>
+        <w:t xml:space="preserve"> consisting of English letters (both uppercase and lowercase), your task is to count all triplets of consecutive characters where the first and last characters are the same (case insensitive).</w:t>
+      </w:r>
+    </w:p>
+    <w:p>
+      <w:pPr>
+        <w:ind w:left="720"/>
+        <w:rPr>
+          <w:rFonts w:eastAsiaTheme="minorEastAsia"/>
+        </w:rPr>
+      </w:pPr>
+    </w:p>
+    <w:p>
+      <w:pPr>
+        <w:ind w:left="720"/>
+        <w:rPr>
+          <w:rFonts w:eastAsiaTheme="minorEastAsia"/>
+        </w:rPr>
+      </w:pPr>
+      <w:r>
+        <w:rPr>
+          <w:rFonts w:eastAsiaTheme="minorEastAsia"/>
+          <w:b/>
+          <w:bCs/>
+        </w:rPr>
+        <w:t>Example:</w:t>
+      </w:r>
+      <w:r>
+        <w:rPr>
+          <w:rFonts w:eastAsiaTheme="minorEastAsia"/>
+        </w:rPr>
+        <w:t xml:space="preserve"> For </w:t>
+      </w:r>
+      <w:r>
+        <w:rPr>
+          <w:rFonts w:eastAsiaTheme="minorEastAsia"/>
+          <w:i/>
+          <w:iCs/>
+        </w:rPr>
+        <w:t>text = “</w:t>
+      </w:r>
+      <w:proofErr w:type="spellStart"/>
+      <w:r>
+        <w:rPr>
+          <w:rFonts w:eastAsiaTheme="minorEastAsia"/>
+          <w:i/>
+          <w:iCs/>
+        </w:rPr>
+        <w:t>aXA</w:t>
+      </w:r>
+      <w:proofErr w:type="spellEnd"/>
+      <w:r>
+        <w:rPr>
+          <w:rFonts w:eastAsiaTheme="minorEastAsia"/>
+          <w:i/>
+          <w:iCs/>
+        </w:rPr>
+        <w:t>”</w:t>
+      </w:r>
+      <w:r>
+        <w:rPr>
+          <w:rFonts w:eastAsiaTheme="minorEastAsia"/>
+        </w:rPr>
+        <w:t xml:space="preserve">, the output should be </w:t>
+      </w:r>
+      <w:r>
+        <w:rPr>
+          <w:rFonts w:eastAsiaTheme="minorEastAsia"/>
+          <w:i/>
+          <w:iCs/>
+        </w:rPr>
+        <w:t>solution(text) = 1</w:t>
+      </w:r>
+      <w:r>
+        <w:rPr>
+          <w:rFonts w:eastAsiaTheme="minorEastAsia"/>
+        </w:rPr>
+        <w:t xml:space="preserve">. </w:t>
+      </w:r>
+    </w:p>
+    <w:p>
+      <w:pPr>
+        <w:ind w:left="720"/>
+        <w:rPr>
+          <w:rFonts w:eastAsiaTheme="minorEastAsia"/>
+        </w:rPr>
+      </w:pPr>
+    </w:p>
+    <w:p>
+      <w:pPr>
+        <w:ind w:left="720"/>
+        <w:rPr>
+          <w:rFonts w:eastAsiaTheme="minorEastAsia"/>
+        </w:rPr>
+      </w:pPr>
+      <w:r>
+        <w:rPr>
+          <w:rFonts w:eastAsiaTheme="minorEastAsia"/>
+        </w:rPr>
+        <w:t>The only triplet in the string is “</w:t>
+      </w:r>
+      <w:proofErr w:type="spellStart"/>
+      <w:r>
+        <w:rPr>
+          <w:rFonts w:eastAsiaTheme="minorEastAsia"/>
+        </w:rPr>
+        <w:t>aXA</w:t>
+      </w:r>
+      <w:proofErr w:type="spellEnd"/>
+      <w:r>
+        <w:rPr>
+          <w:rFonts w:eastAsiaTheme="minorEastAsia"/>
+        </w:rPr>
+        <w:t>” and it satisfies the condition where the first and last characters are the same (case insensitive). Hence the answer is 1.</w:t>
+      </w:r>
+    </w:p>
+    <w:p>
+      <w:pPr>
+        <w:rPr>
+          <w:rFonts w:eastAsiaTheme="minorEastAsia"/>
+        </w:rPr>
+      </w:pPr>
+    </w:p>
+    <w:p>
+      <w:pPr>
+        <w:pStyle w:val="ListParagraph"/>
+        <w:numPr>
+          <w:ilvl w:val="0"/>
+          <w:numId w:val="1"/>
+        </w:numPr>
+        <w:rPr>
+          <w:rFonts w:eastAsiaTheme="minorEastAsia"/>
+        </w:rPr>
+      </w:pPr>
+      <w:r>
+        <w:rPr>
+          <w:rFonts w:eastAsiaTheme="minorEastAsia"/>
+        </w:rPr>
+        <w:t>You have been tasked with ensuring the integrity of sensor data used in a real-time monitoring system. Occasionally, sensors produce readings with consecutive duplicate digits that need to be corrected.</w:t>
+      </w:r>
+    </w:p>
+    <w:p>
+      <w:pPr>
+        <w:rPr>
+          <w:rFonts w:eastAsiaTheme="minorEastAsia"/>
+        </w:rPr>
+      </w:pPr>
+    </w:p>
+    <w:p>
+      <w:pPr>
+        <w:ind w:left="720"/>
+        <w:rPr>
+          <w:rFonts w:eastAsiaTheme="minorEastAsia"/>
+        </w:rPr>
+      </w:pPr>
+      <w:r>
+        <w:rPr>
+          <w:rFonts w:eastAsiaTheme="minorEastAsia"/>
+        </w:rPr>
+        <w:t xml:space="preserve">Given a string of space-separated numbers </w:t>
+      </w:r>
+      <w:proofErr w:type="spellStart"/>
+      <w:r>
+        <w:rPr>
+          <w:rFonts w:eastAsiaTheme="minorEastAsia"/>
+          <w:i/>
+          <w:iCs/>
+        </w:rPr>
+        <w:t>sensorReadings</w:t>
+      </w:r>
+      <w:proofErr w:type="spellEnd"/>
+      <w:r>
+        <w:rPr>
+          <w:rFonts w:eastAsiaTheme="minorEastAsia"/>
+        </w:rPr>
+        <w:t>, identify each number with at least two consecutive duplicate digits. For each of these numbers, replace it with the sum of its digits. Return the modified string with the number separated by spaces in their original order.</w:t>
+      </w:r>
+    </w:p>
+    <w:p>
+      <w:pPr>
+        <w:ind w:left="720"/>
+        <w:rPr>
+          <w:rFonts w:eastAsiaTheme="minorEastAsia"/>
+        </w:rPr>
+      </w:pPr>
+    </w:p>
+    <w:p>
+      <w:pPr>
+        <w:ind w:left="720"/>
+        <w:rPr>
+          <w:rFonts w:eastAsiaTheme="minorEastAsia"/>
+        </w:rPr>
+      </w:pPr>
+      <w:r>
+        <w:rPr>
+          <w:rFonts w:eastAsiaTheme="minorEastAsia"/>
+          <w:b/>
+          <w:bCs/>
+        </w:rPr>
+        <w:t>Example:</w:t>
+      </w:r>
+      <w:r>
+        <w:rPr>
+          <w:rFonts w:eastAsiaTheme="minorEastAsia"/>
+        </w:rPr>
+        <w:t xml:space="preserve"> For </w:t>
+      </w:r>
+      <w:proofErr w:type="spellStart"/>
+      <w:r>
+        <w:rPr>
+          <w:rFonts w:eastAsiaTheme="minorEastAsia"/>
+          <w:i/>
+          <w:iCs/>
+        </w:rPr>
+        <w:t>sensorReadings</w:t>
+      </w:r>
+      <w:proofErr w:type="spellEnd"/>
+      <w:r>
+        <w:rPr>
+          <w:rFonts w:eastAsiaTheme="minorEastAsia"/>
+          <w:i/>
+          <w:iCs/>
+        </w:rPr>
+        <w:t xml:space="preserve"> = “123 4558 787”</w:t>
+      </w:r>
+      <w:r>
+        <w:rPr>
+          <w:rFonts w:eastAsiaTheme="minorEastAsia"/>
+        </w:rPr>
+        <w:t xml:space="preserve">, the output should be </w:t>
+      </w:r>
+      <w:r>
+        <w:rPr>
+          <w:rFonts w:eastAsiaTheme="minorEastAsia"/>
+          <w:i/>
+          <w:iCs/>
+        </w:rPr>
+        <w:t>solution(</w:t>
+      </w:r>
+      <w:proofErr w:type="spellStart"/>
+      <w:r>
+        <w:rPr>
+          <w:rFonts w:eastAsiaTheme="minorEastAsia"/>
+          <w:i/>
+          <w:iCs/>
+        </w:rPr>
+        <w:t>sensorReadings</w:t>
+      </w:r>
+      <w:proofErr w:type="spellEnd"/>
+      <w:r>
+        <w:rPr>
+          <w:rFonts w:eastAsiaTheme="minorEastAsia"/>
+          <w:i/>
+          <w:iCs/>
+        </w:rPr>
+        <w:t>) = “123 22 787”</w:t>
+      </w:r>
+      <w:r>
+        <w:rPr>
+          <w:rFonts w:eastAsiaTheme="minorEastAsia"/>
+        </w:rPr>
+        <w:t>.</w:t>
+      </w:r>
+    </w:p>
+    <w:p>
+      <w:pPr>
+        <w:ind w:left="720"/>
+        <w:rPr>
+          <w:rFonts w:eastAsiaTheme="minorEastAsia"/>
+        </w:rPr>
+      </w:pPr>
+    </w:p>
+    <w:p>
+      <w:pPr>
+        <w:ind w:left="720"/>
+        <w:rPr>
+          <w:rFonts w:eastAsiaTheme="minorEastAsia"/>
+        </w:rPr>
+      </w:pPr>
+      <w:r>
+        <w:rPr>
+          <w:rFonts w:eastAsiaTheme="minorEastAsia"/>
+        </w:rPr>
+        <w:t>The number 4558 has consecutive duplicate digits 5. The sum of digits in 4558 is 4 + 5 + 5 + 8= 22, so it is replaced with 22. The number 787 has duplicate digits 7 but they are not consecutive, so it remains unchanged.</w:t>
+      </w:r>
+    </w:p>
+    <w:p>
+      <w:pPr>
+        <w:rPr>
+          <w:rFonts w:eastAsiaTheme="minorEastAsia"/>
+        </w:rPr>
+      </w:pPr>
+    </w:p>
+    <w:p>
+      <w:pPr>
+        <w:pStyle w:val="ListParagraph"/>
+        <w:numPr>
+          <w:ilvl w:val="0"/>
+          <w:numId w:val="1"/>
+        </w:numPr>
+        <w:rPr>
+          <w:rFonts w:eastAsiaTheme="minorEastAsia"/>
+        </w:rPr>
+      </w:pPr>
+      <w:r>
+        <w:rPr>
+          <w:rFonts w:eastAsiaTheme="minorEastAsia"/>
+        </w:rPr>
+        <w:t xml:space="preserve">In a distant universe, there exists a planet entirely covered in crystals with vibrant energy. These crystals can communicate among themselves, but their transmissions are only successful if the crystals are located close to each other. You are presented with a list of integer pairs called </w:t>
+      </w:r>
+      <w:r>
+        <w:rPr>
+          <w:rFonts w:eastAsiaTheme="minorEastAsia"/>
+          <w:i/>
+          <w:iCs/>
+        </w:rPr>
+        <w:t>centers</w:t>
+      </w:r>
+      <w:r>
+        <w:rPr>
+          <w:rFonts w:eastAsiaTheme="minorEastAsia"/>
+        </w:rPr>
+        <w:t>, where each pair represents the coordinates of a crystal on this planet. Each crystal protects a field of influence forming a square area around itself with sides measuring 2 units. Two crystal fields are said to intersect if they share at least one point. Determine how many pairs of crystals have overlapping fields.</w:t>
+      </w:r>
+    </w:p>
+    <w:p>
+      <w:pPr>
+        <w:rPr>
+          <w:rFonts w:eastAsiaTheme="minorEastAsia"/>
+        </w:rPr>
+      </w:pPr>
+    </w:p>
+    <w:p>
+      <w:pPr>
+        <w:ind w:left="720"/>
+        <w:rPr>
+          <w:rFonts w:eastAsiaTheme="minorEastAsia"/>
+        </w:rPr>
+      </w:pPr>
+      <w:r>
+        <w:rPr>
+          <w:rFonts w:eastAsiaTheme="minorEastAsia"/>
+          <w:b/>
+          <w:bCs/>
+        </w:rPr>
+        <w:t>Example:</w:t>
+      </w:r>
+      <w:r>
+        <w:rPr>
+          <w:rFonts w:eastAsiaTheme="minorEastAsia"/>
+        </w:rPr>
+        <w:t xml:space="preserve"> For </w:t>
+      </w:r>
+      <w:r>
+        <w:rPr>
+          <w:rFonts w:eastAsiaTheme="minorEastAsia"/>
+          <w:i/>
+          <w:iCs/>
+        </w:rPr>
+        <w:t>centers = [[1,1], [2,2], [0,4]]</w:t>
+      </w:r>
+      <w:r>
+        <w:rPr>
+          <w:rFonts w:eastAsiaTheme="minorEastAsia"/>
+        </w:rPr>
+        <w:t xml:space="preserve">, the solution is </w:t>
+      </w:r>
+      <w:r>
+        <w:rPr>
+          <w:rFonts w:eastAsiaTheme="minorEastAsia"/>
+          <w:i/>
+          <w:iCs/>
+        </w:rPr>
+        <w:t>solution(centers) = 1</w:t>
+      </w:r>
+      <w:r>
+        <w:rPr>
+          <w:rFonts w:eastAsiaTheme="minorEastAsia"/>
+        </w:rPr>
+        <w:t>.</w:t>
+      </w:r>
+    </w:p>
+    <w:p>
+      <w:pPr>
+        <w:ind w:left="720"/>
+        <w:rPr>
+          <w:rFonts w:eastAsiaTheme="minorEastAsia"/>
+        </w:rPr>
+      </w:pPr>
+    </w:p>
+    <w:p>
+      <w:pPr>
+        <w:ind w:left="720"/>
+        <w:rPr>
+          <w:rFonts w:eastAsiaTheme="minorEastAsia"/>
+        </w:rPr>
+      </w:pPr>
+      <w:r>
+        <w:rPr>
+          <w:rFonts w:eastAsiaTheme="minorEastAsia"/>
+          <w:highlight w:val="yellow"/>
+        </w:rPr>
+        <w:t>Note – This is problem 31 but worded differently. Test cases are the exact same as 31.</w:t>
+      </w:r>
+    </w:p>
+    <w:p>
+      <w:pPr>
+        <w:ind w:left="720"/>
+        <w:rPr>
+          <w:rFonts w:eastAsiaTheme="minorEastAsia"/>
+        </w:rPr>
+      </w:pPr>
+    </w:p>
+    <w:p>
+      <w:pPr>
+        <w:ind w:left="720"/>
+        <w:rPr>
+          <w:rFonts w:eastAsiaTheme="minorEastAsia"/>
+        </w:rPr>
+      </w:pPr>
+      <w:r>
+        <w:rPr>
+          <w:rFonts w:eastAsiaTheme="minorEastAsia"/>
+        </w:rPr>
+        <w:t xml:space="preserve">Answer: Question31 </w:t>
+      </w:r>
+    </w:p>
     <w:sectPr>
       <w:pgSz w:w="12240" w:h="15840"/>
       <w:pgMar w:top="1440" w:right="1440" w:bottom="1440" w:left="1440" w:header="720" w:footer="720" w:gutter="0"/>
@@ -18818,7 +19302,7 @@
 </file>
 
 <file path=word/numbering.xml><?xml version="1.0" encoding="utf-8"?>
-<w:numbering xmlns:wpc="http://schemas.microsoft.com/office/word/2010/wordprocessingCanvas" xmlns:cx="http://schemas.microsoft.com/office/drawing/2014/chartex" xmlns:cx1="http://schemas.microsoft.com/office/drawing/2015/9/8/chartex" xmlns:cx2="http://schemas.microsoft.com/office/drawing/2015/10/21/chartex" xmlns:cx3="http://schemas.microsoft.com/office/drawing/2016/5/9/chartex" xmlns:cx4="http://schemas.microsoft.com/office/drawing/2016/5/10/chartex" xmlns:cx5="http://schemas.microsoft.com/office/drawing/2016/5/11/chartex" xmlns:cx6="http://schemas.microsoft.com/office/drawing/2016/5/12/chartex" xmlns:cx7="http://schemas.microsoft.com/office/drawing/2016/5/13/chartex" xmlns:cx8="http://schemas.microsoft.com/office/drawing/2016/5/14/chartex" xmlns:mc="http://schemas.openxmlformats.org/markup-compatibility/2006" xmlns:aink="http://schemas.microsoft.com/office/drawing/2016/ink" xmlns:am3d="http://schemas.microsoft.com/office/drawing/2017/model3d" xmlns:o="urn:schemas-microsoft-com:office:office" xmlns:oel="http://schemas.microsoft.com/office/2019/extlst" xmlns:r="http://schemas.openxmlformats.org/officeDocument/2006/relationships" xmlns:m="http://schemas.openxmlformats.org/officeDocument/2006/math" xmlns:v="urn:schemas-microsoft-com:vml" xmlns:wp14="http://schemas.microsoft.com/office/word/2010/wordprocessingDrawing" xmlns:wp="http://schemas.openxmlformats.org/drawingml/2006/wordprocessingDrawing" xmlns:w10="urn:schemas-microsoft-com:office:word" xmlns:w="http://schemas.openxmlformats.org/wordprocessingml/2006/main" xmlns:w14="http://schemas.microsoft.com/office/word/2010/wordml" xmlns:w15="http://schemas.microsoft.com/office/word/2012/wordml" xmlns:w16cex="http://schemas.microsoft.com/office/word/2018/wordml/cex" xmlns:w16cid="http://schemas.microsoft.com/office/word/2016/wordml/cid" xmlns:w16="http://schemas.microsoft.com/office/word/2018/wordml" xmlns:w16du="http://schemas.microsoft.com/office/word/2023/wordml/word16du" xmlns:w16sdtdh="http://schemas.microsoft.com/office/word/2020/wordml/sdtdatahash" xmlns:w16se="http://schemas.microsoft.com/office/word/2015/wordml/symex" xmlns:wpg="http://schemas.microsoft.com/office/word/2010/wordprocessingGroup" xmlns:wpi="http://schemas.microsoft.com/office/word/2010/wordprocessingInk" xmlns:wne="http://schemas.microsoft.com/office/word/2006/wordml" xmlns:wps="http://schemas.microsoft.com/office/word/2010/wordprocessingShape" mc:Ignorable="w14 w15 w16se w16cid w16 w16cex w16sdtdh w16du wp14">
+<w:numbering xmlns:wpc="http://schemas.microsoft.com/office/word/2010/wordprocessingCanvas" xmlns:cx="http://schemas.microsoft.com/office/drawing/2014/chartex" xmlns:cx1="http://schemas.microsoft.com/office/drawing/2015/9/8/chartex" xmlns:cx2="http://schemas.microsoft.com/office/drawing/2015/10/21/chartex" xmlns:cx3="http://schemas.microsoft.com/office/drawing/2016/5/9/chartex" xmlns:cx4="http://schemas.microsoft.com/office/drawing/2016/5/10/chartex" xmlns:cx5="http://schemas.microsoft.com/office/drawing/2016/5/11/chartex" xmlns:cx6="http://schemas.microsoft.com/office/drawing/2016/5/12/chartex" xmlns:cx7="http://schemas.microsoft.com/office/drawing/2016/5/13/chartex" xmlns:cx8="http://schemas.microsoft.com/office/drawing/2016/5/14/chartex" xmlns:mc="http://schemas.openxmlformats.org/markup-compatibility/2006" xmlns:aink="http://schemas.microsoft.com/office/drawing/2016/ink" xmlns:am3d="http://schemas.microsoft.com/office/drawing/2017/model3d" xmlns:o="urn:schemas-microsoft-com:office:office" xmlns:oel="http://schemas.microsoft.com/office/2019/extlst" xmlns:r="http://schemas.openxmlformats.org/officeDocument/2006/relationships" xmlns:m="http://schemas.openxmlformats.org/officeDocument/2006/math" xmlns:v="urn:schemas-microsoft-com:vml" xmlns:wp14="http://schemas.microsoft.com/office/word/2010/wordprocessingDrawing" xmlns:wp="http://schemas.openxmlformats.org/drawingml/2006/wordprocessingDrawing" xmlns:w10="urn:schemas-microsoft-com:office:word" xmlns:w="http://schemas.openxmlformats.org/wordprocessingml/2006/main" xmlns:w14="http://schemas.microsoft.com/office/word/2010/wordml" xmlns:w15="http://schemas.microsoft.com/office/word/2012/wordml" xmlns:w16cex="http://schemas.microsoft.com/office/word/2018/wordml/cex" xmlns:w16cid="http://schemas.microsoft.com/office/word/2016/wordml/cid" xmlns:w16="http://schemas.microsoft.com/office/word/2018/wordml" xmlns:w16du="http://schemas.microsoft.com/office/word/2023/wordml/word16du" xmlns:w16sdtdh="http://schemas.microsoft.com/office/word/2020/wordml/sdtdatahash" xmlns:w16sdtfl="http://schemas.microsoft.com/office/word/2024/wordml/sdtformatlock" xmlns:w16se="http://schemas.microsoft.com/office/word/2015/wordml/symex" xmlns:wpg="http://schemas.microsoft.com/office/word/2010/wordprocessingGroup" xmlns:wpi="http://schemas.microsoft.com/office/word/2010/wordprocessingInk" xmlns:wne="http://schemas.microsoft.com/office/word/2006/wordml" xmlns:wps="http://schemas.microsoft.com/office/word/2010/wordprocessingShape" mc:Ignorable="w14 w15 w16se w16cid w16 w16cex w16sdtdh w16sdtfl w16du wp14">
   <w:abstractNum w:abstractNumId="0" w15:restartNumberingAfterBreak="0">
     <w:nsid w:val="058D1387"/>
     <w:multiLevelType w:val="hybridMultilevel"/>
@@ -20524,7 +21008,7 @@
 </file>
 
 <file path=word/styles.xml><?xml version="1.0" encoding="utf-8"?>
-<w:styles xmlns:mc="http://schemas.openxmlformats.org/markup-compatibility/2006" xmlns:r="http://schemas.openxmlformats.org/officeDocument/2006/relationships" xmlns:w="http://schemas.openxmlformats.org/wordprocessingml/2006/main" xmlns:w14="http://schemas.microsoft.com/office/word/2010/wordml" xmlns:w15="http://schemas.microsoft.com/office/word/2012/wordml" xmlns:w16cex="http://schemas.microsoft.com/office/word/2018/wordml/cex" xmlns:w16cid="http://schemas.microsoft.com/office/word/2016/wordml/cid" xmlns:w16="http://schemas.microsoft.com/office/word/2018/wordml" xmlns:w16du="http://schemas.microsoft.com/office/word/2023/wordml/word16du" xmlns:w16sdtdh="http://schemas.microsoft.com/office/word/2020/wordml/sdtdatahash" xmlns:w16se="http://schemas.microsoft.com/office/word/2015/wordml/symex" mc:Ignorable="w14 w15 w16se w16cid w16 w16cex w16sdtdh w16du">
+<w:styles xmlns:mc="http://schemas.openxmlformats.org/markup-compatibility/2006" xmlns:r="http://schemas.openxmlformats.org/officeDocument/2006/relationships" xmlns:w="http://schemas.openxmlformats.org/wordprocessingml/2006/main" xmlns:w14="http://schemas.microsoft.com/office/word/2010/wordml" xmlns:w15="http://schemas.microsoft.com/office/word/2012/wordml" xmlns:w16cex="http://schemas.microsoft.com/office/word/2018/wordml/cex" xmlns:w16cid="http://schemas.microsoft.com/office/word/2016/wordml/cid" xmlns:w16="http://schemas.microsoft.com/office/word/2018/wordml" xmlns:w16du="http://schemas.microsoft.com/office/word/2023/wordml/word16du" xmlns:w16sdtdh="http://schemas.microsoft.com/office/word/2020/wordml/sdtdatahash" xmlns:w16sdtfl="http://schemas.microsoft.com/office/word/2024/wordml/sdtformatlock" xmlns:w16se="http://schemas.microsoft.com/office/word/2015/wordml/symex" mc:Ignorable="w14 w15 w16se w16cid w16 w16cex w16sdtdh w16sdtfl w16du">
   <w:docDefaults>
     <w:rPrDefault>
       <w:rPr>

--- a/src/main/resources/capitalone/codesignal/swe/CodeSignal_Questions_SWE.docx
+++ b/src/main/resources/capitalone/codesignal/swe/CodeSignal_Questions_SWE.docx
@@ -19291,6 +19291,572 @@
         <w:t xml:space="preserve">Answer: Question31 </w:t>
       </w:r>
     </w:p>
+    <w:p>
+      <w:pPr>
+        <w:rPr>
+          <w:rFonts w:eastAsiaTheme="minorEastAsia"/>
+        </w:rPr>
+      </w:pPr>
+    </w:p>
+    <w:p>
+      <w:pPr>
+        <w:pStyle w:val="ListParagraph"/>
+        <w:numPr>
+          <w:ilvl w:val="0"/>
+          <w:numId w:val="1"/>
+        </w:numPr>
+        <w:rPr>
+          <w:rFonts w:eastAsiaTheme="minorEastAsia"/>
+        </w:rPr>
+      </w:pPr>
+      <w:r>
+        <w:rPr>
+          <w:rFonts w:eastAsiaTheme="minorEastAsia"/>
+        </w:rPr>
+        <w:t xml:space="preserve">Imagine you are managing a city’s transit archive looking back at past bus departure records. You are provided with an array </w:t>
+      </w:r>
+      <w:proofErr w:type="spellStart"/>
+      <w:r>
+        <w:rPr>
+          <w:rFonts w:eastAsiaTheme="minorEastAsia"/>
+          <w:i/>
+          <w:iCs/>
+        </w:rPr>
+        <w:t>departure_times</w:t>
+      </w:r>
+      <w:proofErr w:type="spellEnd"/>
+      <w:r>
+        <w:rPr>
+          <w:rFonts w:eastAsiaTheme="minorEastAsia"/>
+        </w:rPr>
+        <w:t xml:space="preserve"> which lists when buses departed throughout the day. Your job is to determine how many minutes have passed since the most recent bus left the station. If no bus has departed by the current time return -1.</w:t>
+      </w:r>
+    </w:p>
+    <w:p>
+      <w:pPr>
+        <w:rPr>
+          <w:rFonts w:eastAsiaTheme="minorEastAsia"/>
+        </w:rPr>
+      </w:pPr>
+    </w:p>
+    <w:p>
+      <w:pPr>
+        <w:ind w:left="720"/>
+        <w:rPr>
+          <w:rFonts w:eastAsiaTheme="minorEastAsia"/>
+        </w:rPr>
+      </w:pPr>
+      <w:r>
+        <w:rPr>
+          <w:rFonts w:eastAsiaTheme="minorEastAsia"/>
+        </w:rPr>
+        <w:t>Time is formatted as strings in HH:MM within a 24-hour clock. All departures are ordered chronologically.</w:t>
+      </w:r>
+    </w:p>
+    <w:p>
+      <w:pPr>
+        <w:ind w:left="720"/>
+        <w:rPr>
+          <w:rFonts w:eastAsiaTheme="minorEastAsia"/>
+        </w:rPr>
+      </w:pPr>
+      <w:r>
+        <w:rPr>
+          <w:rFonts w:eastAsiaTheme="minorEastAsia"/>
+        </w:rPr>
+        <w:lastRenderedPageBreak/>
+        <w:t xml:space="preserve">Assume that a bus scheduled to leave exactly at </w:t>
+      </w:r>
+      <w:proofErr w:type="spellStart"/>
+      <w:r>
+        <w:rPr>
+          <w:rFonts w:eastAsiaTheme="minorEastAsia"/>
+          <w:i/>
+          <w:iCs/>
+        </w:rPr>
+        <w:t>current_time</w:t>
+      </w:r>
+      <w:proofErr w:type="spellEnd"/>
+      <w:r>
+        <w:rPr>
+          <w:rFonts w:eastAsiaTheme="minorEastAsia"/>
+        </w:rPr>
+        <w:t xml:space="preserve"> has not yet departed.</w:t>
+      </w:r>
+    </w:p>
+    <w:p>
+      <w:pPr>
+        <w:ind w:left="720"/>
+        <w:rPr>
+          <w:rFonts w:eastAsiaTheme="minorEastAsia"/>
+        </w:rPr>
+      </w:pPr>
+    </w:p>
+    <w:p>
+      <w:pPr>
+        <w:ind w:left="720"/>
+        <w:rPr>
+          <w:rFonts w:eastAsiaTheme="minorEastAsia"/>
+        </w:rPr>
+      </w:pPr>
+      <w:r>
+        <w:rPr>
+          <w:rFonts w:eastAsiaTheme="minorEastAsia"/>
+          <w:b/>
+          <w:bCs/>
+        </w:rPr>
+        <w:t>Example:</w:t>
+      </w:r>
+      <w:r>
+        <w:rPr>
+          <w:rFonts w:eastAsiaTheme="minorEastAsia"/>
+        </w:rPr>
+        <w:t xml:space="preserve"> For </w:t>
+      </w:r>
+      <w:proofErr w:type="spellStart"/>
+      <w:r>
+        <w:rPr>
+          <w:rFonts w:eastAsiaTheme="minorEastAsia"/>
+          <w:i/>
+          <w:iCs/>
+        </w:rPr>
+        <w:t>departure_times</w:t>
+      </w:r>
+      <w:proofErr w:type="spellEnd"/>
+      <w:r>
+        <w:rPr>
+          <w:rFonts w:eastAsiaTheme="minorEastAsia"/>
+          <w:i/>
+          <w:iCs/>
+        </w:rPr>
+        <w:t xml:space="preserve"> = [“12:30”, “14:00”, “19:55”]</w:t>
+      </w:r>
+      <w:r>
+        <w:rPr>
+          <w:rFonts w:eastAsiaTheme="minorEastAsia"/>
+        </w:rPr>
+        <w:t xml:space="preserve"> and </w:t>
+      </w:r>
+      <w:proofErr w:type="spellStart"/>
+      <w:r>
+        <w:rPr>
+          <w:rFonts w:eastAsiaTheme="minorEastAsia"/>
+          <w:i/>
+          <w:iCs/>
+        </w:rPr>
+        <w:t>current_time</w:t>
+      </w:r>
+      <w:proofErr w:type="spellEnd"/>
+      <w:r>
+        <w:rPr>
+          <w:rFonts w:eastAsiaTheme="minorEastAsia"/>
+          <w:i/>
+          <w:iCs/>
+        </w:rPr>
+        <w:t xml:space="preserve"> = “14:30”</w:t>
+      </w:r>
+      <w:r>
+        <w:rPr>
+          <w:rFonts w:eastAsiaTheme="minorEastAsia"/>
+        </w:rPr>
+        <w:t xml:space="preserve">, the output should be </w:t>
+      </w:r>
+      <w:proofErr w:type="gramStart"/>
+      <w:r>
+        <w:rPr>
+          <w:rFonts w:eastAsiaTheme="minorEastAsia"/>
+          <w:i/>
+          <w:iCs/>
+        </w:rPr>
+        <w:t>solution(</w:t>
+      </w:r>
+      <w:proofErr w:type="spellStart"/>
+      <w:proofErr w:type="gramEnd"/>
+      <w:r>
+        <w:rPr>
+          <w:rFonts w:eastAsiaTheme="minorEastAsia"/>
+          <w:i/>
+          <w:iCs/>
+        </w:rPr>
+        <w:t>departure_times</w:t>
+      </w:r>
+      <w:proofErr w:type="spellEnd"/>
+      <w:r>
+        <w:rPr>
+          <w:rFonts w:eastAsiaTheme="minorEastAsia"/>
+          <w:i/>
+          <w:iCs/>
+        </w:rPr>
+        <w:t xml:space="preserve">, </w:t>
+      </w:r>
+      <w:proofErr w:type="spellStart"/>
+      <w:r>
+        <w:rPr>
+          <w:rFonts w:eastAsiaTheme="minorEastAsia"/>
+          <w:i/>
+          <w:iCs/>
+        </w:rPr>
+        <w:t>current_time</w:t>
+      </w:r>
+      <w:proofErr w:type="spellEnd"/>
+      <w:r>
+        <w:rPr>
+          <w:rFonts w:eastAsiaTheme="minorEastAsia"/>
+          <w:i/>
+          <w:iCs/>
+        </w:rPr>
+        <w:t>) = 30</w:t>
+      </w:r>
+      <w:r>
+        <w:rPr>
+          <w:rFonts w:eastAsiaTheme="minorEastAsia"/>
+        </w:rPr>
+        <w:t>.</w:t>
+      </w:r>
+    </w:p>
+    <w:p>
+      <w:pPr>
+        <w:ind w:left="720"/>
+        <w:rPr>
+          <w:rFonts w:eastAsiaTheme="minorEastAsia"/>
+        </w:rPr>
+      </w:pPr>
+    </w:p>
+    <w:p>
+      <w:pPr>
+        <w:ind w:left="720"/>
+        <w:rPr>
+          <w:rFonts w:eastAsiaTheme="minorEastAsia"/>
+        </w:rPr>
+      </w:pPr>
+      <w:r>
+        <w:rPr>
+          <w:rFonts w:eastAsiaTheme="minorEastAsia"/>
+        </w:rPr>
+        <w:t>Answer: Question65</w:t>
+      </w:r>
+    </w:p>
+    <w:p>
+      <w:pPr>
+        <w:rPr>
+          <w:rFonts w:eastAsiaTheme="minorEastAsia"/>
+        </w:rPr>
+      </w:pPr>
+    </w:p>
+    <w:p>
+      <w:pPr>
+        <w:pStyle w:val="ListParagraph"/>
+        <w:numPr>
+          <w:ilvl w:val="0"/>
+          <w:numId w:val="1"/>
+        </w:numPr>
+        <w:rPr>
+          <w:rFonts w:eastAsiaTheme="minorEastAsia"/>
+        </w:rPr>
+      </w:pPr>
+      <w:r>
+        <w:t xml:space="preserve">Given an empty array that should contain integers numbers, your task is to process a list of queries on it. </w:t>
+      </w:r>
+      <w:proofErr w:type="gramStart"/>
+      <w:r>
+        <w:t>Specifically</w:t>
+      </w:r>
+      <w:proofErr w:type="gramEnd"/>
+      <w:r>
+        <w:t xml:space="preserve"> there are two types of queries: </w:t>
+      </w:r>
+    </w:p>
+    <w:p>
+      <w:pPr>
+        <w:pStyle w:val="ListParagraph"/>
+        <w:numPr>
+          <w:ilvl w:val="1"/>
+          <w:numId w:val="1"/>
+        </w:numPr>
+        <w:rPr>
+          <w:rFonts w:eastAsiaTheme="minorEastAsia"/>
+        </w:rPr>
+      </w:pPr>
+      <w:r>
+        <w:t xml:space="preserve">+x - append x to numbers, numbers may contain multiple instances of the same int </w:t>
+      </w:r>
+    </w:p>
+    <w:p>
+      <w:pPr>
+        <w:pStyle w:val="ListParagraph"/>
+        <w:numPr>
+          <w:ilvl w:val="1"/>
+          <w:numId w:val="1"/>
+        </w:numPr>
+        <w:rPr>
+          <w:rFonts w:eastAsiaTheme="minorEastAsia"/>
+        </w:rPr>
+      </w:pPr>
+      <w:r>
+        <w:t xml:space="preserve">-x - remove all instances of x from numbers </w:t>
+      </w:r>
+    </w:p>
+    <w:p/>
+    <w:p>
+      <w:pPr>
+        <w:ind w:left="720"/>
+      </w:pPr>
+      <w:r>
+        <w:t>After processing each query, count the number of triples (</w:t>
+      </w:r>
+      <w:proofErr w:type="spellStart"/>
+      <w:proofErr w:type="gramStart"/>
+      <w:r>
+        <w:t>x,y</w:t>
+      </w:r>
+      <w:proofErr w:type="gramEnd"/>
+      <w:r>
+        <w:t>,z</w:t>
+      </w:r>
+      <w:proofErr w:type="spellEnd"/>
+      <w:r>
+        <w:t xml:space="preserve">) in numbers which meet this condition: </w:t>
+      </w:r>
+    </w:p>
+    <w:p>
+      <w:pPr>
+        <w:ind w:left="720" w:firstLine="720"/>
+      </w:pPr>
+      <w:r>
+        <w:t xml:space="preserve">- both x - y and y - z are equal to a given diff. </w:t>
+      </w:r>
+    </w:p>
+    <w:p>
+      <w:pPr>
+        <w:ind w:left="720"/>
+      </w:pPr>
+    </w:p>
+    <w:p>
+      <w:pPr>
+        <w:ind w:left="720"/>
+      </w:pPr>
+      <w:r>
+        <w:t>Note that elements in numbers can be rearranged to form triples to meet the condition. The final output should be an array of counts after each query in queries.</w:t>
+      </w:r>
+    </w:p>
+    <w:p>
+      <w:pPr>
+        <w:ind w:left="720"/>
+      </w:pPr>
+    </w:p>
+    <w:p>
+      <w:pPr>
+        <w:ind w:left="720"/>
+      </w:pPr>
+      <w:r>
+        <w:rPr>
+          <w:b/>
+          <w:bCs/>
+        </w:rPr>
+        <w:t>Example:</w:t>
+      </w:r>
+      <w:r>
+        <w:t xml:space="preserve"> For queries = [“+4”, “+5”, “+6”, “+4”, “+3”, “-4”] and diff = 1, the </w:t>
+      </w:r>
+      <w:proofErr w:type="gramStart"/>
+      <w:r>
+        <w:rPr>
+          <w:i/>
+          <w:iCs/>
+        </w:rPr>
+        <w:t>solution(</w:t>
+      </w:r>
+      <w:proofErr w:type="gramEnd"/>
+      <w:r>
+        <w:rPr>
+          <w:i/>
+          <w:iCs/>
+        </w:rPr>
+        <w:t>queries, diff)</w:t>
+      </w:r>
+      <w:r>
+        <w:t xml:space="preserve"> = </w:t>
+      </w:r>
+      <w:r>
+        <w:rPr>
+          <w:i/>
+          <w:iCs/>
+        </w:rPr>
+        <w:t>[0, 0, 1, 2, 4, 0]</w:t>
+      </w:r>
+    </w:p>
+    <w:p>
+      <w:pPr>
+        <w:ind w:left="720"/>
+        <w:rPr>
+          <w:rFonts w:eastAsiaTheme="minorEastAsia"/>
+        </w:rPr>
+      </w:pPr>
+    </w:p>
+    <w:p>
+      <w:pPr>
+        <w:ind w:left="720"/>
+        <w:rPr>
+          <w:rFonts w:eastAsiaTheme="minorEastAsia"/>
+        </w:rPr>
+      </w:pPr>
+      <w:r>
+        <w:rPr>
+          <w:rFonts w:eastAsiaTheme="minorEastAsia"/>
+        </w:rPr>
+        <w:t>Answer: Question66</w:t>
+      </w:r>
+    </w:p>
+    <w:p>
+      <w:pPr>
+        <w:rPr>
+          <w:rFonts w:eastAsiaTheme="minorEastAsia"/>
+        </w:rPr>
+      </w:pPr>
+    </w:p>
+    <w:p>
+      <w:pPr>
+        <w:pStyle w:val="ListParagraph"/>
+        <w:numPr>
+          <w:ilvl w:val="0"/>
+          <w:numId w:val="1"/>
+        </w:numPr>
+        <w:rPr>
+          <w:rFonts w:eastAsiaTheme="minorEastAsia"/>
+        </w:rPr>
+      </w:pPr>
+      <w:r>
+        <w:t xml:space="preserve">Think about a team chat with numerous users writing messages in it. </w:t>
+      </w:r>
+    </w:p>
+    <w:p>
+      <w:pPr>
+        <w:pStyle w:val="ListParagraph"/>
+        <w:rPr>
+          <w:rFonts w:eastAsiaTheme="minorEastAsia"/>
+        </w:rPr>
+      </w:pPr>
+    </w:p>
+    <w:p>
+      <w:pPr>
+        <w:pStyle w:val="ListParagraph"/>
+        <w:numPr>
+          <w:ilvl w:val="0"/>
+          <w:numId w:val="15"/>
+        </w:numPr>
+      </w:pPr>
+      <w:r>
+        <w:t xml:space="preserve">MESSAGE - messages a set of users. The format looks as follows: ["MESSAGE", "&lt;timestamp&gt;", "&lt;mentions&gt;"]. Mentions string can contain the following space separated tokens: </w:t>
+      </w:r>
+    </w:p>
+    <w:p>
+      <w:pPr>
+        <w:pStyle w:val="ListParagraph"/>
+        <w:numPr>
+          <w:ilvl w:val="0"/>
+          <w:numId w:val="15"/>
+        </w:numPr>
+      </w:pPr>
+      <w:r>
+        <w:t xml:space="preserve">id&lt;number&gt; where &lt;number&gt; is an int in range [1,999] mentioning of individual users - ALL - mentioning all users - HERE - mentioning </w:t>
+      </w:r>
+      <w:proofErr w:type="spellStart"/>
+      <w:r>
+        <w:t>acive</w:t>
+      </w:r>
+      <w:proofErr w:type="spellEnd"/>
+      <w:r>
+        <w:t xml:space="preserve"> users </w:t>
+      </w:r>
+    </w:p>
+    <w:p>
+      <w:pPr>
+        <w:pStyle w:val="ListParagraph"/>
+        <w:numPr>
+          <w:ilvl w:val="0"/>
+          <w:numId w:val="15"/>
+        </w:numPr>
+      </w:pPr>
+      <w:r>
+        <w:t xml:space="preserve">OFFLINE - makes a user with given id inactive for 60min time tickets - the user will be active again at the time &lt;timestamp&gt; + 60. It is guaranteed that the user with given &lt;id&gt; will be active when this action is applied. The format looks as follows </w:t>
+      </w:r>
+    </w:p>
+    <w:p>
+      <w:pPr>
+        <w:pStyle w:val="ListParagraph"/>
+      </w:pPr>
+    </w:p>
+    <w:p>
+      <w:pPr>
+        <w:pStyle w:val="ListParagraph"/>
+      </w:pPr>
+      <w:r>
+        <w:t xml:space="preserve">[OFFLINE, &lt;timestamp&gt; &lt;id&gt;] </w:t>
+      </w:r>
+    </w:p>
+    <w:p>
+      <w:pPr>
+        <w:pStyle w:val="ListParagraph"/>
+      </w:pPr>
+    </w:p>
+    <w:p>
+      <w:pPr>
+        <w:pStyle w:val="ListParagraph"/>
+      </w:pPr>
+      <w:r>
+        <w:t xml:space="preserve">Your task is to calculate mention statistics. given a list of users in the group chat and a list of chat events, count the number of message events that each user is mentioned in. Return the results in an array of strings with each string following this format [user </w:t>
+      </w:r>
+      <w:proofErr w:type="gramStart"/>
+      <w:r>
+        <w:t>id]=</w:t>
+      </w:r>
+      <w:proofErr w:type="gramEnd"/>
+      <w:r>
+        <w:t>[mentions count]. The array should be sorted lexicographically by user id in ascending order.</w:t>
+      </w:r>
+    </w:p>
+    <w:p>
+      <w:pPr>
+        <w:pStyle w:val="ListParagraph"/>
+      </w:pPr>
+    </w:p>
+    <w:p>
+      <w:pPr>
+        <w:pStyle w:val="ListParagraph"/>
+      </w:pPr>
+      <w:r>
+        <w:rPr>
+          <w:b/>
+          <w:bCs/>
+        </w:rPr>
+        <w:t xml:space="preserve">Example: </w:t>
+      </w:r>
+      <w:r>
+        <w:t>No example</w:t>
+      </w:r>
+    </w:p>
+    <w:p>
+      <w:pPr>
+        <w:pStyle w:val="ListParagraph"/>
+        <w:rPr>
+          <w:rFonts w:eastAsiaTheme="minorEastAsia"/>
+        </w:rPr>
+      </w:pPr>
+      <w:r>
+        <w:rPr>
+          <w:rFonts w:eastAsiaTheme="minorEastAsia"/>
+        </w:rPr>
+        <w:t>Answer: Question67</w:t>
+      </w:r>
+    </w:p>
+    <w:p>
+      <w:pPr>
+        <w:pStyle w:val="ListParagraph"/>
+        <w:rPr>
+          <w:rFonts w:eastAsiaTheme="minorEastAsia"/>
+        </w:rPr>
+      </w:pPr>
+    </w:p>
     <w:sectPr>
       <w:pgSz w:w="12240" w:h="15840"/>
       <w:pgMar w:top="1440" w:right="1440" w:bottom="1440" w:left="1440" w:header="720" w:footer="720" w:gutter="0"/>
@@ -19530,6 +20096,119 @@
     </w:lvl>
   </w:abstractNum>
   <w:abstractNum w:abstractNumId="2" w15:restartNumberingAfterBreak="0">
+    <w:nsid w:val="27FE7F02"/>
+    <w:multiLevelType w:val="hybridMultilevel"/>
+    <w:tmpl w:val="9CDAD668"/>
+    <w:lvl w:ilvl="0" w:tplc="04090001">
+      <w:start w:val="1"/>
+      <w:numFmt w:val="bullet"/>
+      <w:lvlText w:val=""/>
+      <w:lvlJc w:val="left"/>
+      <w:pPr>
+        <w:ind w:left="1440" w:hanging="360"/>
+      </w:pPr>
+      <w:rPr>
+        <w:rFonts w:ascii="Symbol" w:hAnsi="Symbol" w:hint="default"/>
+      </w:rPr>
+    </w:lvl>
+    <w:lvl w:ilvl="1" w:tplc="04090003" w:tentative="1">
+      <w:start w:val="1"/>
+      <w:numFmt w:val="bullet"/>
+      <w:lvlText w:val="o"/>
+      <w:lvlJc w:val="left"/>
+      <w:pPr>
+        <w:ind w:left="2160" w:hanging="360"/>
+      </w:pPr>
+      <w:rPr>
+        <w:rFonts w:ascii="Courier New" w:hAnsi="Courier New" w:cs="Courier New" w:hint="default"/>
+      </w:rPr>
+    </w:lvl>
+    <w:lvl w:ilvl="2" w:tplc="04090005" w:tentative="1">
+      <w:start w:val="1"/>
+      <w:numFmt w:val="bullet"/>
+      <w:lvlText w:val=""/>
+      <w:lvlJc w:val="left"/>
+      <w:pPr>
+        <w:ind w:left="2880" w:hanging="360"/>
+      </w:pPr>
+      <w:rPr>
+        <w:rFonts w:ascii="Wingdings" w:hAnsi="Wingdings" w:hint="default"/>
+      </w:rPr>
+    </w:lvl>
+    <w:lvl w:ilvl="3" w:tplc="04090001" w:tentative="1">
+      <w:start w:val="1"/>
+      <w:numFmt w:val="bullet"/>
+      <w:lvlText w:val=""/>
+      <w:lvlJc w:val="left"/>
+      <w:pPr>
+        <w:ind w:left="3600" w:hanging="360"/>
+      </w:pPr>
+      <w:rPr>
+        <w:rFonts w:ascii="Symbol" w:hAnsi="Symbol" w:hint="default"/>
+      </w:rPr>
+    </w:lvl>
+    <w:lvl w:ilvl="4" w:tplc="04090003" w:tentative="1">
+      <w:start w:val="1"/>
+      <w:numFmt w:val="bullet"/>
+      <w:lvlText w:val="o"/>
+      <w:lvlJc w:val="left"/>
+      <w:pPr>
+        <w:ind w:left="4320" w:hanging="360"/>
+      </w:pPr>
+      <w:rPr>
+        <w:rFonts w:ascii="Courier New" w:hAnsi="Courier New" w:cs="Courier New" w:hint="default"/>
+      </w:rPr>
+    </w:lvl>
+    <w:lvl w:ilvl="5" w:tplc="04090005" w:tentative="1">
+      <w:start w:val="1"/>
+      <w:numFmt w:val="bullet"/>
+      <w:lvlText w:val=""/>
+      <w:lvlJc w:val="left"/>
+      <w:pPr>
+        <w:ind w:left="5040" w:hanging="360"/>
+      </w:pPr>
+      <w:rPr>
+        <w:rFonts w:ascii="Wingdings" w:hAnsi="Wingdings" w:hint="default"/>
+      </w:rPr>
+    </w:lvl>
+    <w:lvl w:ilvl="6" w:tplc="04090001" w:tentative="1">
+      <w:start w:val="1"/>
+      <w:numFmt w:val="bullet"/>
+      <w:lvlText w:val=""/>
+      <w:lvlJc w:val="left"/>
+      <w:pPr>
+        <w:ind w:left="5760" w:hanging="360"/>
+      </w:pPr>
+      <w:rPr>
+        <w:rFonts w:ascii="Symbol" w:hAnsi="Symbol" w:hint="default"/>
+      </w:rPr>
+    </w:lvl>
+    <w:lvl w:ilvl="7" w:tplc="04090003" w:tentative="1">
+      <w:start w:val="1"/>
+      <w:numFmt w:val="bullet"/>
+      <w:lvlText w:val="o"/>
+      <w:lvlJc w:val="left"/>
+      <w:pPr>
+        <w:ind w:left="6480" w:hanging="360"/>
+      </w:pPr>
+      <w:rPr>
+        <w:rFonts w:ascii="Courier New" w:hAnsi="Courier New" w:cs="Courier New" w:hint="default"/>
+      </w:rPr>
+    </w:lvl>
+    <w:lvl w:ilvl="8" w:tplc="04090005" w:tentative="1">
+      <w:start w:val="1"/>
+      <w:numFmt w:val="bullet"/>
+      <w:lvlText w:val=""/>
+      <w:lvlJc w:val="left"/>
+      <w:pPr>
+        <w:ind w:left="7200" w:hanging="360"/>
+      </w:pPr>
+      <w:rPr>
+        <w:rFonts w:ascii="Wingdings" w:hAnsi="Wingdings" w:hint="default"/>
+      </w:rPr>
+    </w:lvl>
+  </w:abstractNum>
+  <w:abstractNum w:abstractNumId="3" w15:restartNumberingAfterBreak="0">
     <w:nsid w:val="29A60487"/>
     <w:multiLevelType w:val="multilevel"/>
     <w:tmpl w:val="A00C6F82"/>
@@ -19678,7 +20357,7 @@
       </w:rPr>
     </w:lvl>
   </w:abstractNum>
-  <w:abstractNum w:abstractNumId="3" w15:restartNumberingAfterBreak="0">
+  <w:abstractNum w:abstractNumId="4" w15:restartNumberingAfterBreak="0">
     <w:nsid w:val="2E830469"/>
     <w:multiLevelType w:val="hybridMultilevel"/>
     <w:tmpl w:val="C5FA87C8"/>
@@ -19767,7 +20446,7 @@
       </w:pPr>
     </w:lvl>
   </w:abstractNum>
-  <w:abstractNum w:abstractNumId="4" w15:restartNumberingAfterBreak="0">
+  <w:abstractNum w:abstractNumId="5" w15:restartNumberingAfterBreak="0">
     <w:nsid w:val="2F2B3A14"/>
     <w:multiLevelType w:val="hybridMultilevel"/>
     <w:tmpl w:val="C5FA87C8"/>
@@ -19856,7 +20535,7 @@
       </w:pPr>
     </w:lvl>
   </w:abstractNum>
-  <w:abstractNum w:abstractNumId="5" w15:restartNumberingAfterBreak="0">
+  <w:abstractNum w:abstractNumId="6" w15:restartNumberingAfterBreak="0">
     <w:nsid w:val="397035D6"/>
     <w:multiLevelType w:val="multilevel"/>
     <w:tmpl w:val="1DE40B16"/>
@@ -20005,7 +20684,7 @@
       </w:rPr>
     </w:lvl>
   </w:abstractNum>
-  <w:abstractNum w:abstractNumId="6" w15:restartNumberingAfterBreak="0">
+  <w:abstractNum w:abstractNumId="7" w15:restartNumberingAfterBreak="0">
     <w:nsid w:val="3AB32618"/>
     <w:multiLevelType w:val="hybridMultilevel"/>
     <w:tmpl w:val="59CA2990"/>
@@ -20118,7 +20797,7 @@
       </w:rPr>
     </w:lvl>
   </w:abstractNum>
-  <w:abstractNum w:abstractNumId="7" w15:restartNumberingAfterBreak="0">
+  <w:abstractNum w:abstractNumId="8" w15:restartNumberingAfterBreak="0">
     <w:nsid w:val="41F05E20"/>
     <w:multiLevelType w:val="hybridMultilevel"/>
     <w:tmpl w:val="8C7E68EE"/>
@@ -20231,7 +20910,7 @@
       </w:rPr>
     </w:lvl>
   </w:abstractNum>
-  <w:abstractNum w:abstractNumId="8" w15:restartNumberingAfterBreak="0">
+  <w:abstractNum w:abstractNumId="9" w15:restartNumberingAfterBreak="0">
     <w:nsid w:val="54091F6C"/>
     <w:multiLevelType w:val="hybridMultilevel"/>
     <w:tmpl w:val="37729CD4"/>
@@ -20317,7 +20996,7 @@
       </w:pPr>
     </w:lvl>
   </w:abstractNum>
-  <w:abstractNum w:abstractNumId="9" w15:restartNumberingAfterBreak="0">
+  <w:abstractNum w:abstractNumId="10" w15:restartNumberingAfterBreak="0">
     <w:nsid w:val="60C8113B"/>
     <w:multiLevelType w:val="multilevel"/>
     <w:tmpl w:val="7EF2947A"/>
@@ -20466,7 +21145,7 @@
       </w:rPr>
     </w:lvl>
   </w:abstractNum>
-  <w:abstractNum w:abstractNumId="10" w15:restartNumberingAfterBreak="0">
+  <w:abstractNum w:abstractNumId="11" w15:restartNumberingAfterBreak="0">
     <w:nsid w:val="66A045F4"/>
     <w:multiLevelType w:val="hybridMultilevel"/>
     <w:tmpl w:val="C5FA87C8"/>
@@ -20555,7 +21234,7 @@
       </w:pPr>
     </w:lvl>
   </w:abstractNum>
-  <w:abstractNum w:abstractNumId="11" w15:restartNumberingAfterBreak="0">
+  <w:abstractNum w:abstractNumId="12" w15:restartNumberingAfterBreak="0">
     <w:nsid w:val="6CA55485"/>
     <w:multiLevelType w:val="hybridMultilevel"/>
     <w:tmpl w:val="C5FA87C8"/>
@@ -20644,7 +21323,7 @@
       </w:pPr>
     </w:lvl>
   </w:abstractNum>
-  <w:abstractNum w:abstractNumId="12" w15:restartNumberingAfterBreak="0">
+  <w:abstractNum w:abstractNumId="13" w15:restartNumberingAfterBreak="0">
     <w:nsid w:val="6E9F1506"/>
     <w:multiLevelType w:val="hybridMultilevel"/>
     <w:tmpl w:val="C088DDB2"/>
@@ -20733,7 +21412,7 @@
       </w:pPr>
     </w:lvl>
   </w:abstractNum>
-  <w:abstractNum w:abstractNumId="13" w15:restartNumberingAfterBreak="0">
+  <w:abstractNum w:abstractNumId="14" w15:restartNumberingAfterBreak="0">
     <w:nsid w:val="74BE6F99"/>
     <w:multiLevelType w:val="hybridMultilevel"/>
     <w:tmpl w:val="3E1075F2"/>
@@ -20846,7 +21525,7 @@
       </w:rPr>
     </w:lvl>
   </w:abstractNum>
-  <w:abstractNum w:abstractNumId="14" w15:restartNumberingAfterBreak="0">
+  <w:abstractNum w:abstractNumId="15" w15:restartNumberingAfterBreak="0">
     <w:nsid w:val="7A98760A"/>
     <w:multiLevelType w:val="hybridMultilevel"/>
     <w:tmpl w:val="C30AE510"/>
@@ -20960,49 +21639,52 @@
     </w:lvl>
   </w:abstractNum>
   <w:num w:numId="1" w16cid:durableId="1560088947">
+    <w:abstractNumId w:val="13"/>
+  </w:num>
+  <w:num w:numId="2" w16cid:durableId="72168522">
+    <w:abstractNumId w:val="4"/>
+  </w:num>
+  <w:num w:numId="3" w16cid:durableId="1774131421">
+    <w:abstractNumId w:val="15"/>
+  </w:num>
+  <w:num w:numId="4" w16cid:durableId="870918678">
+    <w:abstractNumId w:val="11"/>
+  </w:num>
+  <w:num w:numId="5" w16cid:durableId="1715541446">
     <w:abstractNumId w:val="12"/>
   </w:num>
-  <w:num w:numId="2" w16cid:durableId="72168522">
-    <w:abstractNumId w:val="3"/>
-  </w:num>
-  <w:num w:numId="3" w16cid:durableId="1774131421">
-    <w:abstractNumId w:val="14"/>
-  </w:num>
-  <w:num w:numId="4" w16cid:durableId="870918678">
-    <w:abstractNumId w:val="10"/>
-  </w:num>
-  <w:num w:numId="5" w16cid:durableId="1715541446">
-    <w:abstractNumId w:val="11"/>
-  </w:num>
   <w:num w:numId="6" w16cid:durableId="1420784439">
-    <w:abstractNumId w:val="4"/>
+    <w:abstractNumId w:val="5"/>
   </w:num>
   <w:num w:numId="7" w16cid:durableId="1279215294">
-    <w:abstractNumId w:val="6"/>
+    <w:abstractNumId w:val="7"/>
   </w:num>
   <w:num w:numId="8" w16cid:durableId="2057318431">
-    <w:abstractNumId w:val="8"/>
+    <w:abstractNumId w:val="9"/>
   </w:num>
   <w:num w:numId="9" w16cid:durableId="221331082">
     <w:abstractNumId w:val="1"/>
   </w:num>
   <w:num w:numId="10" w16cid:durableId="300814174">
-    <w:abstractNumId w:val="7"/>
+    <w:abstractNumId w:val="8"/>
   </w:num>
   <w:num w:numId="11" w16cid:durableId="1305112904">
-    <w:abstractNumId w:val="9"/>
+    <w:abstractNumId w:val="10"/>
   </w:num>
   <w:num w:numId="12" w16cid:durableId="19209770">
-    <w:abstractNumId w:val="13"/>
+    <w:abstractNumId w:val="14"/>
   </w:num>
   <w:num w:numId="13" w16cid:durableId="1224293905">
-    <w:abstractNumId w:val="5"/>
+    <w:abstractNumId w:val="6"/>
   </w:num>
   <w:num w:numId="14" w16cid:durableId="884947237">
-    <w:abstractNumId w:val="2"/>
+    <w:abstractNumId w:val="3"/>
   </w:num>
   <w:num w:numId="15" w16cid:durableId="576131389">
     <w:abstractNumId w:val="0"/>
+  </w:num>
+  <w:num w:numId="16" w16cid:durableId="2059626480">
+    <w:abstractNumId w:val="2"/>
   </w:num>
 </w:numbering>
 </file>

--- a/src/main/resources/capitalone/codesignal/swe/CodeSignal_Questions_SWE.docx
+++ b/src/main/resources/capitalone/codesignal/swe/CodeSignal_Questions_SWE.docx
@@ -19852,6 +19852,1024 @@
     <w:p>
       <w:pPr>
         <w:pStyle w:val="ListParagraph"/>
+        <w:numPr>
+          <w:ilvl w:val="0"/>
+          <w:numId w:val="1"/>
+        </w:numPr>
+        <w:rPr>
+          <w:rFonts w:eastAsiaTheme="minorEastAsia"/>
+        </w:rPr>
+      </w:pPr>
+      <w:r>
+        <w:rPr>
+          <w:rFonts w:eastAsiaTheme="minorEastAsia"/>
+        </w:rPr>
+        <w:lastRenderedPageBreak/>
+        <w:t xml:space="preserve">Given an infinite integer number line, you would like to build some blocks and obstacles on it. Specifically, you </w:t>
+      </w:r>
+      <w:proofErr w:type="gramStart"/>
+      <w:r>
+        <w:rPr>
+          <w:rFonts w:eastAsiaTheme="minorEastAsia"/>
+        </w:rPr>
+        <w:t>have to</w:t>
+      </w:r>
+      <w:proofErr w:type="gramEnd"/>
+      <w:r>
+        <w:rPr>
+          <w:rFonts w:eastAsiaTheme="minorEastAsia"/>
+        </w:rPr>
+        <w:t xml:space="preserve"> implement code that supports two types of operations:</w:t>
+      </w:r>
+    </w:p>
+    <w:p>
+      <w:pPr>
+        <w:pStyle w:val="ListParagraph"/>
+        <w:numPr>
+          <w:ilvl w:val="0"/>
+          <w:numId w:val="18"/>
+        </w:numPr>
+        <w:rPr>
+          <w:rFonts w:eastAsiaTheme="minorEastAsia"/>
+        </w:rPr>
+      </w:pPr>
+      <w:r>
+        <w:rPr>
+          <w:rFonts w:eastAsiaTheme="minorEastAsia"/>
+        </w:rPr>
+        <w:t>[1, x] - Builds an obstacle at coordinate x along the number line.</w:t>
+      </w:r>
+    </w:p>
+    <w:p>
+      <w:pPr>
+        <w:pStyle w:val="ListParagraph"/>
+        <w:numPr>
+          <w:ilvl w:val="1"/>
+          <w:numId w:val="18"/>
+        </w:numPr>
+        <w:rPr>
+          <w:rFonts w:eastAsiaTheme="minorEastAsia"/>
+        </w:rPr>
+      </w:pPr>
+      <w:r>
+        <w:rPr>
+          <w:rFonts w:eastAsiaTheme="minorEastAsia"/>
+        </w:rPr>
+        <w:t>It is guaranteed that coordinate x does not contain any obstacles when the operation is performed.</w:t>
+      </w:r>
+    </w:p>
+    <w:p>
+      <w:pPr>
+        <w:pStyle w:val="ListParagraph"/>
+        <w:numPr>
+          <w:ilvl w:val="0"/>
+          <w:numId w:val="18"/>
+        </w:numPr>
+        <w:rPr>
+          <w:rFonts w:eastAsiaTheme="minorEastAsia"/>
+        </w:rPr>
+      </w:pPr>
+      <w:r>
+        <w:rPr>
+          <w:rFonts w:eastAsiaTheme="minorEastAsia"/>
+        </w:rPr>
+        <w:t>[2, x, size] - Checks whether it's possible to build a block centered on x and extending size - 1 in each direction.</w:t>
+      </w:r>
+    </w:p>
+    <w:p>
+      <w:pPr>
+        <w:pStyle w:val="ListParagraph"/>
+        <w:numPr>
+          <w:ilvl w:val="1"/>
+          <w:numId w:val="18"/>
+        </w:numPr>
+        <w:rPr>
+          <w:rFonts w:eastAsiaTheme="minorEastAsia"/>
+        </w:rPr>
+      </w:pPr>
+      <w:r>
+        <w:rPr>
+          <w:rFonts w:eastAsiaTheme="minorEastAsia"/>
+        </w:rPr>
+        <w:t>For example, for size = 3 and x = 0, it will check -2 through 2 on the number line for obstacles.</w:t>
+      </w:r>
+    </w:p>
+    <w:p>
+      <w:pPr>
+        <w:pStyle w:val="ListParagraph"/>
+        <w:numPr>
+          <w:ilvl w:val="1"/>
+          <w:numId w:val="18"/>
+        </w:numPr>
+        <w:rPr>
+          <w:rFonts w:eastAsiaTheme="minorEastAsia"/>
+        </w:rPr>
+      </w:pPr>
+      <w:r>
+        <w:rPr>
+          <w:rFonts w:eastAsiaTheme="minorEastAsia"/>
+        </w:rPr>
+        <w:t>Produces "1" if it is possible (i.e., no obstacles in the specified range), otherwise produces "0".</w:t>
+      </w:r>
+    </w:p>
+    <w:p>
+      <w:pPr>
+        <w:pStyle w:val="ListParagraph"/>
+        <w:numPr>
+          <w:ilvl w:val="1"/>
+          <w:numId w:val="18"/>
+        </w:numPr>
+        <w:rPr>
+          <w:rFonts w:eastAsiaTheme="minorEastAsia"/>
+        </w:rPr>
+      </w:pPr>
+      <w:r>
+        <w:rPr>
+          <w:rFonts w:eastAsiaTheme="minorEastAsia"/>
+        </w:rPr>
+        <w:t>This operation does not actually build the block, it only checks whether a block can be built.</w:t>
+      </w:r>
+    </w:p>
+    <w:p>
+      <w:pPr>
+        <w:rPr>
+          <w:rFonts w:eastAsiaTheme="minorEastAsia"/>
+        </w:rPr>
+      </w:pPr>
+    </w:p>
+    <w:p>
+      <w:pPr>
+        <w:ind w:left="720"/>
+        <w:rPr>
+          <w:rFonts w:eastAsiaTheme="minorEastAsia"/>
+        </w:rPr>
+      </w:pPr>
+      <w:r>
+        <w:rPr>
+          <w:rFonts w:eastAsiaTheme="minorEastAsia"/>
+        </w:rPr>
+        <w:t>Example:</w:t>
+      </w:r>
+    </w:p>
+    <w:p>
+      <w:pPr>
+        <w:ind w:left="720"/>
+        <w:rPr>
+          <w:rFonts w:eastAsiaTheme="minorEastAsia"/>
+        </w:rPr>
+      </w:pPr>
+    </w:p>
+    <w:p>
+      <w:pPr>
+        <w:ind w:left="720"/>
+        <w:rPr>
+          <w:rFonts w:eastAsiaTheme="minorEastAsia"/>
+        </w:rPr>
+      </w:pPr>
+      <w:r>
+        <w:rPr>
+          <w:rFonts w:eastAsiaTheme="minorEastAsia"/>
+        </w:rPr>
+        <w:t>operations = [</w:t>
+      </w:r>
+    </w:p>
+    <w:p>
+      <w:pPr>
+        <w:ind w:left="720"/>
+        <w:rPr>
+          <w:rFonts w:eastAsiaTheme="minorEastAsia"/>
+        </w:rPr>
+      </w:pPr>
+      <w:r>
+        <w:rPr>
+          <w:rFonts w:eastAsiaTheme="minorEastAsia"/>
+        </w:rPr>
+        <w:t xml:space="preserve">    [1, 2],</w:t>
+      </w:r>
+    </w:p>
+    <w:p>
+      <w:pPr>
+        <w:ind w:left="720"/>
+        <w:rPr>
+          <w:rFonts w:eastAsiaTheme="minorEastAsia"/>
+        </w:rPr>
+      </w:pPr>
+      <w:r>
+        <w:rPr>
+          <w:rFonts w:eastAsiaTheme="minorEastAsia"/>
+        </w:rPr>
+        <w:t xml:space="preserve">    [1, 6],</w:t>
+      </w:r>
+    </w:p>
+    <w:p>
+      <w:pPr>
+        <w:ind w:left="720"/>
+        <w:rPr>
+          <w:rFonts w:eastAsiaTheme="minorEastAsia"/>
+        </w:rPr>
+      </w:pPr>
+      <w:r>
+        <w:rPr>
+          <w:rFonts w:eastAsiaTheme="minorEastAsia"/>
+        </w:rPr>
+        <w:t xml:space="preserve">    [2, 4, 2],</w:t>
+      </w:r>
+    </w:p>
+    <w:p>
+      <w:pPr>
+        <w:ind w:left="720"/>
+        <w:rPr>
+          <w:rFonts w:eastAsiaTheme="minorEastAsia"/>
+        </w:rPr>
+      </w:pPr>
+      <w:r>
+        <w:rPr>
+          <w:rFonts w:eastAsiaTheme="minorEastAsia"/>
+        </w:rPr>
+        <w:t xml:space="preserve">    [2, 5, 2],</w:t>
+      </w:r>
+    </w:p>
+    <w:p>
+      <w:pPr>
+        <w:ind w:left="720"/>
+        <w:rPr>
+          <w:rFonts w:eastAsiaTheme="minorEastAsia"/>
+        </w:rPr>
+      </w:pPr>
+      <w:r>
+        <w:rPr>
+          <w:rFonts w:eastAsiaTheme="minorEastAsia"/>
+        </w:rPr>
+        <w:t xml:space="preserve">    [2, 1, 1],</w:t>
+      </w:r>
+    </w:p>
+    <w:p>
+      <w:pPr>
+        <w:ind w:left="720"/>
+        <w:rPr>
+          <w:rFonts w:eastAsiaTheme="minorEastAsia"/>
+        </w:rPr>
+      </w:pPr>
+      <w:r>
+        <w:rPr>
+          <w:rFonts w:eastAsiaTheme="minorEastAsia"/>
+        </w:rPr>
+        <w:t xml:space="preserve">    [2, 1, 2]</w:t>
+      </w:r>
+    </w:p>
+    <w:p>
+      <w:pPr>
+        <w:ind w:left="720"/>
+        <w:rPr>
+          <w:rFonts w:eastAsiaTheme="minorEastAsia"/>
+        </w:rPr>
+      </w:pPr>
+      <w:r>
+        <w:rPr>
+          <w:rFonts w:eastAsiaTheme="minorEastAsia"/>
+        </w:rPr>
+        <w:t>]</w:t>
+      </w:r>
+    </w:p>
+    <w:p>
+      <w:pPr>
+        <w:ind w:left="720"/>
+        <w:rPr>
+          <w:rFonts w:eastAsiaTheme="minorEastAsia"/>
+        </w:rPr>
+      </w:pPr>
+    </w:p>
+    <w:p>
+      <w:pPr>
+        <w:ind w:left="720"/>
+        <w:rPr>
+          <w:rFonts w:eastAsiaTheme="minorEastAsia"/>
+          <w:i/>
+          <w:iCs/>
+        </w:rPr>
+      </w:pPr>
+      <w:r>
+        <w:rPr>
+          <w:rFonts w:eastAsiaTheme="minorEastAsia"/>
+        </w:rPr>
+        <w:t xml:space="preserve">Then </w:t>
+      </w:r>
+      <w:r>
+        <w:rPr>
+          <w:rFonts w:eastAsiaTheme="minorEastAsia"/>
+          <w:i/>
+          <w:iCs/>
+        </w:rPr>
+        <w:t>solution(operations) = “1010”</w:t>
+      </w:r>
+    </w:p>
+    <w:p>
+      <w:pPr>
+        <w:ind w:left="720"/>
+        <w:rPr>
+          <w:rFonts w:eastAsiaTheme="minorEastAsia"/>
+          <w:i/>
+          <w:iCs/>
+        </w:rPr>
+      </w:pPr>
+    </w:p>
+    <w:p>
+      <w:pPr>
+        <w:ind w:left="720"/>
+        <w:rPr>
+          <w:rFonts w:eastAsiaTheme="minorEastAsia"/>
+        </w:rPr>
+      </w:pPr>
+      <w:r>
+        <w:rPr>
+          <w:rFonts w:eastAsiaTheme="minorEastAsia"/>
+          <w:highlight w:val="yellow"/>
+        </w:rPr>
+        <w:t xml:space="preserve">Note – this problem is </w:t>
+      </w:r>
+      <w:proofErr w:type="gramStart"/>
+      <w:r>
+        <w:rPr>
+          <w:rFonts w:eastAsiaTheme="minorEastAsia"/>
+          <w:highlight w:val="yellow"/>
+        </w:rPr>
+        <w:t>similar to</w:t>
+      </w:r>
+      <w:proofErr w:type="gramEnd"/>
+      <w:r>
+        <w:rPr>
+          <w:rFonts w:eastAsiaTheme="minorEastAsia"/>
+          <w:highlight w:val="yellow"/>
+        </w:rPr>
+        <w:t xml:space="preserve"> Question 15 however the requirements are very slightly modified.</w:t>
+      </w:r>
+    </w:p>
+    <w:p>
+      <w:pPr>
+        <w:ind w:left="720"/>
+        <w:rPr>
+          <w:rFonts w:eastAsiaTheme="minorEastAsia"/>
+        </w:rPr>
+      </w:pPr>
+    </w:p>
+    <w:p>
+      <w:pPr>
+        <w:ind w:left="720"/>
+        <w:rPr>
+          <w:rFonts w:eastAsiaTheme="minorEastAsia"/>
+        </w:rPr>
+      </w:pPr>
+      <w:r>
+        <w:rPr>
+          <w:rFonts w:eastAsiaTheme="minorEastAsia"/>
+        </w:rPr>
+        <w:t>Answer: Question68</w:t>
+      </w:r>
+    </w:p>
+    <w:p>
+      <w:pPr>
+        <w:rPr>
+          <w:rFonts w:eastAsiaTheme="minorEastAsia"/>
+        </w:rPr>
+      </w:pPr>
+    </w:p>
+    <w:p>
+      <w:pPr>
+        <w:pStyle w:val="ListParagraph"/>
+        <w:numPr>
+          <w:ilvl w:val="0"/>
+          <w:numId w:val="1"/>
+        </w:numPr>
+        <w:rPr>
+          <w:rFonts w:eastAsiaTheme="minorEastAsia"/>
+        </w:rPr>
+      </w:pPr>
+      <w:r>
+        <w:rPr>
+          <w:rFonts w:eastAsiaTheme="minorEastAsia"/>
+        </w:rPr>
+        <w:t>Let's define the diagonal neighbors of a given cell as the surrounding cells with precisely one corner touching the corner of the given cell.</w:t>
+      </w:r>
+    </w:p>
+    <w:p>
+      <w:pPr>
+        <w:pStyle w:val="ListParagraph"/>
+        <w:rPr>
+          <w:rFonts w:eastAsiaTheme="minorEastAsia"/>
+        </w:rPr>
+      </w:pPr>
+    </w:p>
+    <w:p>
+      <w:pPr>
+        <w:pStyle w:val="ListParagraph"/>
+        <w:rPr>
+          <w:rFonts w:eastAsiaTheme="minorEastAsia"/>
+        </w:rPr>
+      </w:pPr>
+      <w:r>
+        <w:rPr>
+          <w:rFonts w:eastAsiaTheme="minorEastAsia"/>
+        </w:rPr>
+        <w:t>Given a board of cells containing a bubble of a specific color, your task is to emulate a bubble-popping game.</w:t>
+      </w:r>
+      <w:r>
+        <w:rPr>
+          <w:rFonts w:eastAsiaTheme="minorEastAsia"/>
+        </w:rPr>
+        <w:br/>
+        <w:t>In this game, the player can click a cell every turn to pop bubbles.</w:t>
+      </w:r>
+    </w:p>
+    <w:p>
+      <w:pPr>
+        <w:pStyle w:val="ListParagraph"/>
+        <w:rPr>
+          <w:rFonts w:eastAsiaTheme="minorEastAsia"/>
+        </w:rPr>
+      </w:pPr>
+    </w:p>
+    <w:p>
+      <w:pPr>
+        <w:pStyle w:val="ListParagraph"/>
+        <w:rPr>
+          <w:rFonts w:eastAsiaTheme="minorEastAsia"/>
+        </w:rPr>
+      </w:pPr>
+      <w:r>
+        <w:rPr>
+          <w:rFonts w:eastAsiaTheme="minorEastAsia"/>
+        </w:rPr>
+        <w:t>Game Mechanics:</w:t>
+      </w:r>
+    </w:p>
+    <w:p>
+      <w:pPr>
+        <w:pStyle w:val="ListParagraph"/>
+        <w:numPr>
+          <w:ilvl w:val="1"/>
+          <w:numId w:val="1"/>
+        </w:numPr>
+        <w:rPr>
+          <w:rFonts w:eastAsiaTheme="minorEastAsia"/>
+        </w:rPr>
+      </w:pPr>
+      <w:r>
+        <w:rPr>
+          <w:rFonts w:eastAsiaTheme="minorEastAsia"/>
+        </w:rPr>
+        <w:t>The bubble in the clicked cell and bubbles of the same color among its diagonal neighbors are "popped" (removed), resulting in empty cells.</w:t>
+      </w:r>
+    </w:p>
+    <w:p>
+      <w:pPr>
+        <w:pStyle w:val="ListParagraph"/>
+        <w:numPr>
+          <w:ilvl w:val="1"/>
+          <w:numId w:val="1"/>
+        </w:numPr>
+        <w:rPr>
+          <w:rFonts w:eastAsiaTheme="minorEastAsia"/>
+        </w:rPr>
+      </w:pPr>
+      <w:r>
+        <w:rPr>
+          <w:rFonts w:eastAsiaTheme="minorEastAsia"/>
+        </w:rPr>
+        <w:t xml:space="preserve">After bubbles are removed, remaining bubbles </w:t>
+      </w:r>
+      <w:r>
+        <w:rPr>
+          <w:rFonts w:eastAsiaTheme="minorEastAsia"/>
+        </w:rPr>
+        <w:t>fall</w:t>
+      </w:r>
+      <w:r>
+        <w:rPr>
+          <w:rFonts w:eastAsiaTheme="minorEastAsia"/>
+        </w:rPr>
+        <w:t xml:space="preserve"> to fill empty cells.</w:t>
+      </w:r>
+    </w:p>
+    <w:p>
+      <w:pPr>
+        <w:pStyle w:val="ListParagraph"/>
+        <w:numPr>
+          <w:ilvl w:val="1"/>
+          <w:numId w:val="1"/>
+        </w:numPr>
+        <w:rPr>
+          <w:rFonts w:eastAsiaTheme="minorEastAsia"/>
+        </w:rPr>
+      </w:pPr>
+      <w:r>
+        <w:rPr>
+          <w:rFonts w:eastAsiaTheme="minorEastAsia"/>
+        </w:rPr>
+        <w:t>If the clicked cell is empty, nothing happens.</w:t>
+      </w:r>
+    </w:p>
+    <w:p>
+      <w:pPr>
+        <w:rPr>
+          <w:rFonts w:eastAsiaTheme="minorEastAsia"/>
+        </w:rPr>
+      </w:pPr>
+    </w:p>
+    <w:p>
+      <w:pPr>
+        <w:ind w:left="720"/>
+        <w:rPr>
+          <w:rFonts w:eastAsiaTheme="minorEastAsia"/>
+        </w:rPr>
+      </w:pPr>
+      <w:r>
+        <w:rPr>
+          <w:rFonts w:eastAsiaTheme="minorEastAsia"/>
+        </w:rPr>
+        <w:t>The input consists of two arrays:</w:t>
+      </w:r>
+    </w:p>
+    <w:p>
+      <w:pPr>
+        <w:numPr>
+          <w:ilvl w:val="0"/>
+          <w:numId w:val="20"/>
+        </w:numPr>
+        <w:tabs>
+          <w:tab w:val="num" w:pos="720"/>
+        </w:tabs>
+        <w:rPr>
+          <w:rFonts w:eastAsiaTheme="minorEastAsia"/>
+        </w:rPr>
+      </w:pPr>
+      <w:r>
+        <w:rPr>
+          <w:rFonts w:eastAsiaTheme="minorEastAsia"/>
+        </w:rPr>
+        <w:lastRenderedPageBreak/>
+        <w:t>bubbles → A multidimensional array of integers representing cells containing different colored bubbles.</w:t>
+      </w:r>
+    </w:p>
+    <w:p>
+      <w:pPr>
+        <w:numPr>
+          <w:ilvl w:val="0"/>
+          <w:numId w:val="20"/>
+        </w:numPr>
+        <w:rPr>
+          <w:rFonts w:eastAsiaTheme="minorEastAsia"/>
+        </w:rPr>
+      </w:pPr>
+      <w:r>
+        <w:rPr>
+          <w:rFonts w:eastAsiaTheme="minorEastAsia"/>
+        </w:rPr>
+        <w:t>operations → A list of 2-element integer arrays representing the row and column the player clicked on.</w:t>
+      </w:r>
+    </w:p>
+    <w:p>
+      <w:pPr>
+        <w:rPr>
+          <w:rFonts w:eastAsiaTheme="minorEastAsia"/>
+        </w:rPr>
+      </w:pPr>
+    </w:p>
+    <w:p>
+      <w:pPr>
+        <w:ind w:left="360" w:firstLine="360"/>
+        <w:rPr>
+          <w:rFonts w:eastAsiaTheme="minorEastAsia"/>
+        </w:rPr>
+      </w:pPr>
+      <w:r>
+        <w:rPr>
+          <w:rFonts w:eastAsiaTheme="minorEastAsia"/>
+        </w:rPr>
+        <w:t>Output:</w:t>
+      </w:r>
+    </w:p>
+    <w:p>
+      <w:pPr>
+        <w:ind w:left="360"/>
+        <w:rPr>
+          <w:rFonts w:eastAsiaTheme="minorEastAsia"/>
+        </w:rPr>
+      </w:pPr>
+    </w:p>
+    <w:p>
+      <w:pPr>
+        <w:ind w:left="720"/>
+        <w:rPr>
+          <w:rFonts w:eastAsiaTheme="minorEastAsia"/>
+        </w:rPr>
+      </w:pPr>
+      <w:r>
+        <w:rPr>
+          <w:rFonts w:eastAsiaTheme="minorEastAsia"/>
+        </w:rPr>
+        <w:t>Return the final state of the game board after all operations are processed.</w:t>
+      </w:r>
+      <w:r>
+        <w:rPr>
+          <w:rFonts w:eastAsiaTheme="minorEastAsia"/>
+        </w:rPr>
+        <w:br/>
+        <w:t xml:space="preserve">The output should be a multidimensional array with the same size as </w:t>
+      </w:r>
+      <w:proofErr w:type="gramStart"/>
+      <w:r>
+        <w:rPr>
+          <w:rFonts w:eastAsiaTheme="minorEastAsia"/>
+        </w:rPr>
+        <w:t>bubbles, but</w:t>
+      </w:r>
+      <w:proofErr w:type="gramEnd"/>
+      <w:r>
+        <w:rPr>
+          <w:rFonts w:eastAsiaTheme="minorEastAsia"/>
+        </w:rPr>
+        <w:t xml:space="preserve"> replace all empty cells with 0.</w:t>
+      </w:r>
+    </w:p>
+    <w:p>
+      <w:pPr>
+        <w:ind w:left="720"/>
+        <w:rPr>
+          <w:rFonts w:eastAsiaTheme="minorEastAsia"/>
+        </w:rPr>
+      </w:pPr>
+    </w:p>
+    <w:p>
+      <w:pPr>
+        <w:ind w:left="720"/>
+        <w:rPr>
+          <w:rFonts w:eastAsiaTheme="minorEastAsia"/>
+        </w:rPr>
+      </w:pPr>
+      <w:r>
+        <w:rPr>
+          <w:rFonts w:eastAsiaTheme="minorEastAsia"/>
+          <w:b/>
+          <w:bCs/>
+        </w:rPr>
+        <w:t>Example:</w:t>
+      </w:r>
+    </w:p>
+    <w:p>
+      <w:pPr>
+        <w:ind w:left="720"/>
+        <w:rPr>
+          <w:rFonts w:eastAsiaTheme="minorEastAsia"/>
+        </w:rPr>
+      </w:pPr>
+    </w:p>
+    <w:p>
+      <w:pPr>
+        <w:ind w:left="720"/>
+        <w:rPr>
+          <w:rFonts w:eastAsiaTheme="minorEastAsia"/>
+        </w:rPr>
+      </w:pPr>
+      <w:r>
+        <w:rPr>
+          <w:rFonts w:eastAsiaTheme="minorEastAsia"/>
+        </w:rPr>
+        <w:t>bubbles = [</w:t>
+      </w:r>
+    </w:p>
+    <w:p>
+      <w:pPr>
+        <w:ind w:left="720"/>
+        <w:rPr>
+          <w:rFonts w:eastAsiaTheme="minorEastAsia"/>
+        </w:rPr>
+      </w:pPr>
+      <w:r>
+        <w:rPr>
+          <w:rFonts w:eastAsiaTheme="minorEastAsia"/>
+        </w:rPr>
+        <w:t xml:space="preserve">    [1, 1, 1, 4, 3],</w:t>
+      </w:r>
+    </w:p>
+    <w:p>
+      <w:pPr>
+        <w:ind w:left="720"/>
+        <w:rPr>
+          <w:rFonts w:eastAsiaTheme="minorEastAsia"/>
+        </w:rPr>
+      </w:pPr>
+      <w:r>
+        <w:rPr>
+          <w:rFonts w:eastAsiaTheme="minorEastAsia"/>
+        </w:rPr>
+        <w:t xml:space="preserve">    [4, 1, 2, 3, 3],</w:t>
+      </w:r>
+    </w:p>
+    <w:p>
+      <w:pPr>
+        <w:ind w:left="720"/>
+        <w:rPr>
+          <w:rFonts w:eastAsiaTheme="minorEastAsia"/>
+        </w:rPr>
+      </w:pPr>
+      <w:r>
+        <w:rPr>
+          <w:rFonts w:eastAsiaTheme="minorEastAsia"/>
+        </w:rPr>
+        <w:t xml:space="preserve">    [1, 5, 1, 1, 2],</w:t>
+      </w:r>
+    </w:p>
+    <w:p>
+      <w:pPr>
+        <w:ind w:left="720"/>
+        <w:rPr>
+          <w:rFonts w:eastAsiaTheme="minorEastAsia"/>
+        </w:rPr>
+      </w:pPr>
+      <w:r>
+        <w:rPr>
+          <w:rFonts w:eastAsiaTheme="minorEastAsia"/>
+        </w:rPr>
+        <w:t xml:space="preserve">    [4, 3, 2, 2, 4]</w:t>
+      </w:r>
+    </w:p>
+    <w:p>
+      <w:pPr>
+        <w:ind w:left="720"/>
+        <w:rPr>
+          <w:rFonts w:eastAsiaTheme="minorEastAsia"/>
+        </w:rPr>
+      </w:pPr>
+      <w:r>
+        <w:rPr>
+          <w:rFonts w:eastAsiaTheme="minorEastAsia"/>
+        </w:rPr>
+        <w:t>]</w:t>
+      </w:r>
+    </w:p>
+    <w:p>
+      <w:pPr>
+        <w:ind w:left="720"/>
+        <w:rPr>
+          <w:rFonts w:eastAsiaTheme="minorEastAsia"/>
+        </w:rPr>
+      </w:pPr>
+    </w:p>
+    <w:p>
+      <w:pPr>
+        <w:ind w:left="720"/>
+        <w:rPr>
+          <w:rFonts w:eastAsiaTheme="minorEastAsia"/>
+        </w:rPr>
+      </w:pPr>
+      <w:r>
+        <w:rPr>
+          <w:rFonts w:eastAsiaTheme="minorEastAsia"/>
+        </w:rPr>
+        <w:t>operations = [</w:t>
+      </w:r>
+    </w:p>
+    <w:p>
+      <w:pPr>
+        <w:ind w:left="720"/>
+        <w:rPr>
+          <w:rFonts w:eastAsiaTheme="minorEastAsia"/>
+        </w:rPr>
+      </w:pPr>
+      <w:r>
+        <w:rPr>
+          <w:rFonts w:eastAsiaTheme="minorEastAsia"/>
+        </w:rPr>
+        <w:t xml:space="preserve">    [1, 1],</w:t>
+      </w:r>
+    </w:p>
+    <w:p>
+      <w:pPr>
+        <w:ind w:left="720"/>
+        <w:rPr>
+          <w:rFonts w:eastAsiaTheme="minorEastAsia"/>
+        </w:rPr>
+      </w:pPr>
+      <w:r>
+        <w:rPr>
+          <w:rFonts w:eastAsiaTheme="minorEastAsia"/>
+        </w:rPr>
+        <w:t xml:space="preserve">    [3, 3],</w:t>
+      </w:r>
+    </w:p>
+    <w:p>
+      <w:pPr>
+        <w:ind w:left="720"/>
+        <w:rPr>
+          <w:rFonts w:eastAsiaTheme="minorEastAsia"/>
+        </w:rPr>
+      </w:pPr>
+      <w:r>
+        <w:rPr>
+          <w:rFonts w:eastAsiaTheme="minorEastAsia"/>
+        </w:rPr>
+        <w:t xml:space="preserve">    [2, 2],</w:t>
+      </w:r>
+    </w:p>
+    <w:p>
+      <w:pPr>
+        <w:ind w:left="720"/>
+        <w:rPr>
+          <w:rFonts w:eastAsiaTheme="minorEastAsia"/>
+        </w:rPr>
+      </w:pPr>
+      <w:r>
+        <w:rPr>
+          <w:rFonts w:eastAsiaTheme="minorEastAsia"/>
+        </w:rPr>
+        <w:t xml:space="preserve">    [3, 0]</w:t>
+      </w:r>
+    </w:p>
+    <w:p>
+      <w:pPr>
+        <w:ind w:left="720"/>
+        <w:rPr>
+          <w:rFonts w:eastAsiaTheme="minorEastAsia"/>
+        </w:rPr>
+      </w:pPr>
+      <w:r>
+        <w:rPr>
+          <w:rFonts w:eastAsiaTheme="minorEastAsia"/>
+        </w:rPr>
+        <w:t>]</w:t>
+      </w:r>
+    </w:p>
+    <w:p>
+      <w:pPr>
+        <w:ind w:left="720"/>
+        <w:rPr>
+          <w:rFonts w:eastAsiaTheme="minorEastAsia"/>
+        </w:rPr>
+      </w:pPr>
+    </w:p>
+    <w:p>
+      <w:pPr>
+        <w:ind w:left="720"/>
+        <w:rPr>
+          <w:rFonts w:eastAsiaTheme="minorEastAsia"/>
+          <w:i/>
+          <w:iCs/>
+        </w:rPr>
+      </w:pPr>
+      <w:proofErr w:type="gramStart"/>
+      <w:r>
+        <w:rPr>
+          <w:rFonts w:eastAsiaTheme="minorEastAsia"/>
+          <w:i/>
+          <w:iCs/>
+        </w:rPr>
+        <w:t>solution(</w:t>
+      </w:r>
+      <w:proofErr w:type="gramEnd"/>
+      <w:r>
+        <w:rPr>
+          <w:rFonts w:eastAsiaTheme="minorEastAsia"/>
+          <w:i/>
+          <w:iCs/>
+        </w:rPr>
+        <w:t>bubbles, operations) = [</w:t>
+      </w:r>
+    </w:p>
+    <w:p>
+      <w:pPr>
+        <w:ind w:left="720"/>
+        <w:rPr>
+          <w:rFonts w:eastAsiaTheme="minorEastAsia"/>
+          <w:i/>
+          <w:iCs/>
+        </w:rPr>
+      </w:pPr>
+      <w:r>
+        <w:rPr>
+          <w:rFonts w:eastAsiaTheme="minorEastAsia"/>
+          <w:i/>
+          <w:iCs/>
+        </w:rPr>
+        <w:t xml:space="preserve">    [0, 0, 0, 0, 0],</w:t>
+      </w:r>
+    </w:p>
+    <w:p>
+      <w:pPr>
+        <w:ind w:left="720"/>
+        <w:rPr>
+          <w:rFonts w:eastAsiaTheme="minorEastAsia"/>
+          <w:i/>
+          <w:iCs/>
+        </w:rPr>
+      </w:pPr>
+      <w:r>
+        <w:rPr>
+          <w:rFonts w:eastAsiaTheme="minorEastAsia"/>
+          <w:i/>
+          <w:iCs/>
+        </w:rPr>
+        <w:t xml:space="preserve">    [0, 1, 0, 4, 3],</w:t>
+      </w:r>
+    </w:p>
+    <w:p>
+      <w:pPr>
+        <w:ind w:left="720"/>
+        <w:rPr>
+          <w:rFonts w:eastAsiaTheme="minorEastAsia"/>
+          <w:i/>
+          <w:iCs/>
+        </w:rPr>
+      </w:pPr>
+      <w:r>
+        <w:rPr>
+          <w:rFonts w:eastAsiaTheme="minorEastAsia"/>
+          <w:i/>
+          <w:iCs/>
+        </w:rPr>
+        <w:t xml:space="preserve">    [0, 5, 0, 3, 3],</w:t>
+      </w:r>
+    </w:p>
+    <w:p>
+      <w:pPr>
+        <w:ind w:left="720"/>
+        <w:rPr>
+          <w:rFonts w:eastAsiaTheme="minorEastAsia"/>
+          <w:i/>
+          <w:iCs/>
+        </w:rPr>
+      </w:pPr>
+      <w:r>
+        <w:rPr>
+          <w:rFonts w:eastAsiaTheme="minorEastAsia"/>
+          <w:i/>
+          <w:iCs/>
+        </w:rPr>
+        <w:t xml:space="preserve">    [4, 3, 2, 1, 4]</w:t>
+      </w:r>
+    </w:p>
+    <w:p>
+      <w:pPr>
+        <w:ind w:left="720"/>
+        <w:rPr>
+          <w:rFonts w:eastAsiaTheme="minorEastAsia"/>
+          <w:i/>
+          <w:iCs/>
+        </w:rPr>
+      </w:pPr>
+      <w:r>
+        <w:rPr>
+          <w:rFonts w:eastAsiaTheme="minorEastAsia"/>
+          <w:i/>
+          <w:iCs/>
+        </w:rPr>
+        <w:t>]</w:t>
+      </w:r>
+    </w:p>
+    <w:p>
+      <w:pPr>
+        <w:ind w:left="360"/>
+        <w:rPr>
+          <w:rFonts w:eastAsiaTheme="minorEastAsia"/>
+        </w:rPr>
+      </w:pPr>
+    </w:p>
+    <w:p>
+      <w:pPr>
+        <w:ind w:left="720"/>
+        <w:rPr>
+          <w:rFonts w:eastAsiaTheme="minorEastAsia"/>
+        </w:rPr>
+      </w:pPr>
+      <w:r>
+        <w:rPr>
+          <w:rFonts w:eastAsiaTheme="minorEastAsia"/>
+        </w:rPr>
+        <w:t>Answer: Question69</w:t>
+      </w:r>
+    </w:p>
+    <w:p>
+      <w:pPr>
+        <w:ind w:left="720"/>
+        <w:rPr>
+          <w:rFonts w:eastAsiaTheme="minorEastAsia"/>
+        </w:rPr>
+      </w:pPr>
+    </w:p>
+    <w:p>
+      <w:pPr>
+        <w:pStyle w:val="ListParagraph"/>
+        <w:numPr>
+          <w:ilvl w:val="0"/>
+          <w:numId w:val="1"/>
+        </w:numPr>
+        <w:rPr>
+          <w:rFonts w:eastAsiaTheme="minorEastAsia"/>
+        </w:rPr>
+      </w:pPr>
+    </w:p>
+    <w:p>
+      <w:pPr>
+        <w:pStyle w:val="ListParagraph"/>
         <w:rPr>
           <w:rFonts w:eastAsiaTheme="minorEastAsia"/>
         </w:rPr>
@@ -20096,6 +21114,155 @@
     </w:lvl>
   </w:abstractNum>
   <w:abstractNum w:abstractNumId="2" w15:restartNumberingAfterBreak="0">
+    <w:nsid w:val="13C63C00"/>
+    <w:multiLevelType w:val="multilevel"/>
+    <w:tmpl w:val="24E4BCE8"/>
+    <w:lvl w:ilvl="0">
+      <w:start w:val="1"/>
+      <w:numFmt w:val="bullet"/>
+      <w:lvlText w:val=""/>
+      <w:lvlJc w:val="left"/>
+      <w:pPr>
+        <w:tabs>
+          <w:tab w:val="num" w:pos="1440"/>
+        </w:tabs>
+        <w:ind w:left="1440" w:hanging="360"/>
+      </w:pPr>
+      <w:rPr>
+        <w:rFonts w:ascii="Symbol" w:hAnsi="Symbol" w:hint="default"/>
+        <w:sz w:val="20"/>
+      </w:rPr>
+    </w:lvl>
+    <w:lvl w:ilvl="1" w:tentative="1">
+      <w:start w:val="1"/>
+      <w:numFmt w:val="bullet"/>
+      <w:lvlText w:val="o"/>
+      <w:lvlJc w:val="left"/>
+      <w:pPr>
+        <w:tabs>
+          <w:tab w:val="num" w:pos="2160"/>
+        </w:tabs>
+        <w:ind w:left="2160" w:hanging="360"/>
+      </w:pPr>
+      <w:rPr>
+        <w:rFonts w:ascii="Courier New" w:hAnsi="Courier New" w:hint="default"/>
+        <w:sz w:val="20"/>
+      </w:rPr>
+    </w:lvl>
+    <w:lvl w:ilvl="2" w:tentative="1">
+      <w:start w:val="1"/>
+      <w:numFmt w:val="bullet"/>
+      <w:lvlText w:val=""/>
+      <w:lvlJc w:val="left"/>
+      <w:pPr>
+        <w:tabs>
+          <w:tab w:val="num" w:pos="2880"/>
+        </w:tabs>
+        <w:ind w:left="2880" w:hanging="360"/>
+      </w:pPr>
+      <w:rPr>
+        <w:rFonts w:ascii="Wingdings" w:hAnsi="Wingdings" w:hint="default"/>
+        <w:sz w:val="20"/>
+      </w:rPr>
+    </w:lvl>
+    <w:lvl w:ilvl="3" w:tentative="1">
+      <w:start w:val="1"/>
+      <w:numFmt w:val="bullet"/>
+      <w:lvlText w:val=""/>
+      <w:lvlJc w:val="left"/>
+      <w:pPr>
+        <w:tabs>
+          <w:tab w:val="num" w:pos="3600"/>
+        </w:tabs>
+        <w:ind w:left="3600" w:hanging="360"/>
+      </w:pPr>
+      <w:rPr>
+        <w:rFonts w:ascii="Wingdings" w:hAnsi="Wingdings" w:hint="default"/>
+        <w:sz w:val="20"/>
+      </w:rPr>
+    </w:lvl>
+    <w:lvl w:ilvl="4" w:tentative="1">
+      <w:start w:val="1"/>
+      <w:numFmt w:val="bullet"/>
+      <w:lvlText w:val=""/>
+      <w:lvlJc w:val="left"/>
+      <w:pPr>
+        <w:tabs>
+          <w:tab w:val="num" w:pos="4320"/>
+        </w:tabs>
+        <w:ind w:left="4320" w:hanging="360"/>
+      </w:pPr>
+      <w:rPr>
+        <w:rFonts w:ascii="Wingdings" w:hAnsi="Wingdings" w:hint="default"/>
+        <w:sz w:val="20"/>
+      </w:rPr>
+    </w:lvl>
+    <w:lvl w:ilvl="5" w:tentative="1">
+      <w:start w:val="1"/>
+      <w:numFmt w:val="bullet"/>
+      <w:lvlText w:val=""/>
+      <w:lvlJc w:val="left"/>
+      <w:pPr>
+        <w:tabs>
+          <w:tab w:val="num" w:pos="5040"/>
+        </w:tabs>
+        <w:ind w:left="5040" w:hanging="360"/>
+      </w:pPr>
+      <w:rPr>
+        <w:rFonts w:ascii="Wingdings" w:hAnsi="Wingdings" w:hint="default"/>
+        <w:sz w:val="20"/>
+      </w:rPr>
+    </w:lvl>
+    <w:lvl w:ilvl="6" w:tentative="1">
+      <w:start w:val="1"/>
+      <w:numFmt w:val="bullet"/>
+      <w:lvlText w:val=""/>
+      <w:lvlJc w:val="left"/>
+      <w:pPr>
+        <w:tabs>
+          <w:tab w:val="num" w:pos="5760"/>
+        </w:tabs>
+        <w:ind w:left="5760" w:hanging="360"/>
+      </w:pPr>
+      <w:rPr>
+        <w:rFonts w:ascii="Wingdings" w:hAnsi="Wingdings" w:hint="default"/>
+        <w:sz w:val="20"/>
+      </w:rPr>
+    </w:lvl>
+    <w:lvl w:ilvl="7" w:tentative="1">
+      <w:start w:val="1"/>
+      <w:numFmt w:val="bullet"/>
+      <w:lvlText w:val=""/>
+      <w:lvlJc w:val="left"/>
+      <w:pPr>
+        <w:tabs>
+          <w:tab w:val="num" w:pos="6480"/>
+        </w:tabs>
+        <w:ind w:left="6480" w:hanging="360"/>
+      </w:pPr>
+      <w:rPr>
+        <w:rFonts w:ascii="Wingdings" w:hAnsi="Wingdings" w:hint="default"/>
+        <w:sz w:val="20"/>
+      </w:rPr>
+    </w:lvl>
+    <w:lvl w:ilvl="8" w:tentative="1">
+      <w:start w:val="1"/>
+      <w:numFmt w:val="bullet"/>
+      <w:lvlText w:val=""/>
+      <w:lvlJc w:val="left"/>
+      <w:pPr>
+        <w:tabs>
+          <w:tab w:val="num" w:pos="7200"/>
+        </w:tabs>
+        <w:ind w:left="7200" w:hanging="360"/>
+      </w:pPr>
+      <w:rPr>
+        <w:rFonts w:ascii="Wingdings" w:hAnsi="Wingdings" w:hint="default"/>
+        <w:sz w:val="20"/>
+      </w:rPr>
+    </w:lvl>
+  </w:abstractNum>
+  <w:abstractNum w:abstractNumId="3" w15:restartNumberingAfterBreak="0">
     <w:nsid w:val="27FE7F02"/>
     <w:multiLevelType w:val="hybridMultilevel"/>
     <w:tmpl w:val="9CDAD668"/>
@@ -20208,7 +21375,7 @@
       </w:rPr>
     </w:lvl>
   </w:abstractNum>
-  <w:abstractNum w:abstractNumId="3" w15:restartNumberingAfterBreak="0">
+  <w:abstractNum w:abstractNumId="4" w15:restartNumberingAfterBreak="0">
     <w:nsid w:val="29A60487"/>
     <w:multiLevelType w:val="multilevel"/>
     <w:tmpl w:val="A00C6F82"/>
@@ -20357,7 +21524,7 @@
       </w:rPr>
     </w:lvl>
   </w:abstractNum>
-  <w:abstractNum w:abstractNumId="4" w15:restartNumberingAfterBreak="0">
+  <w:abstractNum w:abstractNumId="5" w15:restartNumberingAfterBreak="0">
     <w:nsid w:val="2E830469"/>
     <w:multiLevelType w:val="hybridMultilevel"/>
     <w:tmpl w:val="C5FA87C8"/>
@@ -20446,7 +21613,7 @@
       </w:pPr>
     </w:lvl>
   </w:abstractNum>
-  <w:abstractNum w:abstractNumId="5" w15:restartNumberingAfterBreak="0">
+  <w:abstractNum w:abstractNumId="6" w15:restartNumberingAfterBreak="0">
     <w:nsid w:val="2F2B3A14"/>
     <w:multiLevelType w:val="hybridMultilevel"/>
     <w:tmpl w:val="C5FA87C8"/>
@@ -20535,7 +21702,7 @@
       </w:pPr>
     </w:lvl>
   </w:abstractNum>
-  <w:abstractNum w:abstractNumId="6" w15:restartNumberingAfterBreak="0">
+  <w:abstractNum w:abstractNumId="7" w15:restartNumberingAfterBreak="0">
     <w:nsid w:val="397035D6"/>
     <w:multiLevelType w:val="multilevel"/>
     <w:tmpl w:val="1DE40B16"/>
@@ -20684,7 +21851,7 @@
       </w:rPr>
     </w:lvl>
   </w:abstractNum>
-  <w:abstractNum w:abstractNumId="7" w15:restartNumberingAfterBreak="0">
+  <w:abstractNum w:abstractNumId="8" w15:restartNumberingAfterBreak="0">
     <w:nsid w:val="3AB32618"/>
     <w:multiLevelType w:val="hybridMultilevel"/>
     <w:tmpl w:val="59CA2990"/>
@@ -20797,7 +21964,7 @@
       </w:rPr>
     </w:lvl>
   </w:abstractNum>
-  <w:abstractNum w:abstractNumId="8" w15:restartNumberingAfterBreak="0">
+  <w:abstractNum w:abstractNumId="9" w15:restartNumberingAfterBreak="0">
     <w:nsid w:val="41F05E20"/>
     <w:multiLevelType w:val="hybridMultilevel"/>
     <w:tmpl w:val="8C7E68EE"/>
@@ -20910,7 +22077,7 @@
       </w:rPr>
     </w:lvl>
   </w:abstractNum>
-  <w:abstractNum w:abstractNumId="9" w15:restartNumberingAfterBreak="0">
+  <w:abstractNum w:abstractNumId="10" w15:restartNumberingAfterBreak="0">
     <w:nsid w:val="54091F6C"/>
     <w:multiLevelType w:val="hybridMultilevel"/>
     <w:tmpl w:val="37729CD4"/>
@@ -20996,7 +22163,120 @@
       </w:pPr>
     </w:lvl>
   </w:abstractNum>
-  <w:abstractNum w:abstractNumId="10" w15:restartNumberingAfterBreak="0">
+  <w:abstractNum w:abstractNumId="11" w15:restartNumberingAfterBreak="0">
+    <w:nsid w:val="5D542929"/>
+    <w:multiLevelType w:val="multilevel"/>
+    <w:tmpl w:val="6F626686"/>
+    <w:lvl w:ilvl="0">
+      <w:start w:val="1"/>
+      <w:numFmt w:val="decimal"/>
+      <w:lvlText w:val="%1."/>
+      <w:lvlJc w:val="left"/>
+      <w:pPr>
+        <w:tabs>
+          <w:tab w:val="num" w:pos="720"/>
+        </w:tabs>
+        <w:ind w:left="720" w:hanging="360"/>
+      </w:pPr>
+    </w:lvl>
+    <w:lvl w:ilvl="1" w:tentative="1">
+      <w:start w:val="1"/>
+      <w:numFmt w:val="decimal"/>
+      <w:lvlText w:val="%2."/>
+      <w:lvlJc w:val="left"/>
+      <w:pPr>
+        <w:tabs>
+          <w:tab w:val="num" w:pos="1440"/>
+        </w:tabs>
+        <w:ind w:left="1440" w:hanging="360"/>
+      </w:pPr>
+    </w:lvl>
+    <w:lvl w:ilvl="2" w:tentative="1">
+      <w:start w:val="1"/>
+      <w:numFmt w:val="decimal"/>
+      <w:lvlText w:val="%3."/>
+      <w:lvlJc w:val="left"/>
+      <w:pPr>
+        <w:tabs>
+          <w:tab w:val="num" w:pos="2160"/>
+        </w:tabs>
+        <w:ind w:left="2160" w:hanging="360"/>
+      </w:pPr>
+    </w:lvl>
+    <w:lvl w:ilvl="3" w:tentative="1">
+      <w:start w:val="1"/>
+      <w:numFmt w:val="decimal"/>
+      <w:lvlText w:val="%4."/>
+      <w:lvlJc w:val="left"/>
+      <w:pPr>
+        <w:tabs>
+          <w:tab w:val="num" w:pos="2880"/>
+        </w:tabs>
+        <w:ind w:left="2880" w:hanging="360"/>
+      </w:pPr>
+    </w:lvl>
+    <w:lvl w:ilvl="4" w:tentative="1">
+      <w:start w:val="1"/>
+      <w:numFmt w:val="decimal"/>
+      <w:lvlText w:val="%5."/>
+      <w:lvlJc w:val="left"/>
+      <w:pPr>
+        <w:tabs>
+          <w:tab w:val="num" w:pos="3600"/>
+        </w:tabs>
+        <w:ind w:left="3600" w:hanging="360"/>
+      </w:pPr>
+    </w:lvl>
+    <w:lvl w:ilvl="5" w:tentative="1">
+      <w:start w:val="1"/>
+      <w:numFmt w:val="decimal"/>
+      <w:lvlText w:val="%6."/>
+      <w:lvlJc w:val="left"/>
+      <w:pPr>
+        <w:tabs>
+          <w:tab w:val="num" w:pos="4320"/>
+        </w:tabs>
+        <w:ind w:left="4320" w:hanging="360"/>
+      </w:pPr>
+    </w:lvl>
+    <w:lvl w:ilvl="6" w:tentative="1">
+      <w:start w:val="1"/>
+      <w:numFmt w:val="decimal"/>
+      <w:lvlText w:val="%7."/>
+      <w:lvlJc w:val="left"/>
+      <w:pPr>
+        <w:tabs>
+          <w:tab w:val="num" w:pos="5040"/>
+        </w:tabs>
+        <w:ind w:left="5040" w:hanging="360"/>
+      </w:pPr>
+    </w:lvl>
+    <w:lvl w:ilvl="7" w:tentative="1">
+      <w:start w:val="1"/>
+      <w:numFmt w:val="decimal"/>
+      <w:lvlText w:val="%8."/>
+      <w:lvlJc w:val="left"/>
+      <w:pPr>
+        <w:tabs>
+          <w:tab w:val="num" w:pos="5760"/>
+        </w:tabs>
+        <w:ind w:left="5760" w:hanging="360"/>
+      </w:pPr>
+    </w:lvl>
+    <w:lvl w:ilvl="8" w:tentative="1">
+      <w:start w:val="1"/>
+      <w:numFmt w:val="decimal"/>
+      <w:lvlText w:val="%9."/>
+      <w:lvlJc w:val="left"/>
+      <w:pPr>
+        <w:tabs>
+          <w:tab w:val="num" w:pos="6480"/>
+        </w:tabs>
+        <w:ind w:left="6480" w:hanging="360"/>
+      </w:pPr>
+    </w:lvl>
+  </w:abstractNum>
+  <w:abstractNum w:abstractNumId="12" w15:restartNumberingAfterBreak="0">
     <w:nsid w:val="60C8113B"/>
     <w:multiLevelType w:val="multilevel"/>
     <w:tmpl w:val="7EF2947A"/>
@@ -21145,7 +22425,7 @@
       </w:rPr>
     </w:lvl>
   </w:abstractNum>
-  <w:abstractNum w:abstractNumId="11" w15:restartNumberingAfterBreak="0">
+  <w:abstractNum w:abstractNumId="13" w15:restartNumberingAfterBreak="0">
     <w:nsid w:val="66A045F4"/>
     <w:multiLevelType w:val="hybridMultilevel"/>
     <w:tmpl w:val="C5FA87C8"/>
@@ -21234,7 +22514,120 @@
       </w:pPr>
     </w:lvl>
   </w:abstractNum>
-  <w:abstractNum w:abstractNumId="12" w15:restartNumberingAfterBreak="0">
+  <w:abstractNum w:abstractNumId="14" w15:restartNumberingAfterBreak="0">
+    <w:nsid w:val="6924468F"/>
+    <w:multiLevelType w:val="hybridMultilevel"/>
+    <w:tmpl w:val="3E6E8D42"/>
+    <w:lvl w:ilvl="0" w:tplc="04090001">
+      <w:start w:val="1"/>
+      <w:numFmt w:val="bullet"/>
+      <w:lvlText w:val=""/>
+      <w:lvlJc w:val="left"/>
+      <w:pPr>
+        <w:ind w:left="1440" w:hanging="360"/>
+      </w:pPr>
+      <w:rPr>
+        <w:rFonts w:ascii="Symbol" w:hAnsi="Symbol" w:hint="default"/>
+      </w:rPr>
+    </w:lvl>
+    <w:lvl w:ilvl="1" w:tplc="04090003">
+      <w:start w:val="1"/>
+      <w:numFmt w:val="bullet"/>
+      <w:lvlText w:val="o"/>
+      <w:lvlJc w:val="left"/>
+      <w:pPr>
+        <w:ind w:left="2160" w:hanging="360"/>
+      </w:pPr>
+      <w:rPr>
+        <w:rFonts w:ascii="Courier New" w:hAnsi="Courier New" w:cs="Courier New" w:hint="default"/>
+      </w:rPr>
+    </w:lvl>
+    <w:lvl w:ilvl="2" w:tplc="04090005" w:tentative="1">
+      <w:start w:val="1"/>
+      <w:numFmt w:val="bullet"/>
+      <w:lvlText w:val=""/>
+      <w:lvlJc w:val="left"/>
+      <w:pPr>
+        <w:ind w:left="2880" w:hanging="360"/>
+      </w:pPr>
+      <w:rPr>
+        <w:rFonts w:ascii="Wingdings" w:hAnsi="Wingdings" w:hint="default"/>
+      </w:rPr>
+    </w:lvl>
+    <w:lvl w:ilvl="3" w:tplc="04090001" w:tentative="1">
+      <w:start w:val="1"/>
+      <w:numFmt w:val="bullet"/>
+      <w:lvlText w:val=""/>
+      <w:lvlJc w:val="left"/>
+      <w:pPr>
+        <w:ind w:left="3600" w:hanging="360"/>
+      </w:pPr>
+      <w:rPr>
+        <w:rFonts w:ascii="Symbol" w:hAnsi="Symbol" w:hint="default"/>
+      </w:rPr>
+    </w:lvl>
+    <w:lvl w:ilvl="4" w:tplc="04090003" w:tentative="1">
+      <w:start w:val="1"/>
+      <w:numFmt w:val="bullet"/>
+      <w:lvlText w:val="o"/>
+      <w:lvlJc w:val="left"/>
+      <w:pPr>
+        <w:ind w:left="4320" w:hanging="360"/>
+      </w:pPr>
+      <w:rPr>
+        <w:rFonts w:ascii="Courier New" w:hAnsi="Courier New" w:cs="Courier New" w:hint="default"/>
+      </w:rPr>
+    </w:lvl>
+    <w:lvl w:ilvl="5" w:tplc="04090005" w:tentative="1">
+      <w:start w:val="1"/>
+      <w:numFmt w:val="bullet"/>
+      <w:lvlText w:val=""/>
+      <w:lvlJc w:val="left"/>
+      <w:pPr>
+        <w:ind w:left="5040" w:hanging="360"/>
+      </w:pPr>
+      <w:rPr>
+        <w:rFonts w:ascii="Wingdings" w:hAnsi="Wingdings" w:hint="default"/>
+      </w:rPr>
+    </w:lvl>
+    <w:lvl w:ilvl="6" w:tplc="04090001" w:tentative="1">
+      <w:start w:val="1"/>
+      <w:numFmt w:val="bullet"/>
+      <w:lvlText w:val=""/>
+      <w:lvlJc w:val="left"/>
+      <w:pPr>
+        <w:ind w:left="5760" w:hanging="360"/>
+      </w:pPr>
+      <w:rPr>
+        <w:rFonts w:ascii="Symbol" w:hAnsi="Symbol" w:hint="default"/>
+      </w:rPr>
+    </w:lvl>
+    <w:lvl w:ilvl="7" w:tplc="04090003" w:tentative="1">
+      <w:start w:val="1"/>
+      <w:numFmt w:val="bullet"/>
+      <w:lvlText w:val="o"/>
+      <w:lvlJc w:val="left"/>
+      <w:pPr>
+        <w:ind w:left="6480" w:hanging="360"/>
+      </w:pPr>
+      <w:rPr>
+        <w:rFonts w:ascii="Courier New" w:hAnsi="Courier New" w:cs="Courier New" w:hint="default"/>
+      </w:rPr>
+    </w:lvl>
+    <w:lvl w:ilvl="8" w:tplc="04090005" w:tentative="1">
+      <w:start w:val="1"/>
+      <w:numFmt w:val="bullet"/>
+      <w:lvlText w:val=""/>
+      <w:lvlJc w:val="left"/>
+      <w:pPr>
+        <w:ind w:left="7200" w:hanging="360"/>
+      </w:pPr>
+      <w:rPr>
+        <w:rFonts w:ascii="Wingdings" w:hAnsi="Wingdings" w:hint="default"/>
+      </w:rPr>
+    </w:lvl>
+  </w:abstractNum>
+  <w:abstractNum w:abstractNumId="15" w15:restartNumberingAfterBreak="0">
     <w:nsid w:val="6CA55485"/>
     <w:multiLevelType w:val="hybridMultilevel"/>
     <w:tmpl w:val="C5FA87C8"/>
@@ -21323,7 +22716,7 @@
       </w:pPr>
     </w:lvl>
   </w:abstractNum>
-  <w:abstractNum w:abstractNumId="13" w15:restartNumberingAfterBreak="0">
+  <w:abstractNum w:abstractNumId="16" w15:restartNumberingAfterBreak="0">
     <w:nsid w:val="6E9F1506"/>
     <w:multiLevelType w:val="hybridMultilevel"/>
     <w:tmpl w:val="C088DDB2"/>
@@ -21412,7 +22805,7 @@
       </w:pPr>
     </w:lvl>
   </w:abstractNum>
-  <w:abstractNum w:abstractNumId="14" w15:restartNumberingAfterBreak="0">
+  <w:abstractNum w:abstractNumId="17" w15:restartNumberingAfterBreak="0">
     <w:nsid w:val="74BE6F99"/>
     <w:multiLevelType w:val="hybridMultilevel"/>
     <w:tmpl w:val="3E1075F2"/>
@@ -21525,7 +22918,124 @@
       </w:rPr>
     </w:lvl>
   </w:abstractNum>
-  <w:abstractNum w:abstractNumId="15" w15:restartNumberingAfterBreak="0">
+  <w:abstractNum w:abstractNumId="18" w15:restartNumberingAfterBreak="0">
+    <w:nsid w:val="795A4531"/>
+    <w:multiLevelType w:val="multilevel"/>
+    <w:tmpl w:val="43F6C0CA"/>
+    <w:lvl w:ilvl="0">
+      <w:start w:val="1"/>
+      <w:numFmt w:val="decimal"/>
+      <w:lvlText w:val="%1."/>
+      <w:lvlJc w:val="left"/>
+      <w:pPr>
+        <w:tabs>
+          <w:tab w:val="num" w:pos="720"/>
+        </w:tabs>
+        <w:ind w:left="720" w:hanging="360"/>
+      </w:pPr>
+    </w:lvl>
+    <w:lvl w:ilvl="1">
+      <w:start w:val="1"/>
+      <w:numFmt w:val="bullet"/>
+      <w:lvlText w:val="o"/>
+      <w:lvlJc w:val="left"/>
+      <w:pPr>
+        <w:tabs>
+          <w:tab w:val="num" w:pos="1440"/>
+        </w:tabs>
+        <w:ind w:left="1440" w:hanging="360"/>
+      </w:pPr>
+      <w:rPr>
+        <w:rFonts w:ascii="Courier New" w:hAnsi="Courier New" w:hint="default"/>
+        <w:sz w:val="20"/>
+      </w:rPr>
+    </w:lvl>
+    <w:lvl w:ilvl="2" w:tentative="1">
+      <w:start w:val="1"/>
+      <w:numFmt w:val="decimal"/>
+      <w:lvlText w:val="%3."/>
+      <w:lvlJc w:val="left"/>
+      <w:pPr>
+        <w:tabs>
+          <w:tab w:val="num" w:pos="2160"/>
+        </w:tabs>
+        <w:ind w:left="2160" w:hanging="360"/>
+      </w:pPr>
+    </w:lvl>
+    <w:lvl w:ilvl="3" w:tentative="1">
+      <w:start w:val="1"/>
+      <w:numFmt w:val="decimal"/>
+      <w:lvlText w:val="%4."/>
+      <w:lvlJc w:val="left"/>
+      <w:pPr>
+        <w:tabs>
+          <w:tab w:val="num" w:pos="2880"/>
+        </w:tabs>
+        <w:ind w:left="2880" w:hanging="360"/>
+      </w:pPr>
+    </w:lvl>
+    <w:lvl w:ilvl="4" w:tentative="1">
+      <w:start w:val="1"/>
+      <w:numFmt w:val="decimal"/>
+      <w:lvlText w:val="%5."/>
+      <w:lvlJc w:val="left"/>
+      <w:pPr>
+        <w:tabs>
+          <w:tab w:val="num" w:pos="3600"/>
+        </w:tabs>
+        <w:ind w:left="3600" w:hanging="360"/>
+      </w:pPr>
+    </w:lvl>
+    <w:lvl w:ilvl="5" w:tentative="1">
+      <w:start w:val="1"/>
+      <w:numFmt w:val="decimal"/>
+      <w:lvlText w:val="%6."/>
+      <w:lvlJc w:val="left"/>
+      <w:pPr>
+        <w:tabs>
+          <w:tab w:val="num" w:pos="4320"/>
+        </w:tabs>
+        <w:ind w:left="4320" w:hanging="360"/>
+      </w:pPr>
+    </w:lvl>
+    <w:lvl w:ilvl="6" w:tentative="1">
+      <w:start w:val="1"/>
+      <w:numFmt w:val="decimal"/>
+      <w:lvlText w:val="%7."/>
+      <w:lvlJc w:val="left"/>
+      <w:pPr>
+        <w:tabs>
+          <w:tab w:val="num" w:pos="5040"/>
+        </w:tabs>
+        <w:ind w:left="5040" w:hanging="360"/>
+      </w:pPr>
+    </w:lvl>
+    <w:lvl w:ilvl="7" w:tentative="1">
+      <w:start w:val="1"/>
+      <w:numFmt w:val="decimal"/>
+      <w:lvlText w:val="%8."/>
+      <w:lvlJc w:val="left"/>
+      <w:pPr>
+        <w:tabs>
+          <w:tab w:val="num" w:pos="5760"/>
+        </w:tabs>
+        <w:ind w:left="5760" w:hanging="360"/>
+      </w:pPr>
+    </w:lvl>
+    <w:lvl w:ilvl="8" w:tentative="1">
+      <w:start w:val="1"/>
+      <w:numFmt w:val="decimal"/>
+      <w:lvlText w:val="%9."/>
+      <w:lvlJc w:val="left"/>
+      <w:pPr>
+        <w:tabs>
+          <w:tab w:val="num" w:pos="6480"/>
+        </w:tabs>
+        <w:ind w:left="6480" w:hanging="360"/>
+      </w:pPr>
+    </w:lvl>
+  </w:abstractNum>
+  <w:abstractNum w:abstractNumId="19" w15:restartNumberingAfterBreak="0">
     <w:nsid w:val="7A98760A"/>
     <w:multiLevelType w:val="hybridMultilevel"/>
     <w:tmpl w:val="C30AE510"/>
@@ -21639,51 +23149,63 @@
     </w:lvl>
   </w:abstractNum>
   <w:num w:numId="1" w16cid:durableId="1560088947">
+    <w:abstractNumId w:val="16"/>
+  </w:num>
+  <w:num w:numId="2" w16cid:durableId="72168522">
+    <w:abstractNumId w:val="5"/>
+  </w:num>
+  <w:num w:numId="3" w16cid:durableId="1774131421">
+    <w:abstractNumId w:val="19"/>
+  </w:num>
+  <w:num w:numId="4" w16cid:durableId="870918678">
     <w:abstractNumId w:val="13"/>
   </w:num>
-  <w:num w:numId="2" w16cid:durableId="72168522">
-    <w:abstractNumId w:val="4"/>
-  </w:num>
-  <w:num w:numId="3" w16cid:durableId="1774131421">
+  <w:num w:numId="5" w16cid:durableId="1715541446">
     <w:abstractNumId w:val="15"/>
   </w:num>
-  <w:num w:numId="4" w16cid:durableId="870918678">
-    <w:abstractNumId w:val="11"/>
-  </w:num>
-  <w:num w:numId="5" w16cid:durableId="1715541446">
-    <w:abstractNumId w:val="12"/>
-  </w:num>
   <w:num w:numId="6" w16cid:durableId="1420784439">
-    <w:abstractNumId w:val="5"/>
+    <w:abstractNumId w:val="6"/>
   </w:num>
   <w:num w:numId="7" w16cid:durableId="1279215294">
-    <w:abstractNumId w:val="7"/>
+    <w:abstractNumId w:val="8"/>
   </w:num>
   <w:num w:numId="8" w16cid:durableId="2057318431">
-    <w:abstractNumId w:val="9"/>
+    <w:abstractNumId w:val="10"/>
   </w:num>
   <w:num w:numId="9" w16cid:durableId="221331082">
     <w:abstractNumId w:val="1"/>
   </w:num>
   <w:num w:numId="10" w16cid:durableId="300814174">
-    <w:abstractNumId w:val="8"/>
+    <w:abstractNumId w:val="9"/>
   </w:num>
   <w:num w:numId="11" w16cid:durableId="1305112904">
-    <w:abstractNumId w:val="10"/>
+    <w:abstractNumId w:val="12"/>
   </w:num>
   <w:num w:numId="12" w16cid:durableId="19209770">
-    <w:abstractNumId w:val="14"/>
+    <w:abstractNumId w:val="17"/>
   </w:num>
   <w:num w:numId="13" w16cid:durableId="1224293905">
-    <w:abstractNumId w:val="6"/>
+    <w:abstractNumId w:val="7"/>
   </w:num>
   <w:num w:numId="14" w16cid:durableId="884947237">
-    <w:abstractNumId w:val="3"/>
+    <w:abstractNumId w:val="4"/>
   </w:num>
   <w:num w:numId="15" w16cid:durableId="576131389">
     <w:abstractNumId w:val="0"/>
   </w:num>
   <w:num w:numId="16" w16cid:durableId="2059626480">
+    <w:abstractNumId w:val="3"/>
+  </w:num>
+  <w:num w:numId="17" w16cid:durableId="1187016753">
+    <w:abstractNumId w:val="18"/>
+  </w:num>
+  <w:num w:numId="18" w16cid:durableId="1985815629">
+    <w:abstractNumId w:val="14"/>
+  </w:num>
+  <w:num w:numId="19" w16cid:durableId="1166627153">
+    <w:abstractNumId w:val="11"/>
+  </w:num>
+  <w:num w:numId="20" w16cid:durableId="1177114361">
     <w:abstractNumId w:val="2"/>
   </w:num>
 </w:numbering>
@@ -22088,7 +23610,6 @@
   <w:style w:type="character" w:default="1" w:styleId="DefaultParagraphFont">
     <w:name w:val="Default Paragraph Font"/>
     <w:uiPriority w:val="1"/>
-    <w:semiHidden/>
     <w:unhideWhenUsed/>
   </w:style>
   <w:style w:type="table" w:default="1" w:styleId="TableNormal">

--- a/src/main/resources/capitalone/codesignal/swe/CodeSignal_Questions_SWE.docx
+++ b/src/main/resources/capitalone/codesignal/swe/CodeSignal_Questions_SWE.docx
@@ -20335,19 +20335,7 @@
         <w:rPr>
           <w:rFonts w:eastAsiaTheme="minorEastAsia"/>
         </w:rPr>
-        <w:t xml:space="preserve">After bubbles are removed, remaining bubbles </w:t>
-      </w:r>
-      <w:r>
-        <w:rPr>
-          <w:rFonts w:eastAsiaTheme="minorEastAsia"/>
-        </w:rPr>
-        <w:t>fall</w:t>
-      </w:r>
-      <w:r>
-        <w:rPr>
-          <w:rFonts w:eastAsiaTheme="minorEastAsia"/>
-        </w:rPr>
-        <w:t xml:space="preserve"> to fill empty cells.</w:t>
+        <w:t>After bubbles are removed, remaining bubbles fall to fill empty cells.</w:t>
       </w:r>
     </w:p>
     <w:p>
@@ -20866,10 +20854,410 @@
           <w:rFonts w:eastAsiaTheme="minorEastAsia"/>
         </w:rPr>
       </w:pPr>
-    </w:p>
-    <w:p>
-      <w:pPr>
-        <w:pStyle w:val="ListParagraph"/>
+      <w:r>
+        <w:rPr>
+          <w:rFonts w:eastAsiaTheme="minorEastAsia"/>
+        </w:rPr>
+        <w:t>Your task is to implement a simulation of a change directory (cd) command. This command changes the current working directory to the specified one.</w:t>
+      </w:r>
+    </w:p>
+    <w:p>
+      <w:pPr>
+        <w:pStyle w:val="ListParagraph"/>
+        <w:rPr>
+          <w:rFonts w:eastAsiaTheme="minorEastAsia"/>
+        </w:rPr>
+      </w:pPr>
+    </w:p>
+    <w:p>
+      <w:pPr>
+        <w:pStyle w:val="ListParagraph"/>
+        <w:rPr>
+          <w:rFonts w:eastAsiaTheme="minorEastAsia"/>
+        </w:rPr>
+      </w:pPr>
+      <w:r>
+        <w:rPr>
+          <w:rFonts w:eastAsiaTheme="minorEastAsia"/>
+        </w:rPr>
+        <w:t>The initial working directory is root (/). You are given a list of cd commands (commands), and you must determine the absolute path after executing all the commands in order.</w:t>
+      </w:r>
+    </w:p>
+    <w:p>
+      <w:pPr>
+        <w:pStyle w:val="ListParagraph"/>
+        <w:rPr>
+          <w:rFonts w:eastAsiaTheme="minorEastAsia"/>
+        </w:rPr>
+      </w:pPr>
+    </w:p>
+    <w:p>
+      <w:pPr>
+        <w:pStyle w:val="ListParagraph"/>
+        <w:rPr>
+          <w:rFonts w:eastAsiaTheme="minorEastAsia"/>
+        </w:rPr>
+      </w:pPr>
+      <w:r>
+        <w:rPr>
+          <w:rFonts w:eastAsiaTheme="minorEastAsia"/>
+        </w:rPr>
+        <w:t>There are multiple options for command arguments:</w:t>
+      </w:r>
+    </w:p>
+    <w:p>
+      <w:pPr>
+        <w:pStyle w:val="ListParagraph"/>
+        <w:numPr>
+          <w:ilvl w:val="0"/>
+          <w:numId w:val="21"/>
+        </w:numPr>
+        <w:rPr>
+          <w:rFonts w:eastAsiaTheme="minorEastAsia"/>
+        </w:rPr>
+      </w:pPr>
+      <w:r>
+        <w:rPr>
+          <w:rFonts w:eastAsiaTheme="minorEastAsia"/>
+        </w:rPr>
+        <w:t>cd / → Changes the working directory to the root directory (/).</w:t>
+      </w:r>
+    </w:p>
+    <w:p>
+      <w:pPr>
+        <w:pStyle w:val="ListParagraph"/>
+        <w:numPr>
+          <w:ilvl w:val="0"/>
+          <w:numId w:val="21"/>
+        </w:numPr>
+        <w:rPr>
+          <w:rFonts w:eastAsiaTheme="minorEastAsia"/>
+        </w:rPr>
+      </w:pPr>
+      <w:proofErr w:type="gramStart"/>
+      <w:r>
+        <w:rPr>
+          <w:rFonts w:eastAsiaTheme="minorEastAsia"/>
+        </w:rPr>
+        <w:t>cd .</w:t>
+      </w:r>
+      <w:proofErr w:type="gramEnd"/>
+      <w:r>
+        <w:rPr>
+          <w:rFonts w:eastAsiaTheme="minorEastAsia"/>
+        </w:rPr>
+        <w:t xml:space="preserve"> → Stays in the current directory (does nothing).</w:t>
+      </w:r>
+    </w:p>
+    <w:p>
+      <w:pPr>
+        <w:pStyle w:val="ListParagraph"/>
+        <w:numPr>
+          <w:ilvl w:val="0"/>
+          <w:numId w:val="21"/>
+        </w:numPr>
+        <w:rPr>
+          <w:rFonts w:eastAsiaTheme="minorEastAsia"/>
+        </w:rPr>
+      </w:pPr>
+      <w:r>
+        <w:rPr>
+          <w:rFonts w:eastAsiaTheme="minorEastAsia"/>
+        </w:rPr>
+        <w:lastRenderedPageBreak/>
+        <w:t>cd</w:t>
+      </w:r>
+      <w:proofErr w:type="gramStart"/>
+      <w:r>
+        <w:rPr>
+          <w:rFonts w:eastAsiaTheme="minorEastAsia"/>
+        </w:rPr>
+        <w:t xml:space="preserve"> ..</w:t>
+      </w:r>
+      <w:proofErr w:type="gramEnd"/>
+      <w:r>
+        <w:rPr>
+          <w:rFonts w:eastAsiaTheme="minorEastAsia"/>
+        </w:rPr>
+        <w:t xml:space="preserve"> → Moves the working directory one level up.</w:t>
+      </w:r>
+    </w:p>
+    <w:p>
+      <w:pPr>
+        <w:pStyle w:val="ListParagraph"/>
+        <w:numPr>
+          <w:ilvl w:val="1"/>
+          <w:numId w:val="21"/>
+        </w:numPr>
+        <w:rPr>
+          <w:rFonts w:eastAsiaTheme="minorEastAsia"/>
+        </w:rPr>
+      </w:pPr>
+      <w:r>
+        <w:rPr>
+          <w:rFonts w:eastAsiaTheme="minorEastAsia"/>
+        </w:rPr>
+        <w:t>If already in the root directory, this command does nothing.</w:t>
+      </w:r>
+    </w:p>
+    <w:p>
+      <w:pPr>
+        <w:pStyle w:val="ListParagraph"/>
+        <w:numPr>
+          <w:ilvl w:val="0"/>
+          <w:numId w:val="21"/>
+        </w:numPr>
+        <w:rPr>
+          <w:rFonts w:eastAsiaTheme="minorEastAsia"/>
+        </w:rPr>
+      </w:pPr>
+      <w:r>
+        <w:rPr>
+          <w:rFonts w:eastAsiaTheme="minorEastAsia"/>
+        </w:rPr>
+        <w:t>cd &lt;subdirectory&gt; → Moves into the specified subdirectory.</w:t>
+      </w:r>
+    </w:p>
+    <w:p>
+      <w:pPr>
+        <w:pStyle w:val="ListParagraph"/>
+        <w:numPr>
+          <w:ilvl w:val="1"/>
+          <w:numId w:val="21"/>
+        </w:numPr>
+        <w:rPr>
+          <w:rFonts w:eastAsiaTheme="minorEastAsia"/>
+        </w:rPr>
+      </w:pPr>
+      <w:r>
+        <w:rPr>
+          <w:rFonts w:eastAsiaTheme="minorEastAsia"/>
+        </w:rPr>
+        <w:t>&lt;subdirectory&gt; is a string of lowercase English letters.</w:t>
+      </w:r>
+    </w:p>
+    <w:p>
+      <w:pPr>
+        <w:pStyle w:val="ListParagraph"/>
+        <w:numPr>
+          <w:ilvl w:val="1"/>
+          <w:numId w:val="21"/>
+        </w:numPr>
+        <w:rPr>
+          <w:rFonts w:eastAsiaTheme="minorEastAsia"/>
+        </w:rPr>
+      </w:pPr>
+      <w:r>
+        <w:rPr>
+          <w:rFonts w:eastAsiaTheme="minorEastAsia"/>
+        </w:rPr>
+        <w:t>All specified directories exist.</w:t>
+      </w:r>
+    </w:p>
+    <w:p>
+      <w:pPr>
+        <w:pStyle w:val="ListParagraph"/>
+        <w:rPr>
+          <w:rFonts w:eastAsiaTheme="minorEastAsia"/>
+        </w:rPr>
+      </w:pPr>
+    </w:p>
+    <w:p>
+      <w:pPr>
+        <w:pStyle w:val="ListParagraph"/>
+        <w:rPr>
+          <w:rFonts w:eastAsiaTheme="minorEastAsia"/>
+        </w:rPr>
+      </w:pPr>
+      <w:r>
+        <w:rPr>
+          <w:rFonts w:eastAsiaTheme="minorEastAsia"/>
+        </w:rPr>
+        <w:t xml:space="preserve">All specified directories exist. Return the absolute path from the root to the working directory after executing all </w:t>
+      </w:r>
+      <w:r>
+        <w:rPr>
+          <w:rFonts w:eastAsiaTheme="minorEastAsia"/>
+          <w:i/>
+          <w:iCs/>
+        </w:rPr>
+        <w:t>cd</w:t>
+      </w:r>
+      <w:r>
+        <w:rPr>
+          <w:rFonts w:eastAsiaTheme="minorEastAsia"/>
+        </w:rPr>
+        <w:t xml:space="preserve"> commands in the given order. </w:t>
+      </w:r>
+      <w:r>
+        <w:rPr>
+          <w:rFonts w:eastAsiaTheme="minorEastAsia"/>
+          <w:i/>
+          <w:iCs/>
+        </w:rPr>
+        <w:t>/</w:t>
+      </w:r>
+      <w:r>
+        <w:rPr>
+          <w:rFonts w:eastAsiaTheme="minorEastAsia"/>
+        </w:rPr>
+        <w:t xml:space="preserve"> </w:t>
+      </w:r>
+      <w:proofErr w:type="gramStart"/>
+      <w:r>
+        <w:rPr>
+          <w:rFonts w:eastAsiaTheme="minorEastAsia"/>
+        </w:rPr>
+        <w:t>should</w:t>
+      </w:r>
+      <w:proofErr w:type="gramEnd"/>
+      <w:r>
+        <w:rPr>
+          <w:rFonts w:eastAsiaTheme="minorEastAsia"/>
+        </w:rPr>
+        <w:t xml:space="preserve"> be used as separators.</w:t>
+      </w:r>
+    </w:p>
+    <w:p>
+      <w:pPr>
+        <w:pStyle w:val="ListParagraph"/>
+        <w:rPr>
+          <w:rFonts w:eastAsiaTheme="minorEastAsia"/>
+        </w:rPr>
+      </w:pPr>
+    </w:p>
+    <w:p>
+      <w:pPr>
+        <w:pStyle w:val="ListParagraph"/>
+        <w:rPr>
+          <w:rFonts w:eastAsiaTheme="minorEastAsia"/>
+        </w:rPr>
+      </w:pPr>
+      <w:r>
+        <w:rPr>
+          <w:rFonts w:eastAsiaTheme="minorEastAsia"/>
+          <w:b/>
+          <w:bCs/>
+        </w:rPr>
+        <w:t>Example:</w:t>
+      </w:r>
+    </w:p>
+    <w:p>
+      <w:pPr>
+        <w:pStyle w:val="ListParagraph"/>
+        <w:rPr>
+          <w:rFonts w:eastAsiaTheme="minorEastAsia"/>
+        </w:rPr>
+      </w:pPr>
+    </w:p>
+    <w:p>
+      <w:pPr>
+        <w:pStyle w:val="ListParagraph"/>
+        <w:rPr>
+          <w:rFonts w:eastAsiaTheme="minorEastAsia"/>
+        </w:rPr>
+      </w:pPr>
+      <w:r>
+        <w:rPr>
+          <w:rFonts w:eastAsiaTheme="minorEastAsia"/>
+        </w:rPr>
+        <w:t xml:space="preserve">commands = ["cd users", "cd </w:t>
+      </w:r>
+      <w:proofErr w:type="spellStart"/>
+      <w:r>
+        <w:rPr>
+          <w:rFonts w:eastAsiaTheme="minorEastAsia"/>
+        </w:rPr>
+        <w:t>codesignal</w:t>
+      </w:r>
+      <w:proofErr w:type="spellEnd"/>
+      <w:r>
+        <w:rPr>
+          <w:rFonts w:eastAsiaTheme="minorEastAsia"/>
+        </w:rPr>
+        <w:t>", "cd</w:t>
+      </w:r>
+      <w:proofErr w:type="gramStart"/>
+      <w:r>
+        <w:rPr>
+          <w:rFonts w:eastAsiaTheme="minorEastAsia"/>
+        </w:rPr>
+        <w:t xml:space="preserve"> ..</w:t>
+      </w:r>
+      <w:proofErr w:type="gramEnd"/>
+      <w:r>
+        <w:rPr>
+          <w:rFonts w:eastAsiaTheme="minorEastAsia"/>
+        </w:rPr>
+        <w:t>", "cd admin"]</w:t>
+      </w:r>
+    </w:p>
+    <w:p>
+      <w:pPr>
+        <w:pStyle w:val="ListParagraph"/>
+        <w:rPr>
+          <w:rFonts w:eastAsiaTheme="minorEastAsia"/>
+        </w:rPr>
+      </w:pPr>
+    </w:p>
+    <w:p>
+      <w:pPr>
+        <w:pStyle w:val="ListParagraph"/>
+        <w:rPr>
+          <w:rFonts w:eastAsiaTheme="minorEastAsia"/>
+        </w:rPr>
+      </w:pPr>
+      <w:r>
+        <w:rPr>
+          <w:rFonts w:eastAsiaTheme="minorEastAsia"/>
+        </w:rPr>
+        <w:t xml:space="preserve">Then the output should be </w:t>
+      </w:r>
+      <w:r>
+        <w:rPr>
+          <w:rFonts w:eastAsiaTheme="minorEastAsia"/>
+          <w:i/>
+          <w:iCs/>
+        </w:rPr>
+        <w:t>solution(commands) = “/users/admin</w:t>
+      </w:r>
+    </w:p>
+    <w:p>
+      <w:pPr>
+        <w:pStyle w:val="ListParagraph"/>
+        <w:rPr>
+          <w:rFonts w:eastAsiaTheme="minorEastAsia"/>
+        </w:rPr>
+      </w:pPr>
+    </w:p>
+    <w:p>
+      <w:pPr>
+        <w:pStyle w:val="ListParagraph"/>
+        <w:rPr>
+          <w:rFonts w:eastAsiaTheme="minorEastAsia"/>
+        </w:rPr>
+      </w:pPr>
+      <w:r>
+        <w:rPr>
+          <w:rFonts w:eastAsiaTheme="minorEastAsia"/>
+        </w:rPr>
+        <w:t>Answer: Question70</w:t>
+      </w:r>
+    </w:p>
+    <w:p>
+      <w:pPr>
+        <w:rPr>
+          <w:rFonts w:eastAsiaTheme="minorEastAsia"/>
+        </w:rPr>
+      </w:pPr>
+    </w:p>
+    <w:p>
+      <w:pPr>
+        <w:pStyle w:val="ListParagraph"/>
+        <w:numPr>
+          <w:ilvl w:val="0"/>
+          <w:numId w:val="1"/>
+        </w:numPr>
         <w:rPr>
           <w:rFonts w:eastAsiaTheme="minorEastAsia"/>
         </w:rPr>
@@ -22919,6 +23307,95 @@
     </w:lvl>
   </w:abstractNum>
   <w:abstractNum w:abstractNumId="18" w15:restartNumberingAfterBreak="0">
+    <w:nsid w:val="75215483"/>
+    <w:multiLevelType w:val="hybridMultilevel"/>
+    <w:tmpl w:val="79227242"/>
+    <w:lvl w:ilvl="0" w:tplc="EB220822">
+      <w:start w:val="1"/>
+      <w:numFmt w:val="decimal"/>
+      <w:lvlText w:val="%1."/>
+      <w:lvlJc w:val="left"/>
+      <w:pPr>
+        <w:ind w:left="1800" w:hanging="360"/>
+      </w:pPr>
+      <w:rPr>
+        <w:rFonts w:hint="default"/>
+      </w:rPr>
+    </w:lvl>
+    <w:lvl w:ilvl="1" w:tplc="04090019">
+      <w:start w:val="1"/>
+      <w:numFmt w:val="lowerLetter"/>
+      <w:lvlText w:val="%2."/>
+      <w:lvlJc w:val="left"/>
+      <w:pPr>
+        <w:ind w:left="2520" w:hanging="360"/>
+      </w:pPr>
+    </w:lvl>
+    <w:lvl w:ilvl="2" w:tplc="0409001B" w:tentative="1">
+      <w:start w:val="1"/>
+      <w:numFmt w:val="lowerRoman"/>
+      <w:lvlText w:val="%3."/>
+      <w:lvlJc w:val="right"/>
+      <w:pPr>
+        <w:ind w:left="3240" w:hanging="180"/>
+      </w:pPr>
+    </w:lvl>
+    <w:lvl w:ilvl="3" w:tplc="0409000F" w:tentative="1">
+      <w:start w:val="1"/>
+      <w:numFmt w:val="decimal"/>
+      <w:lvlText w:val="%4."/>
+      <w:lvlJc w:val="left"/>
+      <w:pPr>
+        <w:ind w:left="3960" w:hanging="360"/>
+      </w:pPr>
+    </w:lvl>
+    <w:lvl w:ilvl="4" w:tplc="04090019" w:tentative="1">
+      <w:start w:val="1"/>
+      <w:numFmt w:val="lowerLetter"/>
+      <w:lvlText w:val="%5."/>
+      <w:lvlJc w:val="left"/>
+      <w:pPr>
+        <w:ind w:left="4680" w:hanging="360"/>
+      </w:pPr>
+    </w:lvl>
+    <w:lvl w:ilvl="5" w:tplc="0409001B" w:tentative="1">
+      <w:start w:val="1"/>
+      <w:numFmt w:val="lowerRoman"/>
+      <w:lvlText w:val="%6."/>
+      <w:lvlJc w:val="right"/>
+      <w:pPr>
+        <w:ind w:left="5400" w:hanging="180"/>
+      </w:pPr>
+    </w:lvl>
+    <w:lvl w:ilvl="6" w:tplc="0409000F" w:tentative="1">
+      <w:start w:val="1"/>
+      <w:numFmt w:val="decimal"/>
+      <w:lvlText w:val="%7."/>
+      <w:lvlJc w:val="left"/>
+      <w:pPr>
+        <w:ind w:left="6120" w:hanging="360"/>
+      </w:pPr>
+    </w:lvl>
+    <w:lvl w:ilvl="7" w:tplc="04090019" w:tentative="1">
+      <w:start w:val="1"/>
+      <w:numFmt w:val="lowerLetter"/>
+      <w:lvlText w:val="%8."/>
+      <w:lvlJc w:val="left"/>
+      <w:pPr>
+        <w:ind w:left="6840" w:hanging="360"/>
+      </w:pPr>
+    </w:lvl>
+    <w:lvl w:ilvl="8" w:tplc="0409001B" w:tentative="1">
+      <w:start w:val="1"/>
+      <w:numFmt w:val="lowerRoman"/>
+      <w:lvlText w:val="%9."/>
+      <w:lvlJc w:val="right"/>
+      <w:pPr>
+        <w:ind w:left="7560" w:hanging="180"/>
+      </w:pPr>
+    </w:lvl>
+  </w:abstractNum>
+  <w:abstractNum w:abstractNumId="19" w15:restartNumberingAfterBreak="0">
     <w:nsid w:val="795A4531"/>
     <w:multiLevelType w:val="multilevel"/>
     <w:tmpl w:val="43F6C0CA"/>
@@ -23035,7 +23512,7 @@
       </w:pPr>
     </w:lvl>
   </w:abstractNum>
-  <w:abstractNum w:abstractNumId="19" w15:restartNumberingAfterBreak="0">
+  <w:abstractNum w:abstractNumId="20" w15:restartNumberingAfterBreak="0">
     <w:nsid w:val="7A98760A"/>
     <w:multiLevelType w:val="hybridMultilevel"/>
     <w:tmpl w:val="C30AE510"/>
@@ -23155,7 +23632,7 @@
     <w:abstractNumId w:val="5"/>
   </w:num>
   <w:num w:numId="3" w16cid:durableId="1774131421">
-    <w:abstractNumId w:val="19"/>
+    <w:abstractNumId w:val="20"/>
   </w:num>
   <w:num w:numId="4" w16cid:durableId="870918678">
     <w:abstractNumId w:val="13"/>
@@ -23197,7 +23674,7 @@
     <w:abstractNumId w:val="3"/>
   </w:num>
   <w:num w:numId="17" w16cid:durableId="1187016753">
-    <w:abstractNumId w:val="18"/>
+    <w:abstractNumId w:val="19"/>
   </w:num>
   <w:num w:numId="18" w16cid:durableId="1985815629">
     <w:abstractNumId w:val="14"/>
@@ -23207,6 +23684,9 @@
   </w:num>
   <w:num w:numId="20" w16cid:durableId="1177114361">
     <w:abstractNumId w:val="2"/>
+  </w:num>
+  <w:num w:numId="21" w16cid:durableId="1090077349">
+    <w:abstractNumId w:val="18"/>
   </w:num>
 </w:numbering>
 </file>
@@ -23610,6 +24090,7 @@
   <w:style w:type="character" w:default="1" w:styleId="DefaultParagraphFont">
     <w:name w:val="Default Paragraph Font"/>
     <w:uiPriority w:val="1"/>
+    <w:semiHidden/>
     <w:unhideWhenUsed/>
   </w:style>
   <w:style w:type="table" w:default="1" w:styleId="TableNormal">

--- a/src/main/resources/capitalone/codesignal/swe/CodeSignal_Questions_SWE.docx
+++ b/src/main/resources/capitalone/codesignal/swe/CodeSignal_Questions_SWE.docx
@@ -34,7 +34,6 @@
       <w:r>
         <w:t xml:space="preserve">In other words, you are given a two-dimensional array </w:t>
       </w:r>
-      <w:proofErr w:type="gramStart"/>
       <w:r>
         <w:rPr>
           <w:i/>
@@ -42,7 +41,6 @@
         </w:rPr>
         <w:t>lamps</w:t>
       </w:r>
-      <w:proofErr w:type="gramEnd"/>
       <w:r>
         <w:t xml:space="preserve"> where </w:t>
       </w:r>
@@ -51,28 +49,11 @@
           <w:i/>
           <w:iCs/>
         </w:rPr>
-        <w:t>lamps[</w:t>
-      </w:r>
-      <w:proofErr w:type="spellStart"/>
-      <w:r>
-        <w:rPr>
-          <w:i/>
-          <w:iCs/>
-        </w:rPr>
-        <w:t>i</w:t>
-      </w:r>
-      <w:proofErr w:type="spellEnd"/>
-      <w:r>
-        <w:rPr>
-          <w:i/>
-          <w:iCs/>
-        </w:rPr>
-        <w:t>]</w:t>
+        <w:t>lamps[i]</w:t>
       </w:r>
       <w:r>
         <w:t xml:space="preserve"> contains information about the </w:t>
       </w:r>
-      <w:proofErr w:type="spellStart"/>
       <w:r>
         <w:rPr>
           <w:i/>
@@ -80,7 +61,6 @@
         </w:rPr>
         <w:t>ith</w:t>
       </w:r>
-      <w:proofErr w:type="spellEnd"/>
       <w:r>
         <w:t xml:space="preserve"> lamp.</w:t>
       </w:r>
@@ -98,23 +78,7 @@
           <w:i/>
           <w:iCs/>
         </w:rPr>
-        <w:t>Lamps[</w:t>
-      </w:r>
-      <w:proofErr w:type="spellStart"/>
-      <w:r>
-        <w:rPr>
-          <w:i/>
-          <w:iCs/>
-        </w:rPr>
-        <w:t>i</w:t>
-      </w:r>
-      <w:proofErr w:type="spellEnd"/>
-      <w:r>
-        <w:rPr>
-          <w:i/>
-          <w:iCs/>
-        </w:rPr>
-        <w:t>][0]</w:t>
+        <w:t>Lamps[i][0]</w:t>
       </w:r>
       <w:r>
         <w:t xml:space="preserve"> is an integer representing the lamp’s </w:t>
@@ -136,28 +100,11 @@
           <w:i/>
           <w:iCs/>
         </w:rPr>
-        <w:t>Lamps[</w:t>
-      </w:r>
-      <w:proofErr w:type="spellStart"/>
-      <w:r>
-        <w:rPr>
-          <w:i/>
-          <w:iCs/>
-        </w:rPr>
-        <w:t>i</w:t>
-      </w:r>
-      <w:proofErr w:type="spellEnd"/>
-      <w:r>
-        <w:rPr>
-          <w:i/>
-          <w:iCs/>
-        </w:rPr>
-        <w:t>][1]</w:t>
+        <w:t>Lamps[i][1]</w:t>
       </w:r>
       <w:r>
         <w:t xml:space="preserve"> is a positive integer representing the lamp’s effective radius. That means the </w:t>
       </w:r>
-      <w:proofErr w:type="spellStart"/>
       <w:r>
         <w:rPr>
           <w:i/>
@@ -165,7 +112,6 @@
         </w:rPr>
         <w:t>ith</w:t>
       </w:r>
-      <w:proofErr w:type="spellEnd"/>
       <w:r>
         <w:t xml:space="preserve"> </w:t>
       </w:r>
@@ -177,71 +123,7 @@
           <w:i/>
           <w:iCs/>
         </w:rPr>
-        <w:t>lamps[</w:t>
-      </w:r>
-      <w:proofErr w:type="spellStart"/>
-      <w:r>
-        <w:rPr>
-          <w:i/>
-          <w:iCs/>
-        </w:rPr>
-        <w:t>i</w:t>
-      </w:r>
-      <w:proofErr w:type="spellEnd"/>
-      <w:r>
-        <w:rPr>
-          <w:i/>
-          <w:iCs/>
-        </w:rPr>
-        <w:t>][0] – lamps[</w:t>
-      </w:r>
-      <w:proofErr w:type="spellStart"/>
-      <w:r>
-        <w:rPr>
-          <w:i/>
-          <w:iCs/>
-        </w:rPr>
-        <w:t>i</w:t>
-      </w:r>
-      <w:proofErr w:type="spellEnd"/>
-      <w:r>
-        <w:rPr>
-          <w:i/>
-          <w:iCs/>
-        </w:rPr>
-        <w:t>][1] to lamps[</w:t>
-      </w:r>
-      <w:proofErr w:type="spellStart"/>
-      <w:r>
-        <w:rPr>
-          <w:i/>
-          <w:iCs/>
-        </w:rPr>
-        <w:t>i</w:t>
-      </w:r>
-      <w:proofErr w:type="spellEnd"/>
-      <w:r>
-        <w:rPr>
-          <w:i/>
-          <w:iCs/>
-        </w:rPr>
-        <w:t>][0] + lamps[</w:t>
-      </w:r>
-      <w:proofErr w:type="spellStart"/>
-      <w:r>
-        <w:rPr>
-          <w:i/>
-          <w:iCs/>
-        </w:rPr>
-        <w:t>i</w:t>
-      </w:r>
-      <w:proofErr w:type="spellEnd"/>
-      <w:r>
-        <w:rPr>
-          <w:i/>
-          <w:iCs/>
-        </w:rPr>
-        <w:t>][1]</w:t>
+        <w:t>lamps[i][0] – lamps[i][1] to lamps[i][0] + lamps[i][1]</w:t>
       </w:r>
       <w:r>
         <w:t xml:space="preserve"> inclusive</w:t>
@@ -309,37 +191,13 @@
         </w:numPr>
       </w:pPr>
       <w:r>
-        <w:t xml:space="preserve">Imagine that you are standing at the starting point of a straight street and are trying to reach the end of the street. This street is represented by a number line starting at 0 and ending at finish </w:t>
-      </w:r>
-      <w:proofErr w:type="gramStart"/>
-      <w:r>
-        <w:t>( finish</w:t>
-      </w:r>
-      <w:proofErr w:type="gramEnd"/>
-      <w:r>
-        <w:t xml:space="preserve"> &gt; 0 ). There are electric scooters scattered along the street to help you get to the end. </w:t>
+        <w:t xml:space="preserve">Imagine that you are standing at the starting point of a straight street and are trying to reach the end of the street. This street is represented by a number line starting at 0 and ending at finish ( finish &gt; 0 ). There are electric scooters scattered along the street to help you get to the end. </w:t>
       </w:r>
       <w:r>
         <w:t>Specially</w:t>
       </w:r>
       <w:r>
-        <w:t xml:space="preserve">, the scooters are represented by an </w:t>
-      </w:r>
-      <w:proofErr w:type="gramStart"/>
-      <w:r>
-        <w:t>array scooters</w:t>
-      </w:r>
-      <w:proofErr w:type="gramEnd"/>
-      <w:r>
-        <w:t xml:space="preserve">, with scooters Lil representing the location of the </w:t>
-      </w:r>
-      <w:proofErr w:type="spellStart"/>
-      <w:r>
-        <w:t>ith</w:t>
-      </w:r>
-      <w:proofErr w:type="spellEnd"/>
-      <w:r>
-        <w:t xml:space="preserve"> scooter. Each scooter can travel up to 10 points along the number line before its battery is fully discharged and it cannot go further. For example, if a scooter is located at point s, it can travel to points 5</w:t>
+        <w:t>, the scooters are represented by an array scooters, with scooters Lil representing the location of the ith scooter. Each scooter can travel up to 10 points along the number line before its battery is fully discharged and it cannot go further. For example, if a scooter is located at point s, it can travel to points 5</w:t>
       </w:r>
       <w:r>
         <w:t xml:space="preserve"> </w:t>
@@ -401,7 +259,6 @@
       <w:r>
         <w:t xml:space="preserve"> of length 3. Your task is to count the number of indices </w:t>
       </w:r>
-      <w:proofErr w:type="spellStart"/>
       <w:r>
         <w:rPr>
           <w:i/>
@@ -409,7 +266,6 @@
         </w:rPr>
         <w:t>i</w:t>
       </w:r>
-      <w:proofErr w:type="spellEnd"/>
       <w:r>
         <w:t xml:space="preserve"> such that t</w:t>
       </w:r>
@@ -461,23 +317,7 @@
           <w:i/>
           <w:iCs/>
         </w:rPr>
-        <w:t>t = “</w:t>
-      </w:r>
-      <w:proofErr w:type="spellStart"/>
-      <w:r>
-        <w:rPr>
-          <w:i/>
-          <w:iCs/>
-        </w:rPr>
-        <w:t>azcabcab</w:t>
-      </w:r>
-      <w:proofErr w:type="spellEnd"/>
-      <w:r>
-        <w:rPr>
-          <w:i/>
-          <w:iCs/>
-        </w:rPr>
-        <w:t>”</w:t>
+        <w:t>t = “azcabcab”</w:t>
       </w:r>
       <w:r>
         <w:t xml:space="preserve"> and </w:t>
@@ -487,23 +327,7 @@
           <w:i/>
           <w:iCs/>
         </w:rPr>
-        <w:t>s = “</w:t>
-      </w:r>
-      <w:proofErr w:type="spellStart"/>
-      <w:r>
-        <w:rPr>
-          <w:i/>
-          <w:iCs/>
-        </w:rPr>
-        <w:t>acb</w:t>
-      </w:r>
-      <w:proofErr w:type="spellEnd"/>
-      <w:r>
-        <w:rPr>
-          <w:i/>
-          <w:iCs/>
-        </w:rPr>
-        <w:t>”</w:t>
+        <w:t>s = “acb”</w:t>
       </w:r>
       <w:r>
         <w:t xml:space="preserve"> the output should be </w:t>
@@ -513,25 +337,7 @@
           <w:i/>
           <w:iCs/>
         </w:rPr>
-        <w:t>solution(</w:t>
-      </w:r>
-      <w:proofErr w:type="spellStart"/>
-      <w:proofErr w:type="gramStart"/>
-      <w:r>
-        <w:rPr>
-          <w:i/>
-          <w:iCs/>
-        </w:rPr>
-        <w:t>t,s</w:t>
-      </w:r>
-      <w:proofErr w:type="spellEnd"/>
-      <w:proofErr w:type="gramEnd"/>
-      <w:r>
-        <w:rPr>
-          <w:i/>
-          <w:iCs/>
-        </w:rPr>
-        <w:t>) = 2</w:t>
+        <w:t>solution(t,s) = 2</w:t>
       </w:r>
     </w:p>
     <w:p>
@@ -560,23 +366,7 @@
           <w:i/>
           <w:iCs/>
         </w:rPr>
-        <w:t>s = “</w:t>
-      </w:r>
-      <w:proofErr w:type="spellStart"/>
-      <w:r>
-        <w:rPr>
-          <w:i/>
-          <w:iCs/>
-        </w:rPr>
-        <w:t>xyz</w:t>
-      </w:r>
-      <w:proofErr w:type="spellEnd"/>
-      <w:r>
-        <w:rPr>
-          <w:i/>
-          <w:iCs/>
-        </w:rPr>
-        <w:t>”</w:t>
+        <w:t>s = “xyz”</w:t>
       </w:r>
       <w:r>
         <w:t xml:space="preserve"> the output should be </w:t>
@@ -586,25 +376,7 @@
           <w:i/>
           <w:iCs/>
         </w:rPr>
-        <w:t>solution(</w:t>
-      </w:r>
-      <w:proofErr w:type="spellStart"/>
-      <w:proofErr w:type="gramStart"/>
-      <w:r>
-        <w:rPr>
-          <w:i/>
-          <w:iCs/>
-        </w:rPr>
-        <w:t>t,s</w:t>
-      </w:r>
-      <w:proofErr w:type="spellEnd"/>
-      <w:proofErr w:type="gramEnd"/>
-      <w:r>
-        <w:rPr>
-          <w:i/>
-          <w:iCs/>
-        </w:rPr>
-        <w:t>) = 0</w:t>
+        <w:t>solution(t,s) = 0</w:t>
       </w:r>
     </w:p>
     <w:p>
@@ -656,7 +428,6 @@
       <w:r>
         <w:t xml:space="preserve">. Let </w:t>
       </w:r>
-      <w:proofErr w:type="spellStart"/>
       <w:r>
         <w:rPr>
           <w:i/>
@@ -664,17 +435,8 @@
         </w:rPr>
         <w:t>countGreater</w:t>
       </w:r>
-      <w:proofErr w:type="spellEnd"/>
-      <w:r>
-        <w:t xml:space="preserve"> denote how many integers </w:t>
-      </w:r>
-      <w:proofErr w:type="spellStart"/>
-      <w:r>
-        <w:t>wihin</w:t>
-      </w:r>
-      <w:proofErr w:type="spellEnd"/>
-      <w:r>
-        <w:t xml:space="preserve"> </w:t>
+      <w:r>
+        <w:t xml:space="preserve"> denote how many integers wihin </w:t>
       </w:r>
       <w:r>
         <w:rPr>
@@ -716,7 +478,6 @@
       <w:r>
         <w:t xml:space="preserve">. Your task is to computer </w:t>
       </w:r>
-      <w:proofErr w:type="spellStart"/>
       <w:r>
         <w:rPr>
           <w:i/>
@@ -724,7 +485,6 @@
         </w:rPr>
         <w:t>countGreater</w:t>
       </w:r>
-      <w:proofErr w:type="spellEnd"/>
       <w:r>
         <w:t xml:space="preserve"> and </w:t>
       </w:r>
@@ -752,28 +512,11 @@
           <w:i/>
           <w:iCs/>
         </w:rPr>
-        <w:t>“</w:t>
-      </w:r>
-      <w:proofErr w:type="gramStart"/>
-      <w:r>
-        <w:rPr>
-          <w:i/>
-          <w:iCs/>
-        </w:rPr>
-        <w:t>greater</w:t>
-      </w:r>
-      <w:proofErr w:type="gramEnd"/>
-      <w:r>
-        <w:rPr>
-          <w:i/>
-          <w:iCs/>
-        </w:rPr>
-        <w:t xml:space="preserve"> </w:t>
+        <w:t xml:space="preserve">“greater </w:t>
       </w:r>
       <w:r>
         <w:t xml:space="preserve">if </w:t>
       </w:r>
-      <w:proofErr w:type="spellStart"/>
       <w:r>
         <w:rPr>
           <w:i/>
@@ -781,7 +524,6 @@
         </w:rPr>
         <w:t>countGreater</w:t>
       </w:r>
-      <w:proofErr w:type="spellEnd"/>
       <w:r>
         <w:t xml:space="preserve"> is greater than </w:t>
       </w:r>
@@ -811,7 +553,6 @@
       <w:r>
         <w:t xml:space="preserve"> if </w:t>
       </w:r>
-      <w:proofErr w:type="spellStart"/>
       <w:r>
         <w:rPr>
           <w:i/>
@@ -819,7 +560,6 @@
         </w:rPr>
         <w:t>countGreater</w:t>
       </w:r>
-      <w:proofErr w:type="spellEnd"/>
       <w:r>
         <w:t xml:space="preserve"> is less than </w:t>
       </w:r>
@@ -881,21 +621,12 @@
       <w:r>
         <w:t xml:space="preserve">, the output should be </w:t>
       </w:r>
-      <w:proofErr w:type="gramStart"/>
-      <w:r>
-        <w:rPr>
-          <w:i/>
-          <w:iCs/>
-        </w:rPr>
-        <w:t>solution(</w:t>
-      </w:r>
-      <w:proofErr w:type="gramEnd"/>
-      <w:r>
-        <w:rPr>
-          <w:i/>
-          <w:iCs/>
-        </w:rPr>
-        <w:t>numbers, pivot) = “smaller”</w:t>
+      <w:r>
+        <w:rPr>
+          <w:i/>
+          <w:iCs/>
+        </w:rPr>
+        <w:t>solution(numbers, pivot) = “smaller”</w:t>
       </w:r>
     </w:p>
     <w:p/>
@@ -954,39 +685,7 @@
           <w:i/>
           <w:iCs/>
         </w:rPr>
-        <w:t>numbers[</w:t>
-      </w:r>
-      <w:proofErr w:type="spellStart"/>
-      <w:r>
-        <w:rPr>
-          <w:i/>
-          <w:iCs/>
-        </w:rPr>
-        <w:t>i</w:t>
-      </w:r>
-      <w:proofErr w:type="spellEnd"/>
-      <w:r>
-        <w:rPr>
-          <w:i/>
-          <w:iCs/>
-        </w:rPr>
-        <w:t xml:space="preserve">] </w:t>
-      </w:r>
-      <w:proofErr w:type="gramStart"/>
-      <w:r>
-        <w:rPr>
-          <w:i/>
-          <w:iCs/>
-        </w:rPr>
-        <w:t>x !</w:t>
-      </w:r>
-      <w:proofErr w:type="gramEnd"/>
-      <w:r>
-        <w:rPr>
-          <w:i/>
-          <w:iCs/>
-        </w:rPr>
-        <w:t>= 0</w:t>
+        <w:t>numbers[i] x != 0</w:t>
       </w:r>
       <w:r>
         <w:t>. If there is no such element, finish the algorithm.</w:t>
@@ -1003,7 +702,6 @@
       <w:r>
         <w:t xml:space="preserve">Step 2 – Start at index </w:t>
       </w:r>
-      <w:proofErr w:type="spellStart"/>
       <w:r>
         <w:rPr>
           <w:i/>
@@ -1011,7 +709,6 @@
         </w:rPr>
         <w:t>i</w:t>
       </w:r>
-      <w:proofErr w:type="spellEnd"/>
       <w:r>
         <w:t xml:space="preserve"> and going to the right, attempt to subtract </w:t>
       </w:r>
@@ -1045,15 +742,7 @@
         <w:t>x</w:t>
       </w:r>
       <w:r>
-        <w:t xml:space="preserve"> </w:t>
-      </w:r>
-      <w:proofErr w:type="gramStart"/>
-      <w:r>
-        <w:t>move</w:t>
-      </w:r>
-      <w:proofErr w:type="gramEnd"/>
-      <w:r>
-        <w:t xml:space="preserve"> on to step 3</w:t>
+        <w:t xml:space="preserve"> move on to step 3</w:t>
       </w:r>
     </w:p>
     <w:p>
@@ -1109,13 +798,8 @@
         <w:t>x</w:t>
       </w:r>
       <w:r>
-        <w:t xml:space="preserve"> to </w:t>
-      </w:r>
-      <w:proofErr w:type="gramStart"/>
-      <w:r>
-        <w:t>the final result</w:t>
-      </w:r>
-      <w:proofErr w:type="gramEnd"/>
+        <w:t xml:space="preserve"> to the final result</w:t>
+      </w:r>
     </w:p>
     <w:p>
       <w:pPr>
@@ -1260,7 +944,6 @@
       <w:r>
         <w:t xml:space="preserve"> – find the smallest index </w:t>
       </w:r>
-      <w:proofErr w:type="spellStart"/>
       <w:r>
         <w:rPr>
           <w:i/>
@@ -1268,7 +951,6 @@
         </w:rPr>
         <w:t>i</w:t>
       </w:r>
-      <w:proofErr w:type="spellEnd"/>
       <w:r>
         <w:t xml:space="preserve"> for which </w:t>
       </w:r>
@@ -1277,23 +959,7 @@
           <w:i/>
           <w:iCs/>
         </w:rPr>
-        <w:t>a[</w:t>
-      </w:r>
-      <w:proofErr w:type="spellStart"/>
-      <w:r>
-        <w:rPr>
-          <w:i/>
-          <w:iCs/>
-        </w:rPr>
-        <w:t>i</w:t>
-      </w:r>
-      <w:proofErr w:type="spellEnd"/>
-      <w:r>
-        <w:rPr>
-          <w:i/>
-          <w:iCs/>
-        </w:rPr>
-        <w:t>] = ‘0’</w:t>
+        <w:t>a[i] = ‘0’</w:t>
       </w:r>
       <w:r>
         <w:t xml:space="preserve"> and set </w:t>
@@ -1303,23 +969,7 @@
           <w:i/>
           <w:iCs/>
         </w:rPr>
-        <w:t>a[</w:t>
-      </w:r>
-      <w:proofErr w:type="spellStart"/>
-      <w:r>
-        <w:rPr>
-          <w:i/>
-          <w:iCs/>
-        </w:rPr>
-        <w:t>i</w:t>
-      </w:r>
-      <w:proofErr w:type="spellEnd"/>
-      <w:r>
-        <w:rPr>
-          <w:i/>
-          <w:iCs/>
-        </w:rPr>
-        <w:t>] = ‘1’</w:t>
+        <w:t>a[i] = ‘1’</w:t>
       </w:r>
       <w:r>
         <w:t>. If there is no such index, do nothing.</w:t>
@@ -1338,9 +988,31 @@
           <w:i/>
           <w:iCs/>
         </w:rPr>
-        <w:t>C[</w:t>
-      </w:r>
-      <w:proofErr w:type="spellStart"/>
+        <w:t xml:space="preserve">C[ind] </w:t>
+      </w:r>
+      <w:r>
+        <w:t xml:space="preserve">– set </w:t>
+      </w:r>
+      <w:r>
+        <w:rPr>
+          <w:i/>
+          <w:iCs/>
+        </w:rPr>
+        <w:t>a[ind] = ‘0’</w:t>
+      </w:r>
+      <w:r>
+        <w:t xml:space="preserve">. This operation does not depend on the previous value of </w:t>
+      </w:r>
+      <w:r>
+        <w:rPr>
+          <w:i/>
+          <w:iCs/>
+        </w:rPr>
+        <w:t>a[ind]</w:t>
+      </w:r>
+      <w:r>
+        <w:t xml:space="preserve">. It is guaranteed that </w:t>
+      </w:r>
       <w:r>
         <w:rPr>
           <w:i/>
@@ -1348,78 +1020,6 @@
         </w:rPr>
         <w:t>ind</w:t>
       </w:r>
-      <w:proofErr w:type="spellEnd"/>
-      <w:r>
-        <w:rPr>
-          <w:i/>
-          <w:iCs/>
-        </w:rPr>
-        <w:t xml:space="preserve">] </w:t>
-      </w:r>
-      <w:r>
-        <w:t xml:space="preserve">– set </w:t>
-      </w:r>
-      <w:r>
-        <w:rPr>
-          <w:i/>
-          <w:iCs/>
-        </w:rPr>
-        <w:t>a[</w:t>
-      </w:r>
-      <w:proofErr w:type="spellStart"/>
-      <w:r>
-        <w:rPr>
-          <w:i/>
-          <w:iCs/>
-        </w:rPr>
-        <w:t>ind</w:t>
-      </w:r>
-      <w:proofErr w:type="spellEnd"/>
-      <w:r>
-        <w:rPr>
-          <w:i/>
-          <w:iCs/>
-        </w:rPr>
-        <w:t>] = ‘0’</w:t>
-      </w:r>
-      <w:r>
-        <w:t xml:space="preserve">. This operation does not depend on the previous value of </w:t>
-      </w:r>
-      <w:r>
-        <w:rPr>
-          <w:i/>
-          <w:iCs/>
-        </w:rPr>
-        <w:t>a[</w:t>
-      </w:r>
-      <w:proofErr w:type="spellStart"/>
-      <w:r>
-        <w:rPr>
-          <w:i/>
-          <w:iCs/>
-        </w:rPr>
-        <w:t>ind</w:t>
-      </w:r>
-      <w:proofErr w:type="spellEnd"/>
-      <w:r>
-        <w:rPr>
-          <w:i/>
-          <w:iCs/>
-        </w:rPr>
-        <w:t>]</w:t>
-      </w:r>
-      <w:r>
-        <w:t xml:space="preserve">. It is guaranteed that </w:t>
-      </w:r>
-      <w:proofErr w:type="spellStart"/>
-      <w:r>
-        <w:rPr>
-          <w:i/>
-          <w:iCs/>
-        </w:rPr>
-        <w:t>ind</w:t>
-      </w:r>
-      <w:proofErr w:type="spellEnd"/>
       <w:r>
         <w:t xml:space="preserve"> is a valid 0-based index of </w:t>
       </w:r>
@@ -1431,31 +1031,14 @@
         <w:t>a</w:t>
       </w:r>
       <w:r>
-        <w:t xml:space="preserve"> (</w:t>
-      </w:r>
-      <w:proofErr w:type="spellStart"/>
-      <w:r>
-        <w:t>i.e</w:t>
-      </w:r>
-      <w:proofErr w:type="spellEnd"/>
-      <w:r>
-        <w:t xml:space="preserve"> </w:t>
-      </w:r>
-      <w:proofErr w:type="spellStart"/>
-      <w:r>
-        <w:rPr>
-          <w:i/>
-          <w:iCs/>
-        </w:rPr>
-        <w:t>ind</w:t>
-      </w:r>
-      <w:proofErr w:type="spellEnd"/>
-      <w:r>
-        <w:rPr>
-          <w:i/>
-          <w:iCs/>
-        </w:rPr>
-        <w:t xml:space="preserve"> &lt; n</w:t>
+        <w:t xml:space="preserve"> (i.e </w:t>
+      </w:r>
+      <w:r>
+        <w:rPr>
+          <w:i/>
+          <w:iCs/>
+        </w:rPr>
+        <w:t>ind &lt; n</w:t>
       </w:r>
       <w:r>
         <w:t>)</w:t>
@@ -1536,21 +1119,12 @@
       <w:r>
         <w:t xml:space="preserve"> the output should be </w:t>
       </w:r>
-      <w:proofErr w:type="gramStart"/>
-      <w:r>
-        <w:rPr>
-          <w:i/>
-          <w:iCs/>
-        </w:rPr>
-        <w:t>solution(</w:t>
-      </w:r>
-      <w:proofErr w:type="gramEnd"/>
-      <w:r>
-        <w:rPr>
-          <w:i/>
-          <w:iCs/>
-        </w:rPr>
-        <w:t>n, operations) = 1100000000</w:t>
+      <w:r>
+        <w:rPr>
+          <w:i/>
+          <w:iCs/>
+        </w:rPr>
+        <w:t>solution(n, operations) = 1100000000</w:t>
       </w:r>
     </w:p>
     <w:p>
@@ -1614,7 +1188,6 @@
       <w:r>
         <w:t xml:space="preserve">“L” – find the smallest index </w:t>
       </w:r>
-      <w:proofErr w:type="spellStart"/>
       <w:r>
         <w:rPr>
           <w:i/>
@@ -1622,7 +1195,6 @@
         </w:rPr>
         <w:t>i</w:t>
       </w:r>
-      <w:proofErr w:type="spellEnd"/>
       <w:r>
         <w:t xml:space="preserve">, for which </w:t>
       </w:r>
@@ -1631,23 +1203,7 @@
           <w:i/>
           <w:iCs/>
         </w:rPr>
-        <w:t>state[</w:t>
-      </w:r>
-      <w:proofErr w:type="spellStart"/>
-      <w:r>
-        <w:rPr>
-          <w:i/>
-          <w:iCs/>
-        </w:rPr>
-        <w:t>i</w:t>
-      </w:r>
-      <w:proofErr w:type="spellEnd"/>
-      <w:r>
-        <w:rPr>
-          <w:i/>
-          <w:iCs/>
-        </w:rPr>
-        <w:t>] = 0</w:t>
+        <w:t>state[i] = 0</w:t>
       </w:r>
       <w:r>
         <w:t xml:space="preserve"> and set </w:t>
@@ -1657,23 +1213,7 @@
           <w:i/>
           <w:iCs/>
         </w:rPr>
-        <w:t>state[</w:t>
-      </w:r>
-      <w:proofErr w:type="spellStart"/>
-      <w:r>
-        <w:rPr>
-          <w:i/>
-          <w:iCs/>
-        </w:rPr>
-        <w:t>i</w:t>
-      </w:r>
-      <w:proofErr w:type="spellEnd"/>
-      <w:r>
-        <w:rPr>
-          <w:i/>
-          <w:iCs/>
-        </w:rPr>
-        <w:t>] = 1</w:t>
+        <w:t>state[i] = 1</w:t>
       </w:r>
       <w:r>
         <w:t>.</w:t>
@@ -1762,34 +1302,15 @@
         <w:t>state</w:t>
       </w:r>
       <w:r>
-        <w:t xml:space="preserve"> (</w:t>
-      </w:r>
-      <w:proofErr w:type="spellStart"/>
-      <w:proofErr w:type="gramStart"/>
-      <w:r>
-        <w:t>i.e</w:t>
-      </w:r>
-      <w:proofErr w:type="spellEnd"/>
-      <w:proofErr w:type="gramEnd"/>
-      <w:r>
-        <w:t xml:space="preserve"> </w:t>
-      </w:r>
-      <w:r>
-        <w:rPr>
-          <w:i/>
-          <w:iCs/>
-        </w:rPr>
-        <w:t xml:space="preserve">index &lt; </w:t>
-      </w:r>
-      <w:proofErr w:type="spellStart"/>
-      <w:r>
-        <w:rPr>
-          <w:i/>
-          <w:iCs/>
-        </w:rPr>
-        <w:t>state.length</w:t>
-      </w:r>
-      <w:proofErr w:type="spellEnd"/>
+        <w:t xml:space="preserve"> (i.e </w:t>
+      </w:r>
+      <w:r>
+        <w:rPr>
+          <w:i/>
+          <w:iCs/>
+        </w:rPr>
+        <w:t>index &lt; state.length</w:t>
+      </w:r>
       <w:r>
         <w:t>)</w:t>
       </w:r>
@@ -1897,39 +1418,7 @@
           <w:i/>
           <w:iCs/>
         </w:rPr>
-        <w:t>min(|numbers[</w:t>
-      </w:r>
-      <w:proofErr w:type="spellStart"/>
-      <w:r>
-        <w:rPr>
-          <w:i/>
-          <w:iCs/>
-        </w:rPr>
-        <w:t>i</w:t>
-      </w:r>
-      <w:proofErr w:type="spellEnd"/>
-      <w:r>
-        <w:rPr>
-          <w:i/>
-          <w:iCs/>
-        </w:rPr>
-        <w:t>] = numbers[j</w:t>
-      </w:r>
-      <w:proofErr w:type="gramStart"/>
-      <w:r>
-        <w:rPr>
-          <w:i/>
-          <w:iCs/>
-        </w:rPr>
-        <w:t>])|</w:t>
-      </w:r>
-      <w:proofErr w:type="gramEnd"/>
-      <w:r>
-        <w:rPr>
-          <w:i/>
-          <w:iCs/>
-        </w:rPr>
-        <w:t xml:space="preserve">) </w:t>
+        <w:t xml:space="preserve">min(|numbers[i] = numbers[j])|) </w:t>
       </w:r>
       <w:r>
         <w:t xml:space="preserve">where </w:t>
@@ -1939,23 +1428,7 @@
           <w:i/>
           <w:iCs/>
         </w:rPr>
-        <w:t>|</w:t>
-      </w:r>
-      <w:proofErr w:type="spellStart"/>
-      <w:r>
-        <w:rPr>
-          <w:i/>
-          <w:iCs/>
-        </w:rPr>
-        <w:t>i</w:t>
-      </w:r>
-      <w:proofErr w:type="spellEnd"/>
-      <w:r>
-        <w:rPr>
-          <w:i/>
-          <w:iCs/>
-        </w:rPr>
-        <w:t>-j| &gt;= separation</w:t>
+        <w:t>|i-j| &gt;= separation</w:t>
       </w:r>
     </w:p>
     <w:p/>
@@ -1994,21 +1467,12 @@
       <w:r>
         <w:t xml:space="preserve">, the output should be </w:t>
       </w:r>
-      <w:proofErr w:type="gramStart"/>
-      <w:r>
-        <w:rPr>
-          <w:i/>
-          <w:iCs/>
-        </w:rPr>
-        <w:t>solution(</w:t>
-      </w:r>
-      <w:proofErr w:type="gramEnd"/>
-      <w:r>
-        <w:rPr>
-          <w:i/>
-          <w:iCs/>
-        </w:rPr>
-        <w:t>numbers, separation) = 4</w:t>
+      <w:r>
+        <w:rPr>
+          <w:i/>
+          <w:iCs/>
+        </w:rPr>
+        <w:t>solution(numbers, separation) = 4</w:t>
       </w:r>
     </w:p>
     <w:p>
@@ -2036,7 +1500,6 @@
       <w:r>
         <w:t xml:space="preserve">For an array </w:t>
       </w:r>
-      <w:proofErr w:type="spellStart"/>
       <w:r>
         <w:rPr>
           <w:i/>
@@ -2044,7 +1507,6 @@
         </w:rPr>
         <w:t>nums</w:t>
       </w:r>
-      <w:proofErr w:type="spellEnd"/>
       <w:r>
         <w:t xml:space="preserve"> and an integer </w:t>
       </w:r>
@@ -2105,7 +1567,6 @@
       <w:r>
         <w:t xml:space="preserve">For example, applying cyclic t-shift to array </w:t>
       </w:r>
-      <w:proofErr w:type="spellStart"/>
       <w:r>
         <w:rPr>
           <w:i/>
@@ -2113,7 +1574,6 @@
         </w:rPr>
         <w:t>nums</w:t>
       </w:r>
-      <w:proofErr w:type="spellEnd"/>
       <w:r>
         <w:t xml:space="preserve">, having value </w:t>
       </w:r>
@@ -2122,80 +1582,7 @@
           <w:i/>
           <w:iCs/>
         </w:rPr>
-        <w:t>[</w:t>
-      </w:r>
-      <w:proofErr w:type="spellStart"/>
-      <w:proofErr w:type="gramStart"/>
-      <w:r>
-        <w:rPr>
-          <w:i/>
-          <w:iCs/>
-        </w:rPr>
-        <w:t>nums</w:t>
-      </w:r>
-      <w:proofErr w:type="spellEnd"/>
-      <w:r>
-        <w:rPr>
-          <w:i/>
-          <w:iCs/>
-        </w:rPr>
-        <w:t>[</w:t>
-      </w:r>
-      <w:proofErr w:type="gramEnd"/>
-      <w:r>
-        <w:rPr>
-          <w:i/>
-          <w:iCs/>
-        </w:rPr>
-        <w:t xml:space="preserve">0], </w:t>
-      </w:r>
-      <w:proofErr w:type="spellStart"/>
-      <w:r>
-        <w:rPr>
-          <w:i/>
-          <w:iCs/>
-        </w:rPr>
-        <w:t>nums</w:t>
-      </w:r>
-      <w:proofErr w:type="spellEnd"/>
-      <w:r>
-        <w:rPr>
-          <w:i/>
-          <w:iCs/>
-        </w:rPr>
-        <w:t xml:space="preserve">[1], </w:t>
-      </w:r>
-      <w:proofErr w:type="spellStart"/>
-      <w:r>
-        <w:rPr>
-          <w:i/>
-          <w:iCs/>
-        </w:rPr>
-        <w:t>nums</w:t>
-      </w:r>
-      <w:proofErr w:type="spellEnd"/>
-      <w:r>
-        <w:rPr>
-          <w:i/>
-          <w:iCs/>
-        </w:rPr>
-        <w:t xml:space="preserve">[2], … </w:t>
-      </w:r>
-      <w:proofErr w:type="spellStart"/>
-      <w:r>
-        <w:rPr>
-          <w:i/>
-          <w:iCs/>
-        </w:rPr>
-        <w:t>nums</w:t>
-      </w:r>
-      <w:proofErr w:type="spellEnd"/>
-      <w:r>
-        <w:rPr>
-          <w:i/>
-          <w:iCs/>
-        </w:rPr>
-        <w:t>[n-1]]</w:t>
+        <w:t>[nums[0], nums[1], nums[2], … nums[n-1]]</w:t>
       </w:r>
       <w:r>
         <w:t xml:space="preserve"> where </w:t>
@@ -2210,21 +1597,12 @@
       <w:r>
         <w:t xml:space="preserve">is the length of </w:t>
       </w:r>
-      <w:proofErr w:type="spellStart"/>
-      <w:r>
-        <w:rPr>
-          <w:i/>
-          <w:iCs/>
-        </w:rPr>
-        <w:t>nums</w:t>
-      </w:r>
-      <w:proofErr w:type="spellEnd"/>
-      <w:r>
-        <w:rPr>
-          <w:i/>
-          <w:iCs/>
-        </w:rPr>
-        <w:t>:</w:t>
+      <w:r>
+        <w:rPr>
+          <w:i/>
+          <w:iCs/>
+        </w:rPr>
+        <w:t>nums:</w:t>
       </w:r>
     </w:p>
     <w:p>
@@ -2253,80 +1631,7 @@
           <w:i/>
           <w:iCs/>
         </w:rPr>
-        <w:t>[</w:t>
-      </w:r>
-      <w:proofErr w:type="spellStart"/>
-      <w:proofErr w:type="gramStart"/>
-      <w:r>
-        <w:rPr>
-          <w:i/>
-          <w:iCs/>
-        </w:rPr>
-        <w:t>nums</w:t>
-      </w:r>
-      <w:proofErr w:type="spellEnd"/>
-      <w:r>
-        <w:rPr>
-          <w:i/>
-          <w:iCs/>
-        </w:rPr>
-        <w:t>[</w:t>
-      </w:r>
-      <w:proofErr w:type="gramEnd"/>
-      <w:r>
-        <w:rPr>
-          <w:i/>
-          <w:iCs/>
-        </w:rPr>
-        <w:t xml:space="preserve">0], </w:t>
-      </w:r>
-      <w:proofErr w:type="spellStart"/>
-      <w:r>
-        <w:rPr>
-          <w:i/>
-          <w:iCs/>
-        </w:rPr>
-        <w:t>nums</w:t>
-      </w:r>
-      <w:proofErr w:type="spellEnd"/>
-      <w:r>
-        <w:rPr>
-          <w:i/>
-          <w:iCs/>
-        </w:rPr>
-        <w:t xml:space="preserve">[1], </w:t>
-      </w:r>
-      <w:proofErr w:type="spellStart"/>
-      <w:r>
-        <w:rPr>
-          <w:i/>
-          <w:iCs/>
-        </w:rPr>
-        <w:t>nums</w:t>
-      </w:r>
-      <w:proofErr w:type="spellEnd"/>
-      <w:r>
-        <w:rPr>
-          <w:i/>
-          <w:iCs/>
-        </w:rPr>
-        <w:t xml:space="preserve">[2], … </w:t>
-      </w:r>
-      <w:proofErr w:type="spellStart"/>
-      <w:r>
-        <w:rPr>
-          <w:i/>
-          <w:iCs/>
-        </w:rPr>
-        <w:t>nums</w:t>
-      </w:r>
-      <w:proofErr w:type="spellEnd"/>
-      <w:r>
-        <w:rPr>
-          <w:i/>
-          <w:iCs/>
-        </w:rPr>
-        <w:t>[n-1]]</w:t>
+        <w:t>[nums[0], nums[1], nums[2], … nums[n-1]]</w:t>
       </w:r>
     </w:p>
     <w:p>
@@ -2355,96 +1660,7 @@
           <w:i/>
           <w:iCs/>
         </w:rPr>
-        <w:t>[</w:t>
-      </w:r>
-      <w:proofErr w:type="spellStart"/>
-      <w:r>
-        <w:rPr>
-          <w:i/>
-          <w:iCs/>
-        </w:rPr>
-        <w:t>nums</w:t>
-      </w:r>
-      <w:proofErr w:type="spellEnd"/>
-      <w:r>
-        <w:rPr>
-          <w:i/>
-          <w:iCs/>
-        </w:rPr>
-        <w:t xml:space="preserve">[n-1], </w:t>
-      </w:r>
-      <w:proofErr w:type="spellStart"/>
-      <w:proofErr w:type="gramStart"/>
-      <w:r>
-        <w:rPr>
-          <w:i/>
-          <w:iCs/>
-        </w:rPr>
-        <w:t>nums</w:t>
-      </w:r>
-      <w:proofErr w:type="spellEnd"/>
-      <w:r>
-        <w:rPr>
-          <w:i/>
-          <w:iCs/>
-        </w:rPr>
-        <w:t>[</w:t>
-      </w:r>
-      <w:proofErr w:type="gramEnd"/>
-      <w:r>
-        <w:rPr>
-          <w:i/>
-          <w:iCs/>
-        </w:rPr>
-        <w:t xml:space="preserve">0], </w:t>
-      </w:r>
-      <w:proofErr w:type="spellStart"/>
-      <w:r>
-        <w:rPr>
-          <w:i/>
-          <w:iCs/>
-        </w:rPr>
-        <w:t>nums</w:t>
-      </w:r>
-      <w:proofErr w:type="spellEnd"/>
-      <w:r>
-        <w:rPr>
-          <w:i/>
-          <w:iCs/>
-        </w:rPr>
-        <w:t xml:space="preserve">[1], </w:t>
-      </w:r>
-      <w:proofErr w:type="spellStart"/>
-      <w:r>
-        <w:rPr>
-          <w:i/>
-          <w:iCs/>
-        </w:rPr>
-        <w:t>nums</w:t>
-      </w:r>
-      <w:proofErr w:type="spellEnd"/>
-      <w:r>
-        <w:rPr>
-          <w:i/>
-          <w:iCs/>
-        </w:rPr>
-        <w:t xml:space="preserve">[2], … </w:t>
-      </w:r>
-      <w:proofErr w:type="spellStart"/>
-      <w:r>
-        <w:rPr>
-          <w:i/>
-          <w:iCs/>
-        </w:rPr>
-        <w:t>nums</w:t>
-      </w:r>
-      <w:proofErr w:type="spellEnd"/>
-      <w:r>
-        <w:rPr>
-          <w:i/>
-          <w:iCs/>
-        </w:rPr>
-        <w:t>[n-2]]</w:t>
+        <w:t>[nums[n-1], nums[0], nums[1], nums[2], … nums[n-2]]</w:t>
       </w:r>
     </w:p>
     <w:p>
@@ -2473,112 +1689,7 @@
           <w:i/>
           <w:iCs/>
         </w:rPr>
-        <w:t>[</w:t>
-      </w:r>
-      <w:proofErr w:type="spellStart"/>
-      <w:r>
-        <w:rPr>
-          <w:i/>
-          <w:iCs/>
-        </w:rPr>
-        <w:t>nums</w:t>
-      </w:r>
-      <w:proofErr w:type="spellEnd"/>
-      <w:r>
-        <w:rPr>
-          <w:i/>
-          <w:iCs/>
-        </w:rPr>
-        <w:t xml:space="preserve">[n-2], </w:t>
-      </w:r>
-      <w:proofErr w:type="spellStart"/>
-      <w:r>
-        <w:rPr>
-          <w:i/>
-          <w:iCs/>
-        </w:rPr>
-        <w:t>nums</w:t>
-      </w:r>
-      <w:proofErr w:type="spellEnd"/>
-      <w:r>
-        <w:rPr>
-          <w:i/>
-          <w:iCs/>
-        </w:rPr>
-        <w:t xml:space="preserve">[n-1], </w:t>
-      </w:r>
-      <w:proofErr w:type="spellStart"/>
-      <w:proofErr w:type="gramStart"/>
-      <w:r>
-        <w:rPr>
-          <w:i/>
-          <w:iCs/>
-        </w:rPr>
-        <w:t>nums</w:t>
-      </w:r>
-      <w:proofErr w:type="spellEnd"/>
-      <w:r>
-        <w:rPr>
-          <w:i/>
-          <w:iCs/>
-        </w:rPr>
-        <w:t>[</w:t>
-      </w:r>
-      <w:proofErr w:type="gramEnd"/>
-      <w:r>
-        <w:rPr>
-          <w:i/>
-          <w:iCs/>
-        </w:rPr>
-        <w:t xml:space="preserve">0], </w:t>
-      </w:r>
-      <w:proofErr w:type="spellStart"/>
-      <w:r>
-        <w:rPr>
-          <w:i/>
-          <w:iCs/>
-        </w:rPr>
-        <w:t>nums</w:t>
-      </w:r>
-      <w:proofErr w:type="spellEnd"/>
-      <w:r>
-        <w:rPr>
-          <w:i/>
-          <w:iCs/>
-        </w:rPr>
-        <w:t xml:space="preserve">[1], </w:t>
-      </w:r>
-      <w:proofErr w:type="spellStart"/>
-      <w:r>
-        <w:rPr>
-          <w:i/>
-          <w:iCs/>
-        </w:rPr>
-        <w:t>nums</w:t>
-      </w:r>
-      <w:proofErr w:type="spellEnd"/>
-      <w:r>
-        <w:rPr>
-          <w:i/>
-          <w:iCs/>
-        </w:rPr>
-        <w:t xml:space="preserve">[2], … </w:t>
-      </w:r>
-      <w:proofErr w:type="spellStart"/>
-      <w:r>
-        <w:rPr>
-          <w:i/>
-          <w:iCs/>
-        </w:rPr>
-        <w:t>nums</w:t>
-      </w:r>
-      <w:proofErr w:type="spellEnd"/>
-      <w:r>
-        <w:rPr>
-          <w:i/>
-          <w:iCs/>
-        </w:rPr>
-        <w:t>[n-3]]</w:t>
+        <w:t>[nums[n-2], nums[n-1], nums[0], nums[1], nums[2], … nums[n-3]]</w:t>
       </w:r>
     </w:p>
     <w:p>
@@ -2617,10 +1728,24 @@
           <w:i/>
           <w:iCs/>
         </w:rPr>
-        <w:t>[[</w:t>
-      </w:r>
-      <w:proofErr w:type="spellStart"/>
-      <w:proofErr w:type="gramStart"/>
+        <w:t>[[nums[1], nums[2], …, nums[n-1], nums[0]]</w:t>
+      </w:r>
+    </w:p>
+    <w:p>
+      <w:pPr>
+        <w:ind w:left="720"/>
+      </w:pPr>
+    </w:p>
+    <w:p>
+      <w:pPr>
+        <w:ind w:left="720"/>
+        <w:rPr>
+          <w:rFonts w:eastAsiaTheme="minorEastAsia"/>
+        </w:rPr>
+      </w:pPr>
+      <w:r>
+        <w:t xml:space="preserve">Given an array of integers </w:t>
+      </w:r>
       <w:r>
         <w:rPr>
           <w:i/>
@@ -2628,95 +1753,6 @@
         </w:rPr>
         <w:t>nums</w:t>
       </w:r>
-      <w:proofErr w:type="spellEnd"/>
-      <w:r>
-        <w:rPr>
-          <w:i/>
-          <w:iCs/>
-        </w:rPr>
-        <w:t>[</w:t>
-      </w:r>
-      <w:proofErr w:type="gramEnd"/>
-      <w:r>
-        <w:rPr>
-          <w:i/>
-          <w:iCs/>
-        </w:rPr>
-        <w:t xml:space="preserve">1], </w:t>
-      </w:r>
-      <w:proofErr w:type="spellStart"/>
-      <w:r>
-        <w:rPr>
-          <w:i/>
-          <w:iCs/>
-        </w:rPr>
-        <w:t>nums</w:t>
-      </w:r>
-      <w:proofErr w:type="spellEnd"/>
-      <w:r>
-        <w:rPr>
-          <w:i/>
-          <w:iCs/>
-        </w:rPr>
-        <w:t xml:space="preserve">[2], …, </w:t>
-      </w:r>
-      <w:proofErr w:type="spellStart"/>
-      <w:r>
-        <w:rPr>
-          <w:i/>
-          <w:iCs/>
-        </w:rPr>
-        <w:t>nums</w:t>
-      </w:r>
-      <w:proofErr w:type="spellEnd"/>
-      <w:r>
-        <w:rPr>
-          <w:i/>
-          <w:iCs/>
-        </w:rPr>
-        <w:t xml:space="preserve">[n-1], </w:t>
-      </w:r>
-      <w:proofErr w:type="spellStart"/>
-      <w:r>
-        <w:rPr>
-          <w:i/>
-          <w:iCs/>
-        </w:rPr>
-        <w:t>nums</w:t>
-      </w:r>
-      <w:proofErr w:type="spellEnd"/>
-      <w:r>
-        <w:rPr>
-          <w:i/>
-          <w:iCs/>
-        </w:rPr>
-        <w:t>[0]]</w:t>
-      </w:r>
-    </w:p>
-    <w:p>
-      <w:pPr>
-        <w:ind w:left="720"/>
-      </w:pPr>
-    </w:p>
-    <w:p>
-      <w:pPr>
-        <w:ind w:left="720"/>
-        <w:rPr>
-          <w:rFonts w:eastAsiaTheme="minorEastAsia"/>
-        </w:rPr>
-      </w:pPr>
-      <w:r>
-        <w:t xml:space="preserve">Given an array of integers </w:t>
-      </w:r>
-      <w:proofErr w:type="spellStart"/>
-      <w:r>
-        <w:rPr>
-          <w:i/>
-          <w:iCs/>
-        </w:rPr>
-        <w:t>nums</w:t>
-      </w:r>
-      <w:proofErr w:type="spellEnd"/>
       <w:r>
         <w:t xml:space="preserve">, find such </w:t>
       </w:r>
@@ -2741,7 +1777,6 @@
         </w:rPr>
         <w:t xml:space="preserve"> that cyclic t-shift operation turns </w:t>
       </w:r>
-      <w:proofErr w:type="spellStart"/>
       <w:r>
         <w:rPr>
           <w:rFonts w:eastAsiaTheme="minorEastAsia"/>
@@ -2750,7 +1785,6 @@
         </w:rPr>
         <w:t>nums</w:t>
       </w:r>
-      <w:proofErr w:type="spellEnd"/>
       <w:r>
         <w:rPr>
           <w:rFonts w:eastAsiaTheme="minorEastAsia"/>
@@ -2860,41 +1894,13 @@
         </w:rPr>
         <w:t xml:space="preserve"> containing the queries you are required to process. Every </w:t>
       </w:r>
-      <w:proofErr w:type="gramStart"/>
-      <w:r>
-        <w:rPr>
-          <w:rFonts w:eastAsiaTheme="minorEastAsia"/>
-          <w:i/>
-          <w:iCs/>
-        </w:rPr>
-        <w:t>queries</w:t>
-      </w:r>
-      <w:proofErr w:type="gramEnd"/>
-      <w:r>
-        <w:rPr>
-          <w:rFonts w:eastAsiaTheme="minorEastAsia"/>
-          <w:i/>
-          <w:iCs/>
-        </w:rPr>
-        <w:t>[</w:t>
-      </w:r>
-      <w:proofErr w:type="spellStart"/>
-      <w:r>
-        <w:rPr>
-          <w:rFonts w:eastAsiaTheme="minorEastAsia"/>
-          <w:i/>
-          <w:iCs/>
-        </w:rPr>
-        <w:t>i</w:t>
-      </w:r>
-      <w:proofErr w:type="spellEnd"/>
-      <w:r>
-        <w:rPr>
-          <w:rFonts w:eastAsiaTheme="minorEastAsia"/>
-          <w:i/>
-          <w:iCs/>
-        </w:rPr>
-        <w:t>]</w:t>
+      <w:r>
+        <w:rPr>
+          <w:rFonts w:eastAsiaTheme="minorEastAsia"/>
+          <w:i/>
+          <w:iCs/>
+        </w:rPr>
+        <w:t>queries[i]</w:t>
       </w:r>
       <w:r>
         <w:rPr>
@@ -2920,25 +1926,7 @@
           <w:i/>
           <w:iCs/>
         </w:rPr>
-        <w:t xml:space="preserve">[0, </w:t>
-      </w:r>
-      <w:proofErr w:type="spellStart"/>
-      <w:r>
-        <w:rPr>
-          <w:rFonts w:eastAsiaTheme="minorEastAsia"/>
-          <w:i/>
-          <w:iCs/>
-        </w:rPr>
-        <w:t>i</w:t>
-      </w:r>
-      <w:proofErr w:type="spellEnd"/>
-      <w:r>
-        <w:rPr>
-          <w:rFonts w:eastAsiaTheme="minorEastAsia"/>
-          <w:i/>
-          <w:iCs/>
-        </w:rPr>
-        <w:t>, x]</w:t>
+        <w:t>[0, i, x]</w:t>
       </w:r>
       <w:r>
         <w:rPr>
@@ -2966,25 +1954,7 @@
           <w:i/>
           <w:iCs/>
         </w:rPr>
-        <w:t>b[</w:t>
-      </w:r>
-      <w:proofErr w:type="spellStart"/>
-      <w:r>
-        <w:rPr>
-          <w:rFonts w:eastAsiaTheme="minorEastAsia"/>
-          <w:i/>
-          <w:iCs/>
-        </w:rPr>
-        <w:t>i</w:t>
-      </w:r>
-      <w:proofErr w:type="spellEnd"/>
-      <w:r>
-        <w:rPr>
-          <w:rFonts w:eastAsiaTheme="minorEastAsia"/>
-          <w:i/>
-          <w:iCs/>
-        </w:rPr>
-        <w:t>]</w:t>
+        <w:t>b[i]</w:t>
       </w:r>
     </w:p>
     <w:p>
@@ -3004,25 +1974,7 @@
           <w:i/>
           <w:iCs/>
         </w:rPr>
-        <w:t>[</w:t>
-      </w:r>
-      <w:proofErr w:type="spellStart"/>
-      <w:r>
-        <w:rPr>
-          <w:rFonts w:eastAsiaTheme="minorEastAsia"/>
-          <w:i/>
-          <w:iCs/>
-        </w:rPr>
-        <w:t>i</w:t>
-      </w:r>
-      <w:proofErr w:type="spellEnd"/>
-      <w:r>
-        <w:rPr>
-          <w:rFonts w:eastAsiaTheme="minorEastAsia"/>
-          <w:i/>
-          <w:iCs/>
-        </w:rPr>
-        <w:t>, x]</w:t>
+        <w:t>[i, x]</w:t>
       </w:r>
       <w:r>
         <w:rPr>
@@ -3030,23 +1982,13 @@
         </w:rPr>
         <w:t xml:space="preserve">. In this case, you need to find the total number of pairs of indices </w:t>
       </w:r>
-      <w:proofErr w:type="spellStart"/>
-      <w:r>
-        <w:rPr>
-          <w:rFonts w:eastAsiaTheme="minorEastAsia"/>
-          <w:i/>
-          <w:iCs/>
-        </w:rPr>
-        <w:t>i</w:t>
-      </w:r>
-      <w:proofErr w:type="spellEnd"/>
-      <w:r>
-        <w:rPr>
-          <w:rFonts w:eastAsiaTheme="minorEastAsia"/>
-          <w:i/>
-          <w:iCs/>
-        </w:rPr>
-        <w:t xml:space="preserve"> </w:t>
+      <w:r>
+        <w:rPr>
+          <w:rFonts w:eastAsiaTheme="minorEastAsia"/>
+          <w:i/>
+          <w:iCs/>
+        </w:rPr>
+        <w:t xml:space="preserve">i </w:t>
       </w:r>
       <w:r>
         <w:rPr>
@@ -3074,25 +2016,7 @@
           <w:i/>
           <w:iCs/>
         </w:rPr>
-        <w:t>a[</w:t>
-      </w:r>
-      <w:proofErr w:type="spellStart"/>
-      <w:r>
-        <w:rPr>
-          <w:rFonts w:eastAsiaTheme="minorEastAsia"/>
-          <w:i/>
-          <w:iCs/>
-        </w:rPr>
-        <w:t>i</w:t>
-      </w:r>
-      <w:proofErr w:type="spellEnd"/>
-      <w:r>
-        <w:rPr>
-          <w:rFonts w:eastAsiaTheme="minorEastAsia"/>
-          <w:i/>
-          <w:iCs/>
-        </w:rPr>
-        <w:t>] + b[j] = x</w:t>
+        <w:t>a[i] + b[j] = x</w:t>
       </w:r>
     </w:p>
     <w:p>
@@ -3122,25 +2046,7 @@
           <w:i/>
           <w:iCs/>
         </w:rPr>
-        <w:t>[</w:t>
-      </w:r>
-      <w:proofErr w:type="spellStart"/>
-      <w:r>
-        <w:rPr>
-          <w:rFonts w:eastAsiaTheme="minorEastAsia"/>
-          <w:i/>
-          <w:iCs/>
-        </w:rPr>
-        <w:t>i</w:t>
-      </w:r>
-      <w:proofErr w:type="spellEnd"/>
-      <w:r>
-        <w:rPr>
-          <w:rFonts w:eastAsiaTheme="minorEastAsia"/>
-          <w:i/>
-          <w:iCs/>
-        </w:rPr>
-        <w:t>, x]</w:t>
+        <w:t>[i, x]</w:t>
       </w:r>
     </w:p>
     <w:p>
@@ -3200,35 +2106,7 @@
           <w:i/>
           <w:iCs/>
         </w:rPr>
-        <w:t>solution(</w:t>
-      </w:r>
-      <w:proofErr w:type="spellStart"/>
-      <w:proofErr w:type="gramStart"/>
-      <w:r>
-        <w:rPr>
-          <w:rFonts w:eastAsiaTheme="minorEastAsia"/>
-          <w:i/>
-          <w:iCs/>
-        </w:rPr>
-        <w:t>a,b</w:t>
-      </w:r>
-      <w:proofErr w:type="gramEnd"/>
-      <w:r>
-        <w:rPr>
-          <w:rFonts w:eastAsiaTheme="minorEastAsia"/>
-          <w:i/>
-          <w:iCs/>
-        </w:rPr>
-        <w:t>,queries</w:t>
-      </w:r>
-      <w:proofErr w:type="spellEnd"/>
-      <w:r>
-        <w:rPr>
-          <w:rFonts w:eastAsiaTheme="minorEastAsia"/>
-          <w:i/>
-          <w:iCs/>
-        </w:rPr>
-        <w:t>) = [1,2].</w:t>
+        <w:t>solution(a,b,queries) = [1,2].</w:t>
       </w:r>
     </w:p>
     <w:p>
@@ -3288,35 +2166,7 @@
           <w:i/>
           <w:iCs/>
         </w:rPr>
-        <w:t>solution(</w:t>
-      </w:r>
-      <w:proofErr w:type="spellStart"/>
-      <w:proofErr w:type="gramStart"/>
-      <w:r>
-        <w:rPr>
-          <w:rFonts w:eastAsiaTheme="minorEastAsia"/>
-          <w:i/>
-          <w:iCs/>
-        </w:rPr>
-        <w:t>a,b</w:t>
-      </w:r>
-      <w:proofErr w:type="gramEnd"/>
-      <w:r>
-        <w:rPr>
-          <w:rFonts w:eastAsiaTheme="minorEastAsia"/>
-          <w:i/>
-          <w:iCs/>
-        </w:rPr>
-        <w:t>,queries</w:t>
-      </w:r>
-      <w:proofErr w:type="spellEnd"/>
-      <w:r>
-        <w:rPr>
-          <w:rFonts w:eastAsiaTheme="minorEastAsia"/>
-          <w:i/>
-          <w:iCs/>
-        </w:rPr>
-        <w:t>) = [3,4].</w:t>
+        <w:t>solution(a,b,queries) = [3,4].</w:t>
       </w:r>
     </w:p>
     <w:p>
@@ -3363,21 +2213,7 @@
         <w:rPr>
           <w:rFonts w:eastAsiaTheme="minorEastAsia"/>
         </w:rPr>
-        <w:t xml:space="preserve">You are formatting the text on a newspaper page. You </w:t>
-      </w:r>
-      <w:proofErr w:type="gramStart"/>
-      <w:r>
-        <w:rPr>
-          <w:rFonts w:eastAsiaTheme="minorEastAsia"/>
-        </w:rPr>
-        <w:t>have to</w:t>
-      </w:r>
-      <w:proofErr w:type="gramEnd"/>
-      <w:r>
-        <w:rPr>
-          <w:rFonts w:eastAsiaTheme="minorEastAsia"/>
-        </w:rPr>
-        <w:t xml:space="preserve"> align the text on the page properly. The text is provided to you in the following format:</w:t>
+        <w:t>You are formatting the text on a newspaper page. You have to align the text on the page properly. The text is provided to you in the following format:</w:t>
       </w:r>
     </w:p>
     <w:p>
@@ -3476,25 +2312,7 @@
           <w:i/>
           <w:iCs/>
         </w:rPr>
-        <w:t>paragraphs[</w:t>
-      </w:r>
-      <w:proofErr w:type="spellStart"/>
-      <w:r>
-        <w:rPr>
-          <w:rFonts w:eastAsiaTheme="minorEastAsia"/>
-          <w:i/>
-          <w:iCs/>
-        </w:rPr>
-        <w:t>i</w:t>
-      </w:r>
-      <w:proofErr w:type="spellEnd"/>
-      <w:r>
-        <w:rPr>
-          <w:rFonts w:eastAsiaTheme="minorEastAsia"/>
-          <w:i/>
-          <w:iCs/>
-        </w:rPr>
-        <w:t xml:space="preserve">]. </w:t>
+        <w:t xml:space="preserve">paragraphs[i]. </w:t>
       </w:r>
       <w:r>
         <w:rPr>
@@ -3508,25 +2326,7 @@
           <w:i/>
           <w:iCs/>
         </w:rPr>
-        <w:t>paragraphs[</w:t>
-      </w:r>
-      <w:proofErr w:type="spellStart"/>
-      <w:r>
-        <w:rPr>
-          <w:rFonts w:eastAsiaTheme="minorEastAsia"/>
-          <w:i/>
-          <w:iCs/>
-        </w:rPr>
-        <w:t>i</w:t>
-      </w:r>
-      <w:proofErr w:type="spellEnd"/>
-      <w:r>
-        <w:rPr>
-          <w:rFonts w:eastAsiaTheme="minorEastAsia"/>
-          <w:i/>
-          <w:iCs/>
-        </w:rPr>
-        <w:t>][j]</w:t>
+        <w:t>paragraphs[i][j]</w:t>
       </w:r>
       <w:r>
         <w:rPr>
@@ -3558,25 +2358,7 @@
           <w:i/>
           <w:iCs/>
         </w:rPr>
-        <w:t>paragraphs[</w:t>
-      </w:r>
-      <w:proofErr w:type="spellStart"/>
-      <w:r>
-        <w:rPr>
-          <w:rFonts w:eastAsiaTheme="minorEastAsia"/>
-          <w:i/>
-          <w:iCs/>
-        </w:rPr>
-        <w:t>i</w:t>
-      </w:r>
-      <w:proofErr w:type="spellEnd"/>
-      <w:r>
-        <w:rPr>
-          <w:rFonts w:eastAsiaTheme="minorEastAsia"/>
-          <w:i/>
-          <w:iCs/>
-        </w:rPr>
-        <w:t xml:space="preserve">][j] </w:t>
+        <w:t xml:space="preserve">paragraphs[i][j] </w:t>
       </w:r>
       <w:r>
         <w:rPr>
@@ -3646,21 +2428,7 @@
         <w:rPr>
           <w:rFonts w:eastAsiaTheme="minorEastAsia"/>
         </w:rPr>
-        <w:t xml:space="preserve">. If this happens, align the text to the </w:t>
-      </w:r>
-      <w:proofErr w:type="spellStart"/>
-      <w:r>
-        <w:rPr>
-          <w:rFonts w:eastAsiaTheme="minorEastAsia"/>
-        </w:rPr>
-        <w:t>cccenter</w:t>
-      </w:r>
-      <w:proofErr w:type="spellEnd"/>
-      <w:r>
-        <w:rPr>
-          <w:rFonts w:eastAsiaTheme="minorEastAsia"/>
-        </w:rPr>
-        <w:t xml:space="preserve"> by adding spaces around it:</w:t>
+        <w:t>. If this happens, align the text to the cccenter by adding spaces around it:</w:t>
       </w:r>
     </w:p>
     <w:p>
@@ -3851,25 +2619,7 @@
           <w:iCs/>
         </w:rPr>
         <w:tab/>
-        <w:t>[“How”, “</w:t>
-      </w:r>
-      <w:proofErr w:type="spellStart"/>
-      <w:r>
-        <w:rPr>
-          <w:rFonts w:eastAsiaTheme="minorEastAsia"/>
-          <w:i/>
-          <w:iCs/>
-        </w:rPr>
-        <w:t>areYou</w:t>
-      </w:r>
-      <w:proofErr w:type="spellEnd"/>
-      <w:r>
-        <w:rPr>
-          <w:rFonts w:eastAsiaTheme="minorEastAsia"/>
-          <w:i/>
-          <w:iCs/>
-        </w:rPr>
-        <w:t>”, “doing”]</w:t>
+        <w:t>[“How”, “areYou”, “doing”]</w:t>
       </w:r>
     </w:p>
     <w:p>
@@ -3888,25 +2638,7 @@
           <w:iCs/>
         </w:rPr>
         <w:tab/>
-        <w:t xml:space="preserve">[“Please”, “look”, </w:t>
-      </w:r>
-      <w:proofErr w:type="gramStart"/>
-      <w:r>
-        <w:rPr>
-          <w:rFonts w:eastAsiaTheme="minorEastAsia"/>
-          <w:i/>
-          <w:iCs/>
-        </w:rPr>
-        <w:t>“and”,</w:t>
-      </w:r>
-      <w:proofErr w:type="gramEnd"/>
-      <w:r>
-        <w:rPr>
-          <w:rFonts w:eastAsiaTheme="minorEastAsia"/>
-          <w:i/>
-          <w:iCs/>
-        </w:rPr>
-        <w:t xml:space="preserve"> “align”, “to”, “the”, “center”]</w:t>
+        <w:t>[“Please”, “look”, “and”, “align”, “to”, “the”, “center”]</w:t>
       </w:r>
     </w:p>
     <w:p>
@@ -3960,25 +2692,7 @@
           <w:i/>
           <w:iCs/>
         </w:rPr>
-        <w:t xml:space="preserve">Output should be </w:t>
-      </w:r>
-      <w:proofErr w:type="gramStart"/>
-      <w:r>
-        <w:rPr>
-          <w:rFonts w:eastAsiaTheme="minorEastAsia"/>
-          <w:i/>
-          <w:iCs/>
-        </w:rPr>
-        <w:t>solution(</w:t>
-      </w:r>
-      <w:proofErr w:type="gramEnd"/>
-      <w:r>
-        <w:rPr>
-          <w:rFonts w:eastAsiaTheme="minorEastAsia"/>
-          <w:i/>
-          <w:iCs/>
-        </w:rPr>
-        <w:t xml:space="preserve">paragraphs, width) = </w:t>
+        <w:t xml:space="preserve">Output should be solution(paragraphs, width) = </w:t>
       </w:r>
     </w:p>
     <w:p>
@@ -4020,25 +2734,7 @@
           <w:iCs/>
         </w:rPr>
         <w:lastRenderedPageBreak/>
-        <w:t xml:space="preserve">“*   hello </w:t>
-      </w:r>
-      <w:proofErr w:type="gramStart"/>
-      <w:r>
-        <w:rPr>
-          <w:rFonts w:eastAsiaTheme="minorEastAsia"/>
-          <w:i/>
-          <w:iCs/>
-        </w:rPr>
-        <w:t>world  *</w:t>
-      </w:r>
-      <w:proofErr w:type="gramEnd"/>
-      <w:r>
-        <w:rPr>
-          <w:rFonts w:eastAsiaTheme="minorEastAsia"/>
-          <w:i/>
-          <w:iCs/>
-        </w:rPr>
-        <w:t>”,</w:t>
+        <w:t>“*   hello world  *”,</w:t>
       </w:r>
       <w:r>
         <w:rPr>
@@ -4073,25 +2769,7 @@
           <w:i/>
           <w:iCs/>
         </w:rPr>
-        <w:t xml:space="preserve">“*How </w:t>
-      </w:r>
-      <w:proofErr w:type="spellStart"/>
-      <w:r>
-        <w:rPr>
-          <w:rFonts w:eastAsiaTheme="minorEastAsia"/>
-          <w:i/>
-          <w:iCs/>
-        </w:rPr>
-        <w:t>areYou</w:t>
-      </w:r>
-      <w:proofErr w:type="spellEnd"/>
-      <w:r>
-        <w:rPr>
-          <w:rFonts w:eastAsiaTheme="minorEastAsia"/>
-          <w:i/>
-          <w:iCs/>
-        </w:rPr>
-        <w:t xml:space="preserve"> doing*”,</w:t>
+        <w:t>“*How areYou doing*”,</w:t>
       </w:r>
       <w:r>
         <w:rPr>
@@ -4118,25 +2796,7 @@
           <w:i/>
           <w:iCs/>
         </w:rPr>
-        <w:t>"</w:t>
-      </w:r>
-      <w:proofErr w:type="gramStart"/>
-      <w:r>
-        <w:rPr>
-          <w:rFonts w:eastAsiaTheme="minorEastAsia"/>
-          <w:i/>
-          <w:iCs/>
-        </w:rPr>
-        <w:t>*  align</w:t>
-      </w:r>
-      <w:proofErr w:type="gramEnd"/>
-      <w:r>
-        <w:rPr>
-          <w:rFonts w:eastAsiaTheme="minorEastAsia"/>
-          <w:i/>
-          <w:iCs/>
-        </w:rPr>
-        <w:t xml:space="preserve"> to the  *",</w:t>
+        <w:t>"*  align to the  *",</w:t>
       </w:r>
       <w:r>
         <w:rPr>
@@ -4260,10 +2920,35 @@
           <w:i/>
           <w:iCs/>
         </w:rPr>
-        <w:t>(</w:t>
-      </w:r>
-      <w:proofErr w:type="spellStart"/>
-      <w:proofErr w:type="gramStart"/>
+        <w:t>(arr[0], arr[1]), (arr[2], arr[3]),</w:t>
+      </w:r>
+      <w:r>
+        <w:rPr>
+          <w:rFonts w:eastAsiaTheme="minorEastAsia"/>
+        </w:rPr>
+        <w:t xml:space="preserve"> and so on. Arrange the elements in each pair in ascending order. In other words, swap the position of paired elements if the left element is greater than the right.</w:t>
+      </w:r>
+    </w:p>
+    <w:p>
+      <w:pPr>
+        <w:rPr>
+          <w:rFonts w:eastAsiaTheme="minorEastAsia"/>
+        </w:rPr>
+      </w:pPr>
+    </w:p>
+    <w:p>
+      <w:pPr>
+        <w:ind w:left="720"/>
+        <w:rPr>
+          <w:rFonts w:eastAsiaTheme="minorEastAsia"/>
+        </w:rPr>
+      </w:pPr>
+      <w:r>
+        <w:rPr>
+          <w:rFonts w:eastAsiaTheme="minorEastAsia"/>
+        </w:rPr>
+        <w:t xml:space="preserve">If </w:t>
+      </w:r>
       <w:r>
         <w:rPr>
           <w:rFonts w:eastAsiaTheme="minorEastAsia"/>
@@ -4272,115 +2957,6 @@
         </w:rPr>
         <w:t>arr</w:t>
       </w:r>
-      <w:proofErr w:type="spellEnd"/>
-      <w:r>
-        <w:rPr>
-          <w:rFonts w:eastAsiaTheme="minorEastAsia"/>
-          <w:i/>
-          <w:iCs/>
-        </w:rPr>
-        <w:t>[</w:t>
-      </w:r>
-      <w:proofErr w:type="gramEnd"/>
-      <w:r>
-        <w:rPr>
-          <w:rFonts w:eastAsiaTheme="minorEastAsia"/>
-          <w:i/>
-          <w:iCs/>
-        </w:rPr>
-        <w:t xml:space="preserve">0], </w:t>
-      </w:r>
-      <w:proofErr w:type="spellStart"/>
-      <w:r>
-        <w:rPr>
-          <w:rFonts w:eastAsiaTheme="minorEastAsia"/>
-          <w:i/>
-          <w:iCs/>
-        </w:rPr>
-        <w:t>arr</w:t>
-      </w:r>
-      <w:proofErr w:type="spellEnd"/>
-      <w:r>
-        <w:rPr>
-          <w:rFonts w:eastAsiaTheme="minorEastAsia"/>
-          <w:i/>
-          <w:iCs/>
-        </w:rPr>
-        <w:t>[1]), (</w:t>
-      </w:r>
-      <w:proofErr w:type="spellStart"/>
-      <w:r>
-        <w:rPr>
-          <w:rFonts w:eastAsiaTheme="minorEastAsia"/>
-          <w:i/>
-          <w:iCs/>
-        </w:rPr>
-        <w:t>arr</w:t>
-      </w:r>
-      <w:proofErr w:type="spellEnd"/>
-      <w:r>
-        <w:rPr>
-          <w:rFonts w:eastAsiaTheme="minorEastAsia"/>
-          <w:i/>
-          <w:iCs/>
-        </w:rPr>
-        <w:t xml:space="preserve">[2], </w:t>
-      </w:r>
-      <w:proofErr w:type="spellStart"/>
-      <w:r>
-        <w:rPr>
-          <w:rFonts w:eastAsiaTheme="minorEastAsia"/>
-          <w:i/>
-          <w:iCs/>
-        </w:rPr>
-        <w:t>arr</w:t>
-      </w:r>
-      <w:proofErr w:type="spellEnd"/>
-      <w:r>
-        <w:rPr>
-          <w:rFonts w:eastAsiaTheme="minorEastAsia"/>
-          <w:i/>
-          <w:iCs/>
-        </w:rPr>
-        <w:t>[3]),</w:t>
-      </w:r>
-      <w:r>
-        <w:rPr>
-          <w:rFonts w:eastAsiaTheme="minorEastAsia"/>
-        </w:rPr>
-        <w:t xml:space="preserve"> and so on. Arrange the elements in each pair in ascending order. In other words, swap the position of paired elements if the left element is greater than the right.</w:t>
-      </w:r>
-    </w:p>
-    <w:p>
-      <w:pPr>
-        <w:rPr>
-          <w:rFonts w:eastAsiaTheme="minorEastAsia"/>
-        </w:rPr>
-      </w:pPr>
-    </w:p>
-    <w:p>
-      <w:pPr>
-        <w:ind w:left="720"/>
-        <w:rPr>
-          <w:rFonts w:eastAsiaTheme="minorEastAsia"/>
-        </w:rPr>
-      </w:pPr>
-      <w:r>
-        <w:rPr>
-          <w:rFonts w:eastAsiaTheme="minorEastAsia"/>
-        </w:rPr>
-        <w:t xml:space="preserve">If </w:t>
-      </w:r>
-      <w:proofErr w:type="spellStart"/>
-      <w:r>
-        <w:rPr>
-          <w:rFonts w:eastAsiaTheme="minorEastAsia"/>
-          <w:i/>
-          <w:iCs/>
-        </w:rPr>
-        <w:t>arr</w:t>
-      </w:r>
-      <w:proofErr w:type="spellEnd"/>
       <w:r>
         <w:rPr>
           <w:rFonts w:eastAsiaTheme="minorEastAsia"/>
@@ -4433,23 +3009,13 @@
         </w:rPr>
         <w:t xml:space="preserve">For </w:t>
       </w:r>
-      <w:proofErr w:type="spellStart"/>
-      <w:r>
-        <w:rPr>
-          <w:rFonts w:eastAsiaTheme="minorEastAsia"/>
-          <w:i/>
-          <w:iCs/>
-        </w:rPr>
-        <w:t>arr</w:t>
-      </w:r>
-      <w:proofErr w:type="spellEnd"/>
-      <w:r>
-        <w:rPr>
-          <w:rFonts w:eastAsiaTheme="minorEastAsia"/>
-          <w:i/>
-          <w:iCs/>
-        </w:rPr>
-        <w:t xml:space="preserve"> = [1, 5, 7, 3, 2, 1]</w:t>
+      <w:r>
+        <w:rPr>
+          <w:rFonts w:eastAsiaTheme="minorEastAsia"/>
+          <w:i/>
+          <w:iCs/>
+        </w:rPr>
+        <w:t>arr = [1, 5, 7, 3, 2, 1]</w:t>
       </w:r>
       <w:r>
         <w:rPr>
@@ -4463,25 +3029,7 @@
           <w:i/>
           <w:iCs/>
         </w:rPr>
-        <w:t>solution(</w:t>
-      </w:r>
-      <w:proofErr w:type="spellStart"/>
-      <w:r>
-        <w:rPr>
-          <w:rFonts w:eastAsiaTheme="minorEastAsia"/>
-          <w:i/>
-          <w:iCs/>
-        </w:rPr>
-        <w:t>arr</w:t>
-      </w:r>
-      <w:proofErr w:type="spellEnd"/>
-      <w:r>
-        <w:rPr>
-          <w:rFonts w:eastAsiaTheme="minorEastAsia"/>
-          <w:i/>
-          <w:iCs/>
-        </w:rPr>
-        <w:t>) = [1,5,3,7,1,2]</w:t>
+        <w:t>solution(arr) = [1,5,3,7,1,2]</w:t>
       </w:r>
     </w:p>
     <w:p>
@@ -4545,23 +3093,7 @@
         <w:rPr>
           <w:rFonts w:eastAsiaTheme="minorEastAsia"/>
         </w:rPr>
-        <w:t xml:space="preserve">Enter </w:t>
-      </w:r>
-      <w:proofErr w:type="spellStart"/>
-      <w:proofErr w:type="gramStart"/>
-      <w:r>
-        <w:rPr>
-          <w:rFonts w:eastAsiaTheme="minorEastAsia"/>
-        </w:rPr>
-        <w:t>it’s</w:t>
-      </w:r>
-      <w:proofErr w:type="spellEnd"/>
-      <w:proofErr w:type="gramEnd"/>
-      <w:r>
-        <w:rPr>
-          <w:rFonts w:eastAsiaTheme="minorEastAsia"/>
-        </w:rPr>
-        <w:t xml:space="preserve"> name, e.g. </w:t>
+        <w:t xml:space="preserve">Enter it’s name, e.g. </w:t>
       </w:r>
       <w:r>
         <w:rPr>
@@ -4603,23 +3135,13 @@
         </w:rPr>
         <w:t xml:space="preserve">Entering </w:t>
       </w:r>
-      <w:proofErr w:type="gramStart"/>
-      <w:r>
-        <w:rPr>
-          <w:rFonts w:eastAsiaTheme="minorEastAsia"/>
-          <w:i/>
-          <w:iCs/>
-        </w:rPr>
-        <w:t>“!&lt;</w:t>
-      </w:r>
-      <w:proofErr w:type="gramEnd"/>
-      <w:r>
-        <w:rPr>
-          <w:rFonts w:eastAsiaTheme="minorEastAsia"/>
-          <w:i/>
-          <w:iCs/>
-        </w:rPr>
-        <w:t>index&gt;”</w:t>
+      <w:r>
+        <w:rPr>
+          <w:rFonts w:eastAsiaTheme="minorEastAsia"/>
+          <w:i/>
+          <w:iCs/>
+        </w:rPr>
+        <w:t>“!&lt;index&gt;”</w:t>
       </w:r>
       <w:r>
         <w:rPr>
@@ -4627,7 +3149,6 @@
         </w:rPr>
         <w:t xml:space="preserve">. This notation is used to repeat the </w:t>
       </w:r>
-      <w:proofErr w:type="spellStart"/>
       <w:r>
         <w:rPr>
           <w:rFonts w:eastAsiaTheme="minorEastAsia"/>
@@ -4645,7 +3166,6 @@
         </w:rPr>
         <w:t>th</w:t>
       </w:r>
-      <w:proofErr w:type="spellEnd"/>
       <w:r>
         <w:rPr>
           <w:rFonts w:eastAsiaTheme="minorEastAsia"/>
@@ -4939,7 +3459,6 @@
         </w:rPr>
         <w:t xml:space="preserve">You are given a sequence of commands </w:t>
       </w:r>
-      <w:proofErr w:type="spellStart"/>
       <w:r>
         <w:rPr>
           <w:rFonts w:eastAsiaTheme="minorEastAsia"/>
@@ -4948,26 +3467,11 @@
         </w:rPr>
         <w:t>commands</w:t>
       </w:r>
-      <w:proofErr w:type="spellEnd"/>
-      <w:r>
-        <w:rPr>
-          <w:rFonts w:eastAsiaTheme="minorEastAsia"/>
-        </w:rPr>
-        <w:t xml:space="preserve"> that the user has entered in the terminal since the start of the session. Each command can be one of the following: “cp”, “ls”, “mv”, or </w:t>
-      </w:r>
-      <w:proofErr w:type="gramStart"/>
-      <w:r>
-        <w:rPr>
-          <w:rFonts w:eastAsiaTheme="minorEastAsia"/>
-        </w:rPr>
-        <w:t>“!&lt;</w:t>
-      </w:r>
-      <w:proofErr w:type="gramEnd"/>
-      <w:r>
-        <w:rPr>
-          <w:rFonts w:eastAsiaTheme="minorEastAsia"/>
-        </w:rPr>
-        <w:t>index&gt;”. Calculate the number of times each of “cp”, “ls”, and “mv” commands was executed and return an array of three integers in the following form: [# of times for “cp”, # of times for “ls”, # of times for “mv”]</w:t>
+      <w:r>
+        <w:rPr>
+          <w:rFonts w:eastAsiaTheme="minorEastAsia"/>
+        </w:rPr>
+        <w:t xml:space="preserve"> that the user has entered in the terminal since the start of the session. Each command can be one of the following: “cp”, “ls”, “mv”, or “!&lt;index&gt;”. Calculate the number of times each of “cp”, “ls”, and “mv” commands was executed and return an array of three integers in the following form: [# of times for “cp”, # of times for “ls”, # of times for “mv”]</w:t>
       </w:r>
     </w:p>
     <w:p>
@@ -5083,9 +3587,14 @@
           <w:i/>
           <w:iCs/>
         </w:rPr>
-        <w:t>messages[</w:t>
-      </w:r>
-      <w:proofErr w:type="spellStart"/>
+        <w:t>messages[i]</w:t>
+      </w:r>
+      <w:r>
+        <w:rPr>
+          <w:rFonts w:eastAsiaTheme="minorEastAsia"/>
+        </w:rPr>
+        <w:t xml:space="preserve"> represents the </w:t>
+      </w:r>
       <w:r>
         <w:rPr>
           <w:rFonts w:eastAsiaTheme="minorEastAsia"/>
@@ -5094,30 +3603,6 @@
         </w:rPr>
         <w:t>i</w:t>
       </w:r>
-      <w:proofErr w:type="spellEnd"/>
-      <w:r>
-        <w:rPr>
-          <w:rFonts w:eastAsiaTheme="minorEastAsia"/>
-          <w:i/>
-          <w:iCs/>
-        </w:rPr>
-        <w:t>]</w:t>
-      </w:r>
-      <w:r>
-        <w:rPr>
-          <w:rFonts w:eastAsiaTheme="minorEastAsia"/>
-        </w:rPr>
-        <w:t xml:space="preserve"> represents the </w:t>
-      </w:r>
-      <w:proofErr w:type="spellStart"/>
-      <w:r>
-        <w:rPr>
-          <w:rFonts w:eastAsiaTheme="minorEastAsia"/>
-          <w:i/>
-          <w:iCs/>
-        </w:rPr>
-        <w:t>i</w:t>
-      </w:r>
       <w:r>
         <w:rPr>
           <w:rFonts w:eastAsiaTheme="minorEastAsia"/>
@@ -5127,7 +3612,6 @@
         </w:rPr>
         <w:t>th</w:t>
       </w:r>
-      <w:proofErr w:type="spellEnd"/>
       <w:r>
         <w:rPr>
           <w:rFonts w:eastAsiaTheme="minorEastAsia"/>
@@ -5154,25 +3638,7 @@
           <w:i/>
           <w:iCs/>
         </w:rPr>
-        <w:t>messages[</w:t>
-      </w:r>
-      <w:proofErr w:type="spellStart"/>
-      <w:r>
-        <w:rPr>
-          <w:rFonts w:eastAsiaTheme="minorEastAsia"/>
-          <w:i/>
-          <w:iCs/>
-        </w:rPr>
-        <w:t>i</w:t>
-      </w:r>
-      <w:proofErr w:type="spellEnd"/>
-      <w:r>
-        <w:rPr>
-          <w:rFonts w:eastAsiaTheme="minorEastAsia"/>
-          <w:i/>
-          <w:iCs/>
-        </w:rPr>
-        <w:t>][0]</w:t>
+        <w:t>messages[i][0]</w:t>
       </w:r>
       <w:r>
         <w:rPr>
@@ -5215,7 +3681,6 @@
         </w:rPr>
         <w:t xml:space="preserve"> and </w:t>
       </w:r>
-      <w:proofErr w:type="spellStart"/>
       <w:r>
         <w:rPr>
           <w:rFonts w:eastAsiaTheme="minorEastAsia"/>
@@ -5224,7 +3689,6 @@
         </w:rPr>
         <w:t>userWidth</w:t>
       </w:r>
-      <w:proofErr w:type="spellEnd"/>
       <w:r>
         <w:rPr>
           <w:rFonts w:eastAsiaTheme="minorEastAsia"/>
@@ -5245,7 +3709,6 @@
         </w:rPr>
         <w:t xml:space="preserve"> represents the width of the entire messenger window, and </w:t>
       </w:r>
-      <w:proofErr w:type="spellStart"/>
       <w:r>
         <w:rPr>
           <w:rFonts w:eastAsiaTheme="minorEastAsia"/>
@@ -5254,14 +3717,12 @@
         </w:rPr>
         <w:t>userWidth</w:t>
       </w:r>
-      <w:proofErr w:type="spellEnd"/>
       <w:r>
         <w:rPr>
           <w:rFonts w:eastAsiaTheme="minorEastAsia"/>
         </w:rPr>
         <w:t xml:space="preserve"> represents the maximum number of characters that can be rendered on each line of the conversation. Messages which exceed </w:t>
       </w:r>
-      <w:proofErr w:type="spellStart"/>
       <w:r>
         <w:rPr>
           <w:rFonts w:eastAsiaTheme="minorEastAsia"/>
@@ -5270,14 +3731,12 @@
         </w:rPr>
         <w:t>userWidth</w:t>
       </w:r>
-      <w:proofErr w:type="spellEnd"/>
       <w:r>
         <w:rPr>
           <w:rFonts w:eastAsiaTheme="minorEastAsia"/>
         </w:rPr>
         <w:t xml:space="preserve"> should be rendered on multiple lines. Words in the message are not allowed to be split in the middle, and it is guaranteed that no word in the messages has length exceeding </w:t>
       </w:r>
-      <w:proofErr w:type="spellStart"/>
       <w:r>
         <w:rPr>
           <w:rFonts w:eastAsiaTheme="minorEastAsia"/>
@@ -5286,7 +3745,6 @@
         </w:rPr>
         <w:t>userWidth</w:t>
       </w:r>
-      <w:proofErr w:type="spellEnd"/>
       <w:r>
         <w:rPr>
           <w:rFonts w:eastAsiaTheme="minorEastAsia"/>
@@ -5439,23 +3897,13 @@
         </w:rPr>
         <w:t xml:space="preserve"> = 15, and </w:t>
       </w:r>
-      <w:proofErr w:type="spellStart"/>
-      <w:r>
-        <w:rPr>
-          <w:rFonts w:eastAsiaTheme="minorEastAsia"/>
-          <w:i/>
-          <w:iCs/>
-        </w:rPr>
-        <w:t>userWidth</w:t>
-      </w:r>
-      <w:proofErr w:type="spellEnd"/>
-      <w:r>
-        <w:rPr>
-          <w:rFonts w:eastAsiaTheme="minorEastAsia"/>
-          <w:i/>
-          <w:iCs/>
-        </w:rPr>
-        <w:t xml:space="preserve"> </w:t>
+      <w:r>
+        <w:rPr>
+          <w:rFonts w:eastAsiaTheme="minorEastAsia"/>
+          <w:i/>
+          <w:iCs/>
+        </w:rPr>
+        <w:t xml:space="preserve">userWidth </w:t>
       </w:r>
       <w:r>
         <w:rPr>
@@ -5483,21 +3931,7 @@
         <w:rPr>
           <w:rFonts w:eastAsiaTheme="minorEastAsia"/>
         </w:rPr>
-        <w:t xml:space="preserve">Solution(messages, width, </w:t>
-      </w:r>
-      <w:proofErr w:type="spellStart"/>
-      <w:r>
-        <w:rPr>
-          <w:rFonts w:eastAsiaTheme="minorEastAsia"/>
-        </w:rPr>
-        <w:t>userWidth</w:t>
-      </w:r>
-      <w:proofErr w:type="spellEnd"/>
-      <w:r>
-        <w:rPr>
-          <w:rFonts w:eastAsiaTheme="minorEastAsia"/>
-        </w:rPr>
-        <w:t>) = [“+***************+”, “|Hello          |”, “|how r          |”, “|u               |”, “|           good|”, “|             ty|”, “|              u|”, “|me             |”, “too            |”, “|bro            |”, “+***************+”]</w:t>
+        <w:t>Solution(messages, width, userWidth) = [“+***************+”, “|Hello          |”, “|how r          |”, “|u               |”, “|           good|”, “|             ty|”, “|              u|”, “|me             |”, “too            |”, “|bro            |”, “+***************+”]</w:t>
       </w:r>
     </w:p>
     <w:p>
@@ -5581,25 +4015,7 @@
           <w:i/>
           <w:iCs/>
         </w:rPr>
-        <w:t>target[</w:t>
-      </w:r>
-      <w:proofErr w:type="spellStart"/>
-      <w:r>
-        <w:rPr>
-          <w:rFonts w:eastAsiaTheme="minorEastAsia"/>
-          <w:i/>
-          <w:iCs/>
-        </w:rPr>
-        <w:t>i</w:t>
-      </w:r>
-      <w:proofErr w:type="spellEnd"/>
-      <w:r>
-        <w:rPr>
-          <w:rFonts w:eastAsiaTheme="minorEastAsia"/>
-          <w:i/>
-          <w:iCs/>
-        </w:rPr>
-        <w:t>]</w:t>
+        <w:t>target[i]</w:t>
       </w:r>
       <w:r>
         <w:rPr>
@@ -5613,25 +4029,7 @@
           <w:i/>
           <w:iCs/>
         </w:rPr>
-        <w:t>target[</w:t>
-      </w:r>
-      <w:proofErr w:type="spellStart"/>
-      <w:r>
-        <w:rPr>
-          <w:rFonts w:eastAsiaTheme="minorEastAsia"/>
-          <w:i/>
-          <w:iCs/>
-        </w:rPr>
-        <w:t>i</w:t>
-      </w:r>
-      <w:proofErr w:type="spellEnd"/>
-      <w:r>
-        <w:rPr>
-          <w:rFonts w:eastAsiaTheme="minorEastAsia"/>
-          <w:i/>
-          <w:iCs/>
-        </w:rPr>
-        <w:t>] &gt; max(target[i-1], target[i+1])</w:t>
+        <w:t>target[i] &gt; max(target[i-1], target[i+1])</w:t>
       </w:r>
       <w:r>
         <w:rPr>
@@ -5639,23 +4037,13 @@
         </w:rPr>
         <w:t xml:space="preserve">. Note that </w:t>
       </w:r>
-      <w:proofErr w:type="gramStart"/>
-      <w:r>
-        <w:rPr>
-          <w:rFonts w:eastAsiaTheme="minorEastAsia"/>
-          <w:i/>
-          <w:iCs/>
-        </w:rPr>
-        <w:t>target[</w:t>
-      </w:r>
-      <w:proofErr w:type="gramEnd"/>
-      <w:r>
-        <w:rPr>
-          <w:rFonts w:eastAsiaTheme="minorEastAsia"/>
-          <w:i/>
-          <w:iCs/>
-        </w:rPr>
-        <w:t>0]</w:t>
+      <w:r>
+        <w:rPr>
+          <w:rFonts w:eastAsiaTheme="minorEastAsia"/>
+          <w:i/>
+          <w:iCs/>
+        </w:rPr>
+        <w:t>target[0]</w:t>
       </w:r>
       <w:r>
         <w:rPr>
@@ -5765,21 +4153,7 @@
         <w:rPr>
           <w:rFonts w:eastAsiaTheme="minorEastAsia"/>
         </w:rPr>
-        <w:t xml:space="preserve"> infinite number line, you would like to build few blocks and obstacles on it. Specifically, you have to implement code which supports two </w:t>
-      </w:r>
-      <w:proofErr w:type="gramStart"/>
-      <w:r>
-        <w:rPr>
-          <w:rFonts w:eastAsiaTheme="minorEastAsia"/>
-        </w:rPr>
-        <w:t>types</w:t>
-      </w:r>
-      <w:proofErr w:type="gramEnd"/>
-      <w:r>
-        <w:rPr>
-          <w:rFonts w:eastAsiaTheme="minorEastAsia"/>
-        </w:rPr>
-        <w:t xml:space="preserve"> operations:</w:t>
+        <w:t xml:space="preserve"> infinite number line, you would like to build few blocks and obstacles on it. Specifically, you have to implement code which supports two types operations:</w:t>
       </w:r>
     </w:p>
     <w:p>
@@ -5797,21 +4171,7 @@
         <w:rPr>
           <w:rFonts w:eastAsiaTheme="minorEastAsia"/>
         </w:rPr>
-        <w:t>[</w:t>
-      </w:r>
-      <w:proofErr w:type="gramStart"/>
-      <w:r>
-        <w:rPr>
-          <w:rFonts w:eastAsiaTheme="minorEastAsia"/>
-        </w:rPr>
-        <w:t>1,x</w:t>
-      </w:r>
-      <w:proofErr w:type="gramEnd"/>
-      <w:r>
-        <w:rPr>
-          <w:rFonts w:eastAsiaTheme="minorEastAsia"/>
-        </w:rPr>
-        <w:t>] – builds an obstacle at coordinate x along the number line. It is guaranteed that coordinate x does not contain any obstacles when the operation is performed.</w:t>
+        <w:t>[1,x] – builds an obstacle at coordinate x along the number line. It is guaranteed that coordinate x does not contain any obstacles when the operation is performed.</w:t>
       </w:r>
     </w:p>
     <w:p>
@@ -5829,23 +4189,8 @@
         <w:rPr>
           <w:rFonts w:eastAsiaTheme="minorEastAsia"/>
         </w:rPr>
-        <w:t>[</w:t>
-      </w:r>
-      <w:proofErr w:type="gramStart"/>
-      <w:r>
-        <w:rPr>
-          <w:rFonts w:eastAsiaTheme="minorEastAsia"/>
-        </w:rPr>
-        <w:t>2,x</w:t>
-      </w:r>
-      <w:proofErr w:type="gramEnd"/>
-      <w:r>
-        <w:rPr>
-          <w:rFonts w:eastAsiaTheme="minorEastAsia"/>
-        </w:rPr>
-        <w:t xml:space="preserve">,size] – checks whether it’s possible to build a block of size </w:t>
-      </w:r>
-      <w:proofErr w:type="spellStart"/>
+        <w:t xml:space="preserve">[2,x,size] – checks whether it’s possible to build a block of size </w:t>
+      </w:r>
       <w:r>
         <w:rPr>
           <w:rFonts w:eastAsiaTheme="minorEastAsia"/>
@@ -5854,7 +4199,6 @@
         </w:rPr>
         <w:t>size</w:t>
       </w:r>
-      <w:proofErr w:type="spellEnd"/>
       <w:r>
         <w:rPr>
           <w:rFonts w:eastAsiaTheme="minorEastAsia"/>
@@ -5871,21 +4215,7 @@
         <w:rPr>
           <w:rFonts w:eastAsiaTheme="minorEastAsia"/>
         </w:rPr>
-        <w:t xml:space="preserve">ample, for size = 2 and x = 0, it will check 0 and 1 on the number line for obstacles. Returns </w:t>
-      </w:r>
-      <w:proofErr w:type="gramStart"/>
-      <w:r>
-        <w:rPr>
-          <w:rFonts w:eastAsiaTheme="minorEastAsia"/>
-        </w:rPr>
-        <w:t>1</w:t>
-      </w:r>
-      <w:proofErr w:type="gramEnd"/>
-      <w:r>
-        <w:rPr>
-          <w:rFonts w:eastAsiaTheme="minorEastAsia"/>
-        </w:rPr>
-        <w:t xml:space="preserve"> if possible, i.e. there are no obstacles at the occupied coordinates, and return 0 otherwise. Please note that this operation does not actually build the block, it only checks whether a block can be built.</w:t>
+        <w:t>ample, for size = 2 and x = 0, it will check 0 and 1 on the number line for obstacles. Returns 1 if possible, i.e. there are no obstacles at the occupied coordinates, and return 0 otherwise. Please note that this operation does not actually build the block, it only checks whether a block can be built.</w:t>
       </w:r>
     </w:p>
     <w:p>
@@ -5921,21 +4251,7 @@
         <w:rPr>
           <w:rFonts w:eastAsiaTheme="minorEastAsia"/>
         </w:rPr>
-        <w:t xml:space="preserve"> containing both types of operations above, your task is to return a binary string representing the outputs for all [</w:t>
-      </w:r>
-      <w:proofErr w:type="gramStart"/>
-      <w:r>
-        <w:rPr>
-          <w:rFonts w:eastAsiaTheme="minorEastAsia"/>
-        </w:rPr>
-        <w:t>2,x</w:t>
-      </w:r>
-      <w:proofErr w:type="gramEnd"/>
-      <w:r>
-        <w:rPr>
-          <w:rFonts w:eastAsiaTheme="minorEastAsia"/>
-        </w:rPr>
-        <w:t>,size] operations.</w:t>
+        <w:t xml:space="preserve"> containing both types of operations above, your task is to return a binary string representing the outputs for all [2,x,size] operations.</w:t>
       </w:r>
     </w:p>
     <w:p>
@@ -6052,23 +4368,7 @@
         <w:adjustRightInd w:val="0"/>
       </w:pPr>
       <w:r>
-        <w:t xml:space="preserve">Write a program in Java that solves the following: Given an array of integers numbers and an array pattern </w:t>
-      </w:r>
-      <w:proofErr w:type="spellStart"/>
-      <w:r>
-        <w:t>representating</w:t>
-      </w:r>
-      <w:proofErr w:type="spellEnd"/>
-      <w:r>
-        <w:t xml:space="preserve"> a </w:t>
-      </w:r>
-      <w:proofErr w:type="spellStart"/>
-      <w:r>
-        <w:t>comparsion</w:t>
-      </w:r>
-      <w:proofErr w:type="spellEnd"/>
-      <w:r>
-        <w:t xml:space="preserve"> pattern, find how many subarrays of numbers match the given pattern. Pattern can only contain the following integers</w:t>
+        <w:t>Write a program in Java that solves the following: Given an array of integers numbers and an array pattern representating a comparsion pattern, find how many subarrays of numbers match the given pattern. Pattern can only contain the following integers</w:t>
       </w:r>
     </w:p>
     <w:p>
@@ -6118,23 +4418,7 @@
           <w:i/>
           <w:iCs/>
         </w:rPr>
-        <w:t>- pattern[</w:t>
-      </w:r>
-      <w:proofErr w:type="spellStart"/>
-      <w:r>
-        <w:rPr>
-          <w:i/>
-          <w:iCs/>
-        </w:rPr>
-        <w:t>i</w:t>
-      </w:r>
-      <w:proofErr w:type="spellEnd"/>
-      <w:r>
-        <w:rPr>
-          <w:i/>
-          <w:iCs/>
-        </w:rPr>
-        <w:t>] = 1</w:t>
+        <w:t>- pattern[i] = 1</w:t>
       </w:r>
       <w:r>
         <w:t>, represents that the number of corresponding to this element of the pattern is greater than the previous one</w:t>
@@ -6166,23 +4450,7 @@
           <w:i/>
           <w:iCs/>
         </w:rPr>
-        <w:t>- pattern[</w:t>
-      </w:r>
-      <w:proofErr w:type="spellStart"/>
-      <w:r>
-        <w:rPr>
-          <w:i/>
-          <w:iCs/>
-        </w:rPr>
-        <w:t>i</w:t>
-      </w:r>
-      <w:proofErr w:type="spellEnd"/>
-      <w:r>
-        <w:rPr>
-          <w:i/>
-          <w:iCs/>
-        </w:rPr>
-        <w:t>] = 0</w:t>
+        <w:t>- pattern[i] = 0</w:t>
       </w:r>
       <w:r>
         <w:t>, represents that the number corresponding to this element of the pattern is equal to the previous one</w:t>
@@ -6214,23 +4482,7 @@
           <w:i/>
           <w:iCs/>
         </w:rPr>
-        <w:t>- pattern[</w:t>
-      </w:r>
-      <w:proofErr w:type="spellStart"/>
-      <w:r>
-        <w:rPr>
-          <w:i/>
-          <w:iCs/>
-        </w:rPr>
-        <w:t>i</w:t>
-      </w:r>
-      <w:proofErr w:type="spellEnd"/>
-      <w:r>
-        <w:rPr>
-          <w:i/>
-          <w:iCs/>
-        </w:rPr>
-        <w:t>] = -1</w:t>
+        <w:t>- pattern[i] = -1</w:t>
       </w:r>
       <w:r>
         <w:t>, represents that the number corresponding to this element of the pattern is less than the previous one.</w:t>
@@ -6281,33 +4533,13 @@
         <w:tab/>
         <w:t xml:space="preserve">It is guaranteed that the </w:t>
       </w:r>
-      <w:proofErr w:type="spellStart"/>
-      <w:proofErr w:type="gramStart"/>
-      <w:r>
-        <w:rPr>
-          <w:i/>
-          <w:iCs/>
-        </w:rPr>
-        <w:t>numbers.length</w:t>
-      </w:r>
-      <w:proofErr w:type="spellEnd"/>
-      <w:proofErr w:type="gramEnd"/>
-      <w:r>
-        <w:rPr>
-          <w:i/>
-          <w:iCs/>
-        </w:rPr>
-        <w:t xml:space="preserve"> &gt; </w:t>
-      </w:r>
-      <w:proofErr w:type="spellStart"/>
-      <w:r>
-        <w:rPr>
-          <w:i/>
-          <w:iCs/>
-        </w:rPr>
-        <w:t>pattern.length</w:t>
-      </w:r>
-      <w:proofErr w:type="spellEnd"/>
+      <w:r>
+        <w:rPr>
+          <w:i/>
+          <w:iCs/>
+        </w:rPr>
+        <w:t>numbers.length &gt; pattern.length</w:t>
+      </w:r>
     </w:p>
     <w:p>
       <w:pPr>
@@ -6387,15 +4619,7 @@
         </w:rPr>
       </w:pPr>
       <w:r>
-        <w:t>For numbers = [4,1,3,4,4,5,5,1</w:t>
-      </w:r>
-      <w:proofErr w:type="gramStart"/>
-      <w:r>
-        <w:t>]  and</w:t>
-      </w:r>
-      <w:proofErr w:type="gramEnd"/>
-      <w:r>
-        <w:t xml:space="preserve"> pattern = [1,0,-1], that the output should be solution(numbers, pattern) = 1</w:t>
+        <w:t>For numbers = [4,1,3,4,4,5,5,1]  and pattern = [1,0,-1], that the output should be solution(numbers, pattern) = 1</w:t>
       </w:r>
     </w:p>
     <w:p>
@@ -6410,15 +4634,7 @@
         </w:rPr>
       </w:pPr>
       <w:r>
-        <w:t>For numbers = [5,7,7,9,9,11,11</w:t>
-      </w:r>
-      <w:proofErr w:type="gramStart"/>
-      <w:r>
-        <w:t>]  and</w:t>
-      </w:r>
-      <w:proofErr w:type="gramEnd"/>
-      <w:r>
-        <w:t xml:space="preserve"> pattern = [1,0,1,0], that the output should be solution(numbers, pattern) = 2</w:t>
+        <w:t>For numbers = [5,7,7,9,9,11,11]  and pattern = [1,0,1,0], that the output should be solution(numbers, pattern) = 2</w:t>
       </w:r>
     </w:p>
     <w:p>
@@ -6433,15 +4649,7 @@
         </w:rPr>
       </w:pPr>
       <w:r>
-        <w:t>For numbers = [5,7,7,9,9,11,11</w:t>
-      </w:r>
-      <w:proofErr w:type="gramStart"/>
-      <w:r>
-        <w:t>]  and</w:t>
-      </w:r>
-      <w:proofErr w:type="gramEnd"/>
-      <w:r>
-        <w:t xml:space="preserve"> pattern = [-1], that the output should be solution(numbers, pattern) = 0</w:t>
+        <w:t>For numbers = [5,7,7,9,9,11,11]  and pattern = [-1], that the output should be solution(numbers, pattern) = 0</w:t>
       </w:r>
     </w:p>
     <w:p>
@@ -6456,15 +4664,7 @@
         </w:rPr>
       </w:pPr>
       <w:r>
-        <w:t>For numbers = [3,3,3,3,3,3,5,5,5,4,3,4</w:t>
-      </w:r>
-      <w:proofErr w:type="gramStart"/>
-      <w:r>
-        <w:t>]  and</w:t>
-      </w:r>
-      <w:proofErr w:type="gramEnd"/>
-      <w:r>
-        <w:t xml:space="preserve"> pattern = [0], that the output should be solution(numbers, pattern) = 7</w:t>
+        <w:t>For numbers = [3,3,3,3,3,3,5,5,5,4,3,4]  and pattern = [0], that the output should be solution(numbers, pattern) = 7</w:t>
       </w:r>
     </w:p>
     <w:p>
@@ -6479,15 +4679,7 @@
         </w:rPr>
       </w:pPr>
       <w:r>
-        <w:t>For numbers = [1,2,3,4,5,6,7,8</w:t>
-      </w:r>
-      <w:proofErr w:type="gramStart"/>
-      <w:r>
-        <w:t>]  and</w:t>
-      </w:r>
-      <w:proofErr w:type="gramEnd"/>
-      <w:r>
-        <w:t xml:space="preserve"> pattern = [1,1], that the output should be solution(numbers, pattern) = 6</w:t>
+        <w:t>For numbers = [1,2,3,4,5,6,7,8]  and pattern = [1,1], that the output should be solution(numbers, pattern) = 6</w:t>
       </w:r>
     </w:p>
     <w:p>
@@ -6503,15 +4695,7 @@
       </w:pPr>
       <w:r>
         <w:lastRenderedPageBreak/>
-        <w:t>For numbers = [3,4,5,6,5,4,7,8</w:t>
-      </w:r>
-      <w:proofErr w:type="gramStart"/>
-      <w:r>
-        <w:t>]  and</w:t>
-      </w:r>
-      <w:proofErr w:type="gramEnd"/>
-      <w:r>
-        <w:t xml:space="preserve"> pattern = [-1,-1,-1], that the output should be solution(numbers, pattern) = 0</w:t>
+        <w:t>For numbers = [3,4,5,6,5,4,7,8]  and pattern = [-1,-1,-1], that the output should be solution(numbers, pattern) = 0</w:t>
       </w:r>
     </w:p>
     <w:p>
@@ -6725,7 +4909,6 @@
         </w:rPr>
         <w:t xml:space="preserve">Ex. For </w:t>
       </w:r>
-      <w:proofErr w:type="gramStart"/>
       <w:r>
         <w:rPr>
           <w:rFonts w:eastAsiaTheme="minorEastAsia"/>
@@ -6746,16 +4929,7 @@
           <w:i/>
           <w:iCs/>
         </w:rPr>
-        <w:t xml:space="preserve"> =</w:t>
-      </w:r>
-      <w:proofErr w:type="gramEnd"/>
-      <w:r>
-        <w:rPr>
-          <w:rFonts w:eastAsiaTheme="minorEastAsia"/>
-          <w:i/>
-          <w:iCs/>
-        </w:rPr>
-        <w:t xml:space="preserve"> 1500</w:t>
+        <w:t xml:space="preserve"> = 1500</w:t>
       </w:r>
       <w:r>
         <w:rPr>
@@ -6888,7 +5062,6 @@
         </w:rPr>
         <w:t xml:space="preserve">s stand at the end. A process is executed on this array until it halts. You are given a variable </w:t>
       </w:r>
-      <w:proofErr w:type="spellStart"/>
       <w:r>
         <w:rPr>
           <w:rFonts w:eastAsiaTheme="minorEastAsia"/>
@@ -6897,7 +5070,6 @@
         </w:rPr>
         <w:t>zerosToOne</w:t>
       </w:r>
-      <w:proofErr w:type="spellEnd"/>
       <w:r>
         <w:rPr>
           <w:rFonts w:eastAsiaTheme="minorEastAsia"/>
@@ -6948,7 +5120,6 @@
         </w:rPr>
         <w:t xml:space="preserve">1. If there are at least </w:t>
       </w:r>
-      <w:proofErr w:type="spellStart"/>
       <w:r>
         <w:rPr>
           <w:rFonts w:eastAsiaTheme="minorEastAsia"/>
@@ -6957,14 +5128,12 @@
         </w:rPr>
         <w:t>zerosToOne</w:t>
       </w:r>
-      <w:proofErr w:type="spellEnd"/>
       <w:r>
         <w:rPr>
           <w:rFonts w:eastAsiaTheme="minorEastAsia"/>
         </w:rPr>
         <w:t xml:space="preserve"> zeros, then the last </w:t>
       </w:r>
-      <w:proofErr w:type="spellStart"/>
       <w:r>
         <w:rPr>
           <w:rFonts w:eastAsiaTheme="minorEastAsia"/>
@@ -6973,7 +5142,6 @@
         </w:rPr>
         <w:t>zerosToOne</w:t>
       </w:r>
-      <w:proofErr w:type="spellEnd"/>
       <w:r>
         <w:rPr>
           <w:rFonts w:eastAsiaTheme="minorEastAsia"/>
@@ -7034,21 +5202,7 @@
         <w:rPr>
           <w:rFonts w:eastAsiaTheme="minorEastAsia"/>
         </w:rPr>
-        <w:t xml:space="preserve"> </w:t>
-      </w:r>
-      <w:proofErr w:type="gramStart"/>
-      <w:r>
-        <w:rPr>
-          <w:rFonts w:eastAsiaTheme="minorEastAsia"/>
-        </w:rPr>
-        <w:t>changes</w:t>
-      </w:r>
-      <w:proofErr w:type="gramEnd"/>
-      <w:r>
-        <w:rPr>
-          <w:rFonts w:eastAsiaTheme="minorEastAsia"/>
-        </w:rPr>
-        <w:t xml:space="preserve"> to </w:t>
+        <w:t xml:space="preserve"> changes to </w:t>
       </w:r>
       <w:r>
         <w:rPr>
@@ -7120,113 +5274,29 @@
         <w:rPr>
           <w:rFonts w:eastAsiaTheme="minorEastAsia"/>
         </w:rPr>
-        <w:t xml:space="preserve">Ex. For numbers = [1,1,1,0,0,0] and </w:t>
-      </w:r>
-      <w:proofErr w:type="spellStart"/>
-      <w:r>
-        <w:rPr>
-          <w:rFonts w:eastAsiaTheme="minorEastAsia"/>
-        </w:rPr>
-        <w:t>zerosToOne</w:t>
-      </w:r>
-      <w:proofErr w:type="spellEnd"/>
-      <w:r>
-        <w:rPr>
-          <w:rFonts w:eastAsiaTheme="minorEastAsia"/>
-        </w:rPr>
-        <w:t xml:space="preserve"> = 2, the output should be </w:t>
-      </w:r>
-      <w:proofErr w:type="gramStart"/>
-      <w:r>
-        <w:rPr>
-          <w:rFonts w:eastAsiaTheme="minorEastAsia"/>
-        </w:rPr>
-        <w:t>solution(</w:t>
-      </w:r>
-      <w:proofErr w:type="gramEnd"/>
-      <w:r>
-        <w:rPr>
-          <w:rFonts w:eastAsiaTheme="minorEastAsia"/>
-        </w:rPr>
-        <w:t xml:space="preserve">numbers, </w:t>
-      </w:r>
-      <w:proofErr w:type="spellStart"/>
-      <w:r>
-        <w:rPr>
-          <w:rFonts w:eastAsiaTheme="minorEastAsia"/>
-        </w:rPr>
-        <w:t>zerosToOne</w:t>
-      </w:r>
-      <w:proofErr w:type="spellEnd"/>
-      <w:r>
-        <w:rPr>
-          <w:rFonts w:eastAsiaTheme="minorEastAsia"/>
-        </w:rPr>
-        <w:t xml:space="preserve">) = 13. </w:t>
-      </w:r>
-    </w:p>
-    <w:p>
-      <w:pPr>
-        <w:pStyle w:val="ListParagraph"/>
-        <w:rPr>
-          <w:rFonts w:eastAsiaTheme="minorEastAsia"/>
-        </w:rPr>
-      </w:pPr>
-    </w:p>
-    <w:p>
-      <w:pPr>
-        <w:pStyle w:val="ListParagraph"/>
-        <w:rPr>
-          <w:rFonts w:eastAsiaTheme="minorEastAsia"/>
-        </w:rPr>
-      </w:pPr>
-      <w:r>
-        <w:rPr>
-          <w:rFonts w:eastAsiaTheme="minorEastAsia"/>
-        </w:rPr>
-        <w:t xml:space="preserve">For numbers = [1,1] and </w:t>
-      </w:r>
-      <w:proofErr w:type="spellStart"/>
-      <w:r>
-        <w:rPr>
-          <w:rFonts w:eastAsiaTheme="minorEastAsia"/>
-        </w:rPr>
-        <w:t>zerosToOne</w:t>
-      </w:r>
-      <w:proofErr w:type="spellEnd"/>
-      <w:r>
-        <w:rPr>
-          <w:rFonts w:eastAsiaTheme="minorEastAsia"/>
-        </w:rPr>
-        <w:t xml:space="preserve"> = 2, the output should be </w:t>
-      </w:r>
-      <w:proofErr w:type="gramStart"/>
-      <w:r>
-        <w:rPr>
-          <w:rFonts w:eastAsiaTheme="minorEastAsia"/>
-        </w:rPr>
-        <w:t>solution(</w:t>
-      </w:r>
-      <w:proofErr w:type="gramEnd"/>
-      <w:r>
-        <w:rPr>
-          <w:rFonts w:eastAsiaTheme="minorEastAsia"/>
-        </w:rPr>
-        <w:t xml:space="preserve">numbers, </w:t>
-      </w:r>
-      <w:proofErr w:type="spellStart"/>
-      <w:r>
-        <w:rPr>
-          <w:rFonts w:eastAsiaTheme="minorEastAsia"/>
-        </w:rPr>
-        <w:t>zerosToOne</w:t>
-      </w:r>
-      <w:proofErr w:type="spellEnd"/>
-      <w:r>
-        <w:rPr>
-          <w:rFonts w:eastAsiaTheme="minorEastAsia"/>
-        </w:rPr>
-        <w:t xml:space="preserve">) = 4. </w:t>
+        <w:t xml:space="preserve">Ex. For numbers = [1,1,1,0,0,0] and zerosToOne = 2, the output should be solution(numbers, zerosToOne) = 13. </w:t>
+      </w:r>
+    </w:p>
+    <w:p>
+      <w:pPr>
+        <w:pStyle w:val="ListParagraph"/>
+        <w:rPr>
+          <w:rFonts w:eastAsiaTheme="minorEastAsia"/>
+        </w:rPr>
+      </w:pPr>
+    </w:p>
+    <w:p>
+      <w:pPr>
+        <w:pStyle w:val="ListParagraph"/>
+        <w:rPr>
+          <w:rFonts w:eastAsiaTheme="minorEastAsia"/>
+        </w:rPr>
+      </w:pPr>
+      <w:r>
+        <w:rPr>
+          <w:rFonts w:eastAsiaTheme="minorEastAsia"/>
+        </w:rPr>
+        <w:t xml:space="preserve">For numbers = [1,1] and zerosToOne = 2, the output should be solution(numbers, zerosToOne) = 4. </w:t>
       </w:r>
     </w:p>
     <w:p>
@@ -7287,57 +5357,29 @@
         <w:rPr>
           <w:rFonts w:eastAsiaTheme="minorEastAsia"/>
         </w:rPr>
-        <w:t xml:space="preserve"> containing paths to some files or directories. All file paths start with “</w:t>
-      </w:r>
-      <w:proofErr w:type="gramStart"/>
-      <w:r>
-        <w:rPr>
-          <w:rFonts w:eastAsiaTheme="minorEastAsia"/>
-        </w:rPr>
-        <w:t>/“</w:t>
-      </w:r>
-      <w:proofErr w:type="gramEnd"/>
-      <w:r>
-        <w:rPr>
-          <w:rFonts w:eastAsiaTheme="minorEastAsia"/>
-        </w:rPr>
-        <w:t>.</w:t>
-      </w:r>
-    </w:p>
-    <w:p>
-      <w:pPr>
-        <w:pStyle w:val="ListParagraph"/>
-        <w:rPr>
-          <w:rFonts w:eastAsiaTheme="minorEastAsia"/>
-        </w:rPr>
-      </w:pPr>
-    </w:p>
-    <w:p>
-      <w:pPr>
-        <w:pStyle w:val="ListParagraph"/>
-        <w:rPr>
-          <w:rFonts w:eastAsiaTheme="minorEastAsia"/>
-        </w:rPr>
-      </w:pPr>
-      <w:r>
-        <w:rPr>
-          <w:rFonts w:eastAsiaTheme="minorEastAsia"/>
-        </w:rPr>
-        <w:t>Note: File paths may contain special characters “..” to represent parent directory specifiers. For example “/a/</w:t>
-      </w:r>
-      <w:proofErr w:type="gramStart"/>
-      <w:r>
-        <w:rPr>
-          <w:rFonts w:eastAsiaTheme="minorEastAsia"/>
-        </w:rPr>
-        <w:t>b../</w:t>
-      </w:r>
-      <w:proofErr w:type="gramEnd"/>
-      <w:r>
-        <w:rPr>
-          <w:rFonts w:eastAsiaTheme="minorEastAsia"/>
-        </w:rPr>
-        <w:t>“ points to the same directory as “/a”. It is guaranteed that all given file paths are valid.</w:t>
+        <w:t xml:space="preserve"> containing paths to some files or directories. All file paths start with “/“.</w:t>
+      </w:r>
+    </w:p>
+    <w:p>
+      <w:pPr>
+        <w:pStyle w:val="ListParagraph"/>
+        <w:rPr>
+          <w:rFonts w:eastAsiaTheme="minorEastAsia"/>
+        </w:rPr>
+      </w:pPr>
+    </w:p>
+    <w:p>
+      <w:pPr>
+        <w:pStyle w:val="ListParagraph"/>
+        <w:rPr>
+          <w:rFonts w:eastAsiaTheme="minorEastAsia"/>
+        </w:rPr>
+      </w:pPr>
+      <w:r>
+        <w:rPr>
+          <w:rFonts w:eastAsiaTheme="minorEastAsia"/>
+        </w:rPr>
+        <w:t>Note: File paths may contain special characters “..” to represent parent directory specifiers. For example “/a/b../“ points to the same directory as “/a”. It is guaranteed that all given file paths are valid.</w:t>
       </w:r>
     </w:p>
     <w:p>
@@ -7517,21 +5559,7 @@
         <w:rPr>
           <w:rFonts w:eastAsiaTheme="minorEastAsia"/>
         </w:rPr>
-        <w:t xml:space="preserve">                "/root/folder1/b</w:t>
-      </w:r>
-      <w:proofErr w:type="gramStart"/>
-      <w:r>
-        <w:rPr>
-          <w:rFonts w:eastAsiaTheme="minorEastAsia"/>
-        </w:rPr>
-        <w:t>/..</w:t>
-      </w:r>
-      <w:proofErr w:type="gramEnd"/>
-      <w:r>
-        <w:rPr>
-          <w:rFonts w:eastAsiaTheme="minorEastAsia"/>
-        </w:rPr>
-        <w:t>/a",</w:t>
+        <w:t xml:space="preserve">                "/root/folder1/b/../a",</w:t>
       </w:r>
     </w:p>
     <w:p>
@@ -7559,21 +5587,7 @@
         <w:rPr>
           <w:rFonts w:eastAsiaTheme="minorEastAsia"/>
         </w:rPr>
-        <w:t xml:space="preserve">                "/root/folder1/a/b</w:t>
-      </w:r>
-      <w:proofErr w:type="gramStart"/>
-      <w:r>
-        <w:rPr>
-          <w:rFonts w:eastAsiaTheme="minorEastAsia"/>
-        </w:rPr>
-        <w:t>/..</w:t>
-      </w:r>
-      <w:proofErr w:type="gramEnd"/>
-      <w:r>
-        <w:rPr>
-          <w:rFonts w:eastAsiaTheme="minorEastAsia"/>
-        </w:rPr>
-        <w:t>/../a/branch"</w:t>
+        <w:t xml:space="preserve">                "/root/folder1/a/b/../../a/branch"</w:t>
       </w:r>
     </w:p>
     <w:p>
@@ -7659,21 +5673,7 @@
         <w:rPr>
           <w:rFonts w:eastAsiaTheme="minorEastAsia"/>
         </w:rPr>
-        <w:t xml:space="preserve">                "/a/b/../</w:t>
-      </w:r>
-      <w:proofErr w:type="spellStart"/>
-      <w:r>
-        <w:rPr>
-          <w:rFonts w:eastAsiaTheme="minorEastAsia"/>
-        </w:rPr>
-        <w:t>sd</w:t>
-      </w:r>
-      <w:proofErr w:type="spellEnd"/>
-      <w:r>
-        <w:rPr>
-          <w:rFonts w:eastAsiaTheme="minorEastAsia"/>
-        </w:rPr>
-        <w:t>/../a/ad/../leaf.txt"</w:t>
+        <w:t xml:space="preserve">                "/a/b/../sd/../a/ad/../leaf.txt"</w:t>
       </w:r>
     </w:p>
     <w:p>
@@ -7778,49 +5778,7 @@
         <w:rPr>
           <w:rFonts w:eastAsiaTheme="minorEastAsia"/>
         </w:rPr>
-        <w:t xml:space="preserve">- </w:t>
-      </w:r>
-      <w:proofErr w:type="spellStart"/>
-      <w:r>
-        <w:rPr>
-          <w:rFonts w:eastAsiaTheme="minorEastAsia"/>
-        </w:rPr>
-        <w:t>goto</w:t>
-      </w:r>
-      <w:proofErr w:type="spellEnd"/>
-      <w:r>
-        <w:rPr>
-          <w:rFonts w:eastAsiaTheme="minorEastAsia"/>
-        </w:rPr>
-        <w:t xml:space="preserve"> &lt;</w:t>
-      </w:r>
-      <w:proofErr w:type="spellStart"/>
-      <w:r>
-        <w:rPr>
-          <w:rFonts w:eastAsiaTheme="minorEastAsia"/>
-        </w:rPr>
-        <w:t>bucket_name</w:t>
-      </w:r>
-      <w:proofErr w:type="spellEnd"/>
-      <w:r>
-        <w:rPr>
-          <w:rFonts w:eastAsiaTheme="minorEastAsia"/>
-        </w:rPr>
-        <w:t xml:space="preserve">&gt; - move to the specified bucket </w:t>
-      </w:r>
-      <w:proofErr w:type="spellStart"/>
-      <w:r>
-        <w:rPr>
-          <w:rFonts w:eastAsiaTheme="minorEastAsia"/>
-        </w:rPr>
-        <w:t>bucket_name</w:t>
-      </w:r>
-      <w:proofErr w:type="spellEnd"/>
-      <w:r>
-        <w:rPr>
-          <w:rFonts w:eastAsiaTheme="minorEastAsia"/>
-        </w:rPr>
-        <w:t>. You can assume the specified bucket always exists.</w:t>
+        <w:t>- goto &lt;bucket_name&gt; - move to the specified bucket bucket_name. You can assume the specified bucket always exists.</w:t>
       </w:r>
     </w:p>
     <w:p>
@@ -7900,16 +5858,8 @@
         <w:rPr>
           <w:rFonts w:eastAsiaTheme="minorEastAsia"/>
         </w:rPr>
-        <w:t xml:space="preserve">- It is guaranteed that the first command is </w:t>
-      </w:r>
-      <w:proofErr w:type="spellStart"/>
-      <w:r>
-        <w:rPr>
-          <w:rFonts w:eastAsiaTheme="minorEastAsia"/>
-        </w:rPr>
-        <w:t>goto</w:t>
-      </w:r>
-      <w:proofErr w:type="spellEnd"/>
+        <w:t>- It is guaranteed that the first command is goto</w:t>
+      </w:r>
     </w:p>
     <w:p>
       <w:pPr>
@@ -7976,28 +5926,12 @@
           <w:rFonts w:eastAsiaTheme="minorEastAsia"/>
         </w:rPr>
       </w:pPr>
-      <w:proofErr w:type="spellStart"/>
-      <w:r>
-        <w:rPr>
-          <w:rFonts w:eastAsiaTheme="minorEastAsia"/>
-        </w:rPr>
-        <w:t>goto</w:t>
-      </w:r>
-      <w:proofErr w:type="spellEnd"/>
-      <w:r>
-        <w:rPr>
-          <w:rFonts w:eastAsiaTheme="minorEastAsia"/>
-        </w:rPr>
-        <w:t xml:space="preserve"> </w:t>
-      </w:r>
-      <w:proofErr w:type="spellStart"/>
-      <w:r>
-        <w:rPr>
-          <w:rFonts w:eastAsiaTheme="minorEastAsia"/>
-        </w:rPr>
-        <w:t>bucketA</w:t>
-      </w:r>
-      <w:proofErr w:type="spellEnd"/>
+      <w:r>
+        <w:rPr>
+          <w:rFonts w:eastAsiaTheme="minorEastAsia"/>
+        </w:rPr>
+        <w:t>goto bucketA</w:t>
+      </w:r>
     </w:p>
     <w:p>
       <w:pPr>
@@ -8010,16 +5944,8 @@
         <w:rPr>
           <w:rFonts w:eastAsiaTheme="minorEastAsia"/>
         </w:rPr>
-        <w:t xml:space="preserve">create </w:t>
-      </w:r>
-      <w:proofErr w:type="spellStart"/>
-      <w:r>
-        <w:rPr>
-          <w:rFonts w:eastAsiaTheme="minorEastAsia"/>
-        </w:rPr>
-        <w:t>fileA</w:t>
-      </w:r>
-      <w:proofErr w:type="spellEnd"/>
+        <w:t>create fileA</w:t>
+      </w:r>
     </w:p>
     <w:p>
       <w:pPr>
@@ -8032,16 +5958,8 @@
         <w:rPr>
           <w:rFonts w:eastAsiaTheme="minorEastAsia"/>
         </w:rPr>
-        <w:t xml:space="preserve">create </w:t>
-      </w:r>
-      <w:proofErr w:type="spellStart"/>
-      <w:r>
-        <w:rPr>
-          <w:rFonts w:eastAsiaTheme="minorEastAsia"/>
-        </w:rPr>
-        <w:t>fileB</w:t>
-      </w:r>
-      <w:proofErr w:type="spellEnd"/>
+        <w:t>create fileB</w:t>
+      </w:r>
     </w:p>
     <w:p>
       <w:pPr>
@@ -8054,16 +5972,8 @@
         <w:rPr>
           <w:rFonts w:eastAsiaTheme="minorEastAsia"/>
         </w:rPr>
-        <w:t xml:space="preserve">create </w:t>
-      </w:r>
-      <w:proofErr w:type="spellStart"/>
-      <w:r>
-        <w:rPr>
-          <w:rFonts w:eastAsiaTheme="minorEastAsia"/>
-        </w:rPr>
-        <w:t>fileA</w:t>
-      </w:r>
-      <w:proofErr w:type="spellEnd"/>
+        <w:t>create fileA</w:t>
+      </w:r>
     </w:p>
     <w:p>
       <w:pPr>
@@ -8072,28 +5982,12 @@
           <w:rFonts w:eastAsiaTheme="minorEastAsia"/>
         </w:rPr>
       </w:pPr>
-      <w:proofErr w:type="spellStart"/>
-      <w:r>
-        <w:rPr>
-          <w:rFonts w:eastAsiaTheme="minorEastAsia"/>
-        </w:rPr>
-        <w:t>goto</w:t>
-      </w:r>
-      <w:proofErr w:type="spellEnd"/>
-      <w:r>
-        <w:rPr>
-          <w:rFonts w:eastAsiaTheme="minorEastAsia"/>
-        </w:rPr>
-        <w:t xml:space="preserve"> </w:t>
-      </w:r>
-      <w:proofErr w:type="spellStart"/>
-      <w:r>
-        <w:rPr>
-          <w:rFonts w:eastAsiaTheme="minorEastAsia"/>
-        </w:rPr>
-        <w:t>bucketB</w:t>
-      </w:r>
-      <w:proofErr w:type="spellEnd"/>
+      <w:r>
+        <w:rPr>
+          <w:rFonts w:eastAsiaTheme="minorEastAsia"/>
+        </w:rPr>
+        <w:t>goto bucketB</w:t>
+      </w:r>
     </w:p>
     <w:p>
       <w:pPr>
@@ -8102,28 +5996,12 @@
           <w:rFonts w:eastAsiaTheme="minorEastAsia"/>
         </w:rPr>
       </w:pPr>
-      <w:proofErr w:type="spellStart"/>
-      <w:r>
-        <w:rPr>
-          <w:rFonts w:eastAsiaTheme="minorEastAsia"/>
-        </w:rPr>
-        <w:t>goto</w:t>
-      </w:r>
-      <w:proofErr w:type="spellEnd"/>
-      <w:r>
-        <w:rPr>
-          <w:rFonts w:eastAsiaTheme="minorEastAsia"/>
-        </w:rPr>
-        <w:t xml:space="preserve"> </w:t>
-      </w:r>
-      <w:proofErr w:type="spellStart"/>
-      <w:r>
-        <w:rPr>
-          <w:rFonts w:eastAsiaTheme="minorEastAsia"/>
-        </w:rPr>
-        <w:t>bucketC</w:t>
-      </w:r>
-      <w:proofErr w:type="spellEnd"/>
+      <w:r>
+        <w:rPr>
+          <w:rFonts w:eastAsiaTheme="minorEastAsia"/>
+        </w:rPr>
+        <w:t>goto bucketC</w:t>
+      </w:r>
     </w:p>
     <w:p>
       <w:pPr>
@@ -8136,16 +6014,8 @@
         <w:rPr>
           <w:rFonts w:eastAsiaTheme="minorEastAsia"/>
         </w:rPr>
-        <w:t xml:space="preserve">create </w:t>
-      </w:r>
-      <w:proofErr w:type="spellStart"/>
-      <w:r>
-        <w:rPr>
-          <w:rFonts w:eastAsiaTheme="minorEastAsia"/>
-        </w:rPr>
-        <w:t>fileA</w:t>
-      </w:r>
-      <w:proofErr w:type="spellEnd"/>
+        <w:t>create fileA</w:t>
+      </w:r>
     </w:p>
     <w:p>
       <w:pPr>
@@ -8158,16 +6028,8 @@
         <w:rPr>
           <w:rFonts w:eastAsiaTheme="minorEastAsia"/>
         </w:rPr>
-        <w:t xml:space="preserve">create </w:t>
-      </w:r>
-      <w:proofErr w:type="spellStart"/>
-      <w:r>
-        <w:rPr>
-          <w:rFonts w:eastAsiaTheme="minorEastAsia"/>
-        </w:rPr>
-        <w:t>fileB</w:t>
-      </w:r>
-      <w:proofErr w:type="spellEnd"/>
+        <w:t>create fileB</w:t>
+      </w:r>
     </w:p>
     <w:p>
       <w:pPr>
@@ -8180,16 +6042,8 @@
         <w:rPr>
           <w:rFonts w:eastAsiaTheme="minorEastAsia"/>
         </w:rPr>
-        <w:t xml:space="preserve">create </w:t>
-      </w:r>
-      <w:proofErr w:type="spellStart"/>
-      <w:r>
-        <w:rPr>
-          <w:rFonts w:eastAsiaTheme="minorEastAsia"/>
-        </w:rPr>
-        <w:t>fileC</w:t>
-      </w:r>
-      <w:proofErr w:type="spellEnd"/>
+        <w:t>create fileC</w:t>
+      </w:r>
     </w:p>
     <w:p>
       <w:pPr>
@@ -8343,21 +6197,7 @@
         <w:rPr>
           <w:rFonts w:eastAsiaTheme="minorEastAsia"/>
         </w:rPr>
-        <w:t xml:space="preserve">NOTE: It is guaranteed that all of the house locations in queries are </w:t>
-      </w:r>
-      <w:proofErr w:type="gramStart"/>
-      <w:r>
-        <w:rPr>
-          <w:rFonts w:eastAsiaTheme="minorEastAsia"/>
-        </w:rPr>
-        <w:t>unique</w:t>
-      </w:r>
-      <w:proofErr w:type="gramEnd"/>
-      <w:r>
-        <w:rPr>
-          <w:rFonts w:eastAsiaTheme="minorEastAsia"/>
-        </w:rPr>
-        <w:t xml:space="preserve"> and no house was built at a point with existing houses on both left and right adjacent points. Assume that array indices are 0-based.</w:t>
+        <w:t>NOTE: It is guaranteed that all of the house locations in queries are unique and no house was built at a point with existing houses on both left and right adjacent points. Assume that array indices are 0-based.</w:t>
       </w:r>
     </w:p>
     <w:p>
@@ -8498,23 +6338,7 @@
         <w:rPr>
           <w:rFonts w:eastAsiaTheme="minorEastAsia"/>
         </w:rPr>
-        <w:t>1. Move diagonally on each move, starting in the direction (+1, +1). It means that standing at a cell with coordinates (</w:t>
-      </w:r>
-      <w:proofErr w:type="spellStart"/>
-      <w:proofErr w:type="gramStart"/>
-      <w:r>
-        <w:rPr>
-          <w:rFonts w:eastAsiaTheme="minorEastAsia"/>
-        </w:rPr>
-        <w:t>x,y</w:t>
-      </w:r>
-      <w:proofErr w:type="spellEnd"/>
-      <w:proofErr w:type="gramEnd"/>
-      <w:r>
-        <w:rPr>
-          <w:rFonts w:eastAsiaTheme="minorEastAsia"/>
-        </w:rPr>
-        <w:t>) you’ll move to the cell with coordinates (x + 1, y + 1) unless the new cell is outside the city grid.</w:t>
+        <w:t>1. Move diagonally on each move, starting in the direction (+1, +1). It means that standing at a cell with coordinates (x,y) you’ll move to the cell with coordinates (x + 1, y + 1) unless the new cell is outside the city grid.</w:t>
       </w:r>
     </w:p>
     <w:p>
@@ -8586,21 +6410,7 @@
         <w:rPr>
           <w:rFonts w:eastAsiaTheme="minorEastAsia"/>
         </w:rPr>
-        <w:t>Example. For n = 5, m = 5, x1 = 2, y1 = 1, x2 = 1, and y2 = 2, the output should be solution(</w:t>
-      </w:r>
-      <w:proofErr w:type="gramStart"/>
-      <w:r>
-        <w:rPr>
-          <w:rFonts w:eastAsiaTheme="minorEastAsia"/>
-        </w:rPr>
-        <w:t>n,m</w:t>
-      </w:r>
-      <w:proofErr w:type="gramEnd"/>
-      <w:r>
-        <w:rPr>
-          <w:rFonts w:eastAsiaTheme="minorEastAsia"/>
-        </w:rPr>
-        <w:t>,x1,y1,x2,y2) = 7</w:t>
+        <w:t>Example. For n = 5, m = 5, x1 = 2, y1 = 1, x2 = 1, and y2 = 2, the output should be solution(n,m,x1,y1,x2,y2) = 7</w:t>
       </w:r>
     </w:p>
     <w:p>
@@ -8703,21 +6513,7 @@
         <w:rPr>
           <w:rFonts w:eastAsiaTheme="minorEastAsia"/>
         </w:rPr>
-        <w:t xml:space="preserve"> where both index and pattern should consist of at least one digit. Since there are several ways to split the code, let’s consider them all in ascending order of index length and call them </w:t>
-      </w:r>
-      <w:proofErr w:type="gramStart"/>
-      <w:r>
-        <w:rPr>
-          <w:rFonts w:eastAsiaTheme="minorEastAsia"/>
-        </w:rPr>
-        <w:t>split-cases</w:t>
-      </w:r>
-      <w:proofErr w:type="gramEnd"/>
-      <w:r>
-        <w:rPr>
-          <w:rFonts w:eastAsiaTheme="minorEastAsia"/>
-        </w:rPr>
-        <w:t>. For instance, for the code = “1324”, the split cases are:</w:t>
+        <w:t xml:space="preserve"> where both index and pattern should consist of at least one digit. Since there are several ways to split the code, let’s consider them all in ascending order of index length and call them split-cases. For instance, for the code = “1324”, the split cases are:</w:t>
       </w:r>
     </w:p>
     <w:p>
@@ -8875,91 +6671,21 @@
           <w:rFonts w:eastAsiaTheme="minorEastAsia"/>
         </w:rPr>
         <w:lastRenderedPageBreak/>
-        <w:t xml:space="preserve">String </w:t>
-      </w:r>
-      <w:proofErr w:type="gramStart"/>
-      <w:r>
-        <w:rPr>
-          <w:rFonts w:eastAsiaTheme="minorEastAsia"/>
-        </w:rPr>
-        <w:t>panel :</w:t>
-      </w:r>
-      <w:proofErr w:type="gramEnd"/>
-      <w:r>
-        <w:rPr>
-          <w:rFonts w:eastAsiaTheme="minorEastAsia"/>
-        </w:rPr>
-        <w:t xml:space="preserve"> 1 &lt;= </w:t>
-      </w:r>
-      <w:proofErr w:type="spellStart"/>
-      <w:r>
-        <w:rPr>
-          <w:rFonts w:eastAsiaTheme="minorEastAsia"/>
-        </w:rPr>
-        <w:t>panel.length</w:t>
-      </w:r>
-      <w:proofErr w:type="spellEnd"/>
-      <w:r>
-        <w:rPr>
-          <w:rFonts w:eastAsiaTheme="minorEastAsia"/>
-        </w:rPr>
-        <w:t xml:space="preserve"> &lt;= 10^3</w:t>
-      </w:r>
-    </w:p>
-    <w:p>
-      <w:pPr>
-        <w:ind w:left="720"/>
-        <w:rPr>
-          <w:rFonts w:eastAsiaTheme="minorEastAsia"/>
-        </w:rPr>
-      </w:pPr>
-      <w:r>
-        <w:rPr>
-          <w:rFonts w:eastAsiaTheme="minorEastAsia"/>
-        </w:rPr>
-        <w:t xml:space="preserve">String array </w:t>
-      </w:r>
-      <w:proofErr w:type="gramStart"/>
-      <w:r>
-        <w:rPr>
-          <w:rFonts w:eastAsiaTheme="minorEastAsia"/>
-        </w:rPr>
-        <w:t>codes :</w:t>
-      </w:r>
-      <w:proofErr w:type="gramEnd"/>
-      <w:r>
-        <w:rPr>
-          <w:rFonts w:eastAsiaTheme="minorEastAsia"/>
-        </w:rPr>
-        <w:t xml:space="preserve"> 1&lt;= </w:t>
-      </w:r>
-      <w:proofErr w:type="spellStart"/>
-      <w:r>
-        <w:rPr>
-          <w:rFonts w:eastAsiaTheme="minorEastAsia"/>
-        </w:rPr>
-        <w:t>codes.length</w:t>
-      </w:r>
-      <w:proofErr w:type="spellEnd"/>
-      <w:r>
-        <w:rPr>
-          <w:rFonts w:eastAsiaTheme="minorEastAsia"/>
-        </w:rPr>
-        <w:t xml:space="preserve"> &lt;= 100 and 2 &lt;= codes[</w:t>
-      </w:r>
-      <w:proofErr w:type="spellStart"/>
-      <w:r>
-        <w:rPr>
-          <w:rFonts w:eastAsiaTheme="minorEastAsia"/>
-        </w:rPr>
-        <w:t>i</w:t>
-      </w:r>
-      <w:proofErr w:type="spellEnd"/>
-      <w:r>
-        <w:rPr>
-          <w:rFonts w:eastAsiaTheme="minorEastAsia"/>
-        </w:rPr>
-        <w:t>].length &lt;= 10 and consists of ONLY digits between 0-9 inclusive</w:t>
+        <w:t>String panel : 1 &lt;= panel.length &lt;= 10^3</w:t>
+      </w:r>
+    </w:p>
+    <w:p>
+      <w:pPr>
+        <w:ind w:left="720"/>
+        <w:rPr>
+          <w:rFonts w:eastAsiaTheme="minorEastAsia"/>
+        </w:rPr>
+      </w:pPr>
+      <w:r>
+        <w:rPr>
+          <w:rFonts w:eastAsiaTheme="minorEastAsia"/>
+        </w:rPr>
+        <w:t>String array codes : 1&lt;= codes.length &lt;= 100 and 2 &lt;= codes[i].length &lt;= 10 and consists of ONLY digits between 0-9 inclusive</w:t>
       </w:r>
     </w:p>
     <w:p>
@@ -9034,25 +6760,55 @@
         </w:rPr>
         <w:t xml:space="preserve"> of three elements in the array (</w:t>
       </w:r>
-      <w:proofErr w:type="spellStart"/>
-      <w:r>
-        <w:rPr>
-          <w:rFonts w:eastAsiaTheme="minorEastAsia"/>
-          <w:i/>
-          <w:iCs/>
-        </w:rPr>
-        <w:t>arr</w:t>
-      </w:r>
-      <w:proofErr w:type="spellEnd"/>
-      <w:r>
-        <w:rPr>
-          <w:rFonts w:eastAsiaTheme="minorEastAsia"/>
-          <w:i/>
-          <w:iCs/>
-        </w:rPr>
-        <w:t>[</w:t>
-      </w:r>
-      <w:proofErr w:type="spellStart"/>
+      <w:r>
+        <w:rPr>
+          <w:rFonts w:eastAsiaTheme="minorEastAsia"/>
+          <w:i/>
+          <w:iCs/>
+        </w:rPr>
+        <w:t>arr[i], arr[i+1], arr[i+2])</w:t>
+      </w:r>
+      <w:r>
+        <w:rPr>
+          <w:rFonts w:eastAsiaTheme="minorEastAsia"/>
+        </w:rPr>
+        <w:t xml:space="preserve"> are monotonic. Three consecutive elements are monotonic if their values are in strictly increasing or strictly decreasing order.</w:t>
+      </w:r>
+    </w:p>
+    <w:p>
+      <w:pPr>
+        <w:rPr>
+          <w:rFonts w:eastAsiaTheme="minorEastAsia"/>
+        </w:rPr>
+      </w:pPr>
+    </w:p>
+    <w:p>
+      <w:pPr>
+        <w:ind w:left="720"/>
+        <w:rPr>
+          <w:rFonts w:eastAsiaTheme="minorEastAsia"/>
+        </w:rPr>
+      </w:pPr>
+      <w:r>
+        <w:rPr>
+          <w:rFonts w:eastAsiaTheme="minorEastAsia"/>
+        </w:rPr>
+        <w:t xml:space="preserve">Return an array of integers of length </w:t>
+      </w:r>
+      <w:r>
+        <w:rPr>
+          <w:rFonts w:eastAsiaTheme="minorEastAsia"/>
+          <w:i/>
+          <w:iCs/>
+        </w:rPr>
+        <w:t>arr.length – 2</w:t>
+      </w:r>
+      <w:r>
+        <w:rPr>
+          <w:rFonts w:eastAsiaTheme="minorEastAsia"/>
+        </w:rPr>
+        <w:t xml:space="preserve">, where the </w:t>
+      </w:r>
       <w:r>
         <w:rPr>
           <w:rFonts w:eastAsiaTheme="minorEastAsia"/>
@@ -9061,113 +6817,6 @@
         </w:rPr>
         <w:t>i</w:t>
       </w:r>
-      <w:proofErr w:type="spellEnd"/>
-      <w:r>
-        <w:rPr>
-          <w:rFonts w:eastAsiaTheme="minorEastAsia"/>
-          <w:i/>
-          <w:iCs/>
-        </w:rPr>
-        <w:t xml:space="preserve">], </w:t>
-      </w:r>
-      <w:proofErr w:type="spellStart"/>
-      <w:r>
-        <w:rPr>
-          <w:rFonts w:eastAsiaTheme="minorEastAsia"/>
-          <w:i/>
-          <w:iCs/>
-        </w:rPr>
-        <w:t>arr</w:t>
-      </w:r>
-      <w:proofErr w:type="spellEnd"/>
-      <w:r>
-        <w:rPr>
-          <w:rFonts w:eastAsiaTheme="minorEastAsia"/>
-          <w:i/>
-          <w:iCs/>
-        </w:rPr>
-        <w:t xml:space="preserve">[i+1], </w:t>
-      </w:r>
-      <w:proofErr w:type="spellStart"/>
-      <w:r>
-        <w:rPr>
-          <w:rFonts w:eastAsiaTheme="minorEastAsia"/>
-          <w:i/>
-          <w:iCs/>
-        </w:rPr>
-        <w:t>arr</w:t>
-      </w:r>
-      <w:proofErr w:type="spellEnd"/>
-      <w:r>
-        <w:rPr>
-          <w:rFonts w:eastAsiaTheme="minorEastAsia"/>
-          <w:i/>
-          <w:iCs/>
-        </w:rPr>
-        <w:t>[i+2])</w:t>
-      </w:r>
-      <w:r>
-        <w:rPr>
-          <w:rFonts w:eastAsiaTheme="minorEastAsia"/>
-        </w:rPr>
-        <w:t xml:space="preserve"> are monotonic. Three consecutive elements are monotonic if their values are in strictly increasing or strictly decreasing order.</w:t>
-      </w:r>
-    </w:p>
-    <w:p>
-      <w:pPr>
-        <w:rPr>
-          <w:rFonts w:eastAsiaTheme="minorEastAsia"/>
-        </w:rPr>
-      </w:pPr>
-    </w:p>
-    <w:p>
-      <w:pPr>
-        <w:ind w:left="720"/>
-        <w:rPr>
-          <w:rFonts w:eastAsiaTheme="minorEastAsia"/>
-        </w:rPr>
-      </w:pPr>
-      <w:r>
-        <w:rPr>
-          <w:rFonts w:eastAsiaTheme="minorEastAsia"/>
-        </w:rPr>
-        <w:t xml:space="preserve">Return an array of integers of length </w:t>
-      </w:r>
-      <w:proofErr w:type="spellStart"/>
-      <w:proofErr w:type="gramStart"/>
-      <w:r>
-        <w:rPr>
-          <w:rFonts w:eastAsiaTheme="minorEastAsia"/>
-          <w:i/>
-          <w:iCs/>
-        </w:rPr>
-        <w:t>arr.length</w:t>
-      </w:r>
-      <w:proofErr w:type="spellEnd"/>
-      <w:proofErr w:type="gramEnd"/>
-      <w:r>
-        <w:rPr>
-          <w:rFonts w:eastAsiaTheme="minorEastAsia"/>
-          <w:i/>
-          <w:iCs/>
-        </w:rPr>
-        <w:t xml:space="preserve"> – 2</w:t>
-      </w:r>
-      <w:r>
-        <w:rPr>
-          <w:rFonts w:eastAsiaTheme="minorEastAsia"/>
-        </w:rPr>
-        <w:t xml:space="preserve">, where the </w:t>
-      </w:r>
-      <w:proofErr w:type="spellStart"/>
-      <w:r>
-        <w:rPr>
-          <w:rFonts w:eastAsiaTheme="minorEastAsia"/>
-          <w:i/>
-          <w:iCs/>
-        </w:rPr>
-        <w:t>i</w:t>
-      </w:r>
       <w:r>
         <w:rPr>
           <w:rFonts w:eastAsiaTheme="minorEastAsia"/>
@@ -9177,7 +6826,6 @@
         </w:rPr>
         <w:t>th</w:t>
       </w:r>
-      <w:proofErr w:type="spellEnd"/>
       <w:r>
         <w:rPr>
           <w:rFonts w:eastAsiaTheme="minorEastAsia"/>
@@ -9198,77 +6846,13 @@
         </w:rPr>
         <w:t xml:space="preserve">. If </w:t>
       </w:r>
-      <w:proofErr w:type="spellStart"/>
-      <w:r>
-        <w:rPr>
-          <w:rFonts w:eastAsiaTheme="minorEastAsia"/>
-          <w:i/>
-          <w:iCs/>
-        </w:rPr>
-        <w:t>arr</w:t>
-      </w:r>
-      <w:proofErr w:type="spellEnd"/>
-      <w:r>
-        <w:rPr>
-          <w:rFonts w:eastAsiaTheme="minorEastAsia"/>
-          <w:i/>
-          <w:iCs/>
-        </w:rPr>
-        <w:t>[</w:t>
-      </w:r>
-      <w:proofErr w:type="spellStart"/>
-      <w:r>
-        <w:rPr>
-          <w:rFonts w:eastAsiaTheme="minorEastAsia"/>
-          <w:i/>
-          <w:iCs/>
-        </w:rPr>
-        <w:t>i</w:t>
-      </w:r>
-      <w:proofErr w:type="spellEnd"/>
-      <w:r>
-        <w:rPr>
-          <w:rFonts w:eastAsiaTheme="minorEastAsia"/>
-          <w:i/>
-          <w:iCs/>
-        </w:rPr>
-        <w:t xml:space="preserve">] &lt; </w:t>
-      </w:r>
-      <w:proofErr w:type="spellStart"/>
-      <w:r>
-        <w:rPr>
-          <w:rFonts w:eastAsiaTheme="minorEastAsia"/>
-          <w:i/>
-          <w:iCs/>
-        </w:rPr>
-        <w:t>arr</w:t>
-      </w:r>
-      <w:proofErr w:type="spellEnd"/>
-      <w:r>
-        <w:rPr>
-          <w:rFonts w:eastAsiaTheme="minorEastAsia"/>
-          <w:i/>
-          <w:iCs/>
-        </w:rPr>
-        <w:t xml:space="preserve">[i+1] &lt; </w:t>
-      </w:r>
-      <w:proofErr w:type="spellStart"/>
-      <w:r>
-        <w:rPr>
-          <w:rFonts w:eastAsiaTheme="minorEastAsia"/>
-          <w:i/>
-          <w:iCs/>
-        </w:rPr>
-        <w:t>arr</w:t>
-      </w:r>
-      <w:proofErr w:type="spellEnd"/>
-      <w:r>
-        <w:rPr>
-          <w:rFonts w:eastAsiaTheme="minorEastAsia"/>
-          <w:i/>
-          <w:iCs/>
-        </w:rPr>
-        <w:t>[i+2]</w:t>
+      <w:r>
+        <w:rPr>
+          <w:rFonts w:eastAsiaTheme="minorEastAsia"/>
+          <w:i/>
+          <w:iCs/>
+        </w:rPr>
+        <w:t>arr[i] &lt; arr[i+1] &lt; arr[i+2]</w:t>
       </w:r>
       <w:r>
         <w:rPr>
@@ -9276,77 +6860,13 @@
         </w:rPr>
         <w:t xml:space="preserve"> or </w:t>
       </w:r>
-      <w:proofErr w:type="spellStart"/>
-      <w:r>
-        <w:rPr>
-          <w:rFonts w:eastAsiaTheme="minorEastAsia"/>
-          <w:i/>
-          <w:iCs/>
-        </w:rPr>
-        <w:t>arr</w:t>
-      </w:r>
-      <w:proofErr w:type="spellEnd"/>
-      <w:r>
-        <w:rPr>
-          <w:rFonts w:eastAsiaTheme="minorEastAsia"/>
-          <w:i/>
-          <w:iCs/>
-        </w:rPr>
-        <w:t>[</w:t>
-      </w:r>
-      <w:proofErr w:type="spellStart"/>
-      <w:r>
-        <w:rPr>
-          <w:rFonts w:eastAsiaTheme="minorEastAsia"/>
-          <w:i/>
-          <w:iCs/>
-        </w:rPr>
-        <w:t>i</w:t>
-      </w:r>
-      <w:proofErr w:type="spellEnd"/>
-      <w:r>
-        <w:rPr>
-          <w:rFonts w:eastAsiaTheme="minorEastAsia"/>
-          <w:i/>
-          <w:iCs/>
-        </w:rPr>
-        <w:t xml:space="preserve">] &gt; </w:t>
-      </w:r>
-      <w:proofErr w:type="spellStart"/>
-      <w:r>
-        <w:rPr>
-          <w:rFonts w:eastAsiaTheme="minorEastAsia"/>
-          <w:i/>
-          <w:iCs/>
-        </w:rPr>
-        <w:t>arr</w:t>
-      </w:r>
-      <w:proofErr w:type="spellEnd"/>
-      <w:r>
-        <w:rPr>
-          <w:rFonts w:eastAsiaTheme="minorEastAsia"/>
-          <w:i/>
-          <w:iCs/>
-        </w:rPr>
-        <w:t xml:space="preserve">[i+1] &gt; </w:t>
-      </w:r>
-      <w:proofErr w:type="spellStart"/>
-      <w:r>
-        <w:rPr>
-          <w:rFonts w:eastAsiaTheme="minorEastAsia"/>
-          <w:i/>
-          <w:iCs/>
-        </w:rPr>
-        <w:t>arr</w:t>
-      </w:r>
-      <w:proofErr w:type="spellEnd"/>
-      <w:r>
-        <w:rPr>
-          <w:rFonts w:eastAsiaTheme="minorEastAsia"/>
-          <w:i/>
-          <w:iCs/>
-        </w:rPr>
-        <w:t>[i+2]</w:t>
+      <w:r>
+        <w:rPr>
+          <w:rFonts w:eastAsiaTheme="minorEastAsia"/>
+          <w:i/>
+          <w:iCs/>
+        </w:rPr>
+        <w:t>arr[i] &gt; arr[i+1] &gt; arr[i+2]</w:t>
       </w:r>
       <w:r>
         <w:rPr>
@@ -9408,41 +6928,13 @@
         </w:rPr>
         <w:t xml:space="preserve">For </w:t>
       </w:r>
-      <w:proofErr w:type="spellStart"/>
-      <w:r>
-        <w:rPr>
-          <w:rFonts w:eastAsiaTheme="minorEastAsia"/>
-          <w:i/>
-          <w:iCs/>
-        </w:rPr>
-        <w:t>arr</w:t>
-      </w:r>
-      <w:proofErr w:type="spellEnd"/>
-      <w:r>
-        <w:rPr>
-          <w:rFonts w:eastAsiaTheme="minorEastAsia"/>
-          <w:i/>
-          <w:iCs/>
-        </w:rPr>
-        <w:t xml:space="preserve"> = [1,2,</w:t>
-      </w:r>
-      <w:proofErr w:type="gramStart"/>
-      <w:r>
-        <w:rPr>
-          <w:rFonts w:eastAsiaTheme="minorEastAsia"/>
-          <w:i/>
-          <w:iCs/>
-        </w:rPr>
-        <w:t>1,-</w:t>
-      </w:r>
-      <w:proofErr w:type="gramEnd"/>
-      <w:r>
-        <w:rPr>
-          <w:rFonts w:eastAsiaTheme="minorEastAsia"/>
-          <w:i/>
-          <w:iCs/>
-        </w:rPr>
-        <w:t>4,5,10]</w:t>
+      <w:r>
+        <w:rPr>
+          <w:rFonts w:eastAsiaTheme="minorEastAsia"/>
+          <w:i/>
+          <w:iCs/>
+        </w:rPr>
+        <w:t>arr = [1,2,1,-4,5,10]</w:t>
       </w:r>
       <w:r>
         <w:rPr>
@@ -9456,25 +6948,7 @@
           <w:i/>
           <w:iCs/>
         </w:rPr>
-        <w:t>solution(</w:t>
-      </w:r>
-      <w:proofErr w:type="spellStart"/>
-      <w:r>
-        <w:rPr>
-          <w:rFonts w:eastAsiaTheme="minorEastAsia"/>
-          <w:i/>
-          <w:iCs/>
-        </w:rPr>
-        <w:t>arr</w:t>
-      </w:r>
-      <w:proofErr w:type="spellEnd"/>
-      <w:r>
-        <w:rPr>
-          <w:rFonts w:eastAsiaTheme="minorEastAsia"/>
-          <w:i/>
-          <w:iCs/>
-        </w:rPr>
-        <w:t>) = [0,1,0,1]</w:t>
+        <w:t>solution(arr) = [0,1,0,1]</w:t>
       </w:r>
     </w:p>
     <w:p>
@@ -9577,27 +7051,7 @@
           <w:i/>
           <w:iCs/>
         </w:rPr>
-        <w:t>(</w:t>
-      </w:r>
-      <w:proofErr w:type="spellStart"/>
-      <w:proofErr w:type="gramStart"/>
-      <w:r>
-        <w:rPr>
-          <w:rFonts w:eastAsiaTheme="minorEastAsia"/>
-          <w:i/>
-          <w:iCs/>
-        </w:rPr>
-        <w:t>I,j</w:t>
-      </w:r>
-      <w:proofErr w:type="spellEnd"/>
-      <w:proofErr w:type="gramEnd"/>
-      <w:r>
-        <w:rPr>
-          <w:rFonts w:eastAsiaTheme="minorEastAsia"/>
-          <w:i/>
-          <w:iCs/>
-        </w:rPr>
-        <w:t>)</w:t>
+        <w:t>(I,j)</w:t>
       </w:r>
       <w:r>
         <w:rPr>
@@ -9625,25 +7079,7 @@
           <w:i/>
           <w:iCs/>
         </w:rPr>
-        <w:t>numbers[</w:t>
-      </w:r>
-      <w:proofErr w:type="spellStart"/>
-      <w:r>
-        <w:rPr>
-          <w:rFonts w:eastAsiaTheme="minorEastAsia"/>
-          <w:i/>
-          <w:iCs/>
-        </w:rPr>
-        <w:t>i</w:t>
-      </w:r>
-      <w:proofErr w:type="spellEnd"/>
-      <w:r>
-        <w:rPr>
-          <w:rFonts w:eastAsiaTheme="minorEastAsia"/>
-          <w:i/>
-          <w:iCs/>
-        </w:rPr>
-        <w:t>] + numbers[j]</w:t>
+        <w:t>numbers[i] + numbers[j]</w:t>
       </w:r>
     </w:p>
     <w:p>
@@ -9820,35 +7256,7 @@
         <w:rPr>
           <w:rFonts w:eastAsiaTheme="minorEastAsia"/>
         </w:rPr>
-        <w:t xml:space="preserve"> – Same solution for Question 20 can be used, except for “</w:t>
-      </w:r>
-      <w:proofErr w:type="spellStart"/>
-      <w:r>
-        <w:rPr>
-          <w:rFonts w:eastAsiaTheme="minorEastAsia"/>
-        </w:rPr>
-        <w:t>goTo</w:t>
-      </w:r>
-      <w:proofErr w:type="spellEnd"/>
-      <w:r>
-        <w:rPr>
-          <w:rFonts w:eastAsiaTheme="minorEastAsia"/>
-        </w:rPr>
-        <w:t xml:space="preserve">” use “switch” and instead of “create” use “push”. In question 20 you are given commands </w:t>
-      </w:r>
-      <w:proofErr w:type="gramStart"/>
-      <w:r>
-        <w:rPr>
-          <w:rFonts w:eastAsiaTheme="minorEastAsia"/>
-        </w:rPr>
-        <w:t>array,</w:t>
-      </w:r>
-      <w:proofErr w:type="gramEnd"/>
-      <w:r>
-        <w:rPr>
-          <w:rFonts w:eastAsiaTheme="minorEastAsia"/>
-        </w:rPr>
-        <w:t xml:space="preserve"> in this problem it is logs array.</w:t>
+        <w:t xml:space="preserve"> – Same solution for Question 20 can be used, except for “goTo” use “switch” and instead of “create” use “push”. In question 20 you are given commands array, in this problem it is logs array.</w:t>
       </w:r>
     </w:p>
     <w:p>
@@ -9873,23 +7281,8 @@
         <w:rPr>
           <w:rFonts w:eastAsiaTheme="minorEastAsia"/>
         </w:rPr>
-        <w:t xml:space="preserve">Given two </w:t>
-      </w:r>
-      <w:proofErr w:type="gramStart"/>
-      <w:r>
-        <w:rPr>
-          <w:rFonts w:eastAsiaTheme="minorEastAsia"/>
-        </w:rPr>
-        <w:t>array</w:t>
-      </w:r>
-      <w:proofErr w:type="gramEnd"/>
-      <w:r>
-        <w:rPr>
-          <w:rFonts w:eastAsiaTheme="minorEastAsia"/>
-        </w:rPr>
-        <w:t xml:space="preserve"> of numbers, </w:t>
-      </w:r>
-      <w:proofErr w:type="spellStart"/>
+        <w:t xml:space="preserve">Given two array of numbers, </w:t>
+      </w:r>
       <w:r>
         <w:rPr>
           <w:rFonts w:eastAsiaTheme="minorEastAsia"/>
@@ -9898,14 +7291,12 @@
         </w:rPr>
         <w:t>firstArray</w:t>
       </w:r>
-      <w:proofErr w:type="spellEnd"/>
       <w:r>
         <w:rPr>
           <w:rFonts w:eastAsiaTheme="minorEastAsia"/>
         </w:rPr>
         <w:t xml:space="preserve"> and </w:t>
       </w:r>
-      <w:proofErr w:type="spellStart"/>
       <w:r>
         <w:rPr>
           <w:rFonts w:eastAsiaTheme="minorEastAsia"/>
@@ -9914,7 +7305,6 @@
         </w:rPr>
         <w:t>secondArray</w:t>
       </w:r>
-      <w:proofErr w:type="spellEnd"/>
       <w:r>
         <w:rPr>
           <w:rFonts w:eastAsiaTheme="minorEastAsia"/>
@@ -9941,21 +7331,7 @@
           <w:rFonts w:eastAsiaTheme="minorEastAsia"/>
         </w:rPr>
         <w:lastRenderedPageBreak/>
-        <w:t xml:space="preserve">Note: A prefix of number is a number formed by one or more of its digits, starting from its highest-order digit. For example, 123 is a prefix of the number 12345 and 2 is a prefix of the number 234. A common prefix of two numbers if a number, which is a prefix of both. For instance, the longest common prefix (LCP) of 5655359 and 56554 is 5655 </w:t>
-      </w:r>
-      <w:proofErr w:type="gramStart"/>
-      <w:r>
-        <w:rPr>
-          <w:rFonts w:eastAsiaTheme="minorEastAsia"/>
-        </w:rPr>
-        <w:t>ad</w:t>
-      </w:r>
-      <w:proofErr w:type="gramEnd"/>
-      <w:r>
-        <w:rPr>
-          <w:rFonts w:eastAsiaTheme="minorEastAsia"/>
-        </w:rPr>
-        <w:t xml:space="preserve"> there is no common prefix of 123 and 456.</w:t>
+        <w:t>Note: A prefix of number is a number formed by one or more of its digits, starting from its highest-order digit. For example, 123 is a prefix of the number 12345 and 2 is a prefix of the number 234. A common prefix of two numbers if a number, which is a prefix of both. For instance, the longest common prefix (LCP) of 5655359 and 56554 is 5655 ad there is no common prefix of 123 and 456.</w:t>
       </w:r>
     </w:p>
     <w:p>
@@ -10035,43 +7411,7 @@
         <w:rPr>
           <w:rFonts w:eastAsiaTheme="minorEastAsia"/>
         </w:rPr>
-        <w:t xml:space="preserve">the output should be </w:t>
-      </w:r>
-      <w:proofErr w:type="gramStart"/>
-      <w:r>
-        <w:rPr>
-          <w:rFonts w:eastAsiaTheme="minorEastAsia"/>
-        </w:rPr>
-        <w:t>solution(</w:t>
-      </w:r>
-      <w:proofErr w:type="spellStart"/>
-      <w:proofErr w:type="gramEnd"/>
-      <w:r>
-        <w:rPr>
-          <w:rFonts w:eastAsiaTheme="minorEastAsia"/>
-        </w:rPr>
-        <w:t>firstArray</w:t>
-      </w:r>
-      <w:proofErr w:type="spellEnd"/>
-      <w:r>
-        <w:rPr>
-          <w:rFonts w:eastAsiaTheme="minorEastAsia"/>
-        </w:rPr>
-        <w:t xml:space="preserve">, </w:t>
-      </w:r>
-      <w:proofErr w:type="spellStart"/>
-      <w:r>
-        <w:rPr>
-          <w:rFonts w:eastAsiaTheme="minorEastAsia"/>
-        </w:rPr>
-        <w:t>secondArray</w:t>
-      </w:r>
-      <w:proofErr w:type="spellEnd"/>
-      <w:r>
-        <w:rPr>
-          <w:rFonts w:eastAsiaTheme="minorEastAsia"/>
-        </w:rPr>
-        <w:t>) = 4</w:t>
+        <w:t>the output should be solution(firstArray, secondArray) = 4</w:t>
       </w:r>
     </w:p>
     <w:p>
@@ -10202,23 +7542,13 @@
         </w:rPr>
         <w:t xml:space="preserve"> – find the smallest index </w:t>
       </w:r>
-      <w:proofErr w:type="spellStart"/>
-      <w:r>
-        <w:rPr>
-          <w:rFonts w:eastAsiaTheme="minorEastAsia"/>
-          <w:i/>
-          <w:iCs/>
-        </w:rPr>
-        <w:t>i</w:t>
-      </w:r>
-      <w:proofErr w:type="spellEnd"/>
-      <w:r>
-        <w:rPr>
-          <w:rFonts w:eastAsiaTheme="minorEastAsia"/>
-          <w:i/>
-          <w:iCs/>
-        </w:rPr>
-        <w:t xml:space="preserve">, </w:t>
+      <w:r>
+        <w:rPr>
+          <w:rFonts w:eastAsiaTheme="minorEastAsia"/>
+          <w:i/>
+          <w:iCs/>
+        </w:rPr>
+        <w:t xml:space="preserve">i, </w:t>
       </w:r>
       <w:r>
         <w:rPr>
@@ -10232,25 +7562,7 @@
           <w:i/>
           <w:iCs/>
         </w:rPr>
-        <w:t>state[</w:t>
-      </w:r>
-      <w:proofErr w:type="spellStart"/>
-      <w:r>
-        <w:rPr>
-          <w:rFonts w:eastAsiaTheme="minorEastAsia"/>
-          <w:i/>
-          <w:iCs/>
-        </w:rPr>
-        <w:t>i</w:t>
-      </w:r>
-      <w:proofErr w:type="spellEnd"/>
-      <w:r>
-        <w:rPr>
-          <w:rFonts w:eastAsiaTheme="minorEastAsia"/>
-          <w:i/>
-          <w:iCs/>
-        </w:rPr>
-        <w:t>] = 0</w:t>
+        <w:t>state[i] = 0</w:t>
       </w:r>
       <w:r>
         <w:rPr>
@@ -10264,25 +7576,7 @@
           <w:i/>
           <w:iCs/>
         </w:rPr>
-        <w:t>state[</w:t>
-      </w:r>
-      <w:proofErr w:type="spellStart"/>
-      <w:r>
-        <w:rPr>
-          <w:rFonts w:eastAsiaTheme="minorEastAsia"/>
-          <w:i/>
-          <w:iCs/>
-        </w:rPr>
-        <w:t>i</w:t>
-      </w:r>
-      <w:proofErr w:type="spellEnd"/>
-      <w:r>
-        <w:rPr>
-          <w:rFonts w:eastAsiaTheme="minorEastAsia"/>
-          <w:i/>
-          <w:iCs/>
-        </w:rPr>
-        <w:t>] = 1</w:t>
+        <w:t>state[i] = 1</w:t>
       </w:r>
       <w:r>
         <w:rPr>
@@ -10400,42 +7694,16 @@
         <w:rPr>
           <w:rFonts w:eastAsiaTheme="minorEastAsia"/>
         </w:rPr>
-        <w:t xml:space="preserve"> (</w:t>
-      </w:r>
-      <w:proofErr w:type="spellStart"/>
-      <w:proofErr w:type="gramStart"/>
-      <w:r>
-        <w:rPr>
-          <w:rFonts w:eastAsiaTheme="minorEastAsia"/>
-        </w:rPr>
-        <w:t>i.e</w:t>
-      </w:r>
-      <w:proofErr w:type="spellEnd"/>
-      <w:proofErr w:type="gramEnd"/>
-      <w:r>
-        <w:rPr>
-          <w:rFonts w:eastAsiaTheme="minorEastAsia"/>
-        </w:rPr>
-        <w:t xml:space="preserve"> </w:t>
-      </w:r>
-      <w:r>
-        <w:rPr>
-          <w:rFonts w:eastAsiaTheme="minorEastAsia"/>
-          <w:i/>
-          <w:iCs/>
-        </w:rPr>
-        <w:t xml:space="preserve">index &lt; </w:t>
-      </w:r>
-      <w:proofErr w:type="spellStart"/>
-      <w:r>
-        <w:rPr>
-          <w:rFonts w:eastAsiaTheme="minorEastAsia"/>
-          <w:i/>
-          <w:iCs/>
-        </w:rPr>
-        <w:t>state.length</w:t>
-      </w:r>
-      <w:proofErr w:type="spellEnd"/>
+        <w:t xml:space="preserve"> (i.e </w:t>
+      </w:r>
+      <w:r>
+        <w:rPr>
+          <w:rFonts w:eastAsiaTheme="minorEastAsia"/>
+          <w:i/>
+          <w:iCs/>
+        </w:rPr>
+        <w:t>index &lt; state.length</w:t>
+      </w:r>
       <w:r>
         <w:rPr>
           <w:rFonts w:eastAsiaTheme="minorEastAsia"/>
@@ -10555,23 +7823,13 @@
         </w:rPr>
         <w:t xml:space="preserve">, the output should be </w:t>
       </w:r>
-      <w:proofErr w:type="gramStart"/>
-      <w:r>
-        <w:rPr>
-          <w:rFonts w:eastAsiaTheme="minorEastAsia"/>
-          <w:i/>
-          <w:iCs/>
-        </w:rPr>
-        <w:t>solution(</w:t>
-      </w:r>
-      <w:proofErr w:type="gramEnd"/>
-      <w:r>
-        <w:rPr>
-          <w:rFonts w:eastAsiaTheme="minorEastAsia"/>
-          <w:i/>
-          <w:iCs/>
-        </w:rPr>
-        <w:t>state, operations) = “1100000000”</w:t>
+      <w:r>
+        <w:rPr>
+          <w:rFonts w:eastAsiaTheme="minorEastAsia"/>
+          <w:i/>
+          <w:iCs/>
+        </w:rPr>
+        <w:t>solution(state, operations) = “1100000000”</w:t>
       </w:r>
       <w:r>
         <w:rPr>
@@ -10682,29 +7940,13 @@
           <w:i/>
           <w:iCs/>
         </w:rPr>
-        <w:t>‘</w:t>
-      </w:r>
-      <w:proofErr w:type="gramStart"/>
-      <w:r>
-        <w:rPr>
-          <w:rFonts w:eastAsiaTheme="minorEastAsia"/>
-          <w:i/>
-          <w:iCs/>
-        </w:rPr>
-        <w:t>-‘</w:t>
-      </w:r>
-      <w:r>
-        <w:rPr>
-          <w:rFonts w:eastAsiaTheme="minorEastAsia"/>
-        </w:rPr>
-        <w:t xml:space="preserve"> characters</w:t>
-      </w:r>
-      <w:proofErr w:type="gramEnd"/>
-      <w:r>
-        <w:rPr>
-          <w:rFonts w:eastAsiaTheme="minorEastAsia"/>
-        </w:rPr>
-        <w:t xml:space="preserve"> and lowercase English letters. Every </w:t>
+        <w:t>‘-‘</w:t>
+      </w:r>
+      <w:r>
+        <w:rPr>
+          <w:rFonts w:eastAsiaTheme="minorEastAsia"/>
+        </w:rPr>
+        <w:t xml:space="preserve"> characters and lowercase English letters. Every </w:t>
       </w:r>
       <w:r>
         <w:rPr>
@@ -10863,21 +8105,7 @@
         <w:rPr>
           <w:rFonts w:eastAsiaTheme="minorEastAsia"/>
         </w:rPr>
-        <w:t>For word = “hello” and skeletons = [“he-lo”, he--o”, “-ell</w:t>
-      </w:r>
-      <w:proofErr w:type="gramStart"/>
-      <w:r>
-        <w:rPr>
-          <w:rFonts w:eastAsiaTheme="minorEastAsia"/>
-        </w:rPr>
-        <w:t>-“</w:t>
-      </w:r>
-      <w:proofErr w:type="gramEnd"/>
-      <w:r>
-        <w:rPr>
-          <w:rFonts w:eastAsiaTheme="minorEastAsia"/>
-        </w:rPr>
-        <w:t>, “hello”], the output should be solution(word, skeletons) = [“he-lo”, “hello”]</w:t>
+        <w:t>For word = “hello” and skeletons = [“he-lo”, he--o”, “-ell-“, “hello”], the output should be solution(word, skeletons) = [“he-lo”, “hello”]</w:t>
       </w:r>
     </w:p>
     <w:p>
@@ -10925,14 +8153,7 @@
         <w:rPr>
           <w:rFonts w:eastAsiaTheme="minorEastAsia"/>
         </w:rPr>
-        <w:t xml:space="preserve">Image that there are several lamps placed on a number line, each of which illuminates some segment of the line. Specifically, the lamps are represented in a </w:t>
-      </w:r>
-      <w:proofErr w:type="gramStart"/>
-      <w:r>
-        <w:rPr>
-          <w:rFonts w:eastAsiaTheme="minorEastAsia"/>
-        </w:rPr>
-        <w:t xml:space="preserve">two-dimensional array </w:t>
+        <w:t xml:space="preserve">Image that there are several lamps placed on a number line, each of which illuminates some segment of the line. Specifically, the lamps are represented in a two-dimensional array </w:t>
       </w:r>
       <w:r>
         <w:rPr>
@@ -10942,14 +8163,12 @@
         </w:rPr>
         <w:t>lamps</w:t>
       </w:r>
-      <w:proofErr w:type="gramEnd"/>
       <w:r>
         <w:rPr>
           <w:rFonts w:eastAsiaTheme="minorEastAsia"/>
         </w:rPr>
         <w:t xml:space="preserve">, where the </w:t>
       </w:r>
-      <w:proofErr w:type="spellStart"/>
       <w:r>
         <w:rPr>
           <w:rFonts w:eastAsiaTheme="minorEastAsia"/>
@@ -10958,7 +8177,6 @@
         </w:rPr>
         <w:t>ith</w:t>
       </w:r>
-      <w:proofErr w:type="spellEnd"/>
       <w:r>
         <w:rPr>
           <w:rFonts w:eastAsiaTheme="minorEastAsia"/>
@@ -10971,25 +8189,7 @@
           <w:i/>
           <w:iCs/>
         </w:rPr>
-        <w:t>lamps[</w:t>
-      </w:r>
-      <w:proofErr w:type="spellStart"/>
-      <w:r>
-        <w:rPr>
-          <w:rFonts w:eastAsiaTheme="minorEastAsia"/>
-          <w:i/>
-          <w:iCs/>
-        </w:rPr>
-        <w:t>i</w:t>
-      </w:r>
-      <w:proofErr w:type="spellEnd"/>
-      <w:r>
-        <w:rPr>
-          <w:rFonts w:eastAsiaTheme="minorEastAsia"/>
-          <w:i/>
-          <w:iCs/>
-        </w:rPr>
-        <w:t>][0]</w:t>
+        <w:t>lamps[i][0]</w:t>
       </w:r>
       <w:r>
         <w:rPr>
@@ -11003,25 +8203,7 @@
           <w:i/>
           <w:iCs/>
         </w:rPr>
-        <w:t>lamps[</w:t>
-      </w:r>
-      <w:proofErr w:type="spellStart"/>
-      <w:r>
-        <w:rPr>
-          <w:rFonts w:eastAsiaTheme="minorEastAsia"/>
-          <w:i/>
-          <w:iCs/>
-        </w:rPr>
-        <w:t>i</w:t>
-      </w:r>
-      <w:proofErr w:type="spellEnd"/>
-      <w:r>
-        <w:rPr>
-          <w:rFonts w:eastAsiaTheme="minorEastAsia"/>
-          <w:i/>
-          <w:iCs/>
-        </w:rPr>
-        <w:t>][1]</w:t>
+        <w:t>lamps[i][1]</w:t>
       </w:r>
       <w:r>
         <w:rPr>
@@ -11050,7 +8232,6 @@
         </w:rPr>
         <w:t xml:space="preserve">Additionally, you are given a list of control points on this number line, represented by an array </w:t>
       </w:r>
-      <w:proofErr w:type="gramStart"/>
       <w:r>
         <w:rPr>
           <w:rFonts w:eastAsiaTheme="minorEastAsia"/>
@@ -11059,7 +8240,6 @@
         </w:rPr>
         <w:t>points</w:t>
       </w:r>
-      <w:proofErr w:type="gramEnd"/>
       <w:r>
         <w:rPr>
           <w:rFonts w:eastAsiaTheme="minorEastAsia"/>
@@ -11086,45 +8266,13 @@
           <w:i/>
           <w:iCs/>
         </w:rPr>
-        <w:t>lamps[</w:t>
-      </w:r>
-      <w:proofErr w:type="spellStart"/>
-      <w:r>
-        <w:rPr>
-          <w:rFonts w:eastAsiaTheme="minorEastAsia"/>
-          <w:i/>
-          <w:iCs/>
-        </w:rPr>
-        <w:t>i</w:t>
-      </w:r>
-      <w:proofErr w:type="spellEnd"/>
-      <w:r>
-        <w:rPr>
-          <w:rFonts w:eastAsiaTheme="minorEastAsia"/>
-          <w:i/>
-          <w:iCs/>
-        </w:rPr>
-        <w:t>]</w:t>
-      </w:r>
-      <w:r>
-        <w:rPr>
-          <w:rFonts w:eastAsiaTheme="minorEastAsia"/>
-        </w:rPr>
-        <w:t xml:space="preserve"> which include this point within </w:t>
-      </w:r>
-      <w:proofErr w:type="spellStart"/>
-      <w:r>
-        <w:rPr>
-          <w:rFonts w:eastAsiaTheme="minorEastAsia"/>
-        </w:rPr>
-        <w:t>it’s</w:t>
-      </w:r>
-      <w:proofErr w:type="spellEnd"/>
-      <w:r>
-        <w:rPr>
-          <w:rFonts w:eastAsiaTheme="minorEastAsia"/>
-        </w:rPr>
-        <w:t xml:space="preserve"> covered segment – when </w:t>
+        <w:t>lamps[i]</w:t>
+      </w:r>
+      <w:r>
+        <w:rPr>
+          <w:rFonts w:eastAsiaTheme="minorEastAsia"/>
+        </w:rPr>
+        <w:t xml:space="preserve"> which include this point within it’s covered segment – when </w:t>
       </w:r>
       <w:r>
         <w:rPr>
@@ -11146,43 +8294,7 @@
           <w:i/>
           <w:iCs/>
         </w:rPr>
-        <w:t>lamps[</w:t>
-      </w:r>
-      <w:proofErr w:type="spellStart"/>
-      <w:r>
-        <w:rPr>
-          <w:rFonts w:eastAsiaTheme="minorEastAsia"/>
-          <w:i/>
-          <w:iCs/>
-        </w:rPr>
-        <w:t>i</w:t>
-      </w:r>
-      <w:proofErr w:type="spellEnd"/>
-      <w:r>
-        <w:rPr>
-          <w:rFonts w:eastAsiaTheme="minorEastAsia"/>
-          <w:i/>
-          <w:iCs/>
-        </w:rPr>
-        <w:t>][0], lamps[</w:t>
-      </w:r>
-      <w:proofErr w:type="spellStart"/>
-      <w:r>
-        <w:rPr>
-          <w:rFonts w:eastAsiaTheme="minorEastAsia"/>
-          <w:i/>
-          <w:iCs/>
-        </w:rPr>
-        <w:t>i</w:t>
-      </w:r>
-      <w:proofErr w:type="spellEnd"/>
-      <w:r>
-        <w:rPr>
-          <w:rFonts w:eastAsiaTheme="minorEastAsia"/>
-          <w:i/>
-          <w:iCs/>
-        </w:rPr>
-        <w:t>][1]</w:t>
+        <w:t>lamps[i][0], lamps[i][1]</w:t>
       </w:r>
       <w:r>
         <w:rPr>
@@ -11212,7 +8324,6 @@
         </w:rPr>
         <w:t xml:space="preserve">As a result, return the array of integers, where </w:t>
       </w:r>
-      <w:proofErr w:type="spellStart"/>
       <w:r>
         <w:rPr>
           <w:rFonts w:eastAsiaTheme="minorEastAsia"/>
@@ -11221,14 +8332,12 @@
         </w:rPr>
         <w:t>ith</w:t>
       </w:r>
-      <w:proofErr w:type="spellEnd"/>
       <w:r>
         <w:rPr>
           <w:rFonts w:eastAsiaTheme="minorEastAsia"/>
         </w:rPr>
         <w:t xml:space="preserve"> integer corresponds to the answer for the </w:t>
       </w:r>
-      <w:proofErr w:type="spellStart"/>
       <w:r>
         <w:rPr>
           <w:rFonts w:eastAsiaTheme="minorEastAsia"/>
@@ -11237,7 +8346,6 @@
         </w:rPr>
         <w:t>ith</w:t>
       </w:r>
-      <w:proofErr w:type="spellEnd"/>
       <w:r>
         <w:rPr>
           <w:rFonts w:eastAsiaTheme="minorEastAsia"/>
@@ -11308,51 +8416,29 @@
         <w:rPr>
           <w:rFonts w:eastAsiaTheme="minorEastAsia"/>
         </w:rPr>
-        <w:t xml:space="preserve"> The output should be </w:t>
-      </w:r>
-      <w:proofErr w:type="gramStart"/>
-      <w:r>
-        <w:rPr>
-          <w:rFonts w:eastAsiaTheme="minorEastAsia"/>
-        </w:rPr>
-        <w:t>solution(</w:t>
-      </w:r>
-      <w:proofErr w:type="gramEnd"/>
-      <w:r>
-        <w:rPr>
-          <w:rFonts w:eastAsiaTheme="minorEastAsia"/>
-        </w:rPr>
-        <w:t>lamps, points) = [3,1,2,1,2,0].</w:t>
-      </w:r>
-    </w:p>
-    <w:p>
-      <w:pPr>
-        <w:ind w:left="720"/>
-        <w:rPr>
-          <w:rFonts w:eastAsiaTheme="minorEastAsia"/>
-        </w:rPr>
-      </w:pPr>
-    </w:p>
-    <w:p>
-      <w:pPr>
-        <w:ind w:left="720"/>
-        <w:rPr>
-          <w:rFonts w:eastAsiaTheme="minorEastAsia"/>
-        </w:rPr>
-      </w:pPr>
-      <w:proofErr w:type="gramStart"/>
-      <w:r>
-        <w:rPr>
-          <w:rFonts w:eastAsiaTheme="minorEastAsia"/>
-        </w:rPr>
-        <w:t>Answer :</w:t>
-      </w:r>
-      <w:proofErr w:type="gramEnd"/>
-      <w:r>
-        <w:rPr>
-          <w:rFonts w:eastAsiaTheme="minorEastAsia"/>
-        </w:rPr>
-        <w:t xml:space="preserve"> Question 30</w:t>
+        <w:t xml:space="preserve"> The output should be solution(lamps, points) = [3,1,2,1,2,0].</w:t>
+      </w:r>
+    </w:p>
+    <w:p>
+      <w:pPr>
+        <w:ind w:left="720"/>
+        <w:rPr>
+          <w:rFonts w:eastAsiaTheme="minorEastAsia"/>
+        </w:rPr>
+      </w:pPr>
+    </w:p>
+    <w:p>
+      <w:pPr>
+        <w:ind w:left="720"/>
+        <w:rPr>
+          <w:rFonts w:eastAsiaTheme="minorEastAsia"/>
+        </w:rPr>
+      </w:pPr>
+      <w:r>
+        <w:rPr>
+          <w:rFonts w:eastAsiaTheme="minorEastAsia"/>
+        </w:rPr>
+        <w:t>Answer : Question 30</w:t>
       </w:r>
     </w:p>
     <w:p>
@@ -11391,21 +8477,7 @@
         <w:rPr>
           <w:rFonts w:eastAsiaTheme="minorEastAsia"/>
         </w:rPr>
-        <w:t xml:space="preserve"> representing the coordinates of those objects. Each object has a collision box – a square area around </w:t>
-      </w:r>
-      <w:proofErr w:type="gramStart"/>
-      <w:r>
-        <w:rPr>
-          <w:rFonts w:eastAsiaTheme="minorEastAsia"/>
-        </w:rPr>
-        <w:t>it’s</w:t>
-      </w:r>
-      <w:proofErr w:type="gramEnd"/>
-      <w:r>
-        <w:rPr>
-          <w:rFonts w:eastAsiaTheme="minorEastAsia"/>
-        </w:rPr>
-        <w:t xml:space="preserve"> center with a side equal to 2. Two objects are supposed to collide if their collision boxes have at least one common point. Calculate the number of object pairs that collide. </w:t>
+        <w:t xml:space="preserve"> representing the coordinates of those objects. Each object has a collision box – a square area around it’s center with a side equal to 2. Two objects are supposed to collide if their collision boxes have at least one common point. Calculate the number of object pairs that collide. </w:t>
       </w:r>
     </w:p>
     <w:p>
@@ -11462,35 +8534,7 @@
         <w:rPr>
           <w:rFonts w:eastAsiaTheme="minorEastAsia"/>
         </w:rPr>
-        <w:t>If x1, y1 are the coordinates of one object and x2, y2 are coordinates of the second object, then the collision condition for them can be written in the form |x[j] – x[</w:t>
-      </w:r>
-      <w:proofErr w:type="spellStart"/>
-      <w:r>
-        <w:rPr>
-          <w:rFonts w:eastAsiaTheme="minorEastAsia"/>
-        </w:rPr>
-        <w:t>i</w:t>
-      </w:r>
-      <w:proofErr w:type="spellEnd"/>
-      <w:r>
-        <w:rPr>
-          <w:rFonts w:eastAsiaTheme="minorEastAsia"/>
-        </w:rPr>
-        <w:t>]| &lt;= 2 and |y[j] – y[</w:t>
-      </w:r>
-      <w:proofErr w:type="spellStart"/>
-      <w:r>
-        <w:rPr>
-          <w:rFonts w:eastAsiaTheme="minorEastAsia"/>
-        </w:rPr>
-        <w:t>i</w:t>
-      </w:r>
-      <w:proofErr w:type="spellEnd"/>
-      <w:r>
-        <w:rPr>
-          <w:rFonts w:eastAsiaTheme="minorEastAsia"/>
-        </w:rPr>
-        <w:t>] | &lt;= 2.</w:t>
+        <w:t>If x1, y1 are the coordinates of one object and x2, y2 are coordinates of the second object, then the collision condition for them can be written in the form |x[j] – x[i]| &lt;= 2 and |y[j] – y[i] | &lt;= 2.</w:t>
       </w:r>
     </w:p>
     <w:p>
@@ -11587,21 +8631,7 @@
         <w:rPr>
           <w:rFonts w:eastAsiaTheme="minorEastAsia"/>
         </w:rPr>
-        <w:t xml:space="preserve"> that represents the current time, find out how long you </w:t>
-      </w:r>
-      <w:proofErr w:type="gramStart"/>
-      <w:r>
-        <w:rPr>
-          <w:rFonts w:eastAsiaTheme="minorEastAsia"/>
-        </w:rPr>
-        <w:t>have to</w:t>
-      </w:r>
-      <w:proofErr w:type="gramEnd"/>
-      <w:r>
-        <w:rPr>
-          <w:rFonts w:eastAsiaTheme="minorEastAsia"/>
-        </w:rPr>
-        <w:t xml:space="preserve"> wait for the next bus. If there are no more buses scheduled for the day, return </w:t>
+        <w:t xml:space="preserve"> that represents the current time, find out how long you have to wait for the next bus. If there are no more buses scheduled for the day, return </w:t>
       </w:r>
       <w:r>
         <w:rPr>
@@ -11666,21 +8696,7 @@
         <w:rPr>
           <w:rFonts w:eastAsiaTheme="minorEastAsia"/>
         </w:rPr>
-        <w:t xml:space="preserve">Please assume that the bus leaves </w:t>
-      </w:r>
-      <w:proofErr w:type="gramStart"/>
-      <w:r>
-        <w:rPr>
-          <w:rFonts w:eastAsiaTheme="minorEastAsia"/>
-        </w:rPr>
-        <w:t>at the same time that</w:t>
-      </w:r>
-      <w:proofErr w:type="gramEnd"/>
-      <w:r>
-        <w:rPr>
-          <w:rFonts w:eastAsiaTheme="minorEastAsia"/>
-        </w:rPr>
-        <w:t xml:space="preserve"> it arrives. So, if a bus was scheduled to come before the current time, it has already left.</w:t>
+        <w:t>Please assume that the bus leaves at the same time that it arrives. So, if a bus was scheduled to come before the current time, it has already left.</w:t>
       </w:r>
     </w:p>
     <w:p>
@@ -11734,23 +8750,13 @@
         </w:rPr>
         <w:t xml:space="preserve">, the output should be </w:t>
       </w:r>
-      <w:proofErr w:type="gramStart"/>
-      <w:r>
-        <w:rPr>
-          <w:rFonts w:eastAsiaTheme="minorEastAsia"/>
-          <w:i/>
-          <w:iCs/>
-        </w:rPr>
-        <w:t>solution(</w:t>
-      </w:r>
-      <w:proofErr w:type="gramEnd"/>
-      <w:r>
-        <w:rPr>
-          <w:rFonts w:eastAsiaTheme="minorEastAsia"/>
-          <w:i/>
-          <w:iCs/>
-        </w:rPr>
-        <w:t>schedule, time) = “05:25”.</w:t>
+      <w:r>
+        <w:rPr>
+          <w:rFonts w:eastAsiaTheme="minorEastAsia"/>
+          <w:i/>
+          <w:iCs/>
+        </w:rPr>
+        <w:t>solution(schedule, time) = “05:25”.</w:t>
       </w:r>
     </w:p>
     <w:p>
@@ -11867,25 +8873,7 @@
           <w:i/>
           <w:iCs/>
         </w:rPr>
-        <w:t>times = [1, 6, 9, 502</w:t>
-      </w:r>
-      <w:proofErr w:type="gramStart"/>
-      <w:r>
-        <w:rPr>
-          <w:rFonts w:eastAsiaTheme="minorEastAsia"/>
-          <w:i/>
-          <w:iCs/>
-        </w:rPr>
-        <w:t>] ,</w:t>
-      </w:r>
-      <w:proofErr w:type="gramEnd"/>
-      <w:r>
-        <w:rPr>
-          <w:rFonts w:eastAsiaTheme="minorEastAsia"/>
-          <w:i/>
-          <w:iCs/>
-        </w:rPr>
-        <w:t xml:space="preserve"> </w:t>
+        <w:t xml:space="preserve">times = [1, 6, 9, 502] , </w:t>
       </w:r>
       <w:r>
         <w:rPr>
@@ -12213,61 +9201,7 @@
           <w:i/>
           <w:iCs/>
         </w:rPr>
-        <w:t>sentence = “</w:t>
-      </w:r>
-      <w:proofErr w:type="spellStart"/>
-      <w:r>
-        <w:rPr>
-          <w:rFonts w:eastAsiaTheme="minorEastAsia"/>
-          <w:i/>
-          <w:iCs/>
-        </w:rPr>
-        <w:t>Dooddle</w:t>
-      </w:r>
-      <w:proofErr w:type="spellEnd"/>
-      <w:r>
-        <w:rPr>
-          <w:rFonts w:eastAsiaTheme="minorEastAsia"/>
-          <w:i/>
-          <w:iCs/>
-        </w:rPr>
-        <w:t xml:space="preserve"> </w:t>
-      </w:r>
-      <w:proofErr w:type="spellStart"/>
-      <w:r>
-        <w:rPr>
-          <w:rFonts w:eastAsiaTheme="minorEastAsia"/>
-          <w:i/>
-          <w:iCs/>
-        </w:rPr>
-        <w:t>moodle</w:t>
-      </w:r>
-      <w:proofErr w:type="spellEnd"/>
-      <w:r>
-        <w:rPr>
-          <w:rFonts w:eastAsiaTheme="minorEastAsia"/>
-          <w:i/>
-          <w:iCs/>
-        </w:rPr>
-        <w:t xml:space="preserve"> Pepper unsuccessfully</w:t>
-      </w:r>
-      <w:proofErr w:type="gramStart"/>
-      <w:r>
-        <w:rPr>
-          <w:rFonts w:eastAsiaTheme="minorEastAsia"/>
-          <w:i/>
-          <w:iCs/>
-        </w:rPr>
-        <w:t>” ,</w:t>
-      </w:r>
-      <w:proofErr w:type="gramEnd"/>
-      <w:r>
-        <w:rPr>
-          <w:rFonts w:eastAsiaTheme="minorEastAsia"/>
-          <w:i/>
-          <w:iCs/>
-        </w:rPr>
-        <w:t xml:space="preserve"> </w:t>
+        <w:t xml:space="preserve">sentence = “Dooddle moodle Pepper unsuccessfully” , </w:t>
       </w:r>
       <w:r>
         <w:rPr>
@@ -12664,21 +9598,7 @@
         <w:rPr>
           <w:rFonts w:eastAsiaTheme="minorEastAsia"/>
         </w:rPr>
-        <w:t xml:space="preserve">Your task is to iterate over all possible new strings that can be formed this </w:t>
-      </w:r>
-      <w:proofErr w:type="gramStart"/>
-      <w:r>
-        <w:rPr>
-          <w:rFonts w:eastAsiaTheme="minorEastAsia"/>
-        </w:rPr>
-        <w:t>way, and</w:t>
-      </w:r>
-      <w:proofErr w:type="gramEnd"/>
-      <w:r>
-        <w:rPr>
-          <w:rFonts w:eastAsiaTheme="minorEastAsia"/>
-        </w:rPr>
-        <w:t xml:space="preserve"> return the alphabetically smallest one.</w:t>
+        <w:t>Your task is to iterate over all possible new strings that can be formed this way, and return the alphabetically smallest one.</w:t>
       </w:r>
     </w:p>
     <w:p>
@@ -12876,49 +9796,7 @@
         <w:rPr>
           <w:rFonts w:eastAsiaTheme="minorEastAsia"/>
         </w:rPr>
-        <w:t>For example: if message = “</w:t>
-      </w:r>
-      <w:proofErr w:type="spellStart"/>
-      <w:r>
-        <w:rPr>
-          <w:rFonts w:eastAsiaTheme="minorEastAsia"/>
-        </w:rPr>
-        <w:t>Codesignal</w:t>
-      </w:r>
-      <w:proofErr w:type="spellEnd"/>
-      <w:r>
-        <w:rPr>
-          <w:rFonts w:eastAsiaTheme="minorEastAsia"/>
-        </w:rPr>
-        <w:t xml:space="preserve">” and n = 3, the output should be </w:t>
-      </w:r>
-      <w:proofErr w:type="gramStart"/>
-      <w:r>
-        <w:rPr>
-          <w:rFonts w:eastAsiaTheme="minorEastAsia"/>
-        </w:rPr>
-        <w:t>solution(</w:t>
-      </w:r>
-      <w:proofErr w:type="gramEnd"/>
-      <w:r>
-        <w:rPr>
-          <w:rFonts w:eastAsiaTheme="minorEastAsia"/>
-        </w:rPr>
-        <w:t>message, n) = “</w:t>
-      </w:r>
-      <w:proofErr w:type="spellStart"/>
-      <w:r>
-        <w:rPr>
-          <w:rFonts w:eastAsiaTheme="minorEastAsia"/>
-        </w:rPr>
-        <w:t>CodeTignam</w:t>
-      </w:r>
-      <w:proofErr w:type="spellEnd"/>
-      <w:r>
-        <w:rPr>
-          <w:rFonts w:eastAsiaTheme="minorEastAsia"/>
-        </w:rPr>
-        <w:t>”.</w:t>
+        <w:t>For example: if message = “Codesignal” and n = 3, the output should be solution(message, n) = “CodeTignam”.</w:t>
       </w:r>
     </w:p>
     <w:p>
@@ -13008,47 +9886,15 @@
         <w:rPr>
           <w:rFonts w:eastAsiaTheme="minorEastAsia"/>
         </w:rPr>
-        <w:t xml:space="preserve"> </w:t>
-      </w:r>
-      <w:proofErr w:type="gramStart"/>
-      <w:r>
-        <w:rPr>
-          <w:rFonts w:eastAsiaTheme="minorEastAsia"/>
-        </w:rPr>
-        <w:t>is considered to be</w:t>
-      </w:r>
-      <w:proofErr w:type="gramEnd"/>
-      <w:r>
-        <w:rPr>
-          <w:rFonts w:eastAsiaTheme="minorEastAsia"/>
-        </w:rPr>
-        <w:t xml:space="preserve"> a stick, where the </w:t>
-      </w:r>
-      <w:r>
-        <w:rPr>
-          <w:rFonts w:eastAsiaTheme="minorEastAsia"/>
-          <w:i/>
-          <w:iCs/>
-        </w:rPr>
-        <w:t>forest[</w:t>
-      </w:r>
-      <w:proofErr w:type="spellStart"/>
-      <w:r>
-        <w:rPr>
-          <w:rFonts w:eastAsiaTheme="minorEastAsia"/>
-          <w:i/>
-          <w:iCs/>
-        </w:rPr>
-        <w:t>i</w:t>
-      </w:r>
-      <w:proofErr w:type="spellEnd"/>
-      <w:r>
-        <w:rPr>
-          <w:rFonts w:eastAsiaTheme="minorEastAsia"/>
-          <w:i/>
-          <w:iCs/>
-        </w:rPr>
-        <w:t>]</w:t>
+        <w:t xml:space="preserve"> is considered to be a stick, where the </w:t>
+      </w:r>
+      <w:r>
+        <w:rPr>
+          <w:rFonts w:eastAsiaTheme="minorEastAsia"/>
+          <w:i/>
+          <w:iCs/>
+        </w:rPr>
+        <w:t>forest[i]</w:t>
       </w:r>
       <w:r>
         <w:rPr>
@@ -13056,7 +9902,6 @@
         </w:rPr>
         <w:t xml:space="preserve"> represents the length of the </w:t>
       </w:r>
-      <w:proofErr w:type="spellStart"/>
       <w:r>
         <w:rPr>
           <w:rFonts w:eastAsiaTheme="minorEastAsia"/>
@@ -13065,7 +9910,6 @@
         </w:rPr>
         <w:t>ith</w:t>
       </w:r>
-      <w:proofErr w:type="spellEnd"/>
       <w:r>
         <w:rPr>
           <w:rFonts w:eastAsiaTheme="minorEastAsia"/>
@@ -13078,25 +9922,7 @@
           <w:i/>
           <w:iCs/>
         </w:rPr>
-        <w:t>forest[</w:t>
-      </w:r>
-      <w:proofErr w:type="spellStart"/>
-      <w:r>
-        <w:rPr>
-          <w:rFonts w:eastAsiaTheme="minorEastAsia"/>
-          <w:i/>
-          <w:iCs/>
-        </w:rPr>
-        <w:t>i</w:t>
-      </w:r>
-      <w:proofErr w:type="spellEnd"/>
-      <w:r>
-        <w:rPr>
-          <w:rFonts w:eastAsiaTheme="minorEastAsia"/>
-          <w:i/>
-          <w:iCs/>
-        </w:rPr>
-        <w:t>]</w:t>
+        <w:t>forest[i]</w:t>
       </w:r>
       <w:r>
         <w:rPr>
@@ -13342,29 +10168,7 @@
         <w:rPr>
           <w:rFonts w:eastAsiaTheme="minorEastAsia"/>
         </w:rPr>
-        <w:t xml:space="preserve">Your task is to count the absolute difference between the number of vowels (which are </w:t>
-      </w:r>
-      <w:proofErr w:type="spellStart"/>
-      <w:proofErr w:type="gramStart"/>
-      <w:r>
-        <w:rPr>
-          <w:rFonts w:eastAsiaTheme="minorEastAsia"/>
-        </w:rPr>
-        <w:t>a,e</w:t>
-      </w:r>
-      <w:proofErr w:type="gramEnd"/>
-      <w:r>
-        <w:rPr>
-          <w:rFonts w:eastAsiaTheme="minorEastAsia"/>
-        </w:rPr>
-        <w:t>,i,o,u</w:t>
-      </w:r>
-      <w:proofErr w:type="spellEnd"/>
-      <w:r>
-        <w:rPr>
-          <w:rFonts w:eastAsiaTheme="minorEastAsia"/>
-        </w:rPr>
-        <w:t>) and the number of consonants in each word. You are to return the array of words in the ascending order of these absolute differences. If the absolute difference is the same, sort the words in alphabetical order.</w:t>
+        <w:t>Your task is to count the absolute difference between the number of vowels (which are a,e,i,o,u) and the number of consonants in each word. You are to return the array of words in the ascending order of these absolute differences. If the absolute difference is the same, sort the words in alphabetical order.</w:t>
       </w:r>
     </w:p>
     <w:p>
@@ -13448,23 +10252,8 @@
         <w:rPr>
           <w:rFonts w:eastAsiaTheme="minorEastAsia"/>
         </w:rPr>
-        <w:t xml:space="preserve"> containing a list of strings. Your task is </w:t>
-      </w:r>
-      <w:proofErr w:type="gramStart"/>
-      <w:r>
-        <w:rPr>
-          <w:rFonts w:eastAsiaTheme="minorEastAsia"/>
-        </w:rPr>
-        <w:t>construct</w:t>
-      </w:r>
-      <w:proofErr w:type="gramEnd"/>
-      <w:r>
-        <w:rPr>
-          <w:rFonts w:eastAsiaTheme="minorEastAsia"/>
-        </w:rPr>
-        <w:t xml:space="preserve"> an array of the same length, where the </w:t>
-      </w:r>
-      <w:proofErr w:type="spellStart"/>
+        <w:t xml:space="preserve"> containing a list of strings. Your task is construct an array of the same length, where the </w:t>
+      </w:r>
       <w:r>
         <w:rPr>
           <w:rFonts w:eastAsiaTheme="minorEastAsia"/>
@@ -13473,7 +10262,6 @@
         </w:rPr>
         <w:t>ith</w:t>
       </w:r>
-      <w:proofErr w:type="spellEnd"/>
       <w:r>
         <w:rPr>
           <w:rFonts w:eastAsiaTheme="minorEastAsia"/>
@@ -13486,25 +10274,7 @@
           <w:i/>
           <w:iCs/>
         </w:rPr>
-        <w:t>a[</w:t>
-      </w:r>
-      <w:proofErr w:type="spellStart"/>
-      <w:r>
-        <w:rPr>
-          <w:rFonts w:eastAsiaTheme="minorEastAsia"/>
-          <w:i/>
-          <w:iCs/>
-        </w:rPr>
-        <w:t>i</w:t>
-      </w:r>
-      <w:proofErr w:type="spellEnd"/>
-      <w:r>
-        <w:rPr>
-          <w:rFonts w:eastAsiaTheme="minorEastAsia"/>
-          <w:i/>
-          <w:iCs/>
-        </w:rPr>
-        <w:t>]</w:t>
+        <w:t>a[i]</w:t>
       </w:r>
       <w:r>
         <w:rPr>
@@ -13540,33 +10310,13 @@
         </w:rPr>
         <w:t xml:space="preserve">, cycle back to the beginning of the array. In other words, for the final element, concatenate the first character of </w:t>
       </w:r>
-      <w:proofErr w:type="gramStart"/>
-      <w:r>
-        <w:rPr>
-          <w:rFonts w:eastAsiaTheme="minorEastAsia"/>
-          <w:i/>
-          <w:iCs/>
-        </w:rPr>
-        <w:t>a[</w:t>
-      </w:r>
-      <w:proofErr w:type="spellStart"/>
-      <w:proofErr w:type="gramEnd"/>
-      <w:r>
-        <w:rPr>
-          <w:rFonts w:eastAsiaTheme="minorEastAsia"/>
-          <w:i/>
-          <w:iCs/>
-        </w:rPr>
-        <w:t>a.length</w:t>
-      </w:r>
-      <w:proofErr w:type="spellEnd"/>
-      <w:r>
-        <w:rPr>
-          <w:rFonts w:eastAsiaTheme="minorEastAsia"/>
-          <w:i/>
-          <w:iCs/>
-        </w:rPr>
-        <w:t xml:space="preserve"> – 1]</w:t>
+      <w:r>
+        <w:rPr>
+          <w:rFonts w:eastAsiaTheme="minorEastAsia"/>
+          <w:i/>
+          <w:iCs/>
+        </w:rPr>
+        <w:t>a[a.length – 1]</w:t>
       </w:r>
       <w:r>
         <w:rPr>
@@ -13678,25 +10428,7 @@
           <w:i/>
           <w:iCs/>
         </w:rPr>
-        <w:t>[name</w:t>
-      </w:r>
-      <w:proofErr w:type="gramStart"/>
-      <w:r>
-        <w:rPr>
-          <w:rFonts w:eastAsiaTheme="minorEastAsia"/>
-          <w:i/>
-          <w:iCs/>
-        </w:rPr>
-        <w:t>]:[</w:t>
-      </w:r>
-      <w:proofErr w:type="gramEnd"/>
-      <w:r>
-        <w:rPr>
-          <w:rFonts w:eastAsiaTheme="minorEastAsia"/>
-          <w:i/>
-          <w:iCs/>
-        </w:rPr>
-        <w:t>grade]</w:t>
+        <w:t>[name]:[grade]</w:t>
       </w:r>
       <w:r>
         <w:rPr>
@@ -14028,21 +10760,7 @@
         <w:rPr>
           <w:rFonts w:eastAsiaTheme="minorEastAsia"/>
         </w:rPr>
-        <w:t xml:space="preserve">, distribute </w:t>
-      </w:r>
-      <w:proofErr w:type="gramStart"/>
-      <w:r>
-        <w:rPr>
-          <w:rFonts w:eastAsiaTheme="minorEastAsia"/>
-        </w:rPr>
-        <w:t>all of</w:t>
-      </w:r>
-      <w:proofErr w:type="gramEnd"/>
-      <w:r>
-        <w:rPr>
-          <w:rFonts w:eastAsiaTheme="minorEastAsia"/>
-        </w:rPr>
-        <w:t xml:space="preserve"> its integers between two arrays, </w:t>
+        <w:t xml:space="preserve">, distribute all of its integers between two arrays, </w:t>
       </w:r>
       <w:r>
         <w:rPr>
@@ -14087,23 +10805,13 @@
         <w:tab/>
         <w:t xml:space="preserve">- The first number, </w:t>
       </w:r>
-      <w:proofErr w:type="gramStart"/>
-      <w:r>
-        <w:rPr>
-          <w:rFonts w:eastAsiaTheme="minorEastAsia"/>
-          <w:i/>
-          <w:iCs/>
-        </w:rPr>
-        <w:t>numbers[</w:t>
-      </w:r>
-      <w:proofErr w:type="gramEnd"/>
-      <w:r>
-        <w:rPr>
-          <w:rFonts w:eastAsiaTheme="minorEastAsia"/>
-          <w:i/>
-          <w:iCs/>
-        </w:rPr>
-        <w:t>0]</w:t>
+      <w:r>
+        <w:rPr>
+          <w:rFonts w:eastAsiaTheme="minorEastAsia"/>
+          <w:i/>
+          <w:iCs/>
+        </w:rPr>
+        <w:t>numbers[0]</w:t>
       </w:r>
       <w:r>
         <w:rPr>
@@ -14126,23 +10834,13 @@
         <w:tab/>
         <w:t xml:space="preserve">- The second number, </w:t>
       </w:r>
-      <w:proofErr w:type="gramStart"/>
-      <w:r>
-        <w:rPr>
-          <w:rFonts w:eastAsiaTheme="minorEastAsia"/>
-          <w:i/>
-          <w:iCs/>
-        </w:rPr>
-        <w:t>numbers[</w:t>
-      </w:r>
-      <w:proofErr w:type="gramEnd"/>
-      <w:r>
-        <w:rPr>
-          <w:rFonts w:eastAsiaTheme="minorEastAsia"/>
-          <w:i/>
-          <w:iCs/>
-        </w:rPr>
-        <w:t>1]</w:t>
+      <w:r>
+        <w:rPr>
+          <w:rFonts w:eastAsiaTheme="minorEastAsia"/>
+          <w:i/>
+          <w:iCs/>
+        </w:rPr>
+        <w:t>numbers[1]</w:t>
       </w:r>
       <w:r>
         <w:rPr>
@@ -14176,25 +10874,7 @@
           <w:i/>
           <w:iCs/>
         </w:rPr>
-        <w:t>numbers[</w:t>
-      </w:r>
-      <w:proofErr w:type="spellStart"/>
-      <w:r>
-        <w:rPr>
-          <w:rFonts w:eastAsiaTheme="minorEastAsia"/>
-          <w:i/>
-          <w:iCs/>
-        </w:rPr>
-        <w:t>i</w:t>
-      </w:r>
-      <w:proofErr w:type="spellEnd"/>
-      <w:r>
-        <w:rPr>
-          <w:rFonts w:eastAsiaTheme="minorEastAsia"/>
-          <w:i/>
-          <w:iCs/>
-        </w:rPr>
-        <w:t>]</w:t>
+        <w:t>numbers[i]</w:t>
       </w:r>
       <w:r>
         <w:rPr>
@@ -14202,23 +10882,13 @@
         </w:rPr>
         <w:t xml:space="preserve"> where </w:t>
       </w:r>
-      <w:proofErr w:type="spellStart"/>
-      <w:r>
-        <w:rPr>
-          <w:rFonts w:eastAsiaTheme="minorEastAsia"/>
-          <w:i/>
-          <w:iCs/>
-        </w:rPr>
-        <w:t>i</w:t>
-      </w:r>
-      <w:proofErr w:type="spellEnd"/>
-      <w:r>
-        <w:rPr>
-          <w:rFonts w:eastAsiaTheme="minorEastAsia"/>
-          <w:i/>
-          <w:iCs/>
-        </w:rPr>
-        <w:t xml:space="preserve"> &gt; 1</w:t>
+      <w:r>
+        <w:rPr>
+          <w:rFonts w:eastAsiaTheme="minorEastAsia"/>
+          <w:i/>
+          <w:iCs/>
+        </w:rPr>
+        <w:t>i &gt; 1</w:t>
       </w:r>
       <w:r>
         <w:rPr>
@@ -14232,25 +10902,7 @@
           <w:i/>
           <w:iCs/>
         </w:rPr>
-        <w:t>numbers[</w:t>
-      </w:r>
-      <w:proofErr w:type="spellStart"/>
-      <w:r>
-        <w:rPr>
-          <w:rFonts w:eastAsiaTheme="minorEastAsia"/>
-          <w:i/>
-          <w:iCs/>
-        </w:rPr>
-        <w:t>i</w:t>
-      </w:r>
-      <w:proofErr w:type="spellEnd"/>
-      <w:r>
-        <w:rPr>
-          <w:rFonts w:eastAsiaTheme="minorEastAsia"/>
-          <w:i/>
-          <w:iCs/>
-        </w:rPr>
-        <w:t>]</w:t>
+        <w:t>numbers[i]</w:t>
       </w:r>
       <w:r>
         <w:rPr>
@@ -14264,25 +10916,7 @@
           <w:i/>
           <w:iCs/>
         </w:rPr>
-        <w:t>numbers[</w:t>
-      </w:r>
-      <w:proofErr w:type="spellStart"/>
-      <w:r>
-        <w:rPr>
-          <w:rFonts w:eastAsiaTheme="minorEastAsia"/>
-          <w:i/>
-          <w:iCs/>
-        </w:rPr>
-        <w:t>i</w:t>
-      </w:r>
-      <w:proofErr w:type="spellEnd"/>
-      <w:r>
-        <w:rPr>
-          <w:rFonts w:eastAsiaTheme="minorEastAsia"/>
-          <w:i/>
-          <w:iCs/>
-        </w:rPr>
-        <w:t>]</w:t>
+        <w:t>numbers[i]</w:t>
       </w:r>
       <w:r>
         <w:rPr>
@@ -14296,25 +10930,7 @@
           <w:i/>
           <w:iCs/>
         </w:rPr>
-        <w:t>numbers[</w:t>
-      </w:r>
-      <w:proofErr w:type="spellStart"/>
-      <w:r>
-        <w:rPr>
-          <w:rFonts w:eastAsiaTheme="minorEastAsia"/>
-          <w:i/>
-          <w:iCs/>
-        </w:rPr>
-        <w:t>i</w:t>
-      </w:r>
-      <w:proofErr w:type="spellEnd"/>
-      <w:r>
-        <w:rPr>
-          <w:rFonts w:eastAsiaTheme="minorEastAsia"/>
-          <w:i/>
-          <w:iCs/>
-        </w:rPr>
-        <w:t>]</w:t>
+        <w:t>numbers[i]</w:t>
       </w:r>
       <w:r>
         <w:rPr>
@@ -14454,49 +11070,15 @@
         <w:rPr>
           <w:rFonts w:eastAsiaTheme="minorEastAsia"/>
         </w:rPr>
-        <w:t xml:space="preserve">, find the number of pairs where either the strings are </w:t>
-      </w:r>
-      <w:proofErr w:type="gramStart"/>
-      <w:r>
-        <w:rPr>
-          <w:rFonts w:eastAsiaTheme="minorEastAsia"/>
-        </w:rPr>
-        <w:t>equal</w:t>
-      </w:r>
-      <w:proofErr w:type="gramEnd"/>
-      <w:r>
-        <w:rPr>
-          <w:rFonts w:eastAsiaTheme="minorEastAsia"/>
-        </w:rPr>
-        <w:t xml:space="preserve"> or one string starts with another. In other words, find the number of such pairs </w:t>
-      </w:r>
-      <w:r>
-        <w:rPr>
-          <w:rFonts w:eastAsiaTheme="minorEastAsia"/>
-          <w:i/>
-          <w:iCs/>
-        </w:rPr>
-        <w:t xml:space="preserve">I, I (0 &lt;= j &lt; j &lt; </w:t>
-      </w:r>
-      <w:proofErr w:type="spellStart"/>
-      <w:proofErr w:type="gramStart"/>
-      <w:r>
-        <w:rPr>
-          <w:rFonts w:eastAsiaTheme="minorEastAsia"/>
-          <w:i/>
-          <w:iCs/>
-        </w:rPr>
-        <w:t>words.length</w:t>
-      </w:r>
-      <w:proofErr w:type="spellEnd"/>
-      <w:proofErr w:type="gramEnd"/>
-      <w:r>
-        <w:rPr>
-          <w:rFonts w:eastAsiaTheme="minorEastAsia"/>
-          <w:i/>
-          <w:iCs/>
-        </w:rPr>
-        <w:t>)</w:t>
+        <w:t xml:space="preserve">, find the number of pairs where either the strings are equal or one string starts with another. In other words, find the number of such pairs </w:t>
+      </w:r>
+      <w:r>
+        <w:rPr>
+          <w:rFonts w:eastAsiaTheme="minorEastAsia"/>
+          <w:i/>
+          <w:iCs/>
+        </w:rPr>
+        <w:t>I, I (0 &lt;= j &lt; j &lt; words.length)</w:t>
       </w:r>
       <w:r>
         <w:rPr>
@@ -14524,25 +11106,7 @@
           <w:i/>
           <w:iCs/>
         </w:rPr>
-        <w:t>words[</w:t>
-      </w:r>
-      <w:proofErr w:type="spellStart"/>
-      <w:r>
-        <w:rPr>
-          <w:rFonts w:eastAsiaTheme="minorEastAsia"/>
-          <w:i/>
-          <w:iCs/>
-        </w:rPr>
-        <w:t>i</w:t>
-      </w:r>
-      <w:proofErr w:type="spellEnd"/>
-      <w:r>
-        <w:rPr>
-          <w:rFonts w:eastAsiaTheme="minorEastAsia"/>
-          <w:i/>
-          <w:iCs/>
-        </w:rPr>
-        <w:t>]</w:t>
+        <w:t>words[i]</w:t>
       </w:r>
       <w:r>
         <w:rPr>
@@ -14556,25 +11120,7 @@
           <w:i/>
           <w:iCs/>
         </w:rPr>
-        <w:t>words[</w:t>
-      </w:r>
-      <w:proofErr w:type="spellStart"/>
-      <w:r>
-        <w:rPr>
-          <w:rFonts w:eastAsiaTheme="minorEastAsia"/>
-          <w:i/>
-          <w:iCs/>
-        </w:rPr>
-        <w:t>i</w:t>
-      </w:r>
-      <w:proofErr w:type="spellEnd"/>
-      <w:r>
-        <w:rPr>
-          <w:rFonts w:eastAsiaTheme="minorEastAsia"/>
-          <w:i/>
-          <w:iCs/>
-        </w:rPr>
-        <w:t>]</w:t>
+        <w:t>words[i]</w:t>
       </w:r>
       <w:r>
         <w:rPr>
@@ -14797,43 +11343,7 @@
         <w:rPr>
           <w:rFonts w:eastAsiaTheme="minorEastAsia"/>
         </w:rPr>
-        <w:t xml:space="preserve">For t = 0, array nums1 = [nums1[0], </w:t>
-      </w:r>
-      <w:proofErr w:type="spellStart"/>
-      <w:proofErr w:type="gramStart"/>
-      <w:r>
-        <w:rPr>
-          <w:rFonts w:eastAsiaTheme="minorEastAsia"/>
-        </w:rPr>
-        <w:t>nums</w:t>
-      </w:r>
-      <w:proofErr w:type="spellEnd"/>
-      <w:r>
-        <w:rPr>
-          <w:rFonts w:eastAsiaTheme="minorEastAsia"/>
-        </w:rPr>
-        <w:t>[</w:t>
-      </w:r>
-      <w:proofErr w:type="gramEnd"/>
-      <w:r>
-        <w:rPr>
-          <w:rFonts w:eastAsiaTheme="minorEastAsia"/>
-        </w:rPr>
-        <w:t xml:space="preserve">1], … </w:t>
-      </w:r>
-      <w:proofErr w:type="spellStart"/>
-      <w:r>
-        <w:rPr>
-          <w:rFonts w:eastAsiaTheme="minorEastAsia"/>
-        </w:rPr>
-        <w:t>nums</w:t>
-      </w:r>
-      <w:proofErr w:type="spellEnd"/>
-      <w:r>
-        <w:rPr>
-          <w:rFonts w:eastAsiaTheme="minorEastAsia"/>
-        </w:rPr>
-        <w:t>[n-1]]</w:t>
+        <w:t>For t = 0, array nums1 = [nums1[0], nums[1], … nums[n-1]]</w:t>
       </w:r>
     </w:p>
     <w:p>
@@ -14852,71 +11362,7 @@
         <w:rPr>
           <w:rFonts w:eastAsiaTheme="minorEastAsia"/>
         </w:rPr>
-        <w:t>For t = 1, array nums1 = [</w:t>
-      </w:r>
-      <w:proofErr w:type="spellStart"/>
-      <w:r>
-        <w:rPr>
-          <w:rFonts w:eastAsiaTheme="minorEastAsia"/>
-        </w:rPr>
-        <w:t>nums</w:t>
-      </w:r>
-      <w:proofErr w:type="spellEnd"/>
-      <w:r>
-        <w:rPr>
-          <w:rFonts w:eastAsiaTheme="minorEastAsia"/>
-        </w:rPr>
-        <w:t xml:space="preserve">[n-1], </w:t>
-      </w:r>
-      <w:proofErr w:type="spellStart"/>
-      <w:proofErr w:type="gramStart"/>
-      <w:r>
-        <w:rPr>
-          <w:rFonts w:eastAsiaTheme="minorEastAsia"/>
-        </w:rPr>
-        <w:t>nums</w:t>
-      </w:r>
-      <w:proofErr w:type="spellEnd"/>
-      <w:r>
-        <w:rPr>
-          <w:rFonts w:eastAsiaTheme="minorEastAsia"/>
-        </w:rPr>
-        <w:t>[</w:t>
-      </w:r>
-      <w:proofErr w:type="gramEnd"/>
-      <w:r>
-        <w:rPr>
-          <w:rFonts w:eastAsiaTheme="minorEastAsia"/>
-        </w:rPr>
-        <w:t xml:space="preserve">0], </w:t>
-      </w:r>
-      <w:proofErr w:type="spellStart"/>
-      <w:r>
-        <w:rPr>
-          <w:rFonts w:eastAsiaTheme="minorEastAsia"/>
-        </w:rPr>
-        <w:t>nums</w:t>
-      </w:r>
-      <w:proofErr w:type="spellEnd"/>
-      <w:r>
-        <w:rPr>
-          <w:rFonts w:eastAsiaTheme="minorEastAsia"/>
-        </w:rPr>
-        <w:t xml:space="preserve">[1], … </w:t>
-      </w:r>
-      <w:proofErr w:type="spellStart"/>
-      <w:r>
-        <w:rPr>
-          <w:rFonts w:eastAsiaTheme="minorEastAsia"/>
-        </w:rPr>
-        <w:t>nums</w:t>
-      </w:r>
-      <w:proofErr w:type="spellEnd"/>
-      <w:r>
-        <w:rPr>
-          <w:rFonts w:eastAsiaTheme="minorEastAsia"/>
-        </w:rPr>
-        <w:t>[n-2]]</w:t>
+        <w:t>For t = 1, array nums1 = [nums[n-1], nums[0], nums[1], … nums[n-2]]</w:t>
       </w:r>
     </w:p>
     <w:p>
@@ -14935,71 +11381,7 @@
         <w:rPr>
           <w:rFonts w:eastAsiaTheme="minorEastAsia"/>
         </w:rPr>
-        <w:t>For t = 2, array = nums1 = [</w:t>
-      </w:r>
-      <w:proofErr w:type="spellStart"/>
-      <w:r>
-        <w:rPr>
-          <w:rFonts w:eastAsiaTheme="minorEastAsia"/>
-        </w:rPr>
-        <w:t>nums</w:t>
-      </w:r>
-      <w:proofErr w:type="spellEnd"/>
-      <w:r>
-        <w:rPr>
-          <w:rFonts w:eastAsiaTheme="minorEastAsia"/>
-        </w:rPr>
-        <w:t xml:space="preserve">[n-2], </w:t>
-      </w:r>
-      <w:proofErr w:type="spellStart"/>
-      <w:r>
-        <w:rPr>
-          <w:rFonts w:eastAsiaTheme="minorEastAsia"/>
-        </w:rPr>
-        <w:t>nums</w:t>
-      </w:r>
-      <w:proofErr w:type="spellEnd"/>
-      <w:r>
-        <w:rPr>
-          <w:rFonts w:eastAsiaTheme="minorEastAsia"/>
-        </w:rPr>
-        <w:t xml:space="preserve">[n-1], </w:t>
-      </w:r>
-      <w:proofErr w:type="spellStart"/>
-      <w:proofErr w:type="gramStart"/>
-      <w:r>
-        <w:rPr>
-          <w:rFonts w:eastAsiaTheme="minorEastAsia"/>
-        </w:rPr>
-        <w:t>nums</w:t>
-      </w:r>
-      <w:proofErr w:type="spellEnd"/>
-      <w:r>
-        <w:rPr>
-          <w:rFonts w:eastAsiaTheme="minorEastAsia"/>
-        </w:rPr>
-        <w:t>[</w:t>
-      </w:r>
-      <w:proofErr w:type="gramEnd"/>
-      <w:r>
-        <w:rPr>
-          <w:rFonts w:eastAsiaTheme="minorEastAsia"/>
-        </w:rPr>
-        <w:t xml:space="preserve">0], … </w:t>
-      </w:r>
-      <w:proofErr w:type="spellStart"/>
-      <w:r>
-        <w:rPr>
-          <w:rFonts w:eastAsiaTheme="minorEastAsia"/>
-        </w:rPr>
-        <w:t>nums</w:t>
-      </w:r>
-      <w:proofErr w:type="spellEnd"/>
-      <w:r>
-        <w:rPr>
-          <w:rFonts w:eastAsiaTheme="minorEastAsia"/>
-        </w:rPr>
-        <w:t>[n-3]]</w:t>
+        <w:t>For t = 2, array = nums1 = [nums[n-2], nums[n-1], nums[0], … nums[n-3]]</w:t>
       </w:r>
     </w:p>
     <w:p>
@@ -15018,21 +11400,7 @@
         <w:rPr>
           <w:rFonts w:eastAsiaTheme="minorEastAsia"/>
         </w:rPr>
-        <w:t xml:space="preserve">And </w:t>
-      </w:r>
-      <w:proofErr w:type="gramStart"/>
-      <w:r>
-        <w:rPr>
-          <w:rFonts w:eastAsiaTheme="minorEastAsia"/>
-        </w:rPr>
-        <w:t>so</w:t>
-      </w:r>
-      <w:proofErr w:type="gramEnd"/>
-      <w:r>
-        <w:rPr>
-          <w:rFonts w:eastAsiaTheme="minorEastAsia"/>
-        </w:rPr>
-        <w:t xml:space="preserve"> on</w:t>
+        <w:t>And so on</w:t>
       </w:r>
     </w:p>
     <w:p>
@@ -15090,7 +11458,6 @@
         </w:rPr>
         <w:t xml:space="preserve"> is a new array </w:t>
       </w:r>
-      <w:proofErr w:type="spellStart"/>
       <w:r>
         <w:rPr>
           <w:rFonts w:eastAsiaTheme="minorEastAsia"/>
@@ -15099,7 +11466,6 @@
         </w:rPr>
         <w:t>numsShifted</w:t>
       </w:r>
-      <w:proofErr w:type="spellEnd"/>
       <w:r>
         <w:rPr>
           <w:rFonts w:eastAsiaTheme="minorEastAsia"/>
@@ -15131,107 +11497,7 @@
           <w:szCs w:val="22"/>
         </w:rPr>
         <w:lastRenderedPageBreak/>
-        <w:t>|</w:t>
-      </w:r>
-      <w:proofErr w:type="spellStart"/>
-      <w:proofErr w:type="gramStart"/>
-      <w:r>
-        <w:rPr>
-          <w:rFonts w:eastAsiaTheme="minorEastAsia"/>
-          <w:sz w:val="22"/>
-          <w:szCs w:val="22"/>
-        </w:rPr>
-        <w:t>numsShifted</w:t>
-      </w:r>
-      <w:proofErr w:type="spellEnd"/>
-      <w:r>
-        <w:rPr>
-          <w:rFonts w:eastAsiaTheme="minorEastAsia"/>
-          <w:sz w:val="22"/>
-          <w:szCs w:val="22"/>
-        </w:rPr>
-        <w:t>[</w:t>
-      </w:r>
-      <w:proofErr w:type="gramEnd"/>
-      <w:r>
-        <w:rPr>
-          <w:rFonts w:eastAsiaTheme="minorEastAsia"/>
-          <w:sz w:val="22"/>
-          <w:szCs w:val="22"/>
-        </w:rPr>
-        <w:t xml:space="preserve">0] – </w:t>
-      </w:r>
-      <w:proofErr w:type="spellStart"/>
-      <w:r>
-        <w:rPr>
-          <w:rFonts w:eastAsiaTheme="minorEastAsia"/>
-          <w:sz w:val="22"/>
-          <w:szCs w:val="22"/>
-        </w:rPr>
-        <w:t>nums</w:t>
-      </w:r>
-      <w:proofErr w:type="spellEnd"/>
-      <w:r>
-        <w:rPr>
-          <w:rFonts w:eastAsiaTheme="minorEastAsia"/>
-          <w:sz w:val="22"/>
-          <w:szCs w:val="22"/>
-        </w:rPr>
-        <w:t>[2]| + |</w:t>
-      </w:r>
-      <w:proofErr w:type="spellStart"/>
-      <w:r>
-        <w:rPr>
-          <w:rFonts w:eastAsiaTheme="minorEastAsia"/>
-          <w:sz w:val="22"/>
-          <w:szCs w:val="22"/>
-        </w:rPr>
-        <w:t>numsShifted</w:t>
-      </w:r>
-      <w:proofErr w:type="spellEnd"/>
-      <w:r>
-        <w:rPr>
-          <w:rFonts w:eastAsiaTheme="minorEastAsia"/>
-          <w:sz w:val="22"/>
-          <w:szCs w:val="22"/>
-        </w:rPr>
-        <w:t xml:space="preserve">[1] – </w:t>
-      </w:r>
-      <w:proofErr w:type="spellStart"/>
-      <w:r>
-        <w:rPr>
-          <w:rFonts w:eastAsiaTheme="minorEastAsia"/>
-          <w:sz w:val="22"/>
-          <w:szCs w:val="22"/>
-        </w:rPr>
-        <w:t>nums</w:t>
-      </w:r>
-      <w:proofErr w:type="spellEnd"/>
-      <w:r>
-        <w:rPr>
-          <w:rFonts w:eastAsiaTheme="minorEastAsia"/>
-          <w:sz w:val="22"/>
-          <w:szCs w:val="22"/>
-        </w:rPr>
-        <w:t>[1]| + … |</w:t>
-      </w:r>
-      <w:proofErr w:type="spellStart"/>
-      <w:r>
-        <w:rPr>
-          <w:rFonts w:eastAsiaTheme="minorEastAsia"/>
-          <w:sz w:val="22"/>
-          <w:szCs w:val="22"/>
-        </w:rPr>
-        <w:t>numsShifted</w:t>
-      </w:r>
-      <w:proofErr w:type="spellEnd"/>
-      <w:r>
-        <w:rPr>
-          <w:rFonts w:eastAsiaTheme="minorEastAsia"/>
-          <w:sz w:val="22"/>
-          <w:szCs w:val="22"/>
-        </w:rPr>
-        <w:t>[n-1] + nums2[n-1]|</w:t>
+        <w:t>|numsShifted[0] – nums[2]| + |numsShifted[1] – nums[1]| + … |numsShifted[n-1] + nums2[n-1]|</w:t>
       </w:r>
     </w:p>
     <w:p>
@@ -15335,9 +11601,14 @@
           <w:i/>
           <w:iCs/>
         </w:rPr>
-        <w:t>audiobooks[</w:t>
-      </w:r>
-      <w:proofErr w:type="spellStart"/>
+        <w:t>audiobooks[i]</w:t>
+      </w:r>
+      <w:r>
+        <w:rPr>
+          <w:rFonts w:eastAsiaTheme="minorEastAsia"/>
+        </w:rPr>
+        <w:t xml:space="preserve"> is the amount of time in minutes needed to listen to the </w:t>
+      </w:r>
       <w:r>
         <w:rPr>
           <w:rFonts w:eastAsiaTheme="minorEastAsia"/>
@@ -15346,30 +11617,6 @@
         </w:rPr>
         <w:t>i</w:t>
       </w:r>
-      <w:proofErr w:type="spellEnd"/>
-      <w:r>
-        <w:rPr>
-          <w:rFonts w:eastAsiaTheme="minorEastAsia"/>
-          <w:i/>
-          <w:iCs/>
-        </w:rPr>
-        <w:t>]</w:t>
-      </w:r>
-      <w:r>
-        <w:rPr>
-          <w:rFonts w:eastAsiaTheme="minorEastAsia"/>
-        </w:rPr>
-        <w:t xml:space="preserve"> is the amount of time in minutes needed to listen to the </w:t>
-      </w:r>
-      <w:proofErr w:type="spellStart"/>
-      <w:r>
-        <w:rPr>
-          <w:rFonts w:eastAsiaTheme="minorEastAsia"/>
-          <w:i/>
-          <w:iCs/>
-        </w:rPr>
-        <w:t>i</w:t>
-      </w:r>
       <w:r>
         <w:rPr>
           <w:rFonts w:eastAsiaTheme="minorEastAsia"/>
@@ -15379,7 +11626,6 @@
         </w:rPr>
         <w:t>th</w:t>
       </w:r>
-      <w:proofErr w:type="spellEnd"/>
       <w:r>
         <w:rPr>
           <w:rFonts w:eastAsiaTheme="minorEastAsia"/>
@@ -15501,19 +11747,11 @@
           <w:rFonts w:eastAsiaTheme="minorEastAsia"/>
         </w:rPr>
       </w:pPr>
-      <w:proofErr w:type="gramStart"/>
-      <w:r>
-        <w:rPr>
-          <w:rFonts w:eastAsiaTheme="minorEastAsia"/>
-        </w:rPr>
-        <w:t>Also</w:t>
-      </w:r>
-      <w:proofErr w:type="gramEnd"/>
-      <w:r>
-        <w:rPr>
-          <w:rFonts w:eastAsiaTheme="minorEastAsia"/>
-        </w:rPr>
-        <w:t xml:space="preserve"> you have a list of even logs. An event can be:</w:t>
+      <w:r>
+        <w:rPr>
+          <w:rFonts w:eastAsiaTheme="minorEastAsia"/>
+        </w:rPr>
+        <w:t>Also you have a list of even logs. An event can be:</w:t>
       </w:r>
     </w:p>
     <w:p>
@@ -15589,9 +11827,14 @@
           <w:i/>
           <w:iCs/>
         </w:rPr>
-        <w:t>“DROP &lt;</w:t>
-      </w:r>
-      <w:proofErr w:type="spellStart"/>
+        <w:t>“DROP &lt;i&gt;”</w:t>
+      </w:r>
+      <w:r>
+        <w:rPr>
+          <w:rFonts w:eastAsiaTheme="minorEastAsia"/>
+        </w:rPr>
+        <w:t xml:space="preserve"> – you lose interest in the audiobook at index </w:t>
+      </w:r>
       <w:r>
         <w:rPr>
           <w:rFonts w:eastAsiaTheme="minorEastAsia"/>
@@ -15600,31 +11843,6 @@
         </w:rPr>
         <w:t>i</w:t>
       </w:r>
-      <w:proofErr w:type="spellEnd"/>
-      <w:r>
-        <w:rPr>
-          <w:rFonts w:eastAsiaTheme="minorEastAsia"/>
-          <w:i/>
-          <w:iCs/>
-        </w:rPr>
-        <w:t>&gt;”</w:t>
-      </w:r>
-      <w:r>
-        <w:rPr>
-          <w:rFonts w:eastAsiaTheme="minorEastAsia"/>
-        </w:rPr>
-        <w:t xml:space="preserve"> – you lose interest in the audiobook at index </w:t>
-      </w:r>
-      <w:proofErr w:type="spellStart"/>
-      <w:r>
-        <w:rPr>
-          <w:rFonts w:eastAsiaTheme="minorEastAsia"/>
-          <w:i/>
-          <w:iCs/>
-        </w:rPr>
-        <w:t>i</w:t>
-      </w:r>
-      <w:proofErr w:type="spellEnd"/>
       <w:r>
         <w:rPr>
           <w:rFonts w:eastAsiaTheme="minorEastAsia"/>
@@ -15796,51 +12014,13 @@
         </w:rPr>
         <w:t xml:space="preserve">A solution worse than </w:t>
       </w:r>
-      <w:proofErr w:type="gramStart"/>
-      <w:r>
-        <w:rPr>
-          <w:rFonts w:eastAsiaTheme="minorEastAsia"/>
-          <w:i/>
-          <w:iCs/>
-        </w:rPr>
-        <w:t>O(</w:t>
-      </w:r>
-      <w:proofErr w:type="spellStart"/>
-      <w:proofErr w:type="gramEnd"/>
-      <w:r>
-        <w:rPr>
-          <w:rFonts w:eastAsiaTheme="minorEastAsia"/>
-          <w:i/>
-          <w:iCs/>
-        </w:rPr>
-        <w:t>audiobooks.length</w:t>
-      </w:r>
-      <w:proofErr w:type="spellEnd"/>
-      <w:r>
-        <w:rPr>
-          <w:rFonts w:eastAsiaTheme="minorEastAsia"/>
-          <w:i/>
-          <w:iCs/>
-        </w:rPr>
-        <w:t xml:space="preserve"> * </w:t>
-      </w:r>
-      <w:proofErr w:type="spellStart"/>
-      <w:r>
-        <w:rPr>
-          <w:rFonts w:eastAsiaTheme="minorEastAsia"/>
-          <w:i/>
-          <w:iCs/>
-        </w:rPr>
-        <w:t>logs.length</w:t>
-      </w:r>
-      <w:proofErr w:type="spellEnd"/>
-      <w:r>
-        <w:rPr>
-          <w:rFonts w:eastAsiaTheme="minorEastAsia"/>
-          <w:i/>
-          <w:iCs/>
-        </w:rPr>
-        <w:t>)</w:t>
+      <w:r>
+        <w:rPr>
+          <w:rFonts w:eastAsiaTheme="minorEastAsia"/>
+          <w:i/>
+          <w:iCs/>
+        </w:rPr>
+        <w:t>O(audiobooks.length * logs.length)</w:t>
       </w:r>
       <w:r>
         <w:rPr>
@@ -15899,7 +12079,6 @@
         <w:lastRenderedPageBreak/>
         <w:t xml:space="preserve">In other words, you are given a two-dimensional array </w:t>
       </w:r>
-      <w:proofErr w:type="gramStart"/>
       <w:r>
         <w:rPr>
           <w:i/>
@@ -15907,7 +12086,6 @@
         </w:rPr>
         <w:t>lamps</w:t>
       </w:r>
-      <w:proofErr w:type="gramEnd"/>
       <w:r>
         <w:t xml:space="preserve"> where </w:t>
       </w:r>
@@ -15916,28 +12094,11 @@
           <w:i/>
           <w:iCs/>
         </w:rPr>
-        <w:t>lamps[</w:t>
-      </w:r>
-      <w:proofErr w:type="spellStart"/>
-      <w:r>
-        <w:rPr>
-          <w:i/>
-          <w:iCs/>
-        </w:rPr>
-        <w:t>i</w:t>
-      </w:r>
-      <w:proofErr w:type="spellEnd"/>
-      <w:r>
-        <w:rPr>
-          <w:i/>
-          <w:iCs/>
-        </w:rPr>
-        <w:t>]</w:t>
+        <w:t>lamps[i]</w:t>
       </w:r>
       <w:r>
         <w:t xml:space="preserve"> contains information about the </w:t>
       </w:r>
-      <w:proofErr w:type="spellStart"/>
       <w:r>
         <w:rPr>
           <w:i/>
@@ -15945,7 +12106,6 @@
         </w:rPr>
         <w:t>ith</w:t>
       </w:r>
-      <w:proofErr w:type="spellEnd"/>
       <w:r>
         <w:t xml:space="preserve"> lamp.</w:t>
       </w:r>
@@ -15963,23 +12123,7 @@
           <w:i/>
           <w:iCs/>
         </w:rPr>
-        <w:t>Lamps[</w:t>
-      </w:r>
-      <w:proofErr w:type="spellStart"/>
-      <w:r>
-        <w:rPr>
-          <w:i/>
-          <w:iCs/>
-        </w:rPr>
-        <w:t>i</w:t>
-      </w:r>
-      <w:proofErr w:type="spellEnd"/>
-      <w:r>
-        <w:rPr>
-          <w:i/>
-          <w:iCs/>
-        </w:rPr>
-        <w:t>][0]</w:t>
+        <w:t>Lamps[i][0]</w:t>
       </w:r>
       <w:r>
         <w:t xml:space="preserve"> is an integer representing the lamp’s coordinate</w:t>
@@ -15998,28 +12142,11 @@
           <w:i/>
           <w:iCs/>
         </w:rPr>
-        <w:t>Lamps[</w:t>
-      </w:r>
-      <w:proofErr w:type="spellStart"/>
-      <w:r>
-        <w:rPr>
-          <w:i/>
-          <w:iCs/>
-        </w:rPr>
-        <w:t>i</w:t>
-      </w:r>
-      <w:proofErr w:type="spellEnd"/>
-      <w:r>
-        <w:rPr>
-          <w:i/>
-          <w:iCs/>
-        </w:rPr>
-        <w:t>][1]</w:t>
+        <w:t>Lamps[i][1]</w:t>
       </w:r>
       <w:r>
         <w:t xml:space="preserve"> is a positive integer representing the lamp’s effective radius. That means the </w:t>
       </w:r>
-      <w:proofErr w:type="spellStart"/>
       <w:r>
         <w:rPr>
           <w:i/>
@@ -16027,7 +12154,6 @@
         </w:rPr>
         <w:t>ith</w:t>
       </w:r>
-      <w:proofErr w:type="spellEnd"/>
       <w:r>
         <w:t xml:space="preserve"> lamp illuminates everything in a range from </w:t>
       </w:r>
@@ -16036,71 +12162,7 @@
           <w:i/>
           <w:iCs/>
         </w:rPr>
-        <w:t>lamps[</w:t>
-      </w:r>
-      <w:proofErr w:type="spellStart"/>
-      <w:r>
-        <w:rPr>
-          <w:i/>
-          <w:iCs/>
-        </w:rPr>
-        <w:t>i</w:t>
-      </w:r>
-      <w:proofErr w:type="spellEnd"/>
-      <w:r>
-        <w:rPr>
-          <w:i/>
-          <w:iCs/>
-        </w:rPr>
-        <w:t>][0] – lamps[</w:t>
-      </w:r>
-      <w:proofErr w:type="spellStart"/>
-      <w:r>
-        <w:rPr>
-          <w:i/>
-          <w:iCs/>
-        </w:rPr>
-        <w:t>i</w:t>
-      </w:r>
-      <w:proofErr w:type="spellEnd"/>
-      <w:r>
-        <w:rPr>
-          <w:i/>
-          <w:iCs/>
-        </w:rPr>
-        <w:t>][1] to lamps[</w:t>
-      </w:r>
-      <w:proofErr w:type="spellStart"/>
-      <w:r>
-        <w:rPr>
-          <w:i/>
-          <w:iCs/>
-        </w:rPr>
-        <w:t>i</w:t>
-      </w:r>
-      <w:proofErr w:type="spellEnd"/>
-      <w:r>
-        <w:rPr>
-          <w:i/>
-          <w:iCs/>
-        </w:rPr>
-        <w:t>][0] + lamps[</w:t>
-      </w:r>
-      <w:proofErr w:type="spellStart"/>
-      <w:r>
-        <w:rPr>
-          <w:i/>
-          <w:iCs/>
-        </w:rPr>
-        <w:t>i</w:t>
-      </w:r>
-      <w:proofErr w:type="spellEnd"/>
-      <w:r>
-        <w:rPr>
-          <w:i/>
-          <w:iCs/>
-        </w:rPr>
-        <w:t>][1]</w:t>
+        <w:t>lamps[i][0] – lamps[i][1] to lamps[i][0] + lamps[i][1]</w:t>
       </w:r>
       <w:r>
         <w:t xml:space="preserve"> inclusive</w:t>
@@ -16188,7 +12250,6 @@
         </w:rPr>
         <w:t xml:space="preserve">You are given an array of songs </w:t>
       </w:r>
-      <w:proofErr w:type="spellStart"/>
       <w:r>
         <w:rPr>
           <w:rFonts w:eastAsiaTheme="minorEastAsia"/>
@@ -16197,7 +12258,6 @@
         </w:rPr>
         <w:t>songs</w:t>
       </w:r>
-      <w:proofErr w:type="spellEnd"/>
       <w:r>
         <w:rPr>
           <w:rFonts w:eastAsiaTheme="minorEastAsia"/>
@@ -16210,43 +12270,7 @@
           <w:i/>
           <w:iCs/>
         </w:rPr>
-        <w:t>&lt;</w:t>
-      </w:r>
-      <w:proofErr w:type="spellStart"/>
-      <w:r>
-        <w:rPr>
-          <w:rFonts w:eastAsiaTheme="minorEastAsia"/>
-          <w:i/>
-          <w:iCs/>
-        </w:rPr>
-        <w:t>songName</w:t>
-      </w:r>
-      <w:proofErr w:type="spellEnd"/>
-      <w:r>
-        <w:rPr>
-          <w:rFonts w:eastAsiaTheme="minorEastAsia"/>
-          <w:i/>
-          <w:iCs/>
-        </w:rPr>
-        <w:t>&gt;:&lt;</w:t>
-      </w:r>
-      <w:proofErr w:type="spellStart"/>
-      <w:r>
-        <w:rPr>
-          <w:rFonts w:eastAsiaTheme="minorEastAsia"/>
-          <w:i/>
-          <w:iCs/>
-        </w:rPr>
-        <w:t>songLength</w:t>
-      </w:r>
-      <w:proofErr w:type="spellEnd"/>
-      <w:r>
-        <w:rPr>
-          <w:rFonts w:eastAsiaTheme="minorEastAsia"/>
-          <w:i/>
-          <w:iCs/>
-        </w:rPr>
-        <w:t>&gt;</w:t>
+        <w:t>&lt;songName&gt;:&lt;songLength&gt;</w:t>
       </w:r>
       <w:r>
         <w:rPr>
@@ -16254,7 +12278,6 @@
         </w:rPr>
         <w:t xml:space="preserve">. You are also given an array of animations </w:t>
       </w:r>
-      <w:proofErr w:type="spellStart"/>
       <w:r>
         <w:rPr>
           <w:rFonts w:eastAsiaTheme="minorEastAsia"/>
@@ -16263,7 +12286,6 @@
         </w:rPr>
         <w:t>animations</w:t>
       </w:r>
-      <w:proofErr w:type="spellEnd"/>
       <w:r>
         <w:rPr>
           <w:rFonts w:eastAsiaTheme="minorEastAsia"/>
@@ -16276,43 +12298,7 @@
           <w:i/>
           <w:iCs/>
         </w:rPr>
-        <w:t>&lt;</w:t>
-      </w:r>
-      <w:proofErr w:type="spellStart"/>
-      <w:r>
-        <w:rPr>
-          <w:rFonts w:eastAsiaTheme="minorEastAsia"/>
-          <w:i/>
-          <w:iCs/>
-        </w:rPr>
-        <w:t>animationName</w:t>
-      </w:r>
-      <w:proofErr w:type="spellEnd"/>
-      <w:r>
-        <w:rPr>
-          <w:rFonts w:eastAsiaTheme="minorEastAsia"/>
-          <w:i/>
-          <w:iCs/>
-        </w:rPr>
-        <w:t>&gt;:&lt;</w:t>
-      </w:r>
-      <w:proofErr w:type="spellStart"/>
-      <w:r>
-        <w:rPr>
-          <w:rFonts w:eastAsiaTheme="minorEastAsia"/>
-          <w:i/>
-          <w:iCs/>
-        </w:rPr>
-        <w:t>animationLength</w:t>
-      </w:r>
-      <w:proofErr w:type="spellEnd"/>
-      <w:r>
-        <w:rPr>
-          <w:rFonts w:eastAsiaTheme="minorEastAsia"/>
-          <w:i/>
-          <w:iCs/>
-        </w:rPr>
-        <w:t>&gt;</w:t>
+        <w:t>&lt;animationName&gt;:&lt;animationLength&gt;</w:t>
       </w:r>
       <w:r>
         <w:rPr>
@@ -16361,43 +12347,7 @@
           <w:i/>
           <w:iCs/>
         </w:rPr>
-        <w:t>&lt;</w:t>
-      </w:r>
-      <w:proofErr w:type="spellStart"/>
-      <w:r>
-        <w:rPr>
-          <w:rFonts w:eastAsiaTheme="minorEastAsia"/>
-          <w:i/>
-          <w:iCs/>
-        </w:rPr>
-        <w:t>animationName</w:t>
-      </w:r>
-      <w:proofErr w:type="spellEnd"/>
-      <w:r>
-        <w:rPr>
-          <w:rFonts w:eastAsiaTheme="minorEastAsia"/>
-          <w:i/>
-          <w:iCs/>
-        </w:rPr>
-        <w:t>&gt;:&lt;</w:t>
-      </w:r>
-      <w:proofErr w:type="spellStart"/>
-      <w:r>
-        <w:rPr>
-          <w:rFonts w:eastAsiaTheme="minorEastAsia"/>
-          <w:i/>
-          <w:iCs/>
-        </w:rPr>
-        <w:t>timesToBePlayed</w:t>
-      </w:r>
-      <w:proofErr w:type="spellEnd"/>
-      <w:r>
-        <w:rPr>
-          <w:rFonts w:eastAsiaTheme="minorEastAsia"/>
-          <w:i/>
-          <w:iCs/>
-        </w:rPr>
-        <w:t>&gt;</w:t>
+        <w:t>&lt;animationName&gt;:&lt;timesToBePlayed&gt;</w:t>
       </w:r>
       <w:r>
         <w:rPr>
@@ -16411,25 +12361,7 @@
           <w:i/>
           <w:iCs/>
         </w:rPr>
-        <w:t>&lt;</w:t>
-      </w:r>
-      <w:proofErr w:type="spellStart"/>
-      <w:r>
-        <w:rPr>
-          <w:rFonts w:eastAsiaTheme="minorEastAsia"/>
-          <w:i/>
-          <w:iCs/>
-        </w:rPr>
-        <w:t>timesToBePlayed</w:t>
-      </w:r>
-      <w:proofErr w:type="spellEnd"/>
-      <w:r>
-        <w:rPr>
-          <w:rFonts w:eastAsiaTheme="minorEastAsia"/>
-          <w:i/>
-          <w:iCs/>
-        </w:rPr>
-        <w:t>&gt;</w:t>
+        <w:t>&lt;timesToBePlayed&gt;</w:t>
       </w:r>
       <w:r>
         <w:rPr>
@@ -16570,21 +12502,7 @@
         <w:rPr>
           <w:rFonts w:eastAsiaTheme="minorEastAsia"/>
         </w:rPr>
-        <w:t>"</w:t>
-      </w:r>
-      <w:proofErr w:type="spellStart"/>
-      <w:r>
-        <w:rPr>
-          <w:rFonts w:eastAsiaTheme="minorEastAsia"/>
-        </w:rPr>
-        <w:t>swapRows</w:t>
-      </w:r>
-      <w:proofErr w:type="spellEnd"/>
-      <w:r>
-        <w:rPr>
-          <w:rFonts w:eastAsiaTheme="minorEastAsia"/>
-        </w:rPr>
-        <w:t xml:space="preserve"> r1 r2": Swaps the elements of row r1 with the elements of row r2.</w:t>
+        <w:t>"swapRows r1 r2": Swaps the elements of row r1 with the elements of row r2.</w:t>
       </w:r>
     </w:p>
     <w:p>
@@ -16602,21 +12520,7 @@
         <w:rPr>
           <w:rFonts w:eastAsiaTheme="minorEastAsia"/>
         </w:rPr>
-        <w:t>"</w:t>
-      </w:r>
-      <w:proofErr w:type="spellStart"/>
-      <w:r>
-        <w:rPr>
-          <w:rFonts w:eastAsiaTheme="minorEastAsia"/>
-        </w:rPr>
-        <w:t>swapColumns</w:t>
-      </w:r>
-      <w:proofErr w:type="spellEnd"/>
-      <w:r>
-        <w:rPr>
-          <w:rFonts w:eastAsiaTheme="minorEastAsia"/>
-        </w:rPr>
-        <w:t xml:space="preserve"> c1 c2": Swaps the elements of column c1 with the elements of column c2.</w:t>
+        <w:t>"swapColumns c1 c2": Swaps the elements of column c1 with the elements of column c2.</w:t>
       </w:r>
     </w:p>
     <w:p>
@@ -16634,21 +12538,7 @@
         <w:rPr>
           <w:rFonts w:eastAsiaTheme="minorEastAsia"/>
         </w:rPr>
-        <w:t>"</w:t>
-      </w:r>
-      <w:proofErr w:type="spellStart"/>
-      <w:r>
-        <w:rPr>
-          <w:rFonts w:eastAsiaTheme="minorEastAsia"/>
-        </w:rPr>
-        <w:t>reverseRow</w:t>
-      </w:r>
-      <w:proofErr w:type="spellEnd"/>
-      <w:r>
-        <w:rPr>
-          <w:rFonts w:eastAsiaTheme="minorEastAsia"/>
-        </w:rPr>
-        <w:t xml:space="preserve"> r": Reverses the elements of row r.</w:t>
+        <w:t>"reverseRow r": Reverses the elements of row r.</w:t>
       </w:r>
     </w:p>
     <w:p>
@@ -16667,21 +12557,7 @@
           <w:rFonts w:eastAsiaTheme="minorEastAsia"/>
         </w:rPr>
         <w:lastRenderedPageBreak/>
-        <w:t>"</w:t>
-      </w:r>
-      <w:proofErr w:type="spellStart"/>
-      <w:r>
-        <w:rPr>
-          <w:rFonts w:eastAsiaTheme="minorEastAsia"/>
-        </w:rPr>
-        <w:t>reverseColumn</w:t>
-      </w:r>
-      <w:proofErr w:type="spellEnd"/>
-      <w:r>
-        <w:rPr>
-          <w:rFonts w:eastAsiaTheme="minorEastAsia"/>
-        </w:rPr>
-        <w:t xml:space="preserve"> c": Reverses the elements of column c.</w:t>
+        <w:t>"reverseColumn c": Reverses the elements of column c.</w:t>
       </w:r>
     </w:p>
     <w:p>
@@ -16849,63 +12725,7 @@
         <w:rPr>
           <w:rFonts w:eastAsiaTheme="minorEastAsia"/>
         </w:rPr>
-        <w:t>commands = ["</w:t>
-      </w:r>
-      <w:proofErr w:type="spellStart"/>
-      <w:r>
-        <w:rPr>
-          <w:rFonts w:eastAsiaTheme="minorEastAsia"/>
-        </w:rPr>
-        <w:t>swapRows</w:t>
-      </w:r>
-      <w:proofErr w:type="spellEnd"/>
-      <w:r>
-        <w:rPr>
-          <w:rFonts w:eastAsiaTheme="minorEastAsia"/>
-        </w:rPr>
-        <w:t xml:space="preserve"> 0 2", "</w:t>
-      </w:r>
-      <w:proofErr w:type="spellStart"/>
-      <w:r>
-        <w:rPr>
-          <w:rFonts w:eastAsiaTheme="minorEastAsia"/>
-        </w:rPr>
-        <w:t>swapColumns</w:t>
-      </w:r>
-      <w:proofErr w:type="spellEnd"/>
-      <w:r>
-        <w:rPr>
-          <w:rFonts w:eastAsiaTheme="minorEastAsia"/>
-        </w:rPr>
-        <w:t xml:space="preserve"> 1 2", "</w:t>
-      </w:r>
-      <w:proofErr w:type="spellStart"/>
-      <w:r>
-        <w:rPr>
-          <w:rFonts w:eastAsiaTheme="minorEastAsia"/>
-        </w:rPr>
-        <w:t>reverseRow</w:t>
-      </w:r>
-      <w:proofErr w:type="spellEnd"/>
-      <w:r>
-        <w:rPr>
-          <w:rFonts w:eastAsiaTheme="minorEastAsia"/>
-        </w:rPr>
-        <w:t xml:space="preserve"> 0", "</w:t>
-      </w:r>
-      <w:proofErr w:type="spellStart"/>
-      <w:r>
-        <w:rPr>
-          <w:rFonts w:eastAsiaTheme="minorEastAsia"/>
-        </w:rPr>
-        <w:t>reverseColumn</w:t>
-      </w:r>
-      <w:proofErr w:type="spellEnd"/>
-      <w:r>
-        <w:rPr>
-          <w:rFonts w:eastAsiaTheme="minorEastAsia"/>
-        </w:rPr>
-        <w:t xml:space="preserve"> 2", "rotate90Clockwise"]</w:t>
+        <w:t>commands = ["swapRows 0 2", "swapColumns 1 2", "reverseRow 0", "reverseColumn 2", "rotate90Clockwise"]</w:t>
       </w:r>
     </w:p>
     <w:p>
@@ -16945,23 +12765,13 @@
           <w:rFonts w:eastAsiaTheme="minorEastAsia"/>
         </w:rPr>
       </w:pPr>
-      <w:proofErr w:type="gramStart"/>
-      <w:r>
-        <w:rPr>
-          <w:rFonts w:eastAsiaTheme="minorEastAsia"/>
-          <w:i/>
-          <w:iCs/>
-        </w:rPr>
-        <w:t>solution(</w:t>
-      </w:r>
-      <w:proofErr w:type="gramEnd"/>
-      <w:r>
-        <w:rPr>
-          <w:rFonts w:eastAsiaTheme="minorEastAsia"/>
-          <w:i/>
-          <w:iCs/>
-        </w:rPr>
-        <w:t>matrix, commands)</w:t>
+      <w:r>
+        <w:rPr>
+          <w:rFonts w:eastAsiaTheme="minorEastAsia"/>
+          <w:i/>
+          <w:iCs/>
+        </w:rPr>
+        <w:t>solution(matrix, commands)</w:t>
       </w:r>
       <w:r>
         <w:rPr>
@@ -17081,7 +12891,6 @@
         </w:rPr>
         <w:t xml:space="preserve"> You are given an array of integers </w:t>
       </w:r>
-      <w:proofErr w:type="spellStart"/>
       <w:r>
         <w:rPr>
           <w:rFonts w:eastAsiaTheme="minorEastAsia"/>
@@ -17090,48 +12899,19 @@
         </w:rPr>
         <w:t>serversPowers</w:t>
       </w:r>
-      <w:proofErr w:type="spellEnd"/>
       <w:r>
         <w:rPr>
           <w:rFonts w:eastAsiaTheme="minorEastAsia"/>
         </w:rPr>
         <w:t xml:space="preserve"> where </w:t>
       </w:r>
-      <w:proofErr w:type="spellStart"/>
-      <w:r>
-        <w:rPr>
-          <w:rFonts w:eastAsiaTheme="minorEastAsia"/>
-          <w:i/>
-          <w:iCs/>
-        </w:rPr>
-        <w:t>serversPowers</w:t>
-      </w:r>
-      <w:proofErr w:type="spellEnd"/>
-      <w:r>
-        <w:rPr>
-          <w:rFonts w:eastAsiaTheme="minorEastAsia"/>
-          <w:i/>
-          <w:iCs/>
-        </w:rPr>
-        <w:t>[</w:t>
-      </w:r>
-      <w:proofErr w:type="spellStart"/>
-      <w:r>
-        <w:rPr>
-          <w:rFonts w:eastAsiaTheme="minorEastAsia"/>
-          <w:i/>
-          <w:iCs/>
-        </w:rPr>
-        <w:t>i</w:t>
-      </w:r>
-      <w:proofErr w:type="spellEnd"/>
-      <w:r>
-        <w:rPr>
-          <w:rFonts w:eastAsiaTheme="minorEastAsia"/>
-          <w:i/>
-          <w:iCs/>
-        </w:rPr>
-        <w:t>]</w:t>
+      <w:r>
+        <w:rPr>
+          <w:rFonts w:eastAsiaTheme="minorEastAsia"/>
+          <w:i/>
+          <w:iCs/>
+        </w:rPr>
+        <w:t>serversPowers[i]</w:t>
       </w:r>
       <w:r>
         <w:rPr>
@@ -17175,7 +12955,6 @@
         </w:rPr>
         <w:t xml:space="preserve">capacity of the </w:t>
       </w:r>
-      <w:proofErr w:type="spellStart"/>
       <w:r>
         <w:rPr>
           <w:rFonts w:eastAsiaTheme="minorEastAsia"/>
@@ -17186,7 +12965,6 @@
         </w:rPr>
         <w:t>i-th</w:t>
       </w:r>
-      <w:proofErr w:type="spellEnd"/>
       <w:r>
         <w:rPr>
           <w:rFonts w:eastAsiaTheme="minorEastAsia"/>
@@ -17199,21 +12977,7 @@
         <w:rPr>
           <w:rFonts w:eastAsiaTheme="minorEastAsia"/>
         </w:rPr>
-        <w:t xml:space="preserve"> – the maximum number of user requests that the server can handle during each cycle. You are also given an array of strings events, where events[</w:t>
-      </w:r>
-      <w:proofErr w:type="spellStart"/>
-      <w:r>
-        <w:rPr>
-          <w:rFonts w:eastAsiaTheme="minorEastAsia"/>
-        </w:rPr>
-        <w:t>i</w:t>
-      </w:r>
-      <w:proofErr w:type="spellEnd"/>
-      <w:r>
-        <w:rPr>
-          <w:rFonts w:eastAsiaTheme="minorEastAsia"/>
-        </w:rPr>
-        <w:t>] can be one of the following:</w:t>
+        <w:t xml:space="preserve"> – the maximum number of user requests that the server can handle during each cycle. You are also given an array of strings events, where events[i] can be one of the following:</w:t>
       </w:r>
     </w:p>
     <w:p>
@@ -17249,35 +13013,7 @@
         <w:rPr>
           <w:rFonts w:eastAsiaTheme="minorEastAsia"/>
         </w:rPr>
-        <w:t xml:space="preserve">"FAIL </w:t>
-      </w:r>
-      <w:proofErr w:type="spellStart"/>
-      <w:r>
-        <w:rPr>
-          <w:rFonts w:eastAsiaTheme="minorEastAsia"/>
-        </w:rPr>
-        <w:t>i</w:t>
-      </w:r>
-      <w:proofErr w:type="spellEnd"/>
-      <w:r>
-        <w:rPr>
-          <w:rFonts w:eastAsiaTheme="minorEastAsia"/>
-        </w:rPr>
-        <w:t xml:space="preserve">" – Shut down the </w:t>
-      </w:r>
-      <w:proofErr w:type="spellStart"/>
-      <w:r>
-        <w:rPr>
-          <w:rFonts w:eastAsiaTheme="minorEastAsia"/>
-        </w:rPr>
-        <w:t>i-th</w:t>
-      </w:r>
-      <w:proofErr w:type="spellEnd"/>
-      <w:r>
-        <w:rPr>
-          <w:rFonts w:eastAsiaTheme="minorEastAsia"/>
-        </w:rPr>
-        <w:t xml:space="preserve"> server, so it can no longer serve any requests.</w:t>
+        <w:t>"FAIL i" – Shut down the i-th server, so it can no longer serve any requests.</w:t>
       </w:r>
     </w:p>
     <w:p>
@@ -17315,41 +13051,13 @@
         </w:rPr>
         <w:t xml:space="preserve"> – each server should serve as many requests as it can based on its total capacity defined by </w:t>
       </w:r>
-      <w:proofErr w:type="spellStart"/>
-      <w:r>
-        <w:rPr>
-          <w:rFonts w:eastAsiaTheme="minorEastAsia"/>
-          <w:i/>
-          <w:iCs/>
-        </w:rPr>
-        <w:t>serversPowers</w:t>
-      </w:r>
-      <w:proofErr w:type="spellEnd"/>
-      <w:r>
-        <w:rPr>
-          <w:rFonts w:eastAsiaTheme="minorEastAsia"/>
-          <w:i/>
-          <w:iCs/>
-        </w:rPr>
-        <w:t>[</w:t>
-      </w:r>
-      <w:proofErr w:type="spellStart"/>
-      <w:r>
-        <w:rPr>
-          <w:rFonts w:eastAsiaTheme="minorEastAsia"/>
-          <w:i/>
-          <w:iCs/>
-        </w:rPr>
-        <w:t>i</w:t>
-      </w:r>
-      <w:proofErr w:type="spellEnd"/>
-      <w:r>
-        <w:rPr>
-          <w:rFonts w:eastAsiaTheme="minorEastAsia"/>
-          <w:i/>
-          <w:iCs/>
-        </w:rPr>
-        <w:t>]</w:t>
+      <w:r>
+        <w:rPr>
+          <w:rFonts w:eastAsiaTheme="minorEastAsia"/>
+          <w:i/>
+          <w:iCs/>
+        </w:rPr>
+        <w:t>serversPowers[i]</w:t>
       </w:r>
       <w:r>
         <w:rPr>
@@ -17391,33 +13099,13 @@
         </w:rPr>
         <w:t xml:space="preserve"> (i.e., when requests must be routed to </w:t>
       </w:r>
-      <w:proofErr w:type="spellStart"/>
-      <w:proofErr w:type="gramStart"/>
-      <w:r>
-        <w:rPr>
-          <w:rFonts w:eastAsiaTheme="minorEastAsia"/>
-          <w:i/>
-          <w:iCs/>
-        </w:rPr>
-        <w:t>serversPowers</w:t>
-      </w:r>
-      <w:proofErr w:type="spellEnd"/>
-      <w:r>
-        <w:rPr>
-          <w:rFonts w:eastAsiaTheme="minorEastAsia"/>
-          <w:i/>
-          <w:iCs/>
-        </w:rPr>
-        <w:t>[</w:t>
-      </w:r>
-      <w:proofErr w:type="gramEnd"/>
-      <w:r>
-        <w:rPr>
-          <w:rFonts w:eastAsiaTheme="minorEastAsia"/>
-          <w:i/>
-          <w:iCs/>
-        </w:rPr>
-        <w:t>0]</w:t>
+      <w:r>
+        <w:rPr>
+          <w:rFonts w:eastAsiaTheme="minorEastAsia"/>
+          <w:i/>
+          <w:iCs/>
+        </w:rPr>
+        <w:t>serversPowers[0]</w:t>
       </w:r>
       <w:r>
         <w:rPr>
@@ -17459,35 +13147,7 @@
         <w:rPr>
           <w:rFonts w:eastAsiaTheme="minorEastAsia"/>
         </w:rPr>
-        <w:t xml:space="preserve">For </w:t>
-      </w:r>
-      <w:proofErr w:type="spellStart"/>
-      <w:r>
-        <w:rPr>
-          <w:rFonts w:eastAsiaTheme="minorEastAsia"/>
-        </w:rPr>
-        <w:t>serverPowers</w:t>
-      </w:r>
-      <w:proofErr w:type="spellEnd"/>
-      <w:r>
-        <w:rPr>
-          <w:rFonts w:eastAsiaTheme="minorEastAsia"/>
-        </w:rPr>
-        <w:t xml:space="preserve"> = [1,2,1,2,1] and events = ["REQUEST</w:t>
-      </w:r>
-      <w:proofErr w:type="gramStart"/>
-      <w:r>
-        <w:rPr>
-          <w:rFonts w:eastAsiaTheme="minorEastAsia"/>
-        </w:rPr>
-        <w:t>",  "</w:t>
-      </w:r>
-      <w:proofErr w:type="gramEnd"/>
-      <w:r>
-        <w:rPr>
-          <w:rFonts w:eastAsiaTheme="minorEastAsia"/>
-        </w:rPr>
-        <w:t>REQUEST",  "FAIL 2",  "REQUEST",  "FAIL 3",  "REQUEST",  "REQUEST"]</w:t>
+        <w:t>For serverPowers = [1,2,1,2,1] and events = ["REQUEST",  "REQUEST",  "FAIL 2",  "REQUEST",  "FAIL 3",  "REQUEST",  "REQUEST"]</w:t>
       </w:r>
     </w:p>
     <w:p>
@@ -17503,33 +13163,13 @@
         </w:rPr>
         <w:t xml:space="preserve">The output should be </w:t>
       </w:r>
-      <w:proofErr w:type="gramStart"/>
-      <w:r>
-        <w:rPr>
-          <w:rFonts w:eastAsiaTheme="minorEastAsia"/>
-          <w:i/>
-          <w:iCs/>
-        </w:rPr>
-        <w:t>solution(</w:t>
-      </w:r>
-      <w:proofErr w:type="spellStart"/>
-      <w:proofErr w:type="gramEnd"/>
-      <w:r>
-        <w:rPr>
-          <w:rFonts w:eastAsiaTheme="minorEastAsia"/>
-          <w:i/>
-          <w:iCs/>
-        </w:rPr>
-        <w:t>serverPowers</w:t>
-      </w:r>
-      <w:proofErr w:type="spellEnd"/>
-      <w:r>
-        <w:rPr>
-          <w:rFonts w:eastAsiaTheme="minorEastAsia"/>
-          <w:i/>
-          <w:iCs/>
-        </w:rPr>
-        <w:t>, events) = 1</w:t>
+      <w:r>
+        <w:rPr>
+          <w:rFonts w:eastAsiaTheme="minorEastAsia"/>
+          <w:i/>
+          <w:iCs/>
+        </w:rPr>
+        <w:t>solution(serverPowers, events) = 1</w:t>
       </w:r>
     </w:p>
     <w:p>
@@ -17691,21 +13331,7 @@
         <w:rPr>
           <w:rFonts w:eastAsiaTheme="minorEastAsia"/>
         </w:rPr>
-        <w:t xml:space="preserve"> fit in </w:t>
-      </w:r>
-      <w:proofErr w:type="spellStart"/>
-      <w:r>
-        <w:rPr>
-          <w:rFonts w:eastAsiaTheme="minorEastAsia"/>
-        </w:rPr>
-        <w:t>abox</w:t>
-      </w:r>
-      <w:proofErr w:type="spellEnd"/>
-      <w:r>
-        <w:rPr>
-          <w:rFonts w:eastAsiaTheme="minorEastAsia"/>
-        </w:rPr>
-        <w:t xml:space="preserve"> of size a × b. Rectangles can be rotated by </w:t>
+        <w:t xml:space="preserve"> fit in abox of size a × b. Rectangles can be rotated by </w:t>
       </w:r>
       <w:r>
         <w:rPr>
@@ -17777,18 +13403,8 @@
           <w:b/>
           <w:bCs/>
         </w:rPr>
-        <w:t xml:space="preserve">return an array of </w:t>
-      </w:r>
-      <w:proofErr w:type="spellStart"/>
-      <w:r>
-        <w:rPr>
-          <w:rFonts w:eastAsiaTheme="minorEastAsia"/>
-          <w:b/>
-          <w:bCs/>
-        </w:rPr>
-        <w:t>booleans</w:t>
-      </w:r>
-      <w:proofErr w:type="spellEnd"/>
+        <w:t>return an array of booleans</w:t>
+      </w:r>
       <w:r>
         <w:rPr>
           <w:rFonts w:eastAsiaTheme="minorEastAsia"/>
@@ -17877,7 +13493,6 @@
         </w:rPr>
         <w:t xml:space="preserve">Given an array of integers </w:t>
       </w:r>
-      <w:proofErr w:type="spellStart"/>
       <w:r>
         <w:rPr>
           <w:rFonts w:eastAsiaTheme="minorEastAsia"/>
@@ -17886,14 +13501,12 @@
         </w:rPr>
         <w:t>statusReports</w:t>
       </w:r>
-      <w:proofErr w:type="spellEnd"/>
       <w:r>
         <w:rPr>
           <w:rFonts w:eastAsiaTheme="minorEastAsia"/>
         </w:rPr>
         <w:t xml:space="preserve">, your task is to find the sum of all elements in the array </w:t>
       </w:r>
-      <w:proofErr w:type="spellStart"/>
       <w:r>
         <w:rPr>
           <w:rFonts w:eastAsiaTheme="minorEastAsia"/>
@@ -17902,7 +13515,6 @@
         </w:rPr>
         <w:t>statusReports</w:t>
       </w:r>
-      <w:proofErr w:type="spellEnd"/>
       <w:r>
         <w:rPr>
           <w:rFonts w:eastAsiaTheme="minorEastAsia"/>
@@ -17953,23 +13565,13 @@
         </w:rPr>
         <w:t xml:space="preserve">Ex. For </w:t>
       </w:r>
-      <w:proofErr w:type="spellStart"/>
-      <w:r>
-        <w:rPr>
-          <w:rFonts w:eastAsiaTheme="minorEastAsia"/>
-          <w:i/>
-          <w:iCs/>
-        </w:rPr>
-        <w:t>statusReports</w:t>
-      </w:r>
-      <w:proofErr w:type="spellEnd"/>
-      <w:r>
-        <w:rPr>
-          <w:rFonts w:eastAsiaTheme="minorEastAsia"/>
-          <w:i/>
-          <w:iCs/>
-        </w:rPr>
-        <w:t xml:space="preserve"> = [1,3,2,5,1]</w:t>
+      <w:r>
+        <w:rPr>
+          <w:rFonts w:eastAsiaTheme="minorEastAsia"/>
+          <w:i/>
+          <w:iCs/>
+        </w:rPr>
+        <w:t>statusReports = [1,3,2,5,1]</w:t>
       </w:r>
       <w:r>
         <w:rPr>
@@ -17983,25 +13585,7 @@
           <w:i/>
           <w:iCs/>
         </w:rPr>
-        <w:t>solution(</w:t>
-      </w:r>
-      <w:proofErr w:type="spellStart"/>
-      <w:r>
-        <w:rPr>
-          <w:rFonts w:eastAsiaTheme="minorEastAsia"/>
-          <w:i/>
-          <w:iCs/>
-        </w:rPr>
-        <w:t>statusReports</w:t>
-      </w:r>
-      <w:proofErr w:type="spellEnd"/>
-      <w:r>
-        <w:rPr>
-          <w:rFonts w:eastAsiaTheme="minorEastAsia"/>
-          <w:i/>
-          <w:iCs/>
-        </w:rPr>
-        <w:t>) = 8</w:t>
+        <w:t>solution(statusReports) = 8</w:t>
       </w:r>
       <w:r>
         <w:rPr>
@@ -18207,35 +13791,7 @@
         <w:rPr>
           <w:rFonts w:eastAsiaTheme="minorEastAsia"/>
         </w:rPr>
-        <w:t xml:space="preserve">In the mystical realm of </w:t>
-      </w:r>
-      <w:proofErr w:type="spellStart"/>
-      <w:r>
-        <w:rPr>
-          <w:rFonts w:eastAsiaTheme="minorEastAsia"/>
-        </w:rPr>
-        <w:t>Numeria</w:t>
-      </w:r>
-      <w:proofErr w:type="spellEnd"/>
-      <w:r>
-        <w:rPr>
-          <w:rFonts w:eastAsiaTheme="minorEastAsia"/>
-        </w:rPr>
-        <w:t xml:space="preserve">, numbers hold secrets waiting to be uncovered. Among the enchanted </w:t>
-      </w:r>
-      <w:proofErr w:type="spellStart"/>
-      <w:r>
-        <w:rPr>
-          <w:rFonts w:eastAsiaTheme="minorEastAsia"/>
-        </w:rPr>
-        <w:t>intergers</w:t>
-      </w:r>
-      <w:proofErr w:type="spellEnd"/>
-      <w:r>
-        <w:rPr>
-          <w:rFonts w:eastAsiaTheme="minorEastAsia"/>
-        </w:rPr>
-        <w:t xml:space="preserve">, there are special pairs that nearly mirror each other except for a single trait. You have been provided with an array of these magical numbers, </w:t>
+        <w:t xml:space="preserve">In the mystical realm of Numeria, numbers hold secrets waiting to be uncovered. Among the enchanted intergers, there are special pairs that nearly mirror each other except for a single trait. You have been provided with an array of these magical numbers, </w:t>
       </w:r>
       <w:r>
         <w:rPr>
@@ -18271,20 +13827,8 @@
           <w:i/>
           <w:iCs/>
         </w:rPr>
-        <w:t xml:space="preserve">0 &lt;= I &lt; j &lt; </w:t>
-      </w:r>
-      <w:proofErr w:type="spellStart"/>
-      <w:proofErr w:type="gramStart"/>
-      <w:r>
-        <w:rPr>
-          <w:rFonts w:eastAsiaTheme="minorEastAsia"/>
-          <w:i/>
-          <w:iCs/>
-        </w:rPr>
-        <w:t>numbers.length</w:t>
-      </w:r>
-      <w:proofErr w:type="spellEnd"/>
-      <w:proofErr w:type="gramEnd"/>
+        <w:t>0 &lt;= I &lt; j &lt; numbers.length</w:t>
+      </w:r>
       <w:r>
         <w:rPr>
           <w:rFonts w:eastAsiaTheme="minorEastAsia"/>
@@ -18339,19 +13883,11 @@
           <w:rFonts w:eastAsiaTheme="minorEastAsia"/>
         </w:rPr>
       </w:pPr>
-      <w:proofErr w:type="gramStart"/>
-      <w:r>
-        <w:rPr>
-          <w:rFonts w:eastAsiaTheme="minorEastAsia"/>
-        </w:rPr>
-        <w:t>Numbers[</w:t>
-      </w:r>
-      <w:proofErr w:type="gramEnd"/>
-      <w:r>
-        <w:rPr>
-          <w:rFonts w:eastAsiaTheme="minorEastAsia"/>
-        </w:rPr>
-        <w:t>0] = 1 has a single digit different with numbers[4] = 9</w:t>
+      <w:r>
+        <w:rPr>
+          <w:rFonts w:eastAsiaTheme="minorEastAsia"/>
+        </w:rPr>
+        <w:t>Numbers[0] = 1 has a single digit different with numbers[4] = 9</w:t>
       </w:r>
     </w:p>
     <w:p>
@@ -18365,19 +13901,11 @@
           <w:rFonts w:eastAsiaTheme="minorEastAsia"/>
         </w:rPr>
       </w:pPr>
-      <w:proofErr w:type="gramStart"/>
-      <w:r>
-        <w:rPr>
-          <w:rFonts w:eastAsiaTheme="minorEastAsia"/>
-        </w:rPr>
-        <w:t>Numbers[</w:t>
-      </w:r>
-      <w:proofErr w:type="gramEnd"/>
-      <w:r>
-        <w:rPr>
-          <w:rFonts w:eastAsiaTheme="minorEastAsia"/>
-        </w:rPr>
-        <w:t>1] = 151 differs from numbers[6] = 351 solely in the first digit.</w:t>
+      <w:r>
+        <w:rPr>
+          <w:rFonts w:eastAsiaTheme="minorEastAsia"/>
+        </w:rPr>
+        <w:t>Numbers[1] = 151 differs from numbers[6] = 351 solely in the first digit.</w:t>
       </w:r>
     </w:p>
     <w:p>
@@ -18391,54 +13919,32 @@
           <w:rFonts w:eastAsiaTheme="minorEastAsia"/>
         </w:rPr>
       </w:pPr>
-      <w:proofErr w:type="gramStart"/>
-      <w:r>
-        <w:rPr>
-          <w:rFonts w:eastAsiaTheme="minorEastAsia"/>
-        </w:rPr>
-        <w:t>Numbers[</w:t>
-      </w:r>
-      <w:proofErr w:type="gramEnd"/>
-      <w:r>
-        <w:rPr>
-          <w:rFonts w:eastAsiaTheme="minorEastAsia"/>
-        </w:rPr>
-        <w:t>3] = 1 also differs from numbers[4] = 9 in their single shared digit.</w:t>
-      </w:r>
-    </w:p>
-    <w:p>
-      <w:pPr>
-        <w:rPr>
-          <w:rFonts w:eastAsiaTheme="minorEastAsia"/>
-        </w:rPr>
-      </w:pPr>
-    </w:p>
-    <w:p>
-      <w:pPr>
-        <w:ind w:left="720"/>
-        <w:rPr>
-          <w:rFonts w:eastAsiaTheme="minorEastAsia"/>
-        </w:rPr>
-      </w:pPr>
-      <w:r>
-        <w:rPr>
-          <w:rFonts w:eastAsiaTheme="minorEastAsia"/>
-        </w:rPr>
-        <w:t xml:space="preserve">Observe that the identical </w:t>
-      </w:r>
-      <w:proofErr w:type="gramStart"/>
-      <w:r>
-        <w:rPr>
-          <w:rFonts w:eastAsiaTheme="minorEastAsia"/>
-        </w:rPr>
-        <w:t>numbers[</w:t>
-      </w:r>
-      <w:proofErr w:type="gramEnd"/>
-      <w:r>
-        <w:rPr>
-          <w:rFonts w:eastAsiaTheme="minorEastAsia"/>
-        </w:rPr>
-        <w:t>0] = 1 and numbers[3] = 1 do not count as a pair since they are exactly the same.</w:t>
+      <w:r>
+        <w:rPr>
+          <w:rFonts w:eastAsiaTheme="minorEastAsia"/>
+        </w:rPr>
+        <w:t>Numbers[3] = 1 also differs from numbers[4] = 9 in their single shared digit.</w:t>
+      </w:r>
+    </w:p>
+    <w:p>
+      <w:pPr>
+        <w:rPr>
+          <w:rFonts w:eastAsiaTheme="minorEastAsia"/>
+        </w:rPr>
+      </w:pPr>
+    </w:p>
+    <w:p>
+      <w:pPr>
+        <w:ind w:left="720"/>
+        <w:rPr>
+          <w:rFonts w:eastAsiaTheme="minorEastAsia"/>
+        </w:rPr>
+      </w:pPr>
+      <w:r>
+        <w:rPr>
+          <w:rFonts w:eastAsiaTheme="minorEastAsia"/>
+        </w:rPr>
+        <w:t>Observe that the identical numbers[0] = 1 and numbers[3] = 1 do not count as a pair since they are exactly the same.</w:t>
       </w:r>
     </w:p>
     <w:p>
@@ -18487,7 +13993,6 @@
         </w:rPr>
         <w:t xml:space="preserve">Imagine you are developing a sophisticated text processing tool editors use to format lists of words for publication quickly. You are given an array of strings </w:t>
       </w:r>
-      <w:proofErr w:type="spellStart"/>
       <w:r>
         <w:rPr>
           <w:rFonts w:eastAsiaTheme="minorEastAsia"/>
@@ -18496,7 +14001,6 @@
         </w:rPr>
         <w:t>wordsList</w:t>
       </w:r>
-      <w:proofErr w:type="spellEnd"/>
       <w:r>
         <w:rPr>
           <w:rFonts w:eastAsiaTheme="minorEastAsia"/>
@@ -18524,7 +14028,6 @@
         </w:rPr>
         <w:t xml:space="preserve">Your task is to write a function that processes the input array </w:t>
       </w:r>
-      <w:proofErr w:type="spellStart"/>
       <w:r>
         <w:rPr>
           <w:rFonts w:eastAsiaTheme="minorEastAsia"/>
@@ -18533,7 +14036,6 @@
         </w:rPr>
         <w:t>wordsList</w:t>
       </w:r>
-      <w:proofErr w:type="spellEnd"/>
       <w:r>
         <w:rPr>
           <w:rFonts w:eastAsiaTheme="minorEastAsia"/>
@@ -18570,7 +14072,6 @@
         </w:rPr>
         <w:t xml:space="preserve">: </w:t>
       </w:r>
-      <w:proofErr w:type="spellStart"/>
       <w:r>
         <w:rPr>
           <w:rFonts w:eastAsiaTheme="minorEastAsia"/>
@@ -18579,72 +14080,25 @@
         </w:rPr>
         <w:t>wordsList</w:t>
       </w:r>
-      <w:proofErr w:type="spellEnd"/>
-      <w:r>
-        <w:rPr>
-          <w:rFonts w:eastAsiaTheme="minorEastAsia"/>
-        </w:rPr>
-        <w:t xml:space="preserve"> = [“</w:t>
-      </w:r>
-      <w:proofErr w:type="spellStart"/>
-      <w:r>
-        <w:rPr>
-          <w:rFonts w:eastAsiaTheme="minorEastAsia"/>
-        </w:rPr>
-        <w:t>HeLLo</w:t>
-      </w:r>
-      <w:proofErr w:type="spellEnd"/>
-      <w:r>
-        <w:rPr>
-          <w:rFonts w:eastAsiaTheme="minorEastAsia"/>
-        </w:rPr>
-        <w:t xml:space="preserve">”, “Data”, “science”] the output should be </w:t>
-      </w:r>
-      <w:r>
-        <w:rPr>
-          <w:rFonts w:eastAsiaTheme="minorEastAsia"/>
-          <w:i/>
-          <w:iCs/>
-        </w:rPr>
-        <w:t>solution(</w:t>
-      </w:r>
-      <w:proofErr w:type="spellStart"/>
-      <w:r>
-        <w:rPr>
-          <w:rFonts w:eastAsiaTheme="minorEastAsia"/>
-          <w:i/>
-          <w:iCs/>
-        </w:rPr>
-        <w:t>wordsList</w:t>
-      </w:r>
-      <w:proofErr w:type="spellEnd"/>
-      <w:r>
-        <w:rPr>
-          <w:rFonts w:eastAsiaTheme="minorEastAsia"/>
-          <w:i/>
-          <w:iCs/>
-        </w:rPr>
-        <w:t xml:space="preserve">) = </w:t>
-      </w:r>
-      <w:r>
-        <w:rPr>
-          <w:rFonts w:eastAsiaTheme="minorEastAsia"/>
-        </w:rPr>
-        <w:t>[“HELLO”, “</w:t>
-      </w:r>
-      <w:proofErr w:type="spellStart"/>
-      <w:r>
-        <w:rPr>
-          <w:rFonts w:eastAsiaTheme="minorEastAsia"/>
-        </w:rPr>
-        <w:t>ataD</w:t>
-      </w:r>
-      <w:proofErr w:type="spellEnd"/>
-      <w:r>
-        <w:rPr>
-          <w:rFonts w:eastAsiaTheme="minorEastAsia"/>
-        </w:rPr>
-        <w:t>”, “SCIENCE”]</w:t>
+      <w:r>
+        <w:rPr>
+          <w:rFonts w:eastAsiaTheme="minorEastAsia"/>
+        </w:rPr>
+        <w:t xml:space="preserve"> = [“HeLLo”, “Data”, “science”] the output should be </w:t>
+      </w:r>
+      <w:r>
+        <w:rPr>
+          <w:rFonts w:eastAsiaTheme="minorEastAsia"/>
+          <w:i/>
+          <w:iCs/>
+        </w:rPr>
+        <w:t xml:space="preserve">solution(wordsList) = </w:t>
+      </w:r>
+      <w:r>
+        <w:rPr>
+          <w:rFonts w:eastAsiaTheme="minorEastAsia"/>
+        </w:rPr>
+        <w:t>[“HELLO”, “ataD”, “SCIENCE”]</w:t>
       </w:r>
     </w:p>
     <w:p>
@@ -18903,25 +14357,7 @@
           <w:i/>
           <w:iCs/>
         </w:rPr>
-        <w:t>text = “</w:t>
-      </w:r>
-      <w:proofErr w:type="spellStart"/>
-      <w:r>
-        <w:rPr>
-          <w:rFonts w:eastAsiaTheme="minorEastAsia"/>
-          <w:i/>
-          <w:iCs/>
-        </w:rPr>
-        <w:t>aXA</w:t>
-      </w:r>
-      <w:proofErr w:type="spellEnd"/>
-      <w:r>
-        <w:rPr>
-          <w:rFonts w:eastAsiaTheme="minorEastAsia"/>
-          <w:i/>
-          <w:iCs/>
-        </w:rPr>
-        <w:t>”</w:t>
+        <w:t>text = “aXA”</w:t>
       </w:r>
       <w:r>
         <w:rPr>
@@ -18963,21 +14399,7 @@
         <w:rPr>
           <w:rFonts w:eastAsiaTheme="minorEastAsia"/>
         </w:rPr>
-        <w:t>The only triplet in the string is “</w:t>
-      </w:r>
-      <w:proofErr w:type="spellStart"/>
-      <w:r>
-        <w:rPr>
-          <w:rFonts w:eastAsiaTheme="minorEastAsia"/>
-        </w:rPr>
-        <w:t>aXA</w:t>
-      </w:r>
-      <w:proofErr w:type="spellEnd"/>
-      <w:r>
-        <w:rPr>
-          <w:rFonts w:eastAsiaTheme="minorEastAsia"/>
-        </w:rPr>
-        <w:t>” and it satisfies the condition where the first and last characters are the same (case insensitive). Hence the answer is 1.</w:t>
+        <w:t>The only triplet in the string is “aXA” and it satisfies the condition where the first and last characters are the same (case insensitive). Hence the answer is 1.</w:t>
       </w:r>
     </w:p>
     <w:p>
@@ -19025,7 +14447,6 @@
         </w:rPr>
         <w:t xml:space="preserve">Given a string of space-separated numbers </w:t>
       </w:r>
-      <w:proofErr w:type="spellStart"/>
       <w:r>
         <w:rPr>
           <w:rFonts w:eastAsiaTheme="minorEastAsia"/>
@@ -19034,7 +14455,6 @@
         </w:rPr>
         <w:t>sensorReadings</w:t>
       </w:r>
-      <w:proofErr w:type="spellEnd"/>
       <w:r>
         <w:rPr>
           <w:rFonts w:eastAsiaTheme="minorEastAsia"/>
@@ -19071,23 +14491,13 @@
         </w:rPr>
         <w:t xml:space="preserve"> For </w:t>
       </w:r>
-      <w:proofErr w:type="spellStart"/>
-      <w:r>
-        <w:rPr>
-          <w:rFonts w:eastAsiaTheme="minorEastAsia"/>
-          <w:i/>
-          <w:iCs/>
-        </w:rPr>
-        <w:t>sensorReadings</w:t>
-      </w:r>
-      <w:proofErr w:type="spellEnd"/>
-      <w:r>
-        <w:rPr>
-          <w:rFonts w:eastAsiaTheme="minorEastAsia"/>
-          <w:i/>
-          <w:iCs/>
-        </w:rPr>
-        <w:t xml:space="preserve"> = “123 4558 787”</w:t>
+      <w:r>
+        <w:rPr>
+          <w:rFonts w:eastAsiaTheme="minorEastAsia"/>
+          <w:i/>
+          <w:iCs/>
+        </w:rPr>
+        <w:t>sensorReadings = “123 4558 787”</w:t>
       </w:r>
       <w:r>
         <w:rPr>
@@ -19101,25 +14511,7 @@
           <w:i/>
           <w:iCs/>
         </w:rPr>
-        <w:t>solution(</w:t>
-      </w:r>
-      <w:proofErr w:type="spellStart"/>
-      <w:r>
-        <w:rPr>
-          <w:rFonts w:eastAsiaTheme="minorEastAsia"/>
-          <w:i/>
-          <w:iCs/>
-        </w:rPr>
-        <w:t>sensorReadings</w:t>
-      </w:r>
-      <w:proofErr w:type="spellEnd"/>
-      <w:r>
-        <w:rPr>
-          <w:rFonts w:eastAsiaTheme="minorEastAsia"/>
-          <w:i/>
-          <w:iCs/>
-        </w:rPr>
-        <w:t>) = “123 22 787”</w:t>
+        <w:t>solution(sensorReadings) = “123 22 787”</w:t>
       </w:r>
       <w:r>
         <w:rPr>
@@ -19315,7 +14707,6 @@
         </w:rPr>
         <w:t xml:space="preserve">Imagine you are managing a city’s transit archive looking back at past bus departure records. You are provided with an array </w:t>
       </w:r>
-      <w:proofErr w:type="spellStart"/>
       <w:r>
         <w:rPr>
           <w:rFonts w:eastAsiaTheme="minorEastAsia"/>
@@ -19324,7 +14715,6 @@
         </w:rPr>
         <w:t>departure_times</w:t>
       </w:r>
-      <w:proofErr w:type="spellEnd"/>
       <w:r>
         <w:rPr>
           <w:rFonts w:eastAsiaTheme="minorEastAsia"/>
@@ -19367,7 +14757,6 @@
         <w:lastRenderedPageBreak/>
         <w:t xml:space="preserve">Assume that a bus scheduled to leave exactly at </w:t>
       </w:r>
-      <w:proofErr w:type="spellStart"/>
       <w:r>
         <w:rPr>
           <w:rFonts w:eastAsiaTheme="minorEastAsia"/>
@@ -19376,7 +14765,6 @@
         </w:rPr>
         <w:t>current_time</w:t>
       </w:r>
-      <w:proofErr w:type="spellEnd"/>
       <w:r>
         <w:rPr>
           <w:rFonts w:eastAsiaTheme="minorEastAsia"/>
@@ -19413,23 +14801,13 @@
         </w:rPr>
         <w:t xml:space="preserve"> For </w:t>
       </w:r>
-      <w:proofErr w:type="spellStart"/>
-      <w:r>
-        <w:rPr>
-          <w:rFonts w:eastAsiaTheme="minorEastAsia"/>
-          <w:i/>
-          <w:iCs/>
-        </w:rPr>
-        <w:t>departure_times</w:t>
-      </w:r>
-      <w:proofErr w:type="spellEnd"/>
-      <w:r>
-        <w:rPr>
-          <w:rFonts w:eastAsiaTheme="minorEastAsia"/>
-          <w:i/>
-          <w:iCs/>
-        </w:rPr>
-        <w:t xml:space="preserve"> = [“12:30”, “14:00”, “19:55”]</w:t>
+      <w:r>
+        <w:rPr>
+          <w:rFonts w:eastAsiaTheme="minorEastAsia"/>
+          <w:i/>
+          <w:iCs/>
+        </w:rPr>
+        <w:t>departure_times = [“12:30”, “14:00”, “19:55”]</w:t>
       </w:r>
       <w:r>
         <w:rPr>
@@ -19437,23 +14815,13 @@
         </w:rPr>
         <w:t xml:space="preserve"> and </w:t>
       </w:r>
-      <w:proofErr w:type="spellStart"/>
-      <w:r>
-        <w:rPr>
-          <w:rFonts w:eastAsiaTheme="minorEastAsia"/>
-          <w:i/>
-          <w:iCs/>
-        </w:rPr>
-        <w:t>current_time</w:t>
-      </w:r>
-      <w:proofErr w:type="spellEnd"/>
-      <w:r>
-        <w:rPr>
-          <w:rFonts w:eastAsiaTheme="minorEastAsia"/>
-          <w:i/>
-          <w:iCs/>
-        </w:rPr>
-        <w:t xml:space="preserve"> = “14:30”</w:t>
+      <w:r>
+        <w:rPr>
+          <w:rFonts w:eastAsiaTheme="minorEastAsia"/>
+          <w:i/>
+          <w:iCs/>
+        </w:rPr>
+        <w:t>current_time = “14:30”</w:t>
       </w:r>
       <w:r>
         <w:rPr>
@@ -19461,51 +14829,13 @@
         </w:rPr>
         <w:t xml:space="preserve">, the output should be </w:t>
       </w:r>
-      <w:proofErr w:type="gramStart"/>
-      <w:r>
-        <w:rPr>
-          <w:rFonts w:eastAsiaTheme="minorEastAsia"/>
-          <w:i/>
-          <w:iCs/>
-        </w:rPr>
-        <w:t>solution(</w:t>
-      </w:r>
-      <w:proofErr w:type="spellStart"/>
-      <w:proofErr w:type="gramEnd"/>
-      <w:r>
-        <w:rPr>
-          <w:rFonts w:eastAsiaTheme="minorEastAsia"/>
-          <w:i/>
-          <w:iCs/>
-        </w:rPr>
-        <w:t>departure_times</w:t>
-      </w:r>
-      <w:proofErr w:type="spellEnd"/>
-      <w:r>
-        <w:rPr>
-          <w:rFonts w:eastAsiaTheme="minorEastAsia"/>
-          <w:i/>
-          <w:iCs/>
-        </w:rPr>
-        <w:t xml:space="preserve">, </w:t>
-      </w:r>
-      <w:proofErr w:type="spellStart"/>
-      <w:r>
-        <w:rPr>
-          <w:rFonts w:eastAsiaTheme="minorEastAsia"/>
-          <w:i/>
-          <w:iCs/>
-        </w:rPr>
-        <w:t>current_time</w:t>
-      </w:r>
-      <w:proofErr w:type="spellEnd"/>
-      <w:r>
-        <w:rPr>
-          <w:rFonts w:eastAsiaTheme="minorEastAsia"/>
-          <w:i/>
-          <w:iCs/>
-        </w:rPr>
-        <w:t>) = 30</w:t>
+      <w:r>
+        <w:rPr>
+          <w:rFonts w:eastAsiaTheme="minorEastAsia"/>
+          <w:i/>
+          <w:iCs/>
+        </w:rPr>
+        <w:t>solution(departure_times, current_time) = 30</w:t>
       </w:r>
       <w:r>
         <w:rPr>
@@ -19555,15 +14885,7 @@
         </w:rPr>
       </w:pPr>
       <w:r>
-        <w:t xml:space="preserve">Given an empty array that should contain integers numbers, your task is to process a list of queries on it. </w:t>
-      </w:r>
-      <w:proofErr w:type="gramStart"/>
-      <w:r>
-        <w:t>Specifically</w:t>
-      </w:r>
-      <w:proofErr w:type="gramEnd"/>
-      <w:r>
-        <w:t xml:space="preserve"> there are two types of queries: </w:t>
+        <w:t xml:space="preserve">Given an empty array that should contain integers numbers, your task is to process a list of queries on it. Specifically there are two types of queries: </w:t>
       </w:r>
     </w:p>
     <w:p>
@@ -19602,20 +14924,7 @@
         <w:ind w:left="720"/>
       </w:pPr>
       <w:r>
-        <w:t>After processing each query, count the number of triples (</w:t>
-      </w:r>
-      <w:proofErr w:type="spellStart"/>
-      <w:proofErr w:type="gramStart"/>
-      <w:r>
-        <w:t>x,y</w:t>
-      </w:r>
-      <w:proofErr w:type="gramEnd"/>
-      <w:r>
-        <w:t>,z</w:t>
-      </w:r>
-      <w:proofErr w:type="spellEnd"/>
-      <w:r>
-        <w:t xml:space="preserve">) in numbers which meet this condition: </w:t>
+        <w:t xml:space="preserve">After processing each query, count the number of triples (x,y,z) in numbers which meet this condition: </w:t>
       </w:r>
     </w:p>
     <w:p>
@@ -19658,21 +14967,12 @@
       <w:r>
         <w:t xml:space="preserve"> For queries = [“+4”, “+5”, “+6”, “+4”, “+3”, “-4”] and diff = 1, the </w:t>
       </w:r>
-      <w:proofErr w:type="gramStart"/>
-      <w:r>
-        <w:rPr>
-          <w:i/>
-          <w:iCs/>
-        </w:rPr>
-        <w:t>solution(</w:t>
-      </w:r>
-      <w:proofErr w:type="gramEnd"/>
-      <w:r>
-        <w:rPr>
-          <w:i/>
-          <w:iCs/>
-        </w:rPr>
-        <w:t>queries, diff)</w:t>
+      <w:r>
+        <w:rPr>
+          <w:i/>
+          <w:iCs/>
+        </w:rPr>
+        <w:t>solution(queries, diff)</w:t>
       </w:r>
       <w:r>
         <w:t xml:space="preserve"> = </w:t>
@@ -19758,15 +15058,7 @@
         </w:numPr>
       </w:pPr>
       <w:r>
-        <w:t xml:space="preserve">id&lt;number&gt; where &lt;number&gt; is an int in range [1,999] mentioning of individual users - ALL - mentioning all users - HERE - mentioning </w:t>
-      </w:r>
-      <w:proofErr w:type="spellStart"/>
-      <w:r>
-        <w:t>acive</w:t>
-      </w:r>
-      <w:proofErr w:type="spellEnd"/>
-      <w:r>
-        <w:t xml:space="preserve"> users </w:t>
+        <w:t xml:space="preserve">id&lt;number&gt; where &lt;number&gt; is an int in range [1,999] mentioning of individual users - ALL - mentioning all users - HERE - mentioning acive users </w:t>
       </w:r>
     </w:p>
     <w:p>
@@ -19804,15 +15096,7 @@
         <w:pStyle w:val="ListParagraph"/>
       </w:pPr>
       <w:r>
-        <w:t xml:space="preserve">Your task is to calculate mention statistics. given a list of users in the group chat and a list of chat events, count the number of message events that each user is mentioned in. Return the results in an array of strings with each string following this format [user </w:t>
-      </w:r>
-      <w:proofErr w:type="gramStart"/>
-      <w:r>
-        <w:t>id]=</w:t>
-      </w:r>
-      <w:proofErr w:type="gramEnd"/>
-      <w:r>
-        <w:t>[mentions count]. The array should be sorted lexicographically by user id in ascending order.</w:t>
+        <w:t>Your task is to calculate mention statistics. given a list of users in the group chat and a list of chat events, count the number of message events that each user is mentioned in. Return the results in an array of strings with each string following this format [user id]=[mentions count]. The array should be sorted lexicographically by user id in ascending order.</w:t>
       </w:r>
     </w:p>
     <w:p>
@@ -19865,21 +15149,7 @@
           <w:rFonts w:eastAsiaTheme="minorEastAsia"/>
         </w:rPr>
         <w:lastRenderedPageBreak/>
-        <w:t xml:space="preserve">Given an infinite integer number line, you would like to build some blocks and obstacles on it. Specifically, you </w:t>
-      </w:r>
-      <w:proofErr w:type="gramStart"/>
-      <w:r>
-        <w:rPr>
-          <w:rFonts w:eastAsiaTheme="minorEastAsia"/>
-        </w:rPr>
-        <w:t>have to</w:t>
-      </w:r>
-      <w:proofErr w:type="gramEnd"/>
-      <w:r>
-        <w:rPr>
-          <w:rFonts w:eastAsiaTheme="minorEastAsia"/>
-        </w:rPr>
-        <w:t xml:space="preserve"> implement code that supports two types of operations:</w:t>
+        <w:t>Given an infinite integer number line, you would like to build some blocks and obstacles on it. Specifically, you have to implement code that supports two types of operations:</w:t>
       </w:r>
     </w:p>
     <w:p>
@@ -20185,23 +15455,7 @@
           <w:rFonts w:eastAsiaTheme="minorEastAsia"/>
           <w:highlight w:val="yellow"/>
         </w:rPr>
-        <w:t xml:space="preserve">Note – this problem is </w:t>
-      </w:r>
-      <w:proofErr w:type="gramStart"/>
-      <w:r>
-        <w:rPr>
-          <w:rFonts w:eastAsiaTheme="minorEastAsia"/>
-          <w:highlight w:val="yellow"/>
-        </w:rPr>
-        <w:t>similar to</w:t>
-      </w:r>
-      <w:proofErr w:type="gramEnd"/>
-      <w:r>
-        <w:rPr>
-          <w:rFonts w:eastAsiaTheme="minorEastAsia"/>
-          <w:highlight w:val="yellow"/>
-        </w:rPr>
-        <w:t xml:space="preserve"> Question 15 however the requirements are very slightly modified.</w:t>
+        <w:t>Note – this problem is similar to Question 15 however the requirements are very slightly modified.</w:t>
       </w:r>
     </w:p>
     <w:p>
@@ -20462,21 +15716,7 @@
           <w:rFonts w:eastAsiaTheme="minorEastAsia"/>
         </w:rPr>
         <w:br/>
-        <w:t xml:space="preserve">The output should be a multidimensional array with the same size as </w:t>
-      </w:r>
-      <w:proofErr w:type="gramStart"/>
-      <w:r>
-        <w:rPr>
-          <w:rFonts w:eastAsiaTheme="minorEastAsia"/>
-        </w:rPr>
-        <w:t>bubbles, but</w:t>
-      </w:r>
-      <w:proofErr w:type="gramEnd"/>
-      <w:r>
-        <w:rPr>
-          <w:rFonts w:eastAsiaTheme="minorEastAsia"/>
-        </w:rPr>
-        <w:t xml:space="preserve"> replace all empty cells with 0.</w:t>
+        <w:t>The output should be a multidimensional array with the same size as bubbles, but replace all empty cells with 0.</w:t>
       </w:r>
     </w:p>
     <w:p>
@@ -20704,23 +15944,13 @@
           <w:iCs/>
         </w:rPr>
       </w:pPr>
-      <w:proofErr w:type="gramStart"/>
-      <w:r>
-        <w:rPr>
-          <w:rFonts w:eastAsiaTheme="minorEastAsia"/>
-          <w:i/>
-          <w:iCs/>
-        </w:rPr>
-        <w:t>solution(</w:t>
-      </w:r>
-      <w:proofErr w:type="gramEnd"/>
-      <w:r>
-        <w:rPr>
-          <w:rFonts w:eastAsiaTheme="minorEastAsia"/>
-          <w:i/>
-          <w:iCs/>
-        </w:rPr>
-        <w:t>bubbles, operations) = [</w:t>
+      <w:r>
+        <w:rPr>
+          <w:rFonts w:eastAsiaTheme="minorEastAsia"/>
+          <w:i/>
+          <w:iCs/>
+        </w:rPr>
+        <w:t>solution(bubbles, operations) = [</w:t>
       </w:r>
     </w:p>
     <w:p>
@@ -20934,19 +16164,11 @@
           <w:rFonts w:eastAsiaTheme="minorEastAsia"/>
         </w:rPr>
       </w:pPr>
-      <w:proofErr w:type="gramStart"/>
-      <w:r>
-        <w:rPr>
-          <w:rFonts w:eastAsiaTheme="minorEastAsia"/>
-        </w:rPr>
-        <w:t>cd .</w:t>
-      </w:r>
-      <w:proofErr w:type="gramEnd"/>
-      <w:r>
-        <w:rPr>
-          <w:rFonts w:eastAsiaTheme="minorEastAsia"/>
-        </w:rPr>
-        <w:t xml:space="preserve"> → Stays in the current directory (does nothing).</w:t>
+      <w:r>
+        <w:rPr>
+          <w:rFonts w:eastAsiaTheme="minorEastAsia"/>
+        </w:rPr>
+        <w:t>cd . → Stays in the current directory (does nothing).</w:t>
       </w:r>
     </w:p>
     <w:p>
@@ -20965,21 +16187,7 @@
           <w:rFonts w:eastAsiaTheme="minorEastAsia"/>
         </w:rPr>
         <w:lastRenderedPageBreak/>
-        <w:t>cd</w:t>
-      </w:r>
-      <w:proofErr w:type="gramStart"/>
-      <w:r>
-        <w:rPr>
-          <w:rFonts w:eastAsiaTheme="minorEastAsia"/>
-        </w:rPr>
-        <w:t xml:space="preserve"> ..</w:t>
-      </w:r>
-      <w:proofErr w:type="gramEnd"/>
-      <w:r>
-        <w:rPr>
-          <w:rFonts w:eastAsiaTheme="minorEastAsia"/>
-        </w:rPr>
-        <w:t xml:space="preserve"> → Moves the working directory one level up.</w:t>
+        <w:t>cd .. → Moves the working directory one level up.</w:t>
       </w:r>
     </w:p>
     <w:p>
@@ -21101,21 +16309,7 @@
         <w:rPr>
           <w:rFonts w:eastAsiaTheme="minorEastAsia"/>
         </w:rPr>
-        <w:t xml:space="preserve"> </w:t>
-      </w:r>
-      <w:proofErr w:type="gramStart"/>
-      <w:r>
-        <w:rPr>
-          <w:rFonts w:eastAsiaTheme="minorEastAsia"/>
-        </w:rPr>
-        <w:t>should</w:t>
-      </w:r>
-      <w:proofErr w:type="gramEnd"/>
-      <w:r>
-        <w:rPr>
-          <w:rFonts w:eastAsiaTheme="minorEastAsia"/>
-        </w:rPr>
-        <w:t xml:space="preserve"> be used as separators.</w:t>
+        <w:t xml:space="preserve"> should be used as separators.</w:t>
       </w:r>
     </w:p>
     <w:p>
@@ -21161,35 +16355,7 @@
         <w:rPr>
           <w:rFonts w:eastAsiaTheme="minorEastAsia"/>
         </w:rPr>
-        <w:t xml:space="preserve">commands = ["cd users", "cd </w:t>
-      </w:r>
-      <w:proofErr w:type="spellStart"/>
-      <w:r>
-        <w:rPr>
-          <w:rFonts w:eastAsiaTheme="minorEastAsia"/>
-        </w:rPr>
-        <w:t>codesignal</w:t>
-      </w:r>
-      <w:proofErr w:type="spellEnd"/>
-      <w:r>
-        <w:rPr>
-          <w:rFonts w:eastAsiaTheme="minorEastAsia"/>
-        </w:rPr>
-        <w:t>", "cd</w:t>
-      </w:r>
-      <w:proofErr w:type="gramStart"/>
-      <w:r>
-        <w:rPr>
-          <w:rFonts w:eastAsiaTheme="minorEastAsia"/>
-        </w:rPr>
-        <w:t xml:space="preserve"> ..</w:t>
-      </w:r>
-      <w:proofErr w:type="gramEnd"/>
-      <w:r>
-        <w:rPr>
-          <w:rFonts w:eastAsiaTheme="minorEastAsia"/>
-        </w:rPr>
-        <w:t>", "cd admin"]</w:t>
+        <w:t>commands = ["cd users", "cd codesignal", "cd ..", "cd admin"]</w:t>
       </w:r>
     </w:p>
     <w:p>
@@ -21262,6 +16428,887 @@
           <w:rFonts w:eastAsiaTheme="minorEastAsia"/>
         </w:rPr>
       </w:pPr>
+      <w:r>
+        <w:rPr>
+          <w:rFonts w:eastAsiaTheme="minorEastAsia"/>
+        </w:rPr>
+        <w:t xml:space="preserve">Imagine you’re a curator organizing a digital art exhibition featuring sculptures of various heights, each represented by a unique number in the array </w:t>
+      </w:r>
+      <w:r>
+        <w:rPr>
+          <w:rFonts w:eastAsiaTheme="minorEastAsia"/>
+          <w:i/>
+          <w:iCs/>
+        </w:rPr>
+        <w:t>heights</w:t>
+      </w:r>
+      <w:r>
+        <w:rPr>
+          <w:rFonts w:eastAsiaTheme="minorEastAsia"/>
+        </w:rPr>
+        <w:t xml:space="preserve">. We defined a sculpture height as a highlight if it is taller than its neighboring sculptures. Formally, </w:t>
+      </w:r>
+      <w:r>
+        <w:rPr>
+          <w:rFonts w:eastAsiaTheme="minorEastAsia"/>
+          <w:i/>
+          <w:iCs/>
+        </w:rPr>
+        <w:t>heights[i]</w:t>
+      </w:r>
+      <w:r>
+        <w:rPr>
+          <w:rFonts w:eastAsiaTheme="minorEastAsia"/>
+        </w:rPr>
+        <w:t xml:space="preserve"> is a highlight if it meets these criteria:</w:t>
+      </w:r>
+    </w:p>
+    <w:p>
+      <w:pPr>
+        <w:pStyle w:val="ListParagraph"/>
+        <w:numPr>
+          <w:ilvl w:val="1"/>
+          <w:numId w:val="1"/>
+        </w:numPr>
+        <w:rPr>
+          <w:rFonts w:eastAsiaTheme="minorEastAsia"/>
+        </w:rPr>
+      </w:pPr>
+      <w:r>
+        <w:rPr>
+          <w:rFonts w:eastAsiaTheme="minorEastAsia"/>
+          <w:i/>
+          <w:iCs/>
+        </w:rPr>
+        <w:t xml:space="preserve">Heights[i] &gt; heights[i-1] </w:t>
+      </w:r>
+      <w:r>
+        <w:rPr>
+          <w:rFonts w:eastAsiaTheme="minorEastAsia"/>
+        </w:rPr>
+        <w:t xml:space="preserve">or </w:t>
+      </w:r>
+      <w:r>
+        <w:rPr>
+          <w:rFonts w:eastAsiaTheme="minorEastAsia"/>
+          <w:i/>
+          <w:iCs/>
+        </w:rPr>
+        <w:t>heights[i-1]</w:t>
+      </w:r>
+      <w:r>
+        <w:rPr>
+          <w:rFonts w:eastAsiaTheme="minorEastAsia"/>
+        </w:rPr>
+        <w:t xml:space="preserve"> doesn’t exist</w:t>
+      </w:r>
+    </w:p>
+    <w:p>
+      <w:pPr>
+        <w:pStyle w:val="ListParagraph"/>
+        <w:numPr>
+          <w:ilvl w:val="1"/>
+          <w:numId w:val="1"/>
+        </w:numPr>
+        <w:rPr>
+          <w:rFonts w:eastAsiaTheme="minorEastAsia"/>
+        </w:rPr>
+      </w:pPr>
+      <w:r>
+        <w:rPr>
+          <w:rFonts w:eastAsiaTheme="minorEastAsia"/>
+          <w:i/>
+          <w:iCs/>
+        </w:rPr>
+        <w:t>Heights[i] &gt; heights[i+1]</w:t>
+      </w:r>
+      <w:r>
+        <w:rPr>
+          <w:rFonts w:eastAsiaTheme="minorEastAsia"/>
+        </w:rPr>
+        <w:t xml:space="preserve"> or </w:t>
+      </w:r>
+      <w:r>
+        <w:rPr>
+          <w:rFonts w:eastAsiaTheme="minorEastAsia"/>
+          <w:i/>
+          <w:iCs/>
+        </w:rPr>
+        <w:t>heights[i+1]</w:t>
+      </w:r>
+      <w:r>
+        <w:rPr>
+          <w:rFonts w:eastAsiaTheme="minorEastAsia"/>
+        </w:rPr>
+        <w:t xml:space="preserve"> doesn’t exist.</w:t>
+      </w:r>
+    </w:p>
+    <w:p>
+      <w:pPr>
+        <w:rPr>
+          <w:rFonts w:eastAsiaTheme="minorEastAsia"/>
+        </w:rPr>
+      </w:pPr>
+    </w:p>
+    <w:p>
+      <w:pPr>
+        <w:ind w:left="720"/>
+        <w:rPr>
+          <w:rFonts w:eastAsiaTheme="minorEastAsia"/>
+        </w:rPr>
+      </w:pPr>
+      <w:r>
+        <w:rPr>
+          <w:rFonts w:eastAsiaTheme="minorEastAsia"/>
+        </w:rPr>
+        <w:t xml:space="preserve">The task is to complete an array (let’s call it </w:t>
+      </w:r>
+      <w:r>
+        <w:rPr>
+          <w:rFonts w:eastAsiaTheme="minorEastAsia"/>
+          <w:i/>
+          <w:iCs/>
+        </w:rPr>
+        <w:t>highlightOrder</w:t>
+      </w:r>
+      <w:r>
+        <w:rPr>
+          <w:rFonts w:eastAsiaTheme="minorEastAsia"/>
+        </w:rPr>
+        <w:t>) based on these steps:</w:t>
+      </w:r>
+    </w:p>
+    <w:p>
+      <w:pPr>
+        <w:pStyle w:val="ListParagraph"/>
+        <w:numPr>
+          <w:ilvl w:val="0"/>
+          <w:numId w:val="22"/>
+        </w:numPr>
+        <w:rPr>
+          <w:rFonts w:eastAsiaTheme="minorEastAsia"/>
+        </w:rPr>
+      </w:pPr>
+      <w:r>
+        <w:rPr>
+          <w:rFonts w:eastAsiaTheme="minorEastAsia"/>
+        </w:rPr>
+        <w:t xml:space="preserve">Identify the smallest </w:t>
+      </w:r>
+      <w:r>
+        <w:rPr>
+          <w:rFonts w:eastAsiaTheme="minorEastAsia"/>
+          <w:i/>
+          <w:iCs/>
+        </w:rPr>
+        <w:t>highlight</w:t>
+      </w:r>
+      <w:r>
+        <w:rPr>
+          <w:rFonts w:eastAsiaTheme="minorEastAsia"/>
+        </w:rPr>
+        <w:t xml:space="preserve"> in </w:t>
+      </w:r>
+      <w:r>
+        <w:rPr>
+          <w:rFonts w:eastAsiaTheme="minorEastAsia"/>
+          <w:i/>
+          <w:iCs/>
+        </w:rPr>
+        <w:t>heights</w:t>
+      </w:r>
+    </w:p>
+    <w:p>
+      <w:pPr>
+        <w:pStyle w:val="ListParagraph"/>
+        <w:numPr>
+          <w:ilvl w:val="0"/>
+          <w:numId w:val="22"/>
+        </w:numPr>
+        <w:rPr>
+          <w:rFonts w:eastAsiaTheme="minorEastAsia"/>
+        </w:rPr>
+      </w:pPr>
+      <w:r>
+        <w:rPr>
+          <w:rFonts w:eastAsiaTheme="minorEastAsia"/>
+        </w:rPr>
+        <w:t xml:space="preserve">Remove this highlight from </w:t>
+      </w:r>
+      <w:r>
+        <w:rPr>
+          <w:rFonts w:eastAsiaTheme="minorEastAsia"/>
+          <w:i/>
+          <w:iCs/>
+        </w:rPr>
+        <w:t>heights</w:t>
+      </w:r>
+      <w:r>
+        <w:rPr>
+          <w:rFonts w:eastAsiaTheme="minorEastAsia"/>
+        </w:rPr>
+        <w:t xml:space="preserve"> and add it to the end of the </w:t>
+      </w:r>
+      <w:r>
+        <w:rPr>
+          <w:rFonts w:eastAsiaTheme="minorEastAsia"/>
+          <w:i/>
+          <w:iCs/>
+        </w:rPr>
+        <w:t>highlightOrder</w:t>
+      </w:r>
+    </w:p>
+    <w:p>
+      <w:pPr>
+        <w:pStyle w:val="ListParagraph"/>
+        <w:numPr>
+          <w:ilvl w:val="0"/>
+          <w:numId w:val="22"/>
+        </w:numPr>
+        <w:rPr>
+          <w:rFonts w:eastAsiaTheme="minorEastAsia"/>
+        </w:rPr>
+      </w:pPr>
+      <w:r>
+        <w:rPr>
+          <w:rFonts w:eastAsiaTheme="minorEastAsia"/>
+        </w:rPr>
+        <w:t>Keep repeating the above steps until</w:t>
+      </w:r>
+      <w:r>
+        <w:rPr>
+          <w:rFonts w:eastAsiaTheme="minorEastAsia"/>
+          <w:i/>
+          <w:iCs/>
+        </w:rPr>
+        <w:t xml:space="preserve"> heights</w:t>
+      </w:r>
+      <w:r>
+        <w:rPr>
+          <w:rFonts w:eastAsiaTheme="minorEastAsia"/>
+        </w:rPr>
+        <w:t xml:space="preserve"> has no </w:t>
+      </w:r>
+      <w:r>
+        <w:rPr>
+          <w:rFonts w:eastAsiaTheme="minorEastAsia"/>
+          <w:i/>
+          <w:iCs/>
+        </w:rPr>
+        <w:t>highlights</w:t>
+      </w:r>
+      <w:r>
+        <w:rPr>
+          <w:rFonts w:eastAsiaTheme="minorEastAsia"/>
+        </w:rPr>
+        <w:t xml:space="preserve"> left.</w:t>
+      </w:r>
+    </w:p>
+    <w:p>
+      <w:pPr>
+        <w:rPr>
+          <w:rFonts w:eastAsiaTheme="minorEastAsia"/>
+        </w:rPr>
+      </w:pPr>
+    </w:p>
+    <w:p>
+      <w:pPr>
+        <w:ind w:left="720"/>
+        <w:rPr>
+          <w:rFonts w:eastAsiaTheme="minorEastAsia"/>
+        </w:rPr>
+      </w:pPr>
+      <w:r>
+        <w:rPr>
+          <w:rFonts w:eastAsiaTheme="minorEastAsia"/>
+        </w:rPr>
+        <w:t xml:space="preserve">Note: Since each sculpture is unique, there will be no tie when selecting the smallest </w:t>
+      </w:r>
+      <w:r>
+        <w:rPr>
+          <w:rFonts w:eastAsiaTheme="minorEastAsia"/>
+          <w:i/>
+          <w:iCs/>
+        </w:rPr>
+        <w:t>highlight</w:t>
+      </w:r>
+    </w:p>
+    <w:p>
+      <w:pPr>
+        <w:ind w:left="720"/>
+        <w:rPr>
+          <w:rFonts w:eastAsiaTheme="minorEastAsia"/>
+        </w:rPr>
+      </w:pPr>
+    </w:p>
+    <w:p>
+      <w:pPr>
+        <w:ind w:left="720"/>
+        <w:rPr>
+          <w:rFonts w:eastAsiaTheme="minorEastAsia"/>
+        </w:rPr>
+      </w:pPr>
+      <w:r>
+        <w:rPr>
+          <w:rFonts w:eastAsiaTheme="minorEastAsia"/>
+          <w:b/>
+          <w:bCs/>
+        </w:rPr>
+        <w:t>Example:</w:t>
+      </w:r>
+    </w:p>
+    <w:p>
+      <w:pPr>
+        <w:ind w:left="720"/>
+        <w:rPr>
+          <w:rFonts w:eastAsiaTheme="minorEastAsia"/>
+        </w:rPr>
+      </w:pPr>
+    </w:p>
+    <w:p>
+      <w:pPr>
+        <w:ind w:left="720"/>
+        <w:rPr>
+          <w:rFonts w:eastAsiaTheme="minorEastAsia"/>
+        </w:rPr>
+      </w:pPr>
+      <w:r>
+        <w:rPr>
+          <w:rFonts w:eastAsiaTheme="minorEastAsia"/>
+          <w:i/>
+          <w:iCs/>
+        </w:rPr>
+        <w:t>Heights = [2,7,8,5,1,6,3,9,4]</w:t>
+      </w:r>
+      <w:r>
+        <w:rPr>
+          <w:rFonts w:eastAsiaTheme="minorEastAsia"/>
+        </w:rPr>
+        <w:t xml:space="preserve">, then </w:t>
+      </w:r>
+      <w:r>
+        <w:rPr>
+          <w:rFonts w:eastAsiaTheme="minorEastAsia"/>
+          <w:i/>
+          <w:iCs/>
+        </w:rPr>
+        <w:t>solution(heights) = [6,8,7,5,2,9,4,3,1]</w:t>
+      </w:r>
+      <w:r>
+        <w:rPr>
+          <w:rFonts w:eastAsiaTheme="minorEastAsia"/>
+        </w:rPr>
+        <w:t>.</w:t>
+      </w:r>
+    </w:p>
+    <w:p>
+      <w:pPr>
+        <w:ind w:left="720"/>
+        <w:rPr>
+          <w:rFonts w:eastAsiaTheme="minorEastAsia"/>
+        </w:rPr>
+      </w:pPr>
+    </w:p>
+    <w:p>
+      <w:pPr>
+        <w:ind w:left="720"/>
+        <w:rPr>
+          <w:rFonts w:eastAsiaTheme="minorEastAsia"/>
+        </w:rPr>
+      </w:pPr>
+      <w:r>
+        <w:rPr>
+          <w:rFonts w:eastAsiaTheme="minorEastAsia"/>
+          <w:b/>
+          <w:bCs/>
+        </w:rPr>
+        <w:t>Answer:</w:t>
+      </w:r>
+      <w:r>
+        <w:rPr>
+          <w:rFonts w:eastAsiaTheme="minorEastAsia"/>
+        </w:rPr>
+        <w:t xml:space="preserve"> Question71</w:t>
+      </w:r>
+    </w:p>
+    <w:p>
+      <w:pPr>
+        <w:rPr>
+          <w:rFonts w:eastAsiaTheme="minorEastAsia"/>
+        </w:rPr>
+      </w:pPr>
+    </w:p>
+    <w:p>
+      <w:pPr>
+        <w:pStyle w:val="ListParagraph"/>
+        <w:numPr>
+          <w:ilvl w:val="0"/>
+          <w:numId w:val="1"/>
+        </w:numPr>
+        <w:rPr>
+          <w:rFonts w:eastAsiaTheme="minorEastAsia"/>
+        </w:rPr>
+      </w:pPr>
+      <w:r>
+        <w:rPr>
+          <w:rFonts w:eastAsiaTheme="minorEastAsia"/>
+        </w:rPr>
+        <w:t xml:space="preserve">You are given a </w:t>
+      </w:r>
+      <w:r>
+        <w:rPr>
+          <w:rFonts w:eastAsiaTheme="minorEastAsia"/>
+          <w:b/>
+          <w:bCs/>
+        </w:rPr>
+        <w:t>number line</w:t>
+      </w:r>
+      <w:r>
+        <w:rPr>
+          <w:rFonts w:eastAsiaTheme="minorEastAsia"/>
+        </w:rPr>
+        <w:t xml:space="preserve"> represented by an array of size length, initially filled with 0s. You are also given a list of </w:t>
+      </w:r>
+      <w:r>
+        <w:rPr>
+          <w:rFonts w:eastAsiaTheme="minorEastAsia"/>
+          <w:b/>
+          <w:bCs/>
+        </w:rPr>
+        <w:t>queries</w:t>
+      </w:r>
+      <w:r>
+        <w:rPr>
+          <w:rFonts w:eastAsiaTheme="minorEastAsia"/>
+        </w:rPr>
+        <w:t>, where each query is of the form [coord, color].</w:t>
+      </w:r>
+    </w:p>
+    <w:p>
+      <w:pPr>
+        <w:pStyle w:val="ListParagraph"/>
+        <w:rPr>
+          <w:rFonts w:eastAsiaTheme="minorEastAsia"/>
+          <w:b/>
+          <w:bCs/>
+        </w:rPr>
+      </w:pPr>
+    </w:p>
+    <w:p>
+      <w:pPr>
+        <w:pStyle w:val="ListParagraph"/>
+        <w:rPr>
+          <w:rFonts w:eastAsiaTheme="minorEastAsia"/>
+          <w:b/>
+          <w:bCs/>
+        </w:rPr>
+      </w:pPr>
+      <w:r>
+        <w:rPr>
+          <w:rFonts w:eastAsiaTheme="minorEastAsia"/>
+          <w:b/>
+          <w:bCs/>
+        </w:rPr>
+        <w:t>Rules:</w:t>
+      </w:r>
+    </w:p>
+    <w:p>
+      <w:pPr>
+        <w:pStyle w:val="ListParagraph"/>
+        <w:numPr>
+          <w:ilvl w:val="1"/>
+          <w:numId w:val="1"/>
+        </w:numPr>
+        <w:rPr>
+          <w:rFonts w:eastAsiaTheme="minorEastAsia"/>
+        </w:rPr>
+      </w:pPr>
+      <w:r>
+        <w:rPr>
+          <w:rFonts w:eastAsiaTheme="minorEastAsia"/>
+        </w:rPr>
+        <w:t xml:space="preserve">Each query [coord, color] </w:t>
+      </w:r>
+      <w:r>
+        <w:rPr>
+          <w:rFonts w:eastAsiaTheme="minorEastAsia"/>
+          <w:b/>
+          <w:bCs/>
+        </w:rPr>
+        <w:t>paints</w:t>
+      </w:r>
+      <w:r>
+        <w:rPr>
+          <w:rFonts w:eastAsiaTheme="minorEastAsia"/>
+        </w:rPr>
+        <w:t xml:space="preserve"> the coordinate coord with the specified color.</w:t>
+      </w:r>
+    </w:p>
+    <w:p>
+      <w:pPr>
+        <w:pStyle w:val="ListParagraph"/>
+        <w:numPr>
+          <w:ilvl w:val="1"/>
+          <w:numId w:val="1"/>
+        </w:numPr>
+        <w:rPr>
+          <w:rFonts w:eastAsiaTheme="minorEastAsia"/>
+        </w:rPr>
+      </w:pPr>
+      <w:r>
+        <w:rPr>
+          <w:rFonts w:eastAsiaTheme="minorEastAsia"/>
+        </w:rPr>
+        <w:t xml:space="preserve">If coord was previously painted, it </w:t>
+      </w:r>
+      <w:r>
+        <w:rPr>
+          <w:rFonts w:eastAsiaTheme="minorEastAsia"/>
+          <w:b/>
+          <w:bCs/>
+        </w:rPr>
+        <w:t>overwrites</w:t>
+      </w:r>
+      <w:r>
+        <w:rPr>
+          <w:rFonts w:eastAsiaTheme="minorEastAsia"/>
+        </w:rPr>
+        <w:t xml:space="preserve"> the existing color.</w:t>
+      </w:r>
+    </w:p>
+    <w:p>
+      <w:pPr>
+        <w:pStyle w:val="ListParagraph"/>
+        <w:numPr>
+          <w:ilvl w:val="1"/>
+          <w:numId w:val="1"/>
+        </w:numPr>
+        <w:rPr>
+          <w:rFonts w:eastAsiaTheme="minorEastAsia"/>
+        </w:rPr>
+      </w:pPr>
+      <w:r>
+        <w:rPr>
+          <w:rFonts w:eastAsiaTheme="minorEastAsia"/>
+        </w:rPr>
+        <w:lastRenderedPageBreak/>
+        <w:t xml:space="preserve">After processing each query, </w:t>
+      </w:r>
+      <w:r>
+        <w:rPr>
+          <w:rFonts w:eastAsiaTheme="minorEastAsia"/>
+          <w:b/>
+          <w:bCs/>
+        </w:rPr>
+        <w:t>count the number of consecutive pairs</w:t>
+      </w:r>
+      <w:r>
+        <w:rPr>
+          <w:rFonts w:eastAsiaTheme="minorEastAsia"/>
+        </w:rPr>
+        <w:t xml:space="preserve"> (adjacent indices) that have the </w:t>
+      </w:r>
+      <w:r>
+        <w:rPr>
+          <w:rFonts w:eastAsiaTheme="minorEastAsia"/>
+          <w:b/>
+          <w:bCs/>
+        </w:rPr>
+        <w:t>same color</w:t>
+      </w:r>
+      <w:r>
+        <w:rPr>
+          <w:rFonts w:eastAsiaTheme="minorEastAsia"/>
+        </w:rPr>
+        <w:t>.</w:t>
+      </w:r>
+    </w:p>
+    <w:p>
+      <w:pPr>
+        <w:pStyle w:val="ListParagraph"/>
+        <w:numPr>
+          <w:ilvl w:val="1"/>
+          <w:numId w:val="1"/>
+        </w:numPr>
+        <w:rPr>
+          <w:rFonts w:eastAsiaTheme="minorEastAsia"/>
+        </w:rPr>
+      </w:pPr>
+      <w:r>
+        <w:rPr>
+          <w:rFonts w:eastAsiaTheme="minorEastAsia"/>
+        </w:rPr>
+        <w:t>Return an array of length queries.length, where the ith element is the count of consecutive same-colored pairs after processing the ith query.</w:t>
+      </w:r>
+    </w:p>
+    <w:p>
+      <w:pPr>
+        <w:rPr>
+          <w:rFonts w:eastAsiaTheme="minorEastAsia"/>
+        </w:rPr>
+      </w:pPr>
+    </w:p>
+    <w:p>
+      <w:pPr>
+        <w:ind w:left="720"/>
+        <w:rPr>
+          <w:rFonts w:eastAsiaTheme="minorEastAsia"/>
+        </w:rPr>
+      </w:pPr>
+      <w:r>
+        <w:rPr>
+          <w:rFonts w:eastAsiaTheme="minorEastAsia"/>
+        </w:rPr>
+        <w:t>Input Format</w:t>
+      </w:r>
+    </w:p>
+    <w:p>
+      <w:pPr>
+        <w:pStyle w:val="ListParagraph"/>
+        <w:numPr>
+          <w:ilvl w:val="0"/>
+          <w:numId w:val="15"/>
+        </w:numPr>
+        <w:rPr>
+          <w:rFonts w:eastAsiaTheme="minorEastAsia"/>
+        </w:rPr>
+      </w:pPr>
+      <w:r>
+        <w:rPr>
+          <w:rFonts w:eastAsiaTheme="minorEastAsia"/>
+        </w:rPr>
+        <w:t>length (integer): The length of the number line, represented as [0, length - 1].</w:t>
+      </w:r>
+    </w:p>
+    <w:p>
+      <w:pPr>
+        <w:pStyle w:val="ListParagraph"/>
+        <w:numPr>
+          <w:ilvl w:val="2"/>
+          <w:numId w:val="15"/>
+        </w:numPr>
+        <w:rPr>
+          <w:rFonts w:eastAsiaTheme="minorEastAsia"/>
+        </w:rPr>
+      </w:pPr>
+      <w:r>
+        <w:rPr>
+          <w:rFonts w:eastAsiaTheme="minorEastAsia"/>
+        </w:rPr>
+        <w:t>Constraints: 1 ≤ length ≤ 10⁹</w:t>
+      </w:r>
+    </w:p>
+    <w:p>
+      <w:pPr>
+        <w:pStyle w:val="ListParagraph"/>
+        <w:numPr>
+          <w:ilvl w:val="0"/>
+          <w:numId w:val="15"/>
+        </w:numPr>
+        <w:rPr>
+          <w:rFonts w:eastAsiaTheme="minorEastAsia"/>
+        </w:rPr>
+      </w:pPr>
+      <w:r>
+        <w:rPr>
+          <w:rFonts w:eastAsiaTheme="minorEastAsia"/>
+        </w:rPr>
+        <w:t>queries (2D array of integers): A list of queries where each query is [coord, color].</w:t>
+      </w:r>
+    </w:p>
+    <w:p>
+      <w:pPr>
+        <w:pStyle w:val="ListParagraph"/>
+        <w:numPr>
+          <w:ilvl w:val="2"/>
+          <w:numId w:val="15"/>
+        </w:numPr>
+        <w:rPr>
+          <w:rFonts w:eastAsiaTheme="minorEastAsia"/>
+        </w:rPr>
+      </w:pPr>
+      <w:r>
+        <w:rPr>
+          <w:rFonts w:eastAsiaTheme="minorEastAsia"/>
+        </w:rPr>
+        <w:t>Constraints: 1 ≤ queries.length ≤ 10⁵</w:t>
+      </w:r>
+    </w:p>
+    <w:p>
+      <w:pPr>
+        <w:pStyle w:val="ListParagraph"/>
+        <w:numPr>
+          <w:ilvl w:val="2"/>
+          <w:numId w:val="15"/>
+        </w:numPr>
+        <w:rPr>
+          <w:rFonts w:eastAsiaTheme="minorEastAsia"/>
+        </w:rPr>
+      </w:pPr>
+      <w:r>
+        <w:rPr>
+          <w:rFonts w:eastAsiaTheme="minorEastAsia"/>
+        </w:rPr>
+        <w:t>0 ≤ queries[i][0] &lt; length</w:t>
+      </w:r>
+    </w:p>
+    <w:p>
+      <w:pPr>
+        <w:pStyle w:val="ListParagraph"/>
+        <w:numPr>
+          <w:ilvl w:val="2"/>
+          <w:numId w:val="15"/>
+        </w:numPr>
+        <w:rPr>
+          <w:rFonts w:eastAsiaTheme="minorEastAsia"/>
+        </w:rPr>
+      </w:pPr>
+      <w:r>
+        <w:rPr>
+          <w:rFonts w:eastAsiaTheme="minorEastAsia"/>
+        </w:rPr>
+        <w:t>1 ≤ queries[i][1] ≤ 10⁹ (Color values are positive integers)</w:t>
+      </w:r>
+    </w:p>
+    <w:p>
+      <w:pPr>
+        <w:rPr>
+          <w:rFonts w:eastAsiaTheme="minorEastAsia"/>
+        </w:rPr>
+      </w:pPr>
+    </w:p>
+    <w:p>
+      <w:pPr>
+        <w:ind w:left="720"/>
+        <w:rPr>
+          <w:rFonts w:eastAsiaTheme="minorEastAsia"/>
+        </w:rPr>
+      </w:pPr>
+      <w:r>
+        <w:rPr>
+          <w:rFonts w:eastAsiaTheme="minorEastAsia"/>
+          <w:b/>
+          <w:bCs/>
+        </w:rPr>
+        <w:t>Example:</w:t>
+      </w:r>
+    </w:p>
+    <w:p>
+      <w:pPr>
+        <w:ind w:left="720"/>
+        <w:rPr>
+          <w:rFonts w:eastAsiaTheme="minorEastAsia"/>
+        </w:rPr>
+      </w:pPr>
+    </w:p>
+    <w:p>
+      <w:pPr>
+        <w:ind w:left="720"/>
+        <w:rPr>
+          <w:rFonts w:eastAsiaTheme="minorEastAsia"/>
+          <w:i/>
+          <w:iCs/>
+        </w:rPr>
+      </w:pPr>
+      <w:r>
+        <w:rPr>
+          <w:rFonts w:eastAsiaTheme="minorEastAsia"/>
+          <w:i/>
+          <w:iCs/>
+        </w:rPr>
+        <w:t>Length = 7</w:t>
+      </w:r>
+      <w:r>
+        <w:rPr>
+          <w:rFonts w:eastAsiaTheme="minorEastAsia"/>
+        </w:rPr>
+        <w:t xml:space="preserve"> and </w:t>
+      </w:r>
+      <w:r>
+        <w:rPr>
+          <w:rFonts w:eastAsiaTheme="minorEastAsia"/>
+          <w:i/>
+          <w:iCs/>
+        </w:rPr>
+        <w:t xml:space="preserve">queries = </w:t>
+      </w:r>
+      <w:r>
+        <w:rPr>
+          <w:rFonts w:eastAsiaTheme="minorEastAsia"/>
+          <w:i/>
+          <w:iCs/>
+        </w:rPr>
+        <w:t>[[1, 2], [0, 2], [3, 5], [3, 2], [2, 2], [6, 1], [1, 3]]</w:t>
+      </w:r>
+      <w:r>
+        <w:rPr>
+          <w:rFonts w:eastAsiaTheme="minorEastAsia"/>
+        </w:rPr>
+        <w:t xml:space="preserve">, then </w:t>
+      </w:r>
+      <w:r>
+        <w:rPr>
+          <w:rFonts w:eastAsiaTheme="minorEastAsia"/>
+          <w:i/>
+          <w:iCs/>
+        </w:rPr>
+        <w:t xml:space="preserve">solution(length, queries) = </w:t>
+      </w:r>
+      <w:r>
+        <w:rPr>
+          <w:rFonts w:eastAsiaTheme="minorEastAsia"/>
+          <w:i/>
+          <w:iCs/>
+        </w:rPr>
+        <w:t>[0, 1, 1, 1, 3, 3, 1]</w:t>
+      </w:r>
+    </w:p>
+    <w:p>
+      <w:pPr>
+        <w:ind w:left="720"/>
+        <w:rPr>
+          <w:rFonts w:eastAsiaTheme="minorEastAsia"/>
+          <w:i/>
+          <w:iCs/>
+        </w:rPr>
+      </w:pPr>
+    </w:p>
+    <w:p>
+      <w:pPr>
+        <w:ind w:left="720"/>
+        <w:rPr>
+          <w:rFonts w:eastAsiaTheme="minorEastAsia"/>
+        </w:rPr>
+      </w:pPr>
+      <w:r>
+        <w:rPr>
+          <w:rFonts w:eastAsiaTheme="minorEastAsia"/>
+          <w:highlight w:val="yellow"/>
+        </w:rPr>
+        <w:t>Note: Solution works for a few test cases not all</w:t>
+      </w:r>
+    </w:p>
+    <w:p>
+      <w:pPr>
+        <w:ind w:left="720"/>
+        <w:rPr>
+          <w:rFonts w:eastAsiaTheme="minorEastAsia"/>
+        </w:rPr>
+      </w:pPr>
+    </w:p>
+    <w:p>
+      <w:pPr>
+        <w:ind w:left="720"/>
+        <w:rPr>
+          <w:rFonts w:eastAsiaTheme="minorEastAsia"/>
+        </w:rPr>
+      </w:pPr>
+      <w:r>
+        <w:rPr>
+          <w:rFonts w:eastAsiaTheme="minorEastAsia"/>
+        </w:rPr>
+        <w:t>Answer: Question72</w:t>
+      </w:r>
     </w:p>
     <w:sectPr>
       <w:pgSz w:w="12240" w:h="15840"/>
@@ -21303,7 +17350,7 @@
         <w:rFonts w:ascii="Courier New" w:hAnsi="Courier New" w:cs="Courier New" w:hint="default"/>
       </w:rPr>
     </w:lvl>
-    <w:lvl w:ilvl="2" w:tplc="04090005" w:tentative="1">
+    <w:lvl w:ilvl="2" w:tplc="04090005">
       <w:start w:val="1"/>
       <w:numFmt w:val="bullet"/>
       <w:lvlText w:val=""/>
@@ -21651,6 +17698,119 @@
     </w:lvl>
   </w:abstractNum>
   <w:abstractNum w:abstractNumId="3" w15:restartNumberingAfterBreak="0">
+    <w:nsid w:val="1785027D"/>
+    <w:multiLevelType w:val="multilevel"/>
+    <w:tmpl w:val="658E586C"/>
+    <w:lvl w:ilvl="0">
+      <w:start w:val="1"/>
+      <w:numFmt w:val="decimal"/>
+      <w:lvlText w:val="%1."/>
+      <w:lvlJc w:val="left"/>
+      <w:pPr>
+        <w:tabs>
+          <w:tab w:val="num" w:pos="720"/>
+        </w:tabs>
+        <w:ind w:left="720" w:hanging="360"/>
+      </w:pPr>
+    </w:lvl>
+    <w:lvl w:ilvl="1" w:tentative="1">
+      <w:start w:val="1"/>
+      <w:numFmt w:val="decimal"/>
+      <w:lvlText w:val="%2."/>
+      <w:lvlJc w:val="left"/>
+      <w:pPr>
+        <w:tabs>
+          <w:tab w:val="num" w:pos="1440"/>
+        </w:tabs>
+        <w:ind w:left="1440" w:hanging="360"/>
+      </w:pPr>
+    </w:lvl>
+    <w:lvl w:ilvl="2" w:tentative="1">
+      <w:start w:val="1"/>
+      <w:numFmt w:val="decimal"/>
+      <w:lvlText w:val="%3."/>
+      <w:lvlJc w:val="left"/>
+      <w:pPr>
+        <w:tabs>
+          <w:tab w:val="num" w:pos="2160"/>
+        </w:tabs>
+        <w:ind w:left="2160" w:hanging="360"/>
+      </w:pPr>
+    </w:lvl>
+    <w:lvl w:ilvl="3" w:tentative="1">
+      <w:start w:val="1"/>
+      <w:numFmt w:val="decimal"/>
+      <w:lvlText w:val="%4."/>
+      <w:lvlJc w:val="left"/>
+      <w:pPr>
+        <w:tabs>
+          <w:tab w:val="num" w:pos="2880"/>
+        </w:tabs>
+        <w:ind w:left="2880" w:hanging="360"/>
+      </w:pPr>
+    </w:lvl>
+    <w:lvl w:ilvl="4" w:tentative="1">
+      <w:start w:val="1"/>
+      <w:numFmt w:val="decimal"/>
+      <w:lvlText w:val="%5."/>
+      <w:lvlJc w:val="left"/>
+      <w:pPr>
+        <w:tabs>
+          <w:tab w:val="num" w:pos="3600"/>
+        </w:tabs>
+        <w:ind w:left="3600" w:hanging="360"/>
+      </w:pPr>
+    </w:lvl>
+    <w:lvl w:ilvl="5" w:tentative="1">
+      <w:start w:val="1"/>
+      <w:numFmt w:val="decimal"/>
+      <w:lvlText w:val="%6."/>
+      <w:lvlJc w:val="left"/>
+      <w:pPr>
+        <w:tabs>
+          <w:tab w:val="num" w:pos="4320"/>
+        </w:tabs>
+        <w:ind w:left="4320" w:hanging="360"/>
+      </w:pPr>
+    </w:lvl>
+    <w:lvl w:ilvl="6" w:tentative="1">
+      <w:start w:val="1"/>
+      <w:numFmt w:val="decimal"/>
+      <w:lvlText w:val="%7."/>
+      <w:lvlJc w:val="left"/>
+      <w:pPr>
+        <w:tabs>
+          <w:tab w:val="num" w:pos="5040"/>
+        </w:tabs>
+        <w:ind w:left="5040" w:hanging="360"/>
+      </w:pPr>
+    </w:lvl>
+    <w:lvl w:ilvl="7" w:tentative="1">
+      <w:start w:val="1"/>
+      <w:numFmt w:val="decimal"/>
+      <w:lvlText w:val="%8."/>
+      <w:lvlJc w:val="left"/>
+      <w:pPr>
+        <w:tabs>
+          <w:tab w:val="num" w:pos="5760"/>
+        </w:tabs>
+        <w:ind w:left="5760" w:hanging="360"/>
+      </w:pPr>
+    </w:lvl>
+    <w:lvl w:ilvl="8" w:tentative="1">
+      <w:start w:val="1"/>
+      <w:numFmt w:val="decimal"/>
+      <w:lvlText w:val="%9."/>
+      <w:lvlJc w:val="left"/>
+      <w:pPr>
+        <w:tabs>
+          <w:tab w:val="num" w:pos="6480"/>
+        </w:tabs>
+        <w:ind w:left="6480" w:hanging="360"/>
+      </w:pPr>
+    </w:lvl>
+  </w:abstractNum>
+  <w:abstractNum w:abstractNumId="4" w15:restartNumberingAfterBreak="0">
     <w:nsid w:val="27FE7F02"/>
     <w:multiLevelType w:val="hybridMultilevel"/>
     <w:tmpl w:val="9CDAD668"/>
@@ -21763,7 +17923,7 @@
       </w:rPr>
     </w:lvl>
   </w:abstractNum>
-  <w:abstractNum w:abstractNumId="4" w15:restartNumberingAfterBreak="0">
+  <w:abstractNum w:abstractNumId="5" w15:restartNumberingAfterBreak="0">
     <w:nsid w:val="29A60487"/>
     <w:multiLevelType w:val="multilevel"/>
     <w:tmpl w:val="A00C6F82"/>
@@ -21912,7 +18072,7 @@
       </w:rPr>
     </w:lvl>
   </w:abstractNum>
-  <w:abstractNum w:abstractNumId="5" w15:restartNumberingAfterBreak="0">
+  <w:abstractNum w:abstractNumId="6" w15:restartNumberingAfterBreak="0">
     <w:nsid w:val="2E830469"/>
     <w:multiLevelType w:val="hybridMultilevel"/>
     <w:tmpl w:val="C5FA87C8"/>
@@ -22001,7 +18161,7 @@
       </w:pPr>
     </w:lvl>
   </w:abstractNum>
-  <w:abstractNum w:abstractNumId="6" w15:restartNumberingAfterBreak="0">
+  <w:abstractNum w:abstractNumId="7" w15:restartNumberingAfterBreak="0">
     <w:nsid w:val="2F2B3A14"/>
     <w:multiLevelType w:val="hybridMultilevel"/>
     <w:tmpl w:val="C5FA87C8"/>
@@ -22090,7 +18250,7 @@
       </w:pPr>
     </w:lvl>
   </w:abstractNum>
-  <w:abstractNum w:abstractNumId="7" w15:restartNumberingAfterBreak="0">
+  <w:abstractNum w:abstractNumId="8" w15:restartNumberingAfterBreak="0">
     <w:nsid w:val="397035D6"/>
     <w:multiLevelType w:val="multilevel"/>
     <w:tmpl w:val="1DE40B16"/>
@@ -22239,7 +18399,7 @@
       </w:rPr>
     </w:lvl>
   </w:abstractNum>
-  <w:abstractNum w:abstractNumId="8" w15:restartNumberingAfterBreak="0">
+  <w:abstractNum w:abstractNumId="9" w15:restartNumberingAfterBreak="0">
     <w:nsid w:val="3AB32618"/>
     <w:multiLevelType w:val="hybridMultilevel"/>
     <w:tmpl w:val="59CA2990"/>
@@ -22352,7 +18512,7 @@
       </w:rPr>
     </w:lvl>
   </w:abstractNum>
-  <w:abstractNum w:abstractNumId="9" w15:restartNumberingAfterBreak="0">
+  <w:abstractNum w:abstractNumId="10" w15:restartNumberingAfterBreak="0">
     <w:nsid w:val="41F05E20"/>
     <w:multiLevelType w:val="hybridMultilevel"/>
     <w:tmpl w:val="8C7E68EE"/>
@@ -22465,7 +18625,7 @@
       </w:rPr>
     </w:lvl>
   </w:abstractNum>
-  <w:abstractNum w:abstractNumId="10" w15:restartNumberingAfterBreak="0">
+  <w:abstractNum w:abstractNumId="11" w15:restartNumberingAfterBreak="0">
     <w:nsid w:val="54091F6C"/>
     <w:multiLevelType w:val="hybridMultilevel"/>
     <w:tmpl w:val="37729CD4"/>
@@ -22551,7 +18711,7 @@
       </w:pPr>
     </w:lvl>
   </w:abstractNum>
-  <w:abstractNum w:abstractNumId="11" w15:restartNumberingAfterBreak="0">
+  <w:abstractNum w:abstractNumId="12" w15:restartNumberingAfterBreak="0">
     <w:nsid w:val="5D542929"/>
     <w:multiLevelType w:val="multilevel"/>
     <w:tmpl w:val="6F626686"/>
@@ -22664,7 +18824,7 @@
       </w:pPr>
     </w:lvl>
   </w:abstractNum>
-  <w:abstractNum w:abstractNumId="12" w15:restartNumberingAfterBreak="0">
+  <w:abstractNum w:abstractNumId="13" w15:restartNumberingAfterBreak="0">
     <w:nsid w:val="60C8113B"/>
     <w:multiLevelType w:val="multilevel"/>
     <w:tmpl w:val="7EF2947A"/>
@@ -22813,7 +18973,7 @@
       </w:rPr>
     </w:lvl>
   </w:abstractNum>
-  <w:abstractNum w:abstractNumId="13" w15:restartNumberingAfterBreak="0">
+  <w:abstractNum w:abstractNumId="14" w15:restartNumberingAfterBreak="0">
     <w:nsid w:val="66A045F4"/>
     <w:multiLevelType w:val="hybridMultilevel"/>
     <w:tmpl w:val="C5FA87C8"/>
@@ -22902,7 +19062,7 @@
       </w:pPr>
     </w:lvl>
   </w:abstractNum>
-  <w:abstractNum w:abstractNumId="14" w15:restartNumberingAfterBreak="0">
+  <w:abstractNum w:abstractNumId="15" w15:restartNumberingAfterBreak="0">
     <w:nsid w:val="6924468F"/>
     <w:multiLevelType w:val="hybridMultilevel"/>
     <w:tmpl w:val="3E6E8D42"/>
@@ -23015,7 +19175,7 @@
       </w:rPr>
     </w:lvl>
   </w:abstractNum>
-  <w:abstractNum w:abstractNumId="15" w15:restartNumberingAfterBreak="0">
+  <w:abstractNum w:abstractNumId="16" w15:restartNumberingAfterBreak="0">
     <w:nsid w:val="6CA55485"/>
     <w:multiLevelType w:val="hybridMultilevel"/>
     <w:tmpl w:val="C5FA87C8"/>
@@ -23104,7 +19264,7 @@
       </w:pPr>
     </w:lvl>
   </w:abstractNum>
-  <w:abstractNum w:abstractNumId="16" w15:restartNumberingAfterBreak="0">
+  <w:abstractNum w:abstractNumId="17" w15:restartNumberingAfterBreak="0">
     <w:nsid w:val="6E9F1506"/>
     <w:multiLevelType w:val="hybridMultilevel"/>
     <w:tmpl w:val="C088DDB2"/>
@@ -23193,7 +19353,7 @@
       </w:pPr>
     </w:lvl>
   </w:abstractNum>
-  <w:abstractNum w:abstractNumId="17" w15:restartNumberingAfterBreak="0">
+  <w:abstractNum w:abstractNumId="18" w15:restartNumberingAfterBreak="0">
     <w:nsid w:val="74BE6F99"/>
     <w:multiLevelType w:val="hybridMultilevel"/>
     <w:tmpl w:val="3E1075F2"/>
@@ -23306,7 +19466,7 @@
       </w:rPr>
     </w:lvl>
   </w:abstractNum>
-  <w:abstractNum w:abstractNumId="18" w15:restartNumberingAfterBreak="0">
+  <w:abstractNum w:abstractNumId="19" w15:restartNumberingAfterBreak="0">
     <w:nsid w:val="75215483"/>
     <w:multiLevelType w:val="hybridMultilevel"/>
     <w:tmpl w:val="79227242"/>
@@ -23395,7 +19555,96 @@
       </w:pPr>
     </w:lvl>
   </w:abstractNum>
-  <w:abstractNum w:abstractNumId="19" w15:restartNumberingAfterBreak="0">
+  <w:abstractNum w:abstractNumId="20" w15:restartNumberingAfterBreak="0">
+    <w:nsid w:val="76F31476"/>
+    <w:multiLevelType w:val="hybridMultilevel"/>
+    <w:tmpl w:val="32985F02"/>
+    <w:lvl w:ilvl="0" w:tplc="22F8C5F0">
+      <w:start w:val="1"/>
+      <w:numFmt w:val="decimal"/>
+      <w:lvlText w:val="%1."/>
+      <w:lvlJc w:val="left"/>
+      <w:pPr>
+        <w:ind w:left="1800" w:hanging="360"/>
+      </w:pPr>
+      <w:rPr>
+        <w:rFonts w:hint="default"/>
+      </w:rPr>
+    </w:lvl>
+    <w:lvl w:ilvl="1" w:tplc="04090019" w:tentative="1">
+      <w:start w:val="1"/>
+      <w:numFmt w:val="lowerLetter"/>
+      <w:lvlText w:val="%2."/>
+      <w:lvlJc w:val="left"/>
+      <w:pPr>
+        <w:ind w:left="2520" w:hanging="360"/>
+      </w:pPr>
+    </w:lvl>
+    <w:lvl w:ilvl="2" w:tplc="0409001B" w:tentative="1">
+      <w:start w:val="1"/>
+      <w:numFmt w:val="lowerRoman"/>
+      <w:lvlText w:val="%3."/>
+      <w:lvlJc w:val="right"/>
+      <w:pPr>
+        <w:ind w:left="3240" w:hanging="180"/>
+      </w:pPr>
+    </w:lvl>
+    <w:lvl w:ilvl="3" w:tplc="0409000F" w:tentative="1">
+      <w:start w:val="1"/>
+      <w:numFmt w:val="decimal"/>
+      <w:lvlText w:val="%4."/>
+      <w:lvlJc w:val="left"/>
+      <w:pPr>
+        <w:ind w:left="3960" w:hanging="360"/>
+      </w:pPr>
+    </w:lvl>
+    <w:lvl w:ilvl="4" w:tplc="04090019" w:tentative="1">
+      <w:start w:val="1"/>
+      <w:numFmt w:val="lowerLetter"/>
+      <w:lvlText w:val="%5."/>
+      <w:lvlJc w:val="left"/>
+      <w:pPr>
+        <w:ind w:left="4680" w:hanging="360"/>
+      </w:pPr>
+    </w:lvl>
+    <w:lvl w:ilvl="5" w:tplc="0409001B" w:tentative="1">
+      <w:start w:val="1"/>
+      <w:numFmt w:val="lowerRoman"/>
+      <w:lvlText w:val="%6."/>
+      <w:lvlJc w:val="right"/>
+      <w:pPr>
+        <w:ind w:left="5400" w:hanging="180"/>
+      </w:pPr>
+    </w:lvl>
+    <w:lvl w:ilvl="6" w:tplc="0409000F" w:tentative="1">
+      <w:start w:val="1"/>
+      <w:numFmt w:val="decimal"/>
+      <w:lvlText w:val="%7."/>
+      <w:lvlJc w:val="left"/>
+      <w:pPr>
+        <w:ind w:left="6120" w:hanging="360"/>
+      </w:pPr>
+    </w:lvl>
+    <w:lvl w:ilvl="7" w:tplc="04090019" w:tentative="1">
+      <w:start w:val="1"/>
+      <w:numFmt w:val="lowerLetter"/>
+      <w:lvlText w:val="%8."/>
+      <w:lvlJc w:val="left"/>
+      <w:pPr>
+        <w:ind w:left="6840" w:hanging="360"/>
+      </w:pPr>
+    </w:lvl>
+    <w:lvl w:ilvl="8" w:tplc="0409001B" w:tentative="1">
+      <w:start w:val="1"/>
+      <w:numFmt w:val="lowerRoman"/>
+      <w:lvlText w:val="%9."/>
+      <w:lvlJc w:val="right"/>
+      <w:pPr>
+        <w:ind w:left="7560" w:hanging="180"/>
+      </w:pPr>
+    </w:lvl>
+  </w:abstractNum>
+  <w:abstractNum w:abstractNumId="21" w15:restartNumberingAfterBreak="0">
     <w:nsid w:val="795A4531"/>
     <w:multiLevelType w:val="multilevel"/>
     <w:tmpl w:val="43F6C0CA"/>
@@ -23512,7 +19761,7 @@
       </w:pPr>
     </w:lvl>
   </w:abstractNum>
-  <w:abstractNum w:abstractNumId="20" w15:restartNumberingAfterBreak="0">
+  <w:abstractNum w:abstractNumId="22" w15:restartNumberingAfterBreak="0">
     <w:nsid w:val="7A98760A"/>
     <w:multiLevelType w:val="hybridMultilevel"/>
     <w:tmpl w:val="C30AE510"/>
@@ -23626,67 +19875,73 @@
     </w:lvl>
   </w:abstractNum>
   <w:num w:numId="1" w16cid:durableId="1560088947">
+    <w:abstractNumId w:val="17"/>
+  </w:num>
+  <w:num w:numId="2" w16cid:durableId="72168522">
+    <w:abstractNumId w:val="6"/>
+  </w:num>
+  <w:num w:numId="3" w16cid:durableId="1774131421">
+    <w:abstractNumId w:val="22"/>
+  </w:num>
+  <w:num w:numId="4" w16cid:durableId="870918678">
+    <w:abstractNumId w:val="14"/>
+  </w:num>
+  <w:num w:numId="5" w16cid:durableId="1715541446">
     <w:abstractNumId w:val="16"/>
   </w:num>
-  <w:num w:numId="2" w16cid:durableId="72168522">
-    <w:abstractNumId w:val="5"/>
-  </w:num>
-  <w:num w:numId="3" w16cid:durableId="1774131421">
-    <w:abstractNumId w:val="20"/>
-  </w:num>
-  <w:num w:numId="4" w16cid:durableId="870918678">
-    <w:abstractNumId w:val="13"/>
-  </w:num>
-  <w:num w:numId="5" w16cid:durableId="1715541446">
-    <w:abstractNumId w:val="15"/>
-  </w:num>
   <w:num w:numId="6" w16cid:durableId="1420784439">
-    <w:abstractNumId w:val="6"/>
+    <w:abstractNumId w:val="7"/>
   </w:num>
   <w:num w:numId="7" w16cid:durableId="1279215294">
-    <w:abstractNumId w:val="8"/>
+    <w:abstractNumId w:val="9"/>
   </w:num>
   <w:num w:numId="8" w16cid:durableId="2057318431">
-    <w:abstractNumId w:val="10"/>
+    <w:abstractNumId w:val="11"/>
   </w:num>
   <w:num w:numId="9" w16cid:durableId="221331082">
     <w:abstractNumId w:val="1"/>
   </w:num>
   <w:num w:numId="10" w16cid:durableId="300814174">
-    <w:abstractNumId w:val="9"/>
+    <w:abstractNumId w:val="10"/>
   </w:num>
   <w:num w:numId="11" w16cid:durableId="1305112904">
-    <w:abstractNumId w:val="12"/>
+    <w:abstractNumId w:val="13"/>
   </w:num>
   <w:num w:numId="12" w16cid:durableId="19209770">
-    <w:abstractNumId w:val="17"/>
+    <w:abstractNumId w:val="18"/>
   </w:num>
   <w:num w:numId="13" w16cid:durableId="1224293905">
-    <w:abstractNumId w:val="7"/>
+    <w:abstractNumId w:val="8"/>
   </w:num>
   <w:num w:numId="14" w16cid:durableId="884947237">
-    <w:abstractNumId w:val="4"/>
+    <w:abstractNumId w:val="5"/>
   </w:num>
   <w:num w:numId="15" w16cid:durableId="576131389">
     <w:abstractNumId w:val="0"/>
   </w:num>
   <w:num w:numId="16" w16cid:durableId="2059626480">
-    <w:abstractNumId w:val="3"/>
+    <w:abstractNumId w:val="4"/>
   </w:num>
   <w:num w:numId="17" w16cid:durableId="1187016753">
-    <w:abstractNumId w:val="19"/>
+    <w:abstractNumId w:val="21"/>
   </w:num>
   <w:num w:numId="18" w16cid:durableId="1985815629">
-    <w:abstractNumId w:val="14"/>
+    <w:abstractNumId w:val="15"/>
   </w:num>
   <w:num w:numId="19" w16cid:durableId="1166627153">
-    <w:abstractNumId w:val="11"/>
+    <w:abstractNumId w:val="12"/>
   </w:num>
   <w:num w:numId="20" w16cid:durableId="1177114361">
     <w:abstractNumId w:val="2"/>
   </w:num>
   <w:num w:numId="21" w16cid:durableId="1090077349">
-    <w:abstractNumId w:val="18"/>
+    <w:abstractNumId w:val="19"/>
+  </w:num>
+  <w:num w:numId="22" w16cid:durableId="32506099">
+    <w:abstractNumId w:val="20"/>
+  </w:num>
+  <w:num w:numId="23" w16cid:durableId="1140224031">
+    <w:abstractNumId w:val="3"/>
   </w:num>
 </w:numbering>
 </file>
@@ -24090,7 +20345,6 @@
   <w:style w:type="character" w:default="1" w:styleId="DefaultParagraphFont">
     <w:name w:val="Default Paragraph Font"/>
     <w:uiPriority w:val="1"/>
-    <w:semiHidden/>
     <w:unhideWhenUsed/>
   </w:style>
   <w:style w:type="table" w:default="1" w:styleId="TableNormal">

--- a/src/main/resources/capitalone/codesignal/swe/CodeSignal_Questions_SWE.docx
+++ b/src/main/resources/capitalone/codesignal/swe/CodeSignal_Questions_SWE.docx
@@ -34,6 +34,7 @@
       <w:r>
         <w:t xml:space="preserve">In other words, you are given a two-dimensional array </w:t>
       </w:r>
+      <w:proofErr w:type="gramStart"/>
       <w:r>
         <w:rPr>
           <w:i/>
@@ -41,6 +42,7 @@
         </w:rPr>
         <w:t>lamps</w:t>
       </w:r>
+      <w:proofErr w:type="gramEnd"/>
       <w:r>
         <w:t xml:space="preserve"> where </w:t>
       </w:r>
@@ -49,11 +51,28 @@
           <w:i/>
           <w:iCs/>
         </w:rPr>
-        <w:t>lamps[i]</w:t>
+        <w:t>lamps[</w:t>
+      </w:r>
+      <w:proofErr w:type="spellStart"/>
+      <w:r>
+        <w:rPr>
+          <w:i/>
+          <w:iCs/>
+        </w:rPr>
+        <w:t>i</w:t>
+      </w:r>
+      <w:proofErr w:type="spellEnd"/>
+      <w:r>
+        <w:rPr>
+          <w:i/>
+          <w:iCs/>
+        </w:rPr>
+        <w:t>]</w:t>
       </w:r>
       <w:r>
         <w:t xml:space="preserve"> contains information about the </w:t>
       </w:r>
+      <w:proofErr w:type="spellStart"/>
       <w:r>
         <w:rPr>
           <w:i/>
@@ -61,6 +80,7 @@
         </w:rPr>
         <w:t>ith</w:t>
       </w:r>
+      <w:proofErr w:type="spellEnd"/>
       <w:r>
         <w:t xml:space="preserve"> lamp.</w:t>
       </w:r>
@@ -78,7 +98,23 @@
           <w:i/>
           <w:iCs/>
         </w:rPr>
-        <w:t>Lamps[i][0]</w:t>
+        <w:t>Lamps[</w:t>
+      </w:r>
+      <w:proofErr w:type="spellStart"/>
+      <w:r>
+        <w:rPr>
+          <w:i/>
+          <w:iCs/>
+        </w:rPr>
+        <w:t>i</w:t>
+      </w:r>
+      <w:proofErr w:type="spellEnd"/>
+      <w:r>
+        <w:rPr>
+          <w:i/>
+          <w:iCs/>
+        </w:rPr>
+        <w:t>][0]</w:t>
       </w:r>
       <w:r>
         <w:t xml:space="preserve"> is an integer representing the lamp’s </w:t>
@@ -100,11 +136,28 @@
           <w:i/>
           <w:iCs/>
         </w:rPr>
-        <w:t>Lamps[i][1]</w:t>
+        <w:t>Lamps[</w:t>
+      </w:r>
+      <w:proofErr w:type="spellStart"/>
+      <w:r>
+        <w:rPr>
+          <w:i/>
+          <w:iCs/>
+        </w:rPr>
+        <w:t>i</w:t>
+      </w:r>
+      <w:proofErr w:type="spellEnd"/>
+      <w:r>
+        <w:rPr>
+          <w:i/>
+          <w:iCs/>
+        </w:rPr>
+        <w:t>][1]</w:t>
       </w:r>
       <w:r>
         <w:t xml:space="preserve"> is a positive integer representing the lamp’s effective radius. That means the </w:t>
       </w:r>
+      <w:proofErr w:type="spellStart"/>
       <w:r>
         <w:rPr>
           <w:i/>
@@ -112,6 +165,7 @@
         </w:rPr>
         <w:t>ith</w:t>
       </w:r>
+      <w:proofErr w:type="spellEnd"/>
       <w:r>
         <w:t xml:space="preserve"> </w:t>
       </w:r>
@@ -123,7 +177,71 @@
           <w:i/>
           <w:iCs/>
         </w:rPr>
-        <w:t>lamps[i][0] – lamps[i][1] to lamps[i][0] + lamps[i][1]</w:t>
+        <w:t>lamps[</w:t>
+      </w:r>
+      <w:proofErr w:type="spellStart"/>
+      <w:r>
+        <w:rPr>
+          <w:i/>
+          <w:iCs/>
+        </w:rPr>
+        <w:t>i</w:t>
+      </w:r>
+      <w:proofErr w:type="spellEnd"/>
+      <w:r>
+        <w:rPr>
+          <w:i/>
+          <w:iCs/>
+        </w:rPr>
+        <w:t>][0] – lamps[</w:t>
+      </w:r>
+      <w:proofErr w:type="spellStart"/>
+      <w:r>
+        <w:rPr>
+          <w:i/>
+          <w:iCs/>
+        </w:rPr>
+        <w:t>i</w:t>
+      </w:r>
+      <w:proofErr w:type="spellEnd"/>
+      <w:r>
+        <w:rPr>
+          <w:i/>
+          <w:iCs/>
+        </w:rPr>
+        <w:t>][1] to lamps[</w:t>
+      </w:r>
+      <w:proofErr w:type="spellStart"/>
+      <w:r>
+        <w:rPr>
+          <w:i/>
+          <w:iCs/>
+        </w:rPr>
+        <w:t>i</w:t>
+      </w:r>
+      <w:proofErr w:type="spellEnd"/>
+      <w:r>
+        <w:rPr>
+          <w:i/>
+          <w:iCs/>
+        </w:rPr>
+        <w:t>][0] + lamps[</w:t>
+      </w:r>
+      <w:proofErr w:type="spellStart"/>
+      <w:r>
+        <w:rPr>
+          <w:i/>
+          <w:iCs/>
+        </w:rPr>
+        <w:t>i</w:t>
+      </w:r>
+      <w:proofErr w:type="spellEnd"/>
+      <w:r>
+        <w:rPr>
+          <w:i/>
+          <w:iCs/>
+        </w:rPr>
+        <w:t>][1]</w:t>
       </w:r>
       <w:r>
         <w:t xml:space="preserve"> inclusive</w:t>
@@ -191,13 +309,45 @@
         </w:numPr>
       </w:pPr>
       <w:r>
-        <w:t xml:space="preserve">Imagine that you are standing at the starting point of a straight street and are trying to reach the end of the street. This street is represented by a number line starting at 0 and ending at finish ( finish &gt; 0 ). There are electric scooters scattered along the street to help you get to the end. </w:t>
+        <w:t xml:space="preserve">Imagine that you are standing at the starting point of a straight street and are trying to reach the end of the street. This street is represented by a number line starting at 0 and ending at finish </w:t>
+      </w:r>
+      <w:proofErr w:type="gramStart"/>
+      <w:r>
+        <w:t>( finish</w:t>
+      </w:r>
+      <w:proofErr w:type="gramEnd"/>
+      <w:r>
+        <w:t xml:space="preserve"> &gt; </w:t>
+      </w:r>
+      <w:proofErr w:type="gramStart"/>
+      <w:r>
+        <w:t>0 )</w:t>
+      </w:r>
+      <w:proofErr w:type="gramEnd"/>
+      <w:r>
+        <w:t xml:space="preserve">. There are electric scooters scattered along the street to help you get to the end. </w:t>
       </w:r>
       <w:r>
         <w:t>Specially</w:t>
       </w:r>
       <w:r>
-        <w:t>, the scooters are represented by an array scooters, with scooters Lil representing the location of the ith scooter. Each scooter can travel up to 10 points along the number line before its battery is fully discharged and it cannot go further. For example, if a scooter is located at point s, it can travel to points 5</w:t>
+        <w:t xml:space="preserve">, the scooters are represented by an </w:t>
+      </w:r>
+      <w:proofErr w:type="gramStart"/>
+      <w:r>
+        <w:t>array scooters</w:t>
+      </w:r>
+      <w:proofErr w:type="gramEnd"/>
+      <w:r>
+        <w:t xml:space="preserve">, with scooters Lil representing the location of the </w:t>
+      </w:r>
+      <w:proofErr w:type="spellStart"/>
+      <w:r>
+        <w:t>ith</w:t>
+      </w:r>
+      <w:proofErr w:type="spellEnd"/>
+      <w:r>
+        <w:t xml:space="preserve"> scooter. Each scooter can travel up to 10 points along the number line before its battery is fully discharged and it cannot go further. For example, if a scooter is located at point s, it can travel to points 5</w:t>
       </w:r>
       <w:r>
         <w:t xml:space="preserve"> </w:t>
@@ -259,6 +409,7 @@
       <w:r>
         <w:t xml:space="preserve"> of length 3. Your task is to count the number of indices </w:t>
       </w:r>
+      <w:proofErr w:type="spellStart"/>
       <w:r>
         <w:rPr>
           <w:i/>
@@ -266,6 +417,7 @@
         </w:rPr>
         <w:t>i</w:t>
       </w:r>
+      <w:proofErr w:type="spellEnd"/>
       <w:r>
         <w:t xml:space="preserve"> such that t</w:t>
       </w:r>
@@ -317,7 +469,23 @@
           <w:i/>
           <w:iCs/>
         </w:rPr>
-        <w:t>t = “azcabcab”</w:t>
+        <w:t>t = “</w:t>
+      </w:r>
+      <w:proofErr w:type="spellStart"/>
+      <w:r>
+        <w:rPr>
+          <w:i/>
+          <w:iCs/>
+        </w:rPr>
+        <w:t>azcabcab</w:t>
+      </w:r>
+      <w:proofErr w:type="spellEnd"/>
+      <w:r>
+        <w:rPr>
+          <w:i/>
+          <w:iCs/>
+        </w:rPr>
+        <w:t>”</w:t>
       </w:r>
       <w:r>
         <w:t xml:space="preserve"> and </w:t>
@@ -327,7 +495,23 @@
           <w:i/>
           <w:iCs/>
         </w:rPr>
-        <w:t>s = “acb”</w:t>
+        <w:t>s = “</w:t>
+      </w:r>
+      <w:proofErr w:type="spellStart"/>
+      <w:r>
+        <w:rPr>
+          <w:i/>
+          <w:iCs/>
+        </w:rPr>
+        <w:t>acb</w:t>
+      </w:r>
+      <w:proofErr w:type="spellEnd"/>
+      <w:r>
+        <w:rPr>
+          <w:i/>
+          <w:iCs/>
+        </w:rPr>
+        <w:t>”</w:t>
       </w:r>
       <w:r>
         <w:t xml:space="preserve"> the output should be </w:t>
@@ -337,7 +521,25 @@
           <w:i/>
           <w:iCs/>
         </w:rPr>
-        <w:t>solution(t,s) = 2</w:t>
+        <w:t>solution(</w:t>
+      </w:r>
+      <w:proofErr w:type="spellStart"/>
+      <w:proofErr w:type="gramStart"/>
+      <w:r>
+        <w:rPr>
+          <w:i/>
+          <w:iCs/>
+        </w:rPr>
+        <w:t>t,s</w:t>
+      </w:r>
+      <w:proofErr w:type="spellEnd"/>
+      <w:proofErr w:type="gramEnd"/>
+      <w:r>
+        <w:rPr>
+          <w:i/>
+          <w:iCs/>
+        </w:rPr>
+        <w:t>) = 2</w:t>
       </w:r>
     </w:p>
     <w:p>
@@ -366,7 +568,23 @@
           <w:i/>
           <w:iCs/>
         </w:rPr>
-        <w:t>s = “xyz”</w:t>
+        <w:t>s = “</w:t>
+      </w:r>
+      <w:proofErr w:type="spellStart"/>
+      <w:r>
+        <w:rPr>
+          <w:i/>
+          <w:iCs/>
+        </w:rPr>
+        <w:t>xyz</w:t>
+      </w:r>
+      <w:proofErr w:type="spellEnd"/>
+      <w:r>
+        <w:rPr>
+          <w:i/>
+          <w:iCs/>
+        </w:rPr>
+        <w:t>”</w:t>
       </w:r>
       <w:r>
         <w:t xml:space="preserve"> the output should be </w:t>
@@ -376,7 +594,25 @@
           <w:i/>
           <w:iCs/>
         </w:rPr>
-        <w:t>solution(t,s) = 0</w:t>
+        <w:t>solution(</w:t>
+      </w:r>
+      <w:proofErr w:type="spellStart"/>
+      <w:proofErr w:type="gramStart"/>
+      <w:r>
+        <w:rPr>
+          <w:i/>
+          <w:iCs/>
+        </w:rPr>
+        <w:t>t,s</w:t>
+      </w:r>
+      <w:proofErr w:type="spellEnd"/>
+      <w:proofErr w:type="gramEnd"/>
+      <w:r>
+        <w:rPr>
+          <w:i/>
+          <w:iCs/>
+        </w:rPr>
+        <w:t>) = 0</w:t>
       </w:r>
     </w:p>
     <w:p>
@@ -428,6 +664,7 @@
       <w:r>
         <w:t xml:space="preserve">. Let </w:t>
       </w:r>
+      <w:proofErr w:type="spellStart"/>
       <w:r>
         <w:rPr>
           <w:i/>
@@ -435,8 +672,17 @@
         </w:rPr>
         <w:t>countGreater</w:t>
       </w:r>
-      <w:r>
-        <w:t xml:space="preserve"> denote how many integers wihin </w:t>
+      <w:proofErr w:type="spellEnd"/>
+      <w:r>
+        <w:t xml:space="preserve"> denote how many integers </w:t>
+      </w:r>
+      <w:proofErr w:type="spellStart"/>
+      <w:r>
+        <w:t>wihin</w:t>
+      </w:r>
+      <w:proofErr w:type="spellEnd"/>
+      <w:r>
+        <w:t xml:space="preserve"> </w:t>
       </w:r>
       <w:r>
         <w:rPr>
@@ -478,6 +724,7 @@
       <w:r>
         <w:t xml:space="preserve">. Your task is to computer </w:t>
       </w:r>
+      <w:proofErr w:type="spellStart"/>
       <w:r>
         <w:rPr>
           <w:i/>
@@ -485,6 +732,7 @@
         </w:rPr>
         <w:t>countGreater</w:t>
       </w:r>
+      <w:proofErr w:type="spellEnd"/>
       <w:r>
         <w:t xml:space="preserve"> and </w:t>
       </w:r>
@@ -512,11 +760,28 @@
           <w:i/>
           <w:iCs/>
         </w:rPr>
-        <w:t xml:space="preserve">“greater </w:t>
+        <w:t>“</w:t>
+      </w:r>
+      <w:proofErr w:type="gramStart"/>
+      <w:r>
+        <w:rPr>
+          <w:i/>
+          <w:iCs/>
+        </w:rPr>
+        <w:t>greater</w:t>
+      </w:r>
+      <w:proofErr w:type="gramEnd"/>
+      <w:r>
+        <w:rPr>
+          <w:i/>
+          <w:iCs/>
+        </w:rPr>
+        <w:t xml:space="preserve"> </w:t>
       </w:r>
       <w:r>
         <w:t xml:space="preserve">if </w:t>
       </w:r>
+      <w:proofErr w:type="spellStart"/>
       <w:r>
         <w:rPr>
           <w:i/>
@@ -524,6 +789,7 @@
         </w:rPr>
         <w:t>countGreater</w:t>
       </w:r>
+      <w:proofErr w:type="spellEnd"/>
       <w:r>
         <w:t xml:space="preserve"> is greater than </w:t>
       </w:r>
@@ -553,6 +819,7 @@
       <w:r>
         <w:t xml:space="preserve"> if </w:t>
       </w:r>
+      <w:proofErr w:type="spellStart"/>
       <w:r>
         <w:rPr>
           <w:i/>
@@ -560,6 +827,7 @@
         </w:rPr>
         <w:t>countGreater</w:t>
       </w:r>
+      <w:proofErr w:type="spellEnd"/>
       <w:r>
         <w:t xml:space="preserve"> is less than </w:t>
       </w:r>
@@ -621,12 +889,21 @@
       <w:r>
         <w:t xml:space="preserve">, the output should be </w:t>
       </w:r>
-      <w:r>
-        <w:rPr>
-          <w:i/>
-          <w:iCs/>
-        </w:rPr>
-        <w:t>solution(numbers, pivot) = “smaller”</w:t>
+      <w:proofErr w:type="gramStart"/>
+      <w:r>
+        <w:rPr>
+          <w:i/>
+          <w:iCs/>
+        </w:rPr>
+        <w:t>solution(</w:t>
+      </w:r>
+      <w:proofErr w:type="gramEnd"/>
+      <w:r>
+        <w:rPr>
+          <w:i/>
+          <w:iCs/>
+        </w:rPr>
+        <w:t>numbers, pivot) = “smaller”</w:t>
       </w:r>
     </w:p>
     <w:p/>
@@ -685,7 +962,39 @@
           <w:i/>
           <w:iCs/>
         </w:rPr>
-        <w:t>numbers[i] x != 0</w:t>
+        <w:t>numbers[</w:t>
+      </w:r>
+      <w:proofErr w:type="spellStart"/>
+      <w:r>
+        <w:rPr>
+          <w:i/>
+          <w:iCs/>
+        </w:rPr>
+        <w:t>i</w:t>
+      </w:r>
+      <w:proofErr w:type="spellEnd"/>
+      <w:r>
+        <w:rPr>
+          <w:i/>
+          <w:iCs/>
+        </w:rPr>
+        <w:t xml:space="preserve">] </w:t>
+      </w:r>
+      <w:proofErr w:type="gramStart"/>
+      <w:r>
+        <w:rPr>
+          <w:i/>
+          <w:iCs/>
+        </w:rPr>
+        <w:t>x !</w:t>
+      </w:r>
+      <w:proofErr w:type="gramEnd"/>
+      <w:r>
+        <w:rPr>
+          <w:i/>
+          <w:iCs/>
+        </w:rPr>
+        <w:t>= 0</w:t>
       </w:r>
       <w:r>
         <w:t>. If there is no such element, finish the algorithm.</w:t>
@@ -702,6 +1011,7 @@
       <w:r>
         <w:t xml:space="preserve">Step 2 – Start at index </w:t>
       </w:r>
+      <w:proofErr w:type="spellStart"/>
       <w:r>
         <w:rPr>
           <w:i/>
@@ -709,6 +1019,7 @@
         </w:rPr>
         <w:t>i</w:t>
       </w:r>
+      <w:proofErr w:type="spellEnd"/>
       <w:r>
         <w:t xml:space="preserve"> and going to the right, attempt to subtract </w:t>
       </w:r>
@@ -742,7 +1053,15 @@
         <w:t>x</w:t>
       </w:r>
       <w:r>
-        <w:t xml:space="preserve"> move on to step 3</w:t>
+        <w:t xml:space="preserve"> </w:t>
+      </w:r>
+      <w:proofErr w:type="gramStart"/>
+      <w:r>
+        <w:t>move</w:t>
+      </w:r>
+      <w:proofErr w:type="gramEnd"/>
+      <w:r>
+        <w:t xml:space="preserve"> on to step 3</w:t>
       </w:r>
     </w:p>
     <w:p>
@@ -798,8 +1117,13 @@
         <w:t>x</w:t>
       </w:r>
       <w:r>
-        <w:t xml:space="preserve"> to the final result</w:t>
-      </w:r>
+        <w:t xml:space="preserve"> to </w:t>
+      </w:r>
+      <w:proofErr w:type="gramStart"/>
+      <w:r>
+        <w:t>the final result</w:t>
+      </w:r>
+      <w:proofErr w:type="gramEnd"/>
     </w:p>
     <w:p>
       <w:pPr>
@@ -944,6 +1268,7 @@
       <w:r>
         <w:t xml:space="preserve"> – find the smallest index </w:t>
       </w:r>
+      <w:proofErr w:type="spellStart"/>
       <w:r>
         <w:rPr>
           <w:i/>
@@ -951,6 +1276,7 @@
         </w:rPr>
         <w:t>i</w:t>
       </w:r>
+      <w:proofErr w:type="spellEnd"/>
       <w:r>
         <w:t xml:space="preserve"> for which </w:t>
       </w:r>
@@ -959,7 +1285,23 @@
           <w:i/>
           <w:iCs/>
         </w:rPr>
-        <w:t>a[i] = ‘0’</w:t>
+        <w:t>a[</w:t>
+      </w:r>
+      <w:proofErr w:type="spellStart"/>
+      <w:r>
+        <w:rPr>
+          <w:i/>
+          <w:iCs/>
+        </w:rPr>
+        <w:t>i</w:t>
+      </w:r>
+      <w:proofErr w:type="spellEnd"/>
+      <w:r>
+        <w:rPr>
+          <w:i/>
+          <w:iCs/>
+        </w:rPr>
+        <w:t>] = ‘0’</w:t>
       </w:r>
       <w:r>
         <w:t xml:space="preserve"> and set </w:t>
@@ -969,7 +1311,23 @@
           <w:i/>
           <w:iCs/>
         </w:rPr>
-        <w:t>a[i] = ‘1’</w:t>
+        <w:t>a[</w:t>
+      </w:r>
+      <w:proofErr w:type="spellStart"/>
+      <w:r>
+        <w:rPr>
+          <w:i/>
+          <w:iCs/>
+        </w:rPr>
+        <w:t>i</w:t>
+      </w:r>
+      <w:proofErr w:type="spellEnd"/>
+      <w:r>
+        <w:rPr>
+          <w:i/>
+          <w:iCs/>
+        </w:rPr>
+        <w:t>] = ‘1’</w:t>
       </w:r>
       <w:r>
         <w:t>. If there is no such index, do nothing.</w:t>
@@ -988,7 +1346,23 @@
           <w:i/>
           <w:iCs/>
         </w:rPr>
-        <w:t xml:space="preserve">C[ind] </w:t>
+        <w:t>C[</w:t>
+      </w:r>
+      <w:proofErr w:type="spellStart"/>
+      <w:r>
+        <w:rPr>
+          <w:i/>
+          <w:iCs/>
+        </w:rPr>
+        <w:t>ind</w:t>
+      </w:r>
+      <w:proofErr w:type="spellEnd"/>
+      <w:r>
+        <w:rPr>
+          <w:i/>
+          <w:iCs/>
+        </w:rPr>
+        <w:t xml:space="preserve">] </w:t>
       </w:r>
       <w:r>
         <w:t xml:space="preserve">– set </w:t>
@@ -998,7 +1372,23 @@
           <w:i/>
           <w:iCs/>
         </w:rPr>
-        <w:t>a[ind] = ‘0’</w:t>
+        <w:t>a[</w:t>
+      </w:r>
+      <w:proofErr w:type="spellStart"/>
+      <w:r>
+        <w:rPr>
+          <w:i/>
+          <w:iCs/>
+        </w:rPr>
+        <w:t>ind</w:t>
+      </w:r>
+      <w:proofErr w:type="spellEnd"/>
+      <w:r>
+        <w:rPr>
+          <w:i/>
+          <w:iCs/>
+        </w:rPr>
+        <w:t>] = ‘0’</w:t>
       </w:r>
       <w:r>
         <w:t xml:space="preserve">. This operation does not depend on the previous value of </w:t>
@@ -1008,11 +1398,28 @@
           <w:i/>
           <w:iCs/>
         </w:rPr>
-        <w:t>a[ind]</w:t>
+        <w:t>a[</w:t>
+      </w:r>
+      <w:proofErr w:type="spellStart"/>
+      <w:r>
+        <w:rPr>
+          <w:i/>
+          <w:iCs/>
+        </w:rPr>
+        <w:t>ind</w:t>
+      </w:r>
+      <w:proofErr w:type="spellEnd"/>
+      <w:r>
+        <w:rPr>
+          <w:i/>
+          <w:iCs/>
+        </w:rPr>
+        <w:t>]</w:t>
       </w:r>
       <w:r>
         <w:t xml:space="preserve">. It is guaranteed that </w:t>
       </w:r>
+      <w:proofErr w:type="spellStart"/>
       <w:r>
         <w:rPr>
           <w:i/>
@@ -1020,6 +1427,7 @@
         </w:rPr>
         <w:t>ind</w:t>
       </w:r>
+      <w:proofErr w:type="spellEnd"/>
       <w:r>
         <w:t xml:space="preserve"> is a valid 0-based index of </w:t>
       </w:r>
@@ -1031,14 +1439,31 @@
         <w:t>a</w:t>
       </w:r>
       <w:r>
-        <w:t xml:space="preserve"> (i.e </w:t>
-      </w:r>
-      <w:r>
-        <w:rPr>
-          <w:i/>
-          <w:iCs/>
-        </w:rPr>
-        <w:t>ind &lt; n</w:t>
+        <w:t xml:space="preserve"> (</w:t>
+      </w:r>
+      <w:proofErr w:type="spellStart"/>
+      <w:r>
+        <w:t>i.e</w:t>
+      </w:r>
+      <w:proofErr w:type="spellEnd"/>
+      <w:r>
+        <w:t xml:space="preserve"> </w:t>
+      </w:r>
+      <w:proofErr w:type="spellStart"/>
+      <w:r>
+        <w:rPr>
+          <w:i/>
+          <w:iCs/>
+        </w:rPr>
+        <w:t>ind</w:t>
+      </w:r>
+      <w:proofErr w:type="spellEnd"/>
+      <w:r>
+        <w:rPr>
+          <w:i/>
+          <w:iCs/>
+        </w:rPr>
+        <w:t xml:space="preserve"> &lt; n</w:t>
       </w:r>
       <w:r>
         <w:t>)</w:t>
@@ -1119,12 +1544,21 @@
       <w:r>
         <w:t xml:space="preserve"> the output should be </w:t>
       </w:r>
-      <w:r>
-        <w:rPr>
-          <w:i/>
-          <w:iCs/>
-        </w:rPr>
-        <w:t>solution(n, operations) = 1100000000</w:t>
+      <w:proofErr w:type="gramStart"/>
+      <w:r>
+        <w:rPr>
+          <w:i/>
+          <w:iCs/>
+        </w:rPr>
+        <w:t>solution(</w:t>
+      </w:r>
+      <w:proofErr w:type="gramEnd"/>
+      <w:r>
+        <w:rPr>
+          <w:i/>
+          <w:iCs/>
+        </w:rPr>
+        <w:t>n, operations) = 1100000000</w:t>
       </w:r>
     </w:p>
     <w:p>
@@ -1188,6 +1622,7 @@
       <w:r>
         <w:t xml:space="preserve">“L” – find the smallest index </w:t>
       </w:r>
+      <w:proofErr w:type="spellStart"/>
       <w:r>
         <w:rPr>
           <w:i/>
@@ -1195,6 +1630,7 @@
         </w:rPr>
         <w:t>i</w:t>
       </w:r>
+      <w:proofErr w:type="spellEnd"/>
       <w:r>
         <w:t xml:space="preserve">, for which </w:t>
       </w:r>
@@ -1203,7 +1639,23 @@
           <w:i/>
           <w:iCs/>
         </w:rPr>
-        <w:t>state[i] = 0</w:t>
+        <w:t>state[</w:t>
+      </w:r>
+      <w:proofErr w:type="spellStart"/>
+      <w:r>
+        <w:rPr>
+          <w:i/>
+          <w:iCs/>
+        </w:rPr>
+        <w:t>i</w:t>
+      </w:r>
+      <w:proofErr w:type="spellEnd"/>
+      <w:r>
+        <w:rPr>
+          <w:i/>
+          <w:iCs/>
+        </w:rPr>
+        <w:t>] = 0</w:t>
       </w:r>
       <w:r>
         <w:t xml:space="preserve"> and set </w:t>
@@ -1213,7 +1665,23 @@
           <w:i/>
           <w:iCs/>
         </w:rPr>
-        <w:t>state[i] = 1</w:t>
+        <w:t>state[</w:t>
+      </w:r>
+      <w:proofErr w:type="spellStart"/>
+      <w:r>
+        <w:rPr>
+          <w:i/>
+          <w:iCs/>
+        </w:rPr>
+        <w:t>i</w:t>
+      </w:r>
+      <w:proofErr w:type="spellEnd"/>
+      <w:r>
+        <w:rPr>
+          <w:i/>
+          <w:iCs/>
+        </w:rPr>
+        <w:t>] = 1</w:t>
       </w:r>
       <w:r>
         <w:t>.</w:t>
@@ -1302,15 +1770,36 @@
         <w:t>state</w:t>
       </w:r>
       <w:r>
-        <w:t xml:space="preserve"> (i.e </w:t>
-      </w:r>
-      <w:r>
-        <w:rPr>
-          <w:i/>
-          <w:iCs/>
-        </w:rPr>
-        <w:t>index &lt; state.length</w:t>
-      </w:r>
+        <w:t xml:space="preserve"> (</w:t>
+      </w:r>
+      <w:proofErr w:type="spellStart"/>
+      <w:proofErr w:type="gramStart"/>
+      <w:r>
+        <w:t>i.e</w:t>
+      </w:r>
+      <w:proofErr w:type="spellEnd"/>
+      <w:proofErr w:type="gramEnd"/>
+      <w:r>
+        <w:t xml:space="preserve"> </w:t>
+      </w:r>
+      <w:r>
+        <w:rPr>
+          <w:i/>
+          <w:iCs/>
+        </w:rPr>
+        <w:t xml:space="preserve">index &lt; </w:t>
+      </w:r>
+      <w:proofErr w:type="spellStart"/>
+      <w:proofErr w:type="gramStart"/>
+      <w:r>
+        <w:rPr>
+          <w:i/>
+          <w:iCs/>
+        </w:rPr>
+        <w:t>state.length</w:t>
+      </w:r>
+      <w:proofErr w:type="spellEnd"/>
+      <w:proofErr w:type="gramEnd"/>
       <w:r>
         <w:t>)</w:t>
       </w:r>
@@ -1418,7 +1907,39 @@
           <w:i/>
           <w:iCs/>
         </w:rPr>
-        <w:t xml:space="preserve">min(|numbers[i] = numbers[j])|) </w:t>
+        <w:t>min(|numbers[</w:t>
+      </w:r>
+      <w:proofErr w:type="spellStart"/>
+      <w:r>
+        <w:rPr>
+          <w:i/>
+          <w:iCs/>
+        </w:rPr>
+        <w:t>i</w:t>
+      </w:r>
+      <w:proofErr w:type="spellEnd"/>
+      <w:r>
+        <w:rPr>
+          <w:i/>
+          <w:iCs/>
+        </w:rPr>
+        <w:t>] = numbers[j</w:t>
+      </w:r>
+      <w:proofErr w:type="gramStart"/>
+      <w:r>
+        <w:rPr>
+          <w:i/>
+          <w:iCs/>
+        </w:rPr>
+        <w:t>])|</w:t>
+      </w:r>
+      <w:proofErr w:type="gramEnd"/>
+      <w:r>
+        <w:rPr>
+          <w:i/>
+          <w:iCs/>
+        </w:rPr>
+        <w:t xml:space="preserve">) </w:t>
       </w:r>
       <w:r>
         <w:t xml:space="preserve">where </w:t>
@@ -1428,7 +1949,23 @@
           <w:i/>
           <w:iCs/>
         </w:rPr>
-        <w:t>|i-j| &gt;= separation</w:t>
+        <w:t>|</w:t>
+      </w:r>
+      <w:proofErr w:type="spellStart"/>
+      <w:r>
+        <w:rPr>
+          <w:i/>
+          <w:iCs/>
+        </w:rPr>
+        <w:t>i</w:t>
+      </w:r>
+      <w:proofErr w:type="spellEnd"/>
+      <w:r>
+        <w:rPr>
+          <w:i/>
+          <w:iCs/>
+        </w:rPr>
+        <w:t>-j| &gt;= separation</w:t>
       </w:r>
     </w:p>
     <w:p/>
@@ -1467,12 +2004,21 @@
       <w:r>
         <w:t xml:space="preserve">, the output should be </w:t>
       </w:r>
-      <w:r>
-        <w:rPr>
-          <w:i/>
-          <w:iCs/>
-        </w:rPr>
-        <w:t>solution(numbers, separation) = 4</w:t>
+      <w:proofErr w:type="gramStart"/>
+      <w:r>
+        <w:rPr>
+          <w:i/>
+          <w:iCs/>
+        </w:rPr>
+        <w:t>solution(</w:t>
+      </w:r>
+      <w:proofErr w:type="gramEnd"/>
+      <w:r>
+        <w:rPr>
+          <w:i/>
+          <w:iCs/>
+        </w:rPr>
+        <w:t>numbers, separation) = 4</w:t>
       </w:r>
     </w:p>
     <w:p>
@@ -1500,6 +2046,7 @@
       <w:r>
         <w:t xml:space="preserve">For an array </w:t>
       </w:r>
+      <w:proofErr w:type="spellStart"/>
       <w:r>
         <w:rPr>
           <w:i/>
@@ -1507,6 +2054,7 @@
         </w:rPr>
         <w:t>nums</w:t>
       </w:r>
+      <w:proofErr w:type="spellEnd"/>
       <w:r>
         <w:t xml:space="preserve"> and an integer </w:t>
       </w:r>
@@ -1567,6 +2115,7 @@
       <w:r>
         <w:t xml:space="preserve">For example, applying cyclic t-shift to array </w:t>
       </w:r>
+      <w:proofErr w:type="spellStart"/>
       <w:r>
         <w:rPr>
           <w:i/>
@@ -1574,6 +2123,7 @@
         </w:rPr>
         <w:t>nums</w:t>
       </w:r>
+      <w:proofErr w:type="spellEnd"/>
       <w:r>
         <w:t xml:space="preserve">, having value </w:t>
       </w:r>
@@ -1582,7 +2132,98 @@
           <w:i/>
           <w:iCs/>
         </w:rPr>
-        <w:t>[nums[0], nums[1], nums[2], … nums[n-1]]</w:t>
+        <w:t>[</w:t>
+      </w:r>
+      <w:proofErr w:type="spellStart"/>
+      <w:proofErr w:type="gramStart"/>
+      <w:r>
+        <w:rPr>
+          <w:i/>
+          <w:iCs/>
+        </w:rPr>
+        <w:t>nums</w:t>
+      </w:r>
+      <w:proofErr w:type="spellEnd"/>
+      <w:r>
+        <w:rPr>
+          <w:i/>
+          <w:iCs/>
+        </w:rPr>
+        <w:t>[</w:t>
+      </w:r>
+      <w:proofErr w:type="gramEnd"/>
+      <w:r>
+        <w:rPr>
+          <w:i/>
+          <w:iCs/>
+        </w:rPr>
+        <w:t xml:space="preserve">0], </w:t>
+      </w:r>
+      <w:proofErr w:type="spellStart"/>
+      <w:proofErr w:type="gramStart"/>
+      <w:r>
+        <w:rPr>
+          <w:i/>
+          <w:iCs/>
+        </w:rPr>
+        <w:t>nums</w:t>
+      </w:r>
+      <w:proofErr w:type="spellEnd"/>
+      <w:r>
+        <w:rPr>
+          <w:i/>
+          <w:iCs/>
+        </w:rPr>
+        <w:t>[</w:t>
+      </w:r>
+      <w:proofErr w:type="gramEnd"/>
+      <w:r>
+        <w:rPr>
+          <w:i/>
+          <w:iCs/>
+        </w:rPr>
+        <w:t xml:space="preserve">1], </w:t>
+      </w:r>
+      <w:proofErr w:type="spellStart"/>
+      <w:proofErr w:type="gramStart"/>
+      <w:r>
+        <w:rPr>
+          <w:i/>
+          <w:iCs/>
+        </w:rPr>
+        <w:t>nums</w:t>
+      </w:r>
+      <w:proofErr w:type="spellEnd"/>
+      <w:r>
+        <w:rPr>
+          <w:i/>
+          <w:iCs/>
+        </w:rPr>
+        <w:t>[</w:t>
+      </w:r>
+      <w:proofErr w:type="gramEnd"/>
+      <w:r>
+        <w:rPr>
+          <w:i/>
+          <w:iCs/>
+        </w:rPr>
+        <w:t xml:space="preserve">2], … </w:t>
+      </w:r>
+      <w:proofErr w:type="spellStart"/>
+      <w:r>
+        <w:rPr>
+          <w:i/>
+          <w:iCs/>
+        </w:rPr>
+        <w:t>nums</w:t>
+      </w:r>
+      <w:proofErr w:type="spellEnd"/>
+      <w:r>
+        <w:rPr>
+          <w:i/>
+          <w:iCs/>
+        </w:rPr>
+        <w:t>[n-1]]</w:t>
       </w:r>
       <w:r>
         <w:t xml:space="preserve"> where </w:t>
@@ -1597,12 +2238,21 @@
       <w:r>
         <w:t xml:space="preserve">is the length of </w:t>
       </w:r>
-      <w:r>
-        <w:rPr>
-          <w:i/>
-          <w:iCs/>
-        </w:rPr>
-        <w:t>nums:</w:t>
+      <w:proofErr w:type="spellStart"/>
+      <w:r>
+        <w:rPr>
+          <w:i/>
+          <w:iCs/>
+        </w:rPr>
+        <w:t>nums</w:t>
+      </w:r>
+      <w:proofErr w:type="spellEnd"/>
+      <w:r>
+        <w:rPr>
+          <w:i/>
+          <w:iCs/>
+        </w:rPr>
+        <w:t>:</w:t>
       </w:r>
     </w:p>
     <w:p>
@@ -1631,7 +2281,98 @@
           <w:i/>
           <w:iCs/>
         </w:rPr>
-        <w:t>[nums[0], nums[1], nums[2], … nums[n-1]]</w:t>
+        <w:t>[</w:t>
+      </w:r>
+      <w:proofErr w:type="spellStart"/>
+      <w:proofErr w:type="gramStart"/>
+      <w:r>
+        <w:rPr>
+          <w:i/>
+          <w:iCs/>
+        </w:rPr>
+        <w:t>nums</w:t>
+      </w:r>
+      <w:proofErr w:type="spellEnd"/>
+      <w:r>
+        <w:rPr>
+          <w:i/>
+          <w:iCs/>
+        </w:rPr>
+        <w:t>[</w:t>
+      </w:r>
+      <w:proofErr w:type="gramEnd"/>
+      <w:r>
+        <w:rPr>
+          <w:i/>
+          <w:iCs/>
+        </w:rPr>
+        <w:t xml:space="preserve">0], </w:t>
+      </w:r>
+      <w:proofErr w:type="spellStart"/>
+      <w:proofErr w:type="gramStart"/>
+      <w:r>
+        <w:rPr>
+          <w:i/>
+          <w:iCs/>
+        </w:rPr>
+        <w:t>nums</w:t>
+      </w:r>
+      <w:proofErr w:type="spellEnd"/>
+      <w:r>
+        <w:rPr>
+          <w:i/>
+          <w:iCs/>
+        </w:rPr>
+        <w:t>[</w:t>
+      </w:r>
+      <w:proofErr w:type="gramEnd"/>
+      <w:r>
+        <w:rPr>
+          <w:i/>
+          <w:iCs/>
+        </w:rPr>
+        <w:t xml:space="preserve">1], </w:t>
+      </w:r>
+      <w:proofErr w:type="spellStart"/>
+      <w:proofErr w:type="gramStart"/>
+      <w:r>
+        <w:rPr>
+          <w:i/>
+          <w:iCs/>
+        </w:rPr>
+        <w:t>nums</w:t>
+      </w:r>
+      <w:proofErr w:type="spellEnd"/>
+      <w:r>
+        <w:rPr>
+          <w:i/>
+          <w:iCs/>
+        </w:rPr>
+        <w:t>[</w:t>
+      </w:r>
+      <w:proofErr w:type="gramEnd"/>
+      <w:r>
+        <w:rPr>
+          <w:i/>
+          <w:iCs/>
+        </w:rPr>
+        <w:t xml:space="preserve">2], … </w:t>
+      </w:r>
+      <w:proofErr w:type="spellStart"/>
+      <w:r>
+        <w:rPr>
+          <w:i/>
+          <w:iCs/>
+        </w:rPr>
+        <w:t>nums</w:t>
+      </w:r>
+      <w:proofErr w:type="spellEnd"/>
+      <w:r>
+        <w:rPr>
+          <w:i/>
+          <w:iCs/>
+        </w:rPr>
+        <w:t>[n-1]]</w:t>
       </w:r>
     </w:p>
     <w:p>
@@ -1660,7 +2401,114 @@
           <w:i/>
           <w:iCs/>
         </w:rPr>
-        <w:t>[nums[n-1], nums[0], nums[1], nums[2], … nums[n-2]]</w:t>
+        <w:t>[</w:t>
+      </w:r>
+      <w:proofErr w:type="spellStart"/>
+      <w:r>
+        <w:rPr>
+          <w:i/>
+          <w:iCs/>
+        </w:rPr>
+        <w:t>nums</w:t>
+      </w:r>
+      <w:proofErr w:type="spellEnd"/>
+      <w:r>
+        <w:rPr>
+          <w:i/>
+          <w:iCs/>
+        </w:rPr>
+        <w:t xml:space="preserve">[n-1], </w:t>
+      </w:r>
+      <w:proofErr w:type="spellStart"/>
+      <w:proofErr w:type="gramStart"/>
+      <w:r>
+        <w:rPr>
+          <w:i/>
+          <w:iCs/>
+        </w:rPr>
+        <w:t>nums</w:t>
+      </w:r>
+      <w:proofErr w:type="spellEnd"/>
+      <w:r>
+        <w:rPr>
+          <w:i/>
+          <w:iCs/>
+        </w:rPr>
+        <w:t>[</w:t>
+      </w:r>
+      <w:proofErr w:type="gramEnd"/>
+      <w:r>
+        <w:rPr>
+          <w:i/>
+          <w:iCs/>
+        </w:rPr>
+        <w:t xml:space="preserve">0], </w:t>
+      </w:r>
+      <w:proofErr w:type="spellStart"/>
+      <w:proofErr w:type="gramStart"/>
+      <w:r>
+        <w:rPr>
+          <w:i/>
+          <w:iCs/>
+        </w:rPr>
+        <w:t>nums</w:t>
+      </w:r>
+      <w:proofErr w:type="spellEnd"/>
+      <w:r>
+        <w:rPr>
+          <w:i/>
+          <w:iCs/>
+        </w:rPr>
+        <w:t>[</w:t>
+      </w:r>
+      <w:proofErr w:type="gramEnd"/>
+      <w:r>
+        <w:rPr>
+          <w:i/>
+          <w:iCs/>
+        </w:rPr>
+        <w:t xml:space="preserve">1], </w:t>
+      </w:r>
+      <w:proofErr w:type="spellStart"/>
+      <w:proofErr w:type="gramStart"/>
+      <w:r>
+        <w:rPr>
+          <w:i/>
+          <w:iCs/>
+        </w:rPr>
+        <w:t>nums</w:t>
+      </w:r>
+      <w:proofErr w:type="spellEnd"/>
+      <w:r>
+        <w:rPr>
+          <w:i/>
+          <w:iCs/>
+        </w:rPr>
+        <w:t>[</w:t>
+      </w:r>
+      <w:proofErr w:type="gramEnd"/>
+      <w:r>
+        <w:rPr>
+          <w:i/>
+          <w:iCs/>
+        </w:rPr>
+        <w:t xml:space="preserve">2], … </w:t>
+      </w:r>
+      <w:proofErr w:type="spellStart"/>
+      <w:r>
+        <w:rPr>
+          <w:i/>
+          <w:iCs/>
+        </w:rPr>
+        <w:t>nums</w:t>
+      </w:r>
+      <w:proofErr w:type="spellEnd"/>
+      <w:r>
+        <w:rPr>
+          <w:i/>
+          <w:iCs/>
+        </w:rPr>
+        <w:t>[n-2]]</w:t>
       </w:r>
     </w:p>
     <w:p>
@@ -1689,7 +2537,130 @@
           <w:i/>
           <w:iCs/>
         </w:rPr>
-        <w:t>[nums[n-2], nums[n-1], nums[0], nums[1], nums[2], … nums[n-3]]</w:t>
+        <w:t>[</w:t>
+      </w:r>
+      <w:proofErr w:type="spellStart"/>
+      <w:r>
+        <w:rPr>
+          <w:i/>
+          <w:iCs/>
+        </w:rPr>
+        <w:t>nums</w:t>
+      </w:r>
+      <w:proofErr w:type="spellEnd"/>
+      <w:r>
+        <w:rPr>
+          <w:i/>
+          <w:iCs/>
+        </w:rPr>
+        <w:t xml:space="preserve">[n-2], </w:t>
+      </w:r>
+      <w:proofErr w:type="spellStart"/>
+      <w:r>
+        <w:rPr>
+          <w:i/>
+          <w:iCs/>
+        </w:rPr>
+        <w:t>nums</w:t>
+      </w:r>
+      <w:proofErr w:type="spellEnd"/>
+      <w:r>
+        <w:rPr>
+          <w:i/>
+          <w:iCs/>
+        </w:rPr>
+        <w:t xml:space="preserve">[n-1], </w:t>
+      </w:r>
+      <w:proofErr w:type="spellStart"/>
+      <w:proofErr w:type="gramStart"/>
+      <w:r>
+        <w:rPr>
+          <w:i/>
+          <w:iCs/>
+        </w:rPr>
+        <w:t>nums</w:t>
+      </w:r>
+      <w:proofErr w:type="spellEnd"/>
+      <w:r>
+        <w:rPr>
+          <w:i/>
+          <w:iCs/>
+        </w:rPr>
+        <w:t>[</w:t>
+      </w:r>
+      <w:proofErr w:type="gramEnd"/>
+      <w:r>
+        <w:rPr>
+          <w:i/>
+          <w:iCs/>
+        </w:rPr>
+        <w:t xml:space="preserve">0], </w:t>
+      </w:r>
+      <w:proofErr w:type="spellStart"/>
+      <w:proofErr w:type="gramStart"/>
+      <w:r>
+        <w:rPr>
+          <w:i/>
+          <w:iCs/>
+        </w:rPr>
+        <w:t>nums</w:t>
+      </w:r>
+      <w:proofErr w:type="spellEnd"/>
+      <w:r>
+        <w:rPr>
+          <w:i/>
+          <w:iCs/>
+        </w:rPr>
+        <w:t>[</w:t>
+      </w:r>
+      <w:proofErr w:type="gramEnd"/>
+      <w:r>
+        <w:rPr>
+          <w:i/>
+          <w:iCs/>
+        </w:rPr>
+        <w:t xml:space="preserve">1], </w:t>
+      </w:r>
+      <w:proofErr w:type="spellStart"/>
+      <w:proofErr w:type="gramStart"/>
+      <w:r>
+        <w:rPr>
+          <w:i/>
+          <w:iCs/>
+        </w:rPr>
+        <w:t>nums</w:t>
+      </w:r>
+      <w:proofErr w:type="spellEnd"/>
+      <w:r>
+        <w:rPr>
+          <w:i/>
+          <w:iCs/>
+        </w:rPr>
+        <w:t>[</w:t>
+      </w:r>
+      <w:proofErr w:type="gramEnd"/>
+      <w:r>
+        <w:rPr>
+          <w:i/>
+          <w:iCs/>
+        </w:rPr>
+        <w:t xml:space="preserve">2], … </w:t>
+      </w:r>
+      <w:proofErr w:type="spellStart"/>
+      <w:r>
+        <w:rPr>
+          <w:i/>
+          <w:iCs/>
+        </w:rPr>
+        <w:t>nums</w:t>
+      </w:r>
+      <w:proofErr w:type="spellEnd"/>
+      <w:r>
+        <w:rPr>
+          <w:i/>
+          <w:iCs/>
+        </w:rPr>
+        <w:t>[n-3]]</w:t>
       </w:r>
     </w:p>
     <w:p>
@@ -1728,7 +2699,98 @@
           <w:i/>
           <w:iCs/>
         </w:rPr>
-        <w:t>[[nums[1], nums[2], …, nums[n-1], nums[0]]</w:t>
+        <w:t>[[</w:t>
+      </w:r>
+      <w:proofErr w:type="spellStart"/>
+      <w:proofErr w:type="gramStart"/>
+      <w:r>
+        <w:rPr>
+          <w:i/>
+          <w:iCs/>
+        </w:rPr>
+        <w:t>nums</w:t>
+      </w:r>
+      <w:proofErr w:type="spellEnd"/>
+      <w:r>
+        <w:rPr>
+          <w:i/>
+          <w:iCs/>
+        </w:rPr>
+        <w:t>[</w:t>
+      </w:r>
+      <w:proofErr w:type="gramEnd"/>
+      <w:r>
+        <w:rPr>
+          <w:i/>
+          <w:iCs/>
+        </w:rPr>
+        <w:t xml:space="preserve">1], </w:t>
+      </w:r>
+      <w:proofErr w:type="spellStart"/>
+      <w:proofErr w:type="gramStart"/>
+      <w:r>
+        <w:rPr>
+          <w:i/>
+          <w:iCs/>
+        </w:rPr>
+        <w:t>nums</w:t>
+      </w:r>
+      <w:proofErr w:type="spellEnd"/>
+      <w:r>
+        <w:rPr>
+          <w:i/>
+          <w:iCs/>
+        </w:rPr>
+        <w:t>[</w:t>
+      </w:r>
+      <w:proofErr w:type="gramEnd"/>
+      <w:r>
+        <w:rPr>
+          <w:i/>
+          <w:iCs/>
+        </w:rPr>
+        <w:t xml:space="preserve">2], …, </w:t>
+      </w:r>
+      <w:proofErr w:type="spellStart"/>
+      <w:r>
+        <w:rPr>
+          <w:i/>
+          <w:iCs/>
+        </w:rPr>
+        <w:t>nums</w:t>
+      </w:r>
+      <w:proofErr w:type="spellEnd"/>
+      <w:r>
+        <w:rPr>
+          <w:i/>
+          <w:iCs/>
+        </w:rPr>
+        <w:t xml:space="preserve">[n-1], </w:t>
+      </w:r>
+      <w:proofErr w:type="spellStart"/>
+      <w:proofErr w:type="gramStart"/>
+      <w:r>
+        <w:rPr>
+          <w:i/>
+          <w:iCs/>
+        </w:rPr>
+        <w:t>nums</w:t>
+      </w:r>
+      <w:proofErr w:type="spellEnd"/>
+      <w:r>
+        <w:rPr>
+          <w:i/>
+          <w:iCs/>
+        </w:rPr>
+        <w:t>[</w:t>
+      </w:r>
+      <w:proofErr w:type="gramEnd"/>
+      <w:r>
+        <w:rPr>
+          <w:i/>
+          <w:iCs/>
+        </w:rPr>
+        <w:t>0]]</w:t>
       </w:r>
     </w:p>
     <w:p>
@@ -1746,6 +2808,7 @@
       <w:r>
         <w:t xml:space="preserve">Given an array of integers </w:t>
       </w:r>
+      <w:proofErr w:type="spellStart"/>
       <w:r>
         <w:rPr>
           <w:i/>
@@ -1753,6 +2816,7 @@
         </w:rPr>
         <w:t>nums</w:t>
       </w:r>
+      <w:proofErr w:type="spellEnd"/>
       <w:r>
         <w:t xml:space="preserve">, find such </w:t>
       </w:r>
@@ -1777,6 +2841,7 @@
         </w:rPr>
         <w:t xml:space="preserve"> that cyclic t-shift operation turns </w:t>
       </w:r>
+      <w:proofErr w:type="spellStart"/>
       <w:r>
         <w:rPr>
           <w:rFonts w:eastAsiaTheme="minorEastAsia"/>
@@ -1785,6 +2850,7 @@
         </w:rPr>
         <w:t>nums</w:t>
       </w:r>
+      <w:proofErr w:type="spellEnd"/>
       <w:r>
         <w:rPr>
           <w:rFonts w:eastAsiaTheme="minorEastAsia"/>
@@ -1894,13 +2960,41 @@
         </w:rPr>
         <w:t xml:space="preserve"> containing the queries you are required to process. Every </w:t>
       </w:r>
-      <w:r>
-        <w:rPr>
-          <w:rFonts w:eastAsiaTheme="minorEastAsia"/>
-          <w:i/>
-          <w:iCs/>
-        </w:rPr>
-        <w:t>queries[i]</w:t>
+      <w:proofErr w:type="gramStart"/>
+      <w:r>
+        <w:rPr>
+          <w:rFonts w:eastAsiaTheme="minorEastAsia"/>
+          <w:i/>
+          <w:iCs/>
+        </w:rPr>
+        <w:t>queries</w:t>
+      </w:r>
+      <w:proofErr w:type="gramEnd"/>
+      <w:r>
+        <w:rPr>
+          <w:rFonts w:eastAsiaTheme="minorEastAsia"/>
+          <w:i/>
+          <w:iCs/>
+        </w:rPr>
+        <w:t>[</w:t>
+      </w:r>
+      <w:proofErr w:type="spellStart"/>
+      <w:r>
+        <w:rPr>
+          <w:rFonts w:eastAsiaTheme="minorEastAsia"/>
+          <w:i/>
+          <w:iCs/>
+        </w:rPr>
+        <w:t>i</w:t>
+      </w:r>
+      <w:proofErr w:type="spellEnd"/>
+      <w:r>
+        <w:rPr>
+          <w:rFonts w:eastAsiaTheme="minorEastAsia"/>
+          <w:i/>
+          <w:iCs/>
+        </w:rPr>
+        <w:t>]</w:t>
       </w:r>
       <w:r>
         <w:rPr>
@@ -1926,7 +3020,25 @@
           <w:i/>
           <w:iCs/>
         </w:rPr>
-        <w:t>[0, i, x]</w:t>
+        <w:t xml:space="preserve">[0, </w:t>
+      </w:r>
+      <w:proofErr w:type="spellStart"/>
+      <w:r>
+        <w:rPr>
+          <w:rFonts w:eastAsiaTheme="minorEastAsia"/>
+          <w:i/>
+          <w:iCs/>
+        </w:rPr>
+        <w:t>i</w:t>
+      </w:r>
+      <w:proofErr w:type="spellEnd"/>
+      <w:r>
+        <w:rPr>
+          <w:rFonts w:eastAsiaTheme="minorEastAsia"/>
+          <w:i/>
+          <w:iCs/>
+        </w:rPr>
+        <w:t>, x]</w:t>
       </w:r>
       <w:r>
         <w:rPr>
@@ -1954,7 +3066,25 @@
           <w:i/>
           <w:iCs/>
         </w:rPr>
-        <w:t>b[i]</w:t>
+        <w:t>b[</w:t>
+      </w:r>
+      <w:proofErr w:type="spellStart"/>
+      <w:r>
+        <w:rPr>
+          <w:rFonts w:eastAsiaTheme="minorEastAsia"/>
+          <w:i/>
+          <w:iCs/>
+        </w:rPr>
+        <w:t>i</w:t>
+      </w:r>
+      <w:proofErr w:type="spellEnd"/>
+      <w:r>
+        <w:rPr>
+          <w:rFonts w:eastAsiaTheme="minorEastAsia"/>
+          <w:i/>
+          <w:iCs/>
+        </w:rPr>
+        <w:t>]</w:t>
       </w:r>
     </w:p>
     <w:p>
@@ -1974,7 +3104,25 @@
           <w:i/>
           <w:iCs/>
         </w:rPr>
-        <w:t>[i, x]</w:t>
+        <w:t>[</w:t>
+      </w:r>
+      <w:proofErr w:type="spellStart"/>
+      <w:r>
+        <w:rPr>
+          <w:rFonts w:eastAsiaTheme="minorEastAsia"/>
+          <w:i/>
+          <w:iCs/>
+        </w:rPr>
+        <w:t>i</w:t>
+      </w:r>
+      <w:proofErr w:type="spellEnd"/>
+      <w:r>
+        <w:rPr>
+          <w:rFonts w:eastAsiaTheme="minorEastAsia"/>
+          <w:i/>
+          <w:iCs/>
+        </w:rPr>
+        <w:t>, x]</w:t>
       </w:r>
       <w:r>
         <w:rPr>
@@ -1982,13 +3130,23 @@
         </w:rPr>
         <w:t xml:space="preserve">. In this case, you need to find the total number of pairs of indices </w:t>
       </w:r>
-      <w:r>
-        <w:rPr>
-          <w:rFonts w:eastAsiaTheme="minorEastAsia"/>
-          <w:i/>
-          <w:iCs/>
-        </w:rPr>
-        <w:t xml:space="preserve">i </w:t>
+      <w:proofErr w:type="spellStart"/>
+      <w:r>
+        <w:rPr>
+          <w:rFonts w:eastAsiaTheme="minorEastAsia"/>
+          <w:i/>
+          <w:iCs/>
+        </w:rPr>
+        <w:t>i</w:t>
+      </w:r>
+      <w:proofErr w:type="spellEnd"/>
+      <w:r>
+        <w:rPr>
+          <w:rFonts w:eastAsiaTheme="minorEastAsia"/>
+          <w:i/>
+          <w:iCs/>
+        </w:rPr>
+        <w:t xml:space="preserve"> </w:t>
       </w:r>
       <w:r>
         <w:rPr>
@@ -2016,7 +3174,25 @@
           <w:i/>
           <w:iCs/>
         </w:rPr>
-        <w:t>a[i] + b[j] = x</w:t>
+        <w:t>a[</w:t>
+      </w:r>
+      <w:proofErr w:type="spellStart"/>
+      <w:r>
+        <w:rPr>
+          <w:rFonts w:eastAsiaTheme="minorEastAsia"/>
+          <w:i/>
+          <w:iCs/>
+        </w:rPr>
+        <w:t>i</w:t>
+      </w:r>
+      <w:proofErr w:type="spellEnd"/>
+      <w:r>
+        <w:rPr>
+          <w:rFonts w:eastAsiaTheme="minorEastAsia"/>
+          <w:i/>
+          <w:iCs/>
+        </w:rPr>
+        <w:t>] + b[j] = x</w:t>
       </w:r>
     </w:p>
     <w:p>
@@ -2046,7 +3222,25 @@
           <w:i/>
           <w:iCs/>
         </w:rPr>
-        <w:t>[i, x]</w:t>
+        <w:t>[</w:t>
+      </w:r>
+      <w:proofErr w:type="spellStart"/>
+      <w:r>
+        <w:rPr>
+          <w:rFonts w:eastAsiaTheme="minorEastAsia"/>
+          <w:i/>
+          <w:iCs/>
+        </w:rPr>
+        <w:t>i</w:t>
+      </w:r>
+      <w:proofErr w:type="spellEnd"/>
+      <w:r>
+        <w:rPr>
+          <w:rFonts w:eastAsiaTheme="minorEastAsia"/>
+          <w:i/>
+          <w:iCs/>
+        </w:rPr>
+        <w:t>, x]</w:t>
       </w:r>
     </w:p>
     <w:p>
@@ -2106,7 +3300,35 @@
           <w:i/>
           <w:iCs/>
         </w:rPr>
-        <w:t>solution(a,b,queries) = [1,2].</w:t>
+        <w:t>solution(</w:t>
+      </w:r>
+      <w:proofErr w:type="spellStart"/>
+      <w:proofErr w:type="gramStart"/>
+      <w:r>
+        <w:rPr>
+          <w:rFonts w:eastAsiaTheme="minorEastAsia"/>
+          <w:i/>
+          <w:iCs/>
+        </w:rPr>
+        <w:t>a,b</w:t>
+      </w:r>
+      <w:proofErr w:type="gramEnd"/>
+      <w:r>
+        <w:rPr>
+          <w:rFonts w:eastAsiaTheme="minorEastAsia"/>
+          <w:i/>
+          <w:iCs/>
+        </w:rPr>
+        <w:t>,queries</w:t>
+      </w:r>
+      <w:proofErr w:type="spellEnd"/>
+      <w:r>
+        <w:rPr>
+          <w:rFonts w:eastAsiaTheme="minorEastAsia"/>
+          <w:i/>
+          <w:iCs/>
+        </w:rPr>
+        <w:t>) = [1,2].</w:t>
       </w:r>
     </w:p>
     <w:p>
@@ -2166,7 +3388,35 @@
           <w:i/>
           <w:iCs/>
         </w:rPr>
-        <w:t>solution(a,b,queries) = [3,4].</w:t>
+        <w:t>solution(</w:t>
+      </w:r>
+      <w:proofErr w:type="spellStart"/>
+      <w:proofErr w:type="gramStart"/>
+      <w:r>
+        <w:rPr>
+          <w:rFonts w:eastAsiaTheme="minorEastAsia"/>
+          <w:i/>
+          <w:iCs/>
+        </w:rPr>
+        <w:t>a,b</w:t>
+      </w:r>
+      <w:proofErr w:type="gramEnd"/>
+      <w:r>
+        <w:rPr>
+          <w:rFonts w:eastAsiaTheme="minorEastAsia"/>
+          <w:i/>
+          <w:iCs/>
+        </w:rPr>
+        <w:t>,queries</w:t>
+      </w:r>
+      <w:proofErr w:type="spellEnd"/>
+      <w:r>
+        <w:rPr>
+          <w:rFonts w:eastAsiaTheme="minorEastAsia"/>
+          <w:i/>
+          <w:iCs/>
+        </w:rPr>
+        <w:t>) = [3,4].</w:t>
       </w:r>
     </w:p>
     <w:p>
@@ -2213,7 +3463,21 @@
         <w:rPr>
           <w:rFonts w:eastAsiaTheme="minorEastAsia"/>
         </w:rPr>
-        <w:t>You are formatting the text on a newspaper page. You have to align the text on the page properly. The text is provided to you in the following format:</w:t>
+        <w:t xml:space="preserve">You are formatting the text on a newspaper page. You </w:t>
+      </w:r>
+      <w:proofErr w:type="gramStart"/>
+      <w:r>
+        <w:rPr>
+          <w:rFonts w:eastAsiaTheme="minorEastAsia"/>
+        </w:rPr>
+        <w:t>have to</w:t>
+      </w:r>
+      <w:proofErr w:type="gramEnd"/>
+      <w:r>
+        <w:rPr>
+          <w:rFonts w:eastAsiaTheme="minorEastAsia"/>
+        </w:rPr>
+        <w:t xml:space="preserve"> align the text on the page properly. The text is provided to you in the following format:</w:t>
       </w:r>
     </w:p>
     <w:p>
@@ -2312,7 +3576,25 @@
           <w:i/>
           <w:iCs/>
         </w:rPr>
-        <w:t xml:space="preserve">paragraphs[i]. </w:t>
+        <w:t>paragraphs[</w:t>
+      </w:r>
+      <w:proofErr w:type="spellStart"/>
+      <w:r>
+        <w:rPr>
+          <w:rFonts w:eastAsiaTheme="minorEastAsia"/>
+          <w:i/>
+          <w:iCs/>
+        </w:rPr>
+        <w:t>i</w:t>
+      </w:r>
+      <w:proofErr w:type="spellEnd"/>
+      <w:r>
+        <w:rPr>
+          <w:rFonts w:eastAsiaTheme="minorEastAsia"/>
+          <w:i/>
+          <w:iCs/>
+        </w:rPr>
+        <w:t xml:space="preserve">]. </w:t>
       </w:r>
       <w:r>
         <w:rPr>
@@ -2326,7 +3608,25 @@
           <w:i/>
           <w:iCs/>
         </w:rPr>
-        <w:t>paragraphs[i][j]</w:t>
+        <w:t>paragraphs[</w:t>
+      </w:r>
+      <w:proofErr w:type="spellStart"/>
+      <w:r>
+        <w:rPr>
+          <w:rFonts w:eastAsiaTheme="minorEastAsia"/>
+          <w:i/>
+          <w:iCs/>
+        </w:rPr>
+        <w:t>i</w:t>
+      </w:r>
+      <w:proofErr w:type="spellEnd"/>
+      <w:r>
+        <w:rPr>
+          <w:rFonts w:eastAsiaTheme="minorEastAsia"/>
+          <w:i/>
+          <w:iCs/>
+        </w:rPr>
+        <w:t>][j]</w:t>
       </w:r>
       <w:r>
         <w:rPr>
@@ -2358,7 +3658,25 @@
           <w:i/>
           <w:iCs/>
         </w:rPr>
-        <w:t xml:space="preserve">paragraphs[i][j] </w:t>
+        <w:t>paragraphs[</w:t>
+      </w:r>
+      <w:proofErr w:type="spellStart"/>
+      <w:r>
+        <w:rPr>
+          <w:rFonts w:eastAsiaTheme="minorEastAsia"/>
+          <w:i/>
+          <w:iCs/>
+        </w:rPr>
+        <w:t>i</w:t>
+      </w:r>
+      <w:proofErr w:type="spellEnd"/>
+      <w:r>
+        <w:rPr>
+          <w:rFonts w:eastAsiaTheme="minorEastAsia"/>
+          <w:i/>
+          <w:iCs/>
+        </w:rPr>
+        <w:t xml:space="preserve">][j] </w:t>
       </w:r>
       <w:r>
         <w:rPr>
@@ -2428,7 +3746,21 @@
         <w:rPr>
           <w:rFonts w:eastAsiaTheme="minorEastAsia"/>
         </w:rPr>
-        <w:t>. If this happens, align the text to the cccenter by adding spaces around it:</w:t>
+        <w:t xml:space="preserve">. If this happens, align the text to the </w:t>
+      </w:r>
+      <w:proofErr w:type="spellStart"/>
+      <w:r>
+        <w:rPr>
+          <w:rFonts w:eastAsiaTheme="minorEastAsia"/>
+        </w:rPr>
+        <w:t>cccenter</w:t>
+      </w:r>
+      <w:proofErr w:type="spellEnd"/>
+      <w:r>
+        <w:rPr>
+          <w:rFonts w:eastAsiaTheme="minorEastAsia"/>
+        </w:rPr>
+        <w:t xml:space="preserve"> by adding spaces around it:</w:t>
       </w:r>
     </w:p>
     <w:p>
@@ -2619,7 +3951,25 @@
           <w:iCs/>
         </w:rPr>
         <w:tab/>
-        <w:t>[“How”, “areYou”, “doing”]</w:t>
+        <w:t>[“How”, “</w:t>
+      </w:r>
+      <w:proofErr w:type="spellStart"/>
+      <w:r>
+        <w:rPr>
+          <w:rFonts w:eastAsiaTheme="minorEastAsia"/>
+          <w:i/>
+          <w:iCs/>
+        </w:rPr>
+        <w:t>areYou</w:t>
+      </w:r>
+      <w:proofErr w:type="spellEnd"/>
+      <w:r>
+        <w:rPr>
+          <w:rFonts w:eastAsiaTheme="minorEastAsia"/>
+          <w:i/>
+          <w:iCs/>
+        </w:rPr>
+        <w:t>”, “doing”]</w:t>
       </w:r>
     </w:p>
     <w:p>
@@ -2638,7 +3988,25 @@
           <w:iCs/>
         </w:rPr>
         <w:tab/>
-        <w:t>[“Please”, “look”, “and”, “align”, “to”, “the”, “center”]</w:t>
+        <w:t xml:space="preserve">[“Please”, “look”, </w:t>
+      </w:r>
+      <w:proofErr w:type="gramStart"/>
+      <w:r>
+        <w:rPr>
+          <w:rFonts w:eastAsiaTheme="minorEastAsia"/>
+          <w:i/>
+          <w:iCs/>
+        </w:rPr>
+        <w:t>“and”,</w:t>
+      </w:r>
+      <w:proofErr w:type="gramEnd"/>
+      <w:r>
+        <w:rPr>
+          <w:rFonts w:eastAsiaTheme="minorEastAsia"/>
+          <w:i/>
+          <w:iCs/>
+        </w:rPr>
+        <w:t xml:space="preserve"> “align”, “to”, “the”, “center”]</w:t>
       </w:r>
     </w:p>
     <w:p>
@@ -2692,7 +4060,25 @@
           <w:i/>
           <w:iCs/>
         </w:rPr>
-        <w:t xml:space="preserve">Output should be solution(paragraphs, width) = </w:t>
+        <w:t xml:space="preserve">Output should be </w:t>
+      </w:r>
+      <w:proofErr w:type="gramStart"/>
+      <w:r>
+        <w:rPr>
+          <w:rFonts w:eastAsiaTheme="minorEastAsia"/>
+          <w:i/>
+          <w:iCs/>
+        </w:rPr>
+        <w:t>solution(</w:t>
+      </w:r>
+      <w:proofErr w:type="gramEnd"/>
+      <w:r>
+        <w:rPr>
+          <w:rFonts w:eastAsiaTheme="minorEastAsia"/>
+          <w:i/>
+          <w:iCs/>
+        </w:rPr>
+        <w:t xml:space="preserve">paragraphs, width) = </w:t>
       </w:r>
     </w:p>
     <w:p>
@@ -2734,7 +4120,25 @@
           <w:iCs/>
         </w:rPr>
         <w:lastRenderedPageBreak/>
-        <w:t>“*   hello world  *”,</w:t>
+        <w:t xml:space="preserve">“*   hello </w:t>
+      </w:r>
+      <w:proofErr w:type="gramStart"/>
+      <w:r>
+        <w:rPr>
+          <w:rFonts w:eastAsiaTheme="minorEastAsia"/>
+          <w:i/>
+          <w:iCs/>
+        </w:rPr>
+        <w:t>world  *</w:t>
+      </w:r>
+      <w:proofErr w:type="gramEnd"/>
+      <w:r>
+        <w:rPr>
+          <w:rFonts w:eastAsiaTheme="minorEastAsia"/>
+          <w:i/>
+          <w:iCs/>
+        </w:rPr>
+        <w:t>”,</w:t>
       </w:r>
       <w:r>
         <w:rPr>
@@ -2769,7 +4173,25 @@
           <w:i/>
           <w:iCs/>
         </w:rPr>
-        <w:t>“*How areYou doing*”,</w:t>
+        <w:t xml:space="preserve">“*How </w:t>
+      </w:r>
+      <w:proofErr w:type="spellStart"/>
+      <w:r>
+        <w:rPr>
+          <w:rFonts w:eastAsiaTheme="minorEastAsia"/>
+          <w:i/>
+          <w:iCs/>
+        </w:rPr>
+        <w:t>areYou</w:t>
+      </w:r>
+      <w:proofErr w:type="spellEnd"/>
+      <w:r>
+        <w:rPr>
+          <w:rFonts w:eastAsiaTheme="minorEastAsia"/>
+          <w:i/>
+          <w:iCs/>
+        </w:rPr>
+        <w:t xml:space="preserve"> doing*”,</w:t>
       </w:r>
       <w:r>
         <w:rPr>
@@ -2796,7 +4218,43 @@
           <w:i/>
           <w:iCs/>
         </w:rPr>
-        <w:t>"*  align to the  *",</w:t>
+        <w:t>"</w:t>
+      </w:r>
+      <w:proofErr w:type="gramStart"/>
+      <w:r>
+        <w:rPr>
+          <w:rFonts w:eastAsiaTheme="minorEastAsia"/>
+          <w:i/>
+          <w:iCs/>
+        </w:rPr>
+        <w:t>*  align</w:t>
+      </w:r>
+      <w:proofErr w:type="gramEnd"/>
+      <w:r>
+        <w:rPr>
+          <w:rFonts w:eastAsiaTheme="minorEastAsia"/>
+          <w:i/>
+          <w:iCs/>
+        </w:rPr>
+        <w:t xml:space="preserve"> to </w:t>
+      </w:r>
+      <w:proofErr w:type="gramStart"/>
+      <w:r>
+        <w:rPr>
+          <w:rFonts w:eastAsiaTheme="minorEastAsia"/>
+          <w:i/>
+          <w:iCs/>
+        </w:rPr>
+        <w:t>the  *</w:t>
+      </w:r>
+      <w:proofErr w:type="gramEnd"/>
+      <w:r>
+        <w:rPr>
+          <w:rFonts w:eastAsiaTheme="minorEastAsia"/>
+          <w:i/>
+          <w:iCs/>
+        </w:rPr>
+        <w:t>",</w:t>
       </w:r>
       <w:r>
         <w:rPr>
@@ -2912,15 +4370,141 @@
         <w:rPr>
           <w:rFonts w:eastAsiaTheme="minorEastAsia"/>
         </w:rPr>
-        <w:t xml:space="preserve">. Consider it’s elements in pairs: </w:t>
-      </w:r>
-      <w:r>
-        <w:rPr>
-          <w:rFonts w:eastAsiaTheme="minorEastAsia"/>
-          <w:i/>
-          <w:iCs/>
-        </w:rPr>
-        <w:t>(arr[0], arr[1]), (arr[2], arr[3]),</w:t>
+        <w:t xml:space="preserve">. Consider </w:t>
+      </w:r>
+      <w:proofErr w:type="gramStart"/>
+      <w:r>
+        <w:rPr>
+          <w:rFonts w:eastAsiaTheme="minorEastAsia"/>
+        </w:rPr>
+        <w:t>it’s</w:t>
+      </w:r>
+      <w:proofErr w:type="gramEnd"/>
+      <w:r>
+        <w:rPr>
+          <w:rFonts w:eastAsiaTheme="minorEastAsia"/>
+        </w:rPr>
+        <w:t xml:space="preserve"> elements in pairs: </w:t>
+      </w:r>
+      <w:r>
+        <w:rPr>
+          <w:rFonts w:eastAsiaTheme="minorEastAsia"/>
+          <w:i/>
+          <w:iCs/>
+        </w:rPr>
+        <w:t>(</w:t>
+      </w:r>
+      <w:proofErr w:type="spellStart"/>
+      <w:proofErr w:type="gramStart"/>
+      <w:r>
+        <w:rPr>
+          <w:rFonts w:eastAsiaTheme="minorEastAsia"/>
+          <w:i/>
+          <w:iCs/>
+        </w:rPr>
+        <w:t>arr</w:t>
+      </w:r>
+      <w:proofErr w:type="spellEnd"/>
+      <w:r>
+        <w:rPr>
+          <w:rFonts w:eastAsiaTheme="minorEastAsia"/>
+          <w:i/>
+          <w:iCs/>
+        </w:rPr>
+        <w:t>[</w:t>
+      </w:r>
+      <w:proofErr w:type="gramEnd"/>
+      <w:r>
+        <w:rPr>
+          <w:rFonts w:eastAsiaTheme="minorEastAsia"/>
+          <w:i/>
+          <w:iCs/>
+        </w:rPr>
+        <w:t xml:space="preserve">0], </w:t>
+      </w:r>
+      <w:proofErr w:type="spellStart"/>
+      <w:proofErr w:type="gramStart"/>
+      <w:r>
+        <w:rPr>
+          <w:rFonts w:eastAsiaTheme="minorEastAsia"/>
+          <w:i/>
+          <w:iCs/>
+        </w:rPr>
+        <w:t>arr</w:t>
+      </w:r>
+      <w:proofErr w:type="spellEnd"/>
+      <w:r>
+        <w:rPr>
+          <w:rFonts w:eastAsiaTheme="minorEastAsia"/>
+          <w:i/>
+          <w:iCs/>
+        </w:rPr>
+        <w:t>[</w:t>
+      </w:r>
+      <w:proofErr w:type="gramEnd"/>
+      <w:r>
+        <w:rPr>
+          <w:rFonts w:eastAsiaTheme="minorEastAsia"/>
+          <w:i/>
+          <w:iCs/>
+        </w:rPr>
+        <w:t>1]), (</w:t>
+      </w:r>
+      <w:proofErr w:type="spellStart"/>
+      <w:proofErr w:type="gramStart"/>
+      <w:r>
+        <w:rPr>
+          <w:rFonts w:eastAsiaTheme="minorEastAsia"/>
+          <w:i/>
+          <w:iCs/>
+        </w:rPr>
+        <w:t>arr</w:t>
+      </w:r>
+      <w:proofErr w:type="spellEnd"/>
+      <w:r>
+        <w:rPr>
+          <w:rFonts w:eastAsiaTheme="minorEastAsia"/>
+          <w:i/>
+          <w:iCs/>
+        </w:rPr>
+        <w:t>[</w:t>
+      </w:r>
+      <w:proofErr w:type="gramEnd"/>
+      <w:r>
+        <w:rPr>
+          <w:rFonts w:eastAsiaTheme="minorEastAsia"/>
+          <w:i/>
+          <w:iCs/>
+        </w:rPr>
+        <w:t xml:space="preserve">2], </w:t>
+      </w:r>
+      <w:proofErr w:type="spellStart"/>
+      <w:proofErr w:type="gramStart"/>
+      <w:r>
+        <w:rPr>
+          <w:rFonts w:eastAsiaTheme="minorEastAsia"/>
+          <w:i/>
+          <w:iCs/>
+        </w:rPr>
+        <w:t>arr</w:t>
+      </w:r>
+      <w:proofErr w:type="spellEnd"/>
+      <w:r>
+        <w:rPr>
+          <w:rFonts w:eastAsiaTheme="minorEastAsia"/>
+          <w:i/>
+          <w:iCs/>
+        </w:rPr>
+        <w:t>[</w:t>
+      </w:r>
+      <w:proofErr w:type="gramEnd"/>
+      <w:r>
+        <w:rPr>
+          <w:rFonts w:eastAsiaTheme="minorEastAsia"/>
+          <w:i/>
+          <w:iCs/>
+        </w:rPr>
+        <w:t>3]),</w:t>
       </w:r>
       <w:r>
         <w:rPr>
@@ -2949,6 +4533,7 @@
         </w:rPr>
         <w:t xml:space="preserve">If </w:t>
       </w:r>
+      <w:proofErr w:type="spellStart"/>
       <w:r>
         <w:rPr>
           <w:rFonts w:eastAsiaTheme="minorEastAsia"/>
@@ -2957,6 +4542,7 @@
         </w:rPr>
         <w:t>arr</w:t>
       </w:r>
+      <w:proofErr w:type="spellEnd"/>
       <w:r>
         <w:rPr>
           <w:rFonts w:eastAsiaTheme="minorEastAsia"/>
@@ -3009,13 +4595,23 @@
         </w:rPr>
         <w:t xml:space="preserve">For </w:t>
       </w:r>
-      <w:r>
-        <w:rPr>
-          <w:rFonts w:eastAsiaTheme="minorEastAsia"/>
-          <w:i/>
-          <w:iCs/>
-        </w:rPr>
-        <w:t>arr = [1, 5, 7, 3, 2, 1]</w:t>
+      <w:proofErr w:type="spellStart"/>
+      <w:r>
+        <w:rPr>
+          <w:rFonts w:eastAsiaTheme="minorEastAsia"/>
+          <w:i/>
+          <w:iCs/>
+        </w:rPr>
+        <w:t>arr</w:t>
+      </w:r>
+      <w:proofErr w:type="spellEnd"/>
+      <w:r>
+        <w:rPr>
+          <w:rFonts w:eastAsiaTheme="minorEastAsia"/>
+          <w:i/>
+          <w:iCs/>
+        </w:rPr>
+        <w:t xml:space="preserve"> = [1, 5, 7, 3, 2, 1]</w:t>
       </w:r>
       <w:r>
         <w:rPr>
@@ -3029,7 +4625,25 @@
           <w:i/>
           <w:iCs/>
         </w:rPr>
-        <w:t>solution(arr) = [1,5,3,7,1,2]</w:t>
+        <w:t>solution(</w:t>
+      </w:r>
+      <w:proofErr w:type="spellStart"/>
+      <w:r>
+        <w:rPr>
+          <w:rFonts w:eastAsiaTheme="minorEastAsia"/>
+          <w:i/>
+          <w:iCs/>
+        </w:rPr>
+        <w:t>arr</w:t>
+      </w:r>
+      <w:proofErr w:type="spellEnd"/>
+      <w:r>
+        <w:rPr>
+          <w:rFonts w:eastAsiaTheme="minorEastAsia"/>
+          <w:i/>
+          <w:iCs/>
+        </w:rPr>
+        <w:t>) = [1,5,3,7,1,2]</w:t>
       </w:r>
     </w:p>
     <w:p>
@@ -3093,7 +4707,23 @@
         <w:rPr>
           <w:rFonts w:eastAsiaTheme="minorEastAsia"/>
         </w:rPr>
-        <w:t xml:space="preserve">Enter it’s name, e.g. </w:t>
+        <w:t xml:space="preserve">Enter </w:t>
+      </w:r>
+      <w:proofErr w:type="spellStart"/>
+      <w:proofErr w:type="gramStart"/>
+      <w:r>
+        <w:rPr>
+          <w:rFonts w:eastAsiaTheme="minorEastAsia"/>
+        </w:rPr>
+        <w:t>it’s</w:t>
+      </w:r>
+      <w:proofErr w:type="spellEnd"/>
+      <w:proofErr w:type="gramEnd"/>
+      <w:r>
+        <w:rPr>
+          <w:rFonts w:eastAsiaTheme="minorEastAsia"/>
+        </w:rPr>
+        <w:t xml:space="preserve"> name, e.g. </w:t>
       </w:r>
       <w:r>
         <w:rPr>
@@ -3135,13 +4765,23 @@
         </w:rPr>
         <w:t xml:space="preserve">Entering </w:t>
       </w:r>
-      <w:r>
-        <w:rPr>
-          <w:rFonts w:eastAsiaTheme="minorEastAsia"/>
-          <w:i/>
-          <w:iCs/>
-        </w:rPr>
-        <w:t>“!&lt;index&gt;”</w:t>
+      <w:proofErr w:type="gramStart"/>
+      <w:r>
+        <w:rPr>
+          <w:rFonts w:eastAsiaTheme="minorEastAsia"/>
+          <w:i/>
+          <w:iCs/>
+        </w:rPr>
+        <w:t>“!&lt;</w:t>
+      </w:r>
+      <w:proofErr w:type="gramEnd"/>
+      <w:r>
+        <w:rPr>
+          <w:rFonts w:eastAsiaTheme="minorEastAsia"/>
+          <w:i/>
+          <w:iCs/>
+        </w:rPr>
+        <w:t>index&gt;”</w:t>
       </w:r>
       <w:r>
         <w:rPr>
@@ -3149,6 +4789,7 @@
         </w:rPr>
         <w:t xml:space="preserve">. This notation is used to repeat the </w:t>
       </w:r>
+      <w:proofErr w:type="spellStart"/>
       <w:r>
         <w:rPr>
           <w:rFonts w:eastAsiaTheme="minorEastAsia"/>
@@ -3166,6 +4807,7 @@
         </w:rPr>
         <w:t>th</w:t>
       </w:r>
+      <w:proofErr w:type="spellEnd"/>
       <w:r>
         <w:rPr>
           <w:rFonts w:eastAsiaTheme="minorEastAsia"/>
@@ -3459,6 +5101,7 @@
         </w:rPr>
         <w:t xml:space="preserve">You are given a sequence of commands </w:t>
       </w:r>
+      <w:proofErr w:type="spellStart"/>
       <w:r>
         <w:rPr>
           <w:rFonts w:eastAsiaTheme="minorEastAsia"/>
@@ -3467,11 +5110,26 @@
         </w:rPr>
         <w:t>commands</w:t>
       </w:r>
-      <w:r>
-        <w:rPr>
-          <w:rFonts w:eastAsiaTheme="minorEastAsia"/>
-        </w:rPr>
-        <w:t xml:space="preserve"> that the user has entered in the terminal since the start of the session. Each command can be one of the following: “cp”, “ls”, “mv”, or “!&lt;index&gt;”. Calculate the number of times each of “cp”, “ls”, and “mv” commands was executed and return an array of three integers in the following form: [# of times for “cp”, # of times for “ls”, # of times for “mv”]</w:t>
+      <w:proofErr w:type="spellEnd"/>
+      <w:r>
+        <w:rPr>
+          <w:rFonts w:eastAsiaTheme="minorEastAsia"/>
+        </w:rPr>
+        <w:t xml:space="preserve"> that the user has entered in the terminal since the start of the session. Each command can be one of the following: “cp”, “ls”, “mv”, or </w:t>
+      </w:r>
+      <w:proofErr w:type="gramStart"/>
+      <w:r>
+        <w:rPr>
+          <w:rFonts w:eastAsiaTheme="minorEastAsia"/>
+        </w:rPr>
+        <w:t>“!&lt;</w:t>
+      </w:r>
+      <w:proofErr w:type="gramEnd"/>
+      <w:r>
+        <w:rPr>
+          <w:rFonts w:eastAsiaTheme="minorEastAsia"/>
+        </w:rPr>
+        <w:t>index&gt;”. Calculate the number of times each of “cp”, “ls”, and “mv” commands was executed and return an array of three integers in the following form: [# of times for “cp”, # of times for “ls”, # of times for “mv”]</w:t>
       </w:r>
     </w:p>
     <w:p>
@@ -3587,7 +5245,25 @@
           <w:i/>
           <w:iCs/>
         </w:rPr>
-        <w:t>messages[i]</w:t>
+        <w:t>messages[</w:t>
+      </w:r>
+      <w:proofErr w:type="spellStart"/>
+      <w:r>
+        <w:rPr>
+          <w:rFonts w:eastAsiaTheme="minorEastAsia"/>
+          <w:i/>
+          <w:iCs/>
+        </w:rPr>
+        <w:t>i</w:t>
+      </w:r>
+      <w:proofErr w:type="spellEnd"/>
+      <w:r>
+        <w:rPr>
+          <w:rFonts w:eastAsiaTheme="minorEastAsia"/>
+          <w:i/>
+          <w:iCs/>
+        </w:rPr>
+        <w:t>]</w:t>
       </w:r>
       <w:r>
         <w:rPr>
@@ -3595,6 +5271,7 @@
         </w:rPr>
         <w:t xml:space="preserve"> represents the </w:t>
       </w:r>
+      <w:proofErr w:type="spellStart"/>
       <w:r>
         <w:rPr>
           <w:rFonts w:eastAsiaTheme="minorEastAsia"/>
@@ -3612,6 +5289,7 @@
         </w:rPr>
         <w:t>th</w:t>
       </w:r>
+      <w:proofErr w:type="spellEnd"/>
       <w:r>
         <w:rPr>
           <w:rFonts w:eastAsiaTheme="minorEastAsia"/>
@@ -3638,7 +5316,25 @@
           <w:i/>
           <w:iCs/>
         </w:rPr>
-        <w:t>messages[i][0]</w:t>
+        <w:t>messages[</w:t>
+      </w:r>
+      <w:proofErr w:type="spellStart"/>
+      <w:r>
+        <w:rPr>
+          <w:rFonts w:eastAsiaTheme="minorEastAsia"/>
+          <w:i/>
+          <w:iCs/>
+        </w:rPr>
+        <w:t>i</w:t>
+      </w:r>
+      <w:proofErr w:type="spellEnd"/>
+      <w:r>
+        <w:rPr>
+          <w:rFonts w:eastAsiaTheme="minorEastAsia"/>
+          <w:i/>
+          <w:iCs/>
+        </w:rPr>
+        <w:t>][0]</w:t>
       </w:r>
       <w:r>
         <w:rPr>
@@ -3681,6 +5377,7 @@
         </w:rPr>
         <w:t xml:space="preserve"> and </w:t>
       </w:r>
+      <w:proofErr w:type="spellStart"/>
       <w:r>
         <w:rPr>
           <w:rFonts w:eastAsiaTheme="minorEastAsia"/>
@@ -3689,6 +5386,7 @@
         </w:rPr>
         <w:t>userWidth</w:t>
       </w:r>
+      <w:proofErr w:type="spellEnd"/>
       <w:r>
         <w:rPr>
           <w:rFonts w:eastAsiaTheme="minorEastAsia"/>
@@ -3709,6 +5407,7 @@
         </w:rPr>
         <w:t xml:space="preserve"> represents the width of the entire messenger window, and </w:t>
       </w:r>
+      <w:proofErr w:type="spellStart"/>
       <w:r>
         <w:rPr>
           <w:rFonts w:eastAsiaTheme="minorEastAsia"/>
@@ -3717,12 +5416,14 @@
         </w:rPr>
         <w:t>userWidth</w:t>
       </w:r>
+      <w:proofErr w:type="spellEnd"/>
       <w:r>
         <w:rPr>
           <w:rFonts w:eastAsiaTheme="minorEastAsia"/>
         </w:rPr>
         <w:t xml:space="preserve"> represents the maximum number of characters that can be rendered on each line of the conversation. Messages which exceed </w:t>
       </w:r>
+      <w:proofErr w:type="spellStart"/>
       <w:r>
         <w:rPr>
           <w:rFonts w:eastAsiaTheme="minorEastAsia"/>
@@ -3731,12 +5432,14 @@
         </w:rPr>
         <w:t>userWidth</w:t>
       </w:r>
+      <w:proofErr w:type="spellEnd"/>
       <w:r>
         <w:rPr>
           <w:rFonts w:eastAsiaTheme="minorEastAsia"/>
         </w:rPr>
         <w:t xml:space="preserve"> should be rendered on multiple lines. Words in the message are not allowed to be split in the middle, and it is guaranteed that no word in the messages has length exceeding </w:t>
       </w:r>
+      <w:proofErr w:type="spellStart"/>
       <w:r>
         <w:rPr>
           <w:rFonts w:eastAsiaTheme="minorEastAsia"/>
@@ -3745,6 +5448,7 @@
         </w:rPr>
         <w:t>userWidth</w:t>
       </w:r>
+      <w:proofErr w:type="spellEnd"/>
       <w:r>
         <w:rPr>
           <w:rFonts w:eastAsiaTheme="minorEastAsia"/>
@@ -3897,13 +5601,23 @@
         </w:rPr>
         <w:t xml:space="preserve"> = 15, and </w:t>
       </w:r>
-      <w:r>
-        <w:rPr>
-          <w:rFonts w:eastAsiaTheme="minorEastAsia"/>
-          <w:i/>
-          <w:iCs/>
-        </w:rPr>
-        <w:t xml:space="preserve">userWidth </w:t>
+      <w:proofErr w:type="spellStart"/>
+      <w:r>
+        <w:rPr>
+          <w:rFonts w:eastAsiaTheme="minorEastAsia"/>
+          <w:i/>
+          <w:iCs/>
+        </w:rPr>
+        <w:t>userWidth</w:t>
+      </w:r>
+      <w:proofErr w:type="spellEnd"/>
+      <w:r>
+        <w:rPr>
+          <w:rFonts w:eastAsiaTheme="minorEastAsia"/>
+          <w:i/>
+          <w:iCs/>
+        </w:rPr>
+        <w:t xml:space="preserve"> </w:t>
       </w:r>
       <w:r>
         <w:rPr>
@@ -3931,7 +5645,21 @@
         <w:rPr>
           <w:rFonts w:eastAsiaTheme="minorEastAsia"/>
         </w:rPr>
-        <w:t>Solution(messages, width, userWidth) = [“+***************+”, “|Hello          |”, “|how r          |”, “|u               |”, “|           good|”, “|             ty|”, “|              u|”, “|me             |”, “too            |”, “|bro            |”, “+***************+”]</w:t>
+        <w:t xml:space="preserve">Solution(messages, width, </w:t>
+      </w:r>
+      <w:proofErr w:type="spellStart"/>
+      <w:r>
+        <w:rPr>
+          <w:rFonts w:eastAsiaTheme="minorEastAsia"/>
+        </w:rPr>
+        <w:t>userWidth</w:t>
+      </w:r>
+      <w:proofErr w:type="spellEnd"/>
+      <w:r>
+        <w:rPr>
+          <w:rFonts w:eastAsiaTheme="minorEastAsia"/>
+        </w:rPr>
+        <w:t>) = [“+***************+”, “|Hello          |”, “|how r          |”, “|u               |”, “|           good|”, “|             ty|”, “|              u|”, “|me             |”, “too            |”, “|bro            |”, “+***************+”]</w:t>
       </w:r>
     </w:p>
     <w:p>
@@ -4015,7 +5743,25 @@
           <w:i/>
           <w:iCs/>
         </w:rPr>
-        <w:t>target[i]</w:t>
+        <w:t>target[</w:t>
+      </w:r>
+      <w:proofErr w:type="spellStart"/>
+      <w:r>
+        <w:rPr>
+          <w:rFonts w:eastAsiaTheme="minorEastAsia"/>
+          <w:i/>
+          <w:iCs/>
+        </w:rPr>
+        <w:t>i</w:t>
+      </w:r>
+      <w:proofErr w:type="spellEnd"/>
+      <w:r>
+        <w:rPr>
+          <w:rFonts w:eastAsiaTheme="minorEastAsia"/>
+          <w:i/>
+          <w:iCs/>
+        </w:rPr>
+        <w:t>]</w:t>
       </w:r>
       <w:r>
         <w:rPr>
@@ -4029,7 +5775,25 @@
           <w:i/>
           <w:iCs/>
         </w:rPr>
-        <w:t>target[i] &gt; max(target[i-1], target[i+1])</w:t>
+        <w:t>target[</w:t>
+      </w:r>
+      <w:proofErr w:type="spellStart"/>
+      <w:r>
+        <w:rPr>
+          <w:rFonts w:eastAsiaTheme="minorEastAsia"/>
+          <w:i/>
+          <w:iCs/>
+        </w:rPr>
+        <w:t>i</w:t>
+      </w:r>
+      <w:proofErr w:type="spellEnd"/>
+      <w:r>
+        <w:rPr>
+          <w:rFonts w:eastAsiaTheme="minorEastAsia"/>
+          <w:i/>
+          <w:iCs/>
+        </w:rPr>
+        <w:t>] &gt; max(target[i-1], target[i+1])</w:t>
       </w:r>
       <w:r>
         <w:rPr>
@@ -4037,13 +5801,23 @@
         </w:rPr>
         <w:t xml:space="preserve">. Note that </w:t>
       </w:r>
-      <w:r>
-        <w:rPr>
-          <w:rFonts w:eastAsiaTheme="minorEastAsia"/>
-          <w:i/>
-          <w:iCs/>
-        </w:rPr>
-        <w:t>target[0]</w:t>
+      <w:proofErr w:type="gramStart"/>
+      <w:r>
+        <w:rPr>
+          <w:rFonts w:eastAsiaTheme="minorEastAsia"/>
+          <w:i/>
+          <w:iCs/>
+        </w:rPr>
+        <w:t>target[</w:t>
+      </w:r>
+      <w:proofErr w:type="gramEnd"/>
+      <w:r>
+        <w:rPr>
+          <w:rFonts w:eastAsiaTheme="minorEastAsia"/>
+          <w:i/>
+          <w:iCs/>
+        </w:rPr>
+        <w:t>0]</w:t>
       </w:r>
       <w:r>
         <w:rPr>
@@ -4057,7 +5831,25 @@
           <w:i/>
           <w:iCs/>
         </w:rPr>
-        <w:t>target[target.length-1]</w:t>
+        <w:t>target[</w:t>
+      </w:r>
+      <w:proofErr w:type="gramStart"/>
+      <w:r>
+        <w:rPr>
+          <w:rFonts w:eastAsiaTheme="minorEastAsia"/>
+          <w:i/>
+          <w:iCs/>
+        </w:rPr>
+        <w:t>target.length</w:t>
+      </w:r>
+      <w:proofErr w:type="gramEnd"/>
+      <w:r>
+        <w:rPr>
+          <w:rFonts w:eastAsiaTheme="minorEastAsia"/>
+          <w:i/>
+          <w:iCs/>
+        </w:rPr>
+        <w:t>-1]</w:t>
       </w:r>
       <w:r>
         <w:rPr>
@@ -4153,7 +5945,35 @@
         <w:rPr>
           <w:rFonts w:eastAsiaTheme="minorEastAsia"/>
         </w:rPr>
-        <w:t xml:space="preserve"> infinite number line, you would like to build few blocks and obstacles on it. Specifically, you have to implement code which supports two types operations:</w:t>
+        <w:t xml:space="preserve"> infinite number line, you would like to build few blocks and obstacles on it. Specifically, you </w:t>
+      </w:r>
+      <w:proofErr w:type="gramStart"/>
+      <w:r>
+        <w:rPr>
+          <w:rFonts w:eastAsiaTheme="minorEastAsia"/>
+        </w:rPr>
+        <w:t>have to</w:t>
+      </w:r>
+      <w:proofErr w:type="gramEnd"/>
+      <w:r>
+        <w:rPr>
+          <w:rFonts w:eastAsiaTheme="minorEastAsia"/>
+        </w:rPr>
+        <w:t xml:space="preserve"> implement code which supports two </w:t>
+      </w:r>
+      <w:proofErr w:type="gramStart"/>
+      <w:r>
+        <w:rPr>
+          <w:rFonts w:eastAsiaTheme="minorEastAsia"/>
+        </w:rPr>
+        <w:t>types</w:t>
+      </w:r>
+      <w:proofErr w:type="gramEnd"/>
+      <w:r>
+        <w:rPr>
+          <w:rFonts w:eastAsiaTheme="minorEastAsia"/>
+        </w:rPr>
+        <w:t xml:space="preserve"> operations:</w:t>
       </w:r>
     </w:p>
     <w:p>
@@ -4171,7 +5991,21 @@
         <w:rPr>
           <w:rFonts w:eastAsiaTheme="minorEastAsia"/>
         </w:rPr>
-        <w:t>[1,x] – builds an obstacle at coordinate x along the number line. It is guaranteed that coordinate x does not contain any obstacles when the operation is performed.</w:t>
+        <w:t>[</w:t>
+      </w:r>
+      <w:proofErr w:type="gramStart"/>
+      <w:r>
+        <w:rPr>
+          <w:rFonts w:eastAsiaTheme="minorEastAsia"/>
+        </w:rPr>
+        <w:t>1,x</w:t>
+      </w:r>
+      <w:proofErr w:type="gramEnd"/>
+      <w:r>
+        <w:rPr>
+          <w:rFonts w:eastAsiaTheme="minorEastAsia"/>
+        </w:rPr>
+        <w:t>] – builds an obstacle at coordinate x along the number line. It is guaranteed that coordinate x does not contain any obstacles when the operation is performed.</w:t>
       </w:r>
     </w:p>
     <w:p>
@@ -4189,8 +6023,23 @@
         <w:rPr>
           <w:rFonts w:eastAsiaTheme="minorEastAsia"/>
         </w:rPr>
-        <w:t xml:space="preserve">[2,x,size] – checks whether it’s possible to build a block of size </w:t>
-      </w:r>
+        <w:t>[</w:t>
+      </w:r>
+      <w:proofErr w:type="gramStart"/>
+      <w:r>
+        <w:rPr>
+          <w:rFonts w:eastAsiaTheme="minorEastAsia"/>
+        </w:rPr>
+        <w:t>2,x</w:t>
+      </w:r>
+      <w:proofErr w:type="gramEnd"/>
+      <w:r>
+        <w:rPr>
+          <w:rFonts w:eastAsiaTheme="minorEastAsia"/>
+        </w:rPr>
+        <w:t xml:space="preserve">,size] – checks whether it’s possible to build a block of size </w:t>
+      </w:r>
+      <w:proofErr w:type="spellStart"/>
       <w:r>
         <w:rPr>
           <w:rFonts w:eastAsiaTheme="minorEastAsia"/>
@@ -4199,6 +6048,7 @@
         </w:rPr>
         <w:t>size</w:t>
       </w:r>
+      <w:proofErr w:type="spellEnd"/>
       <w:r>
         <w:rPr>
           <w:rFonts w:eastAsiaTheme="minorEastAsia"/>
@@ -4215,7 +6065,21 @@
         <w:rPr>
           <w:rFonts w:eastAsiaTheme="minorEastAsia"/>
         </w:rPr>
-        <w:t>ample, for size = 2 and x = 0, it will check 0 and 1 on the number line for obstacles. Returns 1 if possible, i.e. there are no obstacles at the occupied coordinates, and return 0 otherwise. Please note that this operation does not actually build the block, it only checks whether a block can be built.</w:t>
+        <w:t xml:space="preserve">ample, for size = 2 and x = 0, it will check 0 and 1 on the number line for obstacles. Returns </w:t>
+      </w:r>
+      <w:proofErr w:type="gramStart"/>
+      <w:r>
+        <w:rPr>
+          <w:rFonts w:eastAsiaTheme="minorEastAsia"/>
+        </w:rPr>
+        <w:t>1</w:t>
+      </w:r>
+      <w:proofErr w:type="gramEnd"/>
+      <w:r>
+        <w:rPr>
+          <w:rFonts w:eastAsiaTheme="minorEastAsia"/>
+        </w:rPr>
+        <w:t xml:space="preserve"> if possible, i.e. there are no obstacles at the occupied coordinates, and return 0 otherwise. Please note that this operation does not actually build the block, it only checks whether a block can be built.</w:t>
       </w:r>
     </w:p>
     <w:p>
@@ -4251,7 +6115,21 @@
         <w:rPr>
           <w:rFonts w:eastAsiaTheme="minorEastAsia"/>
         </w:rPr>
-        <w:t xml:space="preserve"> containing both types of operations above, your task is to return a binary string representing the outputs for all [2,x,size] operations.</w:t>
+        <w:t xml:space="preserve"> containing both types of operations above, your task is to return a binary string representing the outputs for all [</w:t>
+      </w:r>
+      <w:proofErr w:type="gramStart"/>
+      <w:r>
+        <w:rPr>
+          <w:rFonts w:eastAsiaTheme="minorEastAsia"/>
+        </w:rPr>
+        <w:t>2,x</w:t>
+      </w:r>
+      <w:proofErr w:type="gramEnd"/>
+      <w:r>
+        <w:rPr>
+          <w:rFonts w:eastAsiaTheme="minorEastAsia"/>
+        </w:rPr>
+        <w:t>,size] operations.</w:t>
       </w:r>
     </w:p>
     <w:p>
@@ -4368,7 +6246,23 @@
         <w:adjustRightInd w:val="0"/>
       </w:pPr>
       <w:r>
-        <w:t>Write a program in Java that solves the following: Given an array of integers numbers and an array pattern representating a comparsion pattern, find how many subarrays of numbers match the given pattern. Pattern can only contain the following integers</w:t>
+        <w:t xml:space="preserve">Write a program in Java that solves the following: Given an array of integers numbers and an array pattern </w:t>
+      </w:r>
+      <w:proofErr w:type="spellStart"/>
+      <w:r>
+        <w:t>representating</w:t>
+      </w:r>
+      <w:proofErr w:type="spellEnd"/>
+      <w:r>
+        <w:t xml:space="preserve"> a </w:t>
+      </w:r>
+      <w:proofErr w:type="spellStart"/>
+      <w:r>
+        <w:t>comparsion</w:t>
+      </w:r>
+      <w:proofErr w:type="spellEnd"/>
+      <w:r>
+        <w:t xml:space="preserve"> pattern, find how many subarrays of numbers match the given pattern. Pattern can only contain the following integers</w:t>
       </w:r>
     </w:p>
     <w:p>
@@ -4418,7 +6312,23 @@
           <w:i/>
           <w:iCs/>
         </w:rPr>
-        <w:t>- pattern[i] = 1</w:t>
+        <w:t>- pattern[</w:t>
+      </w:r>
+      <w:proofErr w:type="spellStart"/>
+      <w:r>
+        <w:rPr>
+          <w:i/>
+          <w:iCs/>
+        </w:rPr>
+        <w:t>i</w:t>
+      </w:r>
+      <w:proofErr w:type="spellEnd"/>
+      <w:r>
+        <w:rPr>
+          <w:i/>
+          <w:iCs/>
+        </w:rPr>
+        <w:t>] = 1</w:t>
       </w:r>
       <w:r>
         <w:t>, represents that the number of corresponding to this element of the pattern is greater than the previous one</w:t>
@@ -4450,7 +6360,23 @@
           <w:i/>
           <w:iCs/>
         </w:rPr>
-        <w:t>- pattern[i] = 0</w:t>
+        <w:t>- pattern[</w:t>
+      </w:r>
+      <w:proofErr w:type="spellStart"/>
+      <w:r>
+        <w:rPr>
+          <w:i/>
+          <w:iCs/>
+        </w:rPr>
+        <w:t>i</w:t>
+      </w:r>
+      <w:proofErr w:type="spellEnd"/>
+      <w:r>
+        <w:rPr>
+          <w:i/>
+          <w:iCs/>
+        </w:rPr>
+        <w:t>] = 0</w:t>
       </w:r>
       <w:r>
         <w:t>, represents that the number corresponding to this element of the pattern is equal to the previous one</w:t>
@@ -4482,7 +6408,23 @@
           <w:i/>
           <w:iCs/>
         </w:rPr>
-        <w:t>- pattern[i] = -1</w:t>
+        <w:t>- pattern[</w:t>
+      </w:r>
+      <w:proofErr w:type="spellStart"/>
+      <w:r>
+        <w:rPr>
+          <w:i/>
+          <w:iCs/>
+        </w:rPr>
+        <w:t>i</w:t>
+      </w:r>
+      <w:proofErr w:type="spellEnd"/>
+      <w:r>
+        <w:rPr>
+          <w:i/>
+          <w:iCs/>
+        </w:rPr>
+        <w:t>] = -1</w:t>
       </w:r>
       <w:r>
         <w:t>, represents that the number corresponding to this element of the pattern is less than the previous one.</w:t>
@@ -4533,13 +6475,35 @@
         <w:tab/>
         <w:t xml:space="preserve">It is guaranteed that the </w:t>
       </w:r>
-      <w:r>
-        <w:rPr>
-          <w:i/>
-          <w:iCs/>
-        </w:rPr>
-        <w:t>numbers.length &gt; pattern.length</w:t>
-      </w:r>
+      <w:proofErr w:type="spellStart"/>
+      <w:proofErr w:type="gramStart"/>
+      <w:r>
+        <w:rPr>
+          <w:i/>
+          <w:iCs/>
+        </w:rPr>
+        <w:t>numbers.length</w:t>
+      </w:r>
+      <w:proofErr w:type="spellEnd"/>
+      <w:proofErr w:type="gramEnd"/>
+      <w:r>
+        <w:rPr>
+          <w:i/>
+          <w:iCs/>
+        </w:rPr>
+        <w:t xml:space="preserve"> &gt; </w:t>
+      </w:r>
+      <w:proofErr w:type="spellStart"/>
+      <w:proofErr w:type="gramStart"/>
+      <w:r>
+        <w:rPr>
+          <w:i/>
+          <w:iCs/>
+        </w:rPr>
+        <w:t>pattern.length</w:t>
+      </w:r>
+      <w:proofErr w:type="spellEnd"/>
+      <w:proofErr w:type="gramEnd"/>
     </w:p>
     <w:p>
       <w:pPr>
@@ -4619,7 +6583,31 @@
         </w:rPr>
       </w:pPr>
       <w:r>
-        <w:t>For numbers = [4,1,3,4,4,5,5,1]  and pattern = [1,0,-1], that the output should be solution(numbers, pattern) = 1</w:t>
+        <w:t>For numbers = [4,1,3,4,4,5,5,1</w:t>
+      </w:r>
+      <w:proofErr w:type="gramStart"/>
+      <w:r>
+        <w:t>]  and</w:t>
+      </w:r>
+      <w:proofErr w:type="gramEnd"/>
+      <w:r>
+        <w:t xml:space="preserve"> pattern = [1,</w:t>
+      </w:r>
+      <w:proofErr w:type="gramStart"/>
+      <w:r>
+        <w:t>0,-</w:t>
+      </w:r>
+      <w:proofErr w:type="gramEnd"/>
+      <w:r>
+        <w:t xml:space="preserve">1], that the output should be </w:t>
+      </w:r>
+      <w:proofErr w:type="gramStart"/>
+      <w:r>
+        <w:t>solution(</w:t>
+      </w:r>
+      <w:proofErr w:type="gramEnd"/>
+      <w:r>
+        <w:t>numbers, pattern) = 1</w:t>
       </w:r>
     </w:p>
     <w:p>
@@ -4634,7 +6622,23 @@
         </w:rPr>
       </w:pPr>
       <w:r>
-        <w:t>For numbers = [5,7,7,9,9,11,11]  and pattern = [1,0,1,0], that the output should be solution(numbers, pattern) = 2</w:t>
+        <w:t>For numbers = [5,7,7,9,9,11,11</w:t>
+      </w:r>
+      <w:proofErr w:type="gramStart"/>
+      <w:r>
+        <w:t>]  and</w:t>
+      </w:r>
+      <w:proofErr w:type="gramEnd"/>
+      <w:r>
+        <w:t xml:space="preserve"> pattern = [1,0,1,0], that the output should be </w:t>
+      </w:r>
+      <w:proofErr w:type="gramStart"/>
+      <w:r>
+        <w:t>solution(</w:t>
+      </w:r>
+      <w:proofErr w:type="gramEnd"/>
+      <w:r>
+        <w:t>numbers, pattern) = 2</w:t>
       </w:r>
     </w:p>
     <w:p>
@@ -4649,7 +6653,23 @@
         </w:rPr>
       </w:pPr>
       <w:r>
-        <w:t>For numbers = [5,7,7,9,9,11,11]  and pattern = [-1], that the output should be solution(numbers, pattern) = 0</w:t>
+        <w:t>For numbers = [5,7,7,9,9,11,11</w:t>
+      </w:r>
+      <w:proofErr w:type="gramStart"/>
+      <w:r>
+        <w:t>]  and</w:t>
+      </w:r>
+      <w:proofErr w:type="gramEnd"/>
+      <w:r>
+        <w:t xml:space="preserve"> pattern = [-1], that the output should be </w:t>
+      </w:r>
+      <w:proofErr w:type="gramStart"/>
+      <w:r>
+        <w:t>solution(</w:t>
+      </w:r>
+      <w:proofErr w:type="gramEnd"/>
+      <w:r>
+        <w:t>numbers, pattern) = 0</w:t>
       </w:r>
     </w:p>
     <w:p>
@@ -4664,7 +6684,23 @@
         </w:rPr>
       </w:pPr>
       <w:r>
-        <w:t>For numbers = [3,3,3,3,3,3,5,5,5,4,3,4]  and pattern = [0], that the output should be solution(numbers, pattern) = 7</w:t>
+        <w:t>For numbers = [3,3,3,3,3,3,5,5,5,4,3,4</w:t>
+      </w:r>
+      <w:proofErr w:type="gramStart"/>
+      <w:r>
+        <w:t>]  and</w:t>
+      </w:r>
+      <w:proofErr w:type="gramEnd"/>
+      <w:r>
+        <w:t xml:space="preserve"> pattern = [0], that the output should be </w:t>
+      </w:r>
+      <w:proofErr w:type="gramStart"/>
+      <w:r>
+        <w:t>solution(</w:t>
+      </w:r>
+      <w:proofErr w:type="gramEnd"/>
+      <w:r>
+        <w:t>numbers, pattern) = 7</w:t>
       </w:r>
     </w:p>
     <w:p>
@@ -4679,7 +6715,23 @@
         </w:rPr>
       </w:pPr>
       <w:r>
-        <w:t>For numbers = [1,2,3,4,5,6,7,8]  and pattern = [1,1], that the output should be solution(numbers, pattern) = 6</w:t>
+        <w:t>For numbers = [1,2,3,4,5,6,7,8</w:t>
+      </w:r>
+      <w:proofErr w:type="gramStart"/>
+      <w:r>
+        <w:t>]  and</w:t>
+      </w:r>
+      <w:proofErr w:type="gramEnd"/>
+      <w:r>
+        <w:t xml:space="preserve"> pattern = [1,1], that the output should be </w:t>
+      </w:r>
+      <w:proofErr w:type="gramStart"/>
+      <w:r>
+        <w:t>solution(</w:t>
+      </w:r>
+      <w:proofErr w:type="gramEnd"/>
+      <w:r>
+        <w:t>numbers, pattern) = 6</w:t>
       </w:r>
     </w:p>
     <w:p>
@@ -4695,7 +6747,31 @@
       </w:pPr>
       <w:r>
         <w:lastRenderedPageBreak/>
-        <w:t>For numbers = [3,4,5,6,5,4,7,8]  and pattern = [-1,-1,-1], that the output should be solution(numbers, pattern) = 0</w:t>
+        <w:t>For numbers = [3,4,5,6,5,4,7,8</w:t>
+      </w:r>
+      <w:proofErr w:type="gramStart"/>
+      <w:r>
+        <w:t>]  and</w:t>
+      </w:r>
+      <w:proofErr w:type="gramEnd"/>
+      <w:r>
+        <w:t xml:space="preserve"> pattern = [-</w:t>
+      </w:r>
+      <w:proofErr w:type="gramStart"/>
+      <w:r>
+        <w:t>1,-1,-</w:t>
+      </w:r>
+      <w:proofErr w:type="gramEnd"/>
+      <w:r>
+        <w:t xml:space="preserve">1], that the output should be </w:t>
+      </w:r>
+      <w:proofErr w:type="gramStart"/>
+      <w:r>
+        <w:t>solution(</w:t>
+      </w:r>
+      <w:proofErr w:type="gramEnd"/>
+      <w:r>
+        <w:t>numbers, pattern) = 0</w:t>
       </w:r>
     </w:p>
     <w:p>
@@ -4909,6 +6985,7 @@
         </w:rPr>
         <w:t xml:space="preserve">Ex. For </w:t>
       </w:r>
+      <w:proofErr w:type="gramStart"/>
       <w:r>
         <w:rPr>
           <w:rFonts w:eastAsiaTheme="minorEastAsia"/>
@@ -4929,7 +7006,16 @@
           <w:i/>
           <w:iCs/>
         </w:rPr>
-        <w:t xml:space="preserve"> = 1500</w:t>
+        <w:t xml:space="preserve"> =</w:t>
+      </w:r>
+      <w:proofErr w:type="gramEnd"/>
+      <w:r>
+        <w:rPr>
+          <w:rFonts w:eastAsiaTheme="minorEastAsia"/>
+          <w:i/>
+          <w:iCs/>
+        </w:rPr>
+        <w:t xml:space="preserve"> 1500</w:t>
       </w:r>
       <w:r>
         <w:rPr>
@@ -4951,13 +7037,23 @@
         </w:rPr>
         <w:t xml:space="preserve">, the output should be </w:t>
       </w:r>
-      <w:r>
-        <w:rPr>
-          <w:rFonts w:eastAsiaTheme="minorEastAsia"/>
-          <w:i/>
-          <w:iCs/>
-        </w:rPr>
-        <w:t>solution(initial, changes) = “beginner”</w:t>
+      <w:proofErr w:type="gramStart"/>
+      <w:r>
+        <w:rPr>
+          <w:rFonts w:eastAsiaTheme="minorEastAsia"/>
+          <w:i/>
+          <w:iCs/>
+        </w:rPr>
+        <w:t>solution(</w:t>
+      </w:r>
+      <w:proofErr w:type="gramEnd"/>
+      <w:r>
+        <w:rPr>
+          <w:rFonts w:eastAsiaTheme="minorEastAsia"/>
+          <w:i/>
+          <w:iCs/>
+        </w:rPr>
+        <w:t>initial, changes) = “beginner”</w:t>
       </w:r>
     </w:p>
     <w:p>
@@ -5062,6 +7158,7 @@
         </w:rPr>
         <w:t xml:space="preserve">s stand at the end. A process is executed on this array until it halts. You are given a variable </w:t>
       </w:r>
+      <w:proofErr w:type="spellStart"/>
       <w:r>
         <w:rPr>
           <w:rFonts w:eastAsiaTheme="minorEastAsia"/>
@@ -5070,6 +7167,7 @@
         </w:rPr>
         <w:t>zerosToOne</w:t>
       </w:r>
+      <w:proofErr w:type="spellEnd"/>
       <w:r>
         <w:rPr>
           <w:rFonts w:eastAsiaTheme="minorEastAsia"/>
@@ -5120,6 +7218,7 @@
         </w:rPr>
         <w:t xml:space="preserve">1. If there are at least </w:t>
       </w:r>
+      <w:proofErr w:type="spellStart"/>
       <w:r>
         <w:rPr>
           <w:rFonts w:eastAsiaTheme="minorEastAsia"/>
@@ -5128,12 +7227,14 @@
         </w:rPr>
         <w:t>zerosToOne</w:t>
       </w:r>
+      <w:proofErr w:type="spellEnd"/>
       <w:r>
         <w:rPr>
           <w:rFonts w:eastAsiaTheme="minorEastAsia"/>
         </w:rPr>
         <w:t xml:space="preserve"> zeros, then the last </w:t>
       </w:r>
+      <w:proofErr w:type="spellStart"/>
       <w:r>
         <w:rPr>
           <w:rFonts w:eastAsiaTheme="minorEastAsia"/>
@@ -5142,6 +7243,7 @@
         </w:rPr>
         <w:t>zerosToOne</w:t>
       </w:r>
+      <w:proofErr w:type="spellEnd"/>
       <w:r>
         <w:rPr>
           <w:rFonts w:eastAsiaTheme="minorEastAsia"/>
@@ -5202,7 +7304,21 @@
         <w:rPr>
           <w:rFonts w:eastAsiaTheme="minorEastAsia"/>
         </w:rPr>
-        <w:t xml:space="preserve"> changes to </w:t>
+        <w:t xml:space="preserve"> </w:t>
+      </w:r>
+      <w:proofErr w:type="gramStart"/>
+      <w:r>
+        <w:rPr>
+          <w:rFonts w:eastAsiaTheme="minorEastAsia"/>
+        </w:rPr>
+        <w:t>changes</w:t>
+      </w:r>
+      <w:proofErr w:type="gramEnd"/>
+      <w:r>
+        <w:rPr>
+          <w:rFonts w:eastAsiaTheme="minorEastAsia"/>
+        </w:rPr>
+        <w:t xml:space="preserve"> to </w:t>
       </w:r>
       <w:r>
         <w:rPr>
@@ -5274,29 +7390,113 @@
         <w:rPr>
           <w:rFonts w:eastAsiaTheme="minorEastAsia"/>
         </w:rPr>
-        <w:t xml:space="preserve">Ex. For numbers = [1,1,1,0,0,0] and zerosToOne = 2, the output should be solution(numbers, zerosToOne) = 13. </w:t>
-      </w:r>
-    </w:p>
-    <w:p>
-      <w:pPr>
-        <w:pStyle w:val="ListParagraph"/>
-        <w:rPr>
-          <w:rFonts w:eastAsiaTheme="minorEastAsia"/>
-        </w:rPr>
-      </w:pPr>
-    </w:p>
-    <w:p>
-      <w:pPr>
-        <w:pStyle w:val="ListParagraph"/>
-        <w:rPr>
-          <w:rFonts w:eastAsiaTheme="minorEastAsia"/>
-        </w:rPr>
-      </w:pPr>
-      <w:r>
-        <w:rPr>
-          <w:rFonts w:eastAsiaTheme="minorEastAsia"/>
-        </w:rPr>
-        <w:t xml:space="preserve">For numbers = [1,1] and zerosToOne = 2, the output should be solution(numbers, zerosToOne) = 4. </w:t>
+        <w:t xml:space="preserve">Ex. For numbers = [1,1,1,0,0,0] and </w:t>
+      </w:r>
+      <w:proofErr w:type="spellStart"/>
+      <w:r>
+        <w:rPr>
+          <w:rFonts w:eastAsiaTheme="minorEastAsia"/>
+        </w:rPr>
+        <w:t>zerosToOne</w:t>
+      </w:r>
+      <w:proofErr w:type="spellEnd"/>
+      <w:r>
+        <w:rPr>
+          <w:rFonts w:eastAsiaTheme="minorEastAsia"/>
+        </w:rPr>
+        <w:t xml:space="preserve"> = 2, the output should be </w:t>
+      </w:r>
+      <w:proofErr w:type="gramStart"/>
+      <w:r>
+        <w:rPr>
+          <w:rFonts w:eastAsiaTheme="minorEastAsia"/>
+        </w:rPr>
+        <w:t>solution(</w:t>
+      </w:r>
+      <w:proofErr w:type="gramEnd"/>
+      <w:r>
+        <w:rPr>
+          <w:rFonts w:eastAsiaTheme="minorEastAsia"/>
+        </w:rPr>
+        <w:t xml:space="preserve">numbers, </w:t>
+      </w:r>
+      <w:proofErr w:type="spellStart"/>
+      <w:r>
+        <w:rPr>
+          <w:rFonts w:eastAsiaTheme="minorEastAsia"/>
+        </w:rPr>
+        <w:t>zerosToOne</w:t>
+      </w:r>
+      <w:proofErr w:type="spellEnd"/>
+      <w:r>
+        <w:rPr>
+          <w:rFonts w:eastAsiaTheme="minorEastAsia"/>
+        </w:rPr>
+        <w:t xml:space="preserve">) = 13. </w:t>
+      </w:r>
+    </w:p>
+    <w:p>
+      <w:pPr>
+        <w:pStyle w:val="ListParagraph"/>
+        <w:rPr>
+          <w:rFonts w:eastAsiaTheme="minorEastAsia"/>
+        </w:rPr>
+      </w:pPr>
+    </w:p>
+    <w:p>
+      <w:pPr>
+        <w:pStyle w:val="ListParagraph"/>
+        <w:rPr>
+          <w:rFonts w:eastAsiaTheme="minorEastAsia"/>
+        </w:rPr>
+      </w:pPr>
+      <w:r>
+        <w:rPr>
+          <w:rFonts w:eastAsiaTheme="minorEastAsia"/>
+        </w:rPr>
+        <w:t xml:space="preserve">For numbers = [1,1] and </w:t>
+      </w:r>
+      <w:proofErr w:type="spellStart"/>
+      <w:r>
+        <w:rPr>
+          <w:rFonts w:eastAsiaTheme="minorEastAsia"/>
+        </w:rPr>
+        <w:t>zerosToOne</w:t>
+      </w:r>
+      <w:proofErr w:type="spellEnd"/>
+      <w:r>
+        <w:rPr>
+          <w:rFonts w:eastAsiaTheme="minorEastAsia"/>
+        </w:rPr>
+        <w:t xml:space="preserve"> = 2, the output should be </w:t>
+      </w:r>
+      <w:proofErr w:type="gramStart"/>
+      <w:r>
+        <w:rPr>
+          <w:rFonts w:eastAsiaTheme="minorEastAsia"/>
+        </w:rPr>
+        <w:t>solution(</w:t>
+      </w:r>
+      <w:proofErr w:type="gramEnd"/>
+      <w:r>
+        <w:rPr>
+          <w:rFonts w:eastAsiaTheme="minorEastAsia"/>
+        </w:rPr>
+        <w:t xml:space="preserve">numbers, </w:t>
+      </w:r>
+      <w:proofErr w:type="spellStart"/>
+      <w:r>
+        <w:rPr>
+          <w:rFonts w:eastAsiaTheme="minorEastAsia"/>
+        </w:rPr>
+        <w:t>zerosToOne</w:t>
+      </w:r>
+      <w:proofErr w:type="spellEnd"/>
+      <w:r>
+        <w:rPr>
+          <w:rFonts w:eastAsiaTheme="minorEastAsia"/>
+        </w:rPr>
+        <w:t xml:space="preserve">) = 4. </w:t>
       </w:r>
     </w:p>
     <w:p>
@@ -5357,29 +7557,71 @@
         <w:rPr>
           <w:rFonts w:eastAsiaTheme="minorEastAsia"/>
         </w:rPr>
-        <w:t xml:space="preserve"> containing paths to some files or directories. All file paths start with “/“.</w:t>
-      </w:r>
-    </w:p>
-    <w:p>
-      <w:pPr>
-        <w:pStyle w:val="ListParagraph"/>
-        <w:rPr>
-          <w:rFonts w:eastAsiaTheme="minorEastAsia"/>
-        </w:rPr>
-      </w:pPr>
-    </w:p>
-    <w:p>
-      <w:pPr>
-        <w:pStyle w:val="ListParagraph"/>
-        <w:rPr>
-          <w:rFonts w:eastAsiaTheme="minorEastAsia"/>
-        </w:rPr>
-      </w:pPr>
-      <w:r>
-        <w:rPr>
-          <w:rFonts w:eastAsiaTheme="minorEastAsia"/>
-        </w:rPr>
-        <w:t>Note: File paths may contain special characters “..” to represent parent directory specifiers. For example “/a/b../“ points to the same directory as “/a”. It is guaranteed that all given file paths are valid.</w:t>
+        <w:t xml:space="preserve"> containing paths to some files or directories. All file paths start with “</w:t>
+      </w:r>
+      <w:proofErr w:type="gramStart"/>
+      <w:r>
+        <w:rPr>
+          <w:rFonts w:eastAsiaTheme="minorEastAsia"/>
+        </w:rPr>
+        <w:t>/“</w:t>
+      </w:r>
+      <w:proofErr w:type="gramEnd"/>
+      <w:r>
+        <w:rPr>
+          <w:rFonts w:eastAsiaTheme="minorEastAsia"/>
+        </w:rPr>
+        <w:t>.</w:t>
+      </w:r>
+    </w:p>
+    <w:p>
+      <w:pPr>
+        <w:pStyle w:val="ListParagraph"/>
+        <w:rPr>
+          <w:rFonts w:eastAsiaTheme="minorEastAsia"/>
+        </w:rPr>
+      </w:pPr>
+    </w:p>
+    <w:p>
+      <w:pPr>
+        <w:pStyle w:val="ListParagraph"/>
+        <w:rPr>
+          <w:rFonts w:eastAsiaTheme="minorEastAsia"/>
+        </w:rPr>
+      </w:pPr>
+      <w:r>
+        <w:rPr>
+          <w:rFonts w:eastAsiaTheme="minorEastAsia"/>
+        </w:rPr>
+        <w:t xml:space="preserve">Note: File paths may contain special characters “..” to represent parent directory specifiers. For </w:t>
+      </w:r>
+      <w:proofErr w:type="gramStart"/>
+      <w:r>
+        <w:rPr>
+          <w:rFonts w:eastAsiaTheme="minorEastAsia"/>
+        </w:rPr>
+        <w:t>example</w:t>
+      </w:r>
+      <w:proofErr w:type="gramEnd"/>
+      <w:r>
+        <w:rPr>
+          <w:rFonts w:eastAsiaTheme="minorEastAsia"/>
+        </w:rPr>
+        <w:t xml:space="preserve"> “/a/</w:t>
+      </w:r>
+      <w:proofErr w:type="gramStart"/>
+      <w:r>
+        <w:rPr>
+          <w:rFonts w:eastAsiaTheme="minorEastAsia"/>
+        </w:rPr>
+        <w:t>b../“ points</w:t>
+      </w:r>
+      <w:proofErr w:type="gramEnd"/>
+      <w:r>
+        <w:rPr>
+          <w:rFonts w:eastAsiaTheme="minorEastAsia"/>
+        </w:rPr>
+        <w:t xml:space="preserve"> to the same directory as “/a”. It is guaranteed that all given file paths are valid.</w:t>
       </w:r>
     </w:p>
     <w:p>
@@ -5559,7 +7801,21 @@
         <w:rPr>
           <w:rFonts w:eastAsiaTheme="minorEastAsia"/>
         </w:rPr>
-        <w:t xml:space="preserve">                "/root/folder1/b/../a",</w:t>
+        <w:t xml:space="preserve">                "/root/folder1/b</w:t>
+      </w:r>
+      <w:proofErr w:type="gramStart"/>
+      <w:r>
+        <w:rPr>
+          <w:rFonts w:eastAsiaTheme="minorEastAsia"/>
+        </w:rPr>
+        <w:t>/..</w:t>
+      </w:r>
+      <w:proofErr w:type="gramEnd"/>
+      <w:r>
+        <w:rPr>
+          <w:rFonts w:eastAsiaTheme="minorEastAsia"/>
+        </w:rPr>
+        <w:t>/a",</w:t>
       </w:r>
     </w:p>
     <w:p>
@@ -5587,7 +7843,21 @@
         <w:rPr>
           <w:rFonts w:eastAsiaTheme="minorEastAsia"/>
         </w:rPr>
-        <w:t xml:space="preserve">                "/root/folder1/a/b/../../a/branch"</w:t>
+        <w:t xml:space="preserve">                "/root/folder1/a/b</w:t>
+      </w:r>
+      <w:proofErr w:type="gramStart"/>
+      <w:r>
+        <w:rPr>
+          <w:rFonts w:eastAsiaTheme="minorEastAsia"/>
+        </w:rPr>
+        <w:t>/../..</w:t>
+      </w:r>
+      <w:proofErr w:type="gramEnd"/>
+      <w:r>
+        <w:rPr>
+          <w:rFonts w:eastAsiaTheme="minorEastAsia"/>
+        </w:rPr>
+        <w:t>/a/branch"</w:t>
       </w:r>
     </w:p>
     <w:p>
@@ -5673,7 +7943,21 @@
         <w:rPr>
           <w:rFonts w:eastAsiaTheme="minorEastAsia"/>
         </w:rPr>
-        <w:t xml:space="preserve">                "/a/b/../sd/../a/ad/../leaf.txt"</w:t>
+        <w:t xml:space="preserve">                "/a/b/../</w:t>
+      </w:r>
+      <w:proofErr w:type="spellStart"/>
+      <w:r>
+        <w:rPr>
+          <w:rFonts w:eastAsiaTheme="minorEastAsia"/>
+        </w:rPr>
+        <w:t>sd</w:t>
+      </w:r>
+      <w:proofErr w:type="spellEnd"/>
+      <w:r>
+        <w:rPr>
+          <w:rFonts w:eastAsiaTheme="minorEastAsia"/>
+        </w:rPr>
+        <w:t>/../a/ad/../leaf.txt"</w:t>
       </w:r>
     </w:p>
     <w:p>
@@ -5778,7 +8062,49 @@
         <w:rPr>
           <w:rFonts w:eastAsiaTheme="minorEastAsia"/>
         </w:rPr>
-        <w:t>- goto &lt;bucket_name&gt; - move to the specified bucket bucket_name. You can assume the specified bucket always exists.</w:t>
+        <w:t xml:space="preserve">- </w:t>
+      </w:r>
+      <w:proofErr w:type="spellStart"/>
+      <w:r>
+        <w:rPr>
+          <w:rFonts w:eastAsiaTheme="minorEastAsia"/>
+        </w:rPr>
+        <w:t>goto</w:t>
+      </w:r>
+      <w:proofErr w:type="spellEnd"/>
+      <w:r>
+        <w:rPr>
+          <w:rFonts w:eastAsiaTheme="minorEastAsia"/>
+        </w:rPr>
+        <w:t xml:space="preserve"> &lt;</w:t>
+      </w:r>
+      <w:proofErr w:type="spellStart"/>
+      <w:r>
+        <w:rPr>
+          <w:rFonts w:eastAsiaTheme="minorEastAsia"/>
+        </w:rPr>
+        <w:t>bucket_name</w:t>
+      </w:r>
+      <w:proofErr w:type="spellEnd"/>
+      <w:r>
+        <w:rPr>
+          <w:rFonts w:eastAsiaTheme="minorEastAsia"/>
+        </w:rPr>
+        <w:t xml:space="preserve">&gt; - move to the specified bucket </w:t>
+      </w:r>
+      <w:proofErr w:type="spellStart"/>
+      <w:r>
+        <w:rPr>
+          <w:rFonts w:eastAsiaTheme="minorEastAsia"/>
+        </w:rPr>
+        <w:t>bucket_name</w:t>
+      </w:r>
+      <w:proofErr w:type="spellEnd"/>
+      <w:r>
+        <w:rPr>
+          <w:rFonts w:eastAsiaTheme="minorEastAsia"/>
+        </w:rPr>
+        <w:t>. You can assume the specified bucket always exists.</w:t>
       </w:r>
     </w:p>
     <w:p>
@@ -5858,8 +8184,16 @@
         <w:rPr>
           <w:rFonts w:eastAsiaTheme="minorEastAsia"/>
         </w:rPr>
-        <w:t>- It is guaranteed that the first command is goto</w:t>
-      </w:r>
+        <w:t xml:space="preserve">- It is guaranteed that the first command is </w:t>
+      </w:r>
+      <w:proofErr w:type="spellStart"/>
+      <w:r>
+        <w:rPr>
+          <w:rFonts w:eastAsiaTheme="minorEastAsia"/>
+        </w:rPr>
+        <w:t>goto</w:t>
+      </w:r>
+      <w:proofErr w:type="spellEnd"/>
     </w:p>
     <w:p>
       <w:pPr>
@@ -5926,12 +8260,28 @@
           <w:rFonts w:eastAsiaTheme="minorEastAsia"/>
         </w:rPr>
       </w:pPr>
-      <w:r>
-        <w:rPr>
-          <w:rFonts w:eastAsiaTheme="minorEastAsia"/>
-        </w:rPr>
-        <w:t>goto bucketA</w:t>
-      </w:r>
+      <w:proofErr w:type="spellStart"/>
+      <w:r>
+        <w:rPr>
+          <w:rFonts w:eastAsiaTheme="minorEastAsia"/>
+        </w:rPr>
+        <w:t>goto</w:t>
+      </w:r>
+      <w:proofErr w:type="spellEnd"/>
+      <w:r>
+        <w:rPr>
+          <w:rFonts w:eastAsiaTheme="minorEastAsia"/>
+        </w:rPr>
+        <w:t xml:space="preserve"> </w:t>
+      </w:r>
+      <w:proofErr w:type="spellStart"/>
+      <w:r>
+        <w:rPr>
+          <w:rFonts w:eastAsiaTheme="minorEastAsia"/>
+        </w:rPr>
+        <w:t>bucketA</w:t>
+      </w:r>
+      <w:proofErr w:type="spellEnd"/>
     </w:p>
     <w:p>
       <w:pPr>
@@ -5944,8 +8294,16 @@
         <w:rPr>
           <w:rFonts w:eastAsiaTheme="minorEastAsia"/>
         </w:rPr>
-        <w:t>create fileA</w:t>
-      </w:r>
+        <w:t xml:space="preserve">create </w:t>
+      </w:r>
+      <w:proofErr w:type="spellStart"/>
+      <w:r>
+        <w:rPr>
+          <w:rFonts w:eastAsiaTheme="minorEastAsia"/>
+        </w:rPr>
+        <w:t>fileA</w:t>
+      </w:r>
+      <w:proofErr w:type="spellEnd"/>
     </w:p>
     <w:p>
       <w:pPr>
@@ -5958,8 +8316,16 @@
         <w:rPr>
           <w:rFonts w:eastAsiaTheme="minorEastAsia"/>
         </w:rPr>
-        <w:t>create fileB</w:t>
-      </w:r>
+        <w:t xml:space="preserve">create </w:t>
+      </w:r>
+      <w:proofErr w:type="spellStart"/>
+      <w:r>
+        <w:rPr>
+          <w:rFonts w:eastAsiaTheme="minorEastAsia"/>
+        </w:rPr>
+        <w:t>fileB</w:t>
+      </w:r>
+      <w:proofErr w:type="spellEnd"/>
     </w:p>
     <w:p>
       <w:pPr>
@@ -5972,8 +8338,16 @@
         <w:rPr>
           <w:rFonts w:eastAsiaTheme="minorEastAsia"/>
         </w:rPr>
-        <w:t>create fileA</w:t>
-      </w:r>
+        <w:t xml:space="preserve">create </w:t>
+      </w:r>
+      <w:proofErr w:type="spellStart"/>
+      <w:r>
+        <w:rPr>
+          <w:rFonts w:eastAsiaTheme="minorEastAsia"/>
+        </w:rPr>
+        <w:t>fileA</w:t>
+      </w:r>
+      <w:proofErr w:type="spellEnd"/>
     </w:p>
     <w:p>
       <w:pPr>
@@ -5982,12 +8356,28 @@
           <w:rFonts w:eastAsiaTheme="minorEastAsia"/>
         </w:rPr>
       </w:pPr>
-      <w:r>
-        <w:rPr>
-          <w:rFonts w:eastAsiaTheme="minorEastAsia"/>
-        </w:rPr>
-        <w:t>goto bucketB</w:t>
-      </w:r>
+      <w:proofErr w:type="spellStart"/>
+      <w:r>
+        <w:rPr>
+          <w:rFonts w:eastAsiaTheme="minorEastAsia"/>
+        </w:rPr>
+        <w:t>goto</w:t>
+      </w:r>
+      <w:proofErr w:type="spellEnd"/>
+      <w:r>
+        <w:rPr>
+          <w:rFonts w:eastAsiaTheme="minorEastAsia"/>
+        </w:rPr>
+        <w:t xml:space="preserve"> </w:t>
+      </w:r>
+      <w:proofErr w:type="spellStart"/>
+      <w:r>
+        <w:rPr>
+          <w:rFonts w:eastAsiaTheme="minorEastAsia"/>
+        </w:rPr>
+        <w:t>bucketB</w:t>
+      </w:r>
+      <w:proofErr w:type="spellEnd"/>
     </w:p>
     <w:p>
       <w:pPr>
@@ -5996,12 +8386,28 @@
           <w:rFonts w:eastAsiaTheme="minorEastAsia"/>
         </w:rPr>
       </w:pPr>
-      <w:r>
-        <w:rPr>
-          <w:rFonts w:eastAsiaTheme="minorEastAsia"/>
-        </w:rPr>
-        <w:t>goto bucketC</w:t>
-      </w:r>
+      <w:proofErr w:type="spellStart"/>
+      <w:r>
+        <w:rPr>
+          <w:rFonts w:eastAsiaTheme="minorEastAsia"/>
+        </w:rPr>
+        <w:t>goto</w:t>
+      </w:r>
+      <w:proofErr w:type="spellEnd"/>
+      <w:r>
+        <w:rPr>
+          <w:rFonts w:eastAsiaTheme="minorEastAsia"/>
+        </w:rPr>
+        <w:t xml:space="preserve"> </w:t>
+      </w:r>
+      <w:proofErr w:type="spellStart"/>
+      <w:r>
+        <w:rPr>
+          <w:rFonts w:eastAsiaTheme="minorEastAsia"/>
+        </w:rPr>
+        <w:t>bucketC</w:t>
+      </w:r>
+      <w:proofErr w:type="spellEnd"/>
     </w:p>
     <w:p>
       <w:pPr>
@@ -6014,8 +8420,16 @@
         <w:rPr>
           <w:rFonts w:eastAsiaTheme="minorEastAsia"/>
         </w:rPr>
-        <w:t>create fileA</w:t>
-      </w:r>
+        <w:t xml:space="preserve">create </w:t>
+      </w:r>
+      <w:proofErr w:type="spellStart"/>
+      <w:r>
+        <w:rPr>
+          <w:rFonts w:eastAsiaTheme="minorEastAsia"/>
+        </w:rPr>
+        <w:t>fileA</w:t>
+      </w:r>
+      <w:proofErr w:type="spellEnd"/>
     </w:p>
     <w:p>
       <w:pPr>
@@ -6028,8 +8442,16 @@
         <w:rPr>
           <w:rFonts w:eastAsiaTheme="minorEastAsia"/>
         </w:rPr>
-        <w:t>create fileB</w:t>
-      </w:r>
+        <w:t xml:space="preserve">create </w:t>
+      </w:r>
+      <w:proofErr w:type="spellStart"/>
+      <w:r>
+        <w:rPr>
+          <w:rFonts w:eastAsiaTheme="minorEastAsia"/>
+        </w:rPr>
+        <w:t>fileB</w:t>
+      </w:r>
+      <w:proofErr w:type="spellEnd"/>
     </w:p>
     <w:p>
       <w:pPr>
@@ -6042,8 +8464,16 @@
         <w:rPr>
           <w:rFonts w:eastAsiaTheme="minorEastAsia"/>
         </w:rPr>
-        <w:t>create fileC</w:t>
-      </w:r>
+        <w:t xml:space="preserve">create </w:t>
+      </w:r>
+      <w:proofErr w:type="spellStart"/>
+      <w:r>
+        <w:rPr>
+          <w:rFonts w:eastAsiaTheme="minorEastAsia"/>
+        </w:rPr>
+        <w:t>fileC</w:t>
+      </w:r>
+      <w:proofErr w:type="spellEnd"/>
     </w:p>
     <w:p>
       <w:pPr>
@@ -6197,7 +8627,35 @@
         <w:rPr>
           <w:rFonts w:eastAsiaTheme="minorEastAsia"/>
         </w:rPr>
-        <w:t>NOTE: It is guaranteed that all of the house locations in queries are unique and no house was built at a point with existing houses on both left and right adjacent points. Assume that array indices are 0-based.</w:t>
+        <w:t xml:space="preserve">NOTE: It is guaranteed that </w:t>
+      </w:r>
+      <w:proofErr w:type="gramStart"/>
+      <w:r>
+        <w:rPr>
+          <w:rFonts w:eastAsiaTheme="minorEastAsia"/>
+        </w:rPr>
+        <w:t>all of</w:t>
+      </w:r>
+      <w:proofErr w:type="gramEnd"/>
+      <w:r>
+        <w:rPr>
+          <w:rFonts w:eastAsiaTheme="minorEastAsia"/>
+        </w:rPr>
+        <w:t xml:space="preserve"> the house locations in queries are </w:t>
+      </w:r>
+      <w:proofErr w:type="gramStart"/>
+      <w:r>
+        <w:rPr>
+          <w:rFonts w:eastAsiaTheme="minorEastAsia"/>
+        </w:rPr>
+        <w:t>unique</w:t>
+      </w:r>
+      <w:proofErr w:type="gramEnd"/>
+      <w:r>
+        <w:rPr>
+          <w:rFonts w:eastAsiaTheme="minorEastAsia"/>
+        </w:rPr>
+        <w:t xml:space="preserve"> and no house was built at a point with existing houses on both left and right adjacent points. Assume that array indices are 0-based.</w:t>
       </w:r>
     </w:p>
     <w:p>
@@ -6338,7 +8796,23 @@
         <w:rPr>
           <w:rFonts w:eastAsiaTheme="minorEastAsia"/>
         </w:rPr>
-        <w:t>1. Move diagonally on each move, starting in the direction (+1, +1). It means that standing at a cell with coordinates (x,y) you’ll move to the cell with coordinates (x + 1, y + 1) unless the new cell is outside the city grid.</w:t>
+        <w:t>1. Move diagonally on each move, starting in the direction (+1, +1). It means that standing at a cell with coordinates (</w:t>
+      </w:r>
+      <w:proofErr w:type="spellStart"/>
+      <w:proofErr w:type="gramStart"/>
+      <w:r>
+        <w:rPr>
+          <w:rFonts w:eastAsiaTheme="minorEastAsia"/>
+        </w:rPr>
+        <w:t>x,y</w:t>
+      </w:r>
+      <w:proofErr w:type="spellEnd"/>
+      <w:proofErr w:type="gramEnd"/>
+      <w:r>
+        <w:rPr>
+          <w:rFonts w:eastAsiaTheme="minorEastAsia"/>
+        </w:rPr>
+        <w:t>) you’ll move to the cell with coordinates (x + 1, y + 1) unless the new cell is outside the city grid.</w:t>
       </w:r>
     </w:p>
     <w:p>
@@ -6410,7 +8884,35 @@
         <w:rPr>
           <w:rFonts w:eastAsiaTheme="minorEastAsia"/>
         </w:rPr>
-        <w:t>Example. For n = 5, m = 5, x1 = 2, y1 = 1, x2 = 1, and y2 = 2, the output should be solution(n,m,x1,y1,x2,y2) = 7</w:t>
+        <w:t>Example. For n = 5, m = 5, x1 = 2, y1 = 1, x2 = 1, and y2 = 2, the output should be solution(</w:t>
+      </w:r>
+      <w:proofErr w:type="gramStart"/>
+      <w:r>
+        <w:rPr>
+          <w:rFonts w:eastAsiaTheme="minorEastAsia"/>
+        </w:rPr>
+        <w:t>n,m</w:t>
+      </w:r>
+      <w:proofErr w:type="gramEnd"/>
+      <w:r>
+        <w:rPr>
+          <w:rFonts w:eastAsiaTheme="minorEastAsia"/>
+        </w:rPr>
+        <w:t>,x</w:t>
+      </w:r>
+      <w:proofErr w:type="gramStart"/>
+      <w:r>
+        <w:rPr>
+          <w:rFonts w:eastAsiaTheme="minorEastAsia"/>
+        </w:rPr>
+        <w:t>1,y1,x2,y</w:t>
+      </w:r>
+      <w:proofErr w:type="gramEnd"/>
+      <w:r>
+        <w:rPr>
+          <w:rFonts w:eastAsiaTheme="minorEastAsia"/>
+        </w:rPr>
+        <w:t>2) = 7</w:t>
       </w:r>
     </w:p>
     <w:p>
@@ -6513,7 +9015,21 @@
         <w:rPr>
           <w:rFonts w:eastAsiaTheme="minorEastAsia"/>
         </w:rPr>
-        <w:t xml:space="preserve"> where both index and pattern should consist of at least one digit. Since there are several ways to split the code, let’s consider them all in ascending order of index length and call them split-cases. For instance, for the code = “1324”, the split cases are:</w:t>
+        <w:t xml:space="preserve"> where both index and pattern should consist of at least one digit. Since there are several ways to split the code, let’s consider them all in ascending order of index length and call them </w:t>
+      </w:r>
+      <w:proofErr w:type="gramStart"/>
+      <w:r>
+        <w:rPr>
+          <w:rFonts w:eastAsiaTheme="minorEastAsia"/>
+        </w:rPr>
+        <w:t>split-cases</w:t>
+      </w:r>
+      <w:proofErr w:type="gramEnd"/>
+      <w:r>
+        <w:rPr>
+          <w:rFonts w:eastAsiaTheme="minorEastAsia"/>
+        </w:rPr>
+        <w:t>. For instance, for the code = “1324”, the split cases are:</w:t>
       </w:r>
     </w:p>
     <w:p>
@@ -6671,21 +9187,103 @@
           <w:rFonts w:eastAsiaTheme="minorEastAsia"/>
         </w:rPr>
         <w:lastRenderedPageBreak/>
-        <w:t>String panel : 1 &lt;= panel.length &lt;= 10^3</w:t>
-      </w:r>
-    </w:p>
-    <w:p>
-      <w:pPr>
-        <w:ind w:left="720"/>
-        <w:rPr>
-          <w:rFonts w:eastAsiaTheme="minorEastAsia"/>
-        </w:rPr>
-      </w:pPr>
-      <w:r>
-        <w:rPr>
-          <w:rFonts w:eastAsiaTheme="minorEastAsia"/>
-        </w:rPr>
-        <w:t>String array codes : 1&lt;= codes.length &lt;= 100 and 2 &lt;= codes[i].length &lt;= 10 and consists of ONLY digits between 0-9 inclusive</w:t>
+        <w:t xml:space="preserve">String </w:t>
+      </w:r>
+      <w:proofErr w:type="gramStart"/>
+      <w:r>
+        <w:rPr>
+          <w:rFonts w:eastAsiaTheme="minorEastAsia"/>
+        </w:rPr>
+        <w:t>panel :</w:t>
+      </w:r>
+      <w:proofErr w:type="gramEnd"/>
+      <w:r>
+        <w:rPr>
+          <w:rFonts w:eastAsiaTheme="minorEastAsia"/>
+        </w:rPr>
+        <w:t xml:space="preserve"> 1 &lt;= </w:t>
+      </w:r>
+      <w:proofErr w:type="spellStart"/>
+      <w:proofErr w:type="gramStart"/>
+      <w:r>
+        <w:rPr>
+          <w:rFonts w:eastAsiaTheme="minorEastAsia"/>
+        </w:rPr>
+        <w:t>panel.length</w:t>
+      </w:r>
+      <w:proofErr w:type="spellEnd"/>
+      <w:proofErr w:type="gramEnd"/>
+      <w:r>
+        <w:rPr>
+          <w:rFonts w:eastAsiaTheme="minorEastAsia"/>
+        </w:rPr>
+        <w:t xml:space="preserve"> &lt;= 10^3</w:t>
+      </w:r>
+    </w:p>
+    <w:p>
+      <w:pPr>
+        <w:ind w:left="720"/>
+        <w:rPr>
+          <w:rFonts w:eastAsiaTheme="minorEastAsia"/>
+        </w:rPr>
+      </w:pPr>
+      <w:r>
+        <w:rPr>
+          <w:rFonts w:eastAsiaTheme="minorEastAsia"/>
+        </w:rPr>
+        <w:t xml:space="preserve">String array </w:t>
+      </w:r>
+      <w:proofErr w:type="gramStart"/>
+      <w:r>
+        <w:rPr>
+          <w:rFonts w:eastAsiaTheme="minorEastAsia"/>
+        </w:rPr>
+        <w:t>codes :</w:t>
+      </w:r>
+      <w:proofErr w:type="gramEnd"/>
+      <w:r>
+        <w:rPr>
+          <w:rFonts w:eastAsiaTheme="minorEastAsia"/>
+        </w:rPr>
+        <w:t xml:space="preserve"> 1&lt;= </w:t>
+      </w:r>
+      <w:proofErr w:type="spellStart"/>
+      <w:proofErr w:type="gramStart"/>
+      <w:r>
+        <w:rPr>
+          <w:rFonts w:eastAsiaTheme="minorEastAsia"/>
+        </w:rPr>
+        <w:t>codes.length</w:t>
+      </w:r>
+      <w:proofErr w:type="spellEnd"/>
+      <w:proofErr w:type="gramEnd"/>
+      <w:r>
+        <w:rPr>
+          <w:rFonts w:eastAsiaTheme="minorEastAsia"/>
+        </w:rPr>
+        <w:t xml:space="preserve"> &lt;= 100 and 2 &lt;= codes[</w:t>
+      </w:r>
+      <w:proofErr w:type="spellStart"/>
+      <w:r>
+        <w:rPr>
+          <w:rFonts w:eastAsiaTheme="minorEastAsia"/>
+        </w:rPr>
+        <w:t>i</w:t>
+      </w:r>
+      <w:proofErr w:type="spellEnd"/>
+      <w:proofErr w:type="gramStart"/>
+      <w:r>
+        <w:rPr>
+          <w:rFonts w:eastAsiaTheme="minorEastAsia"/>
+        </w:rPr>
+        <w:t>].length</w:t>
+      </w:r>
+      <w:proofErr w:type="gramEnd"/>
+      <w:r>
+        <w:rPr>
+          <w:rFonts w:eastAsiaTheme="minorEastAsia"/>
+        </w:rPr>
+        <w:t xml:space="preserve"> &lt;= 10 and consists of ONLY digits between 0-9 inclusive</w:t>
       </w:r>
     </w:p>
     <w:p>
@@ -6760,13 +9358,77 @@
         </w:rPr>
         <w:t xml:space="preserve"> of three elements in the array (</w:t>
       </w:r>
-      <w:r>
-        <w:rPr>
-          <w:rFonts w:eastAsiaTheme="minorEastAsia"/>
-          <w:i/>
-          <w:iCs/>
-        </w:rPr>
-        <w:t>arr[i], arr[i+1], arr[i+2])</w:t>
+      <w:proofErr w:type="spellStart"/>
+      <w:r>
+        <w:rPr>
+          <w:rFonts w:eastAsiaTheme="minorEastAsia"/>
+          <w:i/>
+          <w:iCs/>
+        </w:rPr>
+        <w:t>arr</w:t>
+      </w:r>
+      <w:proofErr w:type="spellEnd"/>
+      <w:r>
+        <w:rPr>
+          <w:rFonts w:eastAsiaTheme="minorEastAsia"/>
+          <w:i/>
+          <w:iCs/>
+        </w:rPr>
+        <w:t>[</w:t>
+      </w:r>
+      <w:proofErr w:type="spellStart"/>
+      <w:r>
+        <w:rPr>
+          <w:rFonts w:eastAsiaTheme="minorEastAsia"/>
+          <w:i/>
+          <w:iCs/>
+        </w:rPr>
+        <w:t>i</w:t>
+      </w:r>
+      <w:proofErr w:type="spellEnd"/>
+      <w:r>
+        <w:rPr>
+          <w:rFonts w:eastAsiaTheme="minorEastAsia"/>
+          <w:i/>
+          <w:iCs/>
+        </w:rPr>
+        <w:t xml:space="preserve">], </w:t>
+      </w:r>
+      <w:proofErr w:type="spellStart"/>
+      <w:r>
+        <w:rPr>
+          <w:rFonts w:eastAsiaTheme="minorEastAsia"/>
+          <w:i/>
+          <w:iCs/>
+        </w:rPr>
+        <w:t>arr</w:t>
+      </w:r>
+      <w:proofErr w:type="spellEnd"/>
+      <w:r>
+        <w:rPr>
+          <w:rFonts w:eastAsiaTheme="minorEastAsia"/>
+          <w:i/>
+          <w:iCs/>
+        </w:rPr>
+        <w:t xml:space="preserve">[i+1], </w:t>
+      </w:r>
+      <w:proofErr w:type="spellStart"/>
+      <w:r>
+        <w:rPr>
+          <w:rFonts w:eastAsiaTheme="minorEastAsia"/>
+          <w:i/>
+          <w:iCs/>
+        </w:rPr>
+        <w:t>arr</w:t>
+      </w:r>
+      <w:proofErr w:type="spellEnd"/>
+      <w:r>
+        <w:rPr>
+          <w:rFonts w:eastAsiaTheme="minorEastAsia"/>
+          <w:i/>
+          <w:iCs/>
+        </w:rPr>
+        <w:t>[i+2])</w:t>
       </w:r>
       <w:r>
         <w:rPr>
@@ -6795,13 +9457,25 @@
         </w:rPr>
         <w:t xml:space="preserve">Return an array of integers of length </w:t>
       </w:r>
-      <w:r>
-        <w:rPr>
-          <w:rFonts w:eastAsiaTheme="minorEastAsia"/>
-          <w:i/>
-          <w:iCs/>
-        </w:rPr>
-        <w:t>arr.length – 2</w:t>
+      <w:proofErr w:type="spellStart"/>
+      <w:proofErr w:type="gramStart"/>
+      <w:r>
+        <w:rPr>
+          <w:rFonts w:eastAsiaTheme="minorEastAsia"/>
+          <w:i/>
+          <w:iCs/>
+        </w:rPr>
+        <w:t>arr.length</w:t>
+      </w:r>
+      <w:proofErr w:type="spellEnd"/>
+      <w:proofErr w:type="gramEnd"/>
+      <w:r>
+        <w:rPr>
+          <w:rFonts w:eastAsiaTheme="minorEastAsia"/>
+          <w:i/>
+          <w:iCs/>
+        </w:rPr>
+        <w:t xml:space="preserve"> – 2</w:t>
       </w:r>
       <w:r>
         <w:rPr>
@@ -6809,6 +9483,7 @@
         </w:rPr>
         <w:t xml:space="preserve">, where the </w:t>
       </w:r>
+      <w:proofErr w:type="spellStart"/>
       <w:r>
         <w:rPr>
           <w:rFonts w:eastAsiaTheme="minorEastAsia"/>
@@ -6826,6 +9501,7 @@
         </w:rPr>
         <w:t>th</w:t>
       </w:r>
+      <w:proofErr w:type="spellEnd"/>
       <w:r>
         <w:rPr>
           <w:rFonts w:eastAsiaTheme="minorEastAsia"/>
@@ -6846,13 +9522,77 @@
         </w:rPr>
         <w:t xml:space="preserve">. If </w:t>
       </w:r>
-      <w:r>
-        <w:rPr>
-          <w:rFonts w:eastAsiaTheme="minorEastAsia"/>
-          <w:i/>
-          <w:iCs/>
-        </w:rPr>
-        <w:t>arr[i] &lt; arr[i+1] &lt; arr[i+2]</w:t>
+      <w:proofErr w:type="spellStart"/>
+      <w:r>
+        <w:rPr>
+          <w:rFonts w:eastAsiaTheme="minorEastAsia"/>
+          <w:i/>
+          <w:iCs/>
+        </w:rPr>
+        <w:t>arr</w:t>
+      </w:r>
+      <w:proofErr w:type="spellEnd"/>
+      <w:r>
+        <w:rPr>
+          <w:rFonts w:eastAsiaTheme="minorEastAsia"/>
+          <w:i/>
+          <w:iCs/>
+        </w:rPr>
+        <w:t>[</w:t>
+      </w:r>
+      <w:proofErr w:type="spellStart"/>
+      <w:r>
+        <w:rPr>
+          <w:rFonts w:eastAsiaTheme="minorEastAsia"/>
+          <w:i/>
+          <w:iCs/>
+        </w:rPr>
+        <w:t>i</w:t>
+      </w:r>
+      <w:proofErr w:type="spellEnd"/>
+      <w:r>
+        <w:rPr>
+          <w:rFonts w:eastAsiaTheme="minorEastAsia"/>
+          <w:i/>
+          <w:iCs/>
+        </w:rPr>
+        <w:t xml:space="preserve">] &lt; </w:t>
+      </w:r>
+      <w:proofErr w:type="spellStart"/>
+      <w:r>
+        <w:rPr>
+          <w:rFonts w:eastAsiaTheme="minorEastAsia"/>
+          <w:i/>
+          <w:iCs/>
+        </w:rPr>
+        <w:t>arr</w:t>
+      </w:r>
+      <w:proofErr w:type="spellEnd"/>
+      <w:r>
+        <w:rPr>
+          <w:rFonts w:eastAsiaTheme="minorEastAsia"/>
+          <w:i/>
+          <w:iCs/>
+        </w:rPr>
+        <w:t xml:space="preserve">[i+1] &lt; </w:t>
+      </w:r>
+      <w:proofErr w:type="spellStart"/>
+      <w:r>
+        <w:rPr>
+          <w:rFonts w:eastAsiaTheme="minorEastAsia"/>
+          <w:i/>
+          <w:iCs/>
+        </w:rPr>
+        <w:t>arr</w:t>
+      </w:r>
+      <w:proofErr w:type="spellEnd"/>
+      <w:r>
+        <w:rPr>
+          <w:rFonts w:eastAsiaTheme="minorEastAsia"/>
+          <w:i/>
+          <w:iCs/>
+        </w:rPr>
+        <w:t>[i+2]</w:t>
       </w:r>
       <w:r>
         <w:rPr>
@@ -6860,13 +9600,77 @@
         </w:rPr>
         <w:t xml:space="preserve"> or </w:t>
       </w:r>
-      <w:r>
-        <w:rPr>
-          <w:rFonts w:eastAsiaTheme="minorEastAsia"/>
-          <w:i/>
-          <w:iCs/>
-        </w:rPr>
-        <w:t>arr[i] &gt; arr[i+1] &gt; arr[i+2]</w:t>
+      <w:proofErr w:type="spellStart"/>
+      <w:r>
+        <w:rPr>
+          <w:rFonts w:eastAsiaTheme="minorEastAsia"/>
+          <w:i/>
+          <w:iCs/>
+        </w:rPr>
+        <w:t>arr</w:t>
+      </w:r>
+      <w:proofErr w:type="spellEnd"/>
+      <w:r>
+        <w:rPr>
+          <w:rFonts w:eastAsiaTheme="minorEastAsia"/>
+          <w:i/>
+          <w:iCs/>
+        </w:rPr>
+        <w:t>[</w:t>
+      </w:r>
+      <w:proofErr w:type="spellStart"/>
+      <w:r>
+        <w:rPr>
+          <w:rFonts w:eastAsiaTheme="minorEastAsia"/>
+          <w:i/>
+          <w:iCs/>
+        </w:rPr>
+        <w:t>i</w:t>
+      </w:r>
+      <w:proofErr w:type="spellEnd"/>
+      <w:r>
+        <w:rPr>
+          <w:rFonts w:eastAsiaTheme="minorEastAsia"/>
+          <w:i/>
+          <w:iCs/>
+        </w:rPr>
+        <w:t xml:space="preserve">] &gt; </w:t>
+      </w:r>
+      <w:proofErr w:type="spellStart"/>
+      <w:r>
+        <w:rPr>
+          <w:rFonts w:eastAsiaTheme="minorEastAsia"/>
+          <w:i/>
+          <w:iCs/>
+        </w:rPr>
+        <w:t>arr</w:t>
+      </w:r>
+      <w:proofErr w:type="spellEnd"/>
+      <w:r>
+        <w:rPr>
+          <w:rFonts w:eastAsiaTheme="minorEastAsia"/>
+          <w:i/>
+          <w:iCs/>
+        </w:rPr>
+        <w:t xml:space="preserve">[i+1] &gt; </w:t>
+      </w:r>
+      <w:proofErr w:type="spellStart"/>
+      <w:r>
+        <w:rPr>
+          <w:rFonts w:eastAsiaTheme="minorEastAsia"/>
+          <w:i/>
+          <w:iCs/>
+        </w:rPr>
+        <w:t>arr</w:t>
+      </w:r>
+      <w:proofErr w:type="spellEnd"/>
+      <w:r>
+        <w:rPr>
+          <w:rFonts w:eastAsiaTheme="minorEastAsia"/>
+          <w:i/>
+          <w:iCs/>
+        </w:rPr>
+        <w:t>[i+2]</w:t>
       </w:r>
       <w:r>
         <w:rPr>
@@ -6928,13 +9732,41 @@
         </w:rPr>
         <w:t xml:space="preserve">For </w:t>
       </w:r>
-      <w:r>
-        <w:rPr>
-          <w:rFonts w:eastAsiaTheme="minorEastAsia"/>
-          <w:i/>
-          <w:iCs/>
-        </w:rPr>
-        <w:t>arr = [1,2,1,-4,5,10]</w:t>
+      <w:proofErr w:type="spellStart"/>
+      <w:r>
+        <w:rPr>
+          <w:rFonts w:eastAsiaTheme="minorEastAsia"/>
+          <w:i/>
+          <w:iCs/>
+        </w:rPr>
+        <w:t>arr</w:t>
+      </w:r>
+      <w:proofErr w:type="spellEnd"/>
+      <w:r>
+        <w:rPr>
+          <w:rFonts w:eastAsiaTheme="minorEastAsia"/>
+          <w:i/>
+          <w:iCs/>
+        </w:rPr>
+        <w:t xml:space="preserve"> = [1,2,</w:t>
+      </w:r>
+      <w:proofErr w:type="gramStart"/>
+      <w:r>
+        <w:rPr>
+          <w:rFonts w:eastAsiaTheme="minorEastAsia"/>
+          <w:i/>
+          <w:iCs/>
+        </w:rPr>
+        <w:t>1,-</w:t>
+      </w:r>
+      <w:proofErr w:type="gramEnd"/>
+      <w:r>
+        <w:rPr>
+          <w:rFonts w:eastAsiaTheme="minorEastAsia"/>
+          <w:i/>
+          <w:iCs/>
+        </w:rPr>
+        <w:t>4,5,10]</w:t>
       </w:r>
       <w:r>
         <w:rPr>
@@ -6948,7 +9780,25 @@
           <w:i/>
           <w:iCs/>
         </w:rPr>
-        <w:t>solution(arr) = [0,1,0,1]</w:t>
+        <w:t>solution(</w:t>
+      </w:r>
+      <w:proofErr w:type="spellStart"/>
+      <w:r>
+        <w:rPr>
+          <w:rFonts w:eastAsiaTheme="minorEastAsia"/>
+          <w:i/>
+          <w:iCs/>
+        </w:rPr>
+        <w:t>arr</w:t>
+      </w:r>
+      <w:proofErr w:type="spellEnd"/>
+      <w:r>
+        <w:rPr>
+          <w:rFonts w:eastAsiaTheme="minorEastAsia"/>
+          <w:i/>
+          <w:iCs/>
+        </w:rPr>
+        <w:t>) = [0,1,0,1]</w:t>
       </w:r>
     </w:p>
     <w:p>
@@ -7051,7 +9901,27 @@
           <w:i/>
           <w:iCs/>
         </w:rPr>
-        <w:t>(I,j)</w:t>
+        <w:t>(</w:t>
+      </w:r>
+      <w:proofErr w:type="spellStart"/>
+      <w:proofErr w:type="gramStart"/>
+      <w:r>
+        <w:rPr>
+          <w:rFonts w:eastAsiaTheme="minorEastAsia"/>
+          <w:i/>
+          <w:iCs/>
+        </w:rPr>
+        <w:t>I,j</w:t>
+      </w:r>
+      <w:proofErr w:type="spellEnd"/>
+      <w:proofErr w:type="gramEnd"/>
+      <w:r>
+        <w:rPr>
+          <w:rFonts w:eastAsiaTheme="minorEastAsia"/>
+          <w:i/>
+          <w:iCs/>
+        </w:rPr>
+        <w:t>)</w:t>
       </w:r>
       <w:r>
         <w:rPr>
@@ -7079,7 +9949,25 @@
           <w:i/>
           <w:iCs/>
         </w:rPr>
-        <w:t>numbers[i] + numbers[j]</w:t>
+        <w:t>numbers[</w:t>
+      </w:r>
+      <w:proofErr w:type="spellStart"/>
+      <w:r>
+        <w:rPr>
+          <w:rFonts w:eastAsiaTheme="minorEastAsia"/>
+          <w:i/>
+          <w:iCs/>
+        </w:rPr>
+        <w:t>i</w:t>
+      </w:r>
+      <w:proofErr w:type="spellEnd"/>
+      <w:r>
+        <w:rPr>
+          <w:rFonts w:eastAsiaTheme="minorEastAsia"/>
+          <w:i/>
+          <w:iCs/>
+        </w:rPr>
+        <w:t>] + numbers[j]</w:t>
       </w:r>
     </w:p>
     <w:p>
@@ -7256,7 +10144,35 @@
         <w:rPr>
           <w:rFonts w:eastAsiaTheme="minorEastAsia"/>
         </w:rPr>
-        <w:t xml:space="preserve"> – Same solution for Question 20 can be used, except for “goTo” use “switch” and instead of “create” use “push”. In question 20 you are given commands array, in this problem it is logs array.</w:t>
+        <w:t xml:space="preserve"> – Same solution for Question 20 can be used, except for “</w:t>
+      </w:r>
+      <w:proofErr w:type="spellStart"/>
+      <w:r>
+        <w:rPr>
+          <w:rFonts w:eastAsiaTheme="minorEastAsia"/>
+        </w:rPr>
+        <w:t>goTo</w:t>
+      </w:r>
+      <w:proofErr w:type="spellEnd"/>
+      <w:r>
+        <w:rPr>
+          <w:rFonts w:eastAsiaTheme="minorEastAsia"/>
+        </w:rPr>
+        <w:t xml:space="preserve">” use “switch” and instead of “create” use “push”. In question 20 you are given commands </w:t>
+      </w:r>
+      <w:proofErr w:type="gramStart"/>
+      <w:r>
+        <w:rPr>
+          <w:rFonts w:eastAsiaTheme="minorEastAsia"/>
+        </w:rPr>
+        <w:t>array,</w:t>
+      </w:r>
+      <w:proofErr w:type="gramEnd"/>
+      <w:r>
+        <w:rPr>
+          <w:rFonts w:eastAsiaTheme="minorEastAsia"/>
+        </w:rPr>
+        <w:t xml:space="preserve"> in this problem it is logs array.</w:t>
       </w:r>
     </w:p>
     <w:p>
@@ -7281,8 +10197,23 @@
         <w:rPr>
           <w:rFonts w:eastAsiaTheme="minorEastAsia"/>
         </w:rPr>
-        <w:t xml:space="preserve">Given two array of numbers, </w:t>
-      </w:r>
+        <w:t xml:space="preserve">Given two </w:t>
+      </w:r>
+      <w:proofErr w:type="gramStart"/>
+      <w:r>
+        <w:rPr>
+          <w:rFonts w:eastAsiaTheme="minorEastAsia"/>
+        </w:rPr>
+        <w:t>array</w:t>
+      </w:r>
+      <w:proofErr w:type="gramEnd"/>
+      <w:r>
+        <w:rPr>
+          <w:rFonts w:eastAsiaTheme="minorEastAsia"/>
+        </w:rPr>
+        <w:t xml:space="preserve"> of numbers, </w:t>
+      </w:r>
+      <w:proofErr w:type="spellStart"/>
       <w:r>
         <w:rPr>
           <w:rFonts w:eastAsiaTheme="minorEastAsia"/>
@@ -7291,12 +10222,14 @@
         </w:rPr>
         <w:t>firstArray</w:t>
       </w:r>
+      <w:proofErr w:type="spellEnd"/>
       <w:r>
         <w:rPr>
           <w:rFonts w:eastAsiaTheme="minorEastAsia"/>
         </w:rPr>
         <w:t xml:space="preserve"> and </w:t>
       </w:r>
+      <w:proofErr w:type="spellStart"/>
       <w:r>
         <w:rPr>
           <w:rFonts w:eastAsiaTheme="minorEastAsia"/>
@@ -7305,6 +10238,7 @@
         </w:rPr>
         <w:t>secondArray</w:t>
       </w:r>
+      <w:proofErr w:type="spellEnd"/>
       <w:r>
         <w:rPr>
           <w:rFonts w:eastAsiaTheme="minorEastAsia"/>
@@ -7331,7 +10265,21 @@
           <w:rFonts w:eastAsiaTheme="minorEastAsia"/>
         </w:rPr>
         <w:lastRenderedPageBreak/>
-        <w:t>Note: A prefix of number is a number formed by one or more of its digits, starting from its highest-order digit. For example, 123 is a prefix of the number 12345 and 2 is a prefix of the number 234. A common prefix of two numbers if a number, which is a prefix of both. For instance, the longest common prefix (LCP) of 5655359 and 56554 is 5655 ad there is no common prefix of 123 and 456.</w:t>
+        <w:t xml:space="preserve">Note: A prefix of number is a number formed by one or more of its digits, starting from its highest-order digit. For example, 123 is a prefix of the number 12345 and 2 is a prefix of the number 234. A common prefix of two numbers if a number, which is a prefix of both. For instance, the longest common prefix (LCP) of 5655359 and 56554 is 5655 </w:t>
+      </w:r>
+      <w:proofErr w:type="gramStart"/>
+      <w:r>
+        <w:rPr>
+          <w:rFonts w:eastAsiaTheme="minorEastAsia"/>
+        </w:rPr>
+        <w:t>ad</w:t>
+      </w:r>
+      <w:proofErr w:type="gramEnd"/>
+      <w:r>
+        <w:rPr>
+          <w:rFonts w:eastAsiaTheme="minorEastAsia"/>
+        </w:rPr>
+        <w:t xml:space="preserve"> there is no common prefix of 123 and 456.</w:t>
       </w:r>
     </w:p>
     <w:p>
@@ -7411,7 +10359,43 @@
         <w:rPr>
           <w:rFonts w:eastAsiaTheme="minorEastAsia"/>
         </w:rPr>
-        <w:t>the output should be solution(firstArray, secondArray) = 4</w:t>
+        <w:t xml:space="preserve">the output should be </w:t>
+      </w:r>
+      <w:proofErr w:type="gramStart"/>
+      <w:r>
+        <w:rPr>
+          <w:rFonts w:eastAsiaTheme="minorEastAsia"/>
+        </w:rPr>
+        <w:t>solution(</w:t>
+      </w:r>
+      <w:proofErr w:type="spellStart"/>
+      <w:proofErr w:type="gramEnd"/>
+      <w:r>
+        <w:rPr>
+          <w:rFonts w:eastAsiaTheme="minorEastAsia"/>
+        </w:rPr>
+        <w:t>firstArray</w:t>
+      </w:r>
+      <w:proofErr w:type="spellEnd"/>
+      <w:r>
+        <w:rPr>
+          <w:rFonts w:eastAsiaTheme="minorEastAsia"/>
+        </w:rPr>
+        <w:t xml:space="preserve">, </w:t>
+      </w:r>
+      <w:proofErr w:type="spellStart"/>
+      <w:r>
+        <w:rPr>
+          <w:rFonts w:eastAsiaTheme="minorEastAsia"/>
+        </w:rPr>
+        <w:t>secondArray</w:t>
+      </w:r>
+      <w:proofErr w:type="spellEnd"/>
+      <w:r>
+        <w:rPr>
+          <w:rFonts w:eastAsiaTheme="minorEastAsia"/>
+        </w:rPr>
+        <w:t>) = 4</w:t>
       </w:r>
     </w:p>
     <w:p>
@@ -7542,13 +10526,23 @@
         </w:rPr>
         <w:t xml:space="preserve"> – find the smallest index </w:t>
       </w:r>
-      <w:r>
-        <w:rPr>
-          <w:rFonts w:eastAsiaTheme="minorEastAsia"/>
-          <w:i/>
-          <w:iCs/>
-        </w:rPr>
-        <w:t xml:space="preserve">i, </w:t>
+      <w:proofErr w:type="spellStart"/>
+      <w:r>
+        <w:rPr>
+          <w:rFonts w:eastAsiaTheme="minorEastAsia"/>
+          <w:i/>
+          <w:iCs/>
+        </w:rPr>
+        <w:t>i</w:t>
+      </w:r>
+      <w:proofErr w:type="spellEnd"/>
+      <w:r>
+        <w:rPr>
+          <w:rFonts w:eastAsiaTheme="minorEastAsia"/>
+          <w:i/>
+          <w:iCs/>
+        </w:rPr>
+        <w:t xml:space="preserve">, </w:t>
       </w:r>
       <w:r>
         <w:rPr>
@@ -7562,7 +10556,25 @@
           <w:i/>
           <w:iCs/>
         </w:rPr>
-        <w:t>state[i] = 0</w:t>
+        <w:t>state[</w:t>
+      </w:r>
+      <w:proofErr w:type="spellStart"/>
+      <w:r>
+        <w:rPr>
+          <w:rFonts w:eastAsiaTheme="minorEastAsia"/>
+          <w:i/>
+          <w:iCs/>
+        </w:rPr>
+        <w:t>i</w:t>
+      </w:r>
+      <w:proofErr w:type="spellEnd"/>
+      <w:r>
+        <w:rPr>
+          <w:rFonts w:eastAsiaTheme="minorEastAsia"/>
+          <w:i/>
+          <w:iCs/>
+        </w:rPr>
+        <w:t>] = 0</w:t>
       </w:r>
       <w:r>
         <w:rPr>
@@ -7576,7 +10588,25 @@
           <w:i/>
           <w:iCs/>
         </w:rPr>
-        <w:t>state[i] = 1</w:t>
+        <w:t>state[</w:t>
+      </w:r>
+      <w:proofErr w:type="spellStart"/>
+      <w:r>
+        <w:rPr>
+          <w:rFonts w:eastAsiaTheme="minorEastAsia"/>
+          <w:i/>
+          <w:iCs/>
+        </w:rPr>
+        <w:t>i</w:t>
+      </w:r>
+      <w:proofErr w:type="spellEnd"/>
+      <w:r>
+        <w:rPr>
+          <w:rFonts w:eastAsiaTheme="minorEastAsia"/>
+          <w:i/>
+          <w:iCs/>
+        </w:rPr>
+        <w:t>] = 1</w:t>
       </w:r>
       <w:r>
         <w:rPr>
@@ -7694,16 +10724,44 @@
         <w:rPr>
           <w:rFonts w:eastAsiaTheme="minorEastAsia"/>
         </w:rPr>
-        <w:t xml:space="preserve"> (i.e </w:t>
-      </w:r>
-      <w:r>
-        <w:rPr>
-          <w:rFonts w:eastAsiaTheme="minorEastAsia"/>
-          <w:i/>
-          <w:iCs/>
-        </w:rPr>
-        <w:t>index &lt; state.length</w:t>
-      </w:r>
+        <w:t xml:space="preserve"> (</w:t>
+      </w:r>
+      <w:proofErr w:type="spellStart"/>
+      <w:proofErr w:type="gramStart"/>
+      <w:r>
+        <w:rPr>
+          <w:rFonts w:eastAsiaTheme="minorEastAsia"/>
+        </w:rPr>
+        <w:t>i.e</w:t>
+      </w:r>
+      <w:proofErr w:type="spellEnd"/>
+      <w:proofErr w:type="gramEnd"/>
+      <w:r>
+        <w:rPr>
+          <w:rFonts w:eastAsiaTheme="minorEastAsia"/>
+        </w:rPr>
+        <w:t xml:space="preserve"> </w:t>
+      </w:r>
+      <w:r>
+        <w:rPr>
+          <w:rFonts w:eastAsiaTheme="minorEastAsia"/>
+          <w:i/>
+          <w:iCs/>
+        </w:rPr>
+        <w:t xml:space="preserve">index &lt; </w:t>
+      </w:r>
+      <w:proofErr w:type="spellStart"/>
+      <w:proofErr w:type="gramStart"/>
+      <w:r>
+        <w:rPr>
+          <w:rFonts w:eastAsiaTheme="minorEastAsia"/>
+          <w:i/>
+          <w:iCs/>
+        </w:rPr>
+        <w:t>state.length</w:t>
+      </w:r>
+      <w:proofErr w:type="spellEnd"/>
+      <w:proofErr w:type="gramEnd"/>
       <w:r>
         <w:rPr>
           <w:rFonts w:eastAsiaTheme="minorEastAsia"/>
@@ -7823,13 +10881,23 @@
         </w:rPr>
         <w:t xml:space="preserve">, the output should be </w:t>
       </w:r>
-      <w:r>
-        <w:rPr>
-          <w:rFonts w:eastAsiaTheme="minorEastAsia"/>
-          <w:i/>
-          <w:iCs/>
-        </w:rPr>
-        <w:t>solution(state, operations) = “1100000000”</w:t>
+      <w:proofErr w:type="gramStart"/>
+      <w:r>
+        <w:rPr>
+          <w:rFonts w:eastAsiaTheme="minorEastAsia"/>
+          <w:i/>
+          <w:iCs/>
+        </w:rPr>
+        <w:t>solution(</w:t>
+      </w:r>
+      <w:proofErr w:type="gramEnd"/>
+      <w:r>
+        <w:rPr>
+          <w:rFonts w:eastAsiaTheme="minorEastAsia"/>
+          <w:i/>
+          <w:iCs/>
+        </w:rPr>
+        <w:t>state, operations) = “1100000000”</w:t>
       </w:r>
       <w:r>
         <w:rPr>
@@ -7940,13 +11008,29 @@
           <w:i/>
           <w:iCs/>
         </w:rPr>
-        <w:t>‘-‘</w:t>
-      </w:r>
-      <w:r>
-        <w:rPr>
-          <w:rFonts w:eastAsiaTheme="minorEastAsia"/>
-        </w:rPr>
-        <w:t xml:space="preserve"> characters and lowercase English letters. Every </w:t>
+        <w:t>‘</w:t>
+      </w:r>
+      <w:proofErr w:type="gramStart"/>
+      <w:r>
+        <w:rPr>
+          <w:rFonts w:eastAsiaTheme="minorEastAsia"/>
+          <w:i/>
+          <w:iCs/>
+        </w:rPr>
+        <w:t>-‘</w:t>
+      </w:r>
+      <w:r>
+        <w:rPr>
+          <w:rFonts w:eastAsiaTheme="minorEastAsia"/>
+        </w:rPr>
+        <w:t xml:space="preserve"> characters</w:t>
+      </w:r>
+      <w:proofErr w:type="gramEnd"/>
+      <w:r>
+        <w:rPr>
+          <w:rFonts w:eastAsiaTheme="minorEastAsia"/>
+        </w:rPr>
+        <w:t xml:space="preserve"> and lowercase English letters. Every </w:t>
       </w:r>
       <w:r>
         <w:rPr>
@@ -8105,7 +11189,35 @@
         <w:rPr>
           <w:rFonts w:eastAsiaTheme="minorEastAsia"/>
         </w:rPr>
-        <w:t>For word = “hello” and skeletons = [“he-lo”, he--o”, “-ell-“, “hello”], the output should be solution(word, skeletons) = [“he-lo”, “hello”]</w:t>
+        <w:t>For word = “hello” and skeletons = [“he-lo”, he--o”, “-ell</w:t>
+      </w:r>
+      <w:proofErr w:type="gramStart"/>
+      <w:r>
+        <w:rPr>
+          <w:rFonts w:eastAsiaTheme="minorEastAsia"/>
+        </w:rPr>
+        <w:t>-“</w:t>
+      </w:r>
+      <w:proofErr w:type="gramEnd"/>
+      <w:r>
+        <w:rPr>
+          <w:rFonts w:eastAsiaTheme="minorEastAsia"/>
+        </w:rPr>
+        <w:t xml:space="preserve">, “hello”], the output should be </w:t>
+      </w:r>
+      <w:proofErr w:type="gramStart"/>
+      <w:r>
+        <w:rPr>
+          <w:rFonts w:eastAsiaTheme="minorEastAsia"/>
+        </w:rPr>
+        <w:t>solution(</w:t>
+      </w:r>
+      <w:proofErr w:type="gramEnd"/>
+      <w:r>
+        <w:rPr>
+          <w:rFonts w:eastAsiaTheme="minorEastAsia"/>
+        </w:rPr>
+        <w:t>word, skeletons) = [“he-lo”, “hello”]</w:t>
       </w:r>
     </w:p>
     <w:p>
@@ -8153,7 +11265,14 @@
         <w:rPr>
           <w:rFonts w:eastAsiaTheme="minorEastAsia"/>
         </w:rPr>
-        <w:t xml:space="preserve">Image that there are several lamps placed on a number line, each of which illuminates some segment of the line. Specifically, the lamps are represented in a two-dimensional array </w:t>
+        <w:t xml:space="preserve">Image that there are several lamps placed on a number line, each of which illuminates some segment of the line. Specifically, the lamps are represented in a </w:t>
+      </w:r>
+      <w:proofErr w:type="gramStart"/>
+      <w:r>
+        <w:rPr>
+          <w:rFonts w:eastAsiaTheme="minorEastAsia"/>
+        </w:rPr>
+        <w:t xml:space="preserve">two-dimensional array </w:t>
       </w:r>
       <w:r>
         <w:rPr>
@@ -8163,12 +11282,14 @@
         </w:rPr>
         <w:t>lamps</w:t>
       </w:r>
+      <w:proofErr w:type="gramEnd"/>
       <w:r>
         <w:rPr>
           <w:rFonts w:eastAsiaTheme="minorEastAsia"/>
         </w:rPr>
         <w:t xml:space="preserve">, where the </w:t>
       </w:r>
+      <w:proofErr w:type="spellStart"/>
       <w:r>
         <w:rPr>
           <w:rFonts w:eastAsiaTheme="minorEastAsia"/>
@@ -8177,6 +11298,7 @@
         </w:rPr>
         <w:t>ith</w:t>
       </w:r>
+      <w:proofErr w:type="spellEnd"/>
       <w:r>
         <w:rPr>
           <w:rFonts w:eastAsiaTheme="minorEastAsia"/>
@@ -8189,7 +11311,25 @@
           <w:i/>
           <w:iCs/>
         </w:rPr>
-        <w:t>lamps[i][0]</w:t>
+        <w:t>lamps[</w:t>
+      </w:r>
+      <w:proofErr w:type="spellStart"/>
+      <w:r>
+        <w:rPr>
+          <w:rFonts w:eastAsiaTheme="minorEastAsia"/>
+          <w:i/>
+          <w:iCs/>
+        </w:rPr>
+        <w:t>i</w:t>
+      </w:r>
+      <w:proofErr w:type="spellEnd"/>
+      <w:r>
+        <w:rPr>
+          <w:rFonts w:eastAsiaTheme="minorEastAsia"/>
+          <w:i/>
+          <w:iCs/>
+        </w:rPr>
+        <w:t>][0]</w:t>
       </w:r>
       <w:r>
         <w:rPr>
@@ -8203,7 +11343,25 @@
           <w:i/>
           <w:iCs/>
         </w:rPr>
-        <w:t>lamps[i][1]</w:t>
+        <w:t>lamps[</w:t>
+      </w:r>
+      <w:proofErr w:type="spellStart"/>
+      <w:r>
+        <w:rPr>
+          <w:rFonts w:eastAsiaTheme="minorEastAsia"/>
+          <w:i/>
+          <w:iCs/>
+        </w:rPr>
+        <w:t>i</w:t>
+      </w:r>
+      <w:proofErr w:type="spellEnd"/>
+      <w:r>
+        <w:rPr>
+          <w:rFonts w:eastAsiaTheme="minorEastAsia"/>
+          <w:i/>
+          <w:iCs/>
+        </w:rPr>
+        <w:t>][1]</w:t>
       </w:r>
       <w:r>
         <w:rPr>
@@ -8232,6 +11390,7 @@
         </w:rPr>
         <w:t xml:space="preserve">Additionally, you are given a list of control points on this number line, represented by an array </w:t>
       </w:r>
+      <w:proofErr w:type="gramStart"/>
       <w:r>
         <w:rPr>
           <w:rFonts w:eastAsiaTheme="minorEastAsia"/>
@@ -8240,6 +11399,7 @@
         </w:rPr>
         <w:t>points</w:t>
       </w:r>
+      <w:proofErr w:type="gramEnd"/>
       <w:r>
         <w:rPr>
           <w:rFonts w:eastAsiaTheme="minorEastAsia"/>
@@ -8266,13 +11426,45 @@
           <w:i/>
           <w:iCs/>
         </w:rPr>
-        <w:t>lamps[i]</w:t>
-      </w:r>
-      <w:r>
-        <w:rPr>
-          <w:rFonts w:eastAsiaTheme="minorEastAsia"/>
-        </w:rPr>
-        <w:t xml:space="preserve"> which include this point within it’s covered segment – when </w:t>
+        <w:t>lamps[</w:t>
+      </w:r>
+      <w:proofErr w:type="spellStart"/>
+      <w:r>
+        <w:rPr>
+          <w:rFonts w:eastAsiaTheme="minorEastAsia"/>
+          <w:i/>
+          <w:iCs/>
+        </w:rPr>
+        <w:t>i</w:t>
+      </w:r>
+      <w:proofErr w:type="spellEnd"/>
+      <w:r>
+        <w:rPr>
+          <w:rFonts w:eastAsiaTheme="minorEastAsia"/>
+          <w:i/>
+          <w:iCs/>
+        </w:rPr>
+        <w:t>]</w:t>
+      </w:r>
+      <w:r>
+        <w:rPr>
+          <w:rFonts w:eastAsiaTheme="minorEastAsia"/>
+        </w:rPr>
+        <w:t xml:space="preserve"> which include this point within </w:t>
+      </w:r>
+      <w:proofErr w:type="spellStart"/>
+      <w:r>
+        <w:rPr>
+          <w:rFonts w:eastAsiaTheme="minorEastAsia"/>
+        </w:rPr>
+        <w:t>it’s</w:t>
+      </w:r>
+      <w:proofErr w:type="spellEnd"/>
+      <w:r>
+        <w:rPr>
+          <w:rFonts w:eastAsiaTheme="minorEastAsia"/>
+        </w:rPr>
+        <w:t xml:space="preserve"> covered segment – when </w:t>
       </w:r>
       <w:r>
         <w:rPr>
@@ -8286,15 +11478,65 @@
         <w:rPr>
           <w:rFonts w:eastAsiaTheme="minorEastAsia"/>
         </w:rPr>
-        <w:t xml:space="preserve"> lies inside the segment </w:t>
-      </w:r>
-      <w:r>
-        <w:rPr>
-          <w:rFonts w:eastAsiaTheme="minorEastAsia"/>
-          <w:i/>
-          <w:iCs/>
-        </w:rPr>
-        <w:t>lamps[i][0], lamps[i][1]</w:t>
+        <w:t xml:space="preserve"> </w:t>
+      </w:r>
+      <w:proofErr w:type="gramStart"/>
+      <w:r>
+        <w:rPr>
+          <w:rFonts w:eastAsiaTheme="minorEastAsia"/>
+        </w:rPr>
+        <w:t>lies</w:t>
+      </w:r>
+      <w:proofErr w:type="gramEnd"/>
+      <w:r>
+        <w:rPr>
+          <w:rFonts w:eastAsiaTheme="minorEastAsia"/>
+        </w:rPr>
+        <w:t xml:space="preserve"> inside the segment </w:t>
+      </w:r>
+      <w:r>
+        <w:rPr>
+          <w:rFonts w:eastAsiaTheme="minorEastAsia"/>
+          <w:i/>
+          <w:iCs/>
+        </w:rPr>
+        <w:t>lamps[</w:t>
+      </w:r>
+      <w:proofErr w:type="spellStart"/>
+      <w:r>
+        <w:rPr>
+          <w:rFonts w:eastAsiaTheme="minorEastAsia"/>
+          <w:i/>
+          <w:iCs/>
+        </w:rPr>
+        <w:t>i</w:t>
+      </w:r>
+      <w:proofErr w:type="spellEnd"/>
+      <w:r>
+        <w:rPr>
+          <w:rFonts w:eastAsiaTheme="minorEastAsia"/>
+          <w:i/>
+          <w:iCs/>
+        </w:rPr>
+        <w:t>][0], lamps[</w:t>
+      </w:r>
+      <w:proofErr w:type="spellStart"/>
+      <w:r>
+        <w:rPr>
+          <w:rFonts w:eastAsiaTheme="minorEastAsia"/>
+          <w:i/>
+          <w:iCs/>
+        </w:rPr>
+        <w:t>i</w:t>
+      </w:r>
+      <w:proofErr w:type="spellEnd"/>
+      <w:r>
+        <w:rPr>
+          <w:rFonts w:eastAsiaTheme="minorEastAsia"/>
+          <w:i/>
+          <w:iCs/>
+        </w:rPr>
+        <w:t>][1]</w:t>
       </w:r>
       <w:r>
         <w:rPr>
@@ -8324,6 +11566,7 @@
         </w:rPr>
         <w:t xml:space="preserve">As a result, return the array of integers, where </w:t>
       </w:r>
+      <w:proofErr w:type="spellStart"/>
       <w:r>
         <w:rPr>
           <w:rFonts w:eastAsiaTheme="minorEastAsia"/>
@@ -8332,12 +11575,14 @@
         </w:rPr>
         <w:t>ith</w:t>
       </w:r>
+      <w:proofErr w:type="spellEnd"/>
       <w:r>
         <w:rPr>
           <w:rFonts w:eastAsiaTheme="minorEastAsia"/>
         </w:rPr>
         <w:t xml:space="preserve"> integer corresponds to the answer for the </w:t>
       </w:r>
+      <w:proofErr w:type="spellStart"/>
       <w:r>
         <w:rPr>
           <w:rFonts w:eastAsiaTheme="minorEastAsia"/>
@@ -8346,6 +11591,7 @@
         </w:rPr>
         <w:t>ith</w:t>
       </w:r>
+      <w:proofErr w:type="spellEnd"/>
       <w:r>
         <w:rPr>
           <w:rFonts w:eastAsiaTheme="minorEastAsia"/>
@@ -8416,29 +11662,51 @@
         <w:rPr>
           <w:rFonts w:eastAsiaTheme="minorEastAsia"/>
         </w:rPr>
-        <w:t xml:space="preserve"> The output should be solution(lamps, points) = [3,1,2,1,2,0].</w:t>
-      </w:r>
-    </w:p>
-    <w:p>
-      <w:pPr>
-        <w:ind w:left="720"/>
-        <w:rPr>
-          <w:rFonts w:eastAsiaTheme="minorEastAsia"/>
-        </w:rPr>
-      </w:pPr>
-    </w:p>
-    <w:p>
-      <w:pPr>
-        <w:ind w:left="720"/>
-        <w:rPr>
-          <w:rFonts w:eastAsiaTheme="minorEastAsia"/>
-        </w:rPr>
-      </w:pPr>
-      <w:r>
-        <w:rPr>
-          <w:rFonts w:eastAsiaTheme="minorEastAsia"/>
-        </w:rPr>
-        <w:t>Answer : Question 30</w:t>
+        <w:t xml:space="preserve"> The output should be </w:t>
+      </w:r>
+      <w:proofErr w:type="gramStart"/>
+      <w:r>
+        <w:rPr>
+          <w:rFonts w:eastAsiaTheme="minorEastAsia"/>
+        </w:rPr>
+        <w:t>solution(</w:t>
+      </w:r>
+      <w:proofErr w:type="gramEnd"/>
+      <w:r>
+        <w:rPr>
+          <w:rFonts w:eastAsiaTheme="minorEastAsia"/>
+        </w:rPr>
+        <w:t>lamps, points) = [3,1,2,1,2,0].</w:t>
+      </w:r>
+    </w:p>
+    <w:p>
+      <w:pPr>
+        <w:ind w:left="720"/>
+        <w:rPr>
+          <w:rFonts w:eastAsiaTheme="minorEastAsia"/>
+        </w:rPr>
+      </w:pPr>
+    </w:p>
+    <w:p>
+      <w:pPr>
+        <w:ind w:left="720"/>
+        <w:rPr>
+          <w:rFonts w:eastAsiaTheme="minorEastAsia"/>
+        </w:rPr>
+      </w:pPr>
+      <w:proofErr w:type="gramStart"/>
+      <w:r>
+        <w:rPr>
+          <w:rFonts w:eastAsiaTheme="minorEastAsia"/>
+        </w:rPr>
+        <w:t>Answer :</w:t>
+      </w:r>
+      <w:proofErr w:type="gramEnd"/>
+      <w:r>
+        <w:rPr>
+          <w:rFonts w:eastAsiaTheme="minorEastAsia"/>
+        </w:rPr>
+        <w:t xml:space="preserve"> Question 30</w:t>
       </w:r>
     </w:p>
     <w:p>
@@ -8477,7 +11745,21 @@
         <w:rPr>
           <w:rFonts w:eastAsiaTheme="minorEastAsia"/>
         </w:rPr>
-        <w:t xml:space="preserve"> representing the coordinates of those objects. Each object has a collision box – a square area around it’s center with a side equal to 2. Two objects are supposed to collide if their collision boxes have at least one common point. Calculate the number of object pairs that collide. </w:t>
+        <w:t xml:space="preserve"> representing the coordinates of those objects. Each object has a collision box – a square area around </w:t>
+      </w:r>
+      <w:proofErr w:type="gramStart"/>
+      <w:r>
+        <w:rPr>
+          <w:rFonts w:eastAsiaTheme="minorEastAsia"/>
+        </w:rPr>
+        <w:t>it’s</w:t>
+      </w:r>
+      <w:proofErr w:type="gramEnd"/>
+      <w:r>
+        <w:rPr>
+          <w:rFonts w:eastAsiaTheme="minorEastAsia"/>
+        </w:rPr>
+        <w:t xml:space="preserve"> center with a side equal to 2. Two objects are supposed to collide if their collision boxes have at least one common point. Calculate the number of object pairs that collide. </w:t>
       </w:r>
     </w:p>
     <w:p>
@@ -8534,7 +11816,35 @@
         <w:rPr>
           <w:rFonts w:eastAsiaTheme="minorEastAsia"/>
         </w:rPr>
-        <w:t>If x1, y1 are the coordinates of one object and x2, y2 are coordinates of the second object, then the collision condition for them can be written in the form |x[j] – x[i]| &lt;= 2 and |y[j] – y[i] | &lt;= 2.</w:t>
+        <w:t>If x1, y1 are the coordinates of one object and x2, y2 are coordinates of the second object, then the collision condition for them can be written in the form |x[j] – x[</w:t>
+      </w:r>
+      <w:proofErr w:type="spellStart"/>
+      <w:r>
+        <w:rPr>
+          <w:rFonts w:eastAsiaTheme="minorEastAsia"/>
+        </w:rPr>
+        <w:t>i</w:t>
+      </w:r>
+      <w:proofErr w:type="spellEnd"/>
+      <w:r>
+        <w:rPr>
+          <w:rFonts w:eastAsiaTheme="minorEastAsia"/>
+        </w:rPr>
+        <w:t>]| &lt;= 2 and |y[j] – y[</w:t>
+      </w:r>
+      <w:proofErr w:type="spellStart"/>
+      <w:r>
+        <w:rPr>
+          <w:rFonts w:eastAsiaTheme="minorEastAsia"/>
+        </w:rPr>
+        <w:t>i</w:t>
+      </w:r>
+      <w:proofErr w:type="spellEnd"/>
+      <w:r>
+        <w:rPr>
+          <w:rFonts w:eastAsiaTheme="minorEastAsia"/>
+        </w:rPr>
+        <w:t>] | &lt;= 2.</w:t>
       </w:r>
     </w:p>
     <w:p>
@@ -8631,7 +11941,21 @@
         <w:rPr>
           <w:rFonts w:eastAsiaTheme="minorEastAsia"/>
         </w:rPr>
-        <w:t xml:space="preserve"> that represents the current time, find out how long you have to wait for the next bus. If there are no more buses scheduled for the day, return </w:t>
+        <w:t xml:space="preserve"> that represents the current time, find out how long you </w:t>
+      </w:r>
+      <w:proofErr w:type="gramStart"/>
+      <w:r>
+        <w:rPr>
+          <w:rFonts w:eastAsiaTheme="minorEastAsia"/>
+        </w:rPr>
+        <w:t>have to</w:t>
+      </w:r>
+      <w:proofErr w:type="gramEnd"/>
+      <w:r>
+        <w:rPr>
+          <w:rFonts w:eastAsiaTheme="minorEastAsia"/>
+        </w:rPr>
+        <w:t xml:space="preserve"> wait for the next bus. If there are no more buses scheduled for the day, return </w:t>
       </w:r>
       <w:r>
         <w:rPr>
@@ -8696,7 +12020,21 @@
         <w:rPr>
           <w:rFonts w:eastAsiaTheme="minorEastAsia"/>
         </w:rPr>
-        <w:t>Please assume that the bus leaves at the same time that it arrives. So, if a bus was scheduled to come before the current time, it has already left.</w:t>
+        <w:t xml:space="preserve">Please assume that the bus leaves </w:t>
+      </w:r>
+      <w:proofErr w:type="gramStart"/>
+      <w:r>
+        <w:rPr>
+          <w:rFonts w:eastAsiaTheme="minorEastAsia"/>
+        </w:rPr>
+        <w:t>at the same time that</w:t>
+      </w:r>
+      <w:proofErr w:type="gramEnd"/>
+      <w:r>
+        <w:rPr>
+          <w:rFonts w:eastAsiaTheme="minorEastAsia"/>
+        </w:rPr>
+        <w:t xml:space="preserve"> it arrives. So, if a bus was scheduled to come before the current time, it has already left.</w:t>
       </w:r>
     </w:p>
     <w:p>
@@ -8750,13 +12088,23 @@
         </w:rPr>
         <w:t xml:space="preserve">, the output should be </w:t>
       </w:r>
-      <w:r>
-        <w:rPr>
-          <w:rFonts w:eastAsiaTheme="minorEastAsia"/>
-          <w:i/>
-          <w:iCs/>
-        </w:rPr>
-        <w:t>solution(schedule, time) = “05:25”.</w:t>
+      <w:proofErr w:type="gramStart"/>
+      <w:r>
+        <w:rPr>
+          <w:rFonts w:eastAsiaTheme="minorEastAsia"/>
+          <w:i/>
+          <w:iCs/>
+        </w:rPr>
+        <w:t>solution(</w:t>
+      </w:r>
+      <w:proofErr w:type="gramEnd"/>
+      <w:r>
+        <w:rPr>
+          <w:rFonts w:eastAsiaTheme="minorEastAsia"/>
+          <w:i/>
+          <w:iCs/>
+        </w:rPr>
+        <w:t>schedule, time) = “05:25”.</w:t>
       </w:r>
     </w:p>
     <w:p>
@@ -8873,7 +12221,25 @@
           <w:i/>
           <w:iCs/>
         </w:rPr>
-        <w:t xml:space="preserve">times = [1, 6, 9, 502] , </w:t>
+        <w:t>times = [1, 6, 9, 502</w:t>
+      </w:r>
+      <w:proofErr w:type="gramStart"/>
+      <w:r>
+        <w:rPr>
+          <w:rFonts w:eastAsiaTheme="minorEastAsia"/>
+          <w:i/>
+          <w:iCs/>
+        </w:rPr>
+        <w:t>] ,</w:t>
+      </w:r>
+      <w:proofErr w:type="gramEnd"/>
+      <w:r>
+        <w:rPr>
+          <w:rFonts w:eastAsiaTheme="minorEastAsia"/>
+          <w:i/>
+          <w:iCs/>
+        </w:rPr>
+        <w:t xml:space="preserve"> </w:t>
       </w:r>
       <w:r>
         <w:rPr>
@@ -9201,7 +12567,61 @@
           <w:i/>
           <w:iCs/>
         </w:rPr>
-        <w:t xml:space="preserve">sentence = “Dooddle moodle Pepper unsuccessfully” , </w:t>
+        <w:t>sentence = “</w:t>
+      </w:r>
+      <w:proofErr w:type="spellStart"/>
+      <w:r>
+        <w:rPr>
+          <w:rFonts w:eastAsiaTheme="minorEastAsia"/>
+          <w:i/>
+          <w:iCs/>
+        </w:rPr>
+        <w:t>Dooddle</w:t>
+      </w:r>
+      <w:proofErr w:type="spellEnd"/>
+      <w:r>
+        <w:rPr>
+          <w:rFonts w:eastAsiaTheme="minorEastAsia"/>
+          <w:i/>
+          <w:iCs/>
+        </w:rPr>
+        <w:t xml:space="preserve"> </w:t>
+      </w:r>
+      <w:proofErr w:type="spellStart"/>
+      <w:r>
+        <w:rPr>
+          <w:rFonts w:eastAsiaTheme="minorEastAsia"/>
+          <w:i/>
+          <w:iCs/>
+        </w:rPr>
+        <w:t>moodle</w:t>
+      </w:r>
+      <w:proofErr w:type="spellEnd"/>
+      <w:r>
+        <w:rPr>
+          <w:rFonts w:eastAsiaTheme="minorEastAsia"/>
+          <w:i/>
+          <w:iCs/>
+        </w:rPr>
+        <w:t xml:space="preserve"> Pepper unsuccessfully</w:t>
+      </w:r>
+      <w:proofErr w:type="gramStart"/>
+      <w:r>
+        <w:rPr>
+          <w:rFonts w:eastAsiaTheme="minorEastAsia"/>
+          <w:i/>
+          <w:iCs/>
+        </w:rPr>
+        <w:t>” ,</w:t>
+      </w:r>
+      <w:proofErr w:type="gramEnd"/>
+      <w:r>
+        <w:rPr>
+          <w:rFonts w:eastAsiaTheme="minorEastAsia"/>
+          <w:i/>
+          <w:iCs/>
+        </w:rPr>
+        <w:t xml:space="preserve"> </w:t>
       </w:r>
       <w:r>
         <w:rPr>
@@ -9598,7 +13018,21 @@
         <w:rPr>
           <w:rFonts w:eastAsiaTheme="minorEastAsia"/>
         </w:rPr>
-        <w:t>Your task is to iterate over all possible new strings that can be formed this way, and return the alphabetically smallest one.</w:t>
+        <w:t xml:space="preserve">Your task is to iterate over all possible new strings that can be formed this </w:t>
+      </w:r>
+      <w:proofErr w:type="gramStart"/>
+      <w:r>
+        <w:rPr>
+          <w:rFonts w:eastAsiaTheme="minorEastAsia"/>
+        </w:rPr>
+        <w:t>way, and</w:t>
+      </w:r>
+      <w:proofErr w:type="gramEnd"/>
+      <w:r>
+        <w:rPr>
+          <w:rFonts w:eastAsiaTheme="minorEastAsia"/>
+        </w:rPr>
+        <w:t xml:space="preserve"> return the alphabetically smallest one.</w:t>
       </w:r>
     </w:p>
     <w:p>
@@ -9796,7 +13230,49 @@
         <w:rPr>
           <w:rFonts w:eastAsiaTheme="minorEastAsia"/>
         </w:rPr>
-        <w:t>For example: if message = “Codesignal” and n = 3, the output should be solution(message, n) = “CodeTignam”.</w:t>
+        <w:t>For example: if message = “</w:t>
+      </w:r>
+      <w:proofErr w:type="spellStart"/>
+      <w:r>
+        <w:rPr>
+          <w:rFonts w:eastAsiaTheme="minorEastAsia"/>
+        </w:rPr>
+        <w:t>Codesignal</w:t>
+      </w:r>
+      <w:proofErr w:type="spellEnd"/>
+      <w:r>
+        <w:rPr>
+          <w:rFonts w:eastAsiaTheme="minorEastAsia"/>
+        </w:rPr>
+        <w:t xml:space="preserve">” and n = 3, the output should be </w:t>
+      </w:r>
+      <w:proofErr w:type="gramStart"/>
+      <w:r>
+        <w:rPr>
+          <w:rFonts w:eastAsiaTheme="minorEastAsia"/>
+        </w:rPr>
+        <w:t>solution(</w:t>
+      </w:r>
+      <w:proofErr w:type="gramEnd"/>
+      <w:r>
+        <w:rPr>
+          <w:rFonts w:eastAsiaTheme="minorEastAsia"/>
+        </w:rPr>
+        <w:t>message, n) = “</w:t>
+      </w:r>
+      <w:proofErr w:type="spellStart"/>
+      <w:r>
+        <w:rPr>
+          <w:rFonts w:eastAsiaTheme="minorEastAsia"/>
+        </w:rPr>
+        <w:t>CodeTignam</w:t>
+      </w:r>
+      <w:proofErr w:type="spellEnd"/>
+      <w:r>
+        <w:rPr>
+          <w:rFonts w:eastAsiaTheme="minorEastAsia"/>
+        </w:rPr>
+        <w:t>”.</w:t>
       </w:r>
     </w:p>
     <w:p>
@@ -9886,15 +13362,47 @@
         <w:rPr>
           <w:rFonts w:eastAsiaTheme="minorEastAsia"/>
         </w:rPr>
-        <w:t xml:space="preserve"> is considered to be a stick, where the </w:t>
-      </w:r>
-      <w:r>
-        <w:rPr>
-          <w:rFonts w:eastAsiaTheme="minorEastAsia"/>
-          <w:i/>
-          <w:iCs/>
-        </w:rPr>
-        <w:t>forest[i]</w:t>
+        <w:t xml:space="preserve"> </w:t>
+      </w:r>
+      <w:proofErr w:type="gramStart"/>
+      <w:r>
+        <w:rPr>
+          <w:rFonts w:eastAsiaTheme="minorEastAsia"/>
+        </w:rPr>
+        <w:t>is considered to be</w:t>
+      </w:r>
+      <w:proofErr w:type="gramEnd"/>
+      <w:r>
+        <w:rPr>
+          <w:rFonts w:eastAsiaTheme="minorEastAsia"/>
+        </w:rPr>
+        <w:t xml:space="preserve"> a stick, where the </w:t>
+      </w:r>
+      <w:r>
+        <w:rPr>
+          <w:rFonts w:eastAsiaTheme="minorEastAsia"/>
+          <w:i/>
+          <w:iCs/>
+        </w:rPr>
+        <w:t>forest[</w:t>
+      </w:r>
+      <w:proofErr w:type="spellStart"/>
+      <w:r>
+        <w:rPr>
+          <w:rFonts w:eastAsiaTheme="minorEastAsia"/>
+          <w:i/>
+          <w:iCs/>
+        </w:rPr>
+        <w:t>i</w:t>
+      </w:r>
+      <w:proofErr w:type="spellEnd"/>
+      <w:r>
+        <w:rPr>
+          <w:rFonts w:eastAsiaTheme="minorEastAsia"/>
+          <w:i/>
+          <w:iCs/>
+        </w:rPr>
+        <w:t>]</w:t>
       </w:r>
       <w:r>
         <w:rPr>
@@ -9902,6 +13410,7 @@
         </w:rPr>
         <w:t xml:space="preserve"> represents the length of the </w:t>
       </w:r>
+      <w:proofErr w:type="spellStart"/>
       <w:r>
         <w:rPr>
           <w:rFonts w:eastAsiaTheme="minorEastAsia"/>
@@ -9910,6 +13419,7 @@
         </w:rPr>
         <w:t>ith</w:t>
       </w:r>
+      <w:proofErr w:type="spellEnd"/>
       <w:r>
         <w:rPr>
           <w:rFonts w:eastAsiaTheme="minorEastAsia"/>
@@ -9922,7 +13432,25 @@
           <w:i/>
           <w:iCs/>
         </w:rPr>
-        <w:t>forest[i]</w:t>
+        <w:t>forest[</w:t>
+      </w:r>
+      <w:proofErr w:type="spellStart"/>
+      <w:r>
+        <w:rPr>
+          <w:rFonts w:eastAsiaTheme="minorEastAsia"/>
+          <w:i/>
+          <w:iCs/>
+        </w:rPr>
+        <w:t>i</w:t>
+      </w:r>
+      <w:proofErr w:type="spellEnd"/>
+      <w:r>
+        <w:rPr>
+          <w:rFonts w:eastAsiaTheme="minorEastAsia"/>
+          <w:i/>
+          <w:iCs/>
+        </w:rPr>
+        <w:t>]</w:t>
       </w:r>
       <w:r>
         <w:rPr>
@@ -10168,7 +13696,43 @@
         <w:rPr>
           <w:rFonts w:eastAsiaTheme="minorEastAsia"/>
         </w:rPr>
-        <w:t>Your task is to count the absolute difference between the number of vowels (which are a,e,i,o,u) and the number of consonants in each word. You are to return the array of words in the ascending order of these absolute differences. If the absolute difference is the same, sort the words in alphabetical order.</w:t>
+        <w:t xml:space="preserve">Your task is to count the absolute difference between the number of vowels (which are </w:t>
+      </w:r>
+      <w:proofErr w:type="spellStart"/>
+      <w:proofErr w:type="gramStart"/>
+      <w:r>
+        <w:rPr>
+          <w:rFonts w:eastAsiaTheme="minorEastAsia"/>
+        </w:rPr>
+        <w:t>a,e</w:t>
+      </w:r>
+      <w:proofErr w:type="gramEnd"/>
+      <w:r>
+        <w:rPr>
+          <w:rFonts w:eastAsiaTheme="minorEastAsia"/>
+        </w:rPr>
+        <w:t>,</w:t>
+      </w:r>
+      <w:proofErr w:type="gramStart"/>
+      <w:r>
+        <w:rPr>
+          <w:rFonts w:eastAsiaTheme="minorEastAsia"/>
+        </w:rPr>
+        <w:t>i,o</w:t>
+      </w:r>
+      <w:proofErr w:type="gramEnd"/>
+      <w:r>
+        <w:rPr>
+          <w:rFonts w:eastAsiaTheme="minorEastAsia"/>
+        </w:rPr>
+        <w:t>,u</w:t>
+      </w:r>
+      <w:proofErr w:type="spellEnd"/>
+      <w:r>
+        <w:rPr>
+          <w:rFonts w:eastAsiaTheme="minorEastAsia"/>
+        </w:rPr>
+        <w:t>) and the number of consonants in each word. You are to return the array of words in the ascending order of these absolute differences. If the absolute difference is the same, sort the words in alphabetical order.</w:t>
       </w:r>
     </w:p>
     <w:p>
@@ -10252,8 +13816,23 @@
         <w:rPr>
           <w:rFonts w:eastAsiaTheme="minorEastAsia"/>
         </w:rPr>
-        <w:t xml:space="preserve"> containing a list of strings. Your task is construct an array of the same length, where the </w:t>
-      </w:r>
+        <w:t xml:space="preserve"> containing a list of strings. Your task is </w:t>
+      </w:r>
+      <w:proofErr w:type="gramStart"/>
+      <w:r>
+        <w:rPr>
+          <w:rFonts w:eastAsiaTheme="minorEastAsia"/>
+        </w:rPr>
+        <w:t>construct</w:t>
+      </w:r>
+      <w:proofErr w:type="gramEnd"/>
+      <w:r>
+        <w:rPr>
+          <w:rFonts w:eastAsiaTheme="minorEastAsia"/>
+        </w:rPr>
+        <w:t xml:space="preserve"> an array of the same length, where the </w:t>
+      </w:r>
+      <w:proofErr w:type="spellStart"/>
       <w:r>
         <w:rPr>
           <w:rFonts w:eastAsiaTheme="minorEastAsia"/>
@@ -10262,6 +13841,7 @@
         </w:rPr>
         <w:t>ith</w:t>
       </w:r>
+      <w:proofErr w:type="spellEnd"/>
       <w:r>
         <w:rPr>
           <w:rFonts w:eastAsiaTheme="minorEastAsia"/>
@@ -10274,7 +13854,25 @@
           <w:i/>
           <w:iCs/>
         </w:rPr>
-        <w:t>a[i]</w:t>
+        <w:t>a[</w:t>
+      </w:r>
+      <w:proofErr w:type="spellStart"/>
+      <w:r>
+        <w:rPr>
+          <w:rFonts w:eastAsiaTheme="minorEastAsia"/>
+          <w:i/>
+          <w:iCs/>
+        </w:rPr>
+        <w:t>i</w:t>
+      </w:r>
+      <w:proofErr w:type="spellEnd"/>
+      <w:r>
+        <w:rPr>
+          <w:rFonts w:eastAsiaTheme="minorEastAsia"/>
+          <w:i/>
+          <w:iCs/>
+        </w:rPr>
+        <w:t>]</w:t>
       </w:r>
       <w:r>
         <w:rPr>
@@ -10310,13 +13908,33 @@
         </w:rPr>
         <w:t xml:space="preserve">, cycle back to the beginning of the array. In other words, for the final element, concatenate the first character of </w:t>
       </w:r>
-      <w:r>
-        <w:rPr>
-          <w:rFonts w:eastAsiaTheme="minorEastAsia"/>
-          <w:i/>
-          <w:iCs/>
-        </w:rPr>
-        <w:t>a[a.length – 1]</w:t>
+      <w:proofErr w:type="gramStart"/>
+      <w:r>
+        <w:rPr>
+          <w:rFonts w:eastAsiaTheme="minorEastAsia"/>
+          <w:i/>
+          <w:iCs/>
+        </w:rPr>
+        <w:t>a[</w:t>
+      </w:r>
+      <w:proofErr w:type="spellStart"/>
+      <w:r>
+        <w:rPr>
+          <w:rFonts w:eastAsiaTheme="minorEastAsia"/>
+          <w:i/>
+          <w:iCs/>
+        </w:rPr>
+        <w:t>a.length</w:t>
+      </w:r>
+      <w:proofErr w:type="spellEnd"/>
+      <w:proofErr w:type="gramEnd"/>
+      <w:r>
+        <w:rPr>
+          <w:rFonts w:eastAsiaTheme="minorEastAsia"/>
+          <w:i/>
+          <w:iCs/>
+        </w:rPr>
+        <w:t xml:space="preserve"> – 1]</w:t>
       </w:r>
       <w:r>
         <w:rPr>
@@ -10324,13 +13942,23 @@
         </w:rPr>
         <w:t xml:space="preserve"> with the last character of </w:t>
       </w:r>
-      <w:r>
-        <w:rPr>
-          <w:rFonts w:eastAsiaTheme="minorEastAsia"/>
-          <w:i/>
-          <w:iCs/>
-        </w:rPr>
-        <w:t>a[0]</w:t>
+      <w:proofErr w:type="gramStart"/>
+      <w:r>
+        <w:rPr>
+          <w:rFonts w:eastAsiaTheme="minorEastAsia"/>
+          <w:i/>
+          <w:iCs/>
+        </w:rPr>
+        <w:t>a[</w:t>
+      </w:r>
+      <w:proofErr w:type="gramEnd"/>
+      <w:r>
+        <w:rPr>
+          <w:rFonts w:eastAsiaTheme="minorEastAsia"/>
+          <w:i/>
+          <w:iCs/>
+        </w:rPr>
+        <w:t>0]</w:t>
       </w:r>
       <w:r>
         <w:rPr>
@@ -10428,7 +14056,25 @@
           <w:i/>
           <w:iCs/>
         </w:rPr>
-        <w:t>[name]:[grade]</w:t>
+        <w:t>[name</w:t>
+      </w:r>
+      <w:proofErr w:type="gramStart"/>
+      <w:r>
+        <w:rPr>
+          <w:rFonts w:eastAsiaTheme="minorEastAsia"/>
+          <w:i/>
+          <w:iCs/>
+        </w:rPr>
+        <w:t>]:[</w:t>
+      </w:r>
+      <w:proofErr w:type="gramEnd"/>
+      <w:r>
+        <w:rPr>
+          <w:rFonts w:eastAsiaTheme="minorEastAsia"/>
+          <w:i/>
+          <w:iCs/>
+        </w:rPr>
+        <w:t>grade]</w:t>
       </w:r>
       <w:r>
         <w:rPr>
@@ -10760,7 +14406,21 @@
         <w:rPr>
           <w:rFonts w:eastAsiaTheme="minorEastAsia"/>
         </w:rPr>
-        <w:t xml:space="preserve">, distribute all of its integers between two arrays, </w:t>
+        <w:t xml:space="preserve">, distribute </w:t>
+      </w:r>
+      <w:proofErr w:type="gramStart"/>
+      <w:r>
+        <w:rPr>
+          <w:rFonts w:eastAsiaTheme="minorEastAsia"/>
+        </w:rPr>
+        <w:t>all of</w:t>
+      </w:r>
+      <w:proofErr w:type="gramEnd"/>
+      <w:r>
+        <w:rPr>
+          <w:rFonts w:eastAsiaTheme="minorEastAsia"/>
+        </w:rPr>
+        <w:t xml:space="preserve"> its integers between two arrays, </w:t>
       </w:r>
       <w:r>
         <w:rPr>
@@ -10805,19 +14465,43 @@
         <w:tab/>
         <w:t xml:space="preserve">- The first number, </w:t>
       </w:r>
-      <w:r>
-        <w:rPr>
-          <w:rFonts w:eastAsiaTheme="minorEastAsia"/>
-          <w:i/>
-          <w:iCs/>
-        </w:rPr>
-        <w:t>numbers[0]</w:t>
-      </w:r>
-      <w:r>
-        <w:rPr>
-          <w:rFonts w:eastAsiaTheme="minorEastAsia"/>
-        </w:rPr>
-        <w:t xml:space="preserve"> goes to the first array</w:t>
+      <w:proofErr w:type="gramStart"/>
+      <w:r>
+        <w:rPr>
+          <w:rFonts w:eastAsiaTheme="minorEastAsia"/>
+          <w:i/>
+          <w:iCs/>
+        </w:rPr>
+        <w:t>numbers[</w:t>
+      </w:r>
+      <w:proofErr w:type="gramEnd"/>
+      <w:r>
+        <w:rPr>
+          <w:rFonts w:eastAsiaTheme="minorEastAsia"/>
+          <w:i/>
+          <w:iCs/>
+        </w:rPr>
+        <w:t>0]</w:t>
+      </w:r>
+      <w:r>
+        <w:rPr>
+          <w:rFonts w:eastAsiaTheme="minorEastAsia"/>
+        </w:rPr>
+        <w:t xml:space="preserve"> </w:t>
+      </w:r>
+      <w:proofErr w:type="gramStart"/>
+      <w:r>
+        <w:rPr>
+          <w:rFonts w:eastAsiaTheme="minorEastAsia"/>
+        </w:rPr>
+        <w:t>goes</w:t>
+      </w:r>
+      <w:proofErr w:type="gramEnd"/>
+      <w:r>
+        <w:rPr>
+          <w:rFonts w:eastAsiaTheme="minorEastAsia"/>
+        </w:rPr>
+        <w:t xml:space="preserve"> to the first array</w:t>
       </w:r>
     </w:p>
     <w:p>
@@ -10834,19 +14518,43 @@
         <w:tab/>
         <w:t xml:space="preserve">- The second number, </w:t>
       </w:r>
-      <w:r>
-        <w:rPr>
-          <w:rFonts w:eastAsiaTheme="minorEastAsia"/>
-          <w:i/>
-          <w:iCs/>
-        </w:rPr>
-        <w:t>numbers[1]</w:t>
-      </w:r>
-      <w:r>
-        <w:rPr>
-          <w:rFonts w:eastAsiaTheme="minorEastAsia"/>
-        </w:rPr>
-        <w:t xml:space="preserve"> goes to the second array</w:t>
+      <w:proofErr w:type="gramStart"/>
+      <w:r>
+        <w:rPr>
+          <w:rFonts w:eastAsiaTheme="minorEastAsia"/>
+          <w:i/>
+          <w:iCs/>
+        </w:rPr>
+        <w:t>numbers[</w:t>
+      </w:r>
+      <w:proofErr w:type="gramEnd"/>
+      <w:r>
+        <w:rPr>
+          <w:rFonts w:eastAsiaTheme="minorEastAsia"/>
+          <w:i/>
+          <w:iCs/>
+        </w:rPr>
+        <w:t>1]</w:t>
+      </w:r>
+      <w:r>
+        <w:rPr>
+          <w:rFonts w:eastAsiaTheme="minorEastAsia"/>
+        </w:rPr>
+        <w:t xml:space="preserve"> </w:t>
+      </w:r>
+      <w:proofErr w:type="gramStart"/>
+      <w:r>
+        <w:rPr>
+          <w:rFonts w:eastAsiaTheme="minorEastAsia"/>
+        </w:rPr>
+        <w:t>goes</w:t>
+      </w:r>
+      <w:proofErr w:type="gramEnd"/>
+      <w:r>
+        <w:rPr>
+          <w:rFonts w:eastAsiaTheme="minorEastAsia"/>
+        </w:rPr>
+        <w:t xml:space="preserve"> to the second array</w:t>
       </w:r>
       <w:r>
         <w:rPr>
@@ -10874,7 +14582,25 @@
           <w:i/>
           <w:iCs/>
         </w:rPr>
-        <w:t>numbers[i]</w:t>
+        <w:t>numbers[</w:t>
+      </w:r>
+      <w:proofErr w:type="spellStart"/>
+      <w:r>
+        <w:rPr>
+          <w:rFonts w:eastAsiaTheme="minorEastAsia"/>
+          <w:i/>
+          <w:iCs/>
+        </w:rPr>
+        <w:t>i</w:t>
+      </w:r>
+      <w:proofErr w:type="spellEnd"/>
+      <w:r>
+        <w:rPr>
+          <w:rFonts w:eastAsiaTheme="minorEastAsia"/>
+          <w:i/>
+          <w:iCs/>
+        </w:rPr>
+        <w:t>]</w:t>
       </w:r>
       <w:r>
         <w:rPr>
@@ -10882,13 +14608,23 @@
         </w:rPr>
         <w:t xml:space="preserve"> where </w:t>
       </w:r>
-      <w:r>
-        <w:rPr>
-          <w:rFonts w:eastAsiaTheme="minorEastAsia"/>
-          <w:i/>
-          <w:iCs/>
-        </w:rPr>
-        <w:t>i &gt; 1</w:t>
+      <w:proofErr w:type="spellStart"/>
+      <w:r>
+        <w:rPr>
+          <w:rFonts w:eastAsiaTheme="minorEastAsia"/>
+          <w:i/>
+          <w:iCs/>
+        </w:rPr>
+        <w:t>i</w:t>
+      </w:r>
+      <w:proofErr w:type="spellEnd"/>
+      <w:r>
+        <w:rPr>
+          <w:rFonts w:eastAsiaTheme="minorEastAsia"/>
+          <w:i/>
+          <w:iCs/>
+        </w:rPr>
+        <w:t xml:space="preserve"> &gt; 1</w:t>
       </w:r>
       <w:r>
         <w:rPr>
@@ -10902,7 +14638,25 @@
           <w:i/>
           <w:iCs/>
         </w:rPr>
-        <w:t>numbers[i]</w:t>
+        <w:t>numbers[</w:t>
+      </w:r>
+      <w:proofErr w:type="spellStart"/>
+      <w:r>
+        <w:rPr>
+          <w:rFonts w:eastAsiaTheme="minorEastAsia"/>
+          <w:i/>
+          <w:iCs/>
+        </w:rPr>
+        <w:t>i</w:t>
+      </w:r>
+      <w:proofErr w:type="spellEnd"/>
+      <w:r>
+        <w:rPr>
+          <w:rFonts w:eastAsiaTheme="minorEastAsia"/>
+          <w:i/>
+          <w:iCs/>
+        </w:rPr>
+        <w:t>]</w:t>
       </w:r>
       <w:r>
         <w:rPr>
@@ -10916,7 +14670,25 @@
           <w:i/>
           <w:iCs/>
         </w:rPr>
-        <w:t>numbers[i]</w:t>
+        <w:t>numbers[</w:t>
+      </w:r>
+      <w:proofErr w:type="spellStart"/>
+      <w:r>
+        <w:rPr>
+          <w:rFonts w:eastAsiaTheme="minorEastAsia"/>
+          <w:i/>
+          <w:iCs/>
+        </w:rPr>
+        <w:t>i</w:t>
+      </w:r>
+      <w:proofErr w:type="spellEnd"/>
+      <w:r>
+        <w:rPr>
+          <w:rFonts w:eastAsiaTheme="minorEastAsia"/>
+          <w:i/>
+          <w:iCs/>
+        </w:rPr>
+        <w:t>]</w:t>
       </w:r>
       <w:r>
         <w:rPr>
@@ -10930,7 +14702,25 @@
           <w:i/>
           <w:iCs/>
         </w:rPr>
-        <w:t>numbers[i]</w:t>
+        <w:t>numbers[</w:t>
+      </w:r>
+      <w:proofErr w:type="spellStart"/>
+      <w:r>
+        <w:rPr>
+          <w:rFonts w:eastAsiaTheme="minorEastAsia"/>
+          <w:i/>
+          <w:iCs/>
+        </w:rPr>
+        <w:t>i</w:t>
+      </w:r>
+      <w:proofErr w:type="spellEnd"/>
+      <w:r>
+        <w:rPr>
+          <w:rFonts w:eastAsiaTheme="minorEastAsia"/>
+          <w:i/>
+          <w:iCs/>
+        </w:rPr>
+        <w:t>]</w:t>
       </w:r>
       <w:r>
         <w:rPr>
@@ -11070,15 +14860,49 @@
         <w:rPr>
           <w:rFonts w:eastAsiaTheme="minorEastAsia"/>
         </w:rPr>
-        <w:t xml:space="preserve">, find the number of pairs where either the strings are equal or one string starts with another. In other words, find the number of such pairs </w:t>
-      </w:r>
-      <w:r>
-        <w:rPr>
-          <w:rFonts w:eastAsiaTheme="minorEastAsia"/>
-          <w:i/>
-          <w:iCs/>
-        </w:rPr>
-        <w:t>I, I (0 &lt;= j &lt; j &lt; words.length)</w:t>
+        <w:t xml:space="preserve">, find the number of pairs where either the strings are </w:t>
+      </w:r>
+      <w:proofErr w:type="gramStart"/>
+      <w:r>
+        <w:rPr>
+          <w:rFonts w:eastAsiaTheme="minorEastAsia"/>
+        </w:rPr>
+        <w:t>equal</w:t>
+      </w:r>
+      <w:proofErr w:type="gramEnd"/>
+      <w:r>
+        <w:rPr>
+          <w:rFonts w:eastAsiaTheme="minorEastAsia"/>
+        </w:rPr>
+        <w:t xml:space="preserve"> or one string starts with another. In other words, find the number of such pairs </w:t>
+      </w:r>
+      <w:r>
+        <w:rPr>
+          <w:rFonts w:eastAsiaTheme="minorEastAsia"/>
+          <w:i/>
+          <w:iCs/>
+        </w:rPr>
+        <w:t xml:space="preserve">I, I (0 &lt;= j &lt; j &lt; </w:t>
+      </w:r>
+      <w:proofErr w:type="spellStart"/>
+      <w:proofErr w:type="gramStart"/>
+      <w:r>
+        <w:rPr>
+          <w:rFonts w:eastAsiaTheme="minorEastAsia"/>
+          <w:i/>
+          <w:iCs/>
+        </w:rPr>
+        <w:t>words.length</w:t>
+      </w:r>
+      <w:proofErr w:type="spellEnd"/>
+      <w:proofErr w:type="gramEnd"/>
+      <w:r>
+        <w:rPr>
+          <w:rFonts w:eastAsiaTheme="minorEastAsia"/>
+          <w:i/>
+          <w:iCs/>
+        </w:rPr>
+        <w:t>)</w:t>
       </w:r>
       <w:r>
         <w:rPr>
@@ -11106,7 +14930,25 @@
           <w:i/>
           <w:iCs/>
         </w:rPr>
-        <w:t>words[i]</w:t>
+        <w:t>words[</w:t>
+      </w:r>
+      <w:proofErr w:type="spellStart"/>
+      <w:r>
+        <w:rPr>
+          <w:rFonts w:eastAsiaTheme="minorEastAsia"/>
+          <w:i/>
+          <w:iCs/>
+        </w:rPr>
+        <w:t>i</w:t>
+      </w:r>
+      <w:proofErr w:type="spellEnd"/>
+      <w:r>
+        <w:rPr>
+          <w:rFonts w:eastAsiaTheme="minorEastAsia"/>
+          <w:i/>
+          <w:iCs/>
+        </w:rPr>
+        <w:t>]</w:t>
       </w:r>
       <w:r>
         <w:rPr>
@@ -11120,7 +14962,25 @@
           <w:i/>
           <w:iCs/>
         </w:rPr>
-        <w:t>words[i]</w:t>
+        <w:t>words[</w:t>
+      </w:r>
+      <w:proofErr w:type="spellStart"/>
+      <w:r>
+        <w:rPr>
+          <w:rFonts w:eastAsiaTheme="minorEastAsia"/>
+          <w:i/>
+          <w:iCs/>
+        </w:rPr>
+        <w:t>i</w:t>
+      </w:r>
+      <w:proofErr w:type="spellEnd"/>
+      <w:r>
+        <w:rPr>
+          <w:rFonts w:eastAsiaTheme="minorEastAsia"/>
+          <w:i/>
+          <w:iCs/>
+        </w:rPr>
+        <w:t>]</w:t>
       </w:r>
       <w:r>
         <w:rPr>
@@ -11343,7 +15203,43 @@
         <w:rPr>
           <w:rFonts w:eastAsiaTheme="minorEastAsia"/>
         </w:rPr>
-        <w:t>For t = 0, array nums1 = [nums1[0], nums[1], … nums[n-1]]</w:t>
+        <w:t xml:space="preserve">For t = 0, array nums1 = [nums1[0], </w:t>
+      </w:r>
+      <w:proofErr w:type="spellStart"/>
+      <w:proofErr w:type="gramStart"/>
+      <w:r>
+        <w:rPr>
+          <w:rFonts w:eastAsiaTheme="minorEastAsia"/>
+        </w:rPr>
+        <w:t>nums</w:t>
+      </w:r>
+      <w:proofErr w:type="spellEnd"/>
+      <w:r>
+        <w:rPr>
+          <w:rFonts w:eastAsiaTheme="minorEastAsia"/>
+        </w:rPr>
+        <w:t>[</w:t>
+      </w:r>
+      <w:proofErr w:type="gramEnd"/>
+      <w:r>
+        <w:rPr>
+          <w:rFonts w:eastAsiaTheme="minorEastAsia"/>
+        </w:rPr>
+        <w:t xml:space="preserve">1], … </w:t>
+      </w:r>
+      <w:proofErr w:type="spellStart"/>
+      <w:r>
+        <w:rPr>
+          <w:rFonts w:eastAsiaTheme="minorEastAsia"/>
+        </w:rPr>
+        <w:t>nums</w:t>
+      </w:r>
+      <w:proofErr w:type="spellEnd"/>
+      <w:r>
+        <w:rPr>
+          <w:rFonts w:eastAsiaTheme="minorEastAsia"/>
+        </w:rPr>
+        <w:t>[n-1]]</w:t>
       </w:r>
     </w:p>
     <w:p>
@@ -11362,7 +15258,79 @@
         <w:rPr>
           <w:rFonts w:eastAsiaTheme="minorEastAsia"/>
         </w:rPr>
-        <w:t>For t = 1, array nums1 = [nums[n-1], nums[0], nums[1], … nums[n-2]]</w:t>
+        <w:t>For t = 1, array nums1 = [</w:t>
+      </w:r>
+      <w:proofErr w:type="spellStart"/>
+      <w:r>
+        <w:rPr>
+          <w:rFonts w:eastAsiaTheme="minorEastAsia"/>
+        </w:rPr>
+        <w:t>nums</w:t>
+      </w:r>
+      <w:proofErr w:type="spellEnd"/>
+      <w:r>
+        <w:rPr>
+          <w:rFonts w:eastAsiaTheme="minorEastAsia"/>
+        </w:rPr>
+        <w:t xml:space="preserve">[n-1], </w:t>
+      </w:r>
+      <w:proofErr w:type="spellStart"/>
+      <w:proofErr w:type="gramStart"/>
+      <w:r>
+        <w:rPr>
+          <w:rFonts w:eastAsiaTheme="minorEastAsia"/>
+        </w:rPr>
+        <w:t>nums</w:t>
+      </w:r>
+      <w:proofErr w:type="spellEnd"/>
+      <w:r>
+        <w:rPr>
+          <w:rFonts w:eastAsiaTheme="minorEastAsia"/>
+        </w:rPr>
+        <w:t>[</w:t>
+      </w:r>
+      <w:proofErr w:type="gramEnd"/>
+      <w:r>
+        <w:rPr>
+          <w:rFonts w:eastAsiaTheme="minorEastAsia"/>
+        </w:rPr>
+        <w:t xml:space="preserve">0], </w:t>
+      </w:r>
+      <w:proofErr w:type="spellStart"/>
+      <w:proofErr w:type="gramStart"/>
+      <w:r>
+        <w:rPr>
+          <w:rFonts w:eastAsiaTheme="minorEastAsia"/>
+        </w:rPr>
+        <w:t>nums</w:t>
+      </w:r>
+      <w:proofErr w:type="spellEnd"/>
+      <w:r>
+        <w:rPr>
+          <w:rFonts w:eastAsiaTheme="minorEastAsia"/>
+        </w:rPr>
+        <w:t>[</w:t>
+      </w:r>
+      <w:proofErr w:type="gramEnd"/>
+      <w:r>
+        <w:rPr>
+          <w:rFonts w:eastAsiaTheme="minorEastAsia"/>
+        </w:rPr>
+        <w:t xml:space="preserve">1], … </w:t>
+      </w:r>
+      <w:proofErr w:type="spellStart"/>
+      <w:r>
+        <w:rPr>
+          <w:rFonts w:eastAsiaTheme="minorEastAsia"/>
+        </w:rPr>
+        <w:t>nums</w:t>
+      </w:r>
+      <w:proofErr w:type="spellEnd"/>
+      <w:r>
+        <w:rPr>
+          <w:rFonts w:eastAsiaTheme="minorEastAsia"/>
+        </w:rPr>
+        <w:t>[n-2]]</w:t>
       </w:r>
     </w:p>
     <w:p>
@@ -11381,7 +15349,71 @@
         <w:rPr>
           <w:rFonts w:eastAsiaTheme="minorEastAsia"/>
         </w:rPr>
-        <w:t>For t = 2, array = nums1 = [nums[n-2], nums[n-1], nums[0], … nums[n-3]]</w:t>
+        <w:t>For t = 2, array = nums1 = [</w:t>
+      </w:r>
+      <w:proofErr w:type="spellStart"/>
+      <w:r>
+        <w:rPr>
+          <w:rFonts w:eastAsiaTheme="minorEastAsia"/>
+        </w:rPr>
+        <w:t>nums</w:t>
+      </w:r>
+      <w:proofErr w:type="spellEnd"/>
+      <w:r>
+        <w:rPr>
+          <w:rFonts w:eastAsiaTheme="minorEastAsia"/>
+        </w:rPr>
+        <w:t xml:space="preserve">[n-2], </w:t>
+      </w:r>
+      <w:proofErr w:type="spellStart"/>
+      <w:r>
+        <w:rPr>
+          <w:rFonts w:eastAsiaTheme="minorEastAsia"/>
+        </w:rPr>
+        <w:t>nums</w:t>
+      </w:r>
+      <w:proofErr w:type="spellEnd"/>
+      <w:r>
+        <w:rPr>
+          <w:rFonts w:eastAsiaTheme="minorEastAsia"/>
+        </w:rPr>
+        <w:t xml:space="preserve">[n-1], </w:t>
+      </w:r>
+      <w:proofErr w:type="spellStart"/>
+      <w:proofErr w:type="gramStart"/>
+      <w:r>
+        <w:rPr>
+          <w:rFonts w:eastAsiaTheme="minorEastAsia"/>
+        </w:rPr>
+        <w:t>nums</w:t>
+      </w:r>
+      <w:proofErr w:type="spellEnd"/>
+      <w:r>
+        <w:rPr>
+          <w:rFonts w:eastAsiaTheme="minorEastAsia"/>
+        </w:rPr>
+        <w:t>[</w:t>
+      </w:r>
+      <w:proofErr w:type="gramEnd"/>
+      <w:r>
+        <w:rPr>
+          <w:rFonts w:eastAsiaTheme="minorEastAsia"/>
+        </w:rPr>
+        <w:t xml:space="preserve">0], … </w:t>
+      </w:r>
+      <w:proofErr w:type="spellStart"/>
+      <w:r>
+        <w:rPr>
+          <w:rFonts w:eastAsiaTheme="minorEastAsia"/>
+        </w:rPr>
+        <w:t>nums</w:t>
+      </w:r>
+      <w:proofErr w:type="spellEnd"/>
+      <w:r>
+        <w:rPr>
+          <w:rFonts w:eastAsiaTheme="minorEastAsia"/>
+        </w:rPr>
+        <w:t>[n-3]]</w:t>
       </w:r>
     </w:p>
     <w:p>
@@ -11400,7 +15432,21 @@
         <w:rPr>
           <w:rFonts w:eastAsiaTheme="minorEastAsia"/>
         </w:rPr>
-        <w:t>And so on</w:t>
+        <w:t xml:space="preserve">And </w:t>
+      </w:r>
+      <w:proofErr w:type="gramStart"/>
+      <w:r>
+        <w:rPr>
+          <w:rFonts w:eastAsiaTheme="minorEastAsia"/>
+        </w:rPr>
+        <w:t>so</w:t>
+      </w:r>
+      <w:proofErr w:type="gramEnd"/>
+      <w:r>
+        <w:rPr>
+          <w:rFonts w:eastAsiaTheme="minorEastAsia"/>
+        </w:rPr>
+        <w:t xml:space="preserve"> on</w:t>
       </w:r>
     </w:p>
     <w:p>
@@ -11458,6 +15504,7 @@
         </w:rPr>
         <w:t xml:space="preserve"> is a new array </w:t>
       </w:r>
+      <w:proofErr w:type="spellStart"/>
       <w:r>
         <w:rPr>
           <w:rFonts w:eastAsiaTheme="minorEastAsia"/>
@@ -11466,6 +15513,7 @@
         </w:rPr>
         <w:t>numsShifted</w:t>
       </w:r>
+      <w:proofErr w:type="spellEnd"/>
       <w:r>
         <w:rPr>
           <w:rFonts w:eastAsiaTheme="minorEastAsia"/>
@@ -11497,8 +15545,148 @@
           <w:szCs w:val="22"/>
         </w:rPr>
         <w:lastRenderedPageBreak/>
-        <w:t>|numsShifted[0] – nums[2]| + |numsShifted[1] – nums[1]| + … |numsShifted[n-1] + nums2[n-1]|</w:t>
-      </w:r>
+        <w:t>|</w:t>
+      </w:r>
+      <w:proofErr w:type="spellStart"/>
+      <w:proofErr w:type="gramStart"/>
+      <w:r>
+        <w:rPr>
+          <w:rFonts w:eastAsiaTheme="minorEastAsia"/>
+          <w:sz w:val="22"/>
+          <w:szCs w:val="22"/>
+        </w:rPr>
+        <w:t>numsShifted</w:t>
+      </w:r>
+      <w:proofErr w:type="spellEnd"/>
+      <w:r>
+        <w:rPr>
+          <w:rFonts w:eastAsiaTheme="minorEastAsia"/>
+          <w:sz w:val="22"/>
+          <w:szCs w:val="22"/>
+        </w:rPr>
+        <w:t>[</w:t>
+      </w:r>
+      <w:proofErr w:type="gramEnd"/>
+      <w:r>
+        <w:rPr>
+          <w:rFonts w:eastAsiaTheme="minorEastAsia"/>
+          <w:sz w:val="22"/>
+          <w:szCs w:val="22"/>
+        </w:rPr>
+        <w:t xml:space="preserve">0] – </w:t>
+      </w:r>
+      <w:proofErr w:type="spellStart"/>
+      <w:proofErr w:type="gramStart"/>
+      <w:r>
+        <w:rPr>
+          <w:rFonts w:eastAsiaTheme="minorEastAsia"/>
+          <w:sz w:val="22"/>
+          <w:szCs w:val="22"/>
+        </w:rPr>
+        <w:t>nums</w:t>
+      </w:r>
+      <w:proofErr w:type="spellEnd"/>
+      <w:r>
+        <w:rPr>
+          <w:rFonts w:eastAsiaTheme="minorEastAsia"/>
+          <w:sz w:val="22"/>
+          <w:szCs w:val="22"/>
+        </w:rPr>
+        <w:t>[2]|</w:t>
+      </w:r>
+      <w:proofErr w:type="gramEnd"/>
+      <w:r>
+        <w:rPr>
+          <w:rFonts w:eastAsiaTheme="minorEastAsia"/>
+          <w:sz w:val="22"/>
+          <w:szCs w:val="22"/>
+        </w:rPr>
+        <w:t xml:space="preserve"> + |</w:t>
+      </w:r>
+      <w:proofErr w:type="spellStart"/>
+      <w:proofErr w:type="gramStart"/>
+      <w:r>
+        <w:rPr>
+          <w:rFonts w:eastAsiaTheme="minorEastAsia"/>
+          <w:sz w:val="22"/>
+          <w:szCs w:val="22"/>
+        </w:rPr>
+        <w:t>numsShifted</w:t>
+      </w:r>
+      <w:proofErr w:type="spellEnd"/>
+      <w:r>
+        <w:rPr>
+          <w:rFonts w:eastAsiaTheme="minorEastAsia"/>
+          <w:sz w:val="22"/>
+          <w:szCs w:val="22"/>
+        </w:rPr>
+        <w:t>[</w:t>
+      </w:r>
+      <w:proofErr w:type="gramEnd"/>
+      <w:r>
+        <w:rPr>
+          <w:rFonts w:eastAsiaTheme="minorEastAsia"/>
+          <w:sz w:val="22"/>
+          <w:szCs w:val="22"/>
+        </w:rPr>
+        <w:t xml:space="preserve">1] – </w:t>
+      </w:r>
+      <w:proofErr w:type="spellStart"/>
+      <w:proofErr w:type="gramStart"/>
+      <w:r>
+        <w:rPr>
+          <w:rFonts w:eastAsiaTheme="minorEastAsia"/>
+          <w:sz w:val="22"/>
+          <w:szCs w:val="22"/>
+        </w:rPr>
+        <w:t>nums</w:t>
+      </w:r>
+      <w:proofErr w:type="spellEnd"/>
+      <w:r>
+        <w:rPr>
+          <w:rFonts w:eastAsiaTheme="minorEastAsia"/>
+          <w:sz w:val="22"/>
+          <w:szCs w:val="22"/>
+        </w:rPr>
+        <w:t>[1]|</w:t>
+      </w:r>
+      <w:proofErr w:type="gramEnd"/>
+      <w:r>
+        <w:rPr>
+          <w:rFonts w:eastAsiaTheme="minorEastAsia"/>
+          <w:sz w:val="22"/>
+          <w:szCs w:val="22"/>
+        </w:rPr>
+        <w:t xml:space="preserve"> + … |</w:t>
+      </w:r>
+      <w:proofErr w:type="spellStart"/>
+      <w:r>
+        <w:rPr>
+          <w:rFonts w:eastAsiaTheme="minorEastAsia"/>
+          <w:sz w:val="22"/>
+          <w:szCs w:val="22"/>
+        </w:rPr>
+        <w:t>numsShifted</w:t>
+      </w:r>
+      <w:proofErr w:type="spellEnd"/>
+      <w:r>
+        <w:rPr>
+          <w:rFonts w:eastAsiaTheme="minorEastAsia"/>
+          <w:sz w:val="22"/>
+          <w:szCs w:val="22"/>
+        </w:rPr>
+        <w:t>[n-1] + nums2[n-</w:t>
+      </w:r>
+      <w:proofErr w:type="gramStart"/>
+      <w:r>
+        <w:rPr>
+          <w:rFonts w:eastAsiaTheme="minorEastAsia"/>
+          <w:sz w:val="22"/>
+          <w:szCs w:val="22"/>
+        </w:rPr>
+        <w:t>1]|</w:t>
+      </w:r>
+      <w:proofErr w:type="gramEnd"/>
     </w:p>
     <w:p>
       <w:pPr>
@@ -11601,7 +15789,25 @@
           <w:i/>
           <w:iCs/>
         </w:rPr>
-        <w:t>audiobooks[i]</w:t>
+        <w:t>audiobooks[</w:t>
+      </w:r>
+      <w:proofErr w:type="spellStart"/>
+      <w:r>
+        <w:rPr>
+          <w:rFonts w:eastAsiaTheme="minorEastAsia"/>
+          <w:i/>
+          <w:iCs/>
+        </w:rPr>
+        <w:t>i</w:t>
+      </w:r>
+      <w:proofErr w:type="spellEnd"/>
+      <w:r>
+        <w:rPr>
+          <w:rFonts w:eastAsiaTheme="minorEastAsia"/>
+          <w:i/>
+          <w:iCs/>
+        </w:rPr>
+        <w:t>]</w:t>
       </w:r>
       <w:r>
         <w:rPr>
@@ -11609,6 +15815,7 @@
         </w:rPr>
         <w:t xml:space="preserve"> is the amount of time in minutes needed to listen to the </w:t>
       </w:r>
+      <w:proofErr w:type="spellStart"/>
       <w:r>
         <w:rPr>
           <w:rFonts w:eastAsiaTheme="minorEastAsia"/>
@@ -11626,6 +15833,7 @@
         </w:rPr>
         <w:t>th</w:t>
       </w:r>
+      <w:proofErr w:type="spellEnd"/>
       <w:r>
         <w:rPr>
           <w:rFonts w:eastAsiaTheme="minorEastAsia"/>
@@ -11747,11 +15955,19 @@
           <w:rFonts w:eastAsiaTheme="minorEastAsia"/>
         </w:rPr>
       </w:pPr>
-      <w:r>
-        <w:rPr>
-          <w:rFonts w:eastAsiaTheme="minorEastAsia"/>
-        </w:rPr>
-        <w:t>Also you have a list of even logs. An event can be:</w:t>
+      <w:proofErr w:type="gramStart"/>
+      <w:r>
+        <w:rPr>
+          <w:rFonts w:eastAsiaTheme="minorEastAsia"/>
+        </w:rPr>
+        <w:t>Also</w:t>
+      </w:r>
+      <w:proofErr w:type="gramEnd"/>
+      <w:r>
+        <w:rPr>
+          <w:rFonts w:eastAsiaTheme="minorEastAsia"/>
+        </w:rPr>
+        <w:t xml:space="preserve"> you have a list of even logs. An event can be:</w:t>
       </w:r>
     </w:p>
     <w:p>
@@ -11827,7 +16043,25 @@
           <w:i/>
           <w:iCs/>
         </w:rPr>
-        <w:t>“DROP &lt;i&gt;”</w:t>
+        <w:t>“DROP &lt;</w:t>
+      </w:r>
+      <w:proofErr w:type="spellStart"/>
+      <w:r>
+        <w:rPr>
+          <w:rFonts w:eastAsiaTheme="minorEastAsia"/>
+          <w:i/>
+          <w:iCs/>
+        </w:rPr>
+        <w:t>i</w:t>
+      </w:r>
+      <w:proofErr w:type="spellEnd"/>
+      <w:r>
+        <w:rPr>
+          <w:rFonts w:eastAsiaTheme="minorEastAsia"/>
+          <w:i/>
+          <w:iCs/>
+        </w:rPr>
+        <w:t>&gt;”</w:t>
       </w:r>
       <w:r>
         <w:rPr>
@@ -11835,6 +16069,7 @@
         </w:rPr>
         <w:t xml:space="preserve"> – you lose interest in the audiobook at index </w:t>
       </w:r>
+      <w:proofErr w:type="spellStart"/>
       <w:r>
         <w:rPr>
           <w:rFonts w:eastAsiaTheme="minorEastAsia"/>
@@ -11843,6 +16078,7 @@
         </w:rPr>
         <w:t>i</w:t>
       </w:r>
+      <w:proofErr w:type="spellEnd"/>
       <w:r>
         <w:rPr>
           <w:rFonts w:eastAsiaTheme="minorEastAsia"/>
@@ -12014,13 +16250,53 @@
         </w:rPr>
         <w:t xml:space="preserve">A solution worse than </w:t>
       </w:r>
-      <w:r>
-        <w:rPr>
-          <w:rFonts w:eastAsiaTheme="minorEastAsia"/>
-          <w:i/>
-          <w:iCs/>
-        </w:rPr>
-        <w:t>O(audiobooks.length * logs.length)</w:t>
+      <w:proofErr w:type="gramStart"/>
+      <w:r>
+        <w:rPr>
+          <w:rFonts w:eastAsiaTheme="minorEastAsia"/>
+          <w:i/>
+          <w:iCs/>
+        </w:rPr>
+        <w:t>O(</w:t>
+      </w:r>
+      <w:proofErr w:type="spellStart"/>
+      <w:r>
+        <w:rPr>
+          <w:rFonts w:eastAsiaTheme="minorEastAsia"/>
+          <w:i/>
+          <w:iCs/>
+        </w:rPr>
+        <w:t>audiobooks.length</w:t>
+      </w:r>
+      <w:proofErr w:type="spellEnd"/>
+      <w:proofErr w:type="gramEnd"/>
+      <w:r>
+        <w:rPr>
+          <w:rFonts w:eastAsiaTheme="minorEastAsia"/>
+          <w:i/>
+          <w:iCs/>
+        </w:rPr>
+        <w:t xml:space="preserve"> * </w:t>
+      </w:r>
+      <w:proofErr w:type="spellStart"/>
+      <w:proofErr w:type="gramStart"/>
+      <w:r>
+        <w:rPr>
+          <w:rFonts w:eastAsiaTheme="minorEastAsia"/>
+          <w:i/>
+          <w:iCs/>
+        </w:rPr>
+        <w:t>logs.length</w:t>
+      </w:r>
+      <w:proofErr w:type="spellEnd"/>
+      <w:proofErr w:type="gramEnd"/>
+      <w:r>
+        <w:rPr>
+          <w:rFonts w:eastAsiaTheme="minorEastAsia"/>
+          <w:i/>
+          <w:iCs/>
+        </w:rPr>
+        <w:t>)</w:t>
       </w:r>
       <w:r>
         <w:rPr>
@@ -12079,6 +16355,7 @@
         <w:lastRenderedPageBreak/>
         <w:t xml:space="preserve">In other words, you are given a two-dimensional array </w:t>
       </w:r>
+      <w:proofErr w:type="gramStart"/>
       <w:r>
         <w:rPr>
           <w:i/>
@@ -12086,6 +16363,7 @@
         </w:rPr>
         <w:t>lamps</w:t>
       </w:r>
+      <w:proofErr w:type="gramEnd"/>
       <w:r>
         <w:t xml:space="preserve"> where </w:t>
       </w:r>
@@ -12094,11 +16372,28 @@
           <w:i/>
           <w:iCs/>
         </w:rPr>
-        <w:t>lamps[i]</w:t>
+        <w:t>lamps[</w:t>
+      </w:r>
+      <w:proofErr w:type="spellStart"/>
+      <w:r>
+        <w:rPr>
+          <w:i/>
+          <w:iCs/>
+        </w:rPr>
+        <w:t>i</w:t>
+      </w:r>
+      <w:proofErr w:type="spellEnd"/>
+      <w:r>
+        <w:rPr>
+          <w:i/>
+          <w:iCs/>
+        </w:rPr>
+        <w:t>]</w:t>
       </w:r>
       <w:r>
         <w:t xml:space="preserve"> contains information about the </w:t>
       </w:r>
+      <w:proofErr w:type="spellStart"/>
       <w:r>
         <w:rPr>
           <w:i/>
@@ -12106,6 +16401,7 @@
         </w:rPr>
         <w:t>ith</w:t>
       </w:r>
+      <w:proofErr w:type="spellEnd"/>
       <w:r>
         <w:t xml:space="preserve"> lamp.</w:t>
       </w:r>
@@ -12123,7 +16419,23 @@
           <w:i/>
           <w:iCs/>
         </w:rPr>
-        <w:t>Lamps[i][0]</w:t>
+        <w:t>Lamps[</w:t>
+      </w:r>
+      <w:proofErr w:type="spellStart"/>
+      <w:r>
+        <w:rPr>
+          <w:i/>
+          <w:iCs/>
+        </w:rPr>
+        <w:t>i</w:t>
+      </w:r>
+      <w:proofErr w:type="spellEnd"/>
+      <w:r>
+        <w:rPr>
+          <w:i/>
+          <w:iCs/>
+        </w:rPr>
+        <w:t>][0]</w:t>
       </w:r>
       <w:r>
         <w:t xml:space="preserve"> is an integer representing the lamp’s coordinate</w:t>
@@ -12142,11 +16454,28 @@
           <w:i/>
           <w:iCs/>
         </w:rPr>
-        <w:t>Lamps[i][1]</w:t>
+        <w:t>Lamps[</w:t>
+      </w:r>
+      <w:proofErr w:type="spellStart"/>
+      <w:r>
+        <w:rPr>
+          <w:i/>
+          <w:iCs/>
+        </w:rPr>
+        <w:t>i</w:t>
+      </w:r>
+      <w:proofErr w:type="spellEnd"/>
+      <w:r>
+        <w:rPr>
+          <w:i/>
+          <w:iCs/>
+        </w:rPr>
+        <w:t>][1]</w:t>
       </w:r>
       <w:r>
         <w:t xml:space="preserve"> is a positive integer representing the lamp’s effective radius. That means the </w:t>
       </w:r>
+      <w:proofErr w:type="spellStart"/>
       <w:r>
         <w:rPr>
           <w:i/>
@@ -12154,6 +16483,7 @@
         </w:rPr>
         <w:t>ith</w:t>
       </w:r>
+      <w:proofErr w:type="spellEnd"/>
       <w:r>
         <w:t xml:space="preserve"> lamp illuminates everything in a range from </w:t>
       </w:r>
@@ -12162,7 +16492,71 @@
           <w:i/>
           <w:iCs/>
         </w:rPr>
-        <w:t>lamps[i][0] – lamps[i][1] to lamps[i][0] + lamps[i][1]</w:t>
+        <w:t>lamps[</w:t>
+      </w:r>
+      <w:proofErr w:type="spellStart"/>
+      <w:r>
+        <w:rPr>
+          <w:i/>
+          <w:iCs/>
+        </w:rPr>
+        <w:t>i</w:t>
+      </w:r>
+      <w:proofErr w:type="spellEnd"/>
+      <w:r>
+        <w:rPr>
+          <w:i/>
+          <w:iCs/>
+        </w:rPr>
+        <w:t>][0] – lamps[</w:t>
+      </w:r>
+      <w:proofErr w:type="spellStart"/>
+      <w:r>
+        <w:rPr>
+          <w:i/>
+          <w:iCs/>
+        </w:rPr>
+        <w:t>i</w:t>
+      </w:r>
+      <w:proofErr w:type="spellEnd"/>
+      <w:r>
+        <w:rPr>
+          <w:i/>
+          <w:iCs/>
+        </w:rPr>
+        <w:t>][1] to lamps[</w:t>
+      </w:r>
+      <w:proofErr w:type="spellStart"/>
+      <w:r>
+        <w:rPr>
+          <w:i/>
+          <w:iCs/>
+        </w:rPr>
+        <w:t>i</w:t>
+      </w:r>
+      <w:proofErr w:type="spellEnd"/>
+      <w:r>
+        <w:rPr>
+          <w:i/>
+          <w:iCs/>
+        </w:rPr>
+        <w:t>][0] + lamps[</w:t>
+      </w:r>
+      <w:proofErr w:type="spellStart"/>
+      <w:r>
+        <w:rPr>
+          <w:i/>
+          <w:iCs/>
+        </w:rPr>
+        <w:t>i</w:t>
+      </w:r>
+      <w:proofErr w:type="spellEnd"/>
+      <w:r>
+        <w:rPr>
+          <w:i/>
+          <w:iCs/>
+        </w:rPr>
+        <w:t>][1]</w:t>
       </w:r>
       <w:r>
         <w:t xml:space="preserve"> inclusive</w:t>
@@ -12250,6 +16644,7 @@
         </w:rPr>
         <w:t xml:space="preserve">You are given an array of songs </w:t>
       </w:r>
+      <w:proofErr w:type="spellStart"/>
       <w:r>
         <w:rPr>
           <w:rFonts w:eastAsiaTheme="minorEastAsia"/>
@@ -12258,6 +16653,7 @@
         </w:rPr>
         <w:t>songs</w:t>
       </w:r>
+      <w:proofErr w:type="spellEnd"/>
       <w:r>
         <w:rPr>
           <w:rFonts w:eastAsiaTheme="minorEastAsia"/>
@@ -12270,7 +16666,43 @@
           <w:i/>
           <w:iCs/>
         </w:rPr>
-        <w:t>&lt;songName&gt;:&lt;songLength&gt;</w:t>
+        <w:t>&lt;</w:t>
+      </w:r>
+      <w:proofErr w:type="spellStart"/>
+      <w:r>
+        <w:rPr>
+          <w:rFonts w:eastAsiaTheme="minorEastAsia"/>
+          <w:i/>
+          <w:iCs/>
+        </w:rPr>
+        <w:t>songName</w:t>
+      </w:r>
+      <w:proofErr w:type="spellEnd"/>
+      <w:r>
+        <w:rPr>
+          <w:rFonts w:eastAsiaTheme="minorEastAsia"/>
+          <w:i/>
+          <w:iCs/>
+        </w:rPr>
+        <w:t>&gt;:&lt;</w:t>
+      </w:r>
+      <w:proofErr w:type="spellStart"/>
+      <w:r>
+        <w:rPr>
+          <w:rFonts w:eastAsiaTheme="minorEastAsia"/>
+          <w:i/>
+          <w:iCs/>
+        </w:rPr>
+        <w:t>songLength</w:t>
+      </w:r>
+      <w:proofErr w:type="spellEnd"/>
+      <w:r>
+        <w:rPr>
+          <w:rFonts w:eastAsiaTheme="minorEastAsia"/>
+          <w:i/>
+          <w:iCs/>
+        </w:rPr>
+        <w:t>&gt;</w:t>
       </w:r>
       <w:r>
         <w:rPr>
@@ -12278,6 +16710,7 @@
         </w:rPr>
         <w:t xml:space="preserve">. You are also given an array of animations </w:t>
       </w:r>
+      <w:proofErr w:type="spellStart"/>
       <w:r>
         <w:rPr>
           <w:rFonts w:eastAsiaTheme="minorEastAsia"/>
@@ -12286,6 +16719,7 @@
         </w:rPr>
         <w:t>animations</w:t>
       </w:r>
+      <w:proofErr w:type="spellEnd"/>
       <w:r>
         <w:rPr>
           <w:rFonts w:eastAsiaTheme="minorEastAsia"/>
@@ -12298,7 +16732,43 @@
           <w:i/>
           <w:iCs/>
         </w:rPr>
-        <w:t>&lt;animationName&gt;:&lt;animationLength&gt;</w:t>
+        <w:t>&lt;</w:t>
+      </w:r>
+      <w:proofErr w:type="spellStart"/>
+      <w:r>
+        <w:rPr>
+          <w:rFonts w:eastAsiaTheme="minorEastAsia"/>
+          <w:i/>
+          <w:iCs/>
+        </w:rPr>
+        <w:t>animationName</w:t>
+      </w:r>
+      <w:proofErr w:type="spellEnd"/>
+      <w:r>
+        <w:rPr>
+          <w:rFonts w:eastAsiaTheme="minorEastAsia"/>
+          <w:i/>
+          <w:iCs/>
+        </w:rPr>
+        <w:t>&gt;:&lt;</w:t>
+      </w:r>
+      <w:proofErr w:type="spellStart"/>
+      <w:r>
+        <w:rPr>
+          <w:rFonts w:eastAsiaTheme="minorEastAsia"/>
+          <w:i/>
+          <w:iCs/>
+        </w:rPr>
+        <w:t>animationLength</w:t>
+      </w:r>
+      <w:proofErr w:type="spellEnd"/>
+      <w:r>
+        <w:rPr>
+          <w:rFonts w:eastAsiaTheme="minorEastAsia"/>
+          <w:i/>
+          <w:iCs/>
+        </w:rPr>
+        <w:t>&gt;</w:t>
       </w:r>
       <w:r>
         <w:rPr>
@@ -12347,7 +16817,43 @@
           <w:i/>
           <w:iCs/>
         </w:rPr>
-        <w:t>&lt;animationName&gt;:&lt;timesToBePlayed&gt;</w:t>
+        <w:t>&lt;</w:t>
+      </w:r>
+      <w:proofErr w:type="spellStart"/>
+      <w:r>
+        <w:rPr>
+          <w:rFonts w:eastAsiaTheme="minorEastAsia"/>
+          <w:i/>
+          <w:iCs/>
+        </w:rPr>
+        <w:t>animationName</w:t>
+      </w:r>
+      <w:proofErr w:type="spellEnd"/>
+      <w:r>
+        <w:rPr>
+          <w:rFonts w:eastAsiaTheme="minorEastAsia"/>
+          <w:i/>
+          <w:iCs/>
+        </w:rPr>
+        <w:t>&gt;:&lt;</w:t>
+      </w:r>
+      <w:proofErr w:type="spellStart"/>
+      <w:r>
+        <w:rPr>
+          <w:rFonts w:eastAsiaTheme="minorEastAsia"/>
+          <w:i/>
+          <w:iCs/>
+        </w:rPr>
+        <w:t>timesToBePlayed</w:t>
+      </w:r>
+      <w:proofErr w:type="spellEnd"/>
+      <w:r>
+        <w:rPr>
+          <w:rFonts w:eastAsiaTheme="minorEastAsia"/>
+          <w:i/>
+          <w:iCs/>
+        </w:rPr>
+        <w:t>&gt;</w:t>
       </w:r>
       <w:r>
         <w:rPr>
@@ -12361,7 +16867,25 @@
           <w:i/>
           <w:iCs/>
         </w:rPr>
-        <w:t>&lt;timesToBePlayed&gt;</w:t>
+        <w:t>&lt;</w:t>
+      </w:r>
+      <w:proofErr w:type="spellStart"/>
+      <w:r>
+        <w:rPr>
+          <w:rFonts w:eastAsiaTheme="minorEastAsia"/>
+          <w:i/>
+          <w:iCs/>
+        </w:rPr>
+        <w:t>timesToBePlayed</w:t>
+      </w:r>
+      <w:proofErr w:type="spellEnd"/>
+      <w:r>
+        <w:rPr>
+          <w:rFonts w:eastAsiaTheme="minorEastAsia"/>
+          <w:i/>
+          <w:iCs/>
+        </w:rPr>
+        <w:t>&gt;</w:t>
       </w:r>
       <w:r>
         <w:rPr>
@@ -12502,7 +17026,21 @@
         <w:rPr>
           <w:rFonts w:eastAsiaTheme="minorEastAsia"/>
         </w:rPr>
-        <w:t>"swapRows r1 r2": Swaps the elements of row r1 with the elements of row r2.</w:t>
+        <w:t>"</w:t>
+      </w:r>
+      <w:proofErr w:type="spellStart"/>
+      <w:r>
+        <w:rPr>
+          <w:rFonts w:eastAsiaTheme="minorEastAsia"/>
+        </w:rPr>
+        <w:t>swapRows</w:t>
+      </w:r>
+      <w:proofErr w:type="spellEnd"/>
+      <w:r>
+        <w:rPr>
+          <w:rFonts w:eastAsiaTheme="minorEastAsia"/>
+        </w:rPr>
+        <w:t xml:space="preserve"> r1 r2": Swaps the elements of row r1 with the elements of row r2.</w:t>
       </w:r>
     </w:p>
     <w:p>
@@ -12520,7 +17058,21 @@
         <w:rPr>
           <w:rFonts w:eastAsiaTheme="minorEastAsia"/>
         </w:rPr>
-        <w:t>"swapColumns c1 c2": Swaps the elements of column c1 with the elements of column c2.</w:t>
+        <w:t>"</w:t>
+      </w:r>
+      <w:proofErr w:type="spellStart"/>
+      <w:r>
+        <w:rPr>
+          <w:rFonts w:eastAsiaTheme="minorEastAsia"/>
+        </w:rPr>
+        <w:t>swapColumns</w:t>
+      </w:r>
+      <w:proofErr w:type="spellEnd"/>
+      <w:r>
+        <w:rPr>
+          <w:rFonts w:eastAsiaTheme="minorEastAsia"/>
+        </w:rPr>
+        <w:t xml:space="preserve"> c1 c2": Swaps the elements of column c1 with the elements of column c2.</w:t>
       </w:r>
     </w:p>
     <w:p>
@@ -12538,7 +17090,21 @@
         <w:rPr>
           <w:rFonts w:eastAsiaTheme="minorEastAsia"/>
         </w:rPr>
-        <w:t>"reverseRow r": Reverses the elements of row r.</w:t>
+        <w:t>"</w:t>
+      </w:r>
+      <w:proofErr w:type="spellStart"/>
+      <w:r>
+        <w:rPr>
+          <w:rFonts w:eastAsiaTheme="minorEastAsia"/>
+        </w:rPr>
+        <w:t>reverseRow</w:t>
+      </w:r>
+      <w:proofErr w:type="spellEnd"/>
+      <w:r>
+        <w:rPr>
+          <w:rFonts w:eastAsiaTheme="minorEastAsia"/>
+        </w:rPr>
+        <w:t xml:space="preserve"> r": Reverses the elements of row r.</w:t>
       </w:r>
     </w:p>
     <w:p>
@@ -12557,7 +17123,21 @@
           <w:rFonts w:eastAsiaTheme="minorEastAsia"/>
         </w:rPr>
         <w:lastRenderedPageBreak/>
-        <w:t>"reverseColumn c": Reverses the elements of column c.</w:t>
+        <w:t>"</w:t>
+      </w:r>
+      <w:proofErr w:type="spellStart"/>
+      <w:r>
+        <w:rPr>
+          <w:rFonts w:eastAsiaTheme="minorEastAsia"/>
+        </w:rPr>
+        <w:t>reverseColumn</w:t>
+      </w:r>
+      <w:proofErr w:type="spellEnd"/>
+      <w:r>
+        <w:rPr>
+          <w:rFonts w:eastAsiaTheme="minorEastAsia"/>
+        </w:rPr>
+        <w:t xml:space="preserve"> c": Reverses the elements of column c.</w:t>
       </w:r>
     </w:p>
     <w:p>
@@ -12725,7 +17305,63 @@
         <w:rPr>
           <w:rFonts w:eastAsiaTheme="minorEastAsia"/>
         </w:rPr>
-        <w:t>commands = ["swapRows 0 2", "swapColumns 1 2", "reverseRow 0", "reverseColumn 2", "rotate90Clockwise"]</w:t>
+        <w:t>commands = ["</w:t>
+      </w:r>
+      <w:proofErr w:type="spellStart"/>
+      <w:r>
+        <w:rPr>
+          <w:rFonts w:eastAsiaTheme="minorEastAsia"/>
+        </w:rPr>
+        <w:t>swapRows</w:t>
+      </w:r>
+      <w:proofErr w:type="spellEnd"/>
+      <w:r>
+        <w:rPr>
+          <w:rFonts w:eastAsiaTheme="minorEastAsia"/>
+        </w:rPr>
+        <w:t xml:space="preserve"> 0 2", "</w:t>
+      </w:r>
+      <w:proofErr w:type="spellStart"/>
+      <w:r>
+        <w:rPr>
+          <w:rFonts w:eastAsiaTheme="minorEastAsia"/>
+        </w:rPr>
+        <w:t>swapColumns</w:t>
+      </w:r>
+      <w:proofErr w:type="spellEnd"/>
+      <w:r>
+        <w:rPr>
+          <w:rFonts w:eastAsiaTheme="minorEastAsia"/>
+        </w:rPr>
+        <w:t xml:space="preserve"> 1 2", "</w:t>
+      </w:r>
+      <w:proofErr w:type="spellStart"/>
+      <w:r>
+        <w:rPr>
+          <w:rFonts w:eastAsiaTheme="minorEastAsia"/>
+        </w:rPr>
+        <w:t>reverseRow</w:t>
+      </w:r>
+      <w:proofErr w:type="spellEnd"/>
+      <w:r>
+        <w:rPr>
+          <w:rFonts w:eastAsiaTheme="minorEastAsia"/>
+        </w:rPr>
+        <w:t xml:space="preserve"> 0", "</w:t>
+      </w:r>
+      <w:proofErr w:type="spellStart"/>
+      <w:r>
+        <w:rPr>
+          <w:rFonts w:eastAsiaTheme="minorEastAsia"/>
+        </w:rPr>
+        <w:t>reverseColumn</w:t>
+      </w:r>
+      <w:proofErr w:type="spellEnd"/>
+      <w:r>
+        <w:rPr>
+          <w:rFonts w:eastAsiaTheme="minorEastAsia"/>
+        </w:rPr>
+        <w:t xml:space="preserve"> 2", "rotate90Clockwise"]</w:t>
       </w:r>
     </w:p>
     <w:p>
@@ -12765,13 +17401,23 @@
           <w:rFonts w:eastAsiaTheme="minorEastAsia"/>
         </w:rPr>
       </w:pPr>
-      <w:r>
-        <w:rPr>
-          <w:rFonts w:eastAsiaTheme="minorEastAsia"/>
-          <w:i/>
-          <w:iCs/>
-        </w:rPr>
-        <w:t>solution(matrix, commands)</w:t>
+      <w:proofErr w:type="gramStart"/>
+      <w:r>
+        <w:rPr>
+          <w:rFonts w:eastAsiaTheme="minorEastAsia"/>
+          <w:i/>
+          <w:iCs/>
+        </w:rPr>
+        <w:t>solution(</w:t>
+      </w:r>
+      <w:proofErr w:type="gramEnd"/>
+      <w:r>
+        <w:rPr>
+          <w:rFonts w:eastAsiaTheme="minorEastAsia"/>
+          <w:i/>
+          <w:iCs/>
+        </w:rPr>
+        <w:t>matrix, commands)</w:t>
       </w:r>
       <w:r>
         <w:rPr>
@@ -12891,6 +17537,7 @@
         </w:rPr>
         <w:t xml:space="preserve"> You are given an array of integers </w:t>
       </w:r>
+      <w:proofErr w:type="spellStart"/>
       <w:r>
         <w:rPr>
           <w:rFonts w:eastAsiaTheme="minorEastAsia"/>
@@ -12899,19 +17546,48 @@
         </w:rPr>
         <w:t>serversPowers</w:t>
       </w:r>
+      <w:proofErr w:type="spellEnd"/>
       <w:r>
         <w:rPr>
           <w:rFonts w:eastAsiaTheme="minorEastAsia"/>
         </w:rPr>
         <w:t xml:space="preserve"> where </w:t>
       </w:r>
-      <w:r>
-        <w:rPr>
-          <w:rFonts w:eastAsiaTheme="minorEastAsia"/>
-          <w:i/>
-          <w:iCs/>
-        </w:rPr>
-        <w:t>serversPowers[i]</w:t>
+      <w:proofErr w:type="spellStart"/>
+      <w:r>
+        <w:rPr>
+          <w:rFonts w:eastAsiaTheme="minorEastAsia"/>
+          <w:i/>
+          <w:iCs/>
+        </w:rPr>
+        <w:t>serversPowers</w:t>
+      </w:r>
+      <w:proofErr w:type="spellEnd"/>
+      <w:r>
+        <w:rPr>
+          <w:rFonts w:eastAsiaTheme="minorEastAsia"/>
+          <w:i/>
+          <w:iCs/>
+        </w:rPr>
+        <w:t>[</w:t>
+      </w:r>
+      <w:proofErr w:type="spellStart"/>
+      <w:r>
+        <w:rPr>
+          <w:rFonts w:eastAsiaTheme="minorEastAsia"/>
+          <w:i/>
+          <w:iCs/>
+        </w:rPr>
+        <w:t>i</w:t>
+      </w:r>
+      <w:proofErr w:type="spellEnd"/>
+      <w:r>
+        <w:rPr>
+          <w:rFonts w:eastAsiaTheme="minorEastAsia"/>
+          <w:i/>
+          <w:iCs/>
+        </w:rPr>
+        <w:t>]</w:t>
       </w:r>
       <w:r>
         <w:rPr>
@@ -12955,6 +17631,7 @@
         </w:rPr>
         <w:t xml:space="preserve">capacity of the </w:t>
       </w:r>
+      <w:proofErr w:type="spellStart"/>
       <w:r>
         <w:rPr>
           <w:rFonts w:eastAsiaTheme="minorEastAsia"/>
@@ -12965,6 +17642,7 @@
         </w:rPr>
         <w:t>i-th</w:t>
       </w:r>
+      <w:proofErr w:type="spellEnd"/>
       <w:r>
         <w:rPr>
           <w:rFonts w:eastAsiaTheme="minorEastAsia"/>
@@ -12977,7 +17655,21 @@
         <w:rPr>
           <w:rFonts w:eastAsiaTheme="minorEastAsia"/>
         </w:rPr>
-        <w:t xml:space="preserve"> – the maximum number of user requests that the server can handle during each cycle. You are also given an array of strings events, where events[i] can be one of the following:</w:t>
+        <w:t xml:space="preserve"> – the maximum number of user requests that the server can handle during each cycle. You are also given an array of strings events, where events[</w:t>
+      </w:r>
+      <w:proofErr w:type="spellStart"/>
+      <w:r>
+        <w:rPr>
+          <w:rFonts w:eastAsiaTheme="minorEastAsia"/>
+        </w:rPr>
+        <w:t>i</w:t>
+      </w:r>
+      <w:proofErr w:type="spellEnd"/>
+      <w:r>
+        <w:rPr>
+          <w:rFonts w:eastAsiaTheme="minorEastAsia"/>
+        </w:rPr>
+        <w:t>] can be one of the following:</w:t>
       </w:r>
     </w:p>
     <w:p>
@@ -13013,7 +17705,35 @@
         <w:rPr>
           <w:rFonts w:eastAsiaTheme="minorEastAsia"/>
         </w:rPr>
-        <w:t>"FAIL i" – Shut down the i-th server, so it can no longer serve any requests.</w:t>
+        <w:t xml:space="preserve">"FAIL </w:t>
+      </w:r>
+      <w:proofErr w:type="spellStart"/>
+      <w:r>
+        <w:rPr>
+          <w:rFonts w:eastAsiaTheme="minorEastAsia"/>
+        </w:rPr>
+        <w:t>i</w:t>
+      </w:r>
+      <w:proofErr w:type="spellEnd"/>
+      <w:r>
+        <w:rPr>
+          <w:rFonts w:eastAsiaTheme="minorEastAsia"/>
+        </w:rPr>
+        <w:t xml:space="preserve">" – Shut down the </w:t>
+      </w:r>
+      <w:proofErr w:type="spellStart"/>
+      <w:r>
+        <w:rPr>
+          <w:rFonts w:eastAsiaTheme="minorEastAsia"/>
+        </w:rPr>
+        <w:t>i-th</w:t>
+      </w:r>
+      <w:proofErr w:type="spellEnd"/>
+      <w:r>
+        <w:rPr>
+          <w:rFonts w:eastAsiaTheme="minorEastAsia"/>
+        </w:rPr>
+        <w:t xml:space="preserve"> server, so it can no longer serve any requests.</w:t>
       </w:r>
     </w:p>
     <w:p>
@@ -13051,13 +17771,41 @@
         </w:rPr>
         <w:t xml:space="preserve"> – each server should serve as many requests as it can based on its total capacity defined by </w:t>
       </w:r>
-      <w:r>
-        <w:rPr>
-          <w:rFonts w:eastAsiaTheme="minorEastAsia"/>
-          <w:i/>
-          <w:iCs/>
-        </w:rPr>
-        <w:t>serversPowers[i]</w:t>
+      <w:proofErr w:type="spellStart"/>
+      <w:r>
+        <w:rPr>
+          <w:rFonts w:eastAsiaTheme="minorEastAsia"/>
+          <w:i/>
+          <w:iCs/>
+        </w:rPr>
+        <w:t>serversPowers</w:t>
+      </w:r>
+      <w:proofErr w:type="spellEnd"/>
+      <w:r>
+        <w:rPr>
+          <w:rFonts w:eastAsiaTheme="minorEastAsia"/>
+          <w:i/>
+          <w:iCs/>
+        </w:rPr>
+        <w:t>[</w:t>
+      </w:r>
+      <w:proofErr w:type="spellStart"/>
+      <w:r>
+        <w:rPr>
+          <w:rFonts w:eastAsiaTheme="minorEastAsia"/>
+          <w:i/>
+          <w:iCs/>
+        </w:rPr>
+        <w:t>i</w:t>
+      </w:r>
+      <w:proofErr w:type="spellEnd"/>
+      <w:r>
+        <w:rPr>
+          <w:rFonts w:eastAsiaTheme="minorEastAsia"/>
+          <w:i/>
+          <w:iCs/>
+        </w:rPr>
+        <w:t>]</w:t>
       </w:r>
       <w:r>
         <w:rPr>
@@ -13099,13 +17847,33 @@
         </w:rPr>
         <w:t xml:space="preserve"> (i.e., when requests must be routed to </w:t>
       </w:r>
-      <w:r>
-        <w:rPr>
-          <w:rFonts w:eastAsiaTheme="minorEastAsia"/>
-          <w:i/>
-          <w:iCs/>
-        </w:rPr>
-        <w:t>serversPowers[0]</w:t>
+      <w:proofErr w:type="spellStart"/>
+      <w:proofErr w:type="gramStart"/>
+      <w:r>
+        <w:rPr>
+          <w:rFonts w:eastAsiaTheme="minorEastAsia"/>
+          <w:i/>
+          <w:iCs/>
+        </w:rPr>
+        <w:t>serversPowers</w:t>
+      </w:r>
+      <w:proofErr w:type="spellEnd"/>
+      <w:r>
+        <w:rPr>
+          <w:rFonts w:eastAsiaTheme="minorEastAsia"/>
+          <w:i/>
+          <w:iCs/>
+        </w:rPr>
+        <w:t>[</w:t>
+      </w:r>
+      <w:proofErr w:type="gramEnd"/>
+      <w:r>
+        <w:rPr>
+          <w:rFonts w:eastAsiaTheme="minorEastAsia"/>
+          <w:i/>
+          <w:iCs/>
+        </w:rPr>
+        <w:t>0]</w:t>
       </w:r>
       <w:r>
         <w:rPr>
@@ -13147,7 +17915,105 @@
         <w:rPr>
           <w:rFonts w:eastAsiaTheme="minorEastAsia"/>
         </w:rPr>
-        <w:t>For serverPowers = [1,2,1,2,1] and events = ["REQUEST",  "REQUEST",  "FAIL 2",  "REQUEST",  "FAIL 3",  "REQUEST",  "REQUEST"]</w:t>
+        <w:t xml:space="preserve">For </w:t>
+      </w:r>
+      <w:proofErr w:type="spellStart"/>
+      <w:r>
+        <w:rPr>
+          <w:rFonts w:eastAsiaTheme="minorEastAsia"/>
+        </w:rPr>
+        <w:t>serverPowers</w:t>
+      </w:r>
+      <w:proofErr w:type="spellEnd"/>
+      <w:r>
+        <w:rPr>
+          <w:rFonts w:eastAsiaTheme="minorEastAsia"/>
+        </w:rPr>
+        <w:t xml:space="preserve"> = [1,2,1,2,1] and events = ["REQUEST</w:t>
+      </w:r>
+      <w:proofErr w:type="gramStart"/>
+      <w:r>
+        <w:rPr>
+          <w:rFonts w:eastAsiaTheme="minorEastAsia"/>
+        </w:rPr>
+        <w:t>",  "</w:t>
+      </w:r>
+      <w:proofErr w:type="gramEnd"/>
+      <w:r>
+        <w:rPr>
+          <w:rFonts w:eastAsiaTheme="minorEastAsia"/>
+        </w:rPr>
+        <w:t>REQUEST</w:t>
+      </w:r>
+      <w:proofErr w:type="gramStart"/>
+      <w:r>
+        <w:rPr>
+          <w:rFonts w:eastAsiaTheme="minorEastAsia"/>
+        </w:rPr>
+        <w:t>",  "</w:t>
+      </w:r>
+      <w:proofErr w:type="gramEnd"/>
+      <w:r>
+        <w:rPr>
+          <w:rFonts w:eastAsiaTheme="minorEastAsia"/>
+        </w:rPr>
+        <w:t>FAIL 2</w:t>
+      </w:r>
+      <w:proofErr w:type="gramStart"/>
+      <w:r>
+        <w:rPr>
+          <w:rFonts w:eastAsiaTheme="minorEastAsia"/>
+        </w:rPr>
+        <w:t>",  "</w:t>
+      </w:r>
+      <w:proofErr w:type="gramEnd"/>
+      <w:r>
+        <w:rPr>
+          <w:rFonts w:eastAsiaTheme="minorEastAsia"/>
+        </w:rPr>
+        <w:t>REQUEST</w:t>
+      </w:r>
+      <w:proofErr w:type="gramStart"/>
+      <w:r>
+        <w:rPr>
+          <w:rFonts w:eastAsiaTheme="minorEastAsia"/>
+        </w:rPr>
+        <w:t>",  "</w:t>
+      </w:r>
+      <w:proofErr w:type="gramEnd"/>
+      <w:r>
+        <w:rPr>
+          <w:rFonts w:eastAsiaTheme="minorEastAsia"/>
+        </w:rPr>
+        <w:t>FAIL 3</w:t>
+      </w:r>
+      <w:proofErr w:type="gramStart"/>
+      <w:r>
+        <w:rPr>
+          <w:rFonts w:eastAsiaTheme="minorEastAsia"/>
+        </w:rPr>
+        <w:t>",  "</w:t>
+      </w:r>
+      <w:proofErr w:type="gramEnd"/>
+      <w:r>
+        <w:rPr>
+          <w:rFonts w:eastAsiaTheme="minorEastAsia"/>
+        </w:rPr>
+        <w:t>REQUEST</w:t>
+      </w:r>
+      <w:proofErr w:type="gramStart"/>
+      <w:r>
+        <w:rPr>
+          <w:rFonts w:eastAsiaTheme="minorEastAsia"/>
+        </w:rPr>
+        <w:t>",  "</w:t>
+      </w:r>
+      <w:proofErr w:type="gramEnd"/>
+      <w:r>
+        <w:rPr>
+          <w:rFonts w:eastAsiaTheme="minorEastAsia"/>
+        </w:rPr>
+        <w:t>REQUEST"]</w:t>
       </w:r>
     </w:p>
     <w:p>
@@ -13163,13 +18029,33 @@
         </w:rPr>
         <w:t xml:space="preserve">The output should be </w:t>
       </w:r>
-      <w:r>
-        <w:rPr>
-          <w:rFonts w:eastAsiaTheme="minorEastAsia"/>
-          <w:i/>
-          <w:iCs/>
-        </w:rPr>
-        <w:t>solution(serverPowers, events) = 1</w:t>
+      <w:proofErr w:type="gramStart"/>
+      <w:r>
+        <w:rPr>
+          <w:rFonts w:eastAsiaTheme="minorEastAsia"/>
+          <w:i/>
+          <w:iCs/>
+        </w:rPr>
+        <w:t>solution(</w:t>
+      </w:r>
+      <w:proofErr w:type="spellStart"/>
+      <w:proofErr w:type="gramEnd"/>
+      <w:r>
+        <w:rPr>
+          <w:rFonts w:eastAsiaTheme="minorEastAsia"/>
+          <w:i/>
+          <w:iCs/>
+        </w:rPr>
+        <w:t>serverPowers</w:t>
+      </w:r>
+      <w:proofErr w:type="spellEnd"/>
+      <w:r>
+        <w:rPr>
+          <w:rFonts w:eastAsiaTheme="minorEastAsia"/>
+          <w:i/>
+          <w:iCs/>
+        </w:rPr>
+        <w:t>, events) = 1</w:t>
       </w:r>
     </w:p>
     <w:p>
@@ -13331,7 +18217,21 @@
         <w:rPr>
           <w:rFonts w:eastAsiaTheme="minorEastAsia"/>
         </w:rPr>
-        <w:t xml:space="preserve"> fit in abox of size a × b. Rectangles can be rotated by </w:t>
+        <w:t xml:space="preserve"> fit in </w:t>
+      </w:r>
+      <w:proofErr w:type="spellStart"/>
+      <w:r>
+        <w:rPr>
+          <w:rFonts w:eastAsiaTheme="minorEastAsia"/>
+        </w:rPr>
+        <w:t>abox</w:t>
+      </w:r>
+      <w:proofErr w:type="spellEnd"/>
+      <w:r>
+        <w:rPr>
+          <w:rFonts w:eastAsiaTheme="minorEastAsia"/>
+        </w:rPr>
+        <w:t xml:space="preserve"> of size a × b. Rectangles can be rotated by </w:t>
       </w:r>
       <w:r>
         <w:rPr>
@@ -13403,8 +18303,18 @@
           <w:b/>
           <w:bCs/>
         </w:rPr>
-        <w:t>return an array of booleans</w:t>
-      </w:r>
+        <w:t xml:space="preserve">return an array of </w:t>
+      </w:r>
+      <w:proofErr w:type="spellStart"/>
+      <w:r>
+        <w:rPr>
+          <w:rFonts w:eastAsiaTheme="minorEastAsia"/>
+          <w:b/>
+          <w:bCs/>
+        </w:rPr>
+        <w:t>booleans</w:t>
+      </w:r>
+      <w:proofErr w:type="spellEnd"/>
       <w:r>
         <w:rPr>
           <w:rFonts w:eastAsiaTheme="minorEastAsia"/>
@@ -13493,6 +18403,7 @@
         </w:rPr>
         <w:t xml:space="preserve">Given an array of integers </w:t>
       </w:r>
+      <w:proofErr w:type="spellStart"/>
       <w:r>
         <w:rPr>
           <w:rFonts w:eastAsiaTheme="minorEastAsia"/>
@@ -13501,12 +18412,14 @@
         </w:rPr>
         <w:t>statusReports</w:t>
       </w:r>
+      <w:proofErr w:type="spellEnd"/>
       <w:r>
         <w:rPr>
           <w:rFonts w:eastAsiaTheme="minorEastAsia"/>
         </w:rPr>
         <w:t xml:space="preserve">, your task is to find the sum of all elements in the array </w:t>
       </w:r>
+      <w:proofErr w:type="spellStart"/>
       <w:r>
         <w:rPr>
           <w:rFonts w:eastAsiaTheme="minorEastAsia"/>
@@ -13515,6 +18428,7 @@
         </w:rPr>
         <w:t>statusReports</w:t>
       </w:r>
+      <w:proofErr w:type="spellEnd"/>
       <w:r>
         <w:rPr>
           <w:rFonts w:eastAsiaTheme="minorEastAsia"/>
@@ -13565,13 +18479,23 @@
         </w:rPr>
         <w:t xml:space="preserve">Ex. For </w:t>
       </w:r>
-      <w:r>
-        <w:rPr>
-          <w:rFonts w:eastAsiaTheme="minorEastAsia"/>
-          <w:i/>
-          <w:iCs/>
-        </w:rPr>
-        <w:t>statusReports = [1,3,2,5,1]</w:t>
+      <w:proofErr w:type="spellStart"/>
+      <w:r>
+        <w:rPr>
+          <w:rFonts w:eastAsiaTheme="minorEastAsia"/>
+          <w:i/>
+          <w:iCs/>
+        </w:rPr>
+        <w:t>statusReports</w:t>
+      </w:r>
+      <w:proofErr w:type="spellEnd"/>
+      <w:r>
+        <w:rPr>
+          <w:rFonts w:eastAsiaTheme="minorEastAsia"/>
+          <w:i/>
+          <w:iCs/>
+        </w:rPr>
+        <w:t xml:space="preserve"> = [1,3,2,5,1]</w:t>
       </w:r>
       <w:r>
         <w:rPr>
@@ -13585,7 +18509,25 @@
           <w:i/>
           <w:iCs/>
         </w:rPr>
-        <w:t>solution(statusReports) = 8</w:t>
+        <w:t>solution(</w:t>
+      </w:r>
+      <w:proofErr w:type="spellStart"/>
+      <w:r>
+        <w:rPr>
+          <w:rFonts w:eastAsiaTheme="minorEastAsia"/>
+          <w:i/>
+          <w:iCs/>
+        </w:rPr>
+        <w:t>statusReports</w:t>
+      </w:r>
+      <w:proofErr w:type="spellEnd"/>
+      <w:r>
+        <w:rPr>
+          <w:rFonts w:eastAsiaTheme="minorEastAsia"/>
+          <w:i/>
+          <w:iCs/>
+        </w:rPr>
+        <w:t>) = 8</w:t>
       </w:r>
       <w:r>
         <w:rPr>
@@ -13791,7 +18733,21 @@
         <w:rPr>
           <w:rFonts w:eastAsiaTheme="minorEastAsia"/>
         </w:rPr>
-        <w:t xml:space="preserve">In the mystical realm of Numeria, numbers hold secrets waiting to be uncovered. Among the enchanted intergers, there are special pairs that nearly mirror each other except for a single trait. You have been provided with an array of these magical numbers, </w:t>
+        <w:t xml:space="preserve">In the mystical realm of Numeria, numbers hold secrets waiting to be uncovered. Among the enchanted </w:t>
+      </w:r>
+      <w:proofErr w:type="spellStart"/>
+      <w:r>
+        <w:rPr>
+          <w:rFonts w:eastAsiaTheme="minorEastAsia"/>
+        </w:rPr>
+        <w:t>intergers</w:t>
+      </w:r>
+      <w:proofErr w:type="spellEnd"/>
+      <w:r>
+        <w:rPr>
+          <w:rFonts w:eastAsiaTheme="minorEastAsia"/>
+        </w:rPr>
+        <w:t xml:space="preserve">, there are special pairs that nearly mirror each other except for a single trait. You have been provided with an array of these magical numbers, </w:t>
       </w:r>
       <w:r>
         <w:rPr>
@@ -13827,8 +18783,20 @@
           <w:i/>
           <w:iCs/>
         </w:rPr>
-        <w:t>0 &lt;= I &lt; j &lt; numbers.length</w:t>
-      </w:r>
+        <w:t xml:space="preserve">0 &lt;= I &lt; j &lt; </w:t>
+      </w:r>
+      <w:proofErr w:type="spellStart"/>
+      <w:proofErr w:type="gramStart"/>
+      <w:r>
+        <w:rPr>
+          <w:rFonts w:eastAsiaTheme="minorEastAsia"/>
+          <w:i/>
+          <w:iCs/>
+        </w:rPr>
+        <w:t>numbers.length</w:t>
+      </w:r>
+      <w:proofErr w:type="spellEnd"/>
+      <w:proofErr w:type="gramEnd"/>
       <w:r>
         <w:rPr>
           <w:rFonts w:eastAsiaTheme="minorEastAsia"/>
@@ -13883,11 +18851,33 @@
           <w:rFonts w:eastAsiaTheme="minorEastAsia"/>
         </w:rPr>
       </w:pPr>
-      <w:r>
-        <w:rPr>
-          <w:rFonts w:eastAsiaTheme="minorEastAsia"/>
-        </w:rPr>
-        <w:t>Numbers[0] = 1 has a single digit different with numbers[4] = 9</w:t>
+      <w:proofErr w:type="gramStart"/>
+      <w:r>
+        <w:rPr>
+          <w:rFonts w:eastAsiaTheme="minorEastAsia"/>
+        </w:rPr>
+        <w:t>Numbers[</w:t>
+      </w:r>
+      <w:proofErr w:type="gramEnd"/>
+      <w:r>
+        <w:rPr>
+          <w:rFonts w:eastAsiaTheme="minorEastAsia"/>
+        </w:rPr>
+        <w:t xml:space="preserve">0] = 1 has a single digit different with </w:t>
+      </w:r>
+      <w:proofErr w:type="gramStart"/>
+      <w:r>
+        <w:rPr>
+          <w:rFonts w:eastAsiaTheme="minorEastAsia"/>
+        </w:rPr>
+        <w:t>numbers[</w:t>
+      </w:r>
+      <w:proofErr w:type="gramEnd"/>
+      <w:r>
+        <w:rPr>
+          <w:rFonts w:eastAsiaTheme="minorEastAsia"/>
+        </w:rPr>
+        <w:t>4] = 9</w:t>
       </w:r>
     </w:p>
     <w:p>
@@ -13901,11 +18891,33 @@
           <w:rFonts w:eastAsiaTheme="minorEastAsia"/>
         </w:rPr>
       </w:pPr>
-      <w:r>
-        <w:rPr>
-          <w:rFonts w:eastAsiaTheme="minorEastAsia"/>
-        </w:rPr>
-        <w:t>Numbers[1] = 151 differs from numbers[6] = 351 solely in the first digit.</w:t>
+      <w:proofErr w:type="gramStart"/>
+      <w:r>
+        <w:rPr>
+          <w:rFonts w:eastAsiaTheme="minorEastAsia"/>
+        </w:rPr>
+        <w:t>Numbers[</w:t>
+      </w:r>
+      <w:proofErr w:type="gramEnd"/>
+      <w:r>
+        <w:rPr>
+          <w:rFonts w:eastAsiaTheme="minorEastAsia"/>
+        </w:rPr>
+        <w:t xml:space="preserve">1] = 151 differs from </w:t>
+      </w:r>
+      <w:proofErr w:type="gramStart"/>
+      <w:r>
+        <w:rPr>
+          <w:rFonts w:eastAsiaTheme="minorEastAsia"/>
+        </w:rPr>
+        <w:t>numbers[</w:t>
+      </w:r>
+      <w:proofErr w:type="gramEnd"/>
+      <w:r>
+        <w:rPr>
+          <w:rFonts w:eastAsiaTheme="minorEastAsia"/>
+        </w:rPr>
+        <w:t>6] = 351 solely in the first digit.</w:t>
       </w:r>
     </w:p>
     <w:p>
@@ -13919,32 +18931,96 @@
           <w:rFonts w:eastAsiaTheme="minorEastAsia"/>
         </w:rPr>
       </w:pPr>
-      <w:r>
-        <w:rPr>
-          <w:rFonts w:eastAsiaTheme="minorEastAsia"/>
-        </w:rPr>
-        <w:t>Numbers[3] = 1 also differs from numbers[4] = 9 in their single shared digit.</w:t>
-      </w:r>
-    </w:p>
-    <w:p>
-      <w:pPr>
-        <w:rPr>
-          <w:rFonts w:eastAsiaTheme="minorEastAsia"/>
-        </w:rPr>
-      </w:pPr>
-    </w:p>
-    <w:p>
-      <w:pPr>
-        <w:ind w:left="720"/>
-        <w:rPr>
-          <w:rFonts w:eastAsiaTheme="minorEastAsia"/>
-        </w:rPr>
-      </w:pPr>
-      <w:r>
-        <w:rPr>
-          <w:rFonts w:eastAsiaTheme="minorEastAsia"/>
-        </w:rPr>
-        <w:t>Observe that the identical numbers[0] = 1 and numbers[3] = 1 do not count as a pair since they are exactly the same.</w:t>
+      <w:proofErr w:type="gramStart"/>
+      <w:r>
+        <w:rPr>
+          <w:rFonts w:eastAsiaTheme="minorEastAsia"/>
+        </w:rPr>
+        <w:t>Numbers[</w:t>
+      </w:r>
+      <w:proofErr w:type="gramEnd"/>
+      <w:r>
+        <w:rPr>
+          <w:rFonts w:eastAsiaTheme="minorEastAsia"/>
+        </w:rPr>
+        <w:t xml:space="preserve">3] = 1 also differs from </w:t>
+      </w:r>
+      <w:proofErr w:type="gramStart"/>
+      <w:r>
+        <w:rPr>
+          <w:rFonts w:eastAsiaTheme="minorEastAsia"/>
+        </w:rPr>
+        <w:t>numbers[</w:t>
+      </w:r>
+      <w:proofErr w:type="gramEnd"/>
+      <w:r>
+        <w:rPr>
+          <w:rFonts w:eastAsiaTheme="minorEastAsia"/>
+        </w:rPr>
+        <w:t>4] = 9 in their single shared digit.</w:t>
+      </w:r>
+    </w:p>
+    <w:p>
+      <w:pPr>
+        <w:rPr>
+          <w:rFonts w:eastAsiaTheme="minorEastAsia"/>
+        </w:rPr>
+      </w:pPr>
+    </w:p>
+    <w:p>
+      <w:pPr>
+        <w:ind w:left="720"/>
+        <w:rPr>
+          <w:rFonts w:eastAsiaTheme="minorEastAsia"/>
+        </w:rPr>
+      </w:pPr>
+      <w:r>
+        <w:rPr>
+          <w:rFonts w:eastAsiaTheme="minorEastAsia"/>
+        </w:rPr>
+        <w:t xml:space="preserve">Observe that the identical </w:t>
+      </w:r>
+      <w:proofErr w:type="gramStart"/>
+      <w:r>
+        <w:rPr>
+          <w:rFonts w:eastAsiaTheme="minorEastAsia"/>
+        </w:rPr>
+        <w:t>numbers[</w:t>
+      </w:r>
+      <w:proofErr w:type="gramEnd"/>
+      <w:r>
+        <w:rPr>
+          <w:rFonts w:eastAsiaTheme="minorEastAsia"/>
+        </w:rPr>
+        <w:t xml:space="preserve">0] = 1 and </w:t>
+      </w:r>
+      <w:proofErr w:type="gramStart"/>
+      <w:r>
+        <w:rPr>
+          <w:rFonts w:eastAsiaTheme="minorEastAsia"/>
+        </w:rPr>
+        <w:t>numbers[</w:t>
+      </w:r>
+      <w:proofErr w:type="gramEnd"/>
+      <w:r>
+        <w:rPr>
+          <w:rFonts w:eastAsiaTheme="minorEastAsia"/>
+        </w:rPr>
+        <w:t xml:space="preserve">3] = 1 do not count as a pair since they are </w:t>
+      </w:r>
+      <w:proofErr w:type="gramStart"/>
+      <w:r>
+        <w:rPr>
+          <w:rFonts w:eastAsiaTheme="minorEastAsia"/>
+        </w:rPr>
+        <w:t>exactly the same</w:t>
+      </w:r>
+      <w:proofErr w:type="gramEnd"/>
+      <w:r>
+        <w:rPr>
+          <w:rFonts w:eastAsiaTheme="minorEastAsia"/>
+        </w:rPr>
+        <w:t>.</w:t>
       </w:r>
     </w:p>
     <w:p>
@@ -13993,6 +19069,7 @@
         </w:rPr>
         <w:t xml:space="preserve">Imagine you are developing a sophisticated text processing tool editors use to format lists of words for publication quickly. You are given an array of strings </w:t>
       </w:r>
+      <w:proofErr w:type="spellStart"/>
       <w:r>
         <w:rPr>
           <w:rFonts w:eastAsiaTheme="minorEastAsia"/>
@@ -14001,6 +19078,7 @@
         </w:rPr>
         <w:t>wordsList</w:t>
       </w:r>
+      <w:proofErr w:type="spellEnd"/>
       <w:r>
         <w:rPr>
           <w:rFonts w:eastAsiaTheme="minorEastAsia"/>
@@ -14028,6 +19106,7 @@
         </w:rPr>
         <w:t xml:space="preserve">Your task is to write a function that processes the input array </w:t>
       </w:r>
+      <w:proofErr w:type="spellStart"/>
       <w:r>
         <w:rPr>
           <w:rFonts w:eastAsiaTheme="minorEastAsia"/>
@@ -14036,6 +19115,7 @@
         </w:rPr>
         <w:t>wordsList</w:t>
       </w:r>
+      <w:proofErr w:type="spellEnd"/>
       <w:r>
         <w:rPr>
           <w:rFonts w:eastAsiaTheme="minorEastAsia"/>
@@ -14072,6 +19152,7 @@
         </w:rPr>
         <w:t xml:space="preserve">: </w:t>
       </w:r>
+      <w:proofErr w:type="spellStart"/>
       <w:r>
         <w:rPr>
           <w:rFonts w:eastAsiaTheme="minorEastAsia"/>
@@ -14080,25 +19161,72 @@
         </w:rPr>
         <w:t>wordsList</w:t>
       </w:r>
-      <w:r>
-        <w:rPr>
-          <w:rFonts w:eastAsiaTheme="minorEastAsia"/>
-        </w:rPr>
-        <w:t xml:space="preserve"> = [“HeLLo”, “Data”, “science”] the output should be </w:t>
-      </w:r>
-      <w:r>
-        <w:rPr>
-          <w:rFonts w:eastAsiaTheme="minorEastAsia"/>
-          <w:i/>
-          <w:iCs/>
-        </w:rPr>
-        <w:t xml:space="preserve">solution(wordsList) = </w:t>
-      </w:r>
-      <w:r>
-        <w:rPr>
-          <w:rFonts w:eastAsiaTheme="minorEastAsia"/>
-        </w:rPr>
-        <w:t>[“HELLO”, “ataD”, “SCIENCE”]</w:t>
+      <w:proofErr w:type="spellEnd"/>
+      <w:r>
+        <w:rPr>
+          <w:rFonts w:eastAsiaTheme="minorEastAsia"/>
+        </w:rPr>
+        <w:t xml:space="preserve"> = [“</w:t>
+      </w:r>
+      <w:proofErr w:type="spellStart"/>
+      <w:r>
+        <w:rPr>
+          <w:rFonts w:eastAsiaTheme="minorEastAsia"/>
+        </w:rPr>
+        <w:t>HeLLo</w:t>
+      </w:r>
+      <w:proofErr w:type="spellEnd"/>
+      <w:r>
+        <w:rPr>
+          <w:rFonts w:eastAsiaTheme="minorEastAsia"/>
+        </w:rPr>
+        <w:t xml:space="preserve">”, “Data”, “science”] the output should be </w:t>
+      </w:r>
+      <w:r>
+        <w:rPr>
+          <w:rFonts w:eastAsiaTheme="minorEastAsia"/>
+          <w:i/>
+          <w:iCs/>
+        </w:rPr>
+        <w:t>solution(</w:t>
+      </w:r>
+      <w:proofErr w:type="spellStart"/>
+      <w:r>
+        <w:rPr>
+          <w:rFonts w:eastAsiaTheme="minorEastAsia"/>
+          <w:i/>
+          <w:iCs/>
+        </w:rPr>
+        <w:t>wordsList</w:t>
+      </w:r>
+      <w:proofErr w:type="spellEnd"/>
+      <w:r>
+        <w:rPr>
+          <w:rFonts w:eastAsiaTheme="minorEastAsia"/>
+          <w:i/>
+          <w:iCs/>
+        </w:rPr>
+        <w:t xml:space="preserve">) = </w:t>
+      </w:r>
+      <w:r>
+        <w:rPr>
+          <w:rFonts w:eastAsiaTheme="minorEastAsia"/>
+        </w:rPr>
+        <w:t>[“HELLO”, “</w:t>
+      </w:r>
+      <w:proofErr w:type="spellStart"/>
+      <w:r>
+        <w:rPr>
+          <w:rFonts w:eastAsiaTheme="minorEastAsia"/>
+        </w:rPr>
+        <w:t>ataD</w:t>
+      </w:r>
+      <w:proofErr w:type="spellEnd"/>
+      <w:r>
+        <w:rPr>
+          <w:rFonts w:eastAsiaTheme="minorEastAsia"/>
+        </w:rPr>
+        <w:t>”, “SCIENCE”]</w:t>
       </w:r>
     </w:p>
     <w:p>
@@ -14357,7 +19485,25 @@
           <w:i/>
           <w:iCs/>
         </w:rPr>
-        <w:t>text = “aXA”</w:t>
+        <w:t>text = “</w:t>
+      </w:r>
+      <w:proofErr w:type="spellStart"/>
+      <w:r>
+        <w:rPr>
+          <w:rFonts w:eastAsiaTheme="minorEastAsia"/>
+          <w:i/>
+          <w:iCs/>
+        </w:rPr>
+        <w:t>aXA</w:t>
+      </w:r>
+      <w:proofErr w:type="spellEnd"/>
+      <w:r>
+        <w:rPr>
+          <w:rFonts w:eastAsiaTheme="minorEastAsia"/>
+          <w:i/>
+          <w:iCs/>
+        </w:rPr>
+        <w:t>”</w:t>
       </w:r>
       <w:r>
         <w:rPr>
@@ -14399,7 +19545,21 @@
         <w:rPr>
           <w:rFonts w:eastAsiaTheme="minorEastAsia"/>
         </w:rPr>
-        <w:t>The only triplet in the string is “aXA” and it satisfies the condition where the first and last characters are the same (case insensitive). Hence the answer is 1.</w:t>
+        <w:t>The only triplet in the string is “</w:t>
+      </w:r>
+      <w:proofErr w:type="spellStart"/>
+      <w:r>
+        <w:rPr>
+          <w:rFonts w:eastAsiaTheme="minorEastAsia"/>
+        </w:rPr>
+        <w:t>aXA</w:t>
+      </w:r>
+      <w:proofErr w:type="spellEnd"/>
+      <w:r>
+        <w:rPr>
+          <w:rFonts w:eastAsiaTheme="minorEastAsia"/>
+        </w:rPr>
+        <w:t>” and it satisfies the condition where the first and last characters are the same (case insensitive). Hence the answer is 1.</w:t>
       </w:r>
     </w:p>
     <w:p>
@@ -14447,6 +19607,7 @@
         </w:rPr>
         <w:t xml:space="preserve">Given a string of space-separated numbers </w:t>
       </w:r>
+      <w:proofErr w:type="spellStart"/>
       <w:r>
         <w:rPr>
           <w:rFonts w:eastAsiaTheme="minorEastAsia"/>
@@ -14455,6 +19616,7 @@
         </w:rPr>
         <w:t>sensorReadings</w:t>
       </w:r>
+      <w:proofErr w:type="spellEnd"/>
       <w:r>
         <w:rPr>
           <w:rFonts w:eastAsiaTheme="minorEastAsia"/>
@@ -14491,13 +19653,23 @@
         </w:rPr>
         <w:t xml:space="preserve"> For </w:t>
       </w:r>
-      <w:r>
-        <w:rPr>
-          <w:rFonts w:eastAsiaTheme="minorEastAsia"/>
-          <w:i/>
-          <w:iCs/>
-        </w:rPr>
-        <w:t>sensorReadings = “123 4558 787”</w:t>
+      <w:proofErr w:type="spellStart"/>
+      <w:r>
+        <w:rPr>
+          <w:rFonts w:eastAsiaTheme="minorEastAsia"/>
+          <w:i/>
+          <w:iCs/>
+        </w:rPr>
+        <w:t>sensorReadings</w:t>
+      </w:r>
+      <w:proofErr w:type="spellEnd"/>
+      <w:r>
+        <w:rPr>
+          <w:rFonts w:eastAsiaTheme="minorEastAsia"/>
+          <w:i/>
+          <w:iCs/>
+        </w:rPr>
+        <w:t xml:space="preserve"> = “123 4558 787”</w:t>
       </w:r>
       <w:r>
         <w:rPr>
@@ -14511,7 +19683,25 @@
           <w:i/>
           <w:iCs/>
         </w:rPr>
-        <w:t>solution(sensorReadings) = “123 22 787”</w:t>
+        <w:t>solution(</w:t>
+      </w:r>
+      <w:proofErr w:type="spellStart"/>
+      <w:r>
+        <w:rPr>
+          <w:rFonts w:eastAsiaTheme="minorEastAsia"/>
+          <w:i/>
+          <w:iCs/>
+        </w:rPr>
+        <w:t>sensorReadings</w:t>
+      </w:r>
+      <w:proofErr w:type="spellEnd"/>
+      <w:r>
+        <w:rPr>
+          <w:rFonts w:eastAsiaTheme="minorEastAsia"/>
+          <w:i/>
+          <w:iCs/>
+        </w:rPr>
+        <w:t>) = “123 22 787”</w:t>
       </w:r>
       <w:r>
         <w:rPr>
@@ -14707,6 +19897,7 @@
         </w:rPr>
         <w:t xml:space="preserve">Imagine you are managing a city’s transit archive looking back at past bus departure records. You are provided with an array </w:t>
       </w:r>
+      <w:proofErr w:type="spellStart"/>
       <w:r>
         <w:rPr>
           <w:rFonts w:eastAsiaTheme="minorEastAsia"/>
@@ -14715,6 +19906,7 @@
         </w:rPr>
         <w:t>departure_times</w:t>
       </w:r>
+      <w:proofErr w:type="spellEnd"/>
       <w:r>
         <w:rPr>
           <w:rFonts w:eastAsiaTheme="minorEastAsia"/>
@@ -14757,6 +19949,7 @@
         <w:lastRenderedPageBreak/>
         <w:t xml:space="preserve">Assume that a bus scheduled to leave exactly at </w:t>
       </w:r>
+      <w:proofErr w:type="spellStart"/>
       <w:r>
         <w:rPr>
           <w:rFonts w:eastAsiaTheme="minorEastAsia"/>
@@ -14765,6 +19958,7 @@
         </w:rPr>
         <w:t>current_time</w:t>
       </w:r>
+      <w:proofErr w:type="spellEnd"/>
       <w:r>
         <w:rPr>
           <w:rFonts w:eastAsiaTheme="minorEastAsia"/>
@@ -14801,13 +19995,23 @@
         </w:rPr>
         <w:t xml:space="preserve"> For </w:t>
       </w:r>
-      <w:r>
-        <w:rPr>
-          <w:rFonts w:eastAsiaTheme="minorEastAsia"/>
-          <w:i/>
-          <w:iCs/>
-        </w:rPr>
-        <w:t>departure_times = [“12:30”, “14:00”, “19:55”]</w:t>
+      <w:proofErr w:type="spellStart"/>
+      <w:r>
+        <w:rPr>
+          <w:rFonts w:eastAsiaTheme="minorEastAsia"/>
+          <w:i/>
+          <w:iCs/>
+        </w:rPr>
+        <w:t>departure_times</w:t>
+      </w:r>
+      <w:proofErr w:type="spellEnd"/>
+      <w:r>
+        <w:rPr>
+          <w:rFonts w:eastAsiaTheme="minorEastAsia"/>
+          <w:i/>
+          <w:iCs/>
+        </w:rPr>
+        <w:t xml:space="preserve"> = [“12:30”, “14:00”, “19:55”]</w:t>
       </w:r>
       <w:r>
         <w:rPr>
@@ -14815,13 +20019,23 @@
         </w:rPr>
         <w:t xml:space="preserve"> and </w:t>
       </w:r>
-      <w:r>
-        <w:rPr>
-          <w:rFonts w:eastAsiaTheme="minorEastAsia"/>
-          <w:i/>
-          <w:iCs/>
-        </w:rPr>
-        <w:t>current_time = “14:30”</w:t>
+      <w:proofErr w:type="spellStart"/>
+      <w:r>
+        <w:rPr>
+          <w:rFonts w:eastAsiaTheme="minorEastAsia"/>
+          <w:i/>
+          <w:iCs/>
+        </w:rPr>
+        <w:t>current_time</w:t>
+      </w:r>
+      <w:proofErr w:type="spellEnd"/>
+      <w:r>
+        <w:rPr>
+          <w:rFonts w:eastAsiaTheme="minorEastAsia"/>
+          <w:i/>
+          <w:iCs/>
+        </w:rPr>
+        <w:t xml:space="preserve"> = “14:30”</w:t>
       </w:r>
       <w:r>
         <w:rPr>
@@ -14829,13 +20043,51 @@
         </w:rPr>
         <w:t xml:space="preserve">, the output should be </w:t>
       </w:r>
-      <w:r>
-        <w:rPr>
-          <w:rFonts w:eastAsiaTheme="minorEastAsia"/>
-          <w:i/>
-          <w:iCs/>
-        </w:rPr>
-        <w:t>solution(departure_times, current_time) = 30</w:t>
+      <w:proofErr w:type="gramStart"/>
+      <w:r>
+        <w:rPr>
+          <w:rFonts w:eastAsiaTheme="minorEastAsia"/>
+          <w:i/>
+          <w:iCs/>
+        </w:rPr>
+        <w:t>solution(</w:t>
+      </w:r>
+      <w:proofErr w:type="spellStart"/>
+      <w:proofErr w:type="gramEnd"/>
+      <w:r>
+        <w:rPr>
+          <w:rFonts w:eastAsiaTheme="minorEastAsia"/>
+          <w:i/>
+          <w:iCs/>
+        </w:rPr>
+        <w:t>departure_times</w:t>
+      </w:r>
+      <w:proofErr w:type="spellEnd"/>
+      <w:r>
+        <w:rPr>
+          <w:rFonts w:eastAsiaTheme="minorEastAsia"/>
+          <w:i/>
+          <w:iCs/>
+        </w:rPr>
+        <w:t xml:space="preserve">, </w:t>
+      </w:r>
+      <w:proofErr w:type="spellStart"/>
+      <w:r>
+        <w:rPr>
+          <w:rFonts w:eastAsiaTheme="minorEastAsia"/>
+          <w:i/>
+          <w:iCs/>
+        </w:rPr>
+        <w:t>current_time</w:t>
+      </w:r>
+      <w:proofErr w:type="spellEnd"/>
+      <w:r>
+        <w:rPr>
+          <w:rFonts w:eastAsiaTheme="minorEastAsia"/>
+          <w:i/>
+          <w:iCs/>
+        </w:rPr>
+        <w:t>) = 30</w:t>
       </w:r>
       <w:r>
         <w:rPr>
@@ -14885,7 +20137,15 @@
         </w:rPr>
       </w:pPr>
       <w:r>
-        <w:t xml:space="preserve">Given an empty array that should contain integers numbers, your task is to process a list of queries on it. Specifically there are two types of queries: </w:t>
+        <w:t xml:space="preserve">Given an empty array that should contain integers numbers, your task is to process a list of queries on it. </w:t>
+      </w:r>
+      <w:proofErr w:type="gramStart"/>
+      <w:r>
+        <w:t>Specifically</w:t>
+      </w:r>
+      <w:proofErr w:type="gramEnd"/>
+      <w:r>
+        <w:t xml:space="preserve"> there are two types of queries: </w:t>
       </w:r>
     </w:p>
     <w:p>
@@ -14924,7 +20184,20 @@
         <w:ind w:left="720"/>
       </w:pPr>
       <w:r>
-        <w:t xml:space="preserve">After processing each query, count the number of triples (x,y,z) in numbers which meet this condition: </w:t>
+        <w:t>After processing each query, count the number of triples (</w:t>
+      </w:r>
+      <w:proofErr w:type="spellStart"/>
+      <w:proofErr w:type="gramStart"/>
+      <w:r>
+        <w:t>x,y</w:t>
+      </w:r>
+      <w:proofErr w:type="gramEnd"/>
+      <w:r>
+        <w:t>,z</w:t>
+      </w:r>
+      <w:proofErr w:type="spellEnd"/>
+      <w:r>
+        <w:t xml:space="preserve">) in numbers which meet this condition: </w:t>
       </w:r>
     </w:p>
     <w:p>
@@ -14967,12 +20240,21 @@
       <w:r>
         <w:t xml:space="preserve"> For queries = [“+4”, “+5”, “+6”, “+4”, “+3”, “-4”] and diff = 1, the </w:t>
       </w:r>
-      <w:r>
-        <w:rPr>
-          <w:i/>
-          <w:iCs/>
-        </w:rPr>
-        <w:t>solution(queries, diff)</w:t>
+      <w:proofErr w:type="gramStart"/>
+      <w:r>
+        <w:rPr>
+          <w:i/>
+          <w:iCs/>
+        </w:rPr>
+        <w:t>solution(</w:t>
+      </w:r>
+      <w:proofErr w:type="gramEnd"/>
+      <w:r>
+        <w:rPr>
+          <w:i/>
+          <w:iCs/>
+        </w:rPr>
+        <w:t>queries, diff)</w:t>
       </w:r>
       <w:r>
         <w:t xml:space="preserve"> = </w:t>
@@ -15058,7 +20340,15 @@
         </w:numPr>
       </w:pPr>
       <w:r>
-        <w:t xml:space="preserve">id&lt;number&gt; where &lt;number&gt; is an int in range [1,999] mentioning of individual users - ALL - mentioning all users - HERE - mentioning acive users </w:t>
+        <w:t xml:space="preserve">id&lt;number&gt; where &lt;number&gt; is an int in range [1,999] mentioning of individual users - ALL - mentioning all users - HERE - mentioning </w:t>
+      </w:r>
+      <w:proofErr w:type="spellStart"/>
+      <w:r>
+        <w:t>acive</w:t>
+      </w:r>
+      <w:proofErr w:type="spellEnd"/>
+      <w:r>
+        <w:t xml:space="preserve"> users </w:t>
       </w:r>
     </w:p>
     <w:p>
@@ -15096,7 +20386,15 @@
         <w:pStyle w:val="ListParagraph"/>
       </w:pPr>
       <w:r>
-        <w:t>Your task is to calculate mention statistics. given a list of users in the group chat and a list of chat events, count the number of message events that each user is mentioned in. Return the results in an array of strings with each string following this format [user id]=[mentions count]. The array should be sorted lexicographically by user id in ascending order.</w:t>
+        <w:t xml:space="preserve">Your task is to calculate mention statistics. given a list of users in the group chat and a list of chat events, count the number of message events that each user is mentioned in. Return the results in an array of strings with each string following this format [user </w:t>
+      </w:r>
+      <w:proofErr w:type="gramStart"/>
+      <w:r>
+        <w:t>id]=</w:t>
+      </w:r>
+      <w:proofErr w:type="gramEnd"/>
+      <w:r>
+        <w:t>[mentions count]. The array should be sorted lexicographically by user id in ascending order.</w:t>
       </w:r>
     </w:p>
     <w:p>
@@ -15149,7 +20447,21 @@
           <w:rFonts w:eastAsiaTheme="minorEastAsia"/>
         </w:rPr>
         <w:lastRenderedPageBreak/>
-        <w:t>Given an infinite integer number line, you would like to build some blocks and obstacles on it. Specifically, you have to implement code that supports two types of operations:</w:t>
+        <w:t xml:space="preserve">Given an infinite integer number line, you would like to build some blocks and obstacles on it. Specifically, you </w:t>
+      </w:r>
+      <w:proofErr w:type="gramStart"/>
+      <w:r>
+        <w:rPr>
+          <w:rFonts w:eastAsiaTheme="minorEastAsia"/>
+        </w:rPr>
+        <w:t>have to</w:t>
+      </w:r>
+      <w:proofErr w:type="gramEnd"/>
+      <w:r>
+        <w:rPr>
+          <w:rFonts w:eastAsiaTheme="minorEastAsia"/>
+        </w:rPr>
+        <w:t xml:space="preserve"> implement code that supports two types of operations:</w:t>
       </w:r>
     </w:p>
     <w:p>
@@ -15257,7 +20569,21 @@
         <w:rPr>
           <w:rFonts w:eastAsiaTheme="minorEastAsia"/>
         </w:rPr>
-        <w:t>This operation does not actually build the block, it only checks whether a block can be built.</w:t>
+        <w:t xml:space="preserve">This operation does not actually build the </w:t>
+      </w:r>
+      <w:proofErr w:type="gramStart"/>
+      <w:r>
+        <w:rPr>
+          <w:rFonts w:eastAsiaTheme="minorEastAsia"/>
+        </w:rPr>
+        <w:t>block,</w:t>
+      </w:r>
+      <w:proofErr w:type="gramEnd"/>
+      <w:r>
+        <w:rPr>
+          <w:rFonts w:eastAsiaTheme="minorEastAsia"/>
+        </w:rPr>
+        <w:t xml:space="preserve"> it only checks whether a block can be built.</w:t>
       </w:r>
     </w:p>
     <w:p>
@@ -15455,7 +20781,23 @@
           <w:rFonts w:eastAsiaTheme="minorEastAsia"/>
           <w:highlight w:val="yellow"/>
         </w:rPr>
-        <w:t>Note – this problem is similar to Question 15 however the requirements are very slightly modified.</w:t>
+        <w:t xml:space="preserve">Note – this problem is </w:t>
+      </w:r>
+      <w:proofErr w:type="gramStart"/>
+      <w:r>
+        <w:rPr>
+          <w:rFonts w:eastAsiaTheme="minorEastAsia"/>
+          <w:highlight w:val="yellow"/>
+        </w:rPr>
+        <w:t>similar to</w:t>
+      </w:r>
+      <w:proofErr w:type="gramEnd"/>
+      <w:r>
+        <w:rPr>
+          <w:rFonts w:eastAsiaTheme="minorEastAsia"/>
+          <w:highlight w:val="yellow"/>
+        </w:rPr>
+        <w:t xml:space="preserve"> Question 15 however the requirements are very slightly modified.</w:t>
       </w:r>
     </w:p>
     <w:p>
@@ -15716,7 +21058,21 @@
           <w:rFonts w:eastAsiaTheme="minorEastAsia"/>
         </w:rPr>
         <w:br/>
-        <w:t>The output should be a multidimensional array with the same size as bubbles, but replace all empty cells with 0.</w:t>
+        <w:t xml:space="preserve">The output should be a multidimensional array with the same size as </w:t>
+      </w:r>
+      <w:proofErr w:type="gramStart"/>
+      <w:r>
+        <w:rPr>
+          <w:rFonts w:eastAsiaTheme="minorEastAsia"/>
+        </w:rPr>
+        <w:t>bubbles, but</w:t>
+      </w:r>
+      <w:proofErr w:type="gramEnd"/>
+      <w:r>
+        <w:rPr>
+          <w:rFonts w:eastAsiaTheme="minorEastAsia"/>
+        </w:rPr>
+        <w:t xml:space="preserve"> replace all empty cells with 0.</w:t>
       </w:r>
     </w:p>
     <w:p>
@@ -15944,13 +21300,23 @@
           <w:iCs/>
         </w:rPr>
       </w:pPr>
-      <w:r>
-        <w:rPr>
-          <w:rFonts w:eastAsiaTheme="minorEastAsia"/>
-          <w:i/>
-          <w:iCs/>
-        </w:rPr>
-        <w:t>solution(bubbles, operations) = [</w:t>
+      <w:proofErr w:type="gramStart"/>
+      <w:r>
+        <w:rPr>
+          <w:rFonts w:eastAsiaTheme="minorEastAsia"/>
+          <w:i/>
+          <w:iCs/>
+        </w:rPr>
+        <w:t>solution(</w:t>
+      </w:r>
+      <w:proofErr w:type="gramEnd"/>
+      <w:r>
+        <w:rPr>
+          <w:rFonts w:eastAsiaTheme="minorEastAsia"/>
+          <w:i/>
+          <w:iCs/>
+        </w:rPr>
+        <w:t>bubbles, operations) = [</w:t>
       </w:r>
     </w:p>
     <w:p>
@@ -16164,11 +21530,19 @@
           <w:rFonts w:eastAsiaTheme="minorEastAsia"/>
         </w:rPr>
       </w:pPr>
-      <w:r>
-        <w:rPr>
-          <w:rFonts w:eastAsiaTheme="minorEastAsia"/>
-        </w:rPr>
-        <w:t>cd . → Stays in the current directory (does nothing).</w:t>
+      <w:proofErr w:type="gramStart"/>
+      <w:r>
+        <w:rPr>
+          <w:rFonts w:eastAsiaTheme="minorEastAsia"/>
+        </w:rPr>
+        <w:t>cd .</w:t>
+      </w:r>
+      <w:proofErr w:type="gramEnd"/>
+      <w:r>
+        <w:rPr>
+          <w:rFonts w:eastAsiaTheme="minorEastAsia"/>
+        </w:rPr>
+        <w:t xml:space="preserve"> → Stays in the current directory (does nothing).</w:t>
       </w:r>
     </w:p>
     <w:p>
@@ -16187,7 +21561,21 @@
           <w:rFonts w:eastAsiaTheme="minorEastAsia"/>
         </w:rPr>
         <w:lastRenderedPageBreak/>
-        <w:t>cd .. → Moves the working directory one level up.</w:t>
+        <w:t>cd</w:t>
+      </w:r>
+      <w:proofErr w:type="gramStart"/>
+      <w:r>
+        <w:rPr>
+          <w:rFonts w:eastAsiaTheme="minorEastAsia"/>
+        </w:rPr>
+        <w:t xml:space="preserve"> ..</w:t>
+      </w:r>
+      <w:proofErr w:type="gramEnd"/>
+      <w:r>
+        <w:rPr>
+          <w:rFonts w:eastAsiaTheme="minorEastAsia"/>
+        </w:rPr>
+        <w:t xml:space="preserve"> → Moves the working directory one level up.</w:t>
       </w:r>
     </w:p>
     <w:p>
@@ -16309,7 +21697,21 @@
         <w:rPr>
           <w:rFonts w:eastAsiaTheme="minorEastAsia"/>
         </w:rPr>
-        <w:t xml:space="preserve"> should be used as separators.</w:t>
+        <w:t xml:space="preserve"> </w:t>
+      </w:r>
+      <w:proofErr w:type="gramStart"/>
+      <w:r>
+        <w:rPr>
+          <w:rFonts w:eastAsiaTheme="minorEastAsia"/>
+        </w:rPr>
+        <w:t>should</w:t>
+      </w:r>
+      <w:proofErr w:type="gramEnd"/>
+      <w:r>
+        <w:rPr>
+          <w:rFonts w:eastAsiaTheme="minorEastAsia"/>
+        </w:rPr>
+        <w:t xml:space="preserve"> be used as separators.</w:t>
       </w:r>
     </w:p>
     <w:p>
@@ -16355,7 +21757,35 @@
         <w:rPr>
           <w:rFonts w:eastAsiaTheme="minorEastAsia"/>
         </w:rPr>
-        <w:t>commands = ["cd users", "cd codesignal", "cd ..", "cd admin"]</w:t>
+        <w:t xml:space="preserve">commands = ["cd users", "cd </w:t>
+      </w:r>
+      <w:proofErr w:type="spellStart"/>
+      <w:r>
+        <w:rPr>
+          <w:rFonts w:eastAsiaTheme="minorEastAsia"/>
+        </w:rPr>
+        <w:t>codesignal</w:t>
+      </w:r>
+      <w:proofErr w:type="spellEnd"/>
+      <w:r>
+        <w:rPr>
+          <w:rFonts w:eastAsiaTheme="minorEastAsia"/>
+        </w:rPr>
+        <w:t>", "cd</w:t>
+      </w:r>
+      <w:proofErr w:type="gramStart"/>
+      <w:r>
+        <w:rPr>
+          <w:rFonts w:eastAsiaTheme="minorEastAsia"/>
+        </w:rPr>
+        <w:t xml:space="preserve"> ..</w:t>
+      </w:r>
+      <w:proofErr w:type="gramEnd"/>
+      <w:r>
+        <w:rPr>
+          <w:rFonts w:eastAsiaTheme="minorEastAsia"/>
+        </w:rPr>
+        <w:t>", "cd admin"]</w:t>
       </w:r>
     </w:p>
     <w:p>
@@ -16454,7 +21884,25 @@
           <w:i/>
           <w:iCs/>
         </w:rPr>
-        <w:t>heights[i]</w:t>
+        <w:t>heights[</w:t>
+      </w:r>
+      <w:proofErr w:type="spellStart"/>
+      <w:r>
+        <w:rPr>
+          <w:rFonts w:eastAsiaTheme="minorEastAsia"/>
+          <w:i/>
+          <w:iCs/>
+        </w:rPr>
+        <w:t>i</w:t>
+      </w:r>
+      <w:proofErr w:type="spellEnd"/>
+      <w:r>
+        <w:rPr>
+          <w:rFonts w:eastAsiaTheme="minorEastAsia"/>
+          <w:i/>
+          <w:iCs/>
+        </w:rPr>
+        <w:t>]</w:t>
       </w:r>
       <w:r>
         <w:rPr>
@@ -16474,13 +21922,41 @@
           <w:rFonts w:eastAsiaTheme="minorEastAsia"/>
         </w:rPr>
       </w:pPr>
-      <w:r>
-        <w:rPr>
-          <w:rFonts w:eastAsiaTheme="minorEastAsia"/>
-          <w:i/>
-          <w:iCs/>
-        </w:rPr>
-        <w:t xml:space="preserve">Heights[i] &gt; heights[i-1] </w:t>
+      <w:proofErr w:type="gramStart"/>
+      <w:r>
+        <w:rPr>
+          <w:rFonts w:eastAsiaTheme="minorEastAsia"/>
+          <w:i/>
+          <w:iCs/>
+        </w:rPr>
+        <w:t>Heights</w:t>
+      </w:r>
+      <w:proofErr w:type="gramEnd"/>
+      <w:r>
+        <w:rPr>
+          <w:rFonts w:eastAsiaTheme="minorEastAsia"/>
+          <w:i/>
+          <w:iCs/>
+        </w:rPr>
+        <w:t>[</w:t>
+      </w:r>
+      <w:proofErr w:type="spellStart"/>
+      <w:r>
+        <w:rPr>
+          <w:rFonts w:eastAsiaTheme="minorEastAsia"/>
+          <w:i/>
+          <w:iCs/>
+        </w:rPr>
+        <w:t>i</w:t>
+      </w:r>
+      <w:proofErr w:type="spellEnd"/>
+      <w:r>
+        <w:rPr>
+          <w:rFonts w:eastAsiaTheme="minorEastAsia"/>
+          <w:i/>
+          <w:iCs/>
+        </w:rPr>
+        <w:t xml:space="preserve">] &gt; heights[i-1] </w:t>
       </w:r>
       <w:r>
         <w:rPr>
@@ -16514,13 +21990,41 @@
           <w:rFonts w:eastAsiaTheme="minorEastAsia"/>
         </w:rPr>
       </w:pPr>
-      <w:r>
-        <w:rPr>
-          <w:rFonts w:eastAsiaTheme="minorEastAsia"/>
-          <w:i/>
-          <w:iCs/>
-        </w:rPr>
-        <w:t>Heights[i] &gt; heights[i+1]</w:t>
+      <w:proofErr w:type="gramStart"/>
+      <w:r>
+        <w:rPr>
+          <w:rFonts w:eastAsiaTheme="minorEastAsia"/>
+          <w:i/>
+          <w:iCs/>
+        </w:rPr>
+        <w:t>Heights</w:t>
+      </w:r>
+      <w:proofErr w:type="gramEnd"/>
+      <w:r>
+        <w:rPr>
+          <w:rFonts w:eastAsiaTheme="minorEastAsia"/>
+          <w:i/>
+          <w:iCs/>
+        </w:rPr>
+        <w:t>[</w:t>
+      </w:r>
+      <w:proofErr w:type="spellStart"/>
+      <w:r>
+        <w:rPr>
+          <w:rFonts w:eastAsiaTheme="minorEastAsia"/>
+          <w:i/>
+          <w:iCs/>
+        </w:rPr>
+        <w:t>i</w:t>
+      </w:r>
+      <w:proofErr w:type="spellEnd"/>
+      <w:r>
+        <w:rPr>
+          <w:rFonts w:eastAsiaTheme="minorEastAsia"/>
+          <w:i/>
+          <w:iCs/>
+        </w:rPr>
+        <w:t>] &gt; heights[i+1]</w:t>
       </w:r>
       <w:r>
         <w:rPr>
@@ -16563,6 +22067,7 @@
         </w:rPr>
         <w:t xml:space="preserve">The task is to complete an array (let’s call it </w:t>
       </w:r>
+      <w:proofErr w:type="spellStart"/>
       <w:r>
         <w:rPr>
           <w:rFonts w:eastAsiaTheme="minorEastAsia"/>
@@ -16571,6 +22076,7 @@
         </w:rPr>
         <w:t>highlightOrder</w:t>
       </w:r>
+      <w:proofErr w:type="spellEnd"/>
       <w:r>
         <w:rPr>
           <w:rFonts w:eastAsiaTheme="minorEastAsia"/>
@@ -16649,6 +22155,7 @@
         </w:rPr>
         <w:t xml:space="preserve"> and add it to the end of the </w:t>
       </w:r>
+      <w:proofErr w:type="spellStart"/>
       <w:r>
         <w:rPr>
           <w:rFonts w:eastAsiaTheme="minorEastAsia"/>
@@ -16657,6 +22164,7 @@
         </w:rPr>
         <w:t>highlightOrder</w:t>
       </w:r>
+      <w:proofErr w:type="spellEnd"/>
     </w:p>
     <w:p>
       <w:pPr>
@@ -16687,7 +22195,21 @@
         <w:rPr>
           <w:rFonts w:eastAsiaTheme="minorEastAsia"/>
         </w:rPr>
-        <w:t xml:space="preserve"> has no </w:t>
+        <w:t xml:space="preserve"> </w:t>
+      </w:r>
+      <w:proofErr w:type="gramStart"/>
+      <w:r>
+        <w:rPr>
+          <w:rFonts w:eastAsiaTheme="minorEastAsia"/>
+        </w:rPr>
+        <w:t>has</w:t>
+      </w:r>
+      <w:proofErr w:type="gramEnd"/>
+      <w:r>
+        <w:rPr>
+          <w:rFonts w:eastAsiaTheme="minorEastAsia"/>
+        </w:rPr>
+        <w:t xml:space="preserve"> no </w:t>
       </w:r>
       <w:r>
         <w:rPr>
@@ -17038,7 +22560,51 @@
         <w:rPr>
           <w:rFonts w:eastAsiaTheme="minorEastAsia"/>
         </w:rPr>
-        <w:t>Return an array of length queries.length, where the ith element is the count of consecutive same-colored pairs after processing the ith query.</w:t>
+        <w:t xml:space="preserve">Return an array of length </w:t>
+      </w:r>
+      <w:proofErr w:type="spellStart"/>
+      <w:proofErr w:type="gramStart"/>
+      <w:r>
+        <w:rPr>
+          <w:rFonts w:eastAsiaTheme="minorEastAsia"/>
+        </w:rPr>
+        <w:t>queries.length</w:t>
+      </w:r>
+      <w:proofErr w:type="spellEnd"/>
+      <w:proofErr w:type="gramEnd"/>
+      <w:r>
+        <w:rPr>
+          <w:rFonts w:eastAsiaTheme="minorEastAsia"/>
+        </w:rPr>
+        <w:t xml:space="preserve">, where the </w:t>
+      </w:r>
+      <w:proofErr w:type="spellStart"/>
+      <w:r>
+        <w:rPr>
+          <w:rFonts w:eastAsiaTheme="minorEastAsia"/>
+        </w:rPr>
+        <w:t>ith</w:t>
+      </w:r>
+      <w:proofErr w:type="spellEnd"/>
+      <w:r>
+        <w:rPr>
+          <w:rFonts w:eastAsiaTheme="minorEastAsia"/>
+        </w:rPr>
+        <w:t xml:space="preserve"> element is the count of consecutive same-colored pairs after processing the </w:t>
+      </w:r>
+      <w:proofErr w:type="spellStart"/>
+      <w:r>
+        <w:rPr>
+          <w:rFonts w:eastAsiaTheme="minorEastAsia"/>
+        </w:rPr>
+        <w:t>ith</w:t>
+      </w:r>
+      <w:proofErr w:type="spellEnd"/>
+      <w:r>
+        <w:rPr>
+          <w:rFonts w:eastAsiaTheme="minorEastAsia"/>
+        </w:rPr>
+        <w:t xml:space="preserve"> query.</w:t>
       </w:r>
     </w:p>
     <w:p>
@@ -17131,7 +22697,23 @@
         <w:rPr>
           <w:rFonts w:eastAsiaTheme="minorEastAsia"/>
         </w:rPr>
-        <w:t>Constraints: 1 ≤ queries.length ≤ 10⁵</w:t>
+        <w:t xml:space="preserve">Constraints: 1 ≤ </w:t>
+      </w:r>
+      <w:proofErr w:type="spellStart"/>
+      <w:proofErr w:type="gramStart"/>
+      <w:r>
+        <w:rPr>
+          <w:rFonts w:eastAsiaTheme="minorEastAsia"/>
+        </w:rPr>
+        <w:t>queries.length</w:t>
+      </w:r>
+      <w:proofErr w:type="spellEnd"/>
+      <w:proofErr w:type="gramEnd"/>
+      <w:r>
+        <w:rPr>
+          <w:rFonts w:eastAsiaTheme="minorEastAsia"/>
+        </w:rPr>
+        <w:t xml:space="preserve"> ≤ 10⁵</w:t>
       </w:r>
     </w:p>
     <w:p>
@@ -17149,7 +22731,21 @@
         <w:rPr>
           <w:rFonts w:eastAsiaTheme="minorEastAsia"/>
         </w:rPr>
-        <w:t>0 ≤ queries[i][0] &lt; length</w:t>
+        <w:t>0 ≤ queries[</w:t>
+      </w:r>
+      <w:proofErr w:type="spellStart"/>
+      <w:r>
+        <w:rPr>
+          <w:rFonts w:eastAsiaTheme="minorEastAsia"/>
+        </w:rPr>
+        <w:t>i</w:t>
+      </w:r>
+      <w:proofErr w:type="spellEnd"/>
+      <w:r>
+        <w:rPr>
+          <w:rFonts w:eastAsiaTheme="minorEastAsia"/>
+        </w:rPr>
+        <w:t>][0] &lt; length</w:t>
       </w:r>
     </w:p>
     <w:p>
@@ -17167,7 +22763,21 @@
         <w:rPr>
           <w:rFonts w:eastAsiaTheme="minorEastAsia"/>
         </w:rPr>
-        <w:t>1 ≤ queries[i][1] ≤ 10⁹ (Color values are positive integers)</w:t>
+        <w:t>1 ≤ queries[</w:t>
+      </w:r>
+      <w:proofErr w:type="spellStart"/>
+      <w:r>
+        <w:rPr>
+          <w:rFonts w:eastAsiaTheme="minorEastAsia"/>
+        </w:rPr>
+        <w:t>i</w:t>
+      </w:r>
+      <w:proofErr w:type="spellEnd"/>
+      <w:r>
+        <w:rPr>
+          <w:rFonts w:eastAsiaTheme="minorEastAsia"/>
+        </w:rPr>
+        <w:t>][1] ≤ 10⁹ (Color values are positive integers)</w:t>
       </w:r>
     </w:p>
     <w:p>
@@ -17246,13 +22856,23 @@
         </w:rPr>
         <w:t xml:space="preserve">, then </w:t>
       </w:r>
-      <w:r>
-        <w:rPr>
-          <w:rFonts w:eastAsiaTheme="minorEastAsia"/>
-          <w:i/>
-          <w:iCs/>
-        </w:rPr>
-        <w:t xml:space="preserve">solution(length, queries) = </w:t>
+      <w:proofErr w:type="gramStart"/>
+      <w:r>
+        <w:rPr>
+          <w:rFonts w:eastAsiaTheme="minorEastAsia"/>
+          <w:i/>
+          <w:iCs/>
+        </w:rPr>
+        <w:t>solution(</w:t>
+      </w:r>
+      <w:proofErr w:type="gramEnd"/>
+      <w:r>
+        <w:rPr>
+          <w:rFonts w:eastAsiaTheme="minorEastAsia"/>
+          <w:i/>
+          <w:iCs/>
+        </w:rPr>
+        <w:t xml:space="preserve">length, queries) = </w:t>
       </w:r>
       <w:r>
         <w:rPr>
@@ -17308,6 +22928,206 @@
           <w:rFonts w:eastAsiaTheme="minorEastAsia"/>
         </w:rPr>
         <w:t>Answer: Question72</w:t>
+      </w:r>
+    </w:p>
+    <w:p>
+      <w:pPr>
+        <w:rPr>
+          <w:rFonts w:eastAsiaTheme="minorEastAsia"/>
+        </w:rPr>
+      </w:pPr>
+    </w:p>
+    <w:p>
+      <w:pPr>
+        <w:pStyle w:val="ListParagraph"/>
+        <w:numPr>
+          <w:ilvl w:val="0"/>
+          <w:numId w:val="1"/>
+        </w:numPr>
+        <w:rPr>
+          <w:rFonts w:eastAsiaTheme="minorEastAsia"/>
+        </w:rPr>
+      </w:pPr>
+      <w:r>
+        <w:rPr>
+          <w:rFonts w:eastAsiaTheme="minorEastAsia"/>
+        </w:rPr>
+        <w:t xml:space="preserve">You are tasked with analyzing the potential space in a cityscape outlined by a series of skyscrapers. Each skyscraper’s height is represented by an element in the array </w:t>
+      </w:r>
+      <w:proofErr w:type="spellStart"/>
+      <w:r>
+        <w:rPr>
+          <w:rFonts w:eastAsiaTheme="minorEastAsia"/>
+          <w:i/>
+          <w:iCs/>
+        </w:rPr>
+        <w:t>cityLine</w:t>
+      </w:r>
+      <w:proofErr w:type="spellEnd"/>
+      <w:r>
+        <w:rPr>
+          <w:rFonts w:eastAsiaTheme="minorEastAsia"/>
+        </w:rPr>
+        <w:t xml:space="preserve">, where the width of each skyscraper is consistently </w:t>
+      </w:r>
+      <w:r>
+        <w:rPr>
+          <w:rFonts w:eastAsiaTheme="minorEastAsia"/>
+          <w:i/>
+          <w:iCs/>
+        </w:rPr>
+        <w:t>1</w:t>
+      </w:r>
+      <w:r>
+        <w:rPr>
+          <w:rFonts w:eastAsiaTheme="minorEastAsia"/>
+        </w:rPr>
+        <w:t>, and they are placed directly adjacent to each other along a road with no gaps. Your mission is to determine the largest square area that can fit within this row of skyscrapers.</w:t>
+      </w:r>
+    </w:p>
+    <w:p>
+      <w:pPr>
+        <w:rPr>
+          <w:rFonts w:eastAsiaTheme="minorEastAsia"/>
+        </w:rPr>
+      </w:pPr>
+    </w:p>
+    <w:p>
+      <w:pPr>
+        <w:ind w:left="720"/>
+        <w:rPr>
+          <w:rFonts w:eastAsiaTheme="minorEastAsia"/>
+        </w:rPr>
+      </w:pPr>
+      <w:r>
+        <w:rPr>
+          <w:rFonts w:eastAsiaTheme="minorEastAsia"/>
+          <w:b/>
+          <w:bCs/>
+        </w:rPr>
+        <w:t>Example:</w:t>
+      </w:r>
+    </w:p>
+    <w:p>
+      <w:pPr>
+        <w:ind w:left="720"/>
+        <w:rPr>
+          <w:rFonts w:eastAsiaTheme="minorEastAsia"/>
+        </w:rPr>
+      </w:pPr>
+    </w:p>
+    <w:p>
+      <w:pPr>
+        <w:ind w:left="720"/>
+        <w:rPr>
+          <w:rFonts w:eastAsiaTheme="minorEastAsia"/>
+        </w:rPr>
+      </w:pPr>
+      <w:r>
+        <w:rPr>
+          <w:rFonts w:eastAsiaTheme="minorEastAsia"/>
+        </w:rPr>
+        <w:t xml:space="preserve">For </w:t>
+      </w:r>
+      <w:proofErr w:type="spellStart"/>
+      <w:r>
+        <w:rPr>
+          <w:rFonts w:eastAsiaTheme="minorEastAsia"/>
+          <w:i/>
+          <w:iCs/>
+        </w:rPr>
+        <w:t>cityLine</w:t>
+      </w:r>
+      <w:proofErr w:type="spellEnd"/>
+      <w:r>
+        <w:rPr>
+          <w:rFonts w:eastAsiaTheme="minorEastAsia"/>
+          <w:i/>
+          <w:iCs/>
+        </w:rPr>
+        <w:t xml:space="preserve"> = [1,2,3,2,1]</w:t>
+      </w:r>
+      <w:r>
+        <w:rPr>
+          <w:rFonts w:eastAsiaTheme="minorEastAsia"/>
+        </w:rPr>
+        <w:t xml:space="preserve">, the output should be </w:t>
+      </w:r>
+      <w:r>
+        <w:rPr>
+          <w:rFonts w:eastAsiaTheme="minorEastAsia"/>
+          <w:i/>
+          <w:iCs/>
+        </w:rPr>
+        <w:t>solution(</w:t>
+      </w:r>
+      <w:proofErr w:type="spellStart"/>
+      <w:r>
+        <w:rPr>
+          <w:rFonts w:eastAsiaTheme="minorEastAsia"/>
+          <w:i/>
+          <w:iCs/>
+        </w:rPr>
+        <w:t>cityLine</w:t>
+      </w:r>
+      <w:proofErr w:type="spellEnd"/>
+      <w:r>
+        <w:rPr>
+          <w:rFonts w:eastAsiaTheme="minorEastAsia"/>
+          <w:i/>
+          <w:iCs/>
+        </w:rPr>
+        <w:t>) = 4</w:t>
+      </w:r>
+      <w:r>
+        <w:rPr>
+          <w:rFonts w:eastAsiaTheme="minorEastAsia"/>
+        </w:rPr>
+        <w:t>.</w:t>
+      </w:r>
+    </w:p>
+    <w:p>
+      <w:pPr>
+        <w:ind w:left="720"/>
+        <w:rPr>
+          <w:rFonts w:eastAsiaTheme="minorEastAsia"/>
+        </w:rPr>
+      </w:pPr>
+    </w:p>
+    <w:p>
+      <w:pPr>
+        <w:ind w:left="720"/>
+        <w:rPr>
+          <w:rFonts w:eastAsiaTheme="minorEastAsia"/>
+        </w:rPr>
+      </w:pPr>
+      <w:r>
+        <w:rPr>
+          <w:rFonts w:eastAsiaTheme="minorEastAsia"/>
+        </w:rPr>
+        <w:t>In this example a square of 2x2 is the largest that can be accommodated between 2-3 or 3-2.</w:t>
+      </w:r>
+    </w:p>
+    <w:p>
+      <w:pPr>
+        <w:ind w:left="720"/>
+        <w:rPr>
+          <w:rFonts w:eastAsiaTheme="minorEastAsia"/>
+        </w:rPr>
+      </w:pPr>
+    </w:p>
+    <w:p>
+      <w:pPr>
+        <w:ind w:left="720"/>
+        <w:rPr>
+          <w:rFonts w:eastAsiaTheme="minorEastAsia"/>
+        </w:rPr>
+      </w:pPr>
+      <w:r>
+        <w:rPr>
+          <w:rFonts w:eastAsiaTheme="minorEastAsia"/>
+        </w:rPr>
+        <w:t>Answer: Question73</w:t>
       </w:r>
     </w:p>
     <w:sectPr>
@@ -20345,6 +26165,7 @@
   <w:style w:type="character" w:default="1" w:styleId="DefaultParagraphFont">
     <w:name w:val="Default Paragraph Font"/>
     <w:uiPriority w:val="1"/>
+    <w:semiHidden/>
     <w:unhideWhenUsed/>
   </w:style>
   <w:style w:type="table" w:default="1" w:styleId="TableNormal">

--- a/src/main/resources/capitalone/codesignal/swe/CodeSignal_Questions_SWE.docx
+++ b/src/main/resources/capitalone/codesignal/swe/CodeSignal_Questions_SWE.docx
@@ -23128,6 +23128,590 @@
           <w:rFonts w:eastAsiaTheme="minorEastAsia"/>
         </w:rPr>
         <w:t>Answer: Question73</w:t>
+      </w:r>
+    </w:p>
+    <w:p>
+      <w:pPr>
+        <w:rPr>
+          <w:rFonts w:eastAsiaTheme="minorEastAsia"/>
+        </w:rPr>
+      </w:pPr>
+    </w:p>
+    <w:p>
+      <w:pPr>
+        <w:pStyle w:val="ListParagraph"/>
+        <w:numPr>
+          <w:ilvl w:val="0"/>
+          <w:numId w:val="1"/>
+        </w:numPr>
+        <w:rPr>
+          <w:rFonts w:eastAsiaTheme="minorEastAsia"/>
+        </w:rPr>
+      </w:pPr>
+      <w:r>
+        <w:rPr>
+          <w:rFonts w:eastAsiaTheme="minorEastAsia"/>
+        </w:rPr>
+        <w:t>Think about a team chat with numerous users writing messages in it. The chat supports two types of actions:</w:t>
+      </w:r>
+    </w:p>
+    <w:p>
+      <w:pPr>
+        <w:rPr>
+          <w:rFonts w:eastAsiaTheme="minorEastAsia"/>
+        </w:rPr>
+      </w:pPr>
+    </w:p>
+    <w:p>
+      <w:pPr>
+        <w:pStyle w:val="ListParagraph"/>
+        <w:numPr>
+          <w:ilvl w:val="0"/>
+          <w:numId w:val="15"/>
+        </w:numPr>
+        <w:rPr>
+          <w:rFonts w:eastAsiaTheme="minorEastAsia"/>
+        </w:rPr>
+      </w:pPr>
+      <w:r>
+        <w:rPr>
+          <w:rFonts w:eastAsiaTheme="minorEastAsia"/>
+        </w:rPr>
+        <w:t>MESSAGE – messages a set of users. The format looks as follows: [“MESSAGE”, “&lt;timestamp&gt;”, “&lt;mentions&gt;”]. Mentions string can contain the following space-separated tokens</w:t>
+      </w:r>
+    </w:p>
+    <w:p>
+      <w:pPr>
+        <w:pStyle w:val="ListParagraph"/>
+        <w:numPr>
+          <w:ilvl w:val="2"/>
+          <w:numId w:val="15"/>
+        </w:numPr>
+        <w:rPr>
+          <w:rFonts w:eastAsiaTheme="minorEastAsia"/>
+        </w:rPr>
+      </w:pPr>
+      <w:r>
+        <w:rPr>
+          <w:rFonts w:eastAsiaTheme="minorEastAsia"/>
+        </w:rPr>
+        <w:t>Id&lt;number&gt; where &lt;number&gt; is an integer in range [1:999] – mentioning of individual users</w:t>
+      </w:r>
+    </w:p>
+    <w:p>
+      <w:pPr>
+        <w:pStyle w:val="ListParagraph"/>
+        <w:numPr>
+          <w:ilvl w:val="2"/>
+          <w:numId w:val="15"/>
+        </w:numPr>
+        <w:rPr>
+          <w:rFonts w:eastAsiaTheme="minorEastAsia"/>
+        </w:rPr>
+      </w:pPr>
+      <w:r>
+        <w:rPr>
+          <w:rFonts w:eastAsiaTheme="minorEastAsia"/>
+        </w:rPr>
+        <w:t>ALL – mentioning all users</w:t>
+      </w:r>
+    </w:p>
+    <w:p>
+      <w:pPr>
+        <w:pStyle w:val="ListParagraph"/>
+        <w:numPr>
+          <w:ilvl w:val="2"/>
+          <w:numId w:val="15"/>
+        </w:numPr>
+        <w:rPr>
+          <w:rFonts w:eastAsiaTheme="minorEastAsia"/>
+        </w:rPr>
+      </w:pPr>
+      <w:r>
+        <w:rPr>
+          <w:rFonts w:eastAsiaTheme="minorEastAsia"/>
+        </w:rPr>
+        <w:lastRenderedPageBreak/>
+        <w:t>HERE – mentioning active users</w:t>
+      </w:r>
+    </w:p>
+    <w:p>
+      <w:pPr>
+        <w:pStyle w:val="ListParagraph"/>
+        <w:numPr>
+          <w:ilvl w:val="1"/>
+          <w:numId w:val="15"/>
+        </w:numPr>
+        <w:rPr>
+          <w:rFonts w:eastAsiaTheme="minorEastAsia"/>
+        </w:rPr>
+      </w:pPr>
+      <w:r>
+        <w:rPr>
+          <w:rFonts w:eastAsiaTheme="minorEastAsia"/>
+        </w:rPr>
+        <w:t xml:space="preserve">OFFLINE – Makes a user with a given id inactive for </w:t>
+      </w:r>
+      <w:proofErr w:type="gramStart"/>
+      <w:r>
+        <w:rPr>
+          <w:rFonts w:eastAsiaTheme="minorEastAsia"/>
+        </w:rPr>
+        <w:t>60 time</w:t>
+      </w:r>
+      <w:proofErr w:type="gramEnd"/>
+      <w:r>
+        <w:rPr>
+          <w:rFonts w:eastAsiaTheme="minorEastAsia"/>
+        </w:rPr>
+        <w:t xml:space="preserve"> ticks – the user will be active again at time &lt;timestamp&gt; + 60. It is guaranteed that the user with given &lt;id&gt; will be active when this action is applied. The format looks as follows: [“OFFLINE”, “&lt;timestamp&gt;”, “&lt;id&gt;”] – where </w:t>
+      </w:r>
+      <w:proofErr w:type="spellStart"/>
+      <w:r>
+        <w:rPr>
+          <w:rFonts w:eastAsiaTheme="minorEastAsia"/>
+        </w:rPr>
+        <w:t>id</w:t>
+      </w:r>
+      <w:proofErr w:type="spellEnd"/>
+      <w:r>
+        <w:rPr>
+          <w:rFonts w:eastAsiaTheme="minorEastAsia"/>
+        </w:rPr>
+        <w:t xml:space="preserve"> is a single individual mention.</w:t>
+      </w:r>
+    </w:p>
+    <w:p>
+      <w:pPr>
+        <w:rPr>
+          <w:rFonts w:eastAsiaTheme="minorEastAsia"/>
+        </w:rPr>
+      </w:pPr>
+    </w:p>
+    <w:p>
+      <w:pPr>
+        <w:ind w:left="720"/>
+        <w:rPr>
+          <w:rFonts w:eastAsiaTheme="minorEastAsia"/>
+        </w:rPr>
+      </w:pPr>
+      <w:r>
+        <w:rPr>
+          <w:rFonts w:eastAsiaTheme="minorEastAsia"/>
+          <w:b/>
+          <w:bCs/>
+        </w:rPr>
+        <w:t>Example:</w:t>
+      </w:r>
+    </w:p>
+    <w:p>
+      <w:pPr>
+        <w:ind w:left="720"/>
+        <w:rPr>
+          <w:rFonts w:eastAsiaTheme="minorEastAsia"/>
+        </w:rPr>
+      </w:pPr>
+    </w:p>
+    <w:p>
+      <w:pPr>
+        <w:ind w:left="720"/>
+        <w:rPr>
+          <w:rFonts w:eastAsiaTheme="minorEastAsia"/>
+        </w:rPr>
+      </w:pPr>
+      <w:r>
+        <w:rPr>
+          <w:rFonts w:eastAsiaTheme="minorEastAsia"/>
+        </w:rPr>
+        <w:t>Members = [“id42”, “id158”, “id23”]</w:t>
+      </w:r>
+    </w:p>
+    <w:p>
+      <w:pPr>
+        <w:ind w:left="720"/>
+        <w:rPr>
+          <w:rFonts w:eastAsiaTheme="minorEastAsia"/>
+        </w:rPr>
+      </w:pPr>
+    </w:p>
+    <w:p>
+      <w:pPr>
+        <w:ind w:left="720"/>
+        <w:rPr>
+          <w:rFonts w:eastAsiaTheme="minorEastAsia"/>
+        </w:rPr>
+      </w:pPr>
+      <w:r>
+        <w:rPr>
+          <w:rFonts w:eastAsiaTheme="minorEastAsia"/>
+        </w:rPr>
+        <w:t>Events = [</w:t>
+      </w:r>
+    </w:p>
+    <w:p>
+      <w:pPr>
+        <w:ind w:left="720"/>
+        <w:rPr>
+          <w:rFonts w:eastAsiaTheme="minorEastAsia"/>
+        </w:rPr>
+      </w:pPr>
+      <w:r>
+        <w:rPr>
+          <w:rFonts w:eastAsiaTheme="minorEastAsia"/>
+        </w:rPr>
+        <w:tab/>
+        <w:t>[“MESSAGE”, “0”, “ALL id158 id42”],</w:t>
+      </w:r>
+    </w:p>
+    <w:p>
+      <w:pPr>
+        <w:ind w:left="720"/>
+        <w:rPr>
+          <w:rFonts w:eastAsiaTheme="minorEastAsia"/>
+        </w:rPr>
+      </w:pPr>
+      <w:r>
+        <w:rPr>
+          <w:rFonts w:eastAsiaTheme="minorEastAsia"/>
+        </w:rPr>
+        <w:tab/>
+        <w:t>[“OFFLINE”, “1”, “id158”],</w:t>
+      </w:r>
+    </w:p>
+    <w:p>
+      <w:pPr>
+        <w:ind w:left="720"/>
+        <w:rPr>
+          <w:rFonts w:eastAsiaTheme="minorEastAsia"/>
+        </w:rPr>
+      </w:pPr>
+      <w:r>
+        <w:rPr>
+          <w:rFonts w:eastAsiaTheme="minorEastAsia"/>
+        </w:rPr>
+        <w:tab/>
+        <w:t>[“MESSAGE”, “</w:t>
+      </w:r>
+      <w:r>
+        <w:rPr>
+          <w:rFonts w:eastAsiaTheme="minorEastAsia"/>
+        </w:rPr>
+        <w:t>2</w:t>
+      </w:r>
+      <w:r>
+        <w:rPr>
+          <w:rFonts w:eastAsiaTheme="minorEastAsia"/>
+        </w:rPr>
+        <w:t>”, “ALL id</w:t>
+      </w:r>
+      <w:r>
+        <w:rPr>
+          <w:rFonts w:eastAsiaTheme="minorEastAsia"/>
+        </w:rPr>
+        <w:t>1</w:t>
+      </w:r>
+      <w:r>
+        <w:rPr>
+          <w:rFonts w:eastAsiaTheme="minorEastAsia"/>
+        </w:rPr>
+        <w:t>58 id</w:t>
+      </w:r>
+      <w:r>
+        <w:rPr>
+          <w:rFonts w:eastAsiaTheme="minorEastAsia"/>
+        </w:rPr>
+        <w:t>158</w:t>
+      </w:r>
+      <w:r>
+        <w:rPr>
+          <w:rFonts w:eastAsiaTheme="minorEastAsia"/>
+        </w:rPr>
+        <w:t>”],</w:t>
+      </w:r>
+    </w:p>
+    <w:p>
+      <w:pPr>
+        <w:ind w:left="720"/>
+        <w:rPr>
+          <w:rFonts w:eastAsiaTheme="minorEastAsia"/>
+        </w:rPr>
+      </w:pPr>
+      <w:r>
+        <w:rPr>
+          <w:rFonts w:eastAsiaTheme="minorEastAsia"/>
+        </w:rPr>
+        <w:tab/>
+        <w:t>[“OFFLINE”, “</w:t>
+      </w:r>
+      <w:r>
+        <w:rPr>
+          <w:rFonts w:eastAsiaTheme="minorEastAsia"/>
+        </w:rPr>
+        <w:t>3</w:t>
+      </w:r>
+      <w:r>
+        <w:rPr>
+          <w:rFonts w:eastAsiaTheme="minorEastAsia"/>
+        </w:rPr>
+        <w:t>”, “id</w:t>
+      </w:r>
+      <w:r>
+        <w:rPr>
+          <w:rFonts w:eastAsiaTheme="minorEastAsia"/>
+        </w:rPr>
+        <w:t>23</w:t>
+      </w:r>
+      <w:r>
+        <w:rPr>
+          <w:rFonts w:eastAsiaTheme="minorEastAsia"/>
+        </w:rPr>
+        <w:t>”],</w:t>
+      </w:r>
+    </w:p>
+    <w:p>
+      <w:pPr>
+        <w:ind w:left="720"/>
+        <w:rPr>
+          <w:rFonts w:eastAsiaTheme="minorEastAsia"/>
+        </w:rPr>
+      </w:pPr>
+      <w:r>
+        <w:rPr>
+          <w:rFonts w:eastAsiaTheme="minorEastAsia"/>
+        </w:rPr>
+        <w:tab/>
+        <w:t>[“MESSAGE”, “</w:t>
+      </w:r>
+      <w:r>
+        <w:rPr>
+          <w:rFonts w:eastAsiaTheme="minorEastAsia"/>
+        </w:rPr>
+        <w:t>6</w:t>
+      </w:r>
+      <w:r>
+        <w:rPr>
+          <w:rFonts w:eastAsiaTheme="minorEastAsia"/>
+        </w:rPr>
+        <w:t>0”, “</w:t>
+      </w:r>
+      <w:r>
+        <w:rPr>
+          <w:rFonts w:eastAsiaTheme="minorEastAsia"/>
+        </w:rPr>
+        <w:t>HERE</w:t>
+      </w:r>
+      <w:r>
+        <w:rPr>
+          <w:rFonts w:eastAsiaTheme="minorEastAsia"/>
+        </w:rPr>
+        <w:t xml:space="preserve"> id</w:t>
+      </w:r>
+      <w:r>
+        <w:rPr>
+          <w:rFonts w:eastAsiaTheme="minorEastAsia"/>
+        </w:rPr>
+        <w:t>1</w:t>
+      </w:r>
+      <w:r>
+        <w:rPr>
+          <w:rFonts w:eastAsiaTheme="minorEastAsia"/>
+        </w:rPr>
+        <w:t>58 id42</w:t>
+      </w:r>
+      <w:r>
+        <w:rPr>
+          <w:rFonts w:eastAsiaTheme="minorEastAsia"/>
+        </w:rPr>
+        <w:t xml:space="preserve"> id23</w:t>
+      </w:r>
+      <w:r>
+        <w:rPr>
+          <w:rFonts w:eastAsiaTheme="minorEastAsia"/>
+        </w:rPr>
+        <w:t>”],</w:t>
+      </w:r>
+    </w:p>
+    <w:p>
+      <w:pPr>
+        <w:ind w:left="720"/>
+        <w:rPr>
+          <w:rFonts w:eastAsiaTheme="minorEastAsia"/>
+        </w:rPr>
+      </w:pPr>
+      <w:r>
+        <w:rPr>
+          <w:rFonts w:eastAsiaTheme="minorEastAsia"/>
+        </w:rPr>
+        <w:tab/>
+        <w:t>[“MESSAGE”, “</w:t>
+      </w:r>
+      <w:r>
+        <w:rPr>
+          <w:rFonts w:eastAsiaTheme="minorEastAsia"/>
+        </w:rPr>
+        <w:t>61</w:t>
+      </w:r>
+      <w:r>
+        <w:rPr>
+          <w:rFonts w:eastAsiaTheme="minorEastAsia"/>
+        </w:rPr>
+        <w:t>”, “</w:t>
+      </w:r>
+      <w:r>
+        <w:rPr>
+          <w:rFonts w:eastAsiaTheme="minorEastAsia"/>
+        </w:rPr>
+        <w:t>HERE</w:t>
+      </w:r>
+      <w:r>
+        <w:rPr>
+          <w:rFonts w:eastAsiaTheme="minorEastAsia"/>
+        </w:rPr>
+        <w:t>”]</w:t>
+      </w:r>
+    </w:p>
+    <w:p>
+      <w:pPr>
+        <w:ind w:left="720"/>
+        <w:rPr>
+          <w:rFonts w:eastAsiaTheme="minorEastAsia"/>
+        </w:rPr>
+      </w:pPr>
+      <w:r>
+        <w:rPr>
+          <w:rFonts w:eastAsiaTheme="minorEastAsia"/>
+        </w:rPr>
+        <w:t>]</w:t>
+      </w:r>
+    </w:p>
+    <w:p>
+      <w:pPr>
+        <w:ind w:left="720"/>
+        <w:rPr>
+          <w:rFonts w:eastAsiaTheme="minorEastAsia"/>
+        </w:rPr>
+      </w:pPr>
+    </w:p>
+    <w:p>
+      <w:pPr>
+        <w:ind w:left="720"/>
+        <w:rPr>
+          <w:rFonts w:eastAsiaTheme="minorEastAsia"/>
+        </w:rPr>
+      </w:pPr>
+      <w:r>
+        <w:rPr>
+          <w:rFonts w:eastAsiaTheme="minorEastAsia"/>
+        </w:rPr>
+        <w:t xml:space="preserve">The output should be </w:t>
+      </w:r>
+      <w:proofErr w:type="gramStart"/>
+      <w:r>
+        <w:rPr>
+          <w:rFonts w:eastAsiaTheme="minorEastAsia"/>
+          <w:i/>
+          <w:iCs/>
+        </w:rPr>
+        <w:t>solution(</w:t>
+      </w:r>
+      <w:proofErr w:type="gramEnd"/>
+      <w:r>
+        <w:rPr>
+          <w:rFonts w:eastAsiaTheme="minorEastAsia"/>
+          <w:i/>
+          <w:iCs/>
+        </w:rPr>
+        <w:t>members, events) = [“id158=4</w:t>
+      </w:r>
+      <w:r>
+        <w:rPr>
+          <w:rFonts w:eastAsiaTheme="minorEastAsia"/>
+          <w:i/>
+          <w:iCs/>
+        </w:rPr>
+        <w:t>”</w:t>
+      </w:r>
+      <w:r>
+        <w:rPr>
+          <w:rFonts w:eastAsiaTheme="minorEastAsia"/>
+          <w:i/>
+          <w:iCs/>
+        </w:rPr>
+        <w:t xml:space="preserve">, </w:t>
+      </w:r>
+      <w:r>
+        <w:rPr>
+          <w:rFonts w:eastAsiaTheme="minorEastAsia"/>
+          <w:i/>
+          <w:iCs/>
+        </w:rPr>
+        <w:t>“</w:t>
+      </w:r>
+      <w:r>
+        <w:rPr>
+          <w:rFonts w:eastAsiaTheme="minorEastAsia"/>
+          <w:i/>
+          <w:iCs/>
+        </w:rPr>
+        <w:t>id23=2</w:t>
+      </w:r>
+      <w:r>
+        <w:rPr>
+          <w:rFonts w:eastAsiaTheme="minorEastAsia"/>
+          <w:i/>
+          <w:iCs/>
+        </w:rPr>
+        <w:t>”</w:t>
+      </w:r>
+      <w:r>
+        <w:rPr>
+          <w:rFonts w:eastAsiaTheme="minorEastAsia"/>
+          <w:i/>
+          <w:iCs/>
+        </w:rPr>
+        <w:t xml:space="preserve">, </w:t>
+      </w:r>
+      <w:r>
+        <w:rPr>
+          <w:rFonts w:eastAsiaTheme="minorEastAsia"/>
+          <w:i/>
+          <w:iCs/>
+        </w:rPr>
+        <w:t>“</w:t>
+      </w:r>
+      <w:r>
+        <w:rPr>
+          <w:rFonts w:eastAsiaTheme="minorEastAsia"/>
+          <w:i/>
+          <w:iCs/>
+        </w:rPr>
+        <w:t>id42=3”]</w:t>
+      </w:r>
+      <w:r>
+        <w:rPr>
+          <w:rFonts w:eastAsiaTheme="minorEastAsia"/>
+        </w:rPr>
+        <w:t>.</w:t>
+      </w:r>
+      <w:r>
+        <w:rPr>
+          <w:rFonts w:eastAsiaTheme="minorEastAsia"/>
+        </w:rPr>
+        <w:br/>
+      </w:r>
+    </w:p>
+    <w:p>
+      <w:pPr>
+        <w:ind w:left="720"/>
+        <w:rPr>
+          <w:rFonts w:eastAsiaTheme="minorEastAsia"/>
+        </w:rPr>
+      </w:pPr>
+      <w:r>
+        <w:rPr>
+          <w:rFonts w:eastAsiaTheme="minorEastAsia"/>
+        </w:rPr>
+        <w:t>Answer: Question74</w:t>
       </w:r>
     </w:p>
     <w:sectPr>

--- a/src/main/resources/capitalone/codesignal/swe/CodeSignal_Questions_SWE.docx
+++ b/src/main/resources/capitalone/codesignal/swe/CodeSignal_Questions_SWE.docx
@@ -23390,43 +23390,7 @@
           <w:rFonts w:eastAsiaTheme="minorEastAsia"/>
         </w:rPr>
         <w:tab/>
-        <w:t>[“MESSAGE”, “</w:t>
-      </w:r>
-      <w:r>
-        <w:rPr>
-          <w:rFonts w:eastAsiaTheme="minorEastAsia"/>
-        </w:rPr>
-        <w:t>2</w:t>
-      </w:r>
-      <w:r>
-        <w:rPr>
-          <w:rFonts w:eastAsiaTheme="minorEastAsia"/>
-        </w:rPr>
-        <w:t>”, “ALL id</w:t>
-      </w:r>
-      <w:r>
-        <w:rPr>
-          <w:rFonts w:eastAsiaTheme="minorEastAsia"/>
-        </w:rPr>
-        <w:t>1</w:t>
-      </w:r>
-      <w:r>
-        <w:rPr>
-          <w:rFonts w:eastAsiaTheme="minorEastAsia"/>
-        </w:rPr>
-        <w:t>58 id</w:t>
-      </w:r>
-      <w:r>
-        <w:rPr>
-          <w:rFonts w:eastAsiaTheme="minorEastAsia"/>
-        </w:rPr>
-        <w:t>158</w:t>
-      </w:r>
-      <w:r>
-        <w:rPr>
-          <w:rFonts w:eastAsiaTheme="minorEastAsia"/>
-        </w:rPr>
-        <w:t>”],</w:t>
+        <w:t>[“MESSAGE”, “2”, “ALL id158 id158”],</w:t>
       </w:r>
     </w:p>
     <w:p>
@@ -23441,31 +23405,7 @@
           <w:rFonts w:eastAsiaTheme="minorEastAsia"/>
         </w:rPr>
         <w:tab/>
-        <w:t>[“OFFLINE”, “</w:t>
-      </w:r>
-      <w:r>
-        <w:rPr>
-          <w:rFonts w:eastAsiaTheme="minorEastAsia"/>
-        </w:rPr>
-        <w:t>3</w:t>
-      </w:r>
-      <w:r>
-        <w:rPr>
-          <w:rFonts w:eastAsiaTheme="minorEastAsia"/>
-        </w:rPr>
-        <w:t>”, “id</w:t>
-      </w:r>
-      <w:r>
-        <w:rPr>
-          <w:rFonts w:eastAsiaTheme="minorEastAsia"/>
-        </w:rPr>
-        <w:t>23</w:t>
-      </w:r>
-      <w:r>
-        <w:rPr>
-          <w:rFonts w:eastAsiaTheme="minorEastAsia"/>
-        </w:rPr>
-        <w:t>”],</w:t>
+        <w:t>[“OFFLINE”, “3”, “id23”],</w:t>
       </w:r>
     </w:p>
     <w:p>
@@ -23480,55 +23420,7 @@
           <w:rFonts w:eastAsiaTheme="minorEastAsia"/>
         </w:rPr>
         <w:tab/>
-        <w:t>[“MESSAGE”, “</w:t>
-      </w:r>
-      <w:r>
-        <w:rPr>
-          <w:rFonts w:eastAsiaTheme="minorEastAsia"/>
-        </w:rPr>
-        <w:t>6</w:t>
-      </w:r>
-      <w:r>
-        <w:rPr>
-          <w:rFonts w:eastAsiaTheme="minorEastAsia"/>
-        </w:rPr>
-        <w:t>0”, “</w:t>
-      </w:r>
-      <w:r>
-        <w:rPr>
-          <w:rFonts w:eastAsiaTheme="minorEastAsia"/>
-        </w:rPr>
-        <w:t>HERE</w:t>
-      </w:r>
-      <w:r>
-        <w:rPr>
-          <w:rFonts w:eastAsiaTheme="minorEastAsia"/>
-        </w:rPr>
-        <w:t xml:space="preserve"> id</w:t>
-      </w:r>
-      <w:r>
-        <w:rPr>
-          <w:rFonts w:eastAsiaTheme="minorEastAsia"/>
-        </w:rPr>
-        <w:t>1</w:t>
-      </w:r>
-      <w:r>
-        <w:rPr>
-          <w:rFonts w:eastAsiaTheme="minorEastAsia"/>
-        </w:rPr>
-        <w:t>58 id42</w:t>
-      </w:r>
-      <w:r>
-        <w:rPr>
-          <w:rFonts w:eastAsiaTheme="minorEastAsia"/>
-        </w:rPr>
-        <w:t xml:space="preserve"> id23</w:t>
-      </w:r>
-      <w:r>
-        <w:rPr>
-          <w:rFonts w:eastAsiaTheme="minorEastAsia"/>
-        </w:rPr>
-        <w:t>”],</w:t>
+        <w:t>[“MESSAGE”, “60”, “HERE id158 id42 id23”],</w:t>
       </w:r>
     </w:p>
     <w:p>
@@ -23543,31 +23435,7 @@
           <w:rFonts w:eastAsiaTheme="minorEastAsia"/>
         </w:rPr>
         <w:tab/>
-        <w:t>[“MESSAGE”, “</w:t>
-      </w:r>
-      <w:r>
-        <w:rPr>
-          <w:rFonts w:eastAsiaTheme="minorEastAsia"/>
-        </w:rPr>
-        <w:t>61</w:t>
-      </w:r>
-      <w:r>
-        <w:rPr>
-          <w:rFonts w:eastAsiaTheme="minorEastAsia"/>
-        </w:rPr>
-        <w:t>”, “</w:t>
-      </w:r>
-      <w:r>
-        <w:rPr>
-          <w:rFonts w:eastAsiaTheme="minorEastAsia"/>
-        </w:rPr>
-        <w:t>HERE</w:t>
-      </w:r>
-      <w:r>
-        <w:rPr>
-          <w:rFonts w:eastAsiaTheme="minorEastAsia"/>
-        </w:rPr>
-        <w:t>”]</w:t>
+        <w:t>[“MESSAGE”, “61”, “HERE”]</w:t>
       </w:r>
     </w:p>
     <w:p>
@@ -23713,6 +23581,25 @@
         </w:rPr>
         <w:t>Answer: Question74</w:t>
       </w:r>
+    </w:p>
+    <w:p>
+      <w:pPr>
+        <w:rPr>
+          <w:rFonts w:eastAsiaTheme="minorEastAsia"/>
+        </w:rPr>
+      </w:pPr>
+    </w:p>
+    <w:p>
+      <w:pPr>
+        <w:pStyle w:val="ListParagraph"/>
+        <w:numPr>
+          <w:ilvl w:val="0"/>
+          <w:numId w:val="1"/>
+        </w:numPr>
+        <w:rPr>
+          <w:rFonts w:eastAsiaTheme="minorEastAsia"/>
+        </w:rPr>
+      </w:pPr>
     </w:p>
     <w:sectPr>
       <w:pgSz w:w="12240" w:h="15840"/>

--- a/src/main/resources/capitalone/codesignal/swe/CodeSignal_Questions_SWE.docx
+++ b/src/main/resources/capitalone/codesignal/swe/CodeSignal_Questions_SWE.docx
@@ -25767,11 +25767,1795 @@
     </w:p>
     <w:p>
       <w:pPr>
-        <w:ind w:left="720"/>
-        <w:rPr>
-          <w:rFonts w:eastAsiaTheme="minorEastAsia"/>
-        </w:rPr>
-      </w:pPr>
+        <w:pStyle w:val="ListParagraph"/>
+        <w:numPr>
+          <w:ilvl w:val="0"/>
+          <w:numId w:val="1"/>
+        </w:numPr>
+        <w:rPr>
+          <w:rFonts w:eastAsiaTheme="minorEastAsia"/>
+        </w:rPr>
+      </w:pPr>
+      <w:r>
+        <w:rPr>
+          <w:rFonts w:eastAsiaTheme="minorEastAsia"/>
+        </w:rPr>
+        <w:t>On the planet Octavia, astronomers track time using 8 distinct lunar phases instead of weekdays: “</w:t>
+      </w:r>
+      <w:proofErr w:type="spellStart"/>
+      <w:r>
+        <w:rPr>
+          <w:rFonts w:eastAsiaTheme="minorEastAsia"/>
+        </w:rPr>
+        <w:t>NewMoon</w:t>
+      </w:r>
+      <w:proofErr w:type="spellEnd"/>
+      <w:r>
+        <w:rPr>
+          <w:rFonts w:eastAsiaTheme="minorEastAsia"/>
+        </w:rPr>
+        <w:t>”, “Crescent”, “Quarter”, “Gibbous”, “Full”, “Waning”, “Eclipse”, and “Twilight”. These phases repeat cyclically.</w:t>
+      </w:r>
+    </w:p>
+    <w:p>
+      <w:pPr>
+        <w:rPr>
+          <w:rFonts w:eastAsiaTheme="minorEastAsia"/>
+        </w:rPr>
+      </w:pPr>
+    </w:p>
+    <w:p>
+      <w:pPr>
+        <w:ind w:left="720"/>
+        <w:rPr>
+          <w:rFonts w:eastAsiaTheme="minorEastAsia"/>
+        </w:rPr>
+      </w:pPr>
+      <w:r>
+        <w:rPr>
+          <w:rFonts w:eastAsiaTheme="minorEastAsia"/>
+        </w:rPr>
+        <w:t>The Octavian year is divided into 12 seasons (identical to Earth months in length), and each date has a corresponding lunar phase.</w:t>
+      </w:r>
+    </w:p>
+    <w:p>
+      <w:pPr>
+        <w:ind w:left="720"/>
+        <w:rPr>
+          <w:rFonts w:eastAsiaTheme="minorEastAsia"/>
+        </w:rPr>
+      </w:pPr>
+    </w:p>
+    <w:p>
+      <w:pPr>
+        <w:ind w:left="720"/>
+        <w:rPr>
+          <w:rFonts w:eastAsiaTheme="minorEastAsia"/>
+        </w:rPr>
+      </w:pPr>
+      <w:r>
+        <w:rPr>
+          <w:rFonts w:eastAsiaTheme="minorEastAsia"/>
+        </w:rPr>
+        <w:t>Given a specific date (a season and day number) and the lunar phase with which the year began, determine the lunar phase for that date.</w:t>
+      </w:r>
+    </w:p>
+    <w:p>
+      <w:pPr>
+        <w:ind w:left="720"/>
+        <w:rPr>
+          <w:rFonts w:eastAsiaTheme="minorEastAsia"/>
+        </w:rPr>
+      </w:pPr>
+    </w:p>
+    <w:p>
+      <w:pPr>
+        <w:ind w:left="720"/>
+        <w:rPr>
+          <w:rFonts w:eastAsiaTheme="minorEastAsia"/>
+        </w:rPr>
+      </w:pPr>
+      <w:r>
+        <w:rPr>
+          <w:rFonts w:eastAsiaTheme="minorEastAsia"/>
+        </w:rPr>
+        <w:t>Notes:</w:t>
+      </w:r>
+    </w:p>
+    <w:p>
+      <w:pPr>
+        <w:pStyle w:val="ListParagraph"/>
+        <w:numPr>
+          <w:ilvl w:val="0"/>
+          <w:numId w:val="15"/>
+        </w:numPr>
+        <w:rPr>
+          <w:rFonts w:eastAsiaTheme="minorEastAsia"/>
+        </w:rPr>
+      </w:pPr>
+      <w:r>
+        <w:rPr>
+          <w:rFonts w:eastAsiaTheme="minorEastAsia"/>
+        </w:rPr>
+        <w:t xml:space="preserve">The number of </w:t>
+      </w:r>
+      <w:proofErr w:type="spellStart"/>
+      <w:r>
+        <w:rPr>
+          <w:rFonts w:eastAsiaTheme="minorEastAsia"/>
+        </w:rPr>
+        <w:t>dats</w:t>
+      </w:r>
+      <w:proofErr w:type="spellEnd"/>
+      <w:r>
+        <w:rPr>
+          <w:rFonts w:eastAsiaTheme="minorEastAsia"/>
+        </w:rPr>
+        <w:t xml:space="preserve"> in each season in a non-leap year is in order:</w:t>
+      </w:r>
+    </w:p>
+    <w:p>
+      <w:pPr>
+        <w:pStyle w:val="ListParagraph"/>
+        <w:numPr>
+          <w:ilvl w:val="2"/>
+          <w:numId w:val="15"/>
+        </w:numPr>
+        <w:rPr>
+          <w:rFonts w:eastAsiaTheme="minorEastAsia"/>
+        </w:rPr>
+      </w:pPr>
+      <w:r>
+        <w:rPr>
+          <w:rFonts w:eastAsiaTheme="minorEastAsia"/>
+        </w:rPr>
+        <w:t>January – 31</w:t>
+      </w:r>
+    </w:p>
+    <w:p>
+      <w:pPr>
+        <w:pStyle w:val="ListParagraph"/>
+        <w:numPr>
+          <w:ilvl w:val="2"/>
+          <w:numId w:val="15"/>
+        </w:numPr>
+        <w:rPr>
+          <w:rFonts w:eastAsiaTheme="minorEastAsia"/>
+        </w:rPr>
+      </w:pPr>
+      <w:r>
+        <w:rPr>
+          <w:rFonts w:eastAsiaTheme="minorEastAsia"/>
+        </w:rPr>
+        <w:t>February – 28</w:t>
+      </w:r>
+    </w:p>
+    <w:p>
+      <w:pPr>
+        <w:pStyle w:val="ListParagraph"/>
+        <w:numPr>
+          <w:ilvl w:val="2"/>
+          <w:numId w:val="15"/>
+        </w:numPr>
+        <w:rPr>
+          <w:rFonts w:eastAsiaTheme="minorEastAsia"/>
+        </w:rPr>
+      </w:pPr>
+      <w:r>
+        <w:rPr>
+          <w:rFonts w:eastAsiaTheme="minorEastAsia"/>
+        </w:rPr>
+        <w:t>March – 31</w:t>
+      </w:r>
+    </w:p>
+    <w:p>
+      <w:pPr>
+        <w:pStyle w:val="ListParagraph"/>
+        <w:numPr>
+          <w:ilvl w:val="2"/>
+          <w:numId w:val="15"/>
+        </w:numPr>
+        <w:rPr>
+          <w:rFonts w:eastAsiaTheme="minorEastAsia"/>
+        </w:rPr>
+      </w:pPr>
+      <w:r>
+        <w:rPr>
+          <w:rFonts w:eastAsiaTheme="minorEastAsia"/>
+        </w:rPr>
+        <w:t>April – 30</w:t>
+      </w:r>
+    </w:p>
+    <w:p>
+      <w:pPr>
+        <w:pStyle w:val="ListParagraph"/>
+        <w:numPr>
+          <w:ilvl w:val="2"/>
+          <w:numId w:val="15"/>
+        </w:numPr>
+        <w:rPr>
+          <w:rFonts w:eastAsiaTheme="minorEastAsia"/>
+        </w:rPr>
+      </w:pPr>
+      <w:r>
+        <w:rPr>
+          <w:rFonts w:eastAsiaTheme="minorEastAsia"/>
+        </w:rPr>
+        <w:t>May – 31</w:t>
+      </w:r>
+    </w:p>
+    <w:p>
+      <w:pPr>
+        <w:pStyle w:val="ListParagraph"/>
+        <w:numPr>
+          <w:ilvl w:val="2"/>
+          <w:numId w:val="15"/>
+        </w:numPr>
+        <w:rPr>
+          <w:rFonts w:eastAsiaTheme="minorEastAsia"/>
+        </w:rPr>
+      </w:pPr>
+      <w:r>
+        <w:rPr>
+          <w:rFonts w:eastAsiaTheme="minorEastAsia"/>
+        </w:rPr>
+        <w:t>June – 30</w:t>
+      </w:r>
+    </w:p>
+    <w:p>
+      <w:pPr>
+        <w:pStyle w:val="ListParagraph"/>
+        <w:numPr>
+          <w:ilvl w:val="2"/>
+          <w:numId w:val="15"/>
+        </w:numPr>
+        <w:rPr>
+          <w:rFonts w:eastAsiaTheme="minorEastAsia"/>
+        </w:rPr>
+      </w:pPr>
+      <w:r>
+        <w:rPr>
+          <w:rFonts w:eastAsiaTheme="minorEastAsia"/>
+        </w:rPr>
+        <w:t>July – 31</w:t>
+      </w:r>
+    </w:p>
+    <w:p>
+      <w:pPr>
+        <w:pStyle w:val="ListParagraph"/>
+        <w:numPr>
+          <w:ilvl w:val="2"/>
+          <w:numId w:val="15"/>
+        </w:numPr>
+        <w:rPr>
+          <w:rFonts w:eastAsiaTheme="minorEastAsia"/>
+        </w:rPr>
+      </w:pPr>
+      <w:r>
+        <w:rPr>
+          <w:rFonts w:eastAsiaTheme="minorEastAsia"/>
+        </w:rPr>
+        <w:t>August – 31</w:t>
+      </w:r>
+    </w:p>
+    <w:p>
+      <w:pPr>
+        <w:pStyle w:val="ListParagraph"/>
+        <w:numPr>
+          <w:ilvl w:val="2"/>
+          <w:numId w:val="15"/>
+        </w:numPr>
+        <w:rPr>
+          <w:rFonts w:eastAsiaTheme="minorEastAsia"/>
+        </w:rPr>
+      </w:pPr>
+      <w:r>
+        <w:rPr>
+          <w:rFonts w:eastAsiaTheme="minorEastAsia"/>
+        </w:rPr>
+        <w:t>September – 30</w:t>
+      </w:r>
+    </w:p>
+    <w:p>
+      <w:pPr>
+        <w:pStyle w:val="ListParagraph"/>
+        <w:numPr>
+          <w:ilvl w:val="2"/>
+          <w:numId w:val="15"/>
+        </w:numPr>
+        <w:rPr>
+          <w:rFonts w:eastAsiaTheme="minorEastAsia"/>
+        </w:rPr>
+      </w:pPr>
+      <w:r>
+        <w:rPr>
+          <w:rFonts w:eastAsiaTheme="minorEastAsia"/>
+        </w:rPr>
+        <w:t>October – 31</w:t>
+      </w:r>
+    </w:p>
+    <w:p>
+      <w:pPr>
+        <w:pStyle w:val="ListParagraph"/>
+        <w:numPr>
+          <w:ilvl w:val="2"/>
+          <w:numId w:val="15"/>
+        </w:numPr>
+        <w:rPr>
+          <w:rFonts w:eastAsiaTheme="minorEastAsia"/>
+        </w:rPr>
+      </w:pPr>
+      <w:r>
+        <w:rPr>
+          <w:rFonts w:eastAsiaTheme="minorEastAsia"/>
+        </w:rPr>
+        <w:t>November – 30</w:t>
+      </w:r>
+    </w:p>
+    <w:p>
+      <w:pPr>
+        <w:pStyle w:val="ListParagraph"/>
+        <w:numPr>
+          <w:ilvl w:val="2"/>
+          <w:numId w:val="15"/>
+        </w:numPr>
+        <w:rPr>
+          <w:rFonts w:eastAsiaTheme="minorEastAsia"/>
+        </w:rPr>
+      </w:pPr>
+      <w:r>
+        <w:rPr>
+          <w:rFonts w:eastAsiaTheme="minorEastAsia"/>
+        </w:rPr>
+        <w:t>December – 31</w:t>
+      </w:r>
+    </w:p>
+    <w:p>
+      <w:pPr>
+        <w:pStyle w:val="ListParagraph"/>
+        <w:numPr>
+          <w:ilvl w:val="0"/>
+          <w:numId w:val="15"/>
+        </w:numPr>
+        <w:rPr>
+          <w:rFonts w:eastAsiaTheme="minorEastAsia"/>
+        </w:rPr>
+      </w:pPr>
+      <w:r>
+        <w:rPr>
+          <w:rFonts w:eastAsiaTheme="minorEastAsia"/>
+        </w:rPr>
+        <w:t>The lunar phases in Octavian calendar are, in order:</w:t>
+      </w:r>
+    </w:p>
+    <w:p>
+      <w:pPr>
+        <w:pStyle w:val="ListParagraph"/>
+        <w:numPr>
+          <w:ilvl w:val="2"/>
+          <w:numId w:val="15"/>
+        </w:numPr>
+        <w:rPr>
+          <w:rFonts w:eastAsiaTheme="minorEastAsia"/>
+        </w:rPr>
+      </w:pPr>
+      <w:proofErr w:type="spellStart"/>
+      <w:r>
+        <w:rPr>
+          <w:rFonts w:eastAsiaTheme="minorEastAsia"/>
+        </w:rPr>
+        <w:t>NewMoon</w:t>
+      </w:r>
+      <w:proofErr w:type="spellEnd"/>
+      <w:r>
+        <w:rPr>
+          <w:rFonts w:eastAsiaTheme="minorEastAsia"/>
+        </w:rPr>
+        <w:t>, Cresent, Quarter, Gibbous, Full, Waning, Eclipse, and Twilight</w:t>
+      </w:r>
+    </w:p>
+    <w:p>
+      <w:pPr>
+        <w:rPr>
+          <w:rFonts w:eastAsiaTheme="minorEastAsia"/>
+        </w:rPr>
+      </w:pPr>
+    </w:p>
+    <w:p>
+      <w:pPr>
+        <w:ind w:left="720"/>
+        <w:rPr>
+          <w:rFonts w:eastAsiaTheme="minorEastAsia"/>
+        </w:rPr>
+      </w:pPr>
+      <w:r>
+        <w:rPr>
+          <w:rFonts w:eastAsiaTheme="minorEastAsia"/>
+          <w:b/>
+          <w:bCs/>
+        </w:rPr>
+        <w:t>Example:</w:t>
+      </w:r>
+    </w:p>
+    <w:p>
+      <w:pPr>
+        <w:ind w:left="720"/>
+        <w:rPr>
+          <w:rFonts w:eastAsiaTheme="minorEastAsia"/>
+        </w:rPr>
+      </w:pPr>
+    </w:p>
+    <w:p>
+      <w:pPr>
+        <w:ind w:left="720"/>
+        <w:rPr>
+          <w:rFonts w:eastAsiaTheme="minorEastAsia"/>
+        </w:rPr>
+      </w:pPr>
+      <w:r>
+        <w:rPr>
+          <w:rFonts w:eastAsiaTheme="minorEastAsia"/>
+        </w:rPr>
+        <w:t xml:space="preserve">For </w:t>
+      </w:r>
+      <w:r>
+        <w:rPr>
+          <w:rFonts w:eastAsiaTheme="minorEastAsia"/>
+          <w:i/>
+          <w:iCs/>
+        </w:rPr>
+        <w:t xml:space="preserve">season = </w:t>
+      </w:r>
+      <w:r>
+        <w:rPr>
+          <w:rFonts w:eastAsiaTheme="minorEastAsia"/>
+        </w:rPr>
+        <w:t xml:space="preserve">“January”, </w:t>
+      </w:r>
+      <w:proofErr w:type="spellStart"/>
+      <w:r>
+        <w:rPr>
+          <w:rFonts w:eastAsiaTheme="minorEastAsia"/>
+        </w:rPr>
+        <w:t>dayCount</w:t>
+      </w:r>
+      <w:proofErr w:type="spellEnd"/>
+      <w:r>
+        <w:rPr>
+          <w:rFonts w:eastAsiaTheme="minorEastAsia"/>
+        </w:rPr>
+        <w:t xml:space="preserve"> = 4, and </w:t>
+      </w:r>
+      <w:proofErr w:type="spellStart"/>
+      <w:r>
+        <w:rPr>
+          <w:rFonts w:eastAsiaTheme="minorEastAsia"/>
+        </w:rPr>
+        <w:t>initialPhase</w:t>
+      </w:r>
+      <w:proofErr w:type="spellEnd"/>
+      <w:r>
+        <w:rPr>
+          <w:rFonts w:eastAsiaTheme="minorEastAsia"/>
+        </w:rPr>
+        <w:t xml:space="preserve"> = “Full”, the output should be </w:t>
+      </w:r>
+      <w:proofErr w:type="gramStart"/>
+      <w:r>
+        <w:rPr>
+          <w:rFonts w:eastAsiaTheme="minorEastAsia"/>
+          <w:i/>
+          <w:iCs/>
+        </w:rPr>
+        <w:t>solution(</w:t>
+      </w:r>
+      <w:proofErr w:type="gramEnd"/>
+      <w:r>
+        <w:rPr>
+          <w:rFonts w:eastAsiaTheme="minorEastAsia"/>
+          <w:i/>
+          <w:iCs/>
+        </w:rPr>
+        <w:t xml:space="preserve">season, </w:t>
+      </w:r>
+      <w:proofErr w:type="spellStart"/>
+      <w:r>
+        <w:rPr>
+          <w:rFonts w:eastAsiaTheme="minorEastAsia"/>
+          <w:i/>
+          <w:iCs/>
+        </w:rPr>
+        <w:t>dayCount</w:t>
+      </w:r>
+      <w:proofErr w:type="spellEnd"/>
+      <w:r>
+        <w:rPr>
+          <w:rFonts w:eastAsiaTheme="minorEastAsia"/>
+          <w:i/>
+          <w:iCs/>
+        </w:rPr>
+        <w:t xml:space="preserve">, </w:t>
+      </w:r>
+      <w:proofErr w:type="spellStart"/>
+      <w:r>
+        <w:rPr>
+          <w:rFonts w:eastAsiaTheme="minorEastAsia"/>
+          <w:i/>
+          <w:iCs/>
+        </w:rPr>
+        <w:t>initialPhase</w:t>
+      </w:r>
+      <w:proofErr w:type="spellEnd"/>
+      <w:r>
+        <w:rPr>
+          <w:rFonts w:eastAsiaTheme="minorEastAsia"/>
+          <w:i/>
+          <w:iCs/>
+        </w:rPr>
+        <w:t>) = “Twilight”</w:t>
+      </w:r>
+      <w:r>
+        <w:rPr>
+          <w:rFonts w:eastAsiaTheme="minorEastAsia"/>
+        </w:rPr>
+        <w:t>.</w:t>
+      </w:r>
+    </w:p>
+    <w:p>
+      <w:pPr>
+        <w:ind w:left="720"/>
+        <w:rPr>
+          <w:rFonts w:eastAsiaTheme="minorEastAsia"/>
+        </w:rPr>
+      </w:pPr>
+    </w:p>
+    <w:p>
+      <w:pPr>
+        <w:ind w:left="720"/>
+        <w:rPr>
+          <w:rFonts w:eastAsiaTheme="minorEastAsia"/>
+        </w:rPr>
+      </w:pPr>
+      <w:r>
+        <w:rPr>
+          <w:rFonts w:eastAsiaTheme="minorEastAsia"/>
+        </w:rPr>
+        <w:t>Answer: Question81</w:t>
+      </w:r>
+    </w:p>
+    <w:p>
+      <w:pPr>
+        <w:rPr>
+          <w:rFonts w:eastAsiaTheme="minorEastAsia"/>
+        </w:rPr>
+      </w:pPr>
+    </w:p>
+    <w:p>
+      <w:pPr>
+        <w:pStyle w:val="ListParagraph"/>
+        <w:numPr>
+          <w:ilvl w:val="0"/>
+          <w:numId w:val="1"/>
+        </w:numPr>
+        <w:rPr>
+          <w:rFonts w:eastAsiaTheme="minorEastAsia"/>
+        </w:rPr>
+      </w:pPr>
+      <w:r>
+        <w:rPr>
+          <w:rFonts w:eastAsiaTheme="minorEastAsia"/>
+        </w:rPr>
+        <w:t xml:space="preserve">A spy agency has intercepted fragments of a secret code. Each fragment is represented as a positive integer in an array called </w:t>
+      </w:r>
+      <w:r>
+        <w:rPr>
+          <w:rFonts w:eastAsiaTheme="minorEastAsia"/>
+          <w:i/>
+          <w:iCs/>
+        </w:rPr>
+        <w:t>fragments.</w:t>
+      </w:r>
+      <w:r>
+        <w:rPr>
+          <w:rFonts w:eastAsiaTheme="minorEastAsia"/>
+        </w:rPr>
+        <w:t xml:space="preserve"> Intelligence suggests that the complete access code is a specific number called </w:t>
+      </w:r>
+      <w:proofErr w:type="spellStart"/>
+      <w:r>
+        <w:rPr>
+          <w:rFonts w:eastAsiaTheme="minorEastAsia"/>
+          <w:i/>
+          <w:iCs/>
+        </w:rPr>
+        <w:t>accessCode</w:t>
+      </w:r>
+      <w:proofErr w:type="spellEnd"/>
+      <w:r>
+        <w:rPr>
+          <w:rFonts w:eastAsiaTheme="minorEastAsia"/>
+        </w:rPr>
+        <w:t>.</w:t>
+      </w:r>
+    </w:p>
+    <w:p>
+      <w:pPr>
+        <w:rPr>
+          <w:rFonts w:eastAsiaTheme="minorEastAsia"/>
+        </w:rPr>
+      </w:pPr>
+    </w:p>
+    <w:p>
+      <w:pPr>
+        <w:ind w:left="720"/>
+        <w:rPr>
+          <w:rFonts w:eastAsiaTheme="minorEastAsia"/>
+        </w:rPr>
+      </w:pPr>
+      <w:r>
+        <w:rPr>
+          <w:rFonts w:eastAsiaTheme="minorEastAsia"/>
+        </w:rPr>
+        <w:lastRenderedPageBreak/>
+        <w:t xml:space="preserve">Your mission is to determine how </w:t>
+      </w:r>
+      <w:proofErr w:type="gramStart"/>
+      <w:r>
+        <w:rPr>
+          <w:rFonts w:eastAsiaTheme="minorEastAsia"/>
+        </w:rPr>
+        <w:t>many different ways</w:t>
+      </w:r>
+      <w:proofErr w:type="gramEnd"/>
+      <w:r>
+        <w:rPr>
+          <w:rFonts w:eastAsiaTheme="minorEastAsia"/>
+        </w:rPr>
+        <w:t xml:space="preserve"> the fragments can be paired to form the complete access code. The agency’s cryptography rules states that:</w:t>
+      </w:r>
+    </w:p>
+    <w:p>
+      <w:pPr>
+        <w:pStyle w:val="ListParagraph"/>
+        <w:numPr>
+          <w:ilvl w:val="2"/>
+          <w:numId w:val="15"/>
+        </w:numPr>
+        <w:rPr>
+          <w:rFonts w:eastAsiaTheme="minorEastAsia"/>
+        </w:rPr>
+      </w:pPr>
+      <w:r>
+        <w:rPr>
+          <w:rFonts w:eastAsiaTheme="minorEastAsia"/>
+        </w:rPr>
+        <w:t>When fragments are combined, they are simply placed next to each other (not added mathematically)</w:t>
+      </w:r>
+    </w:p>
+    <w:p>
+      <w:pPr>
+        <w:pStyle w:val="ListParagraph"/>
+        <w:numPr>
+          <w:ilvl w:val="2"/>
+          <w:numId w:val="15"/>
+        </w:numPr>
+        <w:rPr>
+          <w:rFonts w:eastAsiaTheme="minorEastAsia"/>
+        </w:rPr>
+      </w:pPr>
+      <w:r>
+        <w:rPr>
+          <w:rFonts w:eastAsiaTheme="minorEastAsia"/>
+        </w:rPr>
+        <w:t xml:space="preserve">Each specific pair of fragments (by </w:t>
+      </w:r>
+      <w:proofErr w:type="spellStart"/>
+      <w:r>
+        <w:rPr>
+          <w:rFonts w:eastAsiaTheme="minorEastAsia"/>
+        </w:rPr>
+        <w:t>positioni</w:t>
+      </w:r>
+      <w:proofErr w:type="spellEnd"/>
+      <w:r>
+        <w:rPr>
+          <w:rFonts w:eastAsiaTheme="minorEastAsia"/>
+        </w:rPr>
+        <w:t xml:space="preserve"> n the array) counts as a unique combination.</w:t>
+      </w:r>
+    </w:p>
+    <w:p>
+      <w:pPr>
+        <w:pStyle w:val="ListParagraph"/>
+        <w:numPr>
+          <w:ilvl w:val="2"/>
+          <w:numId w:val="15"/>
+        </w:numPr>
+        <w:rPr>
+          <w:rFonts w:eastAsiaTheme="minorEastAsia"/>
+        </w:rPr>
+      </w:pPr>
+      <w:r>
+        <w:rPr>
+          <w:rFonts w:eastAsiaTheme="minorEastAsia"/>
+        </w:rPr>
+        <w:t>The fragments can be used in any order, but each fragment position can only be used once in a combination.</w:t>
+      </w:r>
+    </w:p>
+    <w:p>
+      <w:pPr>
+        <w:rPr>
+          <w:rFonts w:eastAsiaTheme="minorEastAsia"/>
+        </w:rPr>
+      </w:pPr>
+    </w:p>
+    <w:p>
+      <w:pPr>
+        <w:ind w:left="720"/>
+        <w:rPr>
+          <w:rFonts w:eastAsiaTheme="minorEastAsia"/>
+        </w:rPr>
+      </w:pPr>
+      <w:r>
+        <w:rPr>
+          <w:rFonts w:eastAsiaTheme="minorEastAsia"/>
+        </w:rPr>
+        <w:t>For example, if fragment “12” is followed by fragment “34”, the result is “1234”.</w:t>
+      </w:r>
+    </w:p>
+    <w:p>
+      <w:pPr>
+        <w:ind w:left="720"/>
+        <w:rPr>
+          <w:rFonts w:eastAsiaTheme="minorEastAsia"/>
+        </w:rPr>
+      </w:pPr>
+    </w:p>
+    <w:p>
+      <w:pPr>
+        <w:ind w:left="720"/>
+        <w:rPr>
+          <w:rFonts w:eastAsiaTheme="minorEastAsia"/>
+          <w:bCs/>
+        </w:rPr>
+      </w:pPr>
+      <w:r>
+        <w:rPr>
+          <w:rFonts w:eastAsiaTheme="minorEastAsia"/>
+          <w:b/>
+        </w:rPr>
+        <w:t>Example:</w:t>
+      </w:r>
+    </w:p>
+    <w:p>
+      <w:pPr>
+        <w:ind w:left="720"/>
+        <w:rPr>
+          <w:rFonts w:eastAsiaTheme="minorEastAsia"/>
+          <w:bCs/>
+        </w:rPr>
+      </w:pPr>
+    </w:p>
+    <w:p>
+      <w:pPr>
+        <w:ind w:left="720"/>
+        <w:rPr>
+          <w:rFonts w:eastAsiaTheme="minorEastAsia"/>
+          <w:bCs/>
+        </w:rPr>
+      </w:pPr>
+      <w:r>
+        <w:rPr>
+          <w:rFonts w:eastAsiaTheme="minorEastAsia"/>
+          <w:bCs/>
+        </w:rPr>
+        <w:t xml:space="preserve">For </w:t>
+      </w:r>
+      <w:r>
+        <w:rPr>
+          <w:rFonts w:eastAsiaTheme="minorEastAsia"/>
+          <w:bCs/>
+          <w:i/>
+          <w:iCs/>
+        </w:rPr>
+        <w:t>fragments = [1, 212, 12, 12]</w:t>
+      </w:r>
+      <w:r>
+        <w:rPr>
+          <w:rFonts w:eastAsiaTheme="minorEastAsia"/>
+          <w:bCs/>
+        </w:rPr>
+        <w:t xml:space="preserve"> and </w:t>
+      </w:r>
+      <w:proofErr w:type="spellStart"/>
+      <w:r>
+        <w:rPr>
+          <w:rFonts w:eastAsiaTheme="minorEastAsia"/>
+          <w:bCs/>
+          <w:i/>
+          <w:iCs/>
+        </w:rPr>
+        <w:t>accessCode</w:t>
+      </w:r>
+      <w:proofErr w:type="spellEnd"/>
+      <w:r>
+        <w:rPr>
+          <w:rFonts w:eastAsiaTheme="minorEastAsia"/>
+          <w:bCs/>
+          <w:i/>
+          <w:iCs/>
+        </w:rPr>
+        <w:t xml:space="preserve"> = 1212</w:t>
+      </w:r>
+      <w:r>
+        <w:rPr>
+          <w:rFonts w:eastAsiaTheme="minorEastAsia"/>
+          <w:bCs/>
+        </w:rPr>
+        <w:t xml:space="preserve">, the output should be </w:t>
+      </w:r>
+      <w:proofErr w:type="gramStart"/>
+      <w:r>
+        <w:rPr>
+          <w:rFonts w:eastAsiaTheme="minorEastAsia"/>
+          <w:bCs/>
+          <w:i/>
+          <w:iCs/>
+        </w:rPr>
+        <w:t>solution(</w:t>
+      </w:r>
+      <w:proofErr w:type="spellStart"/>
+      <w:proofErr w:type="gramEnd"/>
+      <w:r>
+        <w:rPr>
+          <w:rFonts w:eastAsiaTheme="minorEastAsia"/>
+          <w:bCs/>
+          <w:i/>
+          <w:iCs/>
+        </w:rPr>
+        <w:t>fragmnets</w:t>
+      </w:r>
+      <w:proofErr w:type="spellEnd"/>
+      <w:r>
+        <w:rPr>
+          <w:rFonts w:eastAsiaTheme="minorEastAsia"/>
+          <w:bCs/>
+          <w:i/>
+          <w:iCs/>
+        </w:rPr>
+        <w:t xml:space="preserve">, </w:t>
+      </w:r>
+      <w:proofErr w:type="spellStart"/>
+      <w:r>
+        <w:rPr>
+          <w:rFonts w:eastAsiaTheme="minorEastAsia"/>
+          <w:bCs/>
+          <w:i/>
+          <w:iCs/>
+        </w:rPr>
+        <w:t>accessCode</w:t>
+      </w:r>
+      <w:proofErr w:type="spellEnd"/>
+      <w:r>
+        <w:rPr>
+          <w:rFonts w:eastAsiaTheme="minorEastAsia"/>
+          <w:bCs/>
+          <w:i/>
+          <w:iCs/>
+        </w:rPr>
+        <w:t>) = 3.</w:t>
+      </w:r>
+    </w:p>
+    <w:p>
+      <w:pPr>
+        <w:ind w:left="720"/>
+        <w:rPr>
+          <w:rFonts w:eastAsiaTheme="minorEastAsia"/>
+          <w:bCs/>
+        </w:rPr>
+      </w:pPr>
+    </w:p>
+    <w:p>
+      <w:pPr>
+        <w:ind w:left="720"/>
+        <w:rPr>
+          <w:rFonts w:eastAsiaTheme="minorEastAsia"/>
+          <w:bCs/>
+        </w:rPr>
+      </w:pPr>
+      <w:r>
+        <w:rPr>
+          <w:rFonts w:eastAsiaTheme="minorEastAsia"/>
+          <w:bCs/>
+        </w:rPr>
+        <w:t>Answer: Question82</w:t>
+      </w:r>
+    </w:p>
+    <w:p>
+      <w:pPr>
+        <w:rPr>
+          <w:rFonts w:eastAsiaTheme="minorEastAsia"/>
+          <w:bCs/>
+        </w:rPr>
+      </w:pPr>
+    </w:p>
+    <w:p>
+      <w:pPr>
+        <w:pStyle w:val="ListParagraph"/>
+        <w:numPr>
+          <w:ilvl w:val="0"/>
+          <w:numId w:val="1"/>
+        </w:numPr>
+        <w:rPr>
+          <w:rFonts w:eastAsiaTheme="minorEastAsia"/>
+          <w:bCs/>
+        </w:rPr>
+      </w:pPr>
+      <w:r>
+        <w:rPr>
+          <w:rFonts w:eastAsiaTheme="minorEastAsia"/>
+          <w:bCs/>
+        </w:rPr>
+        <w:t xml:space="preserve">A space station network has two major hubs, </w:t>
+      </w:r>
+      <w:r>
+        <w:rPr>
+          <w:rFonts w:eastAsiaTheme="minorEastAsia"/>
+          <w:bCs/>
+          <w:i/>
+          <w:iCs/>
+        </w:rPr>
+        <w:t>Alpha</w:t>
+      </w:r>
+      <w:r>
+        <w:rPr>
+          <w:rFonts w:eastAsiaTheme="minorEastAsia"/>
+          <w:bCs/>
+        </w:rPr>
+        <w:t xml:space="preserve"> and </w:t>
+      </w:r>
+      <w:r>
+        <w:rPr>
+          <w:rFonts w:eastAsiaTheme="minorEastAsia"/>
+          <w:bCs/>
+          <w:i/>
+          <w:iCs/>
+        </w:rPr>
+        <w:t>Beta</w:t>
+      </w:r>
+      <w:r>
+        <w:rPr>
+          <w:rFonts w:eastAsiaTheme="minorEastAsia"/>
+          <w:bCs/>
+        </w:rPr>
+        <w:t xml:space="preserve">, connected by shuttle services. Shuttles from </w:t>
+      </w:r>
+      <w:r>
+        <w:rPr>
+          <w:rFonts w:eastAsiaTheme="minorEastAsia"/>
+          <w:bCs/>
+          <w:i/>
+          <w:iCs/>
+        </w:rPr>
+        <w:t>Alpha</w:t>
+      </w:r>
+      <w:r>
+        <w:rPr>
+          <w:rFonts w:eastAsiaTheme="minorEastAsia"/>
+          <w:bCs/>
+        </w:rPr>
+        <w:t xml:space="preserve"> to </w:t>
+      </w:r>
+      <w:r>
+        <w:rPr>
+          <w:rFonts w:eastAsiaTheme="minorEastAsia"/>
+          <w:bCs/>
+          <w:i/>
+          <w:iCs/>
+        </w:rPr>
+        <w:t>Beta</w:t>
+      </w:r>
+      <w:r>
+        <w:rPr>
+          <w:rFonts w:eastAsiaTheme="minorEastAsia"/>
+          <w:bCs/>
+        </w:rPr>
+        <w:t xml:space="preserve"> take </w:t>
+      </w:r>
+      <w:proofErr w:type="gramStart"/>
+      <w:r>
+        <w:rPr>
+          <w:rFonts w:eastAsiaTheme="minorEastAsia"/>
+          <w:bCs/>
+          <w:i/>
+          <w:iCs/>
+        </w:rPr>
+        <w:t>100</w:t>
+      </w:r>
+      <w:r>
+        <w:rPr>
+          <w:rFonts w:eastAsiaTheme="minorEastAsia"/>
+          <w:bCs/>
+        </w:rPr>
+        <w:t xml:space="preserve"> time</w:t>
+      </w:r>
+      <w:proofErr w:type="gramEnd"/>
+      <w:r>
+        <w:rPr>
+          <w:rFonts w:eastAsiaTheme="minorEastAsia"/>
+          <w:bCs/>
+        </w:rPr>
+        <w:t xml:space="preserve"> units and depart according to a sorted integer array </w:t>
+      </w:r>
+      <w:r>
+        <w:rPr>
+          <w:rFonts w:eastAsiaTheme="minorEastAsia"/>
+          <w:bCs/>
+          <w:i/>
+          <w:iCs/>
+        </w:rPr>
+        <w:t>alpha2beta</w:t>
+      </w:r>
+      <w:r>
+        <w:rPr>
+          <w:rFonts w:eastAsiaTheme="minorEastAsia"/>
+          <w:bCs/>
+        </w:rPr>
+        <w:t xml:space="preserve">. Similarly, shuttles from </w:t>
+      </w:r>
+      <w:r>
+        <w:rPr>
+          <w:rFonts w:eastAsiaTheme="minorEastAsia"/>
+          <w:bCs/>
+          <w:i/>
+          <w:iCs/>
+        </w:rPr>
+        <w:t>Beta</w:t>
+      </w:r>
+      <w:r>
+        <w:rPr>
+          <w:rFonts w:eastAsiaTheme="minorEastAsia"/>
+          <w:bCs/>
+        </w:rPr>
+        <w:t xml:space="preserve"> to </w:t>
+      </w:r>
+      <w:r>
+        <w:rPr>
+          <w:rFonts w:eastAsiaTheme="minorEastAsia"/>
+          <w:bCs/>
+          <w:i/>
+          <w:iCs/>
+        </w:rPr>
+        <w:t>Alpha</w:t>
+      </w:r>
+      <w:r>
+        <w:rPr>
+          <w:rFonts w:eastAsiaTheme="minorEastAsia"/>
+          <w:bCs/>
+        </w:rPr>
+        <w:t xml:space="preserve"> also take </w:t>
+      </w:r>
+      <w:proofErr w:type="gramStart"/>
+      <w:r>
+        <w:rPr>
+          <w:rFonts w:eastAsiaTheme="minorEastAsia"/>
+          <w:bCs/>
+          <w:i/>
+          <w:iCs/>
+        </w:rPr>
+        <w:t>100</w:t>
+      </w:r>
+      <w:r>
+        <w:rPr>
+          <w:rFonts w:eastAsiaTheme="minorEastAsia"/>
+          <w:bCs/>
+        </w:rPr>
+        <w:t xml:space="preserve"> time</w:t>
+      </w:r>
+      <w:proofErr w:type="gramEnd"/>
+      <w:r>
+        <w:rPr>
+          <w:rFonts w:eastAsiaTheme="minorEastAsia"/>
+          <w:bCs/>
+        </w:rPr>
+        <w:t xml:space="preserve"> units and depart at times specified in a sorted integer array</w:t>
+      </w:r>
+      <w:r>
+        <w:rPr>
+          <w:rFonts w:eastAsiaTheme="minorEastAsia"/>
+          <w:bCs/>
+          <w:i/>
+          <w:iCs/>
+        </w:rPr>
+        <w:t xml:space="preserve"> beta2alpha</w:t>
+      </w:r>
+      <w:r>
+        <w:rPr>
+          <w:rFonts w:eastAsiaTheme="minorEastAsia"/>
+          <w:bCs/>
+        </w:rPr>
+        <w:t>.</w:t>
+      </w:r>
+    </w:p>
+    <w:p>
+      <w:pPr>
+        <w:rPr>
+          <w:rFonts w:eastAsiaTheme="minorEastAsia"/>
+          <w:bCs/>
+        </w:rPr>
+      </w:pPr>
+    </w:p>
+    <w:p>
+      <w:pPr>
+        <w:ind w:left="720"/>
+        <w:rPr>
+          <w:rFonts w:eastAsiaTheme="minorEastAsia"/>
+          <w:bCs/>
+        </w:rPr>
+      </w:pPr>
+      <w:r>
+        <w:rPr>
+          <w:rFonts w:eastAsiaTheme="minorEastAsia"/>
+          <w:bCs/>
+        </w:rPr>
+        <w:t xml:space="preserve">You need to complete </w:t>
+      </w:r>
+      <w:r>
+        <w:rPr>
+          <w:rFonts w:eastAsiaTheme="minorEastAsia"/>
+          <w:bCs/>
+          <w:i/>
+          <w:iCs/>
+        </w:rPr>
+        <w:t>missions</w:t>
+      </w:r>
+      <w:r>
+        <w:rPr>
+          <w:rFonts w:eastAsiaTheme="minorEastAsia"/>
+          <w:bCs/>
+        </w:rPr>
+        <w:t xml:space="preserve"> where each mission requires traveling from </w:t>
+      </w:r>
+      <w:r>
+        <w:rPr>
+          <w:rFonts w:eastAsiaTheme="minorEastAsia"/>
+          <w:bCs/>
+          <w:i/>
+          <w:iCs/>
+        </w:rPr>
+        <w:t xml:space="preserve">Alpha </w:t>
+      </w:r>
+      <w:r>
+        <w:rPr>
+          <w:rFonts w:eastAsiaTheme="minorEastAsia"/>
+          <w:bCs/>
+        </w:rPr>
+        <w:t xml:space="preserve">to </w:t>
+      </w:r>
+      <w:r>
+        <w:rPr>
+          <w:rFonts w:eastAsiaTheme="minorEastAsia"/>
+          <w:bCs/>
+          <w:i/>
+          <w:iCs/>
+        </w:rPr>
+        <w:t>Beta</w:t>
+      </w:r>
+      <w:r>
+        <w:rPr>
+          <w:rFonts w:eastAsiaTheme="minorEastAsia"/>
+          <w:bCs/>
+        </w:rPr>
+        <w:t xml:space="preserve"> and back to </w:t>
+      </w:r>
+      <w:r>
+        <w:rPr>
+          <w:rFonts w:eastAsiaTheme="minorEastAsia"/>
+          <w:bCs/>
+          <w:i/>
+          <w:iCs/>
+        </w:rPr>
+        <w:t>Alpha</w:t>
+      </w:r>
+      <w:r>
+        <w:rPr>
+          <w:rFonts w:eastAsiaTheme="minorEastAsia"/>
+          <w:bCs/>
+        </w:rPr>
+        <w:t>. Calculate the time unit when you will complete all missions, assuming you always take the earliest available shuttle.</w:t>
+      </w:r>
+    </w:p>
+    <w:p>
+      <w:pPr>
+        <w:ind w:left="720"/>
+        <w:rPr>
+          <w:rFonts w:eastAsiaTheme="minorEastAsia"/>
+          <w:bCs/>
+        </w:rPr>
+      </w:pPr>
+    </w:p>
+    <w:p>
+      <w:pPr>
+        <w:ind w:left="720"/>
+        <w:rPr>
+          <w:rFonts w:eastAsiaTheme="minorEastAsia"/>
+          <w:bCs/>
+        </w:rPr>
+      </w:pPr>
+      <w:r>
+        <w:rPr>
+          <w:rFonts w:eastAsiaTheme="minorEastAsia"/>
+          <w:bCs/>
+        </w:rPr>
+        <w:t xml:space="preserve">It is guaranteed that it is possible to complete all </w:t>
+      </w:r>
+      <w:r>
+        <w:rPr>
+          <w:rFonts w:eastAsiaTheme="minorEastAsia"/>
+          <w:bCs/>
+          <w:i/>
+          <w:iCs/>
+        </w:rPr>
+        <w:t>missions</w:t>
+      </w:r>
+      <w:r>
+        <w:rPr>
+          <w:rFonts w:eastAsiaTheme="minorEastAsia"/>
+          <w:bCs/>
+        </w:rPr>
+        <w:t xml:space="preserve"> using the provided shuttle schedules. </w:t>
+      </w:r>
+    </w:p>
+    <w:p>
+      <w:pPr>
+        <w:ind w:left="720"/>
+        <w:rPr>
+          <w:rFonts w:eastAsiaTheme="minorEastAsia"/>
+          <w:bCs/>
+        </w:rPr>
+      </w:pPr>
+    </w:p>
+    <w:p>
+      <w:pPr>
+        <w:ind w:left="720"/>
+        <w:rPr>
+          <w:rFonts w:eastAsiaTheme="minorEastAsia"/>
+          <w:b/>
+        </w:rPr>
+      </w:pPr>
+      <w:r>
+        <w:rPr>
+          <w:rFonts w:eastAsiaTheme="minorEastAsia"/>
+          <w:b/>
+        </w:rPr>
+        <w:t>All times are measured in time units from the start of your journey.</w:t>
+      </w:r>
+    </w:p>
+    <w:p>
+      <w:pPr>
+        <w:ind w:left="720"/>
+        <w:rPr>
+          <w:rFonts w:eastAsiaTheme="minorEastAsia"/>
+          <w:b/>
+        </w:rPr>
+      </w:pPr>
+    </w:p>
+    <w:p>
+      <w:pPr>
+        <w:ind w:left="720"/>
+        <w:rPr>
+          <w:rFonts w:eastAsiaTheme="minorEastAsia"/>
+          <w:bCs/>
+        </w:rPr>
+      </w:pPr>
+      <w:r>
+        <w:rPr>
+          <w:rFonts w:eastAsiaTheme="minorEastAsia"/>
+          <w:b/>
+        </w:rPr>
+        <w:t>Example:</w:t>
+      </w:r>
+    </w:p>
+    <w:p>
+      <w:pPr>
+        <w:ind w:left="720"/>
+        <w:rPr>
+          <w:rFonts w:eastAsiaTheme="minorEastAsia"/>
+          <w:bCs/>
+        </w:rPr>
+      </w:pPr>
+    </w:p>
+    <w:p>
+      <w:pPr>
+        <w:ind w:left="720"/>
+        <w:rPr>
+          <w:rFonts w:eastAsiaTheme="minorEastAsia"/>
+          <w:bCs/>
+        </w:rPr>
+      </w:pPr>
+      <w:r>
+        <w:rPr>
+          <w:rFonts w:eastAsiaTheme="minorEastAsia"/>
+          <w:bCs/>
+        </w:rPr>
+        <w:t xml:space="preserve">For </w:t>
+      </w:r>
+      <w:r>
+        <w:rPr>
+          <w:rFonts w:eastAsiaTheme="minorEastAsia"/>
+          <w:bCs/>
+          <w:i/>
+          <w:iCs/>
+        </w:rPr>
+        <w:t>alpha2beta = [0, 200, 500]</w:t>
+      </w:r>
+      <w:r>
+        <w:rPr>
+          <w:rFonts w:eastAsiaTheme="minorEastAsia"/>
+          <w:bCs/>
+        </w:rPr>
+        <w:t xml:space="preserve"> </w:t>
+      </w:r>
+      <w:r>
+        <w:rPr>
+          <w:rFonts w:eastAsiaTheme="minorEastAsia"/>
+          <w:bCs/>
+          <w:i/>
+          <w:iCs/>
+        </w:rPr>
+        <w:t>beta2alpha = [99, 210, 450]</w:t>
+      </w:r>
+      <w:r>
+        <w:rPr>
+          <w:rFonts w:eastAsiaTheme="minorEastAsia"/>
+          <w:bCs/>
+        </w:rPr>
+        <w:t xml:space="preserve">, and </w:t>
+      </w:r>
+      <w:r>
+        <w:rPr>
+          <w:rFonts w:eastAsiaTheme="minorEastAsia"/>
+          <w:bCs/>
+          <w:i/>
+          <w:iCs/>
+        </w:rPr>
+        <w:t>missions = 1</w:t>
+      </w:r>
+      <w:r>
+        <w:rPr>
+          <w:rFonts w:eastAsiaTheme="minorEastAsia"/>
+          <w:bCs/>
+        </w:rPr>
+        <w:t xml:space="preserve">, the output should be </w:t>
+      </w:r>
+      <w:proofErr w:type="gramStart"/>
+      <w:r>
+        <w:rPr>
+          <w:rFonts w:eastAsiaTheme="minorEastAsia"/>
+          <w:bCs/>
+          <w:i/>
+          <w:iCs/>
+        </w:rPr>
+        <w:t>solution(</w:t>
+      </w:r>
+      <w:proofErr w:type="gramEnd"/>
+      <w:r>
+        <w:rPr>
+          <w:rFonts w:eastAsiaTheme="minorEastAsia"/>
+          <w:bCs/>
+          <w:i/>
+          <w:iCs/>
+        </w:rPr>
+        <w:t>alpha2beta, beta2alpha, missions) = 310.</w:t>
+      </w:r>
+    </w:p>
+    <w:p>
+      <w:pPr>
+        <w:ind w:left="720"/>
+        <w:rPr>
+          <w:rFonts w:eastAsiaTheme="minorEastAsia"/>
+          <w:bCs/>
+        </w:rPr>
+      </w:pPr>
+    </w:p>
+    <w:p>
+      <w:pPr>
+        <w:ind w:left="720"/>
+        <w:rPr>
+          <w:rFonts w:eastAsiaTheme="minorEastAsia"/>
+          <w:bCs/>
+        </w:rPr>
+      </w:pPr>
+      <w:r>
+        <w:rPr>
+          <w:rFonts w:eastAsiaTheme="minorEastAsia"/>
+          <w:bCs/>
+        </w:rPr>
+        <w:t>Answer: Question83</w:t>
+      </w:r>
+    </w:p>
+    <w:p>
+      <w:pPr>
+        <w:rPr>
+          <w:rFonts w:eastAsiaTheme="minorEastAsia"/>
+          <w:bCs/>
+        </w:rPr>
+      </w:pPr>
+    </w:p>
+    <w:p>
+      <w:pPr>
+        <w:pStyle w:val="ListParagraph"/>
+        <w:numPr>
+          <w:ilvl w:val="0"/>
+          <w:numId w:val="1"/>
+        </w:numPr>
+        <w:rPr>
+          <w:rFonts w:eastAsiaTheme="minorEastAsia"/>
+          <w:bCs/>
+        </w:rPr>
+      </w:pPr>
+      <w:r>
+        <w:rPr>
+          <w:rFonts w:eastAsiaTheme="minorEastAsia"/>
+          <w:bCs/>
+        </w:rPr>
+        <w:t>A mountaineer is studying a mountain range with several peaks of different heights The peaks are arranged in a line, numbered from 0 onwards. Due to an optical illusion, the mountaineer can only compare peaks that are at least a certain number of positions apart.</w:t>
+      </w:r>
+    </w:p>
+    <w:p>
+      <w:pPr>
+        <w:rPr>
+          <w:rFonts w:eastAsiaTheme="minorEastAsia"/>
+          <w:bCs/>
+        </w:rPr>
+      </w:pPr>
+    </w:p>
+    <w:p>
+      <w:pPr>
+        <w:ind w:left="720"/>
+        <w:rPr>
+          <w:rFonts w:eastAsiaTheme="minorEastAsia"/>
+          <w:bCs/>
+        </w:rPr>
+      </w:pPr>
+      <w:r>
+        <w:rPr>
+          <w:rFonts w:eastAsiaTheme="minorEastAsia"/>
+          <w:bCs/>
+        </w:rPr>
+        <w:t xml:space="preserve">Given the heights of all peaks in meters as </w:t>
+      </w:r>
+      <w:r>
+        <w:rPr>
+          <w:rFonts w:eastAsiaTheme="minorEastAsia"/>
+          <w:bCs/>
+          <w:i/>
+          <w:iCs/>
+        </w:rPr>
+        <w:t>heights</w:t>
+      </w:r>
+      <w:r>
+        <w:rPr>
+          <w:rFonts w:eastAsiaTheme="minorEastAsia"/>
+          <w:bCs/>
+        </w:rPr>
+        <w:t xml:space="preserve"> and the minimum viewing distance </w:t>
+      </w:r>
+      <w:proofErr w:type="spellStart"/>
+      <w:r>
+        <w:rPr>
+          <w:rFonts w:eastAsiaTheme="minorEastAsia"/>
+          <w:bCs/>
+          <w:i/>
+          <w:iCs/>
+        </w:rPr>
+        <w:t>viewingGap</w:t>
+      </w:r>
+      <w:proofErr w:type="spellEnd"/>
+      <w:r>
+        <w:rPr>
+          <w:rFonts w:eastAsiaTheme="minorEastAsia"/>
+          <w:bCs/>
+        </w:rPr>
+        <w:t>, help the mountaineer find the most similar pair of peaks (the pair with the smallest height difference) that can be compared.</w:t>
+      </w:r>
+    </w:p>
+    <w:p>
+      <w:pPr>
+        <w:ind w:left="720"/>
+        <w:rPr>
+          <w:rFonts w:eastAsiaTheme="minorEastAsia"/>
+          <w:bCs/>
+        </w:rPr>
+      </w:pPr>
+    </w:p>
+    <w:p>
+      <w:pPr>
+        <w:ind w:left="720"/>
+        <w:rPr>
+          <w:rFonts w:eastAsiaTheme="minorEastAsia"/>
+          <w:bCs/>
+        </w:rPr>
+      </w:pPr>
+      <w:r>
+        <w:rPr>
+          <w:rFonts w:eastAsiaTheme="minorEastAsia"/>
+          <w:bCs/>
+        </w:rPr>
+        <w:t xml:space="preserve">In other words, determine the minimum value of </w:t>
+      </w:r>
+      <m:oMath>
+        <m:d>
+          <m:dPr>
+            <m:begChr m:val="|"/>
+            <m:endChr m:val="|"/>
+            <m:ctrlPr>
+              <w:rPr>
+                <w:rFonts w:ascii="Cambria Math" w:eastAsiaTheme="minorEastAsia" w:hAnsi="Cambria Math"/>
+                <w:bCs/>
+                <w:i/>
+              </w:rPr>
+            </m:ctrlPr>
+          </m:dPr>
+          <m:e>
+            <m:r>
+              <w:rPr>
+                <w:rFonts w:ascii="Cambria Math" w:eastAsiaTheme="minorEastAsia" w:hAnsi="Cambria Math"/>
+              </w:rPr>
+              <m:t xml:space="preserve"> heights</m:t>
+            </m:r>
+            <m:d>
+              <m:dPr>
+                <m:begChr m:val="["/>
+                <m:endChr m:val="]"/>
+                <m:ctrlPr>
+                  <w:rPr>
+                    <w:rFonts w:ascii="Cambria Math" w:eastAsiaTheme="minorEastAsia" w:hAnsi="Cambria Math"/>
+                    <w:bCs/>
+                    <w:i/>
+                  </w:rPr>
+                </m:ctrlPr>
+              </m:dPr>
+              <m:e>
+                <m:r>
+                  <w:rPr>
+                    <w:rFonts w:ascii="Cambria Math" w:eastAsiaTheme="minorEastAsia" w:hAnsi="Cambria Math"/>
+                  </w:rPr>
+                  <m:t>a</m:t>
+                </m:r>
+              </m:e>
+            </m:d>
+            <m:r>
+              <w:rPr>
+                <w:rFonts w:ascii="Cambria Math" w:eastAsiaTheme="minorEastAsia" w:hAnsi="Cambria Math"/>
+              </w:rPr>
+              <m:t>-heights</m:t>
+            </m:r>
+            <m:d>
+              <m:dPr>
+                <m:begChr m:val="["/>
+                <m:endChr m:val="]"/>
+                <m:ctrlPr>
+                  <w:rPr>
+                    <w:rFonts w:ascii="Cambria Math" w:eastAsiaTheme="minorEastAsia" w:hAnsi="Cambria Math"/>
+                    <w:bCs/>
+                    <w:i/>
+                  </w:rPr>
+                </m:ctrlPr>
+              </m:dPr>
+              <m:e>
+                <m:r>
+                  <w:rPr>
+                    <w:rFonts w:ascii="Cambria Math" w:eastAsiaTheme="minorEastAsia" w:hAnsi="Cambria Math"/>
+                  </w:rPr>
+                  <m:t>b</m:t>
+                </m:r>
+              </m:e>
+            </m:d>
+          </m:e>
+        </m:d>
+      </m:oMath>
+      <w:r>
+        <w:rPr>
+          <w:rFonts w:eastAsiaTheme="minorEastAsia"/>
+          <w:bCs/>
+        </w:rPr>
+        <w:t xml:space="preserve">, where </w:t>
+      </w:r>
+      <m:oMath>
+        <m:d>
+          <m:dPr>
+            <m:begChr m:val="|"/>
+            <m:endChr m:val="|"/>
+            <m:ctrlPr>
+              <w:rPr>
+                <w:rFonts w:ascii="Cambria Math" w:eastAsiaTheme="minorEastAsia" w:hAnsi="Cambria Math"/>
+                <w:bCs/>
+                <w:i/>
+              </w:rPr>
+            </m:ctrlPr>
+          </m:dPr>
+          <m:e>
+            <m:r>
+              <w:rPr>
+                <w:rFonts w:ascii="Cambria Math" w:eastAsiaTheme="minorEastAsia" w:hAnsi="Cambria Math"/>
+              </w:rPr>
+              <m:t>a-b</m:t>
+            </m:r>
+          </m:e>
+        </m:d>
+        <m:r>
+          <w:rPr>
+            <w:rFonts w:ascii="Cambria Math" w:eastAsiaTheme="minorEastAsia" w:hAnsi="Cambria Math"/>
+          </w:rPr>
+          <m:t>≥viewingGap</m:t>
+        </m:r>
+      </m:oMath>
+      <w:r>
+        <w:rPr>
+          <w:rFonts w:eastAsiaTheme="minorEastAsia"/>
+          <w:bCs/>
+        </w:rPr>
+        <w:t>.</w:t>
+      </w:r>
+    </w:p>
+    <w:p>
+      <w:pPr>
+        <w:ind w:left="720"/>
+        <w:rPr>
+          <w:rFonts w:eastAsiaTheme="minorEastAsia"/>
+          <w:bCs/>
+        </w:rPr>
+      </w:pPr>
+    </w:p>
+    <w:p>
+      <w:pPr>
+        <w:ind w:left="720"/>
+        <w:rPr>
+          <w:rFonts w:eastAsiaTheme="minorEastAsia"/>
+          <w:bCs/>
+        </w:rPr>
+      </w:pPr>
+      <w:r>
+        <w:rPr>
+          <w:rFonts w:eastAsiaTheme="minorEastAsia"/>
+          <w:b/>
+        </w:rPr>
+        <w:t>Example:</w:t>
+      </w:r>
+    </w:p>
+    <w:p>
+      <w:pPr>
+        <w:ind w:left="720"/>
+        <w:rPr>
+          <w:rFonts w:eastAsiaTheme="minorEastAsia"/>
+          <w:bCs/>
+        </w:rPr>
+      </w:pPr>
+    </w:p>
+    <w:p>
+      <w:pPr>
+        <w:ind w:left="720"/>
+        <w:rPr>
+          <w:rFonts w:eastAsiaTheme="minorEastAsia"/>
+          <w:bCs/>
+        </w:rPr>
+      </w:pPr>
+      <w:r>
+        <w:rPr>
+          <w:rFonts w:eastAsiaTheme="minorEastAsia"/>
+          <w:bCs/>
+        </w:rPr>
+        <w:t xml:space="preserve">For </w:t>
+      </w:r>
+      <w:r>
+        <w:rPr>
+          <w:rFonts w:eastAsiaTheme="minorEastAsia"/>
+          <w:bCs/>
+          <w:i/>
+          <w:iCs/>
+        </w:rPr>
+        <w:t>heights = [1,5,4,10,9]</w:t>
+      </w:r>
+      <w:r>
+        <w:rPr>
+          <w:rFonts w:eastAsiaTheme="minorEastAsia"/>
+          <w:bCs/>
+        </w:rPr>
+        <w:t xml:space="preserve"> and </w:t>
+      </w:r>
+      <w:proofErr w:type="spellStart"/>
+      <w:r>
+        <w:rPr>
+          <w:rFonts w:eastAsiaTheme="minorEastAsia"/>
+          <w:bCs/>
+          <w:i/>
+          <w:iCs/>
+        </w:rPr>
+        <w:t>viewingGap</w:t>
+      </w:r>
+      <w:proofErr w:type="spellEnd"/>
+      <w:r>
+        <w:rPr>
+          <w:rFonts w:eastAsiaTheme="minorEastAsia"/>
+          <w:bCs/>
+          <w:i/>
+          <w:iCs/>
+        </w:rPr>
+        <w:t xml:space="preserve"> = 3</w:t>
+      </w:r>
+      <w:r>
+        <w:rPr>
+          <w:rFonts w:eastAsiaTheme="minorEastAsia"/>
+          <w:bCs/>
+        </w:rPr>
+        <w:t xml:space="preserve">, the output should be </w:t>
+      </w:r>
+      <w:proofErr w:type="gramStart"/>
+      <w:r>
+        <w:rPr>
+          <w:rFonts w:eastAsiaTheme="minorEastAsia"/>
+          <w:bCs/>
+          <w:i/>
+          <w:iCs/>
+        </w:rPr>
+        <w:t>solution(</w:t>
+      </w:r>
+      <w:proofErr w:type="gramEnd"/>
+      <w:r>
+        <w:rPr>
+          <w:rFonts w:eastAsiaTheme="minorEastAsia"/>
+          <w:bCs/>
+          <w:i/>
+          <w:iCs/>
+        </w:rPr>
+        <w:t xml:space="preserve">heights, </w:t>
+      </w:r>
+      <w:proofErr w:type="spellStart"/>
+      <w:r>
+        <w:rPr>
+          <w:rFonts w:eastAsiaTheme="minorEastAsia"/>
+          <w:bCs/>
+          <w:i/>
+          <w:iCs/>
+        </w:rPr>
+        <w:t>viewingGap</w:t>
+      </w:r>
+      <w:proofErr w:type="spellEnd"/>
+      <w:r>
+        <w:rPr>
+          <w:rFonts w:eastAsiaTheme="minorEastAsia"/>
+          <w:bCs/>
+          <w:i/>
+          <w:iCs/>
+        </w:rPr>
+        <w:t>) = 4.</w:t>
+      </w:r>
+    </w:p>
+    <w:p>
+      <w:pPr>
+        <w:ind w:left="720"/>
+        <w:rPr>
+          <w:rFonts w:eastAsiaTheme="minorEastAsia"/>
+          <w:bCs/>
+        </w:rPr>
+      </w:pPr>
+    </w:p>
+    <w:p>
+      <w:pPr>
+        <w:ind w:left="720"/>
+        <w:rPr>
+          <w:rFonts w:eastAsiaTheme="minorEastAsia"/>
+          <w:bCs/>
+        </w:rPr>
+      </w:pPr>
+      <w:r>
+        <w:rPr>
+          <w:rFonts w:eastAsiaTheme="minorEastAsia"/>
+          <w:bCs/>
+        </w:rPr>
+        <w:t>Answer: Question84</w:t>
+      </w:r>
     </w:p>
     <w:sectPr>
       <w:pgSz w:w="12240" w:h="15840"/>

--- a/src/main/resources/capitalone/codesignal/swe/CodeSignal_Questions_SWE.docx
+++ b/src/main/resources/capitalone/codesignal/swe/CodeSignal_Questions_SWE.docx
@@ -27555,6 +27555,402 @@
           <w:bCs/>
         </w:rPr>
         <w:t>Answer: Question84</w:t>
+      </w:r>
+    </w:p>
+    <w:p>
+      <w:pPr>
+        <w:rPr>
+          <w:rFonts w:eastAsiaTheme="minorEastAsia"/>
+          <w:bCs/>
+        </w:rPr>
+      </w:pPr>
+    </w:p>
+    <w:p>
+      <w:pPr>
+        <w:pStyle w:val="ListParagraph"/>
+        <w:numPr>
+          <w:ilvl w:val="0"/>
+          <w:numId w:val="1"/>
+        </w:numPr>
+        <w:rPr>
+          <w:rFonts w:eastAsiaTheme="minorEastAsia"/>
+          <w:bCs/>
+        </w:rPr>
+      </w:pPr>
+      <w:r>
+        <w:rPr>
+          <w:rFonts w:eastAsiaTheme="minorEastAsia"/>
+          <w:bCs/>
+        </w:rPr>
+        <w:t xml:space="preserve">You are managing a row of building structures with varying heights represented by an array </w:t>
+      </w:r>
+      <w:proofErr w:type="gramStart"/>
+      <w:r>
+        <w:rPr>
+          <w:rFonts w:eastAsiaTheme="minorEastAsia"/>
+          <w:bCs/>
+          <w:i/>
+          <w:iCs/>
+        </w:rPr>
+        <w:t>structures</w:t>
+      </w:r>
+      <w:proofErr w:type="gramEnd"/>
+      <w:r>
+        <w:rPr>
+          <w:rFonts w:eastAsiaTheme="minorEastAsia"/>
+          <w:bCs/>
+        </w:rPr>
+        <w:t xml:space="preserve">. You want to transform these structures into harmonious pattern where each structure differs from its adjacent neighbors by exactly one unit in height, forming either an ascending or descending sequence. </w:t>
+      </w:r>
+    </w:p>
+    <w:p>
+      <w:pPr>
+        <w:rPr>
+          <w:rFonts w:eastAsiaTheme="minorEastAsia"/>
+          <w:bCs/>
+        </w:rPr>
+      </w:pPr>
+    </w:p>
+    <w:p>
+      <w:pPr>
+        <w:ind w:left="720"/>
+        <w:rPr>
+          <w:rFonts w:eastAsiaTheme="minorEastAsia"/>
+          <w:bCs/>
+        </w:rPr>
+      </w:pPr>
+      <w:r>
+        <w:rPr>
+          <w:rFonts w:eastAsiaTheme="minorEastAsia"/>
+          <w:bCs/>
+        </w:rPr>
+        <w:t>To modify the structures, you can only add one unit of height to any structure in a single operation. Your goal is to determine the minimum number of operations needed to achieve either an ascending or descending stepwise pattern – whichever requires fewer operations.</w:t>
+      </w:r>
+    </w:p>
+    <w:p>
+      <w:pPr>
+        <w:ind w:left="720"/>
+        <w:rPr>
+          <w:rFonts w:eastAsiaTheme="minorEastAsia"/>
+          <w:bCs/>
+        </w:rPr>
+      </w:pPr>
+    </w:p>
+    <w:p>
+      <w:pPr>
+        <w:ind w:left="720"/>
+        <w:rPr>
+          <w:rFonts w:eastAsiaTheme="minorEastAsia"/>
+          <w:bCs/>
+        </w:rPr>
+      </w:pPr>
+      <w:r>
+        <w:rPr>
+          <w:rFonts w:eastAsiaTheme="minorEastAsia"/>
+          <w:b/>
+        </w:rPr>
+        <w:t>Example:</w:t>
+      </w:r>
+    </w:p>
+    <w:p>
+      <w:pPr>
+        <w:ind w:left="720"/>
+        <w:rPr>
+          <w:rFonts w:eastAsiaTheme="minorEastAsia"/>
+          <w:bCs/>
+        </w:rPr>
+      </w:pPr>
+    </w:p>
+    <w:p>
+      <w:pPr>
+        <w:ind w:left="720"/>
+        <w:rPr>
+          <w:rFonts w:eastAsiaTheme="minorEastAsia"/>
+          <w:bCs/>
+        </w:rPr>
+      </w:pPr>
+      <w:r>
+        <w:rPr>
+          <w:rFonts w:eastAsiaTheme="minorEastAsia"/>
+          <w:bCs/>
+        </w:rPr>
+        <w:t xml:space="preserve">For </w:t>
+      </w:r>
+      <w:r>
+        <w:rPr>
+          <w:rFonts w:eastAsiaTheme="minorEastAsia"/>
+          <w:bCs/>
+          <w:i/>
+          <w:iCs/>
+        </w:rPr>
+        <w:t>structures = [1,4,3,2]</w:t>
+      </w:r>
+      <w:r>
+        <w:rPr>
+          <w:rFonts w:eastAsiaTheme="minorEastAsia"/>
+          <w:bCs/>
+        </w:rPr>
+        <w:t xml:space="preserve">, the output should be </w:t>
+      </w:r>
+      <w:r>
+        <w:rPr>
+          <w:rFonts w:eastAsiaTheme="minorEastAsia"/>
+          <w:bCs/>
+          <w:i/>
+          <w:iCs/>
+        </w:rPr>
+        <w:t>solution(structures) = 4.</w:t>
+      </w:r>
+    </w:p>
+    <w:p>
+      <w:pPr>
+        <w:ind w:left="720"/>
+        <w:rPr>
+          <w:rFonts w:eastAsiaTheme="minorEastAsia"/>
+          <w:bCs/>
+        </w:rPr>
+      </w:pPr>
+    </w:p>
+    <w:p>
+      <w:pPr>
+        <w:ind w:left="720"/>
+        <w:rPr>
+          <w:rFonts w:eastAsiaTheme="minorEastAsia"/>
+          <w:bCs/>
+        </w:rPr>
+      </w:pPr>
+      <w:r>
+        <w:rPr>
+          <w:rFonts w:eastAsiaTheme="minorEastAsia"/>
+          <w:bCs/>
+        </w:rPr>
+        <w:t>Answer: Question85</w:t>
+      </w:r>
+    </w:p>
+    <w:p>
+      <w:pPr>
+        <w:rPr>
+          <w:rFonts w:eastAsiaTheme="minorEastAsia"/>
+          <w:bCs/>
+        </w:rPr>
+      </w:pPr>
+    </w:p>
+    <w:p>
+      <w:pPr>
+        <w:pStyle w:val="ListParagraph"/>
+        <w:numPr>
+          <w:ilvl w:val="0"/>
+          <w:numId w:val="1"/>
+        </w:numPr>
+        <w:rPr>
+          <w:rFonts w:eastAsiaTheme="minorEastAsia"/>
+          <w:bCs/>
+        </w:rPr>
+      </w:pPr>
+      <w:r>
+        <w:rPr>
+          <w:rFonts w:eastAsiaTheme="minorEastAsia"/>
+          <w:bCs/>
+        </w:rPr>
+        <w:t xml:space="preserve">You are given an array of uppercase and lowercase English letters </w:t>
+      </w:r>
+      <w:r>
+        <w:rPr>
+          <w:rFonts w:eastAsiaTheme="minorEastAsia"/>
+          <w:bCs/>
+          <w:i/>
+          <w:iCs/>
+        </w:rPr>
+        <w:t>recording</w:t>
+      </w:r>
+      <w:r>
+        <w:rPr>
+          <w:rFonts w:eastAsiaTheme="minorEastAsia"/>
+          <w:bCs/>
+        </w:rPr>
+        <w:t xml:space="preserve"> representing a sequence of letters typed by the user.</w:t>
+      </w:r>
+    </w:p>
+    <w:p>
+      <w:pPr>
+        <w:rPr>
+          <w:rFonts w:eastAsiaTheme="minorEastAsia"/>
+          <w:bCs/>
+        </w:rPr>
+      </w:pPr>
+    </w:p>
+    <w:p>
+      <w:pPr>
+        <w:ind w:left="720"/>
+        <w:rPr>
+          <w:rFonts w:eastAsiaTheme="minorEastAsia"/>
+          <w:bCs/>
+        </w:rPr>
+      </w:pPr>
+      <w:r>
+        <w:rPr>
+          <w:rFonts w:eastAsiaTheme="minorEastAsia"/>
+          <w:bCs/>
+        </w:rPr>
+        <w:t>Your task is to count the number of times that the user changed keys while typing the sequence, considering that the uppercase and lowercase letters for a given letter require the user to press the same letter key (ignoring modifiers like Shift or Caps Lock). For example, typing ‘W’ and ‘w’ require the user to press the same key, whereas typing ‘w’ and ‘E’ or typing ‘w’ and ‘e’ require the user to change keys.</w:t>
+      </w:r>
+    </w:p>
+    <w:p>
+      <w:pPr>
+        <w:ind w:left="720"/>
+        <w:rPr>
+          <w:rFonts w:eastAsiaTheme="minorEastAsia"/>
+          <w:bCs/>
+        </w:rPr>
+      </w:pPr>
+    </w:p>
+    <w:p>
+      <w:pPr>
+        <w:ind w:left="720"/>
+        <w:rPr>
+          <w:rFonts w:eastAsiaTheme="minorEastAsia"/>
+          <w:bCs/>
+        </w:rPr>
+      </w:pPr>
+      <w:r>
+        <w:rPr>
+          <w:rFonts w:eastAsiaTheme="minorEastAsia"/>
+          <w:b/>
+        </w:rPr>
+        <w:t>Example:</w:t>
+      </w:r>
+    </w:p>
+    <w:p>
+      <w:pPr>
+        <w:ind w:left="720"/>
+        <w:rPr>
+          <w:rFonts w:eastAsiaTheme="minorEastAsia"/>
+          <w:bCs/>
+        </w:rPr>
+      </w:pPr>
+    </w:p>
+    <w:p>
+      <w:pPr>
+        <w:ind w:left="720"/>
+        <w:rPr>
+          <w:rFonts w:eastAsiaTheme="minorEastAsia"/>
+          <w:bCs/>
+          <w:i/>
+          <w:iCs/>
+        </w:rPr>
+      </w:pPr>
+      <w:r>
+        <w:rPr>
+          <w:rFonts w:eastAsiaTheme="minorEastAsia"/>
+          <w:bCs/>
+        </w:rPr>
+        <w:t xml:space="preserve">For </w:t>
+      </w:r>
+      <w:r>
+        <w:rPr>
+          <w:rFonts w:eastAsiaTheme="minorEastAsia"/>
+          <w:bCs/>
+          <w:i/>
+          <w:iCs/>
+        </w:rPr>
+        <w:t>recording = [‘</w:t>
+      </w:r>
+      <w:r>
+        <w:rPr>
+          <w:rFonts w:eastAsiaTheme="minorEastAsia"/>
+          <w:bCs/>
+          <w:i/>
+          <w:iCs/>
+        </w:rPr>
+        <w:t>W</w:t>
+      </w:r>
+      <w:r>
+        <w:rPr>
+          <w:rFonts w:eastAsiaTheme="minorEastAsia"/>
+          <w:bCs/>
+          <w:i/>
+          <w:iCs/>
+        </w:rPr>
+        <w:t>’, ‘w’, ‘</w:t>
+      </w:r>
+      <w:r>
+        <w:rPr>
+          <w:rFonts w:eastAsiaTheme="minorEastAsia"/>
+          <w:bCs/>
+          <w:i/>
+          <w:iCs/>
+        </w:rPr>
+        <w:t>a</w:t>
+      </w:r>
+      <w:r>
+        <w:rPr>
+          <w:rFonts w:eastAsiaTheme="minorEastAsia"/>
+          <w:bCs/>
+          <w:i/>
+          <w:iCs/>
+        </w:rPr>
+        <w:t>’, ‘A’, ‘a’, ‘b’, ‘</w:t>
+      </w:r>
+      <w:r>
+        <w:rPr>
+          <w:rFonts w:eastAsiaTheme="minorEastAsia"/>
+          <w:bCs/>
+          <w:i/>
+          <w:iCs/>
+        </w:rPr>
+        <w:t>B</w:t>
+      </w:r>
+      <w:r>
+        <w:rPr>
+          <w:rFonts w:eastAsiaTheme="minorEastAsia"/>
+          <w:bCs/>
+          <w:i/>
+          <w:iCs/>
+        </w:rPr>
+        <w:t>’]</w:t>
+      </w:r>
+      <w:r>
+        <w:rPr>
+          <w:rFonts w:eastAsiaTheme="minorEastAsia"/>
+          <w:bCs/>
+        </w:rPr>
+        <w:t xml:space="preserve">, the output should be </w:t>
+      </w:r>
+      <w:r>
+        <w:rPr>
+          <w:rFonts w:eastAsiaTheme="minorEastAsia"/>
+          <w:bCs/>
+          <w:i/>
+          <w:iCs/>
+        </w:rPr>
+        <w:t>solution(recording) = 2.</w:t>
+      </w:r>
+    </w:p>
+    <w:p>
+      <w:pPr>
+        <w:ind w:left="720"/>
+        <w:rPr>
+          <w:rFonts w:eastAsiaTheme="minorEastAsia"/>
+          <w:bCs/>
+          <w:i/>
+          <w:iCs/>
+        </w:rPr>
+      </w:pPr>
+    </w:p>
+    <w:p>
+      <w:pPr>
+        <w:ind w:left="720"/>
+        <w:rPr>
+          <w:rFonts w:eastAsiaTheme="minorEastAsia"/>
+          <w:bCs/>
+        </w:rPr>
+      </w:pPr>
+      <w:r>
+        <w:rPr>
+          <w:rFonts w:eastAsiaTheme="minorEastAsia"/>
+          <w:bCs/>
+        </w:rPr>
+        <w:t>Answer: Question86</w:t>
       </w:r>
     </w:p>
     <w:sectPr>
